--- a/документация/Отчет.docx
+++ b/документация/Отчет.docx
@@ -1158,7 +1158,7 @@
         </w:rPr>
         <w:fldChar w:fldCharType="separate"/>
       </w:r>
-      <w:hyperlink w:anchor="_Toc229822766" w:history="1">
+      <w:hyperlink w:anchor="_Toc229827214" w:history="1">
         <w:r>
           <w:rPr>
             <w:rStyle w:val="a9"/>
@@ -1187,7 +1187,7 @@
             <w:noProof/>
             <w:webHidden/>
           </w:rPr>
-          <w:instrText xml:space="preserve"> PAGEREF _Toc229822766 \h </w:instrText>
+          <w:instrText xml:space="preserve"> PAGEREF _Toc229827214 \h </w:instrText>
         </w:r>
         <w:r>
           <w:rPr>
@@ -1231,7 +1231,7 @@
           <w:lang w:eastAsia="ru-RU"/>
         </w:rPr>
       </w:pPr>
-      <w:hyperlink w:anchor="_Toc229822767" w:history="1">
+      <w:hyperlink w:anchor="_Toc229827215" w:history="1">
         <w:r>
           <w:rPr>
             <w:rStyle w:val="a9"/>
@@ -1277,7 +1277,7 @@
             <w:noProof/>
             <w:webHidden/>
           </w:rPr>
-          <w:instrText xml:space="preserve"> PAGEREF _Toc229822767 \h </w:instrText>
+          <w:instrText xml:space="preserve"> PAGEREF _Toc229827215 \h </w:instrText>
         </w:r>
         <w:r>
           <w:rPr>
@@ -1321,7 +1321,7 @@
           <w:lang w:eastAsia="ru-RU"/>
         </w:rPr>
       </w:pPr>
-      <w:hyperlink w:anchor="_Toc229822768" w:history="1">
+      <w:hyperlink w:anchor="_Toc229827216" w:history="1">
         <w:r>
           <w:rPr>
             <w:rStyle w:val="a9"/>
@@ -1367,7 +1367,7 @@
             <w:noProof/>
             <w:webHidden/>
           </w:rPr>
-          <w:instrText xml:space="preserve"> PAGEREF _Toc229822768 \h </w:instrText>
+          <w:instrText xml:space="preserve"> PAGEREF _Toc229827216 \h </w:instrText>
         </w:r>
         <w:r>
           <w:rPr>
@@ -1411,7 +1411,7 @@
           <w:lang w:eastAsia="ru-RU"/>
         </w:rPr>
       </w:pPr>
-      <w:hyperlink w:anchor="_Toc229822769" w:history="1">
+      <w:hyperlink w:anchor="_Toc229827217" w:history="1">
         <w:r>
           <w:rPr>
             <w:rStyle w:val="a9"/>
@@ -1457,7 +1457,7 @@
             <w:noProof/>
             <w:webHidden/>
           </w:rPr>
-          <w:instrText xml:space="preserve"> PAGEREF _Toc229822769 \h </w:instrText>
+          <w:instrText xml:space="preserve"> PAGEREF _Toc229827217 \h </w:instrText>
         </w:r>
         <w:r>
           <w:rPr>
@@ -1501,7 +1501,7 @@
           <w:lang w:eastAsia="ru-RU"/>
         </w:rPr>
       </w:pPr>
-      <w:hyperlink w:anchor="_Toc229822770" w:history="1">
+      <w:hyperlink w:anchor="_Toc229827218" w:history="1">
         <w:r>
           <w:rPr>
             <w:rStyle w:val="a9"/>
@@ -1549,7 +1549,7 @@
             <w:noProof/>
             <w:webHidden/>
           </w:rPr>
-          <w:instrText xml:space="preserve"> PAGEREF _Toc229822770 \h </w:instrText>
+          <w:instrText xml:space="preserve"> PAGEREF _Toc229827218 \h </w:instrText>
         </w:r>
         <w:r>
           <w:rPr>
@@ -1593,13 +1593,12 @@
           <w:lang w:eastAsia="ru-RU"/>
         </w:rPr>
       </w:pPr>
-      <w:hyperlink w:anchor="_Toc229822771" w:history="1">
+      <w:hyperlink w:anchor="_Toc229827219" w:history="1">
         <w:r>
           <w:rPr>
             <w:rStyle w:val="a9"/>
             <w:rFonts w:eastAsia="Times New Roman"/>
             <w:noProof/>
-            <w:highlight w:val="yellow"/>
             <w:lang w:eastAsia="ru-RU"/>
           </w:rPr>
           <w:t>3.</w:t>
@@ -1617,7 +1616,6 @@
             <w:rStyle w:val="a9"/>
             <w:rFonts w:eastAsia="Times New Roman"/>
             <w:noProof/>
-            <w:highlight w:val="yellow"/>
             <w:lang w:eastAsia="ru-RU"/>
           </w:rPr>
           <w:t>Создание плановой документации</w:t>
@@ -1641,7 +1639,7 @@
             <w:noProof/>
             <w:webHidden/>
           </w:rPr>
-          <w:instrText xml:space="preserve"> PAGEREF _Toc229822771 \h </w:instrText>
+          <w:instrText xml:space="preserve"> PAGEREF _Toc229827219 \h </w:instrText>
         </w:r>
         <w:r>
           <w:rPr>
@@ -1685,7 +1683,7 @@
           <w:lang w:eastAsia="ru-RU"/>
         </w:rPr>
       </w:pPr>
-      <w:hyperlink w:anchor="_Toc229822772" w:history="1">
+      <w:hyperlink w:anchor="_Toc229827220" w:history="1">
         <w:r>
           <w:rPr>
             <w:rStyle w:val="a9"/>
@@ -1731,7 +1729,7 @@
             <w:noProof/>
             <w:webHidden/>
           </w:rPr>
-          <w:instrText xml:space="preserve"> PAGEREF _Toc229822772 \h </w:instrText>
+          <w:instrText xml:space="preserve"> PAGEREF _Toc229827220 \h </w:instrText>
         </w:r>
         <w:r>
           <w:rPr>
@@ -1775,7 +1773,7 @@
           <w:lang w:eastAsia="ru-RU"/>
         </w:rPr>
       </w:pPr>
-      <w:hyperlink w:anchor="_Toc229822773" w:history="1">
+      <w:hyperlink w:anchor="_Toc229827221" w:history="1">
         <w:r>
           <w:rPr>
             <w:rStyle w:val="a9"/>
@@ -1817,7 +1815,7 @@
             <w:noProof/>
             <w:webHidden/>
           </w:rPr>
-          <w:instrText xml:space="preserve"> PAGEREF _Toc229822773 \h </w:instrText>
+          <w:instrText xml:space="preserve"> PAGEREF _Toc229827221 \h </w:instrText>
         </w:r>
         <w:r>
           <w:rPr>
@@ -1861,7 +1859,7 @@
           <w:lang w:eastAsia="ru-RU"/>
         </w:rPr>
       </w:pPr>
-      <w:hyperlink w:anchor="_Toc229822774" w:history="1">
+      <w:hyperlink w:anchor="_Toc229827222" w:history="1">
         <w:r>
           <w:rPr>
             <w:rStyle w:val="a9"/>
@@ -1903,7 +1901,7 @@
             <w:noProof/>
             <w:webHidden/>
           </w:rPr>
-          <w:instrText xml:space="preserve"> PAGEREF _Toc229822774 \h </w:instrText>
+          <w:instrText xml:space="preserve"> PAGEREF _Toc229827222 \h </w:instrText>
         </w:r>
         <w:r>
           <w:rPr>
@@ -1947,7 +1945,7 @@
           <w:lang w:eastAsia="ru-RU"/>
         </w:rPr>
       </w:pPr>
-      <w:hyperlink w:anchor="_Toc229822775" w:history="1">
+      <w:hyperlink w:anchor="_Toc229827223" w:history="1">
         <w:r>
           <w:rPr>
             <w:rStyle w:val="a9"/>
@@ -1989,7 +1987,7 @@
             <w:noProof/>
             <w:webHidden/>
           </w:rPr>
-          <w:instrText xml:space="preserve"> PAGEREF _Toc229822775 \h </w:instrText>
+          <w:instrText xml:space="preserve"> PAGEREF _Toc229827223 \h </w:instrText>
         </w:r>
         <w:r>
           <w:rPr>
@@ -2033,7 +2031,7 @@
           <w:lang w:eastAsia="ru-RU"/>
         </w:rPr>
       </w:pPr>
-      <w:hyperlink w:anchor="_Toc229822776" w:history="1">
+      <w:hyperlink w:anchor="_Toc229827224" w:history="1">
         <w:r>
           <w:rPr>
             <w:rStyle w:val="a9"/>
@@ -2075,7 +2073,7 @@
             <w:noProof/>
             <w:webHidden/>
           </w:rPr>
-          <w:instrText xml:space="preserve"> PAGEREF _Toc229822776 \h </w:instrText>
+          <w:instrText xml:space="preserve"> PAGEREF _Toc229827224 \h </w:instrText>
         </w:r>
         <w:r>
           <w:rPr>
@@ -2119,7 +2117,7 @@
           <w:lang w:eastAsia="ru-RU"/>
         </w:rPr>
       </w:pPr>
-      <w:hyperlink w:anchor="_Toc229822777" w:history="1">
+      <w:hyperlink w:anchor="_Toc229827225" w:history="1">
         <w:r>
           <w:rPr>
             <w:rStyle w:val="a9"/>
@@ -2161,7 +2159,7 @@
             <w:noProof/>
             <w:webHidden/>
           </w:rPr>
-          <w:instrText xml:space="preserve"> PAGEREF _Toc229822777 \h </w:instrText>
+          <w:instrText xml:space="preserve"> PAGEREF _Toc229827225 \h </w:instrText>
         </w:r>
         <w:r>
           <w:rPr>
@@ -2205,7 +2203,7 @@
           <w:lang w:eastAsia="ru-RU"/>
         </w:rPr>
       </w:pPr>
-      <w:hyperlink w:anchor="_Toc229822778" w:history="1">
+      <w:hyperlink w:anchor="_Toc229827226" w:history="1">
         <w:r>
           <w:rPr>
             <w:rStyle w:val="a9"/>
@@ -2247,7 +2245,7 @@
             <w:noProof/>
             <w:webHidden/>
           </w:rPr>
-          <w:instrText xml:space="preserve"> PAGEREF _Toc229822778 \h </w:instrText>
+          <w:instrText xml:space="preserve"> PAGEREF _Toc229827226 \h </w:instrText>
         </w:r>
         <w:r>
           <w:rPr>
@@ -2280,6 +2278,350 @@
     </w:p>
     <w:p>
       <w:pPr>
+        <w:pStyle w:val="21"/>
+        <w:tabs>
+          <w:tab w:val="left" w:pos="880"/>
+          <w:tab w:val="right" w:leader="dot" w:pos="9344"/>
+        </w:tabs>
+        <w:rPr>
+          <w:rFonts w:eastAsiaTheme="minorEastAsia"/>
+          <w:noProof/>
+          <w:lang w:eastAsia="ru-RU"/>
+        </w:rPr>
+      </w:pPr>
+      <w:hyperlink w:anchor="_Toc229827227" w:history="1">
+        <w:r>
+          <w:rPr>
+            <w:rStyle w:val="a9"/>
+            <w:noProof/>
+          </w:rPr>
+          <w:t>3.4.</w:t>
+        </w:r>
+        <w:r>
+          <w:rPr>
+            <w:rFonts w:eastAsiaTheme="minorEastAsia"/>
+            <w:noProof/>
+            <w:lang w:eastAsia="ru-RU"/>
+          </w:rPr>
+          <w:tab/>
+        </w:r>
+        <w:r>
+          <w:rPr>
+            <w:rStyle w:val="a9"/>
+            <w:noProof/>
+          </w:rPr>
+          <w:t>Диаграмма развертывания</w:t>
+        </w:r>
+        <w:r>
+          <w:rPr>
+            <w:noProof/>
+            <w:webHidden/>
+          </w:rPr>
+          <w:tab/>
+        </w:r>
+        <w:r>
+          <w:rPr>
+            <w:noProof/>
+            <w:webHidden/>
+          </w:rPr>
+          <w:fldChar w:fldCharType="begin"/>
+        </w:r>
+        <w:r>
+          <w:rPr>
+            <w:noProof/>
+            <w:webHidden/>
+          </w:rPr>
+          <w:instrText xml:space="preserve"> PAGEREF _Toc229827227 \h </w:instrText>
+        </w:r>
+        <w:r>
+          <w:rPr>
+            <w:noProof/>
+            <w:webHidden/>
+          </w:rPr>
+        </w:r>
+        <w:r>
+          <w:rPr>
+            <w:noProof/>
+            <w:webHidden/>
+          </w:rPr>
+          <w:fldChar w:fldCharType="separate"/>
+        </w:r>
+        <w:r>
+          <w:rPr>
+            <w:noProof/>
+            <w:webHidden/>
+          </w:rPr>
+          <w:t>34</w:t>
+        </w:r>
+        <w:r>
+          <w:rPr>
+            <w:noProof/>
+            <w:webHidden/>
+          </w:rPr>
+          <w:fldChar w:fldCharType="end"/>
+        </w:r>
+      </w:hyperlink>
+    </w:p>
+    <w:p>
+      <w:pPr>
+        <w:pStyle w:val="31"/>
+        <w:tabs>
+          <w:tab w:val="left" w:pos="1320"/>
+          <w:tab w:val="right" w:leader="dot" w:pos="9344"/>
+        </w:tabs>
+        <w:rPr>
+          <w:rFonts w:eastAsiaTheme="minorEastAsia"/>
+          <w:noProof/>
+          <w:lang w:eastAsia="ru-RU"/>
+        </w:rPr>
+      </w:pPr>
+      <w:hyperlink w:anchor="_Toc229827228" w:history="1">
+        <w:r>
+          <w:rPr>
+            <w:rStyle w:val="a9"/>
+            <w:noProof/>
+          </w:rPr>
+          <w:t>3.4.1.</w:t>
+        </w:r>
+        <w:r>
+          <w:rPr>
+            <w:rFonts w:eastAsiaTheme="minorEastAsia"/>
+            <w:noProof/>
+            <w:lang w:eastAsia="ru-RU"/>
+          </w:rPr>
+          <w:tab/>
+        </w:r>
+        <w:r>
+          <w:rPr>
+            <w:rStyle w:val="a9"/>
+            <w:noProof/>
+          </w:rPr>
+          <w:t>Узлы и устройства</w:t>
+        </w:r>
+        <w:r>
+          <w:rPr>
+            <w:noProof/>
+            <w:webHidden/>
+          </w:rPr>
+          <w:tab/>
+        </w:r>
+        <w:r>
+          <w:rPr>
+            <w:noProof/>
+            <w:webHidden/>
+          </w:rPr>
+          <w:fldChar w:fldCharType="begin"/>
+        </w:r>
+        <w:r>
+          <w:rPr>
+            <w:noProof/>
+            <w:webHidden/>
+          </w:rPr>
+          <w:instrText xml:space="preserve"> PAGEREF _Toc229827228 \h </w:instrText>
+        </w:r>
+        <w:r>
+          <w:rPr>
+            <w:noProof/>
+            <w:webHidden/>
+          </w:rPr>
+        </w:r>
+        <w:r>
+          <w:rPr>
+            <w:noProof/>
+            <w:webHidden/>
+          </w:rPr>
+          <w:fldChar w:fldCharType="separate"/>
+        </w:r>
+        <w:r>
+          <w:rPr>
+            <w:noProof/>
+            <w:webHidden/>
+          </w:rPr>
+          <w:t>34</w:t>
+        </w:r>
+        <w:r>
+          <w:rPr>
+            <w:noProof/>
+            <w:webHidden/>
+          </w:rPr>
+          <w:fldChar w:fldCharType="end"/>
+        </w:r>
+      </w:hyperlink>
+    </w:p>
+    <w:p>
+      <w:pPr>
+        <w:pStyle w:val="31"/>
+        <w:tabs>
+          <w:tab w:val="left" w:pos="1320"/>
+          <w:tab w:val="right" w:leader="dot" w:pos="9344"/>
+        </w:tabs>
+        <w:rPr>
+          <w:rFonts w:eastAsiaTheme="minorEastAsia"/>
+          <w:noProof/>
+          <w:lang w:eastAsia="ru-RU"/>
+        </w:rPr>
+      </w:pPr>
+      <w:hyperlink w:anchor="_Toc229827229" w:history="1">
+        <w:r>
+          <w:rPr>
+            <w:rStyle w:val="a9"/>
+            <w:noProof/>
+          </w:rPr>
+          <w:t>3.4.2.</w:t>
+        </w:r>
+        <w:r>
+          <w:rPr>
+            <w:rFonts w:eastAsiaTheme="minorEastAsia"/>
+            <w:noProof/>
+            <w:lang w:eastAsia="ru-RU"/>
+          </w:rPr>
+          <w:tab/>
+        </w:r>
+        <w:r>
+          <w:rPr>
+            <w:rStyle w:val="a9"/>
+            <w:noProof/>
+          </w:rPr>
+          <w:t>Сервисы, размещённые на серверном узле</w:t>
+        </w:r>
+        <w:r>
+          <w:rPr>
+            <w:noProof/>
+            <w:webHidden/>
+          </w:rPr>
+          <w:tab/>
+        </w:r>
+        <w:r>
+          <w:rPr>
+            <w:noProof/>
+            <w:webHidden/>
+          </w:rPr>
+          <w:fldChar w:fldCharType="begin"/>
+        </w:r>
+        <w:r>
+          <w:rPr>
+            <w:noProof/>
+            <w:webHidden/>
+          </w:rPr>
+          <w:instrText xml:space="preserve"> PAGEREF _Toc229827229 \h </w:instrText>
+        </w:r>
+        <w:r>
+          <w:rPr>
+            <w:noProof/>
+            <w:webHidden/>
+          </w:rPr>
+        </w:r>
+        <w:r>
+          <w:rPr>
+            <w:noProof/>
+            <w:webHidden/>
+          </w:rPr>
+          <w:fldChar w:fldCharType="separate"/>
+        </w:r>
+        <w:r>
+          <w:rPr>
+            <w:noProof/>
+            <w:webHidden/>
+          </w:rPr>
+          <w:t>35</w:t>
+        </w:r>
+        <w:r>
+          <w:rPr>
+            <w:noProof/>
+            <w:webHidden/>
+          </w:rPr>
+          <w:fldChar w:fldCharType="end"/>
+        </w:r>
+      </w:hyperlink>
+    </w:p>
+    <w:p>
+      <w:pPr>
+        <w:pStyle w:val="31"/>
+        <w:tabs>
+          <w:tab w:val="left" w:pos="1320"/>
+          <w:tab w:val="right" w:leader="dot" w:pos="9344"/>
+        </w:tabs>
+        <w:rPr>
+          <w:rFonts w:eastAsiaTheme="minorEastAsia"/>
+          <w:noProof/>
+          <w:lang w:eastAsia="ru-RU"/>
+        </w:rPr>
+      </w:pPr>
+      <w:hyperlink w:anchor="_Toc229827230" w:history="1">
+        <w:r>
+          <w:rPr>
+            <w:rStyle w:val="a9"/>
+            <w:noProof/>
+          </w:rPr>
+          <w:t>3.4.3.</w:t>
+        </w:r>
+        <w:r>
+          <w:rPr>
+            <w:rFonts w:eastAsiaTheme="minorEastAsia"/>
+            <w:noProof/>
+            <w:lang w:eastAsia="ru-RU"/>
+          </w:rPr>
+          <w:tab/>
+        </w:r>
+        <w:r>
+          <w:rPr>
+            <w:rStyle w:val="a9"/>
+            <w:noProof/>
+          </w:rPr>
+          <w:t>Базы данных</w:t>
+        </w:r>
+        <w:r>
+          <w:rPr>
+            <w:noProof/>
+            <w:webHidden/>
+          </w:rPr>
+          <w:tab/>
+        </w:r>
+        <w:r>
+          <w:rPr>
+            <w:noProof/>
+            <w:webHidden/>
+          </w:rPr>
+          <w:fldChar w:fldCharType="begin"/>
+        </w:r>
+        <w:r>
+          <w:rPr>
+            <w:noProof/>
+            <w:webHidden/>
+          </w:rPr>
+          <w:instrText xml:space="preserve"> PAGEREF _Toc229827230 \h </w:instrText>
+        </w:r>
+        <w:r>
+          <w:rPr>
+            <w:noProof/>
+            <w:webHidden/>
+          </w:rPr>
+        </w:r>
+        <w:r>
+          <w:rPr>
+            <w:noProof/>
+            <w:webHidden/>
+          </w:rPr>
+          <w:fldChar w:fldCharType="separate"/>
+        </w:r>
+        <w:r>
+          <w:rPr>
+            <w:noProof/>
+            <w:webHidden/>
+          </w:rPr>
+          <w:t>35</w:t>
+        </w:r>
+        <w:r>
+          <w:rPr>
+            <w:noProof/>
+            <w:webHidden/>
+          </w:rPr>
+          <w:fldChar w:fldCharType="end"/>
+        </w:r>
+      </w:hyperlink>
+    </w:p>
+    <w:p>
+      <w:pPr>
         <w:pStyle w:val="11"/>
         <w:tabs>
           <w:tab w:val="left" w:pos="440"/>
@@ -2291,7 +2633,7 @@
           <w:lang w:eastAsia="ru-RU"/>
         </w:rPr>
       </w:pPr>
-      <w:hyperlink w:anchor="_Toc229822779" w:history="1">
+      <w:hyperlink w:anchor="_Toc229827231" w:history="1">
         <w:r>
           <w:rPr>
             <w:rStyle w:val="a9"/>
@@ -2338,7 +2680,7 @@
             <w:noProof/>
             <w:webHidden/>
           </w:rPr>
-          <w:instrText xml:space="preserve"> PAGEREF _Toc229822779 \h </w:instrText>
+          <w:instrText xml:space="preserve"> PAGEREF _Toc229827231 \h </w:instrText>
         </w:r>
         <w:r>
           <w:rPr>
@@ -2358,7 +2700,7 @@
             <w:noProof/>
             <w:webHidden/>
           </w:rPr>
-          <w:t>35</w:t>
+          <w:t>37</w:t>
         </w:r>
         <w:r>
           <w:rPr>
@@ -2382,7 +2724,7 @@
           <w:lang w:eastAsia="ru-RU"/>
         </w:rPr>
       </w:pPr>
-      <w:hyperlink w:anchor="_Toc229822780" w:history="1">
+      <w:hyperlink w:anchor="_Toc229827232" w:history="1">
         <w:r>
           <w:rPr>
             <w:rStyle w:val="a9"/>
@@ -2430,7 +2772,7 @@
             <w:noProof/>
             <w:webHidden/>
           </w:rPr>
-          <w:instrText xml:space="preserve"> PAGEREF _Toc229822780 \h </w:instrText>
+          <w:instrText xml:space="preserve"> PAGEREF _Toc229827232 \h </w:instrText>
         </w:r>
         <w:r>
           <w:rPr>
@@ -2450,7 +2792,7 @@
             <w:noProof/>
             <w:webHidden/>
           </w:rPr>
-          <w:t>36</w:t>
+          <w:t>38</w:t>
         </w:r>
         <w:r>
           <w:rPr>
@@ -2474,7 +2816,7 @@
           <w:lang w:eastAsia="ru-RU"/>
         </w:rPr>
       </w:pPr>
-      <w:hyperlink w:anchor="_Toc229822781" w:history="1">
+      <w:hyperlink w:anchor="_Toc229827233" w:history="1">
         <w:r>
           <w:rPr>
             <w:rStyle w:val="a9"/>
@@ -2522,7 +2864,7 @@
             <w:noProof/>
             <w:webHidden/>
           </w:rPr>
-          <w:instrText xml:space="preserve"> PAGEREF _Toc229822781 \h </w:instrText>
+          <w:instrText xml:space="preserve"> PAGEREF _Toc229827233 \h </w:instrText>
         </w:r>
         <w:r>
           <w:rPr>
@@ -2542,7 +2884,7 @@
             <w:noProof/>
             <w:webHidden/>
           </w:rPr>
-          <w:t>37</w:t>
+          <w:t>39</w:t>
         </w:r>
         <w:r>
           <w:rPr>
@@ -2565,7 +2907,7 @@
           <w:lang w:eastAsia="ru-RU"/>
         </w:rPr>
       </w:pPr>
-      <w:hyperlink w:anchor="_Toc229822782" w:history="1">
+      <w:hyperlink w:anchor="_Toc229827234" w:history="1">
         <w:r>
           <w:rPr>
             <w:rStyle w:val="a9"/>
@@ -2595,7 +2937,7 @@
             <w:noProof/>
             <w:webHidden/>
           </w:rPr>
-          <w:instrText xml:space="preserve"> PAGEREF _Toc229822782 \h </w:instrText>
+          <w:instrText xml:space="preserve"> PAGEREF _Toc229827234 \h </w:instrText>
         </w:r>
         <w:r>
           <w:rPr>
@@ -2615,7 +2957,7 @@
             <w:noProof/>
             <w:webHidden/>
           </w:rPr>
-          <w:t>38</w:t>
+          <w:t>40</w:t>
         </w:r>
         <w:r>
           <w:rPr>
@@ -2647,6 +2989,8 @@
         </w:rPr>
         <w:fldChar w:fldCharType="end"/>
       </w:r>
+      <w:bookmarkStart w:id="2" w:name="_GoBack"/>
+      <w:bookmarkEnd w:id="2"/>
     </w:p>
     <w:p>
       <w:pPr>
@@ -2676,7 +3020,7 @@
           <w:lang w:eastAsia="ru-RU"/>
         </w:rPr>
       </w:pPr>
-      <w:bookmarkStart w:id="2" w:name="_Toc229822766"/>
+      <w:bookmarkStart w:id="3" w:name="_Toc229827214"/>
       <w:r>
         <w:rPr>
           <w:rFonts w:eastAsia="Times New Roman"/>
@@ -2685,7 +3029,7 @@
         <w:lastRenderedPageBreak/>
         <w:t>Введение</w:t>
       </w:r>
-      <w:bookmarkEnd w:id="2"/>
+      <w:bookmarkEnd w:id="3"/>
     </w:p>
     <w:p>
       <w:pPr>
@@ -3586,7 +3930,7 @@
           <w:lang w:eastAsia="ru-RU"/>
         </w:rPr>
       </w:pPr>
-      <w:bookmarkStart w:id="3" w:name="_Toc229822767"/>
+      <w:bookmarkStart w:id="4" w:name="_Toc229827215"/>
       <w:r>
         <w:rPr>
           <w:rFonts w:eastAsia="Times New Roman"/>
@@ -3595,7 +3939,7 @@
         <w:lastRenderedPageBreak/>
         <w:t>Концепт проекта</w:t>
       </w:r>
-      <w:bookmarkEnd w:id="3"/>
+      <w:bookmarkEnd w:id="4"/>
     </w:p>
     <w:p>
       <w:pPr>
@@ -3609,7 +3953,7 @@
           <w:lang w:eastAsia="ru-RU"/>
         </w:rPr>
       </w:pPr>
-      <w:bookmarkStart w:id="4" w:name="_Toc229822768"/>
+      <w:bookmarkStart w:id="5" w:name="_Toc229827216"/>
       <w:r>
         <w:rPr>
           <w:rFonts w:eastAsia="Times New Roman"/>
@@ -3617,7 +3961,7 @@
         </w:rPr>
         <w:t>Общее описание проекта</w:t>
       </w:r>
-      <w:bookmarkEnd w:id="4"/>
+      <w:bookmarkEnd w:id="5"/>
     </w:p>
     <w:p>
       <w:pPr>
@@ -4306,7 +4650,7 @@
           <w:lang w:eastAsia="ru-RU"/>
         </w:rPr>
       </w:pPr>
-      <w:bookmarkStart w:id="5" w:name="_Toc229822769"/>
+      <w:bookmarkStart w:id="6" w:name="_Toc229827217"/>
       <w:r>
         <w:rPr>
           <w:rFonts w:eastAsia="Times New Roman"/>
@@ -4314,7 +4658,7 @@
         </w:rPr>
         <w:t>Техническое задание</w:t>
       </w:r>
-      <w:bookmarkEnd w:id="5"/>
+      <w:bookmarkEnd w:id="6"/>
     </w:p>
     <w:p>
       <w:pPr>
@@ -17776,7 +18120,7 @@
           <w:lang w:eastAsia="ru-RU"/>
         </w:rPr>
       </w:pPr>
-      <w:bookmarkStart w:id="6" w:name="_Toc229822770"/>
+      <w:bookmarkStart w:id="7" w:name="_Toc229827218"/>
       <w:r>
         <w:rPr>
           <w:rFonts w:eastAsia="Times New Roman"/>
@@ -17786,7 +18130,7 @@
         <w:lastRenderedPageBreak/>
         <w:t>Формирование команды</w:t>
       </w:r>
-      <w:bookmarkEnd w:id="6"/>
+      <w:bookmarkEnd w:id="7"/>
     </w:p>
     <w:p>
       <w:pPr>
@@ -17933,45 +18277,19 @@
         </w:numPr>
         <w:rPr>
           <w:rFonts w:eastAsia="Times New Roman"/>
-          <w:highlight w:val="yellow"/>
-          <w:lang w:eastAsia="ru-RU"/>
-        </w:rPr>
-      </w:pPr>
-      <w:bookmarkStart w:id="7" w:name="_Toc229822771"/>
+          <w:lang w:eastAsia="ru-RU"/>
+        </w:rPr>
+      </w:pPr>
+      <w:bookmarkStart w:id="8" w:name="_Toc229827219"/>
       <w:r>
         <w:rPr>
           <w:rFonts w:eastAsia="Times New Roman"/>
-          <w:highlight w:val="yellow"/>
           <w:lang w:eastAsia="ru-RU"/>
         </w:rPr>
         <w:lastRenderedPageBreak/>
         <w:t>Создание плановой документации</w:t>
       </w:r>
-      <w:bookmarkEnd w:id="7"/>
-    </w:p>
-    <w:p>
-      <w:pPr>
-        <w:spacing w:after="100" w:afterAutospacing="1" w:line="360" w:lineRule="auto"/>
-        <w:ind w:firstLine="709"/>
-        <w:contextualSpacing/>
-        <w:jc w:val="both"/>
-        <w:rPr>
-          <w:rFonts w:ascii="Times New Roman" w:eastAsia="Times New Roman" w:hAnsi="Times New Roman" w:cs="Times New Roman"/>
-          <w:sz w:val="28"/>
-          <w:szCs w:val="28"/>
-          <w:lang w:eastAsia="ru-RU"/>
-        </w:rPr>
-      </w:pPr>
-      <w:r>
-        <w:rPr>
-          <w:rFonts w:ascii="Times New Roman" w:eastAsia="Times New Roman" w:hAnsi="Times New Roman" w:cs="Times New Roman"/>
-          <w:sz w:val="28"/>
-          <w:szCs w:val="28"/>
-          <w:highlight w:val="yellow"/>
-          <w:lang w:eastAsia="ru-RU"/>
-        </w:rPr>
-        <w:t>Описание системы с помощью диаграммы использования и других общих диаграмм.</w:t>
-      </w:r>
+      <w:bookmarkEnd w:id="8"/>
     </w:p>
     <w:p>
       <w:pPr>
@@ -18035,7 +18353,7 @@
           <w:lang w:eastAsia="ru-RU"/>
         </w:rPr>
       </w:pPr>
-      <w:bookmarkStart w:id="8" w:name="_Toc229822772"/>
+      <w:bookmarkStart w:id="9" w:name="_Toc229827220"/>
       <w:r>
         <w:rPr>
           <w:rFonts w:eastAsia="Times New Roman"/>
@@ -18043,7 +18361,7 @@
         </w:rPr>
         <w:t>Диаграмма Использования</w:t>
       </w:r>
-      <w:bookmarkEnd w:id="8"/>
+      <w:bookmarkEnd w:id="9"/>
     </w:p>
     <w:p>
       <w:pPr>
@@ -18417,7 +18735,6 @@
           <w:sz w:val="28"/>
           <w:szCs w:val="28"/>
         </w:rPr>
-        <w:lastRenderedPageBreak/>
         <w:t xml:space="preserve">Добавление/изменение билетов: администратор имеет права на </w:t>
       </w:r>
       <w:r>
@@ -18460,6 +18777,7 @@
           <w:sz w:val="28"/>
           <w:szCs w:val="28"/>
         </w:rPr>
+        <w:lastRenderedPageBreak/>
         <w:t>Прохождение тестирования: пользователь запускает выбранный режим и начинает тестирование</w:t>
       </w:r>
     </w:p>
@@ -18922,11 +19240,11 @@
           <w:numId w:val="41"/>
         </w:numPr>
       </w:pPr>
-      <w:bookmarkStart w:id="9" w:name="_Toc229822773"/>
+      <w:bookmarkStart w:id="10" w:name="_Toc229827221"/>
       <w:r>
         <w:t>Диаграмма классов</w:t>
       </w:r>
-      <w:bookmarkEnd w:id="9"/>
+      <w:bookmarkEnd w:id="10"/>
     </w:p>
     <w:p>
       <w:pPr>
@@ -18965,11 +19283,11 @@
         </w:numPr>
         <w:ind w:left="1418"/>
       </w:pPr>
-      <w:bookmarkStart w:id="10" w:name="_Toc229822774"/>
+      <w:bookmarkStart w:id="11" w:name="_Toc229827222"/>
       <w:r>
         <w:t>Гость и ограниченный доступ</w:t>
       </w:r>
-      <w:bookmarkEnd w:id="10"/>
+      <w:bookmarkEnd w:id="11"/>
     </w:p>
     <w:p>
       <w:pPr>
@@ -19017,11 +19335,11 @@
         </w:numPr>
         <w:ind w:left="1418"/>
       </w:pPr>
-      <w:bookmarkStart w:id="11" w:name="_Toc229822775"/>
+      <w:bookmarkStart w:id="12" w:name="_Toc229827223"/>
       <w:r>
         <w:t>Зарегистрированный пользователь: полный цикл тестирования</w:t>
       </w:r>
-      <w:bookmarkEnd w:id="11"/>
+      <w:bookmarkEnd w:id="12"/>
     </w:p>
     <w:p>
       <w:pPr>
@@ -19148,15 +19466,7 @@
           <w:sz w:val="28"/>
           <w:szCs w:val="28"/>
         </w:rPr>
-        <w:t xml:space="preserve">– </w:t>
-      </w:r>
-      <w:r>
-        <w:rPr>
-          <w:rFonts w:ascii="Times New Roman" w:hAnsi="Times New Roman" w:cs="Times New Roman"/>
-          <w:sz w:val="28"/>
-          <w:szCs w:val="28"/>
-        </w:rPr>
-        <w:t>предоставляется набор из 20 вопросов, с правом ошибиться только 2 раза, после этого тестирование завершается.</w:t>
+        <w:t>– предоставляется набор из 20 вопросов, с правом ошибиться только 2 раза, после этого тестирование завершается.</w:t>
       </w:r>
     </w:p>
     <w:p>
@@ -19428,11 +19738,11 @@
         </w:numPr>
         <w:ind w:left="1418"/>
       </w:pPr>
-      <w:bookmarkStart w:id="12" w:name="_Toc229822776"/>
+      <w:bookmarkStart w:id="13" w:name="_Toc229827224"/>
       <w:r>
         <w:t>Администратор: управление контентом</w:t>
       </w:r>
-      <w:bookmarkEnd w:id="12"/>
+      <w:bookmarkEnd w:id="13"/>
     </w:p>
     <w:p>
       <w:pPr>
@@ -19667,11 +19977,11 @@
           <w:numId w:val="41"/>
         </w:numPr>
       </w:pPr>
-      <w:bookmarkStart w:id="13" w:name="_Toc229822777"/>
+      <w:bookmarkStart w:id="14" w:name="_Toc229827225"/>
       <w:r>
         <w:t>Связи между процессами</w:t>
       </w:r>
-      <w:bookmarkEnd w:id="13"/>
+      <w:bookmarkEnd w:id="14"/>
     </w:p>
     <w:p>
       <w:pPr>
@@ -19827,8 +20137,10 @@
       <w:r>
         <w:rPr>
           <w:rFonts w:ascii="Times New Roman" w:hAnsi="Times New Roman" w:cs="Times New Roman"/>
-          <w:sz w:val="28"/>
-          <w:szCs w:val="28"/>
+          <w:noProof/>
+          <w:sz w:val="28"/>
+          <w:szCs w:val="28"/>
+          <w:lang w:eastAsia="ru-RU"/>
         </w:rPr>
         <w:lastRenderedPageBreak/>
         <w:drawing>
@@ -19908,11 +20220,11 @@
           <w:numId w:val="41"/>
         </w:numPr>
       </w:pPr>
-      <w:bookmarkStart w:id="14" w:name="_Toc229822778"/>
+      <w:bookmarkStart w:id="15" w:name="_Toc229827226"/>
       <w:r>
         <w:t>Диаграмма компонентов</w:t>
       </w:r>
-      <w:bookmarkEnd w:id="14"/>
+      <w:bookmarkEnd w:id="15"/>
     </w:p>
     <w:p>
       <w:pPr>
@@ -20174,9 +20486,11 @@
           <w:numId w:val="41"/>
         </w:numPr>
       </w:pPr>
+      <w:bookmarkStart w:id="16" w:name="_Toc229827227"/>
       <w:r>
         <w:t>Диаграмма развертывания</w:t>
       </w:r>
+      <w:bookmarkEnd w:id="16"/>
     </w:p>
     <w:p>
       <w:pPr>
@@ -20189,6 +20503,37 @@
           <w:szCs w:val="28"/>
         </w:rPr>
       </w:pPr>
+      <w:r>
+        <w:rPr>
+          <w:rFonts w:ascii="Times New Roman" w:hAnsi="Times New Roman" w:cs="Times New Roman"/>
+          <w:sz w:val="28"/>
+          <w:szCs w:val="28"/>
+        </w:rPr>
+        <w:t>Диаграмма развёртывания отражает физическую архитектуру системы: какие узлы участвуют в работе, как они соединены и какие сервисы на них разм</w:t>
+      </w:r>
+      <w:r>
+        <w:rPr>
+          <w:rFonts w:ascii="Times New Roman" w:hAnsi="Times New Roman" w:cs="Times New Roman"/>
+          <w:sz w:val="28"/>
+          <w:szCs w:val="28"/>
+        </w:rPr>
+        <w:t>ещены.</w:t>
+      </w:r>
+    </w:p>
+    <w:p>
+      <w:pPr>
+        <w:pStyle w:val="3"/>
+        <w:numPr>
+          <w:ilvl w:val="2"/>
+          <w:numId w:val="41"/>
+        </w:numPr>
+        <w:ind w:left="1418"/>
+      </w:pPr>
+      <w:bookmarkStart w:id="17" w:name="_Toc229827228"/>
+      <w:r>
+        <w:t>Узлы и устройства</w:t>
+      </w:r>
+      <w:bookmarkEnd w:id="17"/>
     </w:p>
     <w:p>
       <w:pPr>
@@ -20201,6 +20546,22 @@
           <w:szCs w:val="28"/>
         </w:rPr>
       </w:pPr>
+      <w:r>
+        <w:rPr>
+          <w:rFonts w:ascii="Times New Roman" w:hAnsi="Times New Roman" w:cs="Times New Roman"/>
+          <w:sz w:val="28"/>
+          <w:szCs w:val="28"/>
+        </w:rPr>
+        <w:t>Клиентская ч</w:t>
+      </w:r>
+      <w:r>
+        <w:rPr>
+          <w:rFonts w:ascii="Times New Roman" w:hAnsi="Times New Roman" w:cs="Times New Roman"/>
+          <w:sz w:val="28"/>
+          <w:szCs w:val="28"/>
+        </w:rPr>
+        <w:t>асть (на стороне пользователя):</w:t>
+      </w:r>
     </w:p>
     <w:p>
       <w:pPr>
@@ -20213,6 +20574,22 @@
           <w:szCs w:val="28"/>
         </w:rPr>
       </w:pPr>
+      <w:r>
+        <w:rPr>
+          <w:rFonts w:ascii="Times New Roman" w:hAnsi="Times New Roman" w:cs="Times New Roman"/>
+          <w:sz w:val="28"/>
+          <w:szCs w:val="28"/>
+        </w:rPr>
+        <w:t>Клиент — устройство пользователя (ПК, ноутбук, смартфон), на котором работает веб-клиент. Через него пользоват</w:t>
+      </w:r>
+      <w:r>
+        <w:rPr>
+          <w:rFonts w:ascii="Times New Roman" w:hAnsi="Times New Roman" w:cs="Times New Roman"/>
+          <w:sz w:val="28"/>
+          <w:szCs w:val="28"/>
+        </w:rPr>
+        <w:t>ель взаимодействует с системой.</w:t>
+      </w:r>
     </w:p>
     <w:p>
       <w:pPr>
@@ -20225,6 +20602,22 @@
           <w:szCs w:val="28"/>
         </w:rPr>
       </w:pPr>
+      <w:r>
+        <w:rPr>
+          <w:rFonts w:ascii="Times New Roman" w:hAnsi="Times New Roman" w:cs="Times New Roman"/>
+          <w:sz w:val="28"/>
+          <w:szCs w:val="28"/>
+        </w:rPr>
+        <w:t>Сотрудник — устройство администратора или модератора, также оснащённое веб-клиентом, но с особыми привилегиями (во</w:t>
+      </w:r>
+      <w:r>
+        <w:rPr>
+          <w:rFonts w:ascii="Times New Roman" w:hAnsi="Times New Roman" w:cs="Times New Roman"/>
+          <w:sz w:val="28"/>
+          <w:szCs w:val="28"/>
+        </w:rPr>
+        <w:t>зможность управлять контентом).</w:t>
+      </w:r>
     </w:p>
     <w:p>
       <w:pPr>
@@ -20237,6 +20630,40 @@
           <w:szCs w:val="28"/>
         </w:rPr>
       </w:pPr>
+      <w:r>
+        <w:rPr>
+          <w:rFonts w:ascii="Times New Roman" w:hAnsi="Times New Roman" w:cs="Times New Roman"/>
+          <w:sz w:val="28"/>
+          <w:szCs w:val="28"/>
+        </w:rPr>
+        <w:t xml:space="preserve">Оба клиента подключаются к серверной части через </w:t>
+      </w:r>
+      <w:proofErr w:type="spellStart"/>
+      <w:r>
+        <w:rPr>
+          <w:rFonts w:ascii="Times New Roman" w:hAnsi="Times New Roman" w:cs="Times New Roman"/>
+          <w:sz w:val="28"/>
+          <w:szCs w:val="28"/>
+        </w:rPr>
+        <w:t>интернет-соед</w:t>
+      </w:r>
+      <w:r>
+        <w:rPr>
+          <w:rFonts w:ascii="Times New Roman" w:hAnsi="Times New Roman" w:cs="Times New Roman"/>
+          <w:sz w:val="28"/>
+          <w:szCs w:val="28"/>
+        </w:rPr>
+        <w:t>инение</w:t>
+      </w:r>
+      <w:proofErr w:type="spellEnd"/>
+      <w:r>
+        <w:rPr>
+          <w:rFonts w:ascii="Times New Roman" w:hAnsi="Times New Roman" w:cs="Times New Roman"/>
+          <w:sz w:val="28"/>
+          <w:szCs w:val="28"/>
+        </w:rPr>
+        <w:t xml:space="preserve"> (защищённое соединение).</w:t>
+      </w:r>
     </w:p>
     <w:p>
       <w:pPr>
@@ -20261,6 +20688,15 @@
           <w:szCs w:val="28"/>
         </w:rPr>
       </w:pPr>
+      <w:r>
+        <w:rPr>
+          <w:rFonts w:ascii="Times New Roman" w:hAnsi="Times New Roman" w:cs="Times New Roman"/>
+          <w:sz w:val="28"/>
+          <w:szCs w:val="28"/>
+        </w:rPr>
+        <w:lastRenderedPageBreak/>
+        <w:t>Серверная часть:</w:t>
+      </w:r>
     </w:p>
     <w:p>
       <w:pPr>
@@ -20273,6 +20709,602 @@
           <w:szCs w:val="28"/>
         </w:rPr>
       </w:pPr>
+      <w:r>
+        <w:rPr>
+          <w:rFonts w:ascii="Times New Roman" w:hAnsi="Times New Roman" w:cs="Times New Roman"/>
+          <w:sz w:val="28"/>
+          <w:szCs w:val="28"/>
+        </w:rPr>
+        <w:t xml:space="preserve">Сервис базы данных и сервисов — центральный узел, на котором </w:t>
+      </w:r>
+      <w:r>
+        <w:rPr>
+          <w:rFonts w:ascii="Times New Roman" w:hAnsi="Times New Roman" w:cs="Times New Roman"/>
+          <w:sz w:val="28"/>
+          <w:szCs w:val="28"/>
+        </w:rPr>
+        <w:t>развёрнуты все сервисы системы.</w:t>
+      </w:r>
+    </w:p>
+    <w:p>
+      <w:pPr>
+        <w:pStyle w:val="aa"/>
+        <w:numPr>
+          <w:ilvl w:val="2"/>
+          <w:numId w:val="41"/>
+        </w:numPr>
+        <w:spacing w:after="0" w:line="360" w:lineRule="auto"/>
+        <w:ind w:left="1418"/>
+        <w:jc w:val="both"/>
+        <w:rPr>
+          <w:rFonts w:ascii="Times New Roman" w:eastAsiaTheme="majorEastAsia" w:hAnsi="Times New Roman" w:cstheme="majorBidi"/>
+          <w:sz w:val="28"/>
+          <w:szCs w:val="24"/>
+        </w:rPr>
+      </w:pPr>
+      <w:bookmarkStart w:id="18" w:name="_Toc229827229"/>
+      <w:r>
+        <w:rPr>
+          <w:rStyle w:val="30"/>
+        </w:rPr>
+        <w:t>Сервисы, размещённые на серверном узле</w:t>
+      </w:r>
+      <w:bookmarkEnd w:id="18"/>
+    </w:p>
+    <w:p>
+      <w:pPr>
+        <w:spacing w:after="0" w:line="360" w:lineRule="auto"/>
+        <w:jc w:val="both"/>
+        <w:rPr>
+          <w:rFonts w:ascii="Times New Roman" w:hAnsi="Times New Roman" w:cs="Times New Roman"/>
+          <w:sz w:val="28"/>
+          <w:szCs w:val="28"/>
+        </w:rPr>
+      </w:pPr>
+      <w:r>
+        <w:rPr>
+          <w:rFonts w:ascii="Times New Roman" w:hAnsi="Times New Roman" w:cs="Times New Roman"/>
+          <w:sz w:val="28"/>
+          <w:szCs w:val="28"/>
+        </w:rPr>
+        <w:t xml:space="preserve">Таблица 21 – </w:t>
+      </w:r>
+      <w:r>
+        <w:rPr>
+          <w:rStyle w:val="30"/>
+        </w:rPr>
+        <w:t>Сервисы серверного узла.</w:t>
+      </w:r>
+    </w:p>
+    <w:tbl>
+      <w:tblPr>
+        <w:tblStyle w:val="ab"/>
+        <w:tblW w:w="0" w:type="auto"/>
+        <w:tblLook w:val="04A0" w:firstRow="1" w:lastRow="0" w:firstColumn="1" w:lastColumn="0" w:noHBand="0" w:noVBand="1"/>
+      </w:tblPr>
+      <w:tblGrid>
+        <w:gridCol w:w="4672"/>
+        <w:gridCol w:w="4672"/>
+      </w:tblGrid>
+      <w:tr>
+        <w:tc>
+          <w:tcPr>
+            <w:tcW w:w="4672" w:type="dxa"/>
+          </w:tcPr>
+          <w:p>
+            <w:pPr>
+              <w:jc w:val="both"/>
+              <w:rPr>
+                <w:rFonts w:ascii="Times New Roman" w:hAnsi="Times New Roman" w:cs="Times New Roman"/>
+                <w:sz w:val="24"/>
+                <w:szCs w:val="24"/>
+              </w:rPr>
+            </w:pPr>
+            <w:r>
+              <w:rPr>
+                <w:rFonts w:ascii="Times New Roman" w:hAnsi="Times New Roman" w:cs="Times New Roman"/>
+                <w:sz w:val="24"/>
+                <w:szCs w:val="24"/>
+              </w:rPr>
+              <w:t>Сервис</w:t>
+            </w:r>
+          </w:p>
+        </w:tc>
+        <w:tc>
+          <w:tcPr>
+            <w:tcW w:w="4672" w:type="dxa"/>
+          </w:tcPr>
+          <w:p>
+            <w:pPr>
+              <w:jc w:val="both"/>
+              <w:rPr>
+                <w:rFonts w:ascii="Times New Roman" w:hAnsi="Times New Roman" w:cs="Times New Roman"/>
+                <w:sz w:val="24"/>
+                <w:szCs w:val="24"/>
+              </w:rPr>
+            </w:pPr>
+            <w:r>
+              <w:rPr>
+                <w:rFonts w:ascii="Times New Roman" w:hAnsi="Times New Roman" w:cs="Times New Roman"/>
+                <w:sz w:val="24"/>
+                <w:szCs w:val="24"/>
+              </w:rPr>
+              <w:t>Назначение</w:t>
+            </w:r>
+          </w:p>
+        </w:tc>
+      </w:tr>
+      <w:tr>
+        <w:tc>
+          <w:tcPr>
+            <w:tcW w:w="4672" w:type="dxa"/>
+          </w:tcPr>
+          <w:p>
+            <w:pPr>
+              <w:jc w:val="both"/>
+              <w:rPr>
+                <w:rFonts w:ascii="Times New Roman" w:hAnsi="Times New Roman" w:cs="Times New Roman"/>
+                <w:sz w:val="24"/>
+                <w:szCs w:val="24"/>
+              </w:rPr>
+            </w:pPr>
+            <w:r>
+              <w:rPr>
+                <w:rFonts w:ascii="Times New Roman" w:hAnsi="Times New Roman" w:cs="Times New Roman"/>
+                <w:sz w:val="24"/>
+                <w:szCs w:val="24"/>
+              </w:rPr>
+              <w:t>Сервис авторизации и регистрации</w:t>
+            </w:r>
+          </w:p>
+        </w:tc>
+        <w:tc>
+          <w:tcPr>
+            <w:tcW w:w="4672" w:type="dxa"/>
+          </w:tcPr>
+          <w:p>
+            <w:pPr>
+              <w:jc w:val="both"/>
+              <w:rPr>
+                <w:rFonts w:ascii="Times New Roman" w:hAnsi="Times New Roman" w:cs="Times New Roman"/>
+                <w:sz w:val="24"/>
+                <w:szCs w:val="24"/>
+              </w:rPr>
+            </w:pPr>
+            <w:r>
+              <w:rPr>
+                <w:rFonts w:ascii="Times New Roman" w:hAnsi="Times New Roman" w:cs="Times New Roman"/>
+                <w:sz w:val="24"/>
+                <w:szCs w:val="24"/>
+              </w:rPr>
+              <w:t>Обрабатывает вход пользователей в систему, регистрацию новых аккаунтов и проверку прав доступа</w:t>
+            </w:r>
+          </w:p>
+        </w:tc>
+      </w:tr>
+      <w:tr>
+        <w:tc>
+          <w:tcPr>
+            <w:tcW w:w="4672" w:type="dxa"/>
+          </w:tcPr>
+          <w:p>
+            <w:pPr>
+              <w:jc w:val="both"/>
+              <w:rPr>
+                <w:rFonts w:ascii="Times New Roman" w:hAnsi="Times New Roman" w:cs="Times New Roman"/>
+                <w:sz w:val="24"/>
+                <w:szCs w:val="24"/>
+              </w:rPr>
+            </w:pPr>
+            <w:r>
+              <w:rPr>
+                <w:rFonts w:ascii="Times New Roman" w:hAnsi="Times New Roman" w:cs="Times New Roman"/>
+                <w:sz w:val="24"/>
+                <w:szCs w:val="24"/>
+              </w:rPr>
+              <w:t>Сервис тестирования</w:t>
+            </w:r>
+          </w:p>
+        </w:tc>
+        <w:tc>
+          <w:tcPr>
+            <w:tcW w:w="4672" w:type="dxa"/>
+          </w:tcPr>
+          <w:p>
+            <w:pPr>
+              <w:jc w:val="both"/>
+              <w:rPr>
+                <w:rFonts w:ascii="Times New Roman" w:hAnsi="Times New Roman" w:cs="Times New Roman"/>
+                <w:sz w:val="24"/>
+                <w:szCs w:val="24"/>
+              </w:rPr>
+            </w:pPr>
+            <w:r>
+              <w:rPr>
+                <w:rFonts w:ascii="Times New Roman" w:hAnsi="Times New Roman" w:cs="Times New Roman"/>
+                <w:sz w:val="24"/>
+                <w:szCs w:val="24"/>
+              </w:rPr>
+              <w:t>Проводит тестирование: выдаёт вопросы, принимает ответы, фиксирует результат</w:t>
+            </w:r>
+          </w:p>
+        </w:tc>
+      </w:tr>
+      <w:tr>
+        <w:tc>
+          <w:tcPr>
+            <w:tcW w:w="4672" w:type="dxa"/>
+          </w:tcPr>
+          <w:p>
+            <w:pPr>
+              <w:jc w:val="both"/>
+              <w:rPr>
+                <w:rFonts w:ascii="Times New Roman" w:hAnsi="Times New Roman" w:cs="Times New Roman"/>
+                <w:sz w:val="24"/>
+                <w:szCs w:val="24"/>
+              </w:rPr>
+            </w:pPr>
+            <w:r>
+              <w:rPr>
+                <w:rFonts w:ascii="Times New Roman" w:hAnsi="Times New Roman" w:cs="Times New Roman"/>
+                <w:sz w:val="24"/>
+                <w:szCs w:val="24"/>
+              </w:rPr>
+              <w:t>Сервис администратора</w:t>
+            </w:r>
+          </w:p>
+        </w:tc>
+        <w:tc>
+          <w:tcPr>
+            <w:tcW w:w="4672" w:type="dxa"/>
+          </w:tcPr>
+          <w:p>
+            <w:pPr>
+              <w:jc w:val="both"/>
+              <w:rPr>
+                <w:rFonts w:ascii="Times New Roman" w:hAnsi="Times New Roman" w:cs="Times New Roman"/>
+                <w:sz w:val="24"/>
+                <w:szCs w:val="24"/>
+              </w:rPr>
+            </w:pPr>
+            <w:r>
+              <w:rPr>
+                <w:rFonts w:ascii="Times New Roman" w:hAnsi="Times New Roman" w:cs="Times New Roman"/>
+                <w:sz w:val="24"/>
+                <w:szCs w:val="24"/>
+              </w:rPr>
+              <w:t>Обеспечивает функции управления контентом: добавление, редактирование и удаление вопросов</w:t>
+            </w:r>
+          </w:p>
+        </w:tc>
+      </w:tr>
+      <w:tr>
+        <w:tc>
+          <w:tcPr>
+            <w:tcW w:w="4672" w:type="dxa"/>
+          </w:tcPr>
+          <w:p>
+            <w:pPr>
+              <w:jc w:val="both"/>
+              <w:rPr>
+                <w:rFonts w:ascii="Times New Roman" w:hAnsi="Times New Roman" w:cs="Times New Roman"/>
+                <w:sz w:val="24"/>
+                <w:szCs w:val="24"/>
+              </w:rPr>
+            </w:pPr>
+            <w:r>
+              <w:rPr>
+                <w:rFonts w:ascii="Times New Roman" w:hAnsi="Times New Roman" w:cs="Times New Roman"/>
+                <w:sz w:val="24"/>
+                <w:szCs w:val="24"/>
+              </w:rPr>
+              <w:t>Сервис аналитики</w:t>
+            </w:r>
+          </w:p>
+        </w:tc>
+        <w:tc>
+          <w:tcPr>
+            <w:tcW w:w="4672" w:type="dxa"/>
+          </w:tcPr>
+          <w:p>
+            <w:pPr>
+              <w:jc w:val="both"/>
+              <w:rPr>
+                <w:rFonts w:ascii="Times New Roman" w:hAnsi="Times New Roman" w:cs="Times New Roman"/>
+                <w:sz w:val="24"/>
+                <w:szCs w:val="24"/>
+              </w:rPr>
+            </w:pPr>
+            <w:r>
+              <w:rPr>
+                <w:rFonts w:ascii="Times New Roman" w:hAnsi="Times New Roman" w:cs="Times New Roman"/>
+                <w:sz w:val="24"/>
+                <w:szCs w:val="24"/>
+              </w:rPr>
+              <w:t>Собирает и обрабатывает статистику пользователей: соотношение правильных/неправильных ответов, прогресс, популярность режимов</w:t>
+            </w:r>
+          </w:p>
+        </w:tc>
+      </w:tr>
+    </w:tbl>
+    <w:p>
+      <w:pPr>
+        <w:spacing w:after="0" w:line="360" w:lineRule="auto"/>
+        <w:ind w:firstLine="709"/>
+        <w:jc w:val="both"/>
+        <w:rPr>
+          <w:rFonts w:ascii="Times New Roman" w:hAnsi="Times New Roman" w:cs="Times New Roman"/>
+          <w:sz w:val="28"/>
+          <w:szCs w:val="28"/>
+        </w:rPr>
+      </w:pPr>
+    </w:p>
+    <w:p>
+      <w:pPr>
+        <w:pStyle w:val="3"/>
+        <w:numPr>
+          <w:ilvl w:val="2"/>
+          <w:numId w:val="41"/>
+        </w:numPr>
+      </w:pPr>
+      <w:bookmarkStart w:id="19" w:name="_Toc229827230"/>
+      <w:r>
+        <w:t>Базы данных</w:t>
+      </w:r>
+      <w:bookmarkEnd w:id="19"/>
+    </w:p>
+    <w:p>
+      <w:pPr>
+        <w:spacing w:after="0" w:line="360" w:lineRule="auto"/>
+        <w:ind w:firstLine="709"/>
+        <w:jc w:val="both"/>
+        <w:rPr>
+          <w:rFonts w:ascii="Times New Roman" w:hAnsi="Times New Roman" w:cs="Times New Roman"/>
+          <w:sz w:val="28"/>
+          <w:szCs w:val="28"/>
+        </w:rPr>
+      </w:pPr>
+      <w:r>
+        <w:rPr>
+          <w:rFonts w:ascii="Times New Roman" w:hAnsi="Times New Roman" w:cs="Times New Roman"/>
+          <w:sz w:val="28"/>
+          <w:szCs w:val="28"/>
+        </w:rPr>
+        <w:t>На том же серверном уз</w:t>
+      </w:r>
+      <w:r>
+        <w:rPr>
+          <w:rFonts w:ascii="Times New Roman" w:hAnsi="Times New Roman" w:cs="Times New Roman"/>
+          <w:sz w:val="28"/>
+          <w:szCs w:val="28"/>
+        </w:rPr>
+        <w:t>ле расположены две базы данных:</w:t>
+      </w:r>
+    </w:p>
+    <w:p>
+      <w:pPr>
+        <w:spacing w:after="0" w:line="360" w:lineRule="auto"/>
+        <w:ind w:firstLine="709"/>
+        <w:jc w:val="both"/>
+        <w:rPr>
+          <w:rFonts w:ascii="Times New Roman" w:hAnsi="Times New Roman" w:cs="Times New Roman"/>
+          <w:sz w:val="28"/>
+          <w:szCs w:val="28"/>
+        </w:rPr>
+      </w:pPr>
+      <w:r>
+        <w:rPr>
+          <w:rFonts w:ascii="Times New Roman" w:hAnsi="Times New Roman" w:cs="Times New Roman"/>
+          <w:sz w:val="28"/>
+          <w:szCs w:val="28"/>
+        </w:rPr>
+        <w:t>База данных вопросов — хранит банк теоретических вопросов с правил</w:t>
+      </w:r>
+      <w:r>
+        <w:rPr>
+          <w:rFonts w:ascii="Times New Roman" w:hAnsi="Times New Roman" w:cs="Times New Roman"/>
+          <w:sz w:val="28"/>
+          <w:szCs w:val="28"/>
+        </w:rPr>
+        <w:t>ьными и неправильными ответами.</w:t>
+      </w:r>
+    </w:p>
+    <w:p>
+      <w:pPr>
+        <w:spacing w:after="0" w:line="360" w:lineRule="auto"/>
+        <w:ind w:firstLine="709"/>
+        <w:jc w:val="both"/>
+        <w:rPr>
+          <w:rFonts w:ascii="Times New Roman" w:hAnsi="Times New Roman" w:cs="Times New Roman"/>
+          <w:sz w:val="28"/>
+          <w:szCs w:val="28"/>
+        </w:rPr>
+      </w:pPr>
+      <w:r>
+        <w:rPr>
+          <w:rFonts w:ascii="Times New Roman" w:hAnsi="Times New Roman" w:cs="Times New Roman"/>
+          <w:sz w:val="28"/>
+          <w:szCs w:val="28"/>
+        </w:rPr>
+        <w:t xml:space="preserve">База данных клиентов — хранит информацию о пользователях (логины, пароли, </w:t>
+      </w:r>
+      <w:r>
+        <w:rPr>
+          <w:rFonts w:ascii="Times New Roman" w:hAnsi="Times New Roman" w:cs="Times New Roman"/>
+          <w:sz w:val="28"/>
+          <w:szCs w:val="28"/>
+        </w:rPr>
+        <w:t>личные данные) и их статистику.</w:t>
+      </w:r>
+    </w:p>
+    <w:p>
+      <w:pPr>
+        <w:spacing w:after="0" w:line="360" w:lineRule="auto"/>
+        <w:ind w:firstLine="709"/>
+        <w:jc w:val="both"/>
+        <w:rPr>
+          <w:rFonts w:ascii="Times New Roman" w:hAnsi="Times New Roman" w:cs="Times New Roman"/>
+          <w:sz w:val="28"/>
+          <w:szCs w:val="28"/>
+        </w:rPr>
+      </w:pPr>
+      <w:r>
+        <w:rPr>
+          <w:rFonts w:ascii="Times New Roman" w:hAnsi="Times New Roman" w:cs="Times New Roman"/>
+          <w:sz w:val="28"/>
+          <w:szCs w:val="28"/>
+        </w:rPr>
+        <w:t>4. Связи между элементами</w:t>
+      </w:r>
+    </w:p>
+    <w:p>
+      <w:pPr>
+        <w:spacing w:after="0" w:line="360" w:lineRule="auto"/>
+        <w:ind w:firstLine="709"/>
+        <w:jc w:val="both"/>
+        <w:rPr>
+          <w:rFonts w:ascii="Times New Roman" w:hAnsi="Times New Roman" w:cs="Times New Roman"/>
+          <w:sz w:val="28"/>
+          <w:szCs w:val="28"/>
+        </w:rPr>
+      </w:pPr>
+      <w:r>
+        <w:rPr>
+          <w:rFonts w:ascii="Times New Roman" w:hAnsi="Times New Roman" w:cs="Times New Roman"/>
+          <w:sz w:val="28"/>
+          <w:szCs w:val="28"/>
+        </w:rPr>
+        <w:t>Клиент и Сотрудник соединены с серверным узлом через интернет (защищённое соединение). Оба обращаются к сервису авторизации</w:t>
+      </w:r>
+      <w:r>
+        <w:rPr>
+          <w:rFonts w:ascii="Times New Roman" w:hAnsi="Times New Roman" w:cs="Times New Roman"/>
+          <w:sz w:val="28"/>
+          <w:szCs w:val="28"/>
+        </w:rPr>
+        <w:t xml:space="preserve"> для входа в систему.</w:t>
+      </w:r>
+    </w:p>
+    <w:p>
+      <w:pPr>
+        <w:spacing w:after="0" w:line="360" w:lineRule="auto"/>
+        <w:ind w:firstLine="709"/>
+        <w:jc w:val="both"/>
+        <w:rPr>
+          <w:rFonts w:ascii="Times New Roman" w:hAnsi="Times New Roman" w:cs="Times New Roman"/>
+          <w:sz w:val="28"/>
+          <w:szCs w:val="28"/>
+        </w:rPr>
+      </w:pPr>
+      <w:r>
+        <w:rPr>
+          <w:rFonts w:ascii="Times New Roman" w:hAnsi="Times New Roman" w:cs="Times New Roman"/>
+          <w:sz w:val="28"/>
+          <w:szCs w:val="28"/>
+        </w:rPr>
+        <w:t>После авторизации клиент получает доступ к сервису тестирования (для прохождения тестов) и к сервису аналит</w:t>
+      </w:r>
+      <w:r>
+        <w:rPr>
+          <w:rFonts w:ascii="Times New Roman" w:hAnsi="Times New Roman" w:cs="Times New Roman"/>
+          <w:sz w:val="28"/>
+          <w:szCs w:val="28"/>
+        </w:rPr>
+        <w:t>ики (для просмотра статистики).</w:t>
+      </w:r>
+    </w:p>
+    <w:p>
+      <w:pPr>
+        <w:spacing w:after="0" w:line="360" w:lineRule="auto"/>
+        <w:ind w:firstLine="709"/>
+        <w:jc w:val="both"/>
+        <w:rPr>
+          <w:rFonts w:ascii="Times New Roman" w:hAnsi="Times New Roman" w:cs="Times New Roman"/>
+          <w:sz w:val="28"/>
+          <w:szCs w:val="28"/>
+        </w:rPr>
+      </w:pPr>
+      <w:r>
+        <w:rPr>
+          <w:rFonts w:ascii="Times New Roman" w:hAnsi="Times New Roman" w:cs="Times New Roman"/>
+          <w:sz w:val="28"/>
+          <w:szCs w:val="28"/>
+        </w:rPr>
+        <w:lastRenderedPageBreak/>
+        <w:t>Сотрудник после авторизации с особыми привилегиями получает доступ к сервису администратора д</w:t>
+      </w:r>
+      <w:r>
+        <w:rPr>
+          <w:rFonts w:ascii="Times New Roman" w:hAnsi="Times New Roman" w:cs="Times New Roman"/>
+          <w:sz w:val="28"/>
+          <w:szCs w:val="28"/>
+        </w:rPr>
+        <w:t>ля управления базой вопросов.</w:t>
+      </w:r>
+    </w:p>
+    <w:p>
+      <w:pPr>
+        <w:spacing w:after="0" w:line="360" w:lineRule="auto"/>
+        <w:ind w:firstLine="709"/>
+        <w:jc w:val="both"/>
+        <w:rPr>
+          <w:rFonts w:ascii="Times New Roman" w:hAnsi="Times New Roman" w:cs="Times New Roman"/>
+          <w:sz w:val="28"/>
+          <w:szCs w:val="28"/>
+        </w:rPr>
+      </w:pPr>
+      <w:r>
+        <w:rPr>
+          <w:rFonts w:ascii="Times New Roman" w:hAnsi="Times New Roman" w:cs="Times New Roman"/>
+          <w:sz w:val="28"/>
+          <w:szCs w:val="28"/>
+        </w:rPr>
+        <w:t>Сервис тестирования обращается к базе данных в</w:t>
+      </w:r>
+      <w:r>
+        <w:rPr>
+          <w:rFonts w:ascii="Times New Roman" w:hAnsi="Times New Roman" w:cs="Times New Roman"/>
+          <w:sz w:val="28"/>
+          <w:szCs w:val="28"/>
+        </w:rPr>
+        <w:t>опросов для получения вопросов.</w:t>
+      </w:r>
+    </w:p>
+    <w:p>
+      <w:pPr>
+        <w:spacing w:after="0" w:line="360" w:lineRule="auto"/>
+        <w:ind w:firstLine="709"/>
+        <w:jc w:val="both"/>
+        <w:rPr>
+          <w:rFonts w:ascii="Times New Roman" w:hAnsi="Times New Roman" w:cs="Times New Roman"/>
+          <w:sz w:val="28"/>
+          <w:szCs w:val="28"/>
+        </w:rPr>
+      </w:pPr>
+      <w:r>
+        <w:rPr>
+          <w:rFonts w:ascii="Times New Roman" w:hAnsi="Times New Roman" w:cs="Times New Roman"/>
+          <w:sz w:val="28"/>
+          <w:szCs w:val="28"/>
+        </w:rPr>
+        <w:t>Сервис аналитики обращается</w:t>
+      </w:r>
+      <w:r>
+        <w:rPr>
+          <w:rFonts w:ascii="Times New Roman" w:hAnsi="Times New Roman" w:cs="Times New Roman"/>
+          <w:sz w:val="28"/>
+          <w:szCs w:val="28"/>
+        </w:rPr>
+        <w:t xml:space="preserve"> </w:t>
+      </w:r>
+      <w:r>
+        <w:rPr>
+          <w:rFonts w:ascii="Times New Roman" w:hAnsi="Times New Roman" w:cs="Times New Roman"/>
+          <w:sz w:val="28"/>
+          <w:szCs w:val="28"/>
+        </w:rPr>
+        <w:t>к базе данных клиентов для сбора статистики и записи результатов тестирования.</w:t>
+      </w:r>
     </w:p>
     <w:p>
       <w:pPr>
@@ -20285,19 +21317,17 @@
           <w:szCs w:val="28"/>
         </w:rPr>
       </w:pPr>
-      <w:bookmarkStart w:id="15" w:name="_GoBack"/>
       <w:r>
         <w:rPr>
           <w:rFonts w:ascii="Times New Roman" w:hAnsi="Times New Roman" w:cs="Times New Roman"/>
           <w:sz w:val="28"/>
           <w:szCs w:val="28"/>
         </w:rPr>
-        <w:lastRenderedPageBreak/>
         <w:drawing>
-          <wp:inline distT="0" distB="0" distL="0" distR="0" wp14:anchorId="675E84B0" wp14:editId="3B9A8E26">
-            <wp:extent cx="5839640" cy="2648320"/>
-            <wp:effectExtent l="0" t="0" r="0" b="0"/>
-            <wp:docPr id="4" name="Рисунок 4"/>
+          <wp:inline distT="0" distB="0" distL="0" distR="0" wp14:anchorId="1B846CDC" wp14:editId="60E0294B">
+            <wp:extent cx="5939790" cy="2784475"/>
+            <wp:effectExtent l="0" t="0" r="3810" b="0"/>
+            <wp:docPr id="5" name="Рисунок 5"/>
             <wp:cNvGraphicFramePr>
               <a:graphicFrameLocks xmlns:a="http://schemas.openxmlformats.org/drawingml/2006/main" noChangeAspect="1"/>
             </wp:cNvGraphicFramePr>
@@ -20317,7 +21347,7 @@
                   <pic:spPr>
                     <a:xfrm>
                       <a:off x="0" y="0"/>
-                      <a:ext cx="5839640" cy="2648320"/>
+                      <a:ext cx="5939790" cy="2784475"/>
                     </a:xfrm>
                     <a:prstGeom prst="rect">
                       <a:avLst/>
@@ -20329,7 +21359,6 @@
           </wp:inline>
         </w:drawing>
       </w:r>
-      <w:bookmarkEnd w:id="15"/>
     </w:p>
     <w:p>
       <w:pPr>
@@ -20350,78 +21379,6 @@
         </w:rPr>
         <w:t>Рисунок 4 – Диаграмма развертывания</w:t>
       </w:r>
-    </w:p>
-    <w:p>
-      <w:pPr>
-        <w:spacing w:after="0" w:line="360" w:lineRule="auto"/>
-        <w:ind w:firstLine="709"/>
-        <w:jc w:val="both"/>
-        <w:rPr>
-          <w:rFonts w:ascii="Times New Roman" w:hAnsi="Times New Roman" w:cs="Times New Roman"/>
-          <w:sz w:val="28"/>
-          <w:szCs w:val="28"/>
-        </w:rPr>
-      </w:pPr>
-    </w:p>
-    <w:p>
-      <w:pPr>
-        <w:spacing w:after="0" w:line="360" w:lineRule="auto"/>
-        <w:ind w:firstLine="709"/>
-        <w:jc w:val="both"/>
-        <w:rPr>
-          <w:rFonts w:ascii="Times New Roman" w:hAnsi="Times New Roman" w:cs="Times New Roman"/>
-          <w:sz w:val="28"/>
-          <w:szCs w:val="28"/>
-        </w:rPr>
-      </w:pPr>
-    </w:p>
-    <w:p>
-      <w:pPr>
-        <w:spacing w:after="0" w:line="360" w:lineRule="auto"/>
-        <w:ind w:firstLine="709"/>
-        <w:jc w:val="both"/>
-        <w:rPr>
-          <w:rFonts w:ascii="Times New Roman" w:hAnsi="Times New Roman" w:cs="Times New Roman"/>
-          <w:sz w:val="28"/>
-          <w:szCs w:val="28"/>
-        </w:rPr>
-      </w:pPr>
-    </w:p>
-    <w:p>
-      <w:pPr>
-        <w:spacing w:after="0" w:line="360" w:lineRule="auto"/>
-        <w:ind w:firstLine="709"/>
-        <w:jc w:val="both"/>
-        <w:rPr>
-          <w:rFonts w:ascii="Times New Roman" w:hAnsi="Times New Roman" w:cs="Times New Roman"/>
-          <w:sz w:val="28"/>
-          <w:szCs w:val="28"/>
-        </w:rPr>
-      </w:pPr>
-    </w:p>
-    <w:p>
-      <w:pPr>
-        <w:spacing w:after="0" w:line="360" w:lineRule="auto"/>
-        <w:ind w:firstLine="709"/>
-        <w:jc w:val="both"/>
-        <w:rPr>
-          <w:rFonts w:ascii="Times New Roman" w:hAnsi="Times New Roman" w:cs="Times New Roman"/>
-          <w:sz w:val="28"/>
-          <w:szCs w:val="28"/>
-        </w:rPr>
-      </w:pPr>
-    </w:p>
-    <w:p>
-      <w:pPr>
-        <w:spacing w:after="0" w:line="360" w:lineRule="auto"/>
-        <w:ind w:firstLine="709"/>
-        <w:jc w:val="both"/>
-        <w:rPr>
-          <w:rFonts w:ascii="Times New Roman" w:hAnsi="Times New Roman" w:cs="Times New Roman"/>
-          <w:sz w:val="28"/>
-          <w:szCs w:val="28"/>
-        </w:rPr>
-      </w:pPr>
     </w:p>
     <w:p>
       <w:pPr>
@@ -20453,7 +21410,7 @@
           <w:lang w:eastAsia="ru-RU"/>
         </w:rPr>
       </w:pPr>
-      <w:bookmarkStart w:id="16" w:name="_Toc229822779"/>
+      <w:bookmarkStart w:id="20" w:name="_Toc229827231"/>
       <w:r>
         <w:rPr>
           <w:rFonts w:eastAsia="Times New Roman"/>
@@ -20463,7 +21420,7 @@
         <w:lastRenderedPageBreak/>
         <w:t>Индивидуальные задание и создание индивидуальных диаграмм, разделенных по модулям.</w:t>
       </w:r>
-      <w:bookmarkEnd w:id="16"/>
+      <w:bookmarkEnd w:id="20"/>
     </w:p>
     <w:p>
       <w:pPr>
@@ -20592,7 +21549,7 @@
           <w:lang w:eastAsia="ru-RU"/>
         </w:rPr>
       </w:pPr>
-      <w:bookmarkStart w:id="17" w:name="_Toc229822780"/>
+      <w:bookmarkStart w:id="21" w:name="_Toc229827232"/>
       <w:r>
         <w:rPr>
           <w:rFonts w:eastAsia="Times New Roman"/>
@@ -20602,7 +21559,7 @@
         <w:lastRenderedPageBreak/>
         <w:t>Тестирование</w:t>
       </w:r>
-      <w:bookmarkEnd w:id="17"/>
+      <w:bookmarkEnd w:id="21"/>
     </w:p>
     <w:p>
       <w:pPr>
@@ -20717,7 +21674,7 @@
           <w:lang w:eastAsia="ru-RU"/>
         </w:rPr>
       </w:pPr>
-      <w:bookmarkStart w:id="18" w:name="_Toc229822781"/>
+      <w:bookmarkStart w:id="22" w:name="_Toc229827233"/>
       <w:r>
         <w:rPr>
           <w:rFonts w:eastAsia="Times New Roman"/>
@@ -20727,7 +21684,7 @@
         <w:lastRenderedPageBreak/>
         <w:t>Описание организации реализации проекта</w:t>
       </w:r>
-      <w:bookmarkEnd w:id="18"/>
+      <w:bookmarkEnd w:id="22"/>
     </w:p>
     <w:p>
       <w:pPr>
@@ -20836,7 +21793,7 @@
           <w:lang w:eastAsia="ru-RU"/>
         </w:rPr>
       </w:pPr>
-      <w:bookmarkStart w:id="19" w:name="_Toc229822782"/>
+      <w:bookmarkStart w:id="23" w:name="_Toc229827234"/>
       <w:r>
         <w:rPr>
           <w:rFonts w:eastAsia="Times New Roman"/>
@@ -20846,7 +21803,7 @@
         <w:lastRenderedPageBreak/>
         <w:t>Заключение</w:t>
       </w:r>
-      <w:bookmarkEnd w:id="19"/>
+      <w:bookmarkEnd w:id="23"/>
     </w:p>
     <w:p>
       <w:pPr>
@@ -21067,6 +22024,7 @@
         <w:docPartUnique/>
       </w:docPartObj>
     </w:sdtPr>
+    <w:sdtEndPr/>
     <w:sdtContent>
       <w:p>
         <w:pPr>
@@ -21086,7 +22044,7 @@
           <w:rPr>
             <w:noProof/>
           </w:rPr>
-          <w:t>35</w:t>
+          <w:t>2</w:t>
         </w:r>
         <w:r>
           <w:fldChar w:fldCharType="end"/>
@@ -27586,7 +28544,7 @@
 </file>
 
 <file path=customXml/itemProps1.xml><?xml version="1.0" encoding="utf-8"?>
-<ds:datastoreItem xmlns:ds="http://schemas.openxmlformats.org/officeDocument/2006/customXml" ds:itemID="{A13F06B0-4AB0-4063-BCD9-E136273DE1FA}">
+<ds:datastoreItem xmlns:ds="http://schemas.openxmlformats.org/officeDocument/2006/customXml" ds:itemID="{48E31AC9-1AE1-45DE-91C5-D8CCE591D6B8}">
   <ds:schemaRefs>
     <ds:schemaRef ds:uri="http://schemas.openxmlformats.org/officeDocument/2006/bibliography"/>
   </ds:schemaRefs>

--- a/документация/Отчет.docx
+++ b/документация/Отчет.docx
@@ -295,19 +295,8 @@
           <w:szCs w:val="28"/>
           <w:lang w:eastAsia="ru-RU"/>
         </w:rPr>
-        <w:t xml:space="preserve">____________ Ю.С. </w:t>
-      </w:r>
-      <w:proofErr w:type="spellStart"/>
-      <w:r>
-        <w:rPr>
-          <w:rFonts w:ascii="Times New Roman" w:eastAsia="Times New Roman" w:hAnsi="Times New Roman" w:cs="Times New Roman"/>
-          <w:sz w:val="28"/>
-          <w:szCs w:val="28"/>
-          <w:lang w:eastAsia="ru-RU"/>
-        </w:rPr>
-        <w:t>Мамшева</w:t>
-      </w:r>
-      <w:proofErr w:type="spellEnd"/>
+        <w:t>____________ Ю.С. Мамшева</w:t>
+      </w:r>
     </w:p>
     <w:p>
       <w:pPr>
@@ -665,25 +654,7 @@
           <w:sz w:val="28"/>
           <w:lang w:eastAsia="ru-RU"/>
         </w:rPr>
-        <w:t xml:space="preserve">итель: ___________ </w:t>
-      </w:r>
-      <w:proofErr w:type="spellStart"/>
-      <w:r>
-        <w:rPr>
-          <w:rFonts w:ascii="Times New Roman" w:eastAsia="Times New Roman" w:hAnsi="Times New Roman" w:cs="Times New Roman"/>
-          <w:sz w:val="28"/>
-          <w:lang w:eastAsia="ru-RU"/>
-        </w:rPr>
-        <w:t>Мамшева</w:t>
-      </w:r>
-      <w:proofErr w:type="spellEnd"/>
-      <w:r>
-        <w:rPr>
-          <w:rFonts w:ascii="Times New Roman" w:eastAsia="Times New Roman" w:hAnsi="Times New Roman" w:cs="Times New Roman"/>
-          <w:sz w:val="28"/>
-          <w:lang w:eastAsia="ru-RU"/>
-        </w:rPr>
-        <w:t xml:space="preserve"> Ю.С.</w:t>
+        <w:t>итель: ___________ Мамшева Ю.С.</w:t>
       </w:r>
       <w:r>
         <w:rPr>
@@ -4021,8 +3992,6 @@
           </w:rPr>
           <w:tab/>
         </w:r>
-        <w:bookmarkStart w:id="2" w:name="_GoBack"/>
-        <w:bookmarkEnd w:id="2"/>
         <w:r>
           <w:rPr>
             <w:rStyle w:val="a9"/>
@@ -4463,7 +4432,27 @@
             <w:highlight w:val="yellow"/>
             <w:lang w:eastAsia="ru-RU"/>
           </w:rPr>
-          <w:t>Индивидуальные задание и создание индивидуальных диаграмм, разделенных по модулям.</w:t>
+          <w:t>Индивидуальные задание и создание инд</w:t>
+        </w:r>
+        <w:r>
+          <w:rPr>
+            <w:rStyle w:val="a9"/>
+            <w:rFonts w:eastAsia="Times New Roman"/>
+            <w:noProof/>
+            <w:highlight w:val="yellow"/>
+            <w:lang w:eastAsia="ru-RU"/>
+          </w:rPr>
+          <w:t>и</w:t>
+        </w:r>
+        <w:r>
+          <w:rPr>
+            <w:rStyle w:val="a9"/>
+            <w:rFonts w:eastAsia="Times New Roman"/>
+            <w:noProof/>
+            <w:highlight w:val="yellow"/>
+            <w:lang w:eastAsia="ru-RU"/>
+          </w:rPr>
+          <w:t>видуальных диаграмм, разделенных по модулям.</w:t>
         </w:r>
         <w:r>
           <w:rPr>
@@ -4822,8 +4811,8 @@
           <w:lang w:eastAsia="ru-RU"/>
         </w:rPr>
       </w:pPr>
-      <w:bookmarkStart w:id="3" w:name="_Toc229829439"/>
-      <w:bookmarkStart w:id="4" w:name="_Toc229829725"/>
+      <w:bookmarkStart w:id="2" w:name="_Toc229829439"/>
+      <w:bookmarkStart w:id="3" w:name="_Toc229829725"/>
       <w:r>
         <w:rPr>
           <w:rFonts w:eastAsia="Times New Roman"/>
@@ -4832,8 +4821,8 @@
         <w:lastRenderedPageBreak/>
         <w:t>Введение</w:t>
       </w:r>
+      <w:bookmarkEnd w:id="2"/>
       <w:bookmarkEnd w:id="3"/>
-      <w:bookmarkEnd w:id="4"/>
     </w:p>
     <w:p>
       <w:pPr>
@@ -5734,8 +5723,8 @@
           <w:lang w:eastAsia="ru-RU"/>
         </w:rPr>
       </w:pPr>
-      <w:bookmarkStart w:id="5" w:name="_Toc229829440"/>
-      <w:bookmarkStart w:id="6" w:name="_Toc229829726"/>
+      <w:bookmarkStart w:id="4" w:name="_Toc229829440"/>
+      <w:bookmarkStart w:id="5" w:name="_Toc229829726"/>
       <w:r>
         <w:rPr>
           <w:rFonts w:eastAsia="Times New Roman"/>
@@ -5744,8 +5733,8 @@
         <w:lastRenderedPageBreak/>
         <w:t>Концепт проекта</w:t>
       </w:r>
+      <w:bookmarkEnd w:id="4"/>
       <w:bookmarkEnd w:id="5"/>
-      <w:bookmarkEnd w:id="6"/>
     </w:p>
     <w:p>
       <w:pPr>
@@ -5759,8 +5748,8 @@
           <w:lang w:eastAsia="ru-RU"/>
         </w:rPr>
       </w:pPr>
-      <w:bookmarkStart w:id="7" w:name="_Toc229829441"/>
-      <w:bookmarkStart w:id="8" w:name="_Toc229829727"/>
+      <w:bookmarkStart w:id="6" w:name="_Toc229829441"/>
+      <w:bookmarkStart w:id="7" w:name="_Toc229829727"/>
       <w:r>
         <w:rPr>
           <w:rFonts w:eastAsia="Times New Roman"/>
@@ -5768,8 +5757,8 @@
         </w:rPr>
         <w:t>Общее описание проекта</w:t>
       </w:r>
+      <w:bookmarkEnd w:id="6"/>
       <w:bookmarkEnd w:id="7"/>
-      <w:bookmarkEnd w:id="8"/>
     </w:p>
     <w:p>
       <w:pPr>
@@ -5954,47 +5943,7 @@
           <w:szCs w:val="28"/>
           <w:lang w:eastAsia="ru-RU"/>
         </w:rPr>
-        <w:t>Проект «</w:t>
-      </w:r>
-      <w:proofErr w:type="spellStart"/>
-      <w:r>
-        <w:rPr>
-          <w:rFonts w:ascii="Times New Roman" w:eastAsia="Times New Roman" w:hAnsi="Times New Roman" w:cs="Times New Roman"/>
-          <w:sz w:val="28"/>
-          <w:szCs w:val="28"/>
-          <w:lang w:eastAsia="ru-RU"/>
-        </w:rPr>
-        <w:t>Wrong</w:t>
-      </w:r>
-      <w:proofErr w:type="spellEnd"/>
-      <w:r>
-        <w:rPr>
-          <w:rFonts w:ascii="Times New Roman" w:eastAsia="Times New Roman" w:hAnsi="Times New Roman" w:cs="Times New Roman"/>
-          <w:sz w:val="28"/>
-          <w:szCs w:val="28"/>
-          <w:lang w:eastAsia="ru-RU"/>
-        </w:rPr>
-        <w:t xml:space="preserve"> </w:t>
-      </w:r>
-      <w:proofErr w:type="spellStart"/>
-      <w:r>
-        <w:rPr>
-          <w:rFonts w:ascii="Times New Roman" w:eastAsia="Times New Roman" w:hAnsi="Times New Roman" w:cs="Times New Roman"/>
-          <w:sz w:val="28"/>
-          <w:szCs w:val="28"/>
-          <w:lang w:eastAsia="ru-RU"/>
-        </w:rPr>
-        <w:t>Turn</w:t>
-      </w:r>
-      <w:proofErr w:type="spellEnd"/>
-      <w:r>
-        <w:rPr>
-          <w:rFonts w:ascii="Times New Roman" w:eastAsia="Times New Roman" w:hAnsi="Times New Roman" w:cs="Times New Roman"/>
-          <w:sz w:val="28"/>
-          <w:szCs w:val="28"/>
-          <w:lang w:eastAsia="ru-RU"/>
-        </w:rPr>
-        <w:t>» актуален в связи с высоким уровнем аварийности среди начинающих водителей, причиной которого часто является недостаточная теоретическая подготовка и неумение применять правила в стрессовых ситуациях. Существующие тесты и билеты зачастую не предоставляют глубокого анализа ошибок пользователя и не адаптируют обучение под его слабые места. Разрабатываемый сервис решает эту проблему, предлагая интеллектуальный анализ подготовки (выявление «слепых зон» в знаниях), что повышает качество усвоения ПДД и, как следствие, безопасность на дороге.</w:t>
+        <w:t>Проект «Wrong Turn» актуален в связи с высоким уровнем аварийности среди начинающих водителей, причиной которого часто является недостаточная теоретическая подготовка и неумение применять правила в стрессовых ситуациях. Существующие тесты и билеты зачастую не предоставляют глубокого анализа ошибок пользователя и не адаптируют обучение под его слабые места. Разрабатываемый сервис решает эту проблему, предлагая интеллектуальный анализ подготовки (выявление «слепых зон» в знаниях), что повышает качество усвоения ПДД и, как следствие, безопасность на дороге.</w:t>
       </w:r>
     </w:p>
     <w:p>
@@ -6017,47 +5966,7 @@
           <w:szCs w:val="28"/>
           <w:lang w:eastAsia="ru-RU"/>
         </w:rPr>
-        <w:t>Актуальность разработки вспомогательного инструмента «</w:t>
-      </w:r>
-      <w:proofErr w:type="spellStart"/>
-      <w:r>
-        <w:rPr>
-          <w:rFonts w:ascii="Times New Roman" w:eastAsia="Times New Roman" w:hAnsi="Times New Roman" w:cs="Times New Roman"/>
-          <w:sz w:val="28"/>
-          <w:szCs w:val="28"/>
-          <w:lang w:eastAsia="ru-RU"/>
-        </w:rPr>
-        <w:t>Wrong</w:t>
-      </w:r>
-      <w:proofErr w:type="spellEnd"/>
-      <w:r>
-        <w:rPr>
-          <w:rFonts w:ascii="Times New Roman" w:eastAsia="Times New Roman" w:hAnsi="Times New Roman" w:cs="Times New Roman"/>
-          <w:sz w:val="28"/>
-          <w:szCs w:val="28"/>
-          <w:lang w:eastAsia="ru-RU"/>
-        </w:rPr>
-        <w:t xml:space="preserve"> </w:t>
-      </w:r>
-      <w:proofErr w:type="spellStart"/>
-      <w:r>
-        <w:rPr>
-          <w:rFonts w:ascii="Times New Roman" w:eastAsia="Times New Roman" w:hAnsi="Times New Roman" w:cs="Times New Roman"/>
-          <w:sz w:val="28"/>
-          <w:szCs w:val="28"/>
-          <w:lang w:eastAsia="ru-RU"/>
-        </w:rPr>
-        <w:t>Turn</w:t>
-      </w:r>
-      <w:proofErr w:type="spellEnd"/>
-      <w:r>
-        <w:rPr>
-          <w:rFonts w:ascii="Times New Roman" w:eastAsia="Times New Roman" w:hAnsi="Times New Roman" w:cs="Times New Roman"/>
-          <w:sz w:val="28"/>
-          <w:szCs w:val="28"/>
-          <w:lang w:eastAsia="ru-RU"/>
-        </w:rPr>
-        <w:t>» обусловлена несколькими ключевыми факторами в сфере подготовки водителей и б</w:t>
+        <w:t>Актуальность разработки вспомогательного инструмента «Wrong Turn» обусловлена несколькими ключевыми факторами в сфере подготовки водителей и б</w:t>
       </w:r>
       <w:r>
         <w:rPr>
@@ -6093,47 +6002,7 @@
           <w:szCs w:val="28"/>
           <w:lang w:eastAsia="ru-RU"/>
         </w:rPr>
-        <w:t>Высокий уровень аварийности по вине новичков. Статистика ГИБДД показывает, что значительная часть ДТП совершается водителями со стажем менее 2 лет. Основная причина — не твердое знание ПДД в нестандартных или стрессовых ситуациях (например, в условиях ограниченной видимости или интенсивного движения). «</w:t>
-      </w:r>
-      <w:proofErr w:type="spellStart"/>
-      <w:r>
-        <w:rPr>
-          <w:rFonts w:ascii="Times New Roman" w:eastAsia="Times New Roman" w:hAnsi="Times New Roman" w:cs="Times New Roman"/>
-          <w:sz w:val="28"/>
-          <w:szCs w:val="28"/>
-          <w:lang w:eastAsia="ru-RU"/>
-        </w:rPr>
-        <w:t>Wrong</w:t>
-      </w:r>
-      <w:proofErr w:type="spellEnd"/>
-      <w:r>
-        <w:rPr>
-          <w:rFonts w:ascii="Times New Roman" w:eastAsia="Times New Roman" w:hAnsi="Times New Roman" w:cs="Times New Roman"/>
-          <w:sz w:val="28"/>
-          <w:szCs w:val="28"/>
-          <w:lang w:eastAsia="ru-RU"/>
-        </w:rPr>
-        <w:t xml:space="preserve"> </w:t>
-      </w:r>
-      <w:proofErr w:type="spellStart"/>
-      <w:r>
-        <w:rPr>
-          <w:rFonts w:ascii="Times New Roman" w:eastAsia="Times New Roman" w:hAnsi="Times New Roman" w:cs="Times New Roman"/>
-          <w:sz w:val="28"/>
-          <w:szCs w:val="28"/>
-          <w:lang w:eastAsia="ru-RU"/>
-        </w:rPr>
-        <w:t>Turn</w:t>
-      </w:r>
-      <w:proofErr w:type="spellEnd"/>
-      <w:r>
-        <w:rPr>
-          <w:rFonts w:ascii="Times New Roman" w:eastAsia="Times New Roman" w:hAnsi="Times New Roman" w:cs="Times New Roman"/>
-          <w:sz w:val="28"/>
-          <w:szCs w:val="28"/>
-          <w:lang w:eastAsia="ru-RU"/>
-        </w:rPr>
-        <w:t>» направлен на л</w:t>
+        <w:t>Высокий уровень аварийности по вине новичков. Статистика ГИБДД показывает, что значительная часть ДТП совершается водителями со стажем менее 2 лет. Основная причина — не твердое знание ПДД в нестандартных или стрессовых ситуациях (например, в условиях ограниченной видимости или интенсивного движения). «Wrong Turn» направлен на л</w:t>
       </w:r>
       <w:r>
         <w:rPr>
@@ -6233,47 +6102,7 @@
           <w:szCs w:val="28"/>
           <w:lang w:eastAsia="ru-RU"/>
         </w:rPr>
-        <w:t xml:space="preserve"> тяготеет к адаптивному обучению. Проект «</w:t>
-      </w:r>
-      <w:proofErr w:type="spellStart"/>
-      <w:r>
-        <w:rPr>
-          <w:rFonts w:ascii="Times New Roman" w:eastAsia="Times New Roman" w:hAnsi="Times New Roman" w:cs="Times New Roman"/>
-          <w:sz w:val="28"/>
-          <w:szCs w:val="28"/>
-          <w:lang w:eastAsia="ru-RU"/>
-        </w:rPr>
-        <w:t>Wrong</w:t>
-      </w:r>
-      <w:proofErr w:type="spellEnd"/>
-      <w:r>
-        <w:rPr>
-          <w:rFonts w:ascii="Times New Roman" w:eastAsia="Times New Roman" w:hAnsi="Times New Roman" w:cs="Times New Roman"/>
-          <w:sz w:val="28"/>
-          <w:szCs w:val="28"/>
-          <w:lang w:eastAsia="ru-RU"/>
-        </w:rPr>
-        <w:t xml:space="preserve"> </w:t>
-      </w:r>
-      <w:proofErr w:type="spellStart"/>
-      <w:r>
-        <w:rPr>
-          <w:rFonts w:ascii="Times New Roman" w:eastAsia="Times New Roman" w:hAnsi="Times New Roman" w:cs="Times New Roman"/>
-          <w:sz w:val="28"/>
-          <w:szCs w:val="28"/>
-          <w:lang w:eastAsia="ru-RU"/>
-        </w:rPr>
-        <w:t>Turn</w:t>
-      </w:r>
-      <w:proofErr w:type="spellEnd"/>
-      <w:r>
-        <w:rPr>
-          <w:rFonts w:ascii="Times New Roman" w:eastAsia="Times New Roman" w:hAnsi="Times New Roman" w:cs="Times New Roman"/>
-          <w:sz w:val="28"/>
-          <w:szCs w:val="28"/>
-          <w:lang w:eastAsia="ru-RU"/>
-        </w:rPr>
-        <w:t>» предоставляет анализ деятельности обучающегося: выявляет темы, в которых пользователь чаще всего ошибается (например, «проезд перекрестков с круговым движением» или «железнодорожные переезды»), и формирует индивидуальную т</w:t>
+        <w:t xml:space="preserve"> тяготеет к адаптивному обучению. Проект «Wrong Turn» предоставляет анализ деятельности обучающегося: выявляет темы, в которых пользователь чаще всего ошибается (например, «проезд перекрестков с круговым движением» или «железнодорожные переезды»), и формирует индивидуальную т</w:t>
       </w:r>
       <w:r>
         <w:rPr>
@@ -6309,47 +6138,7 @@
           <w:szCs w:val="28"/>
           <w:lang w:eastAsia="ru-RU"/>
         </w:rPr>
-        <w:t>Психологическая подготовка к экзамену. Название «</w:t>
-      </w:r>
-      <w:proofErr w:type="spellStart"/>
-      <w:r>
-        <w:rPr>
-          <w:rFonts w:ascii="Times New Roman" w:eastAsia="Times New Roman" w:hAnsi="Times New Roman" w:cs="Times New Roman"/>
-          <w:sz w:val="28"/>
-          <w:szCs w:val="28"/>
-          <w:lang w:eastAsia="ru-RU"/>
-        </w:rPr>
-        <w:t>Wrong</w:t>
-      </w:r>
-      <w:proofErr w:type="spellEnd"/>
-      <w:r>
-        <w:rPr>
-          <w:rFonts w:ascii="Times New Roman" w:eastAsia="Times New Roman" w:hAnsi="Times New Roman" w:cs="Times New Roman"/>
-          <w:sz w:val="28"/>
-          <w:szCs w:val="28"/>
-          <w:lang w:eastAsia="ru-RU"/>
-        </w:rPr>
-        <w:t xml:space="preserve"> </w:t>
-      </w:r>
-      <w:proofErr w:type="spellStart"/>
-      <w:r>
-        <w:rPr>
-          <w:rFonts w:ascii="Times New Roman" w:eastAsia="Times New Roman" w:hAnsi="Times New Roman" w:cs="Times New Roman"/>
-          <w:sz w:val="28"/>
-          <w:szCs w:val="28"/>
-          <w:lang w:eastAsia="ru-RU"/>
-        </w:rPr>
-        <w:t>Turn</w:t>
-      </w:r>
-      <w:proofErr w:type="spellEnd"/>
-      <w:r>
-        <w:rPr>
-          <w:rFonts w:ascii="Times New Roman" w:eastAsia="Times New Roman" w:hAnsi="Times New Roman" w:cs="Times New Roman"/>
-          <w:sz w:val="28"/>
-          <w:szCs w:val="28"/>
-          <w:lang w:eastAsia="ru-RU"/>
-        </w:rPr>
-        <w:t>» символизирует безопасную среду для ошибок. В реальной жизни ошибка на дороге может стоить здоровья или жизни, а в учебном сервисе — это просто шаг к правильному пониманию. Проект учит не бояться ошибаться на этапе обучения, что снижает тревожност</w:t>
+        <w:t>Психологическая подготовка к экзамену. Название «Wrong Turn» символизирует безопасную среду для ошибок. В реальной жизни ошибка на дороге может стоить здоровья или жизни, а в учебном сервисе — это просто шаг к правильному пониманию. Проект учит не бояться ошибаться на этапе обучения, что снижает тревожност</w:t>
       </w:r>
       <w:r>
         <w:rPr>
@@ -6403,47 +6192,7 @@
           <w:szCs w:val="28"/>
           <w:lang w:eastAsia="ru-RU"/>
         </w:rPr>
-        <w:t xml:space="preserve"> «</w:t>
-      </w:r>
-      <w:proofErr w:type="spellStart"/>
-      <w:r>
-        <w:rPr>
-          <w:rFonts w:ascii="Times New Roman" w:eastAsia="Times New Roman" w:hAnsi="Times New Roman" w:cs="Times New Roman"/>
-          <w:sz w:val="28"/>
-          <w:szCs w:val="28"/>
-          <w:lang w:eastAsia="ru-RU"/>
-        </w:rPr>
-        <w:t>Wrong</w:t>
-      </w:r>
-      <w:proofErr w:type="spellEnd"/>
-      <w:r>
-        <w:rPr>
-          <w:rFonts w:ascii="Times New Roman" w:eastAsia="Times New Roman" w:hAnsi="Times New Roman" w:cs="Times New Roman"/>
-          <w:sz w:val="28"/>
-          <w:szCs w:val="28"/>
-          <w:lang w:eastAsia="ru-RU"/>
-        </w:rPr>
-        <w:t xml:space="preserve"> </w:t>
-      </w:r>
-      <w:proofErr w:type="spellStart"/>
-      <w:r>
-        <w:rPr>
-          <w:rFonts w:ascii="Times New Roman" w:eastAsia="Times New Roman" w:hAnsi="Times New Roman" w:cs="Times New Roman"/>
-          <w:sz w:val="28"/>
-          <w:szCs w:val="28"/>
-          <w:lang w:eastAsia="ru-RU"/>
-        </w:rPr>
-        <w:t>Turn</w:t>
-      </w:r>
-      <w:proofErr w:type="spellEnd"/>
-      <w:r>
-        <w:rPr>
-          <w:rFonts w:ascii="Times New Roman" w:eastAsia="Times New Roman" w:hAnsi="Times New Roman" w:cs="Times New Roman"/>
-          <w:sz w:val="28"/>
-          <w:szCs w:val="28"/>
-          <w:lang w:eastAsia="ru-RU"/>
-        </w:rPr>
-        <w:t>» может быть интегрирован как цифровой помощник для самостоятельной работы курсанта, позволяя преподавателю отслеживать прогресс группы (слабые места, динамику улучшений) без ручной проверки сотен тестов.</w:t>
+        <w:t xml:space="preserve"> «Wrong Turn» может быть интегрирован как цифровой помощник для самостоятельной работы курсанта, позволяя преподавателю отслеживать прогресс группы (слабые места, динамику улучшений) без ручной проверки сотен тестов.</w:t>
       </w:r>
     </w:p>
     <w:p>
@@ -6458,8 +6207,8 @@
           <w:lang w:eastAsia="ru-RU"/>
         </w:rPr>
       </w:pPr>
-      <w:bookmarkStart w:id="9" w:name="_Toc229829442"/>
-      <w:bookmarkStart w:id="10" w:name="_Toc229829728"/>
+      <w:bookmarkStart w:id="8" w:name="_Toc229829442"/>
+      <w:bookmarkStart w:id="9" w:name="_Toc229829728"/>
       <w:r>
         <w:rPr>
           <w:rFonts w:eastAsia="Times New Roman"/>
@@ -6467,8 +6216,8 @@
         </w:rPr>
         <w:t>Техническое задание</w:t>
       </w:r>
+      <w:bookmarkEnd w:id="8"/>
       <w:bookmarkEnd w:id="9"/>
-      <w:bookmarkEnd w:id="10"/>
     </w:p>
     <w:p>
       <w:pPr>
@@ -6626,47 +6375,7 @@
           <w:szCs w:val="28"/>
           <w:lang w:eastAsia="ru-RU"/>
         </w:rPr>
-        <w:t>Полное наименование: «</w:t>
-      </w:r>
-      <w:proofErr w:type="spellStart"/>
-      <w:r>
-        <w:rPr>
-          <w:rFonts w:ascii="Times New Roman" w:eastAsia="Times New Roman" w:hAnsi="Times New Roman" w:cs="Times New Roman"/>
-          <w:sz w:val="28"/>
-          <w:szCs w:val="28"/>
-          <w:lang w:eastAsia="ru-RU"/>
-        </w:rPr>
-        <w:t>Wrong</w:t>
-      </w:r>
-      <w:proofErr w:type="spellEnd"/>
-      <w:r>
-        <w:rPr>
-          <w:rFonts w:ascii="Times New Roman" w:eastAsia="Times New Roman" w:hAnsi="Times New Roman" w:cs="Times New Roman"/>
-          <w:sz w:val="28"/>
-          <w:szCs w:val="28"/>
-          <w:lang w:eastAsia="ru-RU"/>
-        </w:rPr>
-        <w:t xml:space="preserve"> </w:t>
-      </w:r>
-      <w:proofErr w:type="spellStart"/>
-      <w:r>
-        <w:rPr>
-          <w:rFonts w:ascii="Times New Roman" w:eastAsia="Times New Roman" w:hAnsi="Times New Roman" w:cs="Times New Roman"/>
-          <w:sz w:val="28"/>
-          <w:szCs w:val="28"/>
-          <w:lang w:eastAsia="ru-RU"/>
-        </w:rPr>
-        <w:t>Turn</w:t>
-      </w:r>
-      <w:proofErr w:type="spellEnd"/>
-      <w:r>
-        <w:rPr>
-          <w:rFonts w:ascii="Times New Roman" w:eastAsia="Times New Roman" w:hAnsi="Times New Roman" w:cs="Times New Roman"/>
-          <w:sz w:val="28"/>
-          <w:szCs w:val="28"/>
-          <w:lang w:eastAsia="ru-RU"/>
-        </w:rPr>
-        <w:t>».</w:t>
+        <w:t>Полное наименование: «Wrong Turn».</w:t>
       </w:r>
     </w:p>
     <w:p>
@@ -6802,47 +6511,7 @@
           <w:szCs w:val="28"/>
           <w:lang w:eastAsia="ru-RU"/>
         </w:rPr>
-        <w:t xml:space="preserve">- Высокий спрос: ежедневные запросы «сдать </w:t>
-      </w:r>
-      <w:proofErr w:type="spellStart"/>
-      <w:r>
-        <w:rPr>
-          <w:rFonts w:ascii="Times New Roman" w:eastAsia="Times New Roman" w:hAnsi="Times New Roman" w:cs="Times New Roman"/>
-          <w:sz w:val="28"/>
-          <w:szCs w:val="28"/>
-          <w:lang w:eastAsia="ru-RU"/>
-        </w:rPr>
-        <w:t>пдд</w:t>
-      </w:r>
-      <w:proofErr w:type="spellEnd"/>
-      <w:r>
-        <w:rPr>
-          <w:rFonts w:ascii="Times New Roman" w:eastAsia="Times New Roman" w:hAnsi="Times New Roman" w:cs="Times New Roman"/>
-          <w:sz w:val="28"/>
-          <w:szCs w:val="28"/>
-          <w:lang w:eastAsia="ru-RU"/>
-        </w:rPr>
-        <w:t xml:space="preserve"> онлайн» и «решать билеты </w:t>
-      </w:r>
-      <w:proofErr w:type="spellStart"/>
-      <w:r>
-        <w:rPr>
-          <w:rFonts w:ascii="Times New Roman" w:eastAsia="Times New Roman" w:hAnsi="Times New Roman" w:cs="Times New Roman"/>
-          <w:sz w:val="28"/>
-          <w:szCs w:val="28"/>
-          <w:lang w:eastAsia="ru-RU"/>
-        </w:rPr>
-        <w:t>пдд</w:t>
-      </w:r>
-      <w:proofErr w:type="spellEnd"/>
-      <w:r>
-        <w:rPr>
-          <w:rFonts w:ascii="Times New Roman" w:eastAsia="Times New Roman" w:hAnsi="Times New Roman" w:cs="Times New Roman"/>
-          <w:sz w:val="28"/>
-          <w:szCs w:val="28"/>
-          <w:lang w:eastAsia="ru-RU"/>
-        </w:rPr>
-        <w:t xml:space="preserve"> 2026»</w:t>
+        <w:t>- Высокий спрос: ежедневные запросы «сдать пдд онлайн» и «решать билеты пдд 2026»</w:t>
       </w:r>
     </w:p>
     <w:p>
@@ -6940,47 +6609,7 @@
           <w:szCs w:val="28"/>
           <w:lang w:eastAsia="ru-RU"/>
         </w:rPr>
-        <w:t>ИС «</w:t>
-      </w:r>
-      <w:proofErr w:type="spellStart"/>
-      <w:r>
-        <w:rPr>
-          <w:rFonts w:ascii="Times New Roman" w:eastAsia="Times New Roman" w:hAnsi="Times New Roman" w:cs="Times New Roman"/>
-          <w:sz w:val="28"/>
-          <w:szCs w:val="28"/>
-          <w:lang w:eastAsia="ru-RU"/>
-        </w:rPr>
-        <w:t>Wrong</w:t>
-      </w:r>
-      <w:proofErr w:type="spellEnd"/>
-      <w:r>
-        <w:rPr>
-          <w:rFonts w:ascii="Times New Roman" w:eastAsia="Times New Roman" w:hAnsi="Times New Roman" w:cs="Times New Roman"/>
-          <w:sz w:val="28"/>
-          <w:szCs w:val="28"/>
-          <w:lang w:eastAsia="ru-RU"/>
-        </w:rPr>
-        <w:t xml:space="preserve"> </w:t>
-      </w:r>
-      <w:proofErr w:type="spellStart"/>
-      <w:r>
-        <w:rPr>
-          <w:rFonts w:ascii="Times New Roman" w:eastAsia="Times New Roman" w:hAnsi="Times New Roman" w:cs="Times New Roman"/>
-          <w:sz w:val="28"/>
-          <w:szCs w:val="28"/>
-          <w:lang w:eastAsia="ru-RU"/>
-        </w:rPr>
-        <w:t>Turn</w:t>
-      </w:r>
-      <w:proofErr w:type="spellEnd"/>
-      <w:r>
-        <w:rPr>
-          <w:rFonts w:ascii="Times New Roman" w:eastAsia="Times New Roman" w:hAnsi="Times New Roman" w:cs="Times New Roman"/>
-          <w:sz w:val="28"/>
-          <w:szCs w:val="28"/>
-          <w:lang w:eastAsia="ru-RU"/>
-        </w:rPr>
-        <w:t xml:space="preserve">» предназначена для проведения тестирования знаний пользователя теорию по вождению, с акцентом отображения ошибок и отображения готовности пользователя к теоретическому экзамену. </w:t>
+        <w:t xml:space="preserve">ИС «Wrong Turn» предназначена для проведения тестирования знаний пользователя теорию по вождению, с акцентом отображения ошибок и отображения готовности пользователя к теоретическому экзамену. </w:t>
       </w:r>
     </w:p>
     <w:p>
@@ -7416,47 +7045,7 @@
           <w:szCs w:val="28"/>
           <w:lang w:eastAsia="ru-RU"/>
         </w:rPr>
-        <w:t>В ходе проектирования информационной системы «</w:t>
-      </w:r>
-      <w:proofErr w:type="spellStart"/>
-      <w:r>
-        <w:rPr>
-          <w:rFonts w:ascii="Times New Roman" w:eastAsia="Times New Roman" w:hAnsi="Times New Roman" w:cs="Times New Roman"/>
-          <w:sz w:val="28"/>
-          <w:szCs w:val="28"/>
-          <w:lang w:eastAsia="ru-RU"/>
-        </w:rPr>
-        <w:t>Wrong</w:t>
-      </w:r>
-      <w:proofErr w:type="spellEnd"/>
-      <w:r>
-        <w:rPr>
-          <w:rFonts w:ascii="Times New Roman" w:eastAsia="Times New Roman" w:hAnsi="Times New Roman" w:cs="Times New Roman"/>
-          <w:sz w:val="28"/>
-          <w:szCs w:val="28"/>
-          <w:lang w:eastAsia="ru-RU"/>
-        </w:rPr>
-        <w:t xml:space="preserve"> </w:t>
-      </w:r>
-      <w:proofErr w:type="spellStart"/>
-      <w:r>
-        <w:rPr>
-          <w:rFonts w:ascii="Times New Roman" w:eastAsia="Times New Roman" w:hAnsi="Times New Roman" w:cs="Times New Roman"/>
-          <w:sz w:val="28"/>
-          <w:szCs w:val="28"/>
-          <w:lang w:eastAsia="ru-RU"/>
-        </w:rPr>
-        <w:t>Turn</w:t>
-      </w:r>
-      <w:proofErr w:type="spellEnd"/>
-      <w:r>
-        <w:rPr>
-          <w:rFonts w:ascii="Times New Roman" w:eastAsia="Times New Roman" w:hAnsi="Times New Roman" w:cs="Times New Roman"/>
-          <w:sz w:val="28"/>
-          <w:szCs w:val="28"/>
-          <w:lang w:eastAsia="ru-RU"/>
-        </w:rPr>
-        <w:t>» были определены следующие цели, достижение которых обеспечивает решение выявленной проблемы - низкой эффективности ручного контроля знаний ПДД и отсутствия детализированной обратной связи по ошибкам тестируемого.</w:t>
+        <w:t>В ходе проектирования информационной системы «Wrong Turn» были определены следующие цели, достижение которых обеспечивает решение выявленной проблемы - низкой эффективности ручного контроля знаний ПДД и отсутствия детализированной обратной связи по ошибкам тестируемого.</w:t>
       </w:r>
     </w:p>
     <w:p>
@@ -7525,27 +7114,7 @@
           <w:szCs w:val="28"/>
           <w:lang w:eastAsia="ru-RU"/>
         </w:rPr>
-        <w:t xml:space="preserve">Цель 2. Обеспечение объективности и </w:t>
-      </w:r>
-      <w:proofErr w:type="spellStart"/>
-      <w:r>
-        <w:rPr>
-          <w:rFonts w:ascii="Times New Roman" w:eastAsia="Times New Roman" w:hAnsi="Times New Roman" w:cs="Times New Roman"/>
-          <w:sz w:val="28"/>
-          <w:szCs w:val="28"/>
-          <w:lang w:eastAsia="ru-RU"/>
-        </w:rPr>
-        <w:t>воспроизводимости</w:t>
-      </w:r>
-      <w:proofErr w:type="spellEnd"/>
-      <w:r>
-        <w:rPr>
-          <w:rFonts w:ascii="Times New Roman" w:eastAsia="Times New Roman" w:hAnsi="Times New Roman" w:cs="Times New Roman"/>
-          <w:sz w:val="28"/>
-          <w:szCs w:val="28"/>
-          <w:lang w:eastAsia="ru-RU"/>
-        </w:rPr>
-        <w:t xml:space="preserve"> результатов тестирования</w:t>
+        <w:t>Цель 2. Обеспечение объективности и воспроизводимости результатов тестирования</w:t>
       </w:r>
     </w:p>
     <w:p>
@@ -8060,27 +7629,7 @@
           <w:szCs w:val="28"/>
           <w:lang w:eastAsia="ru-RU"/>
         </w:rPr>
-        <w:t xml:space="preserve">Цель 2. Объективность и </w:t>
-      </w:r>
-      <w:proofErr w:type="spellStart"/>
-      <w:r>
-        <w:rPr>
-          <w:rFonts w:ascii="Times New Roman" w:eastAsia="Times New Roman" w:hAnsi="Times New Roman" w:cs="Times New Roman"/>
-          <w:sz w:val="28"/>
-          <w:szCs w:val="28"/>
-          <w:lang w:eastAsia="ru-RU"/>
-        </w:rPr>
-        <w:t>воспроизводимость</w:t>
-      </w:r>
-      <w:proofErr w:type="spellEnd"/>
-      <w:r>
-        <w:rPr>
-          <w:rFonts w:ascii="Times New Roman" w:eastAsia="Times New Roman" w:hAnsi="Times New Roman" w:cs="Times New Roman"/>
-          <w:sz w:val="28"/>
-          <w:szCs w:val="28"/>
-          <w:lang w:eastAsia="ru-RU"/>
-        </w:rPr>
-        <w:t xml:space="preserve"> результатов</w:t>
+        <w:t>Цель 2. Объективность и воспроизводимость результатов</w:t>
       </w:r>
     </w:p>
     <w:p>
@@ -8569,23 +8118,7 @@
                 <w:rFonts w:ascii="Times New Roman" w:hAnsi="Times New Roman" w:cs="Times New Roman"/>
                 <w:sz w:val="24"/>
               </w:rPr>
-              <w:t xml:space="preserve">Присутствие в выходном отчете </w:t>
-            </w:r>
-            <w:proofErr w:type="spellStart"/>
-            <w:r>
-              <w:rPr>
-                <w:rFonts w:ascii="Times New Roman" w:hAnsi="Times New Roman" w:cs="Times New Roman"/>
-                <w:sz w:val="24"/>
-              </w:rPr>
-              <w:t>потемной</w:t>
-            </w:r>
-            <w:proofErr w:type="spellEnd"/>
-            <w:r>
-              <w:rPr>
-                <w:rFonts w:ascii="Times New Roman" w:hAnsi="Times New Roman" w:cs="Times New Roman"/>
-                <w:sz w:val="24"/>
-              </w:rPr>
-              <w:t xml:space="preserve"> классификации ошибок</w:t>
+              <w:t>Присутствие в выходном отчете потемной классификации ошибок</w:t>
             </w:r>
           </w:p>
         </w:tc>
@@ -9049,23 +8582,7 @@
                 <w:rFonts w:ascii="Times New Roman" w:hAnsi="Times New Roman" w:cs="Times New Roman"/>
                 <w:sz w:val="24"/>
               </w:rPr>
-              <w:t xml:space="preserve">Да (механизм </w:t>
-            </w:r>
-            <w:proofErr w:type="spellStart"/>
-            <w:r>
-              <w:rPr>
-                <w:rFonts w:ascii="Times New Roman" w:hAnsi="Times New Roman" w:cs="Times New Roman"/>
-                <w:sz w:val="24"/>
-              </w:rPr>
-              <w:t>версионирования</w:t>
-            </w:r>
-            <w:proofErr w:type="spellEnd"/>
-            <w:r>
-              <w:rPr>
-                <w:rFonts w:ascii="Times New Roman" w:hAnsi="Times New Roman" w:cs="Times New Roman"/>
-                <w:sz w:val="24"/>
-              </w:rPr>
-              <w:t>)</w:t>
+              <w:t>Да (механизм версионирования)</w:t>
             </w:r>
           </w:p>
         </w:tc>
@@ -9174,47 +8691,7 @@
           <w:szCs w:val="28"/>
           <w:lang w:eastAsia="ru-RU"/>
         </w:rPr>
-        <w:t>В настоящем разделе приводится детализированное описание объектов, подвергаемых автоматизации в рамках ИС «</w:t>
-      </w:r>
-      <w:proofErr w:type="spellStart"/>
-      <w:r>
-        <w:rPr>
-          <w:rFonts w:ascii="Times New Roman" w:eastAsia="Times New Roman" w:hAnsi="Times New Roman" w:cs="Times New Roman"/>
-          <w:sz w:val="28"/>
-          <w:szCs w:val="28"/>
-          <w:lang w:eastAsia="ru-RU"/>
-        </w:rPr>
-        <w:t>Wrong</w:t>
-      </w:r>
-      <w:proofErr w:type="spellEnd"/>
-      <w:r>
-        <w:rPr>
-          <w:rFonts w:ascii="Times New Roman" w:eastAsia="Times New Roman" w:hAnsi="Times New Roman" w:cs="Times New Roman"/>
-          <w:sz w:val="28"/>
-          <w:szCs w:val="28"/>
-          <w:lang w:eastAsia="ru-RU"/>
-        </w:rPr>
-        <w:t xml:space="preserve"> </w:t>
-      </w:r>
-      <w:proofErr w:type="spellStart"/>
-      <w:r>
-        <w:rPr>
-          <w:rFonts w:ascii="Times New Roman" w:eastAsia="Times New Roman" w:hAnsi="Times New Roman" w:cs="Times New Roman"/>
-          <w:sz w:val="28"/>
-          <w:szCs w:val="28"/>
-          <w:lang w:eastAsia="ru-RU"/>
-        </w:rPr>
-        <w:t>Turn</w:t>
-      </w:r>
-      <w:proofErr w:type="spellEnd"/>
-      <w:r>
-        <w:rPr>
-          <w:rFonts w:ascii="Times New Roman" w:eastAsia="Times New Roman" w:hAnsi="Times New Roman" w:cs="Times New Roman"/>
-          <w:sz w:val="28"/>
-          <w:szCs w:val="28"/>
-          <w:lang w:eastAsia="ru-RU"/>
-        </w:rPr>
-        <w:t xml:space="preserve">». Под объектом автоматизации понимается информационная сущность или физический компонент системы, над которым выполняются автоматизированные процедуры (сбор, хранение, обработка, передача, отображение). Характеристика каждого объекта включает его функциональное назначение, </w:t>
+        <w:t xml:space="preserve">В настоящем разделе приводится детализированное описание объектов, подвергаемых автоматизации в рамках ИС «Wrong Turn». Под объектом автоматизации понимается информационная сущность или физический компонент системы, над которым выполняются автоматизированные процедуры (сбор, хранение, обработка, передача, отображение). Характеристика каждого объекта включает его функциональное назначение, </w:t>
       </w:r>
       <w:r>
         <w:rPr>
@@ -9349,27 +8826,7 @@
           <w:szCs w:val="28"/>
           <w:lang w:eastAsia="ru-RU"/>
         </w:rPr>
-        <w:t xml:space="preserve">Реляционная таблица в СУБД (SQL </w:t>
-      </w:r>
-      <w:proofErr w:type="spellStart"/>
-      <w:r>
-        <w:rPr>
-          <w:rFonts w:ascii="Times New Roman" w:eastAsia="Times New Roman" w:hAnsi="Times New Roman" w:cs="Times New Roman"/>
-          <w:sz w:val="28"/>
-          <w:szCs w:val="28"/>
-          <w:lang w:eastAsia="ru-RU"/>
-        </w:rPr>
-        <w:t>lite</w:t>
-      </w:r>
-      <w:proofErr w:type="spellEnd"/>
-      <w:r>
-        <w:rPr>
-          <w:rFonts w:ascii="Times New Roman" w:eastAsia="Times New Roman" w:hAnsi="Times New Roman" w:cs="Times New Roman"/>
-          <w:sz w:val="28"/>
-          <w:szCs w:val="28"/>
-          <w:lang w:eastAsia="ru-RU"/>
-        </w:rPr>
-        <w:t xml:space="preserve">). </w:t>
+        <w:t xml:space="preserve">Реляционная таблица в СУБД (SQL lite). </w:t>
       </w:r>
     </w:p>
     <w:p>
@@ -9586,47 +9043,7 @@
           <w:szCs w:val="28"/>
           <w:lang w:eastAsia="ru-RU"/>
         </w:rPr>
-        <w:t xml:space="preserve">Реляционная таблица с внешними ключами к </w:t>
-      </w:r>
-      <w:proofErr w:type="spellStart"/>
-      <w:r>
-        <w:rPr>
-          <w:rFonts w:ascii="Times New Roman" w:eastAsia="Times New Roman" w:hAnsi="Times New Roman" w:cs="Times New Roman"/>
-          <w:sz w:val="28"/>
-          <w:szCs w:val="28"/>
-          <w:lang w:eastAsia="ru-RU"/>
-        </w:rPr>
-        <w:t>questions</w:t>
-      </w:r>
-      <w:proofErr w:type="spellEnd"/>
-      <w:r>
-        <w:rPr>
-          <w:rFonts w:ascii="Times New Roman" w:eastAsia="Times New Roman" w:hAnsi="Times New Roman" w:cs="Times New Roman"/>
-          <w:sz w:val="28"/>
-          <w:szCs w:val="28"/>
-          <w:lang w:eastAsia="ru-RU"/>
-        </w:rPr>
-        <w:t xml:space="preserve"> и </w:t>
-      </w:r>
-      <w:proofErr w:type="spellStart"/>
-      <w:r>
-        <w:rPr>
-          <w:rFonts w:ascii="Times New Roman" w:eastAsia="Times New Roman" w:hAnsi="Times New Roman" w:cs="Times New Roman"/>
-          <w:sz w:val="28"/>
-          <w:szCs w:val="28"/>
-          <w:lang w:eastAsia="ru-RU"/>
-        </w:rPr>
-        <w:t>users</w:t>
-      </w:r>
-      <w:proofErr w:type="spellEnd"/>
-      <w:r>
-        <w:rPr>
-          <w:rFonts w:ascii="Times New Roman" w:eastAsia="Times New Roman" w:hAnsi="Times New Roman" w:cs="Times New Roman"/>
-          <w:sz w:val="28"/>
-          <w:szCs w:val="28"/>
-          <w:lang w:eastAsia="ru-RU"/>
-        </w:rPr>
-        <w:t xml:space="preserve">. </w:t>
+        <w:t xml:space="preserve">Реляционная таблица с внешними ключами к questions и users. </w:t>
       </w:r>
     </w:p>
     <w:p>
@@ -10186,47 +9603,7 @@
           <w:szCs w:val="28"/>
           <w:lang w:eastAsia="ru-RU"/>
         </w:rPr>
-        <w:t>Для обеспечения функционирования ИС «</w:t>
-      </w:r>
-      <w:proofErr w:type="spellStart"/>
-      <w:r>
-        <w:rPr>
-          <w:rFonts w:ascii="Times New Roman" w:eastAsia="Times New Roman" w:hAnsi="Times New Roman" w:cs="Times New Roman"/>
-          <w:sz w:val="28"/>
-          <w:szCs w:val="28"/>
-          <w:lang w:eastAsia="ru-RU"/>
-        </w:rPr>
-        <w:t>Wrong</w:t>
-      </w:r>
-      <w:proofErr w:type="spellEnd"/>
-      <w:r>
-        <w:rPr>
-          <w:rFonts w:ascii="Times New Roman" w:eastAsia="Times New Roman" w:hAnsi="Times New Roman" w:cs="Times New Roman"/>
-          <w:sz w:val="28"/>
-          <w:szCs w:val="28"/>
-          <w:lang w:eastAsia="ru-RU"/>
-        </w:rPr>
-        <w:t xml:space="preserve"> </w:t>
-      </w:r>
-      <w:proofErr w:type="spellStart"/>
-      <w:r>
-        <w:rPr>
-          <w:rFonts w:ascii="Times New Roman" w:eastAsia="Times New Roman" w:hAnsi="Times New Roman" w:cs="Times New Roman"/>
-          <w:sz w:val="28"/>
-          <w:szCs w:val="28"/>
-          <w:lang w:eastAsia="ru-RU"/>
-        </w:rPr>
-        <w:t>Turn</w:t>
-      </w:r>
-      <w:proofErr w:type="spellEnd"/>
-      <w:r>
-        <w:rPr>
-          <w:rFonts w:ascii="Times New Roman" w:eastAsia="Times New Roman" w:hAnsi="Times New Roman" w:cs="Times New Roman"/>
-          <w:sz w:val="28"/>
-          <w:szCs w:val="28"/>
-          <w:lang w:eastAsia="ru-RU"/>
-        </w:rPr>
-        <w:t>» предусматриваются следующие штатные единицы (или роли):</w:t>
+        <w:t>Для обеспечения функционирования ИС «Wrong Turn» предусматриваются следующие штатные единицы (или роли):</w:t>
       </w:r>
     </w:p>
     <w:p>
@@ -11264,23 +10641,7 @@
                 <w:rFonts w:ascii="Times New Roman" w:hAnsi="Times New Roman" w:cs="Times New Roman"/>
                 <w:sz w:val="24"/>
               </w:rPr>
-              <w:t>CSS-эффекты (</w:t>
-            </w:r>
-            <w:proofErr w:type="spellStart"/>
-            <w:r>
-              <w:rPr>
-                <w:rFonts w:ascii="Times New Roman" w:hAnsi="Times New Roman" w:cs="Times New Roman"/>
-                <w:sz w:val="24"/>
-              </w:rPr>
-              <w:t>hover</w:t>
-            </w:r>
-            <w:proofErr w:type="spellEnd"/>
-            <w:r>
-              <w:rPr>
-                <w:rFonts w:ascii="Times New Roman" w:hAnsi="Times New Roman" w:cs="Times New Roman"/>
-                <w:sz w:val="24"/>
-              </w:rPr>
-              <w:t>)</w:t>
+              <w:t>CSS-эффекты (hover)</w:t>
             </w:r>
           </w:p>
         </w:tc>
@@ -11537,39 +10898,7 @@
                 <w:rFonts w:ascii="Times New Roman" w:hAnsi="Times New Roman" w:cs="Times New Roman"/>
                 <w:sz w:val="24"/>
               </w:rPr>
-              <w:t>В системе «</w:t>
-            </w:r>
-            <w:proofErr w:type="spellStart"/>
-            <w:r>
-              <w:rPr>
-                <w:rFonts w:ascii="Times New Roman" w:hAnsi="Times New Roman" w:cs="Times New Roman"/>
-                <w:sz w:val="24"/>
-              </w:rPr>
-              <w:t>Wrong</w:t>
-            </w:r>
-            <w:proofErr w:type="spellEnd"/>
-            <w:r>
-              <w:rPr>
-                <w:rFonts w:ascii="Times New Roman" w:hAnsi="Times New Roman" w:cs="Times New Roman"/>
-                <w:sz w:val="24"/>
-              </w:rPr>
-              <w:t xml:space="preserve"> </w:t>
-            </w:r>
-            <w:proofErr w:type="spellStart"/>
-            <w:r>
-              <w:rPr>
-                <w:rFonts w:ascii="Times New Roman" w:hAnsi="Times New Roman" w:cs="Times New Roman"/>
-                <w:sz w:val="24"/>
-              </w:rPr>
-              <w:t>Turn</w:t>
-            </w:r>
-            <w:proofErr w:type="spellEnd"/>
-            <w:r>
-              <w:rPr>
-                <w:rFonts w:ascii="Times New Roman" w:hAnsi="Times New Roman" w:cs="Times New Roman"/>
-                <w:sz w:val="24"/>
-              </w:rPr>
-              <w:t>» финансовые данные не обрабатываются (отсутствуют платежи, подписки и т.п.). При их появлении — обязательное шифрование и запрет передачи третьим лицам.</w:t>
+              <w:t>В системе «Wrong Turn» финансовые данные не обрабатываются (отсутствуют платежи, подписки и т.п.). При их появлении — обязательное шифрование и запрет передачи третьим лицам.</w:t>
             </w:r>
           </w:p>
         </w:tc>
@@ -11717,67 +11046,7 @@
           <w:szCs w:val="28"/>
           <w:lang w:eastAsia="ru-RU"/>
         </w:rPr>
-        <w:t>Разработка и внедрение информационной системы «</w:t>
-      </w:r>
-      <w:proofErr w:type="spellStart"/>
-      <w:r>
-        <w:rPr>
-          <w:rFonts w:ascii="Times New Roman" w:eastAsia="Times New Roman" w:hAnsi="Times New Roman" w:cs="Times New Roman"/>
-          <w:sz w:val="28"/>
-          <w:szCs w:val="28"/>
-          <w:lang w:eastAsia="ru-RU"/>
-        </w:rPr>
-        <w:t>Wrong</w:t>
-      </w:r>
-      <w:proofErr w:type="spellEnd"/>
-      <w:r>
-        <w:rPr>
-          <w:rFonts w:ascii="Times New Roman" w:eastAsia="Times New Roman" w:hAnsi="Times New Roman" w:cs="Times New Roman"/>
-          <w:sz w:val="28"/>
-          <w:szCs w:val="28"/>
-          <w:lang w:eastAsia="ru-RU"/>
-        </w:rPr>
-        <w:t xml:space="preserve"> </w:t>
-      </w:r>
-      <w:proofErr w:type="spellStart"/>
-      <w:r>
-        <w:rPr>
-          <w:rFonts w:ascii="Times New Roman" w:eastAsia="Times New Roman" w:hAnsi="Times New Roman" w:cs="Times New Roman"/>
-          <w:sz w:val="28"/>
-          <w:szCs w:val="28"/>
-          <w:lang w:eastAsia="ru-RU"/>
-        </w:rPr>
-        <w:t>Turn</w:t>
-      </w:r>
-      <w:proofErr w:type="spellEnd"/>
-      <w:r>
-        <w:rPr>
-          <w:rFonts w:ascii="Times New Roman" w:eastAsia="Times New Roman" w:hAnsi="Times New Roman" w:cs="Times New Roman"/>
-          <w:sz w:val="28"/>
-          <w:szCs w:val="28"/>
-          <w:lang w:eastAsia="ru-RU"/>
-        </w:rPr>
-        <w:t xml:space="preserve">» осуществляется в соответствии с календарным планом работ. Сроки определены исходя из трудоемкости этапов, доступных ресурсов (1 разработчик-программист, 1 администратор, 1 </w:t>
-      </w:r>
-      <w:proofErr w:type="spellStart"/>
-      <w:r>
-        <w:rPr>
-          <w:rFonts w:ascii="Times New Roman" w:eastAsia="Times New Roman" w:hAnsi="Times New Roman" w:cs="Times New Roman"/>
-          <w:sz w:val="28"/>
-          <w:szCs w:val="28"/>
-          <w:lang w:eastAsia="ru-RU"/>
-        </w:rPr>
-        <w:t>тестировщик</w:t>
-      </w:r>
-      <w:proofErr w:type="spellEnd"/>
-      <w:r>
-        <w:rPr>
-          <w:rFonts w:ascii="Times New Roman" w:eastAsia="Times New Roman" w:hAnsi="Times New Roman" w:cs="Times New Roman"/>
-          <w:sz w:val="28"/>
-          <w:szCs w:val="28"/>
-          <w:lang w:eastAsia="ru-RU"/>
-        </w:rPr>
-        <w:t>).</w:t>
+        <w:t>Разработка и внедрение информационной системы «Wrong Turn» осуществляется в соответствии с календарным планом работ. Сроки определены исходя из трудоемкости этапов, доступных ресурсов (1 разработчик-программист, 1 администратор, 1 тестировщик).</w:t>
       </w:r>
     </w:p>
     <w:p>
@@ -12211,25 +11480,7 @@
                 <w:sz w:val="24"/>
                 <w:szCs w:val="24"/>
               </w:rPr>
-              <w:t>Разработка серверной части (</w:t>
-            </w:r>
-            <w:proofErr w:type="spellStart"/>
-            <w:r>
-              <w:rPr>
-                <w:rFonts w:ascii="Times New Roman" w:hAnsi="Times New Roman" w:cs="Times New Roman"/>
-                <w:sz w:val="24"/>
-                <w:szCs w:val="24"/>
-              </w:rPr>
-              <w:t>бэкенд</w:t>
-            </w:r>
-            <w:proofErr w:type="spellEnd"/>
-            <w:r>
-              <w:rPr>
-                <w:rFonts w:ascii="Times New Roman" w:hAnsi="Times New Roman" w:cs="Times New Roman"/>
-                <w:sz w:val="24"/>
-                <w:szCs w:val="24"/>
-              </w:rPr>
-              <w:t>)</w:t>
+              <w:t>Разработка серверной части (бэкенд)</w:t>
             </w:r>
           </w:p>
         </w:tc>
@@ -12378,25 +11629,7 @@
                 <w:sz w:val="24"/>
                 <w:szCs w:val="24"/>
               </w:rPr>
-              <w:t>Разработка клиентской части (</w:t>
-            </w:r>
-            <w:proofErr w:type="spellStart"/>
-            <w:r>
-              <w:rPr>
-                <w:rFonts w:ascii="Times New Roman" w:hAnsi="Times New Roman" w:cs="Times New Roman"/>
-                <w:sz w:val="24"/>
-                <w:szCs w:val="24"/>
-              </w:rPr>
-              <w:t>фронтенд</w:t>
-            </w:r>
-            <w:proofErr w:type="spellEnd"/>
-            <w:r>
-              <w:rPr>
-                <w:rFonts w:ascii="Times New Roman" w:hAnsi="Times New Roman" w:cs="Times New Roman"/>
-                <w:sz w:val="24"/>
-                <w:szCs w:val="24"/>
-              </w:rPr>
-              <w:t>)</w:t>
+              <w:t>Разработка клиентской части (фронтенд)</w:t>
             </w:r>
           </w:p>
         </w:tc>
@@ -12490,25 +11723,7 @@
                 <w:sz w:val="24"/>
                 <w:szCs w:val="24"/>
               </w:rPr>
-              <w:t xml:space="preserve">Веб-интерфейс (адаптивный), реализация таймера, счетчика ошибок, </w:t>
-            </w:r>
-            <w:proofErr w:type="spellStart"/>
-            <w:r>
-              <w:rPr>
-                <w:rFonts w:ascii="Times New Roman" w:hAnsi="Times New Roman" w:cs="Times New Roman"/>
-                <w:sz w:val="24"/>
-                <w:szCs w:val="24"/>
-              </w:rPr>
-              <w:t>оффлайн</w:t>
-            </w:r>
-            <w:proofErr w:type="spellEnd"/>
-            <w:r>
-              <w:rPr>
-                <w:rFonts w:ascii="Times New Roman" w:hAnsi="Times New Roman" w:cs="Times New Roman"/>
-                <w:sz w:val="24"/>
-                <w:szCs w:val="24"/>
-              </w:rPr>
-              <w:t>-режима</w:t>
+              <w:t>Веб-интерфейс (адаптивный), реализация таймера, счетчика ошибок, оффлайн-режима</w:t>
             </w:r>
           </w:p>
         </w:tc>
@@ -13110,47 +12325,7 @@
           <w:szCs w:val="28"/>
           <w:lang w:eastAsia="ru-RU"/>
         </w:rPr>
-        <w:t>Таблица 10 - Описание функций и задач для ИС «</w:t>
-      </w:r>
-      <w:proofErr w:type="spellStart"/>
-      <w:r>
-        <w:rPr>
-          <w:rFonts w:ascii="Times New Roman" w:eastAsia="Times New Roman" w:hAnsi="Times New Roman" w:cs="Times New Roman"/>
-          <w:sz w:val="28"/>
-          <w:szCs w:val="28"/>
-          <w:lang w:eastAsia="ru-RU"/>
-        </w:rPr>
-        <w:t>Wrong</w:t>
-      </w:r>
-      <w:proofErr w:type="spellEnd"/>
-      <w:r>
-        <w:rPr>
-          <w:rFonts w:ascii="Times New Roman" w:eastAsia="Times New Roman" w:hAnsi="Times New Roman" w:cs="Times New Roman"/>
-          <w:sz w:val="28"/>
-          <w:szCs w:val="28"/>
-          <w:lang w:eastAsia="ru-RU"/>
-        </w:rPr>
-        <w:t xml:space="preserve"> </w:t>
-      </w:r>
-      <w:proofErr w:type="spellStart"/>
-      <w:r>
-        <w:rPr>
-          <w:rFonts w:ascii="Times New Roman" w:eastAsia="Times New Roman" w:hAnsi="Times New Roman" w:cs="Times New Roman"/>
-          <w:sz w:val="28"/>
-          <w:szCs w:val="28"/>
-          <w:lang w:eastAsia="ru-RU"/>
-        </w:rPr>
-        <w:t>Turn</w:t>
-      </w:r>
-      <w:proofErr w:type="spellEnd"/>
-      <w:r>
-        <w:rPr>
-          <w:rFonts w:ascii="Times New Roman" w:eastAsia="Times New Roman" w:hAnsi="Times New Roman" w:cs="Times New Roman"/>
-          <w:sz w:val="28"/>
-          <w:szCs w:val="28"/>
-          <w:lang w:eastAsia="ru-RU"/>
-        </w:rPr>
-        <w:t>»</w:t>
+        <w:t>Таблица 10 - Описание функций и задач для ИС «Wrong Turn»</w:t>
       </w:r>
     </w:p>
     <w:tbl>
@@ -13540,21 +12715,12 @@
                 <w:sz w:val="24"/>
               </w:rPr>
             </w:pPr>
-            <w:proofErr w:type="spellStart"/>
-            <w:r>
-              <w:rPr>
-                <w:rFonts w:ascii="Times New Roman" w:hAnsi="Times New Roman" w:cs="Times New Roman"/>
-                <w:sz w:val="24"/>
-              </w:rPr>
-              <w:t>Дашборд</w:t>
-            </w:r>
-            <w:proofErr w:type="spellEnd"/>
-            <w:r>
-              <w:rPr>
-                <w:rFonts w:ascii="Times New Roman" w:hAnsi="Times New Roman" w:cs="Times New Roman"/>
-                <w:sz w:val="24"/>
-              </w:rPr>
-              <w:t xml:space="preserve"> (личный кабинет)</w:t>
+            <w:r>
+              <w:rPr>
+                <w:rFonts w:ascii="Times New Roman" w:hAnsi="Times New Roman" w:cs="Times New Roman"/>
+                <w:sz w:val="24"/>
+              </w:rPr>
+              <w:t>Дашборд (личный кабинет)</w:t>
             </w:r>
           </w:p>
         </w:tc>
@@ -14419,47 +13585,7 @@
           <w:szCs w:val="28"/>
           <w:lang w:eastAsia="ru-RU"/>
         </w:rPr>
-        <w:t>Создание информационной системы «</w:t>
-      </w:r>
-      <w:proofErr w:type="spellStart"/>
-      <w:r>
-        <w:rPr>
-          <w:rFonts w:ascii="Times New Roman" w:eastAsia="Times New Roman" w:hAnsi="Times New Roman" w:cs="Times New Roman"/>
-          <w:sz w:val="28"/>
-          <w:szCs w:val="28"/>
-          <w:lang w:eastAsia="ru-RU"/>
-        </w:rPr>
-        <w:t>Wrong</w:t>
-      </w:r>
-      <w:proofErr w:type="spellEnd"/>
-      <w:r>
-        <w:rPr>
-          <w:rFonts w:ascii="Times New Roman" w:eastAsia="Times New Roman" w:hAnsi="Times New Roman" w:cs="Times New Roman"/>
-          <w:sz w:val="28"/>
-          <w:szCs w:val="28"/>
-          <w:lang w:eastAsia="ru-RU"/>
-        </w:rPr>
-        <w:t xml:space="preserve"> </w:t>
-      </w:r>
-      <w:proofErr w:type="spellStart"/>
-      <w:r>
-        <w:rPr>
-          <w:rFonts w:ascii="Times New Roman" w:eastAsia="Times New Roman" w:hAnsi="Times New Roman" w:cs="Times New Roman"/>
-          <w:sz w:val="28"/>
-          <w:szCs w:val="28"/>
-          <w:lang w:eastAsia="ru-RU"/>
-        </w:rPr>
-        <w:t>Turn</w:t>
-      </w:r>
-      <w:proofErr w:type="spellEnd"/>
-      <w:r>
-        <w:rPr>
-          <w:rFonts w:ascii="Times New Roman" w:eastAsia="Times New Roman" w:hAnsi="Times New Roman" w:cs="Times New Roman"/>
-          <w:sz w:val="28"/>
-          <w:szCs w:val="28"/>
-          <w:lang w:eastAsia="ru-RU"/>
-        </w:rPr>
-        <w:t>» представляет собой комплекс взаимоувязанных организационных, технических и программных мероприятий, направленных на разработку, внедрение и ввод в эксплуатацию системы автоматизированного тестирования знаний ПДД.</w:t>
+        <w:t>Создание информационной системы «Wrong Turn» представляет собой комплекс взаимоувязанных организационных, технических и программных мероприятий, направленных на разработку, внедрение и ввод в эксплуатацию системы автоматизированного тестирования знаний ПДД.</w:t>
       </w:r>
     </w:p>
     <w:p>
@@ -14597,47 +13723,7 @@
           <w:szCs w:val="28"/>
           <w:lang w:eastAsia="ru-RU"/>
         </w:rPr>
-        <w:t>Общий процесс создания ИС «</w:t>
-      </w:r>
-      <w:proofErr w:type="spellStart"/>
-      <w:r>
-        <w:rPr>
-          <w:rFonts w:ascii="Times New Roman" w:eastAsia="Times New Roman" w:hAnsi="Times New Roman" w:cs="Times New Roman"/>
-          <w:sz w:val="28"/>
-          <w:szCs w:val="28"/>
-          <w:lang w:eastAsia="ru-RU"/>
-        </w:rPr>
-        <w:t>Wrong</w:t>
-      </w:r>
-      <w:proofErr w:type="spellEnd"/>
-      <w:r>
-        <w:rPr>
-          <w:rFonts w:ascii="Times New Roman" w:eastAsia="Times New Roman" w:hAnsi="Times New Roman" w:cs="Times New Roman"/>
-          <w:sz w:val="28"/>
-          <w:szCs w:val="28"/>
-          <w:lang w:eastAsia="ru-RU"/>
-        </w:rPr>
-        <w:t xml:space="preserve"> </w:t>
-      </w:r>
-      <w:proofErr w:type="spellStart"/>
-      <w:r>
-        <w:rPr>
-          <w:rFonts w:ascii="Times New Roman" w:eastAsia="Times New Roman" w:hAnsi="Times New Roman" w:cs="Times New Roman"/>
-          <w:sz w:val="28"/>
-          <w:szCs w:val="28"/>
-          <w:lang w:eastAsia="ru-RU"/>
-        </w:rPr>
-        <w:t>Turn</w:t>
-      </w:r>
-      <w:proofErr w:type="spellEnd"/>
-      <w:r>
-        <w:rPr>
-          <w:rFonts w:ascii="Times New Roman" w:eastAsia="Times New Roman" w:hAnsi="Times New Roman" w:cs="Times New Roman"/>
-          <w:sz w:val="28"/>
-          <w:szCs w:val="28"/>
-          <w:lang w:eastAsia="ru-RU"/>
-        </w:rPr>
-        <w:t>» разделен на 7 основных этапов. Для каждого этапа определены: состав работ, ожидаемые результаты, документация и трудоемкость.</w:t>
+        <w:t>Общий процесс создания ИС «Wrong Turn» разделен на 7 основных этапов. Для каждого этапа определены: состав работ, ожидаемые результаты, документация и трудоемкость.</w:t>
       </w:r>
     </w:p>
     <w:p>
@@ -15322,61 +14408,7 @@
                 <w:sz w:val="24"/>
                 <w:szCs w:val="24"/>
               </w:rPr>
-              <w:t>Выбор клиент-серверной архитектуры, определение компонентов (</w:t>
-            </w:r>
-            <w:proofErr w:type="spellStart"/>
-            <w:r>
-              <w:rPr>
-                <w:rFonts w:ascii="Times New Roman" w:hAnsi="Times New Roman" w:cs="Times New Roman"/>
-                <w:sz w:val="24"/>
-                <w:szCs w:val="24"/>
-              </w:rPr>
-              <w:t>фронтенд</w:t>
-            </w:r>
-            <w:proofErr w:type="spellEnd"/>
-            <w:r>
-              <w:rPr>
-                <w:rFonts w:ascii="Times New Roman" w:hAnsi="Times New Roman" w:cs="Times New Roman"/>
-                <w:sz w:val="24"/>
-                <w:szCs w:val="24"/>
-              </w:rPr>
-              <w:t xml:space="preserve">, </w:t>
-            </w:r>
-            <w:proofErr w:type="spellStart"/>
-            <w:r>
-              <w:rPr>
-                <w:rFonts w:ascii="Times New Roman" w:hAnsi="Times New Roman" w:cs="Times New Roman"/>
-                <w:sz w:val="24"/>
-                <w:szCs w:val="24"/>
-              </w:rPr>
-              <w:t>бэкенд</w:t>
-            </w:r>
-            <w:proofErr w:type="spellEnd"/>
-            <w:r>
-              <w:rPr>
-                <w:rFonts w:ascii="Times New Roman" w:hAnsi="Times New Roman" w:cs="Times New Roman"/>
-                <w:sz w:val="24"/>
-                <w:szCs w:val="24"/>
-              </w:rPr>
-              <w:t xml:space="preserve">, БД, </w:t>
-            </w:r>
-            <w:proofErr w:type="spellStart"/>
-            <w:r>
-              <w:rPr>
-                <w:rFonts w:ascii="Times New Roman" w:hAnsi="Times New Roman" w:cs="Times New Roman"/>
-                <w:sz w:val="24"/>
-                <w:szCs w:val="24"/>
-              </w:rPr>
-              <w:t>оффлайн</w:t>
-            </w:r>
-            <w:proofErr w:type="spellEnd"/>
-            <w:r>
-              <w:rPr>
-                <w:rFonts w:ascii="Times New Roman" w:hAnsi="Times New Roman" w:cs="Times New Roman"/>
-                <w:sz w:val="24"/>
-                <w:szCs w:val="24"/>
-              </w:rPr>
-              <w:t>-хранилище)</w:t>
+              <w:t>Выбор клиент-серверной архитектуры, определение компонентов (фронтенд, бэкенд, БД, оффлайн-хранилище)</w:t>
             </w:r>
           </w:p>
         </w:tc>
@@ -15736,27 +14768,7 @@
           <w:szCs w:val="28"/>
           <w:lang w:eastAsia="ru-RU"/>
         </w:rPr>
-        <w:t>Таблица 15 – Состав работ (</w:t>
-      </w:r>
-      <w:proofErr w:type="spellStart"/>
-      <w:r>
-        <w:rPr>
-          <w:rFonts w:ascii="Times New Roman" w:eastAsia="Times New Roman" w:hAnsi="Times New Roman" w:cs="Times New Roman"/>
-          <w:sz w:val="28"/>
-          <w:szCs w:val="28"/>
-          <w:lang w:eastAsia="ru-RU"/>
-        </w:rPr>
-        <w:t>бэкенд</w:t>
-      </w:r>
-      <w:proofErr w:type="spellEnd"/>
-      <w:r>
-        <w:rPr>
-          <w:rFonts w:ascii="Times New Roman" w:eastAsia="Times New Roman" w:hAnsi="Times New Roman" w:cs="Times New Roman"/>
-          <w:sz w:val="28"/>
-          <w:szCs w:val="28"/>
-          <w:lang w:eastAsia="ru-RU"/>
-        </w:rPr>
-        <w:t>)</w:t>
+        <w:t>Таблица 15 – Состав работ (бэкенд)</w:t>
       </w:r>
     </w:p>
     <w:tbl>
@@ -15994,47 +15006,7 @@
                 <w:szCs w:val="24"/>
                 <w:highlight w:val="red"/>
               </w:rPr>
-              <w:t>Создание таблиц БД через ORM (</w:t>
-            </w:r>
-            <w:proofErr w:type="spellStart"/>
-            <w:r>
-              <w:rPr>
-                <w:rFonts w:ascii="Times New Roman" w:hAnsi="Times New Roman" w:cs="Times New Roman"/>
-                <w:sz w:val="24"/>
-                <w:szCs w:val="24"/>
-                <w:highlight w:val="red"/>
-              </w:rPr>
-              <w:t>Django</w:t>
-            </w:r>
-            <w:proofErr w:type="spellEnd"/>
-            <w:r>
-              <w:rPr>
-                <w:rFonts w:ascii="Times New Roman" w:hAnsi="Times New Roman" w:cs="Times New Roman"/>
-                <w:sz w:val="24"/>
-                <w:szCs w:val="24"/>
-                <w:highlight w:val="red"/>
-              </w:rPr>
-              <w:t xml:space="preserve"> </w:t>
-            </w:r>
-            <w:proofErr w:type="spellStart"/>
-            <w:r>
-              <w:rPr>
-                <w:rFonts w:ascii="Times New Roman" w:hAnsi="Times New Roman" w:cs="Times New Roman"/>
-                <w:sz w:val="24"/>
-                <w:szCs w:val="24"/>
-                <w:highlight w:val="red"/>
-              </w:rPr>
-              <w:t>Models</w:t>
-            </w:r>
-            <w:proofErr w:type="spellEnd"/>
-            <w:r>
-              <w:rPr>
-                <w:rFonts w:ascii="Times New Roman" w:hAnsi="Times New Roman" w:cs="Times New Roman"/>
-                <w:sz w:val="24"/>
-                <w:szCs w:val="24"/>
-                <w:highlight w:val="red"/>
-              </w:rPr>
-              <w:t>), миграции</w:t>
+              <w:t>Создание таблиц БД через ORM (Django Models), миграции</w:t>
             </w:r>
           </w:p>
         </w:tc>
@@ -16445,27 +15417,7 @@
           <w:szCs w:val="28"/>
           <w:lang w:eastAsia="ru-RU"/>
         </w:rPr>
-        <w:t>Таблица 16 – Состав работ(</w:t>
-      </w:r>
-      <w:proofErr w:type="spellStart"/>
-      <w:r>
-        <w:rPr>
-          <w:rFonts w:ascii="Times New Roman" w:eastAsia="Times New Roman" w:hAnsi="Times New Roman" w:cs="Times New Roman"/>
-          <w:sz w:val="28"/>
-          <w:szCs w:val="28"/>
-          <w:lang w:eastAsia="ru-RU"/>
-        </w:rPr>
-        <w:t>фронтед</w:t>
-      </w:r>
-      <w:proofErr w:type="spellEnd"/>
-      <w:r>
-        <w:rPr>
-          <w:rFonts w:ascii="Times New Roman" w:eastAsia="Times New Roman" w:hAnsi="Times New Roman" w:cs="Times New Roman"/>
-          <w:sz w:val="28"/>
-          <w:szCs w:val="28"/>
-          <w:lang w:eastAsia="ru-RU"/>
-        </w:rPr>
-        <w:t>)</w:t>
+        <w:t>Таблица 16 – Состав работ(фронтед)</w:t>
       </w:r>
     </w:p>
     <w:tbl>
@@ -16610,25 +15562,7 @@
                 <w:sz w:val="24"/>
                 <w:szCs w:val="24"/>
               </w:rPr>
-              <w:t xml:space="preserve">HTML/CSS, </w:t>
-            </w:r>
-            <w:proofErr w:type="spellStart"/>
-            <w:r>
-              <w:rPr>
-                <w:rFonts w:ascii="Times New Roman" w:hAnsi="Times New Roman" w:cs="Times New Roman"/>
-                <w:sz w:val="24"/>
-                <w:szCs w:val="24"/>
-              </w:rPr>
-              <w:t>адаптив</w:t>
-            </w:r>
-            <w:proofErr w:type="spellEnd"/>
-            <w:r>
-              <w:rPr>
-                <w:rFonts w:ascii="Times New Roman" w:hAnsi="Times New Roman" w:cs="Times New Roman"/>
-                <w:sz w:val="24"/>
-                <w:szCs w:val="24"/>
-              </w:rPr>
-              <w:t>, темная/светлая тема</w:t>
+              <w:t>HTML/CSS, адаптив, темная/светлая тема</w:t>
             </w:r>
           </w:p>
         </w:tc>
@@ -16696,18 +15630,8 @@
                 <w:sz w:val="24"/>
                 <w:szCs w:val="24"/>
               </w:rPr>
-              <w:t xml:space="preserve">Формы, </w:t>
-            </w:r>
-            <w:proofErr w:type="spellStart"/>
-            <w:r>
-              <w:rPr>
-                <w:rFonts w:ascii="Times New Roman" w:hAnsi="Times New Roman" w:cs="Times New Roman"/>
-                <w:sz w:val="24"/>
-                <w:szCs w:val="24"/>
-              </w:rPr>
-              <w:t>валидация</w:t>
-            </w:r>
-            <w:proofErr w:type="spellEnd"/>
+              <w:t>Формы, валидация</w:t>
+            </w:r>
           </w:p>
         </w:tc>
       </w:tr>
@@ -17109,27 +16033,7 @@
           <w:szCs w:val="28"/>
           <w:lang w:eastAsia="ru-RU"/>
         </w:rPr>
-        <w:t>Таблица 17 – Состав работ(</w:t>
-      </w:r>
-      <w:proofErr w:type="spellStart"/>
-      <w:r>
-        <w:rPr>
-          <w:rFonts w:ascii="Times New Roman" w:eastAsia="Times New Roman" w:hAnsi="Times New Roman" w:cs="Times New Roman"/>
-          <w:sz w:val="28"/>
-          <w:szCs w:val="28"/>
-          <w:lang w:eastAsia="ru-RU"/>
-        </w:rPr>
-        <w:t>фронтед</w:t>
-      </w:r>
-      <w:proofErr w:type="spellEnd"/>
-      <w:r>
-        <w:rPr>
-          <w:rFonts w:ascii="Times New Roman" w:eastAsia="Times New Roman" w:hAnsi="Times New Roman" w:cs="Times New Roman"/>
-          <w:sz w:val="28"/>
-          <w:szCs w:val="28"/>
-          <w:lang w:eastAsia="ru-RU"/>
-        </w:rPr>
-        <w:t>)</w:t>
+        <w:t>Таблица 17 – Состав работ(фронтед)</w:t>
       </w:r>
     </w:p>
     <w:tbl>
@@ -17611,49 +16515,7 @@
               <w:rPr>
                 <w:rFonts w:ascii="Times New Roman" w:hAnsi="Times New Roman" w:cs="Times New Roman"/>
               </w:rPr>
-              <w:t>х (</w:t>
-            </w:r>
-            <w:proofErr w:type="spellStart"/>
-            <w:r>
-              <w:rPr>
-                <w:rFonts w:ascii="Times New Roman" w:hAnsi="Times New Roman" w:cs="Times New Roman"/>
-              </w:rPr>
-              <w:t>Chrome</w:t>
-            </w:r>
-            <w:proofErr w:type="spellEnd"/>
-            <w:r>
-              <w:rPr>
-                <w:rFonts w:ascii="Times New Roman" w:hAnsi="Times New Roman" w:cs="Times New Roman"/>
-              </w:rPr>
-              <w:t xml:space="preserve">, </w:t>
-            </w:r>
-            <w:proofErr w:type="spellStart"/>
-            <w:r>
-              <w:rPr>
-                <w:rFonts w:ascii="Times New Roman" w:hAnsi="Times New Roman" w:cs="Times New Roman"/>
-              </w:rPr>
-              <w:t>Firefox</w:t>
-            </w:r>
-            <w:proofErr w:type="spellEnd"/>
-            <w:r>
-              <w:rPr>
-                <w:rFonts w:ascii="Times New Roman" w:hAnsi="Times New Roman" w:cs="Times New Roman"/>
-              </w:rPr>
-              <w:t xml:space="preserve">, </w:t>
-            </w:r>
-            <w:proofErr w:type="spellStart"/>
-            <w:r>
-              <w:rPr>
-                <w:rFonts w:ascii="Times New Roman" w:hAnsi="Times New Roman" w:cs="Times New Roman"/>
-              </w:rPr>
-              <w:t>Yandex</w:t>
-            </w:r>
-            <w:proofErr w:type="spellEnd"/>
-            <w:r>
-              <w:rPr>
-                <w:rFonts w:ascii="Times New Roman" w:hAnsi="Times New Roman" w:cs="Times New Roman"/>
-              </w:rPr>
-              <w:t xml:space="preserve">) и 3 </w:t>
+              <w:t xml:space="preserve">х (Chrome, Firefox, Yandex) и 3 </w:t>
             </w:r>
             <w:r>
               <w:rPr>
@@ -17734,21 +16596,7 @@
               <w:rPr>
                 <w:rFonts w:ascii="Times New Roman" w:hAnsi="Times New Roman" w:cs="Times New Roman"/>
               </w:rPr>
-              <w:t>Заведение баг-репортов, классификация по критичности (</w:t>
-            </w:r>
-            <w:proofErr w:type="spellStart"/>
-            <w:r>
-              <w:rPr>
-                <w:rFonts w:ascii="Times New Roman" w:hAnsi="Times New Roman" w:cs="Times New Roman"/>
-              </w:rPr>
-              <w:t>Severity</w:t>
-            </w:r>
-            <w:proofErr w:type="spellEnd"/>
-            <w:r>
-              <w:rPr>
-                <w:rFonts w:ascii="Times New Roman" w:hAnsi="Times New Roman" w:cs="Times New Roman"/>
-              </w:rPr>
-              <w:t xml:space="preserve"> 1–4), исправление критических ошибок</w:t>
+              <w:t>Заведение баг-репортов, классификация по критичности (Severity 1–4), исправление критических ошибок</w:t>
             </w:r>
           </w:p>
         </w:tc>
@@ -19930,8 +18778,8 @@
           <w:lang w:eastAsia="ru-RU"/>
         </w:rPr>
       </w:pPr>
-      <w:bookmarkStart w:id="11" w:name="_Toc229829443"/>
-      <w:bookmarkStart w:id="12" w:name="_Toc229829729"/>
+      <w:bookmarkStart w:id="10" w:name="_Toc229829443"/>
+      <w:bookmarkStart w:id="11" w:name="_Toc229829729"/>
       <w:r>
         <w:rPr>
           <w:rFonts w:eastAsia="Times New Roman"/>
@@ -19941,8 +18789,8 @@
         <w:lastRenderedPageBreak/>
         <w:t>Описание основных модулей и распределение ролей</w:t>
       </w:r>
+      <w:bookmarkEnd w:id="10"/>
       <w:bookmarkEnd w:id="11"/>
-      <w:bookmarkEnd w:id="12"/>
     </w:p>
     <w:p>
       <w:pPr>
@@ -19979,8 +18827,8 @@
           <w:lang w:eastAsia="ru-RU"/>
         </w:rPr>
       </w:pPr>
-      <w:bookmarkStart w:id="13" w:name="_Toc229829444"/>
-      <w:bookmarkStart w:id="14" w:name="_Toc229829730"/>
+      <w:bookmarkStart w:id="12" w:name="_Toc229829444"/>
+      <w:bookmarkStart w:id="13" w:name="_Toc229829730"/>
       <w:r>
         <w:rPr>
           <w:rFonts w:eastAsia="Times New Roman"/>
@@ -19988,8 +18836,8 @@
         </w:rPr>
         <w:t>Модуль «Авторизация и регистрация»</w:t>
       </w:r>
+      <w:bookmarkEnd w:id="12"/>
       <w:bookmarkEnd w:id="13"/>
-      <w:bookmarkEnd w:id="14"/>
     </w:p>
     <w:p>
       <w:pPr>
@@ -20003,8 +18851,8 @@
           <w:lang w:eastAsia="ru-RU"/>
         </w:rPr>
       </w:pPr>
-      <w:bookmarkStart w:id="15" w:name="_Toc229829445"/>
-      <w:bookmarkStart w:id="16" w:name="_Toc229829731"/>
+      <w:bookmarkStart w:id="14" w:name="_Toc229829445"/>
+      <w:bookmarkStart w:id="15" w:name="_Toc229829731"/>
       <w:r>
         <w:rPr>
           <w:rFonts w:eastAsia="Times New Roman"/>
@@ -20012,8 +18860,8 @@
         </w:rPr>
         <w:t>Основное описание модуля</w:t>
       </w:r>
+      <w:bookmarkEnd w:id="14"/>
       <w:bookmarkEnd w:id="15"/>
-      <w:bookmarkEnd w:id="16"/>
     </w:p>
     <w:p>
       <w:pPr>
@@ -20162,27 +19010,7 @@
           <w:szCs w:val="28"/>
           <w:lang w:eastAsia="ru-RU"/>
         </w:rPr>
-        <w:t>Выход из системы (</w:t>
-      </w:r>
-      <w:proofErr w:type="spellStart"/>
-      <w:r>
-        <w:rPr>
-          <w:rFonts w:ascii="Times New Roman" w:eastAsia="Times New Roman" w:hAnsi="Times New Roman" w:cs="Times New Roman"/>
-          <w:sz w:val="28"/>
-          <w:szCs w:val="28"/>
-          <w:lang w:eastAsia="ru-RU"/>
-        </w:rPr>
-        <w:t>logout</w:t>
-      </w:r>
-      <w:proofErr w:type="spellEnd"/>
-      <w:r>
-        <w:rPr>
-          <w:rFonts w:ascii="Times New Roman" w:eastAsia="Times New Roman" w:hAnsi="Times New Roman" w:cs="Times New Roman"/>
-          <w:sz w:val="28"/>
-          <w:szCs w:val="28"/>
-          <w:lang w:eastAsia="ru-RU"/>
-        </w:rPr>
-        <w:t>)</w:t>
+        <w:t>Выход из системы (logout)</w:t>
       </w:r>
     </w:p>
     <w:p>
@@ -20209,47 +19037,7 @@
           <w:szCs w:val="28"/>
           <w:lang w:eastAsia="ru-RU"/>
         </w:rPr>
-        <w:t>Проверка роли пользователя (</w:t>
-      </w:r>
-      <w:proofErr w:type="spellStart"/>
-      <w:r>
-        <w:rPr>
-          <w:rFonts w:ascii="Times New Roman" w:eastAsia="Times New Roman" w:hAnsi="Times New Roman" w:cs="Times New Roman"/>
-          <w:sz w:val="28"/>
-          <w:szCs w:val="28"/>
-          <w:lang w:eastAsia="ru-RU"/>
-        </w:rPr>
-        <w:t>user</w:t>
-      </w:r>
-      <w:proofErr w:type="spellEnd"/>
-      <w:r>
-        <w:rPr>
-          <w:rFonts w:ascii="Times New Roman" w:eastAsia="Times New Roman" w:hAnsi="Times New Roman" w:cs="Times New Roman"/>
-          <w:sz w:val="28"/>
-          <w:szCs w:val="28"/>
-          <w:lang w:eastAsia="ru-RU"/>
-        </w:rPr>
-        <w:t xml:space="preserve"> / </w:t>
-      </w:r>
-      <w:proofErr w:type="spellStart"/>
-      <w:r>
-        <w:rPr>
-          <w:rFonts w:ascii="Times New Roman" w:eastAsia="Times New Roman" w:hAnsi="Times New Roman" w:cs="Times New Roman"/>
-          <w:sz w:val="28"/>
-          <w:szCs w:val="28"/>
-          <w:lang w:eastAsia="ru-RU"/>
-        </w:rPr>
-        <w:t>admin</w:t>
-      </w:r>
-      <w:proofErr w:type="spellEnd"/>
-      <w:r>
-        <w:rPr>
-          <w:rFonts w:ascii="Times New Roman" w:eastAsia="Times New Roman" w:hAnsi="Times New Roman" w:cs="Times New Roman"/>
-          <w:sz w:val="28"/>
-          <w:szCs w:val="28"/>
-          <w:lang w:eastAsia="ru-RU"/>
-        </w:rPr>
-        <w:t>) после входа</w:t>
+        <w:t>Проверка роли пользователя (user / admin) после входа</w:t>
       </w:r>
     </w:p>
     <w:p>
@@ -20324,67 +19112,7 @@
           <w:szCs w:val="28"/>
           <w:lang w:eastAsia="ru-RU"/>
         </w:rPr>
-        <w:t>Запрашивает / сохраняет данные в Базу данных (таблицы `</w:t>
-      </w:r>
-      <w:proofErr w:type="spellStart"/>
-      <w:r>
-        <w:rPr>
-          <w:rFonts w:ascii="Times New Roman" w:eastAsia="Times New Roman" w:hAnsi="Times New Roman" w:cs="Times New Roman"/>
-          <w:sz w:val="28"/>
-          <w:szCs w:val="28"/>
-          <w:lang w:eastAsia="ru-RU"/>
-        </w:rPr>
-        <w:t>users</w:t>
-      </w:r>
-      <w:proofErr w:type="spellEnd"/>
-      <w:r>
-        <w:rPr>
-          <w:rFonts w:ascii="Times New Roman" w:eastAsia="Times New Roman" w:hAnsi="Times New Roman" w:cs="Times New Roman"/>
-          <w:sz w:val="28"/>
-          <w:szCs w:val="28"/>
-          <w:lang w:eastAsia="ru-RU"/>
-        </w:rPr>
-        <w:t>`, `</w:t>
-      </w:r>
-      <w:proofErr w:type="spellStart"/>
-      <w:r>
-        <w:rPr>
-          <w:rFonts w:ascii="Times New Roman" w:eastAsia="Times New Roman" w:hAnsi="Times New Roman" w:cs="Times New Roman"/>
-          <w:sz w:val="28"/>
-          <w:szCs w:val="28"/>
-          <w:lang w:eastAsia="ru-RU"/>
-        </w:rPr>
-        <w:t>roles</w:t>
-      </w:r>
-      <w:proofErr w:type="spellEnd"/>
-      <w:r>
-        <w:rPr>
-          <w:rFonts w:ascii="Times New Roman" w:eastAsia="Times New Roman" w:hAnsi="Times New Roman" w:cs="Times New Roman"/>
-          <w:sz w:val="28"/>
-          <w:szCs w:val="28"/>
-          <w:lang w:eastAsia="ru-RU"/>
-        </w:rPr>
-        <w:t>`, `</w:t>
-      </w:r>
-      <w:proofErr w:type="spellStart"/>
-      <w:r>
-        <w:rPr>
-          <w:rFonts w:ascii="Times New Roman" w:eastAsia="Times New Roman" w:hAnsi="Times New Roman" w:cs="Times New Roman"/>
-          <w:sz w:val="28"/>
-          <w:szCs w:val="28"/>
-          <w:lang w:eastAsia="ru-RU"/>
-        </w:rPr>
-        <w:t>sessions</w:t>
-      </w:r>
-      <w:proofErr w:type="spellEnd"/>
-      <w:r>
-        <w:rPr>
-          <w:rFonts w:ascii="Times New Roman" w:eastAsia="Times New Roman" w:hAnsi="Times New Roman" w:cs="Times New Roman"/>
-          <w:sz w:val="28"/>
-          <w:szCs w:val="28"/>
-          <w:lang w:eastAsia="ru-RU"/>
-        </w:rPr>
-        <w:t>`)</w:t>
+        <w:t>Запрашивает / сохраняет данные в Базу данных (таблицы `users`, `roles`, `sessions`)</w:t>
       </w:r>
     </w:p>
     <w:p>
@@ -20399,8 +19127,8 @@
           <w:lang w:eastAsia="ru-RU"/>
         </w:rPr>
       </w:pPr>
-      <w:bookmarkStart w:id="17" w:name="_Toc229829446"/>
-      <w:bookmarkStart w:id="18" w:name="_Toc229829732"/>
+      <w:bookmarkStart w:id="16" w:name="_Toc229829446"/>
+      <w:bookmarkStart w:id="17" w:name="_Toc229829732"/>
       <w:r>
         <w:rPr>
           <w:rFonts w:eastAsia="Times New Roman"/>
@@ -20408,8 +19136,8 @@
         </w:rPr>
         <w:t>Распределение ролей членов команды</w:t>
       </w:r>
+      <w:bookmarkEnd w:id="16"/>
       <w:bookmarkEnd w:id="17"/>
-      <w:bookmarkEnd w:id="18"/>
     </w:p>
     <w:p>
       <w:pPr>
@@ -20451,8 +19179,8 @@
           <w:lang w:eastAsia="ru-RU"/>
         </w:rPr>
       </w:pPr>
-      <w:bookmarkStart w:id="19" w:name="_Toc229829447"/>
-      <w:bookmarkStart w:id="20" w:name="_Toc229829733"/>
+      <w:bookmarkStart w:id="18" w:name="_Toc229829447"/>
+      <w:bookmarkStart w:id="19" w:name="_Toc229829733"/>
       <w:r>
         <w:rPr>
           <w:rFonts w:eastAsia="Times New Roman"/>
@@ -20461,8 +19189,8 @@
         <w:lastRenderedPageBreak/>
         <w:t>Модуль «Интерфейс пользователя»</w:t>
       </w:r>
+      <w:bookmarkEnd w:id="18"/>
       <w:bookmarkEnd w:id="19"/>
-      <w:bookmarkEnd w:id="20"/>
     </w:p>
     <w:p>
       <w:pPr>
@@ -20476,8 +19204,8 @@
           <w:lang w:eastAsia="ru-RU"/>
         </w:rPr>
       </w:pPr>
-      <w:bookmarkStart w:id="21" w:name="_Toc229829448"/>
-      <w:bookmarkStart w:id="22" w:name="_Toc229829734"/>
+      <w:bookmarkStart w:id="20" w:name="_Toc229829448"/>
+      <w:bookmarkStart w:id="21" w:name="_Toc229829734"/>
       <w:r>
         <w:rPr>
           <w:rFonts w:eastAsia="Times New Roman"/>
@@ -20485,8 +19213,8 @@
         </w:rPr>
         <w:t>Основное описание модуля</w:t>
       </w:r>
+      <w:bookmarkEnd w:id="20"/>
       <w:bookmarkEnd w:id="21"/>
-      <w:bookmarkEnd w:id="22"/>
     </w:p>
     <w:p>
       <w:pPr>
@@ -20878,8 +19606,8 @@
           <w:lang w:eastAsia="ru-RU"/>
         </w:rPr>
       </w:pPr>
-      <w:bookmarkStart w:id="23" w:name="_Toc229829449"/>
-      <w:bookmarkStart w:id="24" w:name="_Toc229829735"/>
+      <w:bookmarkStart w:id="22" w:name="_Toc229829449"/>
+      <w:bookmarkStart w:id="23" w:name="_Toc229829735"/>
       <w:r>
         <w:rPr>
           <w:rFonts w:eastAsia="Times New Roman"/>
@@ -20887,8 +19615,8 @@
         </w:rPr>
         <w:t>Распределение ролей членов команды</w:t>
       </w:r>
+      <w:bookmarkEnd w:id="22"/>
       <w:bookmarkEnd w:id="23"/>
-      <w:bookmarkEnd w:id="24"/>
     </w:p>
     <w:p>
       <w:pPr>
@@ -20916,8 +19644,8 @@
           <w:lang w:eastAsia="ru-RU"/>
         </w:rPr>
       </w:pPr>
-      <w:bookmarkStart w:id="25" w:name="_Toc229829450"/>
-      <w:bookmarkStart w:id="26" w:name="_Toc229829736"/>
+      <w:bookmarkStart w:id="24" w:name="_Toc229829450"/>
+      <w:bookmarkStart w:id="25" w:name="_Toc229829736"/>
       <w:r>
         <w:rPr>
           <w:rFonts w:eastAsia="Times New Roman"/>
@@ -20925,8 +19653,8 @@
         </w:rPr>
         <w:t>Модуль «Интерфейс администратора»</w:t>
       </w:r>
+      <w:bookmarkEnd w:id="24"/>
       <w:bookmarkEnd w:id="25"/>
-      <w:bookmarkEnd w:id="26"/>
     </w:p>
     <w:p>
       <w:pPr>
@@ -20940,8 +19668,8 @@
           <w:lang w:eastAsia="ru-RU"/>
         </w:rPr>
       </w:pPr>
-      <w:bookmarkStart w:id="27" w:name="_Toc229829451"/>
-      <w:bookmarkStart w:id="28" w:name="_Toc229829737"/>
+      <w:bookmarkStart w:id="26" w:name="_Toc229829451"/>
+      <w:bookmarkStart w:id="27" w:name="_Toc229829737"/>
       <w:r>
         <w:rPr>
           <w:rFonts w:eastAsia="Times New Roman"/>
@@ -20949,8 +19677,8 @@
         </w:rPr>
         <w:t>Основное описание модуля</w:t>
       </w:r>
+      <w:bookmarkEnd w:id="26"/>
       <w:bookmarkEnd w:id="27"/>
-      <w:bookmarkEnd w:id="28"/>
     </w:p>
     <w:p>
       <w:pPr>
@@ -21057,7 +19785,7 @@
           <w:lang w:eastAsia="ru-RU"/>
         </w:rPr>
       </w:pPr>
-      <w:bookmarkStart w:id="29" w:name="_Toc229829738"/>
+      <w:bookmarkStart w:id="28" w:name="_Toc229829738"/>
       <w:r>
         <w:rPr>
           <w:rFonts w:eastAsia="Times New Roman"/>
@@ -21065,7 +19793,7 @@
         </w:rPr>
         <w:t>Управление билетами и вопросами</w:t>
       </w:r>
-      <w:bookmarkEnd w:id="29"/>
+      <w:bookmarkEnd w:id="28"/>
     </w:p>
     <w:p>
       <w:pPr>
@@ -21157,7 +19885,7 @@
           <w:lang w:eastAsia="ru-RU"/>
         </w:rPr>
       </w:pPr>
-      <w:bookmarkStart w:id="30" w:name="_Toc229829739"/>
+      <w:bookmarkStart w:id="29" w:name="_Toc229829739"/>
       <w:r>
         <w:rPr>
           <w:rFonts w:eastAsia="Times New Roman"/>
@@ -21165,7 +19893,7 @@
         </w:rPr>
         <w:t>Импорт из CSV</w:t>
       </w:r>
-      <w:bookmarkEnd w:id="30"/>
+      <w:bookmarkEnd w:id="29"/>
     </w:p>
     <w:p>
       <w:pPr>
@@ -21206,145 +19934,14 @@
           <w:lang w:eastAsia="ru-RU"/>
         </w:rPr>
       </w:pPr>
-      <w:proofErr w:type="spellStart"/>
-      <w:r>
-        <w:rPr>
-          <w:rFonts w:ascii="Times New Roman" w:eastAsia="Times New Roman" w:hAnsi="Times New Roman" w:cs="Times New Roman"/>
-          <w:sz w:val="28"/>
-          <w:szCs w:val="28"/>
-          <w:lang w:eastAsia="ru-RU"/>
-        </w:rPr>
-        <w:t>Парсинг</w:t>
-      </w:r>
-      <w:proofErr w:type="spellEnd"/>
-      <w:r>
-        <w:rPr>
-          <w:rFonts w:ascii="Times New Roman" w:eastAsia="Times New Roman" w:hAnsi="Times New Roman" w:cs="Times New Roman"/>
-          <w:sz w:val="28"/>
-          <w:szCs w:val="28"/>
-          <w:lang w:eastAsia="ru-RU"/>
-        </w:rPr>
-        <w:t xml:space="preserve"> CSV (столбцы, </w:t>
-      </w:r>
-      <w:proofErr w:type="gramStart"/>
-      <w:r>
-        <w:rPr>
-          <w:rFonts w:ascii="Times New Roman" w:eastAsia="Times New Roman" w:hAnsi="Times New Roman" w:cs="Times New Roman"/>
-          <w:sz w:val="28"/>
-          <w:szCs w:val="28"/>
-          <w:lang w:eastAsia="ru-RU"/>
-        </w:rPr>
-        <w:t>например</w:t>
-      </w:r>
-      <w:proofErr w:type="gramEnd"/>
-      <w:r>
-        <w:rPr>
-          <w:rFonts w:ascii="Times New Roman" w:eastAsia="Times New Roman" w:hAnsi="Times New Roman" w:cs="Times New Roman"/>
-          <w:sz w:val="28"/>
-          <w:szCs w:val="28"/>
-          <w:lang w:eastAsia="ru-RU"/>
-        </w:rPr>
-        <w:t>: `</w:t>
-      </w:r>
-      <w:proofErr w:type="spellStart"/>
-      <w:r>
-        <w:rPr>
-          <w:rFonts w:ascii="Times New Roman" w:eastAsia="Times New Roman" w:hAnsi="Times New Roman" w:cs="Times New Roman"/>
-          <w:sz w:val="28"/>
-          <w:szCs w:val="28"/>
-          <w:lang w:eastAsia="ru-RU"/>
-        </w:rPr>
-        <w:t>номер_билета</w:t>
-      </w:r>
-      <w:proofErr w:type="spellEnd"/>
-      <w:r>
-        <w:rPr>
-          <w:rFonts w:ascii="Times New Roman" w:eastAsia="Times New Roman" w:hAnsi="Times New Roman" w:cs="Times New Roman"/>
-          <w:sz w:val="28"/>
-          <w:szCs w:val="28"/>
-          <w:lang w:eastAsia="ru-RU"/>
-        </w:rPr>
-        <w:t xml:space="preserve">, вопрос, </w:t>
-      </w:r>
-      <w:proofErr w:type="spellStart"/>
-      <w:r>
-        <w:rPr>
-          <w:rFonts w:ascii="Times New Roman" w:eastAsia="Times New Roman" w:hAnsi="Times New Roman" w:cs="Times New Roman"/>
-          <w:sz w:val="28"/>
-          <w:szCs w:val="28"/>
-          <w:lang w:eastAsia="ru-RU"/>
-        </w:rPr>
-        <w:t>вариант_A</w:t>
-      </w:r>
-      <w:proofErr w:type="spellEnd"/>
-      <w:r>
-        <w:rPr>
-          <w:rFonts w:ascii="Times New Roman" w:eastAsia="Times New Roman" w:hAnsi="Times New Roman" w:cs="Times New Roman"/>
-          <w:sz w:val="28"/>
-          <w:szCs w:val="28"/>
-          <w:lang w:eastAsia="ru-RU"/>
-        </w:rPr>
-        <w:t xml:space="preserve">, </w:t>
-      </w:r>
-      <w:proofErr w:type="spellStart"/>
-      <w:r>
-        <w:rPr>
-          <w:rFonts w:ascii="Times New Roman" w:eastAsia="Times New Roman" w:hAnsi="Times New Roman" w:cs="Times New Roman"/>
-          <w:sz w:val="28"/>
-          <w:szCs w:val="28"/>
-          <w:lang w:eastAsia="ru-RU"/>
-        </w:rPr>
-        <w:t>вариант_B</w:t>
-      </w:r>
-      <w:proofErr w:type="spellEnd"/>
-      <w:r>
-        <w:rPr>
-          <w:rFonts w:ascii="Times New Roman" w:eastAsia="Times New Roman" w:hAnsi="Times New Roman" w:cs="Times New Roman"/>
-          <w:sz w:val="28"/>
-          <w:szCs w:val="28"/>
-          <w:lang w:eastAsia="ru-RU"/>
-        </w:rPr>
-        <w:t xml:space="preserve">, </w:t>
-      </w:r>
-      <w:proofErr w:type="spellStart"/>
-      <w:r>
-        <w:rPr>
-          <w:rFonts w:ascii="Times New Roman" w:eastAsia="Times New Roman" w:hAnsi="Times New Roman" w:cs="Times New Roman"/>
-          <w:sz w:val="28"/>
-          <w:szCs w:val="28"/>
-          <w:lang w:eastAsia="ru-RU"/>
-        </w:rPr>
-        <w:t>вариант_C</w:t>
-      </w:r>
-      <w:proofErr w:type="spellEnd"/>
-      <w:r>
-        <w:rPr>
-          <w:rFonts w:ascii="Times New Roman" w:eastAsia="Times New Roman" w:hAnsi="Times New Roman" w:cs="Times New Roman"/>
-          <w:sz w:val="28"/>
-          <w:szCs w:val="28"/>
-          <w:lang w:eastAsia="ru-RU"/>
-        </w:rPr>
-        <w:t xml:space="preserve">, </w:t>
-      </w:r>
-      <w:proofErr w:type="spellStart"/>
-      <w:r>
-        <w:rPr>
-          <w:rFonts w:ascii="Times New Roman" w:eastAsia="Times New Roman" w:hAnsi="Times New Roman" w:cs="Times New Roman"/>
-          <w:sz w:val="28"/>
-          <w:szCs w:val="28"/>
-          <w:lang w:eastAsia="ru-RU"/>
-        </w:rPr>
-        <w:t>правильный_ответ</w:t>
-      </w:r>
-      <w:proofErr w:type="spellEnd"/>
-      <w:r>
-        <w:rPr>
-          <w:rFonts w:ascii="Times New Roman" w:eastAsia="Times New Roman" w:hAnsi="Times New Roman" w:cs="Times New Roman"/>
-          <w:sz w:val="28"/>
-          <w:szCs w:val="28"/>
-          <w:lang w:eastAsia="ru-RU"/>
-        </w:rPr>
-        <w:t>`)</w:t>
+      <w:r>
+        <w:rPr>
+          <w:rFonts w:ascii="Times New Roman" w:eastAsia="Times New Roman" w:hAnsi="Times New Roman" w:cs="Times New Roman"/>
+          <w:sz w:val="28"/>
+          <w:szCs w:val="28"/>
+          <w:lang w:eastAsia="ru-RU"/>
+        </w:rPr>
+        <w:t>Парсинг CSV (столбцы, например: `номер_билета, вопрос, вариант_A, вариант_B, вариант_C, правильный_ответ`)</w:t>
       </w:r>
     </w:p>
     <w:p>
@@ -21363,25 +19960,14 @@
           <w:lang w:eastAsia="ru-RU"/>
         </w:rPr>
       </w:pPr>
-      <w:proofErr w:type="spellStart"/>
-      <w:r>
-        <w:rPr>
-          <w:rFonts w:ascii="Times New Roman" w:eastAsia="Times New Roman" w:hAnsi="Times New Roman" w:cs="Times New Roman"/>
-          <w:sz w:val="28"/>
-          <w:szCs w:val="28"/>
-          <w:lang w:eastAsia="ru-RU"/>
-        </w:rPr>
-        <w:t>Валидация</w:t>
-      </w:r>
-      <w:proofErr w:type="spellEnd"/>
-      <w:r>
-        <w:rPr>
-          <w:rFonts w:ascii="Times New Roman" w:eastAsia="Times New Roman" w:hAnsi="Times New Roman" w:cs="Times New Roman"/>
-          <w:sz w:val="28"/>
-          <w:szCs w:val="28"/>
-          <w:lang w:eastAsia="ru-RU"/>
-        </w:rPr>
-        <w:t xml:space="preserve"> данных перед добавлением</w:t>
+      <w:r>
+        <w:rPr>
+          <w:rFonts w:ascii="Times New Roman" w:eastAsia="Times New Roman" w:hAnsi="Times New Roman" w:cs="Times New Roman"/>
+          <w:sz w:val="28"/>
+          <w:szCs w:val="28"/>
+          <w:lang w:eastAsia="ru-RU"/>
+        </w:rPr>
+        <w:t>Валидация данных перед добавлением</w:t>
       </w:r>
     </w:p>
     <w:p>
@@ -21448,7 +20034,7 @@
           <w:lang w:eastAsia="ru-RU"/>
         </w:rPr>
       </w:pPr>
-      <w:bookmarkStart w:id="31" w:name="_Toc229829740"/>
+      <w:bookmarkStart w:id="30" w:name="_Toc229829740"/>
       <w:r>
         <w:rPr>
           <w:rFonts w:eastAsia="Times New Roman"/>
@@ -21456,7 +20042,7 @@
         </w:rPr>
         <w:t>Управление пользователями (опционально)</w:t>
       </w:r>
-      <w:bookmarkEnd w:id="31"/>
+      <w:bookmarkEnd w:id="30"/>
     </w:p>
     <w:p>
       <w:pPr>
@@ -21682,25 +20268,14 @@
           <w:lang w:eastAsia="ru-RU"/>
         </w:rPr>
       </w:pPr>
-      <w:proofErr w:type="spellStart"/>
-      <w:r>
-        <w:rPr>
-          <w:rFonts w:ascii="Times New Roman" w:eastAsia="Times New Roman" w:hAnsi="Times New Roman" w:cs="Times New Roman"/>
-          <w:sz w:val="28"/>
-          <w:szCs w:val="28"/>
-          <w:lang w:eastAsia="ru-RU"/>
-        </w:rPr>
-        <w:t>Предпросмотр</w:t>
-      </w:r>
-      <w:proofErr w:type="spellEnd"/>
-      <w:r>
-        <w:rPr>
-          <w:rFonts w:ascii="Times New Roman" w:eastAsia="Times New Roman" w:hAnsi="Times New Roman" w:cs="Times New Roman"/>
-          <w:sz w:val="28"/>
-          <w:szCs w:val="28"/>
-          <w:lang w:eastAsia="ru-RU"/>
-        </w:rPr>
-        <w:t xml:space="preserve"> первых строк</w:t>
+      <w:r>
+        <w:rPr>
+          <w:rFonts w:ascii="Times New Roman" w:eastAsia="Times New Roman" w:hAnsi="Times New Roman" w:cs="Times New Roman"/>
+          <w:sz w:val="28"/>
+          <w:szCs w:val="28"/>
+          <w:lang w:eastAsia="ru-RU"/>
+        </w:rPr>
+        <w:t>Предпросмотр первых строк</w:t>
       </w:r>
     </w:p>
     <w:p>
@@ -21755,8 +20330,8 @@
           <w:lang w:eastAsia="ru-RU"/>
         </w:rPr>
       </w:pPr>
-      <w:bookmarkStart w:id="32" w:name="_Toc229829452"/>
-      <w:bookmarkStart w:id="33" w:name="_Toc229829741"/>
+      <w:bookmarkStart w:id="31" w:name="_Toc229829452"/>
+      <w:bookmarkStart w:id="32" w:name="_Toc229829741"/>
       <w:r>
         <w:rPr>
           <w:rFonts w:eastAsia="Times New Roman"/>
@@ -21764,8 +20339,8 @@
         </w:rPr>
         <w:t>Распределение ролей членов команды</w:t>
       </w:r>
+      <w:bookmarkEnd w:id="31"/>
       <w:bookmarkEnd w:id="32"/>
-      <w:bookmarkEnd w:id="33"/>
     </w:p>
     <w:p>
       <w:pPr>
@@ -21793,8 +20368,8 @@
           <w:lang w:eastAsia="ru-RU"/>
         </w:rPr>
       </w:pPr>
-      <w:bookmarkStart w:id="34" w:name="_Toc229829453"/>
-      <w:bookmarkStart w:id="35" w:name="_Toc229829742"/>
+      <w:bookmarkStart w:id="33" w:name="_Toc229829453"/>
+      <w:bookmarkStart w:id="34" w:name="_Toc229829742"/>
       <w:r>
         <w:rPr>
           <w:rFonts w:eastAsia="Times New Roman"/>
@@ -21802,8 +20377,8 @@
         </w:rPr>
         <w:t>Модуль «Тестирование»</w:t>
       </w:r>
+      <w:bookmarkEnd w:id="33"/>
       <w:bookmarkEnd w:id="34"/>
-      <w:bookmarkEnd w:id="35"/>
     </w:p>
     <w:p>
       <w:pPr>
@@ -21817,7 +20392,7 @@
           <w:lang w:eastAsia="ru-RU"/>
         </w:rPr>
       </w:pPr>
-      <w:bookmarkStart w:id="36" w:name="_Toc229829743"/>
+      <w:bookmarkStart w:id="35" w:name="_Toc229829743"/>
       <w:r>
         <w:rPr>
           <w:rFonts w:eastAsia="Times New Roman"/>
@@ -21825,7 +20400,7 @@
         </w:rPr>
         <w:t>Основное описание модуля</w:t>
       </w:r>
-      <w:bookmarkEnd w:id="36"/>
+      <w:bookmarkEnd w:id="35"/>
     </w:p>
     <w:p>
       <w:pPr>
@@ -21917,8 +20492,8 @@
           <w:lang w:eastAsia="ru-RU"/>
         </w:rPr>
       </w:pPr>
-      <w:bookmarkStart w:id="37" w:name="_Toc229829454"/>
-      <w:bookmarkStart w:id="38" w:name="_Toc229829744"/>
+      <w:bookmarkStart w:id="36" w:name="_Toc229829454"/>
+      <w:bookmarkStart w:id="37" w:name="_Toc229829744"/>
       <w:r>
         <w:rPr>
           <w:rFonts w:eastAsia="Times New Roman"/>
@@ -21933,8 +20508,8 @@
         </w:rPr>
         <w:t>билета</w:t>
       </w:r>
+      <w:bookmarkEnd w:id="36"/>
       <w:bookmarkEnd w:id="37"/>
-      <w:bookmarkEnd w:id="38"/>
     </w:p>
     <w:p>
       <w:pPr>
@@ -22087,8 +20662,8 @@
           <w:lang w:eastAsia="ru-RU"/>
         </w:rPr>
       </w:pPr>
-      <w:bookmarkStart w:id="39" w:name="_Toc229829455"/>
-      <w:bookmarkStart w:id="40" w:name="_Toc229829745"/>
+      <w:bookmarkStart w:id="38" w:name="_Toc229829455"/>
+      <w:bookmarkStart w:id="39" w:name="_Toc229829745"/>
       <w:r>
         <w:rPr>
           <w:rFonts w:eastAsia="Times New Roman"/>
@@ -22096,8 +20671,8 @@
         </w:rPr>
         <w:t>Завершение теста и подсчёт результата</w:t>
       </w:r>
+      <w:bookmarkEnd w:id="38"/>
       <w:bookmarkEnd w:id="39"/>
-      <w:bookmarkEnd w:id="40"/>
     </w:p>
     <w:p>
       <w:pPr>
@@ -22285,8 +20860,8 @@
           <w:lang w:eastAsia="ru-RU"/>
         </w:rPr>
       </w:pPr>
-      <w:bookmarkStart w:id="41" w:name="_Toc229829456"/>
-      <w:bookmarkStart w:id="42" w:name="_Toc229829746"/>
+      <w:bookmarkStart w:id="40" w:name="_Toc229829456"/>
+      <w:bookmarkStart w:id="41" w:name="_Toc229829746"/>
       <w:r>
         <w:rPr>
           <w:rFonts w:eastAsia="Times New Roman"/>
@@ -22295,8 +20870,8 @@
         <w:lastRenderedPageBreak/>
         <w:t>Детальный результат</w:t>
       </w:r>
+      <w:bookmarkEnd w:id="40"/>
       <w:bookmarkEnd w:id="41"/>
-      <w:bookmarkEnd w:id="42"/>
     </w:p>
     <w:p>
       <w:pPr>
@@ -22406,8 +20981,8 @@
           <w:lang w:eastAsia="ru-RU"/>
         </w:rPr>
       </w:pPr>
-      <w:bookmarkStart w:id="43" w:name="_Toc229829457"/>
-      <w:bookmarkStart w:id="44" w:name="_Toc229829747"/>
+      <w:bookmarkStart w:id="42" w:name="_Toc229829457"/>
+      <w:bookmarkStart w:id="43" w:name="_Toc229829747"/>
       <w:r>
         <w:rPr>
           <w:rFonts w:eastAsia="Times New Roman"/>
@@ -22415,8 +20990,8 @@
         </w:rPr>
         <w:t>Ограничения и защита</w:t>
       </w:r>
+      <w:bookmarkEnd w:id="42"/>
       <w:bookmarkEnd w:id="43"/>
-      <w:bookmarkEnd w:id="44"/>
     </w:p>
     <w:p>
       <w:pPr>
@@ -22482,7 +21057,7 @@
           <w:lang w:eastAsia="ru-RU"/>
         </w:rPr>
       </w:pPr>
-      <w:bookmarkStart w:id="45" w:name="_Toc229829748"/>
+      <w:bookmarkStart w:id="44" w:name="_Toc229829748"/>
       <w:r>
         <w:rPr>
           <w:rFonts w:eastAsia="Times New Roman"/>
@@ -22490,7 +21065,80 @@
         </w:rPr>
         <w:t>Распределение ролей членов команды</w:t>
       </w:r>
+      <w:bookmarkEnd w:id="44"/>
+    </w:p>
+    <w:p>
+      <w:pPr>
+        <w:spacing w:after="100" w:afterAutospacing="1" w:line="360" w:lineRule="auto"/>
+        <w:ind w:firstLine="709"/>
+        <w:contextualSpacing/>
+        <w:jc w:val="both"/>
+        <w:rPr>
+          <w:rFonts w:ascii="Times New Roman" w:eastAsia="Times New Roman" w:hAnsi="Times New Roman" w:cs="Times New Roman"/>
+          <w:sz w:val="28"/>
+          <w:szCs w:val="28"/>
+          <w:lang w:eastAsia="ru-RU"/>
+        </w:rPr>
+      </w:pPr>
+    </w:p>
+    <w:p>
+      <w:pPr>
+        <w:spacing w:after="100" w:afterAutospacing="1" w:line="360" w:lineRule="auto"/>
+        <w:ind w:firstLine="709"/>
+        <w:contextualSpacing/>
+        <w:jc w:val="both"/>
+        <w:rPr>
+          <w:rFonts w:ascii="Times New Roman" w:eastAsia="Times New Roman" w:hAnsi="Times New Roman" w:cs="Times New Roman"/>
+          <w:sz w:val="28"/>
+          <w:szCs w:val="28"/>
+          <w:lang w:eastAsia="ru-RU"/>
+        </w:rPr>
+      </w:pPr>
+    </w:p>
+    <w:p>
+      <w:pPr>
+        <w:spacing w:after="160" w:line="259" w:lineRule="auto"/>
+        <w:rPr>
+          <w:rFonts w:ascii="Times New Roman" w:eastAsia="Times New Roman" w:hAnsi="Times New Roman" w:cs="Times New Roman"/>
+          <w:sz w:val="28"/>
+          <w:szCs w:val="28"/>
+          <w:lang w:eastAsia="ru-RU"/>
+        </w:rPr>
+      </w:pPr>
+      <w:r>
+        <w:rPr>
+          <w:rFonts w:ascii="Times New Roman" w:eastAsia="Times New Roman" w:hAnsi="Times New Roman" w:cs="Times New Roman"/>
+          <w:sz w:val="28"/>
+          <w:szCs w:val="28"/>
+          <w:lang w:eastAsia="ru-RU"/>
+        </w:rPr>
+        <w:br w:type="page"/>
+      </w:r>
+    </w:p>
+    <w:p>
+      <w:pPr>
+        <w:pStyle w:val="1"/>
+        <w:numPr>
+          <w:ilvl w:val="0"/>
+          <w:numId w:val="4"/>
+        </w:numPr>
+        <w:rPr>
+          <w:rFonts w:eastAsia="Times New Roman"/>
+          <w:lang w:eastAsia="ru-RU"/>
+        </w:rPr>
+      </w:pPr>
+      <w:bookmarkStart w:id="45" w:name="_Toc229829459"/>
+      <w:bookmarkStart w:id="46" w:name="_Toc229829750"/>
+      <w:r>
+        <w:rPr>
+          <w:rFonts w:eastAsia="Times New Roman"/>
+          <w:lang w:eastAsia="ru-RU"/>
+        </w:rPr>
+        <w:lastRenderedPageBreak/>
+        <w:t>Создание плановой документации</w:t>
+      </w:r>
       <w:bookmarkEnd w:id="45"/>
+      <w:bookmarkEnd w:id="46"/>
     </w:p>
     <w:p>
       <w:pPr>
@@ -22505,20 +21153,42 @@
           <w:lang w:eastAsia="ru-RU"/>
         </w:rPr>
       </w:pPr>
-    </w:p>
-    <w:p>
-      <w:pPr>
-        <w:spacing w:after="100" w:afterAutospacing="1" w:line="360" w:lineRule="auto"/>
-        <w:ind w:firstLine="709"/>
-        <w:contextualSpacing/>
-        <w:jc w:val="both"/>
-        <w:rPr>
-          <w:rFonts w:ascii="Times New Roman" w:eastAsia="Times New Roman" w:hAnsi="Times New Roman" w:cs="Times New Roman"/>
-          <w:sz w:val="28"/>
-          <w:szCs w:val="28"/>
-          <w:lang w:eastAsia="ru-RU"/>
-        </w:rPr>
-      </w:pPr>
+      <w:r>
+        <w:rPr>
+          <w:rFonts w:ascii="Times New Roman" w:eastAsia="Times New Roman" w:hAnsi="Times New Roman" w:cs="Times New Roman"/>
+          <w:sz w:val="28"/>
+          <w:szCs w:val="28"/>
+          <w:lang w:eastAsia="ru-RU"/>
+        </w:rPr>
+        <w:t xml:space="preserve">Для более подробного описания системы </w:t>
+      </w:r>
+      <w:r>
+        <w:rPr>
+          <w:rFonts w:ascii="Times New Roman" w:eastAsia="Times New Roman" w:hAnsi="Times New Roman" w:cs="Times New Roman"/>
+          <w:sz w:val="28"/>
+          <w:szCs w:val="28"/>
+          <w:lang w:eastAsia="ru-RU"/>
+        </w:rPr>
+        <w:t xml:space="preserve">были составлены с помощью языка </w:t>
+      </w:r>
+      <w:r>
+        <w:rPr>
+          <w:rFonts w:ascii="Times New Roman" w:eastAsia="Times New Roman" w:hAnsi="Times New Roman" w:cs="Times New Roman"/>
+          <w:sz w:val="28"/>
+          <w:szCs w:val="28"/>
+          <w:lang w:val="en-US" w:eastAsia="ru-RU"/>
+        </w:rPr>
+        <w:t>UML</w:t>
+      </w:r>
+      <w:r>
+        <w:rPr>
+          <w:rFonts w:ascii="Times New Roman" w:eastAsia="Times New Roman" w:hAnsi="Times New Roman" w:cs="Times New Roman"/>
+          <w:sz w:val="28"/>
+          <w:szCs w:val="28"/>
+          <w:lang w:eastAsia="ru-RU"/>
+        </w:rPr>
+        <w:t xml:space="preserve"> диаграммы.</w:t>
+      </w:r>
     </w:p>
     <w:p>
       <w:pPr>
@@ -22529,616 +21199,20 @@
         </w:numPr>
         <w:rPr>
           <w:rFonts w:eastAsia="Times New Roman"/>
-          <w:highlight w:val="yellow"/>
-          <w:lang w:eastAsia="ru-RU"/>
-        </w:rPr>
-      </w:pPr>
-      <w:bookmarkStart w:id="46" w:name="_Toc229829458"/>
-      <w:bookmarkStart w:id="47" w:name="_Toc229829749"/>
+          <w:lang w:eastAsia="ru-RU"/>
+        </w:rPr>
+      </w:pPr>
+      <w:bookmarkStart w:id="47" w:name="_Toc229829460"/>
+      <w:bookmarkStart w:id="48" w:name="_Toc229829751"/>
       <w:r>
         <w:rPr>
           <w:rFonts w:eastAsia="Times New Roman"/>
-          <w:highlight w:val="yellow"/>
-          <w:lang w:eastAsia="ru-RU"/>
-        </w:rPr>
-        <w:t>С</w:t>
-      </w:r>
-      <w:r>
-        <w:rPr>
-          <w:rFonts w:eastAsia="Times New Roman"/>
-          <w:highlight w:val="yellow"/>
-          <w:lang w:eastAsia="ru-RU"/>
-        </w:rPr>
-        <w:t>труктура данных</w:t>
-      </w:r>
-      <w:bookmarkEnd w:id="46"/>
+          <w:lang w:eastAsia="ru-RU"/>
+        </w:rPr>
+        <w:t>Диаграмма Использования</w:t>
+      </w:r>
       <w:bookmarkEnd w:id="47"/>
-    </w:p>
-    <w:p>
-      <w:pPr>
-        <w:spacing w:after="100" w:afterAutospacing="1" w:line="360" w:lineRule="auto"/>
-        <w:ind w:firstLine="709"/>
-        <w:contextualSpacing/>
-        <w:jc w:val="both"/>
-        <w:rPr>
-          <w:rFonts w:ascii="Times New Roman" w:eastAsia="Times New Roman" w:hAnsi="Times New Roman" w:cs="Times New Roman"/>
-          <w:sz w:val="28"/>
-          <w:szCs w:val="28"/>
-          <w:lang w:eastAsia="ru-RU"/>
-        </w:rPr>
-      </w:pPr>
-      <w:r>
-        <w:rPr>
-          <w:rFonts w:ascii="Times New Roman" w:eastAsia="Times New Roman" w:hAnsi="Times New Roman" w:cs="Times New Roman"/>
-          <w:sz w:val="28"/>
-          <w:szCs w:val="28"/>
-          <w:lang w:eastAsia="ru-RU"/>
-        </w:rPr>
-        <w:t>В базе данных (таблицы</w:t>
-      </w:r>
-      <w:proofErr w:type="gramStart"/>
-      <w:r>
-        <w:rPr>
-          <w:rFonts w:ascii="Times New Roman" w:eastAsia="Times New Roman" w:hAnsi="Times New Roman" w:cs="Times New Roman"/>
-          <w:sz w:val="28"/>
-          <w:szCs w:val="28"/>
-          <w:lang w:eastAsia="ru-RU"/>
-        </w:rPr>
-        <w:t>):*</w:t>
-      </w:r>
-      <w:proofErr w:type="gramEnd"/>
-      <w:r>
-        <w:rPr>
-          <w:rFonts w:ascii="Times New Roman" w:eastAsia="Times New Roman" w:hAnsi="Times New Roman" w:cs="Times New Roman"/>
-          <w:sz w:val="28"/>
-          <w:szCs w:val="28"/>
-          <w:lang w:eastAsia="ru-RU"/>
-        </w:rPr>
-        <w:t>*</w:t>
-      </w:r>
-    </w:p>
-    <w:p>
-      <w:pPr>
-        <w:spacing w:after="100" w:afterAutospacing="1" w:line="360" w:lineRule="auto"/>
-        <w:ind w:firstLine="709"/>
-        <w:contextualSpacing/>
-        <w:jc w:val="both"/>
-        <w:rPr>
-          <w:rFonts w:ascii="Times New Roman" w:eastAsia="Times New Roman" w:hAnsi="Times New Roman" w:cs="Times New Roman"/>
-          <w:sz w:val="28"/>
-          <w:szCs w:val="28"/>
-          <w:lang w:eastAsia="ru-RU"/>
-        </w:rPr>
-      </w:pPr>
-      <w:r>
-        <w:rPr>
-          <w:rFonts w:ascii="Times New Roman" w:eastAsia="Times New Roman" w:hAnsi="Times New Roman" w:cs="Times New Roman"/>
-          <w:sz w:val="28"/>
-          <w:szCs w:val="28"/>
-          <w:lang w:eastAsia="ru-RU"/>
-        </w:rPr>
-        <w:t>`</w:t>
-      </w:r>
-      <w:proofErr w:type="spellStart"/>
-      <w:r>
-        <w:rPr>
-          <w:rFonts w:ascii="Times New Roman" w:eastAsia="Times New Roman" w:hAnsi="Times New Roman" w:cs="Times New Roman"/>
-          <w:sz w:val="28"/>
-          <w:szCs w:val="28"/>
-          <w:lang w:eastAsia="ru-RU"/>
-        </w:rPr>
-        <w:t>tickets</w:t>
-      </w:r>
-      <w:proofErr w:type="spellEnd"/>
-      <w:r>
-        <w:rPr>
-          <w:rFonts w:ascii="Times New Roman" w:eastAsia="Times New Roman" w:hAnsi="Times New Roman" w:cs="Times New Roman"/>
-          <w:sz w:val="28"/>
-          <w:szCs w:val="28"/>
-          <w:lang w:eastAsia="ru-RU"/>
-        </w:rPr>
-        <w:t>` — билеты (название, описание, время на прохождение, проходной балл)</w:t>
-      </w:r>
-    </w:p>
-    <w:p>
-      <w:pPr>
-        <w:spacing w:after="100" w:afterAutospacing="1" w:line="360" w:lineRule="auto"/>
-        <w:ind w:firstLine="709"/>
-        <w:contextualSpacing/>
-        <w:jc w:val="both"/>
-        <w:rPr>
-          <w:rFonts w:ascii="Times New Roman" w:eastAsia="Times New Roman" w:hAnsi="Times New Roman" w:cs="Times New Roman"/>
-          <w:sz w:val="28"/>
-          <w:szCs w:val="28"/>
-          <w:lang w:eastAsia="ru-RU"/>
-        </w:rPr>
-      </w:pPr>
-      <w:r>
-        <w:rPr>
-          <w:rFonts w:ascii="Times New Roman" w:eastAsia="Times New Roman" w:hAnsi="Times New Roman" w:cs="Times New Roman"/>
-          <w:sz w:val="28"/>
-          <w:szCs w:val="28"/>
-          <w:lang w:eastAsia="ru-RU"/>
-        </w:rPr>
-        <w:t>`</w:t>
-      </w:r>
-      <w:proofErr w:type="spellStart"/>
-      <w:r>
-        <w:rPr>
-          <w:rFonts w:ascii="Times New Roman" w:eastAsia="Times New Roman" w:hAnsi="Times New Roman" w:cs="Times New Roman"/>
-          <w:sz w:val="28"/>
-          <w:szCs w:val="28"/>
-          <w:lang w:eastAsia="ru-RU"/>
-        </w:rPr>
-        <w:t>questions</w:t>
-      </w:r>
-      <w:proofErr w:type="spellEnd"/>
-      <w:r>
-        <w:rPr>
-          <w:rFonts w:ascii="Times New Roman" w:eastAsia="Times New Roman" w:hAnsi="Times New Roman" w:cs="Times New Roman"/>
-          <w:sz w:val="28"/>
-          <w:szCs w:val="28"/>
-          <w:lang w:eastAsia="ru-RU"/>
-        </w:rPr>
-        <w:t xml:space="preserve">` — вопросы (текст вопроса, тип, </w:t>
-      </w:r>
-      <w:proofErr w:type="spellStart"/>
-      <w:r>
-        <w:rPr>
-          <w:rFonts w:ascii="Times New Roman" w:eastAsia="Times New Roman" w:hAnsi="Times New Roman" w:cs="Times New Roman"/>
-          <w:sz w:val="28"/>
-          <w:szCs w:val="28"/>
-          <w:lang w:eastAsia="ru-RU"/>
-        </w:rPr>
-        <w:t>id</w:t>
-      </w:r>
-      <w:proofErr w:type="spellEnd"/>
-      <w:r>
-        <w:rPr>
-          <w:rFonts w:ascii="Times New Roman" w:eastAsia="Times New Roman" w:hAnsi="Times New Roman" w:cs="Times New Roman"/>
-          <w:sz w:val="28"/>
-          <w:szCs w:val="28"/>
-          <w:lang w:eastAsia="ru-RU"/>
-        </w:rPr>
-        <w:t xml:space="preserve"> билета)</w:t>
-      </w:r>
-    </w:p>
-    <w:p>
-      <w:pPr>
-        <w:spacing w:after="100" w:afterAutospacing="1" w:line="360" w:lineRule="auto"/>
-        <w:ind w:firstLine="709"/>
-        <w:contextualSpacing/>
-        <w:jc w:val="both"/>
-        <w:rPr>
-          <w:rFonts w:ascii="Times New Roman" w:eastAsia="Times New Roman" w:hAnsi="Times New Roman" w:cs="Times New Roman"/>
-          <w:sz w:val="28"/>
-          <w:szCs w:val="28"/>
-          <w:lang w:eastAsia="ru-RU"/>
-        </w:rPr>
-      </w:pPr>
-      <w:r>
-        <w:rPr>
-          <w:rFonts w:ascii="Times New Roman" w:eastAsia="Times New Roman" w:hAnsi="Times New Roman" w:cs="Times New Roman"/>
-          <w:sz w:val="28"/>
-          <w:szCs w:val="28"/>
-          <w:lang w:eastAsia="ru-RU"/>
-        </w:rPr>
-        <w:t>`</w:t>
-      </w:r>
-      <w:proofErr w:type="spellStart"/>
-      <w:r>
-        <w:rPr>
-          <w:rFonts w:ascii="Times New Roman" w:eastAsia="Times New Roman" w:hAnsi="Times New Roman" w:cs="Times New Roman"/>
-          <w:sz w:val="28"/>
-          <w:szCs w:val="28"/>
-          <w:lang w:eastAsia="ru-RU"/>
-        </w:rPr>
-        <w:t>answers</w:t>
-      </w:r>
-      <w:proofErr w:type="spellEnd"/>
-      <w:r>
-        <w:rPr>
-          <w:rFonts w:ascii="Times New Roman" w:eastAsia="Times New Roman" w:hAnsi="Times New Roman" w:cs="Times New Roman"/>
-          <w:sz w:val="28"/>
-          <w:szCs w:val="28"/>
-          <w:lang w:eastAsia="ru-RU"/>
-        </w:rPr>
-        <w:t xml:space="preserve">` — варианты ответов (текст, правильный ли, </w:t>
-      </w:r>
-      <w:proofErr w:type="spellStart"/>
-      <w:r>
-        <w:rPr>
-          <w:rFonts w:ascii="Times New Roman" w:eastAsia="Times New Roman" w:hAnsi="Times New Roman" w:cs="Times New Roman"/>
-          <w:sz w:val="28"/>
-          <w:szCs w:val="28"/>
-          <w:lang w:eastAsia="ru-RU"/>
-        </w:rPr>
-        <w:t>id</w:t>
-      </w:r>
-      <w:proofErr w:type="spellEnd"/>
-      <w:r>
-        <w:rPr>
-          <w:rFonts w:ascii="Times New Roman" w:eastAsia="Times New Roman" w:hAnsi="Times New Roman" w:cs="Times New Roman"/>
-          <w:sz w:val="28"/>
-          <w:szCs w:val="28"/>
-          <w:lang w:eastAsia="ru-RU"/>
-        </w:rPr>
-        <w:t xml:space="preserve"> вопроса)</w:t>
-      </w:r>
-    </w:p>
-    <w:p>
-      <w:pPr>
-        <w:spacing w:after="100" w:afterAutospacing="1" w:line="360" w:lineRule="auto"/>
-        <w:ind w:firstLine="709"/>
-        <w:contextualSpacing/>
-        <w:jc w:val="both"/>
-        <w:rPr>
-          <w:rFonts w:ascii="Times New Roman" w:eastAsia="Times New Roman" w:hAnsi="Times New Roman" w:cs="Times New Roman"/>
-          <w:sz w:val="28"/>
-          <w:szCs w:val="28"/>
-          <w:lang w:eastAsia="ru-RU"/>
-        </w:rPr>
-      </w:pPr>
-      <w:r>
-        <w:rPr>
-          <w:rFonts w:ascii="Times New Roman" w:eastAsia="Times New Roman" w:hAnsi="Times New Roman" w:cs="Times New Roman"/>
-          <w:sz w:val="28"/>
-          <w:szCs w:val="28"/>
-          <w:lang w:eastAsia="ru-RU"/>
-        </w:rPr>
-        <w:t>`</w:t>
-      </w:r>
-      <w:proofErr w:type="spellStart"/>
-      <w:r>
-        <w:rPr>
-          <w:rFonts w:ascii="Times New Roman" w:eastAsia="Times New Roman" w:hAnsi="Times New Roman" w:cs="Times New Roman"/>
-          <w:sz w:val="28"/>
-          <w:szCs w:val="28"/>
-          <w:lang w:eastAsia="ru-RU"/>
-        </w:rPr>
-        <w:t>test_sessions</w:t>
-      </w:r>
-      <w:proofErr w:type="spellEnd"/>
-      <w:r>
-        <w:rPr>
-          <w:rFonts w:ascii="Times New Roman" w:eastAsia="Times New Roman" w:hAnsi="Times New Roman" w:cs="Times New Roman"/>
-          <w:sz w:val="28"/>
-          <w:szCs w:val="28"/>
-          <w:lang w:eastAsia="ru-RU"/>
-        </w:rPr>
-        <w:t>` — сессии прохождения (пользователь, билет, дата начала, статус: в процессе / завершён)</w:t>
-      </w:r>
-    </w:p>
-    <w:p>
-      <w:pPr>
-        <w:spacing w:after="100" w:afterAutospacing="1" w:line="360" w:lineRule="auto"/>
-        <w:ind w:firstLine="709"/>
-        <w:contextualSpacing/>
-        <w:jc w:val="both"/>
-        <w:rPr>
-          <w:rFonts w:ascii="Times New Roman" w:eastAsia="Times New Roman" w:hAnsi="Times New Roman" w:cs="Times New Roman"/>
-          <w:sz w:val="28"/>
-          <w:szCs w:val="28"/>
-          <w:lang w:eastAsia="ru-RU"/>
-        </w:rPr>
-      </w:pPr>
-      <w:r>
-        <w:rPr>
-          <w:rFonts w:ascii="Times New Roman" w:eastAsia="Times New Roman" w:hAnsi="Times New Roman" w:cs="Times New Roman"/>
-          <w:sz w:val="28"/>
-          <w:szCs w:val="28"/>
-          <w:lang w:eastAsia="ru-RU"/>
-        </w:rPr>
-        <w:t>`</w:t>
-      </w:r>
-      <w:proofErr w:type="spellStart"/>
-      <w:r>
-        <w:rPr>
-          <w:rFonts w:ascii="Times New Roman" w:eastAsia="Times New Roman" w:hAnsi="Times New Roman" w:cs="Times New Roman"/>
-          <w:sz w:val="28"/>
-          <w:szCs w:val="28"/>
-          <w:lang w:eastAsia="ru-RU"/>
-        </w:rPr>
-        <w:t>user_answers</w:t>
-      </w:r>
-      <w:proofErr w:type="spellEnd"/>
-      <w:r>
-        <w:rPr>
-          <w:rFonts w:ascii="Times New Roman" w:eastAsia="Times New Roman" w:hAnsi="Times New Roman" w:cs="Times New Roman"/>
-          <w:sz w:val="28"/>
-          <w:szCs w:val="28"/>
-          <w:lang w:eastAsia="ru-RU"/>
-        </w:rPr>
-        <w:t>` — ответы пользователя (</w:t>
-      </w:r>
-      <w:proofErr w:type="spellStart"/>
-      <w:r>
-        <w:rPr>
-          <w:rFonts w:ascii="Times New Roman" w:eastAsia="Times New Roman" w:hAnsi="Times New Roman" w:cs="Times New Roman"/>
-          <w:sz w:val="28"/>
-          <w:szCs w:val="28"/>
-          <w:lang w:eastAsia="ru-RU"/>
-        </w:rPr>
-        <w:t>id</w:t>
-      </w:r>
-      <w:proofErr w:type="spellEnd"/>
-      <w:r>
-        <w:rPr>
-          <w:rFonts w:ascii="Times New Roman" w:eastAsia="Times New Roman" w:hAnsi="Times New Roman" w:cs="Times New Roman"/>
-          <w:sz w:val="28"/>
-          <w:szCs w:val="28"/>
-          <w:lang w:eastAsia="ru-RU"/>
-        </w:rPr>
-        <w:t xml:space="preserve"> сессии, </w:t>
-      </w:r>
-      <w:proofErr w:type="spellStart"/>
-      <w:r>
-        <w:rPr>
-          <w:rFonts w:ascii="Times New Roman" w:eastAsia="Times New Roman" w:hAnsi="Times New Roman" w:cs="Times New Roman"/>
-          <w:sz w:val="28"/>
-          <w:szCs w:val="28"/>
-          <w:lang w:eastAsia="ru-RU"/>
-        </w:rPr>
-        <w:t>id</w:t>
-      </w:r>
-      <w:proofErr w:type="spellEnd"/>
-      <w:r>
-        <w:rPr>
-          <w:rFonts w:ascii="Times New Roman" w:eastAsia="Times New Roman" w:hAnsi="Times New Roman" w:cs="Times New Roman"/>
-          <w:sz w:val="28"/>
-          <w:szCs w:val="28"/>
-          <w:lang w:eastAsia="ru-RU"/>
-        </w:rPr>
-        <w:t xml:space="preserve"> вопроса, выбранный ответ, правильный ли)</w:t>
-      </w:r>
-    </w:p>
-    <w:p>
-      <w:pPr>
-        <w:spacing w:after="100" w:afterAutospacing="1" w:line="360" w:lineRule="auto"/>
-        <w:ind w:firstLine="709"/>
-        <w:contextualSpacing/>
-        <w:jc w:val="both"/>
-        <w:rPr>
-          <w:rFonts w:ascii="Times New Roman" w:eastAsia="Times New Roman" w:hAnsi="Times New Roman" w:cs="Times New Roman"/>
-          <w:sz w:val="28"/>
-          <w:szCs w:val="28"/>
-          <w:lang w:eastAsia="ru-RU"/>
-        </w:rPr>
-      </w:pPr>
-      <w:r>
-        <w:rPr>
-          <w:rFonts w:ascii="Times New Roman" w:eastAsia="Times New Roman" w:hAnsi="Times New Roman" w:cs="Times New Roman"/>
-          <w:sz w:val="28"/>
-          <w:szCs w:val="28"/>
-          <w:lang w:eastAsia="ru-RU"/>
-        </w:rPr>
-        <w:t>`</w:t>
-      </w:r>
-      <w:proofErr w:type="spellStart"/>
-      <w:r>
-        <w:rPr>
-          <w:rFonts w:ascii="Times New Roman" w:eastAsia="Times New Roman" w:hAnsi="Times New Roman" w:cs="Times New Roman"/>
-          <w:sz w:val="28"/>
-          <w:szCs w:val="28"/>
-          <w:lang w:eastAsia="ru-RU"/>
-        </w:rPr>
-        <w:t>test_results</w:t>
-      </w:r>
-      <w:proofErr w:type="spellEnd"/>
-      <w:r>
-        <w:rPr>
-          <w:rFonts w:ascii="Times New Roman" w:eastAsia="Times New Roman" w:hAnsi="Times New Roman" w:cs="Times New Roman"/>
-          <w:sz w:val="28"/>
-          <w:szCs w:val="28"/>
-          <w:lang w:eastAsia="ru-RU"/>
-        </w:rPr>
-        <w:t>` — итоговые результаты (</w:t>
-      </w:r>
-      <w:proofErr w:type="spellStart"/>
-      <w:r>
-        <w:rPr>
-          <w:rFonts w:ascii="Times New Roman" w:eastAsia="Times New Roman" w:hAnsi="Times New Roman" w:cs="Times New Roman"/>
-          <w:sz w:val="28"/>
-          <w:szCs w:val="28"/>
-          <w:lang w:eastAsia="ru-RU"/>
-        </w:rPr>
-        <w:t>id</w:t>
-      </w:r>
-      <w:proofErr w:type="spellEnd"/>
-      <w:r>
-        <w:rPr>
-          <w:rFonts w:ascii="Times New Roman" w:eastAsia="Times New Roman" w:hAnsi="Times New Roman" w:cs="Times New Roman"/>
-          <w:sz w:val="28"/>
-          <w:szCs w:val="28"/>
-          <w:lang w:eastAsia="ru-RU"/>
-        </w:rPr>
-        <w:t xml:space="preserve"> сессии, </w:t>
-      </w:r>
-      <w:r>
-        <w:rPr>
-          <w:rFonts w:ascii="Times New Roman" w:eastAsia="Times New Roman" w:hAnsi="Times New Roman" w:cs="Times New Roman"/>
-          <w:sz w:val="28"/>
-          <w:szCs w:val="28"/>
-          <w:lang w:eastAsia="ru-RU"/>
-        </w:rPr>
-        <w:t>балл, процент, дата завершения)</w:t>
-      </w:r>
-    </w:p>
-    <w:p>
-      <w:pPr>
-        <w:spacing w:after="100" w:afterAutospacing="1" w:line="360" w:lineRule="auto"/>
-        <w:ind w:firstLine="709"/>
-        <w:contextualSpacing/>
-        <w:jc w:val="both"/>
-        <w:rPr>
-          <w:rFonts w:ascii="Times New Roman" w:eastAsia="Times New Roman" w:hAnsi="Times New Roman" w:cs="Times New Roman"/>
-          <w:sz w:val="28"/>
-          <w:szCs w:val="28"/>
-          <w:lang w:eastAsia="ru-RU"/>
-        </w:rPr>
-      </w:pPr>
-    </w:p>
-    <w:p>
-      <w:pPr>
-        <w:spacing w:after="100" w:afterAutospacing="1" w:line="360" w:lineRule="auto"/>
-        <w:ind w:firstLine="709"/>
-        <w:contextualSpacing/>
-        <w:jc w:val="both"/>
-        <w:rPr>
-          <w:rFonts w:ascii="Times New Roman" w:eastAsia="Times New Roman" w:hAnsi="Times New Roman" w:cs="Times New Roman"/>
-          <w:sz w:val="28"/>
-          <w:szCs w:val="28"/>
-          <w:lang w:eastAsia="ru-RU"/>
-        </w:rPr>
-      </w:pPr>
-    </w:p>
-    <w:p>
-      <w:pPr>
-        <w:spacing w:after="100" w:afterAutospacing="1" w:line="360" w:lineRule="auto"/>
-        <w:ind w:firstLine="709"/>
-        <w:contextualSpacing/>
-        <w:jc w:val="both"/>
-        <w:rPr>
-          <w:rFonts w:ascii="Times New Roman" w:eastAsia="Times New Roman" w:hAnsi="Times New Roman" w:cs="Times New Roman"/>
-          <w:sz w:val="28"/>
-          <w:szCs w:val="28"/>
-          <w:lang w:eastAsia="ru-RU"/>
-        </w:rPr>
-      </w:pPr>
-    </w:p>
-    <w:p>
-      <w:pPr>
-        <w:spacing w:after="100" w:afterAutospacing="1" w:line="360" w:lineRule="auto"/>
-        <w:ind w:firstLine="709"/>
-        <w:contextualSpacing/>
-        <w:jc w:val="both"/>
-        <w:rPr>
-          <w:rFonts w:ascii="Times New Roman" w:eastAsia="Times New Roman" w:hAnsi="Times New Roman" w:cs="Times New Roman"/>
-          <w:sz w:val="28"/>
-          <w:szCs w:val="28"/>
-          <w:lang w:eastAsia="ru-RU"/>
-        </w:rPr>
-      </w:pPr>
-    </w:p>
-    <w:p>
-      <w:pPr>
-        <w:spacing w:after="160" w:line="259" w:lineRule="auto"/>
-        <w:rPr>
-          <w:rFonts w:ascii="Times New Roman" w:eastAsia="Times New Roman" w:hAnsi="Times New Roman" w:cs="Times New Roman"/>
-          <w:sz w:val="28"/>
-          <w:szCs w:val="28"/>
-          <w:lang w:eastAsia="ru-RU"/>
-        </w:rPr>
-      </w:pPr>
-      <w:r>
-        <w:rPr>
-          <w:rFonts w:ascii="Times New Roman" w:eastAsia="Times New Roman" w:hAnsi="Times New Roman" w:cs="Times New Roman"/>
-          <w:sz w:val="28"/>
-          <w:szCs w:val="28"/>
-          <w:lang w:eastAsia="ru-RU"/>
-        </w:rPr>
-        <w:lastRenderedPageBreak/>
-        <w:br w:type="page"/>
-      </w:r>
-    </w:p>
-    <w:p>
-      <w:pPr>
-        <w:pStyle w:val="1"/>
-        <w:numPr>
-          <w:ilvl w:val="0"/>
-          <w:numId w:val="4"/>
-        </w:numPr>
-        <w:rPr>
-          <w:rFonts w:eastAsia="Times New Roman"/>
-          <w:lang w:eastAsia="ru-RU"/>
-        </w:rPr>
-      </w:pPr>
-      <w:bookmarkStart w:id="48" w:name="_Toc229829459"/>
-      <w:bookmarkStart w:id="49" w:name="_Toc229829750"/>
-      <w:r>
-        <w:rPr>
-          <w:rFonts w:eastAsia="Times New Roman"/>
-          <w:lang w:eastAsia="ru-RU"/>
-        </w:rPr>
-        <w:lastRenderedPageBreak/>
-        <w:t>Создание плановой документации</w:t>
-      </w:r>
       <w:bookmarkEnd w:id="48"/>
-      <w:bookmarkEnd w:id="49"/>
-    </w:p>
-    <w:p>
-      <w:pPr>
-        <w:spacing w:after="100" w:afterAutospacing="1" w:line="360" w:lineRule="auto"/>
-        <w:ind w:firstLine="709"/>
-        <w:contextualSpacing/>
-        <w:jc w:val="both"/>
-        <w:rPr>
-          <w:rFonts w:ascii="Times New Roman" w:eastAsia="Times New Roman" w:hAnsi="Times New Roman" w:cs="Times New Roman"/>
-          <w:sz w:val="28"/>
-          <w:szCs w:val="28"/>
-          <w:lang w:eastAsia="ru-RU"/>
-        </w:rPr>
-      </w:pPr>
-      <w:r>
-        <w:rPr>
-          <w:rFonts w:ascii="Times New Roman" w:eastAsia="Times New Roman" w:hAnsi="Times New Roman" w:cs="Times New Roman"/>
-          <w:sz w:val="28"/>
-          <w:szCs w:val="28"/>
-          <w:lang w:eastAsia="ru-RU"/>
-        </w:rPr>
-        <w:t xml:space="preserve">Для более подробного описания системы </w:t>
-      </w:r>
-      <w:r>
-        <w:rPr>
-          <w:rFonts w:ascii="Times New Roman" w:eastAsia="Times New Roman" w:hAnsi="Times New Roman" w:cs="Times New Roman"/>
-          <w:sz w:val="28"/>
-          <w:szCs w:val="28"/>
-          <w:lang w:eastAsia="ru-RU"/>
-        </w:rPr>
-        <w:t xml:space="preserve">были составлены с помощью языка </w:t>
-      </w:r>
-      <w:r>
-        <w:rPr>
-          <w:rFonts w:ascii="Times New Roman" w:eastAsia="Times New Roman" w:hAnsi="Times New Roman" w:cs="Times New Roman"/>
-          <w:sz w:val="28"/>
-          <w:szCs w:val="28"/>
-          <w:lang w:val="en-US" w:eastAsia="ru-RU"/>
-        </w:rPr>
-        <w:t>UML</w:t>
-      </w:r>
-      <w:r>
-        <w:rPr>
-          <w:rFonts w:ascii="Times New Roman" w:eastAsia="Times New Roman" w:hAnsi="Times New Roman" w:cs="Times New Roman"/>
-          <w:sz w:val="28"/>
-          <w:szCs w:val="28"/>
-          <w:lang w:eastAsia="ru-RU"/>
-        </w:rPr>
-        <w:t xml:space="preserve"> диаграммы.</w:t>
-      </w:r>
-    </w:p>
-    <w:p>
-      <w:pPr>
-        <w:pStyle w:val="2"/>
-        <w:numPr>
-          <w:ilvl w:val="1"/>
-          <w:numId w:val="4"/>
-        </w:numPr>
-        <w:rPr>
-          <w:rFonts w:eastAsia="Times New Roman"/>
-          <w:lang w:eastAsia="ru-RU"/>
-        </w:rPr>
-      </w:pPr>
-      <w:bookmarkStart w:id="50" w:name="_Toc229829460"/>
-      <w:bookmarkStart w:id="51" w:name="_Toc229829751"/>
-      <w:r>
-        <w:rPr>
-          <w:rFonts w:eastAsia="Times New Roman"/>
-          <w:lang w:eastAsia="ru-RU"/>
-        </w:rPr>
-        <w:t>Диаграмма Использования</w:t>
-      </w:r>
-      <w:bookmarkEnd w:id="50"/>
-      <w:bookmarkEnd w:id="51"/>
     </w:p>
     <w:p>
       <w:pPr>
@@ -23344,25 +21418,7 @@
           <w:sz w:val="28"/>
           <w:szCs w:val="28"/>
         </w:rPr>
-        <w:t>Личный кабинет: содержит основную информацию о пользователе (</w:t>
-      </w:r>
-      <w:proofErr w:type="spellStart"/>
-      <w:r>
-        <w:rPr>
-          <w:rFonts w:ascii="Times New Roman" w:hAnsi="Times New Roman" w:cs="Times New Roman"/>
-          <w:sz w:val="28"/>
-          <w:szCs w:val="28"/>
-        </w:rPr>
-        <w:t>никнейм</w:t>
-      </w:r>
-      <w:proofErr w:type="spellEnd"/>
-      <w:r>
-        <w:rPr>
-          <w:rFonts w:ascii="Times New Roman" w:hAnsi="Times New Roman" w:cs="Times New Roman"/>
-          <w:sz w:val="28"/>
-          <w:szCs w:val="28"/>
-        </w:rPr>
-        <w:t xml:space="preserve"> и статистику)</w:t>
+        <w:t>Личный кабинет: содержит основную информацию о пользователе (никнейм и статистику)</w:t>
       </w:r>
     </w:p>
     <w:p>
@@ -23825,25 +21881,7 @@
           <w:sz w:val="28"/>
           <w:szCs w:val="28"/>
         </w:rPr>
-        <w:t xml:space="preserve">Чтобы начать проходить тестирование необходимо выбрать Режим тестирования и </w:t>
-      </w:r>
-      <w:proofErr w:type="gramStart"/>
-      <w:r>
-        <w:rPr>
-          <w:rFonts w:ascii="Times New Roman" w:hAnsi="Times New Roman" w:cs="Times New Roman"/>
-          <w:sz w:val="28"/>
-          <w:szCs w:val="28"/>
-        </w:rPr>
-        <w:t>Загрузить</w:t>
-      </w:r>
-      <w:proofErr w:type="gramEnd"/>
-      <w:r>
-        <w:rPr>
-          <w:rFonts w:ascii="Times New Roman" w:hAnsi="Times New Roman" w:cs="Times New Roman"/>
-          <w:sz w:val="28"/>
-          <w:szCs w:val="28"/>
-        </w:rPr>
-        <w:t xml:space="preserve"> билеты</w:t>
+        <w:t>Чтобы начать проходить тестирование необходимо выбрать Режим тестирования и Загрузить билеты</w:t>
       </w:r>
     </w:p>
     <w:p>
@@ -24017,13 +22055,13 @@
           <w:numId w:val="10"/>
         </w:numPr>
       </w:pPr>
-      <w:bookmarkStart w:id="52" w:name="_Toc229829461"/>
-      <w:bookmarkStart w:id="53" w:name="_Toc229829752"/>
+      <w:bookmarkStart w:id="49" w:name="_Toc229829461"/>
+      <w:bookmarkStart w:id="50" w:name="_Toc229829752"/>
       <w:r>
         <w:t>Диаграмма классов</w:t>
       </w:r>
-      <w:bookmarkEnd w:id="52"/>
-      <w:bookmarkEnd w:id="53"/>
+      <w:bookmarkEnd w:id="49"/>
+      <w:bookmarkEnd w:id="50"/>
     </w:p>
     <w:p>
       <w:pPr>
@@ -24062,13 +22100,13 @@
         </w:numPr>
         <w:ind w:left="1418"/>
       </w:pPr>
-      <w:bookmarkStart w:id="54" w:name="_Toc229829462"/>
-      <w:bookmarkStart w:id="55" w:name="_Toc229829753"/>
+      <w:bookmarkStart w:id="51" w:name="_Toc229829462"/>
+      <w:bookmarkStart w:id="52" w:name="_Toc229829753"/>
       <w:r>
         <w:t>Гость и ограниченный доступ</w:t>
       </w:r>
-      <w:bookmarkEnd w:id="54"/>
-      <w:bookmarkEnd w:id="55"/>
+      <w:bookmarkEnd w:id="51"/>
+      <w:bookmarkEnd w:id="52"/>
     </w:p>
     <w:p>
       <w:pPr>
@@ -24116,13 +22154,13 @@
         </w:numPr>
         <w:ind w:left="1418"/>
       </w:pPr>
-      <w:bookmarkStart w:id="56" w:name="_Toc229829463"/>
-      <w:bookmarkStart w:id="57" w:name="_Toc229829754"/>
+      <w:bookmarkStart w:id="53" w:name="_Toc229829463"/>
+      <w:bookmarkStart w:id="54" w:name="_Toc229829754"/>
       <w:r>
         <w:t>Зарегистрированный пользователь: полный цикл тестирования</w:t>
       </w:r>
-      <w:bookmarkEnd w:id="56"/>
-      <w:bookmarkEnd w:id="57"/>
+      <w:bookmarkEnd w:id="53"/>
+      <w:bookmarkEnd w:id="54"/>
     </w:p>
     <w:p>
       <w:pPr>
@@ -24521,13 +22559,13 @@
         </w:numPr>
         <w:ind w:left="1418"/>
       </w:pPr>
-      <w:bookmarkStart w:id="58" w:name="_Toc229829464"/>
-      <w:bookmarkStart w:id="59" w:name="_Toc229829755"/>
+      <w:bookmarkStart w:id="55" w:name="_Toc229829464"/>
+      <w:bookmarkStart w:id="56" w:name="_Toc229829755"/>
       <w:r>
         <w:t>Администратор: управление контентом</w:t>
       </w:r>
-      <w:bookmarkEnd w:id="58"/>
-      <w:bookmarkEnd w:id="59"/>
+      <w:bookmarkEnd w:id="55"/>
+      <w:bookmarkEnd w:id="56"/>
     </w:p>
     <w:p>
       <w:pPr>
@@ -24762,13 +22800,13 @@
           <w:numId w:val="10"/>
         </w:numPr>
       </w:pPr>
-      <w:bookmarkStart w:id="60" w:name="_Toc229829465"/>
-      <w:bookmarkStart w:id="61" w:name="_Toc229829756"/>
+      <w:bookmarkStart w:id="57" w:name="_Toc229829465"/>
+      <w:bookmarkStart w:id="58" w:name="_Toc229829756"/>
       <w:r>
         <w:t>Связи между процессами</w:t>
       </w:r>
-      <w:bookmarkEnd w:id="60"/>
-      <w:bookmarkEnd w:id="61"/>
+      <w:bookmarkEnd w:id="57"/>
+      <w:bookmarkEnd w:id="58"/>
     </w:p>
     <w:p>
       <w:pPr>
@@ -25007,13 +23045,13 @@
           <w:numId w:val="10"/>
         </w:numPr>
       </w:pPr>
-      <w:bookmarkStart w:id="62" w:name="_Toc229829466"/>
-      <w:bookmarkStart w:id="63" w:name="_Toc229829757"/>
+      <w:bookmarkStart w:id="59" w:name="_Toc229829466"/>
+      <w:bookmarkStart w:id="60" w:name="_Toc229829757"/>
       <w:r>
         <w:t>Диаграмма компонентов</w:t>
       </w:r>
-      <w:bookmarkEnd w:id="62"/>
-      <w:bookmarkEnd w:id="63"/>
+      <w:bookmarkEnd w:id="59"/>
+      <w:bookmarkEnd w:id="60"/>
     </w:p>
     <w:p>
       <w:pPr>
@@ -25275,13 +23313,13 @@
           <w:numId w:val="10"/>
         </w:numPr>
       </w:pPr>
-      <w:bookmarkStart w:id="64" w:name="_Toc229829467"/>
-      <w:bookmarkStart w:id="65" w:name="_Toc229829758"/>
+      <w:bookmarkStart w:id="61" w:name="_Toc229829467"/>
+      <w:bookmarkStart w:id="62" w:name="_Toc229829758"/>
       <w:r>
         <w:t>Диаграмма развертывания</w:t>
       </w:r>
-      <w:bookmarkEnd w:id="64"/>
-      <w:bookmarkEnd w:id="65"/>
+      <w:bookmarkEnd w:id="61"/>
+      <w:bookmarkEnd w:id="62"/>
     </w:p>
     <w:p>
       <w:pPr>
@@ -25320,13 +23358,13 @@
         </w:numPr>
         <w:ind w:left="1418"/>
       </w:pPr>
-      <w:bookmarkStart w:id="66" w:name="_Toc229829468"/>
-      <w:bookmarkStart w:id="67" w:name="_Toc229829759"/>
+      <w:bookmarkStart w:id="63" w:name="_Toc229829468"/>
+      <w:bookmarkStart w:id="64" w:name="_Toc229829759"/>
       <w:r>
         <w:t>Узлы и устройства</w:t>
       </w:r>
-      <w:bookmarkEnd w:id="66"/>
-      <w:bookmarkEnd w:id="67"/>
+      <w:bookmarkEnd w:id="63"/>
+      <w:bookmarkEnd w:id="64"/>
     </w:p>
     <w:p>
       <w:pPr>
@@ -25429,33 +23467,15 @@
           <w:sz w:val="28"/>
           <w:szCs w:val="28"/>
         </w:rPr>
-        <w:t xml:space="preserve">Оба клиента подключаются к серверной части через </w:t>
-      </w:r>
-      <w:proofErr w:type="spellStart"/>
+        <w:t>Оба клиента подключаются к серверной части через интернет-соед</w:t>
+      </w:r>
       <w:r>
         <w:rPr>
           <w:rFonts w:ascii="Times New Roman" w:hAnsi="Times New Roman" w:cs="Times New Roman"/>
           <w:sz w:val="28"/>
           <w:szCs w:val="28"/>
         </w:rPr>
-        <w:t>интернет-соед</w:t>
-      </w:r>
-      <w:r>
-        <w:rPr>
-          <w:rFonts w:ascii="Times New Roman" w:hAnsi="Times New Roman" w:cs="Times New Roman"/>
-          <w:sz w:val="28"/>
-          <w:szCs w:val="28"/>
-        </w:rPr>
-        <w:t>инение</w:t>
-      </w:r>
-      <w:proofErr w:type="spellEnd"/>
-      <w:r>
-        <w:rPr>
-          <w:rFonts w:ascii="Times New Roman" w:hAnsi="Times New Roman" w:cs="Times New Roman"/>
-          <w:sz w:val="28"/>
-          <w:szCs w:val="28"/>
-        </w:rPr>
-        <w:t xml:space="preserve"> (защищённое соединение).</w:t>
+        <w:t>инение (защищённое соединение).</w:t>
       </w:r>
     </w:p>
     <w:p>
@@ -25535,16 +23555,16 @@
           <w:szCs w:val="24"/>
         </w:rPr>
       </w:pPr>
-      <w:bookmarkStart w:id="68" w:name="_Toc229829469"/>
-      <w:bookmarkStart w:id="69" w:name="_Toc229829760"/>
+      <w:bookmarkStart w:id="65" w:name="_Toc229829469"/>
+      <w:bookmarkStart w:id="66" w:name="_Toc229829760"/>
       <w:r>
         <w:rPr>
           <w:rStyle w:val="30"/>
         </w:rPr>
         <w:t>Сервисы, размещённые на серверном узле</w:t>
       </w:r>
-      <w:bookmarkEnd w:id="68"/>
-      <w:bookmarkEnd w:id="69"/>
+      <w:bookmarkEnd w:id="65"/>
+      <w:bookmarkEnd w:id="66"/>
     </w:p>
     <w:p>
       <w:pPr>
@@ -25842,13 +23862,13 @@
           <w:numId w:val="10"/>
         </w:numPr>
       </w:pPr>
-      <w:bookmarkStart w:id="70" w:name="_Toc229829470"/>
-      <w:bookmarkStart w:id="71" w:name="_Toc229829761"/>
+      <w:bookmarkStart w:id="67" w:name="_Toc229829470"/>
+      <w:bookmarkStart w:id="68" w:name="_Toc229829761"/>
       <w:r>
         <w:t>Базы данных</w:t>
       </w:r>
-      <w:bookmarkEnd w:id="70"/>
-      <w:bookmarkEnd w:id="71"/>
+      <w:bookmarkEnd w:id="67"/>
+      <w:bookmarkEnd w:id="68"/>
     </w:p>
     <w:p>
       <w:pPr>
@@ -26209,131 +24229,361 @@
           <w:lang w:eastAsia="ru-RU"/>
         </w:rPr>
       </w:pPr>
-      <w:bookmarkStart w:id="72" w:name="_Toc229829471"/>
-      <w:bookmarkStart w:id="73" w:name="_Toc229829762"/>
+      <w:bookmarkStart w:id="69" w:name="_Toc229829471"/>
+      <w:bookmarkStart w:id="70" w:name="_Toc229829762"/>
       <w:r>
         <w:rPr>
           <w:rFonts w:eastAsia="Times New Roman"/>
+          <w:lang w:eastAsia="ru-RU"/>
+        </w:rPr>
+        <w:lastRenderedPageBreak/>
+        <w:t>Создание и организация базы данных сервиса</w:t>
+      </w:r>
+      <w:r>
+        <w:rPr>
+          <w:rFonts w:eastAsia="Times New Roman"/>
+          <w:lang w:eastAsia="ru-RU"/>
+        </w:rPr>
+        <w:t>.</w:t>
+      </w:r>
+      <w:bookmarkEnd w:id="69"/>
+      <w:bookmarkEnd w:id="70"/>
+    </w:p>
+    <w:p>
+      <w:pPr>
+        <w:spacing w:after="100" w:afterAutospacing="1" w:line="360" w:lineRule="auto"/>
+        <w:ind w:firstLine="709"/>
+        <w:contextualSpacing/>
+        <w:jc w:val="both"/>
+        <w:rPr>
+          <w:rFonts w:ascii="Times New Roman" w:eastAsia="Times New Roman" w:hAnsi="Times New Roman" w:cs="Times New Roman"/>
+          <w:sz w:val="28"/>
+          <w:szCs w:val="28"/>
+          <w:lang w:eastAsia="ru-RU"/>
+        </w:rPr>
+      </w:pPr>
+      <w:r>
+        <w:rPr>
+          <w:rFonts w:ascii="Times New Roman" w:eastAsia="Times New Roman" w:hAnsi="Times New Roman" w:cs="Times New Roman"/>
+          <w:sz w:val="28"/>
+          <w:szCs w:val="28"/>
+          <w:lang w:eastAsia="ru-RU"/>
+        </w:rPr>
+        <w:t>На основе изученной предметной области для сервиса была разработана база данных.</w:t>
+      </w:r>
+    </w:p>
+    <w:p>
+      <w:pPr>
+        <w:spacing w:after="100" w:afterAutospacing="1" w:line="360" w:lineRule="auto"/>
+        <w:ind w:firstLine="709"/>
+        <w:contextualSpacing/>
+        <w:jc w:val="both"/>
+        <w:rPr>
+          <w:rFonts w:ascii="Times New Roman" w:eastAsia="Times New Roman" w:hAnsi="Times New Roman" w:cs="Times New Roman"/>
+          <w:sz w:val="28"/>
+          <w:szCs w:val="28"/>
+          <w:lang w:eastAsia="ru-RU"/>
+        </w:rPr>
+      </w:pPr>
+      <w:r>
+        <w:rPr>
+          <w:rFonts w:ascii="Times New Roman" w:eastAsia="Times New Roman" w:hAnsi="Times New Roman" w:cs="Times New Roman"/>
+          <w:sz w:val="28"/>
+          <w:szCs w:val="28"/>
+          <w:lang w:eastAsia="ru-RU"/>
+        </w:rPr>
+        <w:t xml:space="preserve">Для успешной разработки и наглядного представления базы данных (бд) была создана </w:t>
+      </w:r>
+      <w:r>
+        <w:rPr>
+          <w:rFonts w:ascii="Times New Roman" w:eastAsia="Times New Roman" w:hAnsi="Times New Roman" w:cs="Times New Roman"/>
+          <w:sz w:val="28"/>
+          <w:szCs w:val="28"/>
+          <w:lang w:val="en-US" w:eastAsia="ru-RU"/>
+        </w:rPr>
+        <w:t>ER</w:t>
+      </w:r>
+      <w:r>
+        <w:rPr>
+          <w:rFonts w:ascii="Times New Roman" w:eastAsia="Times New Roman" w:hAnsi="Times New Roman" w:cs="Times New Roman"/>
+          <w:sz w:val="28"/>
+          <w:szCs w:val="28"/>
+          <w:lang w:eastAsia="ru-RU"/>
+        </w:rPr>
+        <w:t>-диаграмма.</w:t>
+      </w:r>
+    </w:p>
+    <w:p>
+      <w:pPr>
+        <w:spacing w:after="100" w:afterAutospacing="1" w:line="360" w:lineRule="auto"/>
+        <w:ind w:firstLine="709"/>
+        <w:contextualSpacing/>
+        <w:jc w:val="center"/>
+        <w:rPr>
+          <w:rFonts w:ascii="Times New Roman" w:eastAsia="Times New Roman" w:hAnsi="Times New Roman" w:cs="Times New Roman"/>
+          <w:sz w:val="28"/>
+          <w:szCs w:val="28"/>
+          <w:lang w:eastAsia="ru-RU"/>
+        </w:rPr>
+      </w:pPr>
+      <w:r>
+        <w:rPr>
+          <w:rFonts w:ascii="Times New Roman" w:eastAsia="Times New Roman" w:hAnsi="Times New Roman" w:cs="Times New Roman"/>
+          <w:sz w:val="28"/>
+          <w:szCs w:val="28"/>
+          <w:lang w:eastAsia="ru-RU"/>
+        </w:rPr>
+        <w:drawing>
+          <wp:inline distT="0" distB="0" distL="0" distR="0" wp14:anchorId="4C4FA6DD" wp14:editId="7D53E32E">
+            <wp:extent cx="5939790" cy="4589780"/>
+            <wp:effectExtent l="0" t="0" r="3810" b="1270"/>
+            <wp:docPr id="4" name="Рисунок 4"/>
+            <wp:cNvGraphicFramePr>
+              <a:graphicFrameLocks xmlns:a="http://schemas.openxmlformats.org/drawingml/2006/main" noChangeAspect="1"/>
+            </wp:cNvGraphicFramePr>
+            <a:graphic xmlns:a="http://schemas.openxmlformats.org/drawingml/2006/main">
+              <a:graphicData uri="http://schemas.openxmlformats.org/drawingml/2006/picture">
+                <pic:pic xmlns:pic="http://schemas.openxmlformats.org/drawingml/2006/picture">
+                  <pic:nvPicPr>
+                    <pic:cNvPr id="1" name=""/>
+                    <pic:cNvPicPr/>
+                  </pic:nvPicPr>
+                  <pic:blipFill>
+                    <a:blip r:embed="rId12"/>
+                    <a:stretch>
+                      <a:fillRect/>
+                    </a:stretch>
+                  </pic:blipFill>
+                  <pic:spPr>
+                    <a:xfrm>
+                      <a:off x="0" y="0"/>
+                      <a:ext cx="5939790" cy="4589780"/>
+                    </a:xfrm>
+                    <a:prstGeom prst="rect">
+                      <a:avLst/>
+                    </a:prstGeom>
+                  </pic:spPr>
+                </pic:pic>
+              </a:graphicData>
+            </a:graphic>
+          </wp:inline>
+        </w:drawing>
+      </w:r>
+    </w:p>
+    <w:p>
+      <w:pPr>
+        <w:spacing w:after="100" w:afterAutospacing="1" w:line="360" w:lineRule="auto"/>
+        <w:ind w:firstLine="709"/>
+        <w:contextualSpacing/>
+        <w:jc w:val="center"/>
+        <w:rPr>
+          <w:rFonts w:ascii="Times New Roman" w:eastAsia="Times New Roman" w:hAnsi="Times New Roman" w:cs="Times New Roman"/>
+          <w:sz w:val="28"/>
+          <w:szCs w:val="28"/>
+          <w:lang w:eastAsia="ru-RU"/>
+        </w:rPr>
+      </w:pPr>
+      <w:r>
+        <w:rPr>
+          <w:rFonts w:ascii="Times New Roman" w:eastAsia="Times New Roman" w:hAnsi="Times New Roman" w:cs="Times New Roman"/>
+          <w:sz w:val="28"/>
+          <w:szCs w:val="28"/>
+          <w:lang w:eastAsia="ru-RU"/>
+        </w:rPr>
+        <w:t xml:space="preserve">Рисунок 5 – </w:t>
+      </w:r>
+      <w:r>
+        <w:rPr>
+          <w:rFonts w:ascii="Times New Roman" w:eastAsia="Times New Roman" w:hAnsi="Times New Roman" w:cs="Times New Roman"/>
+          <w:sz w:val="28"/>
+          <w:szCs w:val="28"/>
+          <w:lang w:val="en-US" w:eastAsia="ru-RU"/>
+        </w:rPr>
+        <w:t>ER</w:t>
+      </w:r>
+      <w:r>
+        <w:rPr>
+          <w:rFonts w:ascii="Times New Roman" w:eastAsia="Times New Roman" w:hAnsi="Times New Roman" w:cs="Times New Roman"/>
+          <w:sz w:val="28"/>
+          <w:szCs w:val="28"/>
+          <w:lang w:eastAsia="ru-RU"/>
+        </w:rPr>
+        <w:t>-</w:t>
+      </w:r>
+      <w:r>
+        <w:rPr>
+          <w:rFonts w:ascii="Times New Roman" w:eastAsia="Times New Roman" w:hAnsi="Times New Roman" w:cs="Times New Roman"/>
+          <w:sz w:val="28"/>
+          <w:szCs w:val="28"/>
+          <w:lang w:eastAsia="ru-RU"/>
+        </w:rPr>
+        <w:t>диаграмма бд.</w:t>
+      </w:r>
+    </w:p>
+    <w:p>
+      <w:pPr>
+        <w:spacing w:after="100" w:afterAutospacing="1" w:line="360" w:lineRule="auto"/>
+        <w:ind w:firstLine="709"/>
+        <w:contextualSpacing/>
+        <w:jc w:val="both"/>
+        <w:rPr>
+          <w:rFonts w:ascii="Times New Roman" w:eastAsia="Times New Roman" w:hAnsi="Times New Roman" w:cs="Times New Roman"/>
+          <w:sz w:val="28"/>
+          <w:szCs w:val="28"/>
+          <w:lang w:eastAsia="ru-RU"/>
+        </w:rPr>
+      </w:pPr>
+      <w:r>
+        <w:rPr>
+          <w:rFonts w:ascii="Times New Roman" w:eastAsia="Times New Roman" w:hAnsi="Times New Roman" w:cs="Times New Roman"/>
+          <w:sz w:val="28"/>
+          <w:szCs w:val="28"/>
+          <w:lang w:eastAsia="ru-RU"/>
+        </w:rPr>
+        <w:t xml:space="preserve">На основе предоставленной диаграммы на сервере </w:t>
+      </w:r>
+      <w:r>
+        <w:rPr>
+          <w:rFonts w:ascii="Times New Roman" w:eastAsia="Times New Roman" w:hAnsi="Times New Roman" w:cs="Times New Roman"/>
+          <w:sz w:val="28"/>
+          <w:szCs w:val="28"/>
+          <w:lang w:val="en-US" w:eastAsia="ru-RU"/>
+        </w:rPr>
+        <w:t>Django</w:t>
+      </w:r>
+      <w:r>
+        <w:rPr>
+          <w:rFonts w:ascii="Times New Roman" w:eastAsia="Times New Roman" w:hAnsi="Times New Roman" w:cs="Times New Roman"/>
+          <w:sz w:val="28"/>
+          <w:szCs w:val="28"/>
+          <w:lang w:eastAsia="ru-RU"/>
+        </w:rPr>
+        <w:t xml:space="preserve"> </w:t>
+      </w:r>
+      <w:r>
+        <w:rPr>
+          <w:rFonts w:ascii="Times New Roman" w:eastAsia="Times New Roman" w:hAnsi="Times New Roman" w:cs="Times New Roman"/>
+          <w:sz w:val="28"/>
+          <w:szCs w:val="28"/>
+          <w:lang w:eastAsia="ru-RU"/>
+        </w:rPr>
+        <w:t>были созданы сущности (модели).</w:t>
+      </w:r>
+      <w:bookmarkStart w:id="71" w:name="_GoBack"/>
+      <w:bookmarkEnd w:id="71"/>
+    </w:p>
+    <w:p>
+      <w:pPr>
+        <w:spacing w:after="100" w:afterAutospacing="1" w:line="360" w:lineRule="auto"/>
+        <w:ind w:firstLine="709"/>
+        <w:contextualSpacing/>
+        <w:jc w:val="both"/>
+        <w:rPr>
+          <w:rFonts w:ascii="Times New Roman" w:eastAsia="Times New Roman" w:hAnsi="Times New Roman" w:cs="Times New Roman"/>
+          <w:sz w:val="28"/>
+          <w:szCs w:val="28"/>
+          <w:lang w:eastAsia="ru-RU"/>
+        </w:rPr>
+      </w:pPr>
+    </w:p>
+    <w:p>
+      <w:pPr>
+        <w:spacing w:after="100" w:afterAutospacing="1" w:line="360" w:lineRule="auto"/>
+        <w:ind w:firstLine="709"/>
+        <w:contextualSpacing/>
+        <w:jc w:val="both"/>
+        <w:rPr>
+          <w:rFonts w:ascii="Times New Roman" w:eastAsia="Times New Roman" w:hAnsi="Times New Roman" w:cs="Times New Roman"/>
+          <w:sz w:val="28"/>
+          <w:szCs w:val="28"/>
+          <w:lang w:eastAsia="ru-RU"/>
+        </w:rPr>
+      </w:pPr>
+      <w:r>
+        <w:rPr>
+          <w:rFonts w:ascii="Times New Roman" w:eastAsia="Times New Roman" w:hAnsi="Times New Roman" w:cs="Times New Roman"/>
+          <w:sz w:val="28"/>
+          <w:szCs w:val="28"/>
           <w:highlight w:val="yellow"/>
           <w:lang w:eastAsia="ru-RU"/>
         </w:rPr>
+        <w:t>Описание что делали индивидуально</w:t>
+      </w:r>
+    </w:p>
+    <w:p>
+      <w:pPr>
+        <w:spacing w:after="100" w:afterAutospacing="1" w:line="360" w:lineRule="auto"/>
+        <w:ind w:firstLine="709"/>
+        <w:contextualSpacing/>
+        <w:jc w:val="both"/>
+        <w:rPr>
+          <w:rFonts w:ascii="Times New Roman" w:eastAsia="Times New Roman" w:hAnsi="Times New Roman" w:cs="Times New Roman"/>
+          <w:sz w:val="28"/>
+          <w:szCs w:val="28"/>
+          <w:lang w:eastAsia="ru-RU"/>
+        </w:rPr>
+      </w:pPr>
+    </w:p>
+    <w:p>
+      <w:pPr>
+        <w:spacing w:after="100" w:afterAutospacing="1" w:line="360" w:lineRule="auto"/>
+        <w:ind w:firstLine="709"/>
+        <w:contextualSpacing/>
+        <w:jc w:val="both"/>
+        <w:rPr>
+          <w:rFonts w:ascii="Times New Roman" w:eastAsia="Times New Roman" w:hAnsi="Times New Roman" w:cs="Times New Roman"/>
+          <w:sz w:val="28"/>
+          <w:szCs w:val="28"/>
+          <w:lang w:eastAsia="ru-RU"/>
+        </w:rPr>
+      </w:pPr>
+    </w:p>
+    <w:p>
+      <w:pPr>
+        <w:spacing w:after="100" w:afterAutospacing="1" w:line="360" w:lineRule="auto"/>
+        <w:ind w:firstLine="709"/>
+        <w:contextualSpacing/>
+        <w:jc w:val="both"/>
+        <w:rPr>
+          <w:rFonts w:ascii="Times New Roman" w:eastAsia="Times New Roman" w:hAnsi="Times New Roman" w:cs="Times New Roman"/>
+          <w:sz w:val="28"/>
+          <w:szCs w:val="28"/>
+          <w:lang w:eastAsia="ru-RU"/>
+        </w:rPr>
+      </w:pPr>
+    </w:p>
+    <w:p>
+      <w:pPr>
+        <w:spacing w:after="100" w:afterAutospacing="1" w:line="360" w:lineRule="auto"/>
+        <w:ind w:firstLine="709"/>
+        <w:contextualSpacing/>
+        <w:jc w:val="both"/>
+        <w:rPr>
+          <w:rFonts w:ascii="Times New Roman" w:eastAsia="Times New Roman" w:hAnsi="Times New Roman" w:cs="Times New Roman"/>
+          <w:sz w:val="28"/>
+          <w:szCs w:val="28"/>
+          <w:lang w:eastAsia="ru-RU"/>
+        </w:rPr>
+      </w:pPr>
+    </w:p>
+    <w:p>
+      <w:pPr>
+        <w:spacing w:after="160" w:line="259" w:lineRule="auto"/>
+        <w:rPr>
+          <w:rFonts w:ascii="Times New Roman" w:eastAsia="Times New Roman" w:hAnsi="Times New Roman" w:cs="Times New Roman"/>
+          <w:sz w:val="28"/>
+          <w:szCs w:val="28"/>
+          <w:lang w:eastAsia="ru-RU"/>
+        </w:rPr>
+      </w:pPr>
+      <w:r>
+        <w:rPr>
+          <w:rFonts w:ascii="Times New Roman" w:eastAsia="Times New Roman" w:hAnsi="Times New Roman" w:cs="Times New Roman"/>
+          <w:sz w:val="28"/>
+          <w:szCs w:val="28"/>
+          <w:lang w:eastAsia="ru-RU"/>
+        </w:rPr>
         <w:lastRenderedPageBreak/>
-        <w:t>Индивидуальные задание и создание индивидуальных диаграмм, разделенных по модулям.</w:t>
-      </w:r>
-      <w:bookmarkEnd w:id="72"/>
-      <w:bookmarkEnd w:id="73"/>
-    </w:p>
-    <w:p>
-      <w:pPr>
-        <w:spacing w:after="100" w:afterAutospacing="1" w:line="360" w:lineRule="auto"/>
-        <w:ind w:firstLine="709"/>
-        <w:contextualSpacing/>
-        <w:jc w:val="both"/>
-        <w:rPr>
-          <w:rFonts w:ascii="Times New Roman" w:eastAsia="Times New Roman" w:hAnsi="Times New Roman" w:cs="Times New Roman"/>
-          <w:sz w:val="28"/>
-          <w:szCs w:val="28"/>
-          <w:lang w:eastAsia="ru-RU"/>
-        </w:rPr>
-      </w:pPr>
-    </w:p>
-    <w:p>
-      <w:pPr>
-        <w:spacing w:after="100" w:afterAutospacing="1" w:line="360" w:lineRule="auto"/>
-        <w:ind w:firstLine="709"/>
-        <w:contextualSpacing/>
-        <w:jc w:val="both"/>
-        <w:rPr>
-          <w:rFonts w:ascii="Times New Roman" w:eastAsia="Times New Roman" w:hAnsi="Times New Roman" w:cs="Times New Roman"/>
-          <w:sz w:val="28"/>
-          <w:szCs w:val="28"/>
-          <w:lang w:eastAsia="ru-RU"/>
-        </w:rPr>
-      </w:pPr>
-      <w:r>
-        <w:rPr>
-          <w:rFonts w:ascii="Times New Roman" w:eastAsia="Times New Roman" w:hAnsi="Times New Roman" w:cs="Times New Roman"/>
-          <w:sz w:val="28"/>
-          <w:szCs w:val="28"/>
-          <w:highlight w:val="yellow"/>
-          <w:lang w:eastAsia="ru-RU"/>
-        </w:rPr>
-        <w:t>Описание что делали индивидуально</w:t>
-      </w:r>
-    </w:p>
-    <w:p>
-      <w:pPr>
-        <w:spacing w:after="100" w:afterAutospacing="1" w:line="360" w:lineRule="auto"/>
-        <w:ind w:firstLine="709"/>
-        <w:contextualSpacing/>
-        <w:jc w:val="both"/>
-        <w:rPr>
-          <w:rFonts w:ascii="Times New Roman" w:eastAsia="Times New Roman" w:hAnsi="Times New Roman" w:cs="Times New Roman"/>
-          <w:sz w:val="28"/>
-          <w:szCs w:val="28"/>
-          <w:lang w:eastAsia="ru-RU"/>
-        </w:rPr>
-      </w:pPr>
-    </w:p>
-    <w:p>
-      <w:pPr>
-        <w:spacing w:after="100" w:afterAutospacing="1" w:line="360" w:lineRule="auto"/>
-        <w:ind w:firstLine="709"/>
-        <w:contextualSpacing/>
-        <w:jc w:val="both"/>
-        <w:rPr>
-          <w:rFonts w:ascii="Times New Roman" w:eastAsia="Times New Roman" w:hAnsi="Times New Roman" w:cs="Times New Roman"/>
-          <w:sz w:val="28"/>
-          <w:szCs w:val="28"/>
-          <w:lang w:eastAsia="ru-RU"/>
-        </w:rPr>
-      </w:pPr>
-    </w:p>
-    <w:p>
-      <w:pPr>
-        <w:spacing w:after="100" w:afterAutospacing="1" w:line="360" w:lineRule="auto"/>
-        <w:ind w:firstLine="709"/>
-        <w:contextualSpacing/>
-        <w:jc w:val="both"/>
-        <w:rPr>
-          <w:rFonts w:ascii="Times New Roman" w:eastAsia="Times New Roman" w:hAnsi="Times New Roman" w:cs="Times New Roman"/>
-          <w:sz w:val="28"/>
-          <w:szCs w:val="28"/>
-          <w:lang w:eastAsia="ru-RU"/>
-        </w:rPr>
-      </w:pPr>
-    </w:p>
-    <w:p>
-      <w:pPr>
-        <w:spacing w:after="100" w:afterAutospacing="1" w:line="360" w:lineRule="auto"/>
-        <w:ind w:firstLine="709"/>
-        <w:contextualSpacing/>
-        <w:jc w:val="both"/>
-        <w:rPr>
-          <w:rFonts w:ascii="Times New Roman" w:eastAsia="Times New Roman" w:hAnsi="Times New Roman" w:cs="Times New Roman"/>
-          <w:sz w:val="28"/>
-          <w:szCs w:val="28"/>
-          <w:lang w:eastAsia="ru-RU"/>
-        </w:rPr>
-      </w:pPr>
-    </w:p>
-    <w:p>
-      <w:pPr>
-        <w:spacing w:after="160" w:line="259" w:lineRule="auto"/>
-        <w:rPr>
-          <w:rFonts w:ascii="Times New Roman" w:eastAsia="Times New Roman" w:hAnsi="Times New Roman" w:cs="Times New Roman"/>
-          <w:sz w:val="28"/>
-          <w:szCs w:val="28"/>
-          <w:lang w:eastAsia="ru-RU"/>
-        </w:rPr>
-      </w:pPr>
-      <w:r>
-        <w:rPr>
-          <w:rFonts w:ascii="Times New Roman" w:eastAsia="Times New Roman" w:hAnsi="Times New Roman" w:cs="Times New Roman"/>
-          <w:sz w:val="28"/>
-          <w:szCs w:val="28"/>
-          <w:lang w:eastAsia="ru-RU"/>
-        </w:rPr>
         <w:br w:type="page"/>
       </w:r>
     </w:p>
@@ -26350,8 +24600,8 @@
           <w:lang w:eastAsia="ru-RU"/>
         </w:rPr>
       </w:pPr>
-      <w:bookmarkStart w:id="74" w:name="_Toc229829472"/>
-      <w:bookmarkStart w:id="75" w:name="_Toc229829763"/>
+      <w:bookmarkStart w:id="72" w:name="_Toc229829472"/>
+      <w:bookmarkStart w:id="73" w:name="_Toc229829763"/>
       <w:r>
         <w:rPr>
           <w:rFonts w:eastAsia="Times New Roman"/>
@@ -26361,8 +24611,8 @@
         <w:lastRenderedPageBreak/>
         <w:t>Тестирование</w:t>
       </w:r>
-      <w:bookmarkEnd w:id="74"/>
-      <w:bookmarkEnd w:id="75"/>
+      <w:bookmarkEnd w:id="72"/>
+      <w:bookmarkEnd w:id="73"/>
     </w:p>
     <w:p>
       <w:pPr>
@@ -26477,8 +24727,8 @@
           <w:lang w:eastAsia="ru-RU"/>
         </w:rPr>
       </w:pPr>
-      <w:bookmarkStart w:id="76" w:name="_Toc229829473"/>
-      <w:bookmarkStart w:id="77" w:name="_Toc229829764"/>
+      <w:bookmarkStart w:id="74" w:name="_Toc229829473"/>
+      <w:bookmarkStart w:id="75" w:name="_Toc229829764"/>
       <w:r>
         <w:rPr>
           <w:rFonts w:eastAsia="Times New Roman"/>
@@ -26488,6 +24738,115 @@
         <w:lastRenderedPageBreak/>
         <w:t>Описание организации реализации проекта</w:t>
       </w:r>
+      <w:bookmarkEnd w:id="74"/>
+      <w:bookmarkEnd w:id="75"/>
+    </w:p>
+    <w:p>
+      <w:pPr>
+        <w:spacing w:after="100" w:afterAutospacing="1" w:line="360" w:lineRule="auto"/>
+        <w:ind w:firstLine="709"/>
+        <w:contextualSpacing/>
+        <w:jc w:val="both"/>
+        <w:rPr>
+          <w:rFonts w:ascii="Times New Roman" w:eastAsia="Times New Roman" w:hAnsi="Times New Roman" w:cs="Times New Roman"/>
+          <w:sz w:val="28"/>
+          <w:szCs w:val="28"/>
+          <w:lang w:eastAsia="ru-RU"/>
+        </w:rPr>
+      </w:pPr>
+      <w:r>
+        <w:rPr>
+          <w:rFonts w:ascii="Times New Roman" w:eastAsia="Times New Roman" w:hAnsi="Times New Roman" w:cs="Times New Roman"/>
+          <w:sz w:val="28"/>
+          <w:szCs w:val="28"/>
+          <w:highlight w:val="yellow"/>
+          <w:lang w:eastAsia="ru-RU"/>
+        </w:rPr>
+        <w:t>Про канбан</w:t>
+      </w:r>
+    </w:p>
+    <w:p>
+      <w:pPr>
+        <w:spacing w:after="100" w:afterAutospacing="1" w:line="360" w:lineRule="auto"/>
+        <w:ind w:firstLine="709"/>
+        <w:contextualSpacing/>
+        <w:jc w:val="both"/>
+        <w:rPr>
+          <w:rFonts w:ascii="Times New Roman" w:eastAsia="Times New Roman" w:hAnsi="Times New Roman" w:cs="Times New Roman"/>
+          <w:sz w:val="28"/>
+          <w:szCs w:val="28"/>
+          <w:lang w:eastAsia="ru-RU"/>
+        </w:rPr>
+      </w:pPr>
+    </w:p>
+    <w:p>
+      <w:pPr>
+        <w:spacing w:after="100" w:afterAutospacing="1" w:line="360" w:lineRule="auto"/>
+        <w:ind w:firstLine="709"/>
+        <w:contextualSpacing/>
+        <w:jc w:val="both"/>
+        <w:rPr>
+          <w:rFonts w:ascii="Times New Roman" w:eastAsia="Times New Roman" w:hAnsi="Times New Roman" w:cs="Times New Roman"/>
+          <w:sz w:val="28"/>
+          <w:szCs w:val="28"/>
+          <w:lang w:eastAsia="ru-RU"/>
+        </w:rPr>
+      </w:pPr>
+    </w:p>
+    <w:p>
+      <w:pPr>
+        <w:spacing w:after="100" w:afterAutospacing="1" w:line="360" w:lineRule="auto"/>
+        <w:ind w:firstLine="709"/>
+        <w:contextualSpacing/>
+        <w:jc w:val="both"/>
+        <w:rPr>
+          <w:rFonts w:ascii="Times New Roman" w:eastAsia="Times New Roman" w:hAnsi="Times New Roman" w:cs="Times New Roman"/>
+          <w:sz w:val="28"/>
+          <w:szCs w:val="28"/>
+          <w:lang w:eastAsia="ru-RU"/>
+        </w:rPr>
+      </w:pPr>
+    </w:p>
+    <w:p>
+      <w:pPr>
+        <w:spacing w:after="160" w:line="259" w:lineRule="auto"/>
+        <w:rPr>
+          <w:rFonts w:ascii="Times New Roman" w:eastAsia="Times New Roman" w:hAnsi="Times New Roman" w:cs="Times New Roman"/>
+          <w:sz w:val="28"/>
+          <w:szCs w:val="28"/>
+          <w:lang w:eastAsia="ru-RU"/>
+        </w:rPr>
+      </w:pPr>
+      <w:r>
+        <w:rPr>
+          <w:rFonts w:ascii="Times New Roman" w:eastAsia="Times New Roman" w:hAnsi="Times New Roman" w:cs="Times New Roman"/>
+          <w:sz w:val="28"/>
+          <w:szCs w:val="28"/>
+          <w:lang w:eastAsia="ru-RU"/>
+        </w:rPr>
+        <w:br w:type="page"/>
+      </w:r>
+    </w:p>
+    <w:p>
+      <w:pPr>
+        <w:pStyle w:val="1"/>
+        <w:rPr>
+          <w:rFonts w:eastAsia="Times New Roman"/>
+          <w:highlight w:val="yellow"/>
+          <w:lang w:eastAsia="ru-RU"/>
+        </w:rPr>
+      </w:pPr>
+      <w:bookmarkStart w:id="76" w:name="_Toc229829474"/>
+      <w:bookmarkStart w:id="77" w:name="_Toc229829765"/>
+      <w:r>
+        <w:rPr>
+          <w:rFonts w:eastAsia="Times New Roman"/>
+          <w:highlight w:val="yellow"/>
+          <w:lang w:eastAsia="ru-RU"/>
+        </w:rPr>
+        <w:lastRenderedPageBreak/>
+        <w:t>Заключение</w:t>
+      </w:r>
       <w:bookmarkEnd w:id="76"/>
       <w:bookmarkEnd w:id="77"/>
     </w:p>
@@ -26501,127 +24860,6 @@
           <w:rFonts w:ascii="Times New Roman" w:eastAsia="Times New Roman" w:hAnsi="Times New Roman" w:cs="Times New Roman"/>
           <w:sz w:val="28"/>
           <w:szCs w:val="28"/>
-          <w:lang w:eastAsia="ru-RU"/>
-        </w:rPr>
-      </w:pPr>
-      <w:r>
-        <w:rPr>
-          <w:rFonts w:ascii="Times New Roman" w:eastAsia="Times New Roman" w:hAnsi="Times New Roman" w:cs="Times New Roman"/>
-          <w:sz w:val="28"/>
-          <w:szCs w:val="28"/>
-          <w:highlight w:val="yellow"/>
-          <w:lang w:eastAsia="ru-RU"/>
-        </w:rPr>
-        <w:t xml:space="preserve">Про </w:t>
-      </w:r>
-      <w:proofErr w:type="spellStart"/>
-      <w:r>
-        <w:rPr>
-          <w:rFonts w:ascii="Times New Roman" w:eastAsia="Times New Roman" w:hAnsi="Times New Roman" w:cs="Times New Roman"/>
-          <w:sz w:val="28"/>
-          <w:szCs w:val="28"/>
-          <w:highlight w:val="yellow"/>
-          <w:lang w:eastAsia="ru-RU"/>
-        </w:rPr>
-        <w:t>канбан</w:t>
-      </w:r>
-      <w:proofErr w:type="spellEnd"/>
-    </w:p>
-    <w:p>
-      <w:pPr>
-        <w:spacing w:after="100" w:afterAutospacing="1" w:line="360" w:lineRule="auto"/>
-        <w:ind w:firstLine="709"/>
-        <w:contextualSpacing/>
-        <w:jc w:val="both"/>
-        <w:rPr>
-          <w:rFonts w:ascii="Times New Roman" w:eastAsia="Times New Roman" w:hAnsi="Times New Roman" w:cs="Times New Roman"/>
-          <w:sz w:val="28"/>
-          <w:szCs w:val="28"/>
-          <w:lang w:eastAsia="ru-RU"/>
-        </w:rPr>
-      </w:pPr>
-    </w:p>
-    <w:p>
-      <w:pPr>
-        <w:spacing w:after="100" w:afterAutospacing="1" w:line="360" w:lineRule="auto"/>
-        <w:ind w:firstLine="709"/>
-        <w:contextualSpacing/>
-        <w:jc w:val="both"/>
-        <w:rPr>
-          <w:rFonts w:ascii="Times New Roman" w:eastAsia="Times New Roman" w:hAnsi="Times New Roman" w:cs="Times New Roman"/>
-          <w:sz w:val="28"/>
-          <w:szCs w:val="28"/>
-          <w:lang w:eastAsia="ru-RU"/>
-        </w:rPr>
-      </w:pPr>
-    </w:p>
-    <w:p>
-      <w:pPr>
-        <w:spacing w:after="100" w:afterAutospacing="1" w:line="360" w:lineRule="auto"/>
-        <w:ind w:firstLine="709"/>
-        <w:contextualSpacing/>
-        <w:jc w:val="both"/>
-        <w:rPr>
-          <w:rFonts w:ascii="Times New Roman" w:eastAsia="Times New Roman" w:hAnsi="Times New Roman" w:cs="Times New Roman"/>
-          <w:sz w:val="28"/>
-          <w:szCs w:val="28"/>
-          <w:lang w:eastAsia="ru-RU"/>
-        </w:rPr>
-      </w:pPr>
-    </w:p>
-    <w:p>
-      <w:pPr>
-        <w:spacing w:after="160" w:line="259" w:lineRule="auto"/>
-        <w:rPr>
-          <w:rFonts w:ascii="Times New Roman" w:eastAsia="Times New Roman" w:hAnsi="Times New Roman" w:cs="Times New Roman"/>
-          <w:sz w:val="28"/>
-          <w:szCs w:val="28"/>
-          <w:lang w:eastAsia="ru-RU"/>
-        </w:rPr>
-      </w:pPr>
-      <w:r>
-        <w:rPr>
-          <w:rFonts w:ascii="Times New Roman" w:eastAsia="Times New Roman" w:hAnsi="Times New Roman" w:cs="Times New Roman"/>
-          <w:sz w:val="28"/>
-          <w:szCs w:val="28"/>
-          <w:lang w:eastAsia="ru-RU"/>
-        </w:rPr>
-        <w:br w:type="page"/>
-      </w:r>
-    </w:p>
-    <w:p>
-      <w:pPr>
-        <w:pStyle w:val="1"/>
-        <w:rPr>
-          <w:rFonts w:eastAsia="Times New Roman"/>
-          <w:highlight w:val="yellow"/>
-          <w:lang w:eastAsia="ru-RU"/>
-        </w:rPr>
-      </w:pPr>
-      <w:bookmarkStart w:id="78" w:name="_Toc229829474"/>
-      <w:bookmarkStart w:id="79" w:name="_Toc229829765"/>
-      <w:r>
-        <w:rPr>
-          <w:rFonts w:eastAsia="Times New Roman"/>
-          <w:highlight w:val="yellow"/>
-          <w:lang w:eastAsia="ru-RU"/>
-        </w:rPr>
-        <w:lastRenderedPageBreak/>
-        <w:t>Заключение</w:t>
-      </w:r>
-      <w:bookmarkEnd w:id="78"/>
-      <w:bookmarkEnd w:id="79"/>
-    </w:p>
-    <w:p>
-      <w:pPr>
-        <w:spacing w:after="100" w:afterAutospacing="1" w:line="360" w:lineRule="auto"/>
-        <w:ind w:firstLine="709"/>
-        <w:contextualSpacing/>
-        <w:jc w:val="both"/>
-        <w:rPr>
-          <w:rFonts w:ascii="Times New Roman" w:eastAsia="Times New Roman" w:hAnsi="Times New Roman" w:cs="Times New Roman"/>
-          <w:sz w:val="28"/>
-          <w:szCs w:val="28"/>
           <w:highlight w:val="yellow"/>
           <w:lang w:eastAsia="ru-RU"/>
         </w:rPr>
@@ -26784,7 +25022,7 @@
       </w:pPr>
     </w:p>
     <w:sectPr>
-      <w:footerReference w:type="default" r:id="rId12"/>
+      <w:footerReference w:type="default" r:id="rId13"/>
       <w:pgSz w:w="11906" w:h="16838"/>
       <w:pgMar w:top="1134" w:right="851" w:bottom="1134" w:left="1701" w:header="709" w:footer="709" w:gutter="0"/>
       <w:pgNumType w:start="0"/>
@@ -26850,7 +25088,7 @@
           <w:rPr>
             <w:noProof/>
           </w:rPr>
-          <w:t>22</w:t>
+          <w:t>43</w:t>
         </w:r>
         <w:r>
           <w:fldChar w:fldCharType="end"/>
@@ -30626,7 +28864,7 @@
 </file>
 
 <file path=customXml/itemProps1.xml><?xml version="1.0" encoding="utf-8"?>
-<ds:datastoreItem xmlns:ds="http://schemas.openxmlformats.org/officeDocument/2006/customXml" ds:itemID="{09F4DE16-0EFA-46FB-A6F8-206D37951564}">
+<ds:datastoreItem xmlns:ds="http://schemas.openxmlformats.org/officeDocument/2006/customXml" ds:itemID="{086BB4E2-32D8-49B6-8CC9-08B1B957B823}">
   <ds:schemaRefs>
     <ds:schemaRef ds:uri="http://schemas.openxmlformats.org/officeDocument/2006/bibliography"/>
   </ds:schemaRefs>

--- a/документация/Отчет.docx
+++ b/документация/Отчет.docx
@@ -295,8 +295,19 @@
           <w:szCs w:val="28"/>
           <w:lang w:eastAsia="ru-RU"/>
         </w:rPr>
-        <w:t>____________ Ю.С. Мамшева</w:t>
-      </w:r>
+        <w:t xml:space="preserve">____________ Ю.С. </w:t>
+      </w:r>
+      <w:proofErr w:type="spellStart"/>
+      <w:r>
+        <w:rPr>
+          <w:rFonts w:ascii="Times New Roman" w:eastAsia="Times New Roman" w:hAnsi="Times New Roman" w:cs="Times New Roman"/>
+          <w:sz w:val="28"/>
+          <w:szCs w:val="28"/>
+          <w:lang w:eastAsia="ru-RU"/>
+        </w:rPr>
+        <w:t>Мамшева</w:t>
+      </w:r>
+      <w:proofErr w:type="spellEnd"/>
     </w:p>
     <w:p>
       <w:pPr>
@@ -654,7 +665,25 @@
           <w:sz w:val="28"/>
           <w:lang w:eastAsia="ru-RU"/>
         </w:rPr>
-        <w:t>итель: ___________ Мамшева Ю.С.</w:t>
+        <w:t xml:space="preserve">итель: ___________ </w:t>
+      </w:r>
+      <w:proofErr w:type="spellStart"/>
+      <w:r>
+        <w:rPr>
+          <w:rFonts w:ascii="Times New Roman" w:eastAsia="Times New Roman" w:hAnsi="Times New Roman" w:cs="Times New Roman"/>
+          <w:sz w:val="28"/>
+          <w:lang w:eastAsia="ru-RU"/>
+        </w:rPr>
+        <w:t>Мамшева</w:t>
+      </w:r>
+      <w:proofErr w:type="spellEnd"/>
+      <w:r>
+        <w:rPr>
+          <w:rFonts w:ascii="Times New Roman" w:eastAsia="Times New Roman" w:hAnsi="Times New Roman" w:cs="Times New Roman"/>
+          <w:sz w:val="28"/>
+          <w:lang w:eastAsia="ru-RU"/>
+        </w:rPr>
+        <w:t xml:space="preserve"> Ю.С.</w:t>
       </w:r>
       <w:r>
         <w:rPr>
@@ -1129,7 +1158,7 @@
         </w:rPr>
         <w:fldChar w:fldCharType="separate"/>
       </w:r>
-      <w:hyperlink w:anchor="_Toc229829725" w:history="1">
+      <w:hyperlink w:anchor="_Toc229835760" w:history="1">
         <w:r>
           <w:rPr>
             <w:rStyle w:val="a9"/>
@@ -1158,7 +1187,7 @@
             <w:noProof/>
             <w:webHidden/>
           </w:rPr>
-          <w:instrText xml:space="preserve"> PAGEREF _Toc229829725 \h </w:instrText>
+          <w:instrText xml:space="preserve"> PAGEREF _Toc229835760 \h </w:instrText>
         </w:r>
         <w:r>
           <w:rPr>
@@ -1202,7 +1231,7 @@
           <w:lang w:eastAsia="ru-RU"/>
         </w:rPr>
       </w:pPr>
-      <w:hyperlink w:anchor="_Toc229829726" w:history="1">
+      <w:hyperlink w:anchor="_Toc229835761" w:history="1">
         <w:r>
           <w:rPr>
             <w:rStyle w:val="a9"/>
@@ -1248,7 +1277,7 @@
             <w:noProof/>
             <w:webHidden/>
           </w:rPr>
-          <w:instrText xml:space="preserve"> PAGEREF _Toc229829726 \h </w:instrText>
+          <w:instrText xml:space="preserve"> PAGEREF _Toc229835761 \h </w:instrText>
         </w:r>
         <w:r>
           <w:rPr>
@@ -1292,7 +1321,7 @@
           <w:lang w:eastAsia="ru-RU"/>
         </w:rPr>
       </w:pPr>
-      <w:hyperlink w:anchor="_Toc229829727" w:history="1">
+      <w:hyperlink w:anchor="_Toc229835762" w:history="1">
         <w:r>
           <w:rPr>
             <w:rStyle w:val="a9"/>
@@ -1338,7 +1367,7 @@
             <w:noProof/>
             <w:webHidden/>
           </w:rPr>
-          <w:instrText xml:space="preserve"> PAGEREF _Toc229829727 \h </w:instrText>
+          <w:instrText xml:space="preserve"> PAGEREF _Toc229835762 \h </w:instrText>
         </w:r>
         <w:r>
           <w:rPr>
@@ -1382,7 +1411,7 @@
           <w:lang w:eastAsia="ru-RU"/>
         </w:rPr>
       </w:pPr>
-      <w:hyperlink w:anchor="_Toc229829728" w:history="1">
+      <w:hyperlink w:anchor="_Toc229835763" w:history="1">
         <w:r>
           <w:rPr>
             <w:rStyle w:val="a9"/>
@@ -1428,7 +1457,7 @@
             <w:noProof/>
             <w:webHidden/>
           </w:rPr>
-          <w:instrText xml:space="preserve"> PAGEREF _Toc229829728 \h </w:instrText>
+          <w:instrText xml:space="preserve"> PAGEREF _Toc229835763 \h </w:instrText>
         </w:r>
         <w:r>
           <w:rPr>
@@ -1472,7 +1501,7 @@
           <w:lang w:eastAsia="ru-RU"/>
         </w:rPr>
       </w:pPr>
-      <w:hyperlink w:anchor="_Toc229829729" w:history="1">
+      <w:hyperlink w:anchor="_Toc229835764" w:history="1">
         <w:r>
           <w:rPr>
             <w:rStyle w:val="a9"/>
@@ -1520,7 +1549,7 @@
             <w:noProof/>
             <w:webHidden/>
           </w:rPr>
-          <w:instrText xml:space="preserve"> PAGEREF _Toc229829729 \h </w:instrText>
+          <w:instrText xml:space="preserve"> PAGEREF _Toc229835764 \h </w:instrText>
         </w:r>
         <w:r>
           <w:rPr>
@@ -1564,7 +1593,7 @@
           <w:lang w:eastAsia="ru-RU"/>
         </w:rPr>
       </w:pPr>
-      <w:hyperlink w:anchor="_Toc229829730" w:history="1">
+      <w:hyperlink w:anchor="_Toc229835765" w:history="1">
         <w:r>
           <w:rPr>
             <w:rStyle w:val="a9"/>
@@ -1610,7 +1639,7 @@
             <w:noProof/>
             <w:webHidden/>
           </w:rPr>
-          <w:instrText xml:space="preserve"> PAGEREF _Toc229829730 \h </w:instrText>
+          <w:instrText xml:space="preserve"> PAGEREF _Toc229835765 \h </w:instrText>
         </w:r>
         <w:r>
           <w:rPr>
@@ -1654,7 +1683,7 @@
           <w:lang w:eastAsia="ru-RU"/>
         </w:rPr>
       </w:pPr>
-      <w:hyperlink w:anchor="_Toc229829731" w:history="1">
+      <w:hyperlink w:anchor="_Toc229835766" w:history="1">
         <w:r>
           <w:rPr>
             <w:rStyle w:val="a9"/>
@@ -1700,7 +1729,7 @@
             <w:noProof/>
             <w:webHidden/>
           </w:rPr>
-          <w:instrText xml:space="preserve"> PAGEREF _Toc229829731 \h </w:instrText>
+          <w:instrText xml:space="preserve"> PAGEREF _Toc229835766 \h </w:instrText>
         </w:r>
         <w:r>
           <w:rPr>
@@ -1744,7 +1773,7 @@
           <w:lang w:eastAsia="ru-RU"/>
         </w:rPr>
       </w:pPr>
-      <w:hyperlink w:anchor="_Toc229829732" w:history="1">
+      <w:hyperlink w:anchor="_Toc229835767" w:history="1">
         <w:r>
           <w:rPr>
             <w:rStyle w:val="a9"/>
@@ -1790,7 +1819,7 @@
             <w:noProof/>
             <w:webHidden/>
           </w:rPr>
-          <w:instrText xml:space="preserve"> PAGEREF _Toc229829732 \h </w:instrText>
+          <w:instrText xml:space="preserve"> PAGEREF _Toc229835767 \h </w:instrText>
         </w:r>
         <w:r>
           <w:rPr>
@@ -1834,7 +1863,7 @@
           <w:lang w:eastAsia="ru-RU"/>
         </w:rPr>
       </w:pPr>
-      <w:hyperlink w:anchor="_Toc229829733" w:history="1">
+      <w:hyperlink w:anchor="_Toc229835768" w:history="1">
         <w:r>
           <w:rPr>
             <w:rStyle w:val="a9"/>
@@ -1880,7 +1909,7 @@
             <w:noProof/>
             <w:webHidden/>
           </w:rPr>
-          <w:instrText xml:space="preserve"> PAGEREF _Toc229829733 \h </w:instrText>
+          <w:instrText xml:space="preserve"> PAGEREF _Toc229835768 \h </w:instrText>
         </w:r>
         <w:r>
           <w:rPr>
@@ -1924,7 +1953,7 @@
           <w:lang w:eastAsia="ru-RU"/>
         </w:rPr>
       </w:pPr>
-      <w:hyperlink w:anchor="_Toc229829734" w:history="1">
+      <w:hyperlink w:anchor="_Toc229835769" w:history="1">
         <w:r>
           <w:rPr>
             <w:rStyle w:val="a9"/>
@@ -1970,7 +1999,7 @@
             <w:noProof/>
             <w:webHidden/>
           </w:rPr>
-          <w:instrText xml:space="preserve"> PAGEREF _Toc229829734 \h </w:instrText>
+          <w:instrText xml:space="preserve"> PAGEREF _Toc229835769 \h </w:instrText>
         </w:r>
         <w:r>
           <w:rPr>
@@ -2014,7 +2043,7 @@
           <w:lang w:eastAsia="ru-RU"/>
         </w:rPr>
       </w:pPr>
-      <w:hyperlink w:anchor="_Toc229829735" w:history="1">
+      <w:hyperlink w:anchor="_Toc229835770" w:history="1">
         <w:r>
           <w:rPr>
             <w:rStyle w:val="a9"/>
@@ -2060,7 +2089,7 @@
             <w:noProof/>
             <w:webHidden/>
           </w:rPr>
-          <w:instrText xml:space="preserve"> PAGEREF _Toc229829735 \h </w:instrText>
+          <w:instrText xml:space="preserve"> PAGEREF _Toc229835770 \h </w:instrText>
         </w:r>
         <w:r>
           <w:rPr>
@@ -2104,7 +2133,7 @@
           <w:lang w:eastAsia="ru-RU"/>
         </w:rPr>
       </w:pPr>
-      <w:hyperlink w:anchor="_Toc229829736" w:history="1">
+      <w:hyperlink w:anchor="_Toc229835771" w:history="1">
         <w:r>
           <w:rPr>
             <w:rStyle w:val="a9"/>
@@ -2150,7 +2179,7 @@
             <w:noProof/>
             <w:webHidden/>
           </w:rPr>
-          <w:instrText xml:space="preserve"> PAGEREF _Toc229829736 \h </w:instrText>
+          <w:instrText xml:space="preserve"> PAGEREF _Toc229835771 \h </w:instrText>
         </w:r>
         <w:r>
           <w:rPr>
@@ -2194,7 +2223,7 @@
           <w:lang w:eastAsia="ru-RU"/>
         </w:rPr>
       </w:pPr>
-      <w:hyperlink w:anchor="_Toc229829737" w:history="1">
+      <w:hyperlink w:anchor="_Toc229835772" w:history="1">
         <w:r>
           <w:rPr>
             <w:rStyle w:val="a9"/>
@@ -2240,7 +2269,7 @@
             <w:noProof/>
             <w:webHidden/>
           </w:rPr>
-          <w:instrText xml:space="preserve"> PAGEREF _Toc229829737 \h </w:instrText>
+          <w:instrText xml:space="preserve"> PAGEREF _Toc229835772 \h </w:instrText>
         </w:r>
         <w:r>
           <w:rPr>
@@ -2284,7 +2313,7 @@
           <w:lang w:eastAsia="ru-RU"/>
         </w:rPr>
       </w:pPr>
-      <w:hyperlink w:anchor="_Toc229829738" w:history="1">
+      <w:hyperlink w:anchor="_Toc229835773" w:history="1">
         <w:r>
           <w:rPr>
             <w:rStyle w:val="a9"/>
@@ -2330,7 +2359,7 @@
             <w:noProof/>
             <w:webHidden/>
           </w:rPr>
-          <w:instrText xml:space="preserve"> PAGEREF _Toc229829738 \h </w:instrText>
+          <w:instrText xml:space="preserve"> PAGEREF _Toc229835773 \h </w:instrText>
         </w:r>
         <w:r>
           <w:rPr>
@@ -2374,7 +2403,7 @@
           <w:lang w:eastAsia="ru-RU"/>
         </w:rPr>
       </w:pPr>
-      <w:hyperlink w:anchor="_Toc229829739" w:history="1">
+      <w:hyperlink w:anchor="_Toc229835774" w:history="1">
         <w:r>
           <w:rPr>
             <w:rStyle w:val="a9"/>
@@ -2420,7 +2449,7 @@
             <w:noProof/>
             <w:webHidden/>
           </w:rPr>
-          <w:instrText xml:space="preserve"> PAGEREF _Toc229829739 \h </w:instrText>
+          <w:instrText xml:space="preserve"> PAGEREF _Toc229835774 \h </w:instrText>
         </w:r>
         <w:r>
           <w:rPr>
@@ -2464,7 +2493,7 @@
           <w:lang w:eastAsia="ru-RU"/>
         </w:rPr>
       </w:pPr>
-      <w:hyperlink w:anchor="_Toc229829740" w:history="1">
+      <w:hyperlink w:anchor="_Toc229835775" w:history="1">
         <w:r>
           <w:rPr>
             <w:rStyle w:val="a9"/>
@@ -2510,7 +2539,7 @@
             <w:noProof/>
             <w:webHidden/>
           </w:rPr>
-          <w:instrText xml:space="preserve"> PAGEREF _Toc229829740 \h </w:instrText>
+          <w:instrText xml:space="preserve"> PAGEREF _Toc229835775 \h </w:instrText>
         </w:r>
         <w:r>
           <w:rPr>
@@ -2554,7 +2583,7 @@
           <w:lang w:eastAsia="ru-RU"/>
         </w:rPr>
       </w:pPr>
-      <w:hyperlink w:anchor="_Toc229829741" w:history="1">
+      <w:hyperlink w:anchor="_Toc229835776" w:history="1">
         <w:r>
           <w:rPr>
             <w:rStyle w:val="a9"/>
@@ -2600,7 +2629,7 @@
             <w:noProof/>
             <w:webHidden/>
           </w:rPr>
-          <w:instrText xml:space="preserve"> PAGEREF _Toc229829741 \h </w:instrText>
+          <w:instrText xml:space="preserve"> PAGEREF _Toc229835776 \h </w:instrText>
         </w:r>
         <w:r>
           <w:rPr>
@@ -2644,7 +2673,7 @@
           <w:lang w:eastAsia="ru-RU"/>
         </w:rPr>
       </w:pPr>
-      <w:hyperlink w:anchor="_Toc229829742" w:history="1">
+      <w:hyperlink w:anchor="_Toc229835777" w:history="1">
         <w:r>
           <w:rPr>
             <w:rStyle w:val="a9"/>
@@ -2690,7 +2719,7 @@
             <w:noProof/>
             <w:webHidden/>
           </w:rPr>
-          <w:instrText xml:space="preserve"> PAGEREF _Toc229829742 \h </w:instrText>
+          <w:instrText xml:space="preserve"> PAGEREF _Toc229835777 \h </w:instrText>
         </w:r>
         <w:r>
           <w:rPr>
@@ -2734,7 +2763,7 @@
           <w:lang w:eastAsia="ru-RU"/>
         </w:rPr>
       </w:pPr>
-      <w:hyperlink w:anchor="_Toc229829743" w:history="1">
+      <w:hyperlink w:anchor="_Toc229835778" w:history="1">
         <w:r>
           <w:rPr>
             <w:rStyle w:val="a9"/>
@@ -2780,7 +2809,7 @@
             <w:noProof/>
             <w:webHidden/>
           </w:rPr>
-          <w:instrText xml:space="preserve"> PAGEREF _Toc229829743 \h </w:instrText>
+          <w:instrText xml:space="preserve"> PAGEREF _Toc229835778 \h </w:instrText>
         </w:r>
         <w:r>
           <w:rPr>
@@ -2824,7 +2853,7 @@
           <w:lang w:eastAsia="ru-RU"/>
         </w:rPr>
       </w:pPr>
-      <w:hyperlink w:anchor="_Toc229829744" w:history="1">
+      <w:hyperlink w:anchor="_Toc229835779" w:history="1">
         <w:r>
           <w:rPr>
             <w:rStyle w:val="a9"/>
@@ -2870,7 +2899,7 @@
             <w:noProof/>
             <w:webHidden/>
           </w:rPr>
-          <w:instrText xml:space="preserve"> PAGEREF _Toc229829744 \h </w:instrText>
+          <w:instrText xml:space="preserve"> PAGEREF _Toc229835779 \h </w:instrText>
         </w:r>
         <w:r>
           <w:rPr>
@@ -2914,7 +2943,7 @@
           <w:lang w:eastAsia="ru-RU"/>
         </w:rPr>
       </w:pPr>
-      <w:hyperlink w:anchor="_Toc229829745" w:history="1">
+      <w:hyperlink w:anchor="_Toc229835780" w:history="1">
         <w:r>
           <w:rPr>
             <w:rStyle w:val="a9"/>
@@ -2960,7 +2989,7 @@
             <w:noProof/>
             <w:webHidden/>
           </w:rPr>
-          <w:instrText xml:space="preserve"> PAGEREF _Toc229829745 \h </w:instrText>
+          <w:instrText xml:space="preserve"> PAGEREF _Toc229835780 \h </w:instrText>
         </w:r>
         <w:r>
           <w:rPr>
@@ -3004,7 +3033,7 @@
           <w:lang w:eastAsia="ru-RU"/>
         </w:rPr>
       </w:pPr>
-      <w:hyperlink w:anchor="_Toc229829746" w:history="1">
+      <w:hyperlink w:anchor="_Toc229835781" w:history="1">
         <w:r>
           <w:rPr>
             <w:rStyle w:val="a9"/>
@@ -3050,7 +3079,7 @@
             <w:noProof/>
             <w:webHidden/>
           </w:rPr>
-          <w:instrText xml:space="preserve"> PAGEREF _Toc229829746 \h </w:instrText>
+          <w:instrText xml:space="preserve"> PAGEREF _Toc229835781 \h </w:instrText>
         </w:r>
         <w:r>
           <w:rPr>
@@ -3094,7 +3123,7 @@
           <w:lang w:eastAsia="ru-RU"/>
         </w:rPr>
       </w:pPr>
-      <w:hyperlink w:anchor="_Toc229829747" w:history="1">
+      <w:hyperlink w:anchor="_Toc229835782" w:history="1">
         <w:r>
           <w:rPr>
             <w:rStyle w:val="a9"/>
@@ -3140,7 +3169,7 @@
             <w:noProof/>
             <w:webHidden/>
           </w:rPr>
-          <w:instrText xml:space="preserve"> PAGEREF _Toc229829747 \h </w:instrText>
+          <w:instrText xml:space="preserve"> PAGEREF _Toc229835782 \h </w:instrText>
         </w:r>
         <w:r>
           <w:rPr>
@@ -3184,7 +3213,7 @@
           <w:lang w:eastAsia="ru-RU"/>
         </w:rPr>
       </w:pPr>
-      <w:hyperlink w:anchor="_Toc229829748" w:history="1">
+      <w:hyperlink w:anchor="_Toc229835783" w:history="1">
         <w:r>
           <w:rPr>
             <w:rStyle w:val="a9"/>
@@ -3230,7 +3259,7 @@
             <w:noProof/>
             <w:webHidden/>
           </w:rPr>
-          <w:instrText xml:space="preserve"> PAGEREF _Toc229829748 \h </w:instrText>
+          <w:instrText xml:space="preserve"> PAGEREF _Toc229835783 \h </w:instrText>
         </w:r>
         <w:r>
           <w:rPr>
@@ -3251,6 +3280,96 @@
             <w:webHidden/>
           </w:rPr>
           <w:t>31</w:t>
+        </w:r>
+        <w:r>
+          <w:rPr>
+            <w:noProof/>
+            <w:webHidden/>
+          </w:rPr>
+          <w:fldChar w:fldCharType="end"/>
+        </w:r>
+      </w:hyperlink>
+    </w:p>
+    <w:p>
+      <w:pPr>
+        <w:pStyle w:val="11"/>
+        <w:tabs>
+          <w:tab w:val="left" w:pos="440"/>
+          <w:tab w:val="right" w:leader="dot" w:pos="9344"/>
+        </w:tabs>
+        <w:rPr>
+          <w:rFonts w:eastAsiaTheme="minorEastAsia"/>
+          <w:noProof/>
+          <w:lang w:eastAsia="ru-RU"/>
+        </w:rPr>
+      </w:pPr>
+      <w:hyperlink w:anchor="_Toc229835784" w:history="1">
+        <w:r>
+          <w:rPr>
+            <w:rStyle w:val="a9"/>
+            <w:rFonts w:eastAsia="Times New Roman"/>
+            <w:noProof/>
+            <w:lang w:eastAsia="ru-RU"/>
+          </w:rPr>
+          <w:t>3.</w:t>
+        </w:r>
+        <w:r>
+          <w:rPr>
+            <w:rFonts w:eastAsiaTheme="minorEastAsia"/>
+            <w:noProof/>
+            <w:lang w:eastAsia="ru-RU"/>
+          </w:rPr>
+          <w:tab/>
+        </w:r>
+        <w:r>
+          <w:rPr>
+            <w:rStyle w:val="a9"/>
+            <w:rFonts w:eastAsia="Times New Roman"/>
+            <w:noProof/>
+            <w:lang w:eastAsia="ru-RU"/>
+          </w:rPr>
+          <w:t>Создание плановой документации</w:t>
+        </w:r>
+        <w:r>
+          <w:rPr>
+            <w:noProof/>
+            <w:webHidden/>
+          </w:rPr>
+          <w:tab/>
+        </w:r>
+        <w:r>
+          <w:rPr>
+            <w:noProof/>
+            <w:webHidden/>
+          </w:rPr>
+          <w:fldChar w:fldCharType="begin"/>
+        </w:r>
+        <w:r>
+          <w:rPr>
+            <w:noProof/>
+            <w:webHidden/>
+          </w:rPr>
+          <w:instrText xml:space="preserve"> PAGEREF _Toc229835784 \h </w:instrText>
+        </w:r>
+        <w:r>
+          <w:rPr>
+            <w:noProof/>
+            <w:webHidden/>
+          </w:rPr>
+        </w:r>
+        <w:r>
+          <w:rPr>
+            <w:noProof/>
+            <w:webHidden/>
+          </w:rPr>
+          <w:fldChar w:fldCharType="separate"/>
+        </w:r>
+        <w:r>
+          <w:rPr>
+            <w:noProof/>
+            <w:webHidden/>
+          </w:rPr>
+          <w:t>32</w:t>
         </w:r>
         <w:r>
           <w:rPr>
@@ -3274,16 +3393,15 @@
           <w:lang w:eastAsia="ru-RU"/>
         </w:rPr>
       </w:pPr>
-      <w:hyperlink w:anchor="_Toc229829749" w:history="1">
+      <w:hyperlink w:anchor="_Toc229835785" w:history="1">
         <w:r>
           <w:rPr>
             <w:rStyle w:val="a9"/>
             <w:rFonts w:eastAsia="Times New Roman"/>
             <w:noProof/>
-            <w:highlight w:val="yellow"/>
             <w:lang w:eastAsia="ru-RU"/>
           </w:rPr>
-          <w:t>2.5.</w:t>
+          <w:t>3.1.</w:t>
         </w:r>
         <w:r>
           <w:rPr>
@@ -3298,10 +3416,9 @@
             <w:rStyle w:val="a9"/>
             <w:rFonts w:eastAsia="Times New Roman"/>
             <w:noProof/>
-            <w:highlight w:val="yellow"/>
             <w:lang w:eastAsia="ru-RU"/>
           </w:rPr>
-          <w:t>Структура данных</w:t>
+          <w:t>Диаграмма Использования</w:t>
         </w:r>
         <w:r>
           <w:rPr>
@@ -3322,7 +3439,7 @@
             <w:noProof/>
             <w:webHidden/>
           </w:rPr>
-          <w:instrText xml:space="preserve"> PAGEREF _Toc229829749 \h </w:instrText>
+          <w:instrText xml:space="preserve"> PAGEREF _Toc229835785 \h </w:instrText>
         </w:r>
         <w:r>
           <w:rPr>
@@ -3342,7 +3459,867 @@
             <w:noProof/>
             <w:webHidden/>
           </w:rPr>
-          <w:t>31</w:t>
+          <w:t>32</w:t>
+        </w:r>
+        <w:r>
+          <w:rPr>
+            <w:noProof/>
+            <w:webHidden/>
+          </w:rPr>
+          <w:fldChar w:fldCharType="end"/>
+        </w:r>
+      </w:hyperlink>
+    </w:p>
+    <w:p>
+      <w:pPr>
+        <w:pStyle w:val="21"/>
+        <w:tabs>
+          <w:tab w:val="left" w:pos="880"/>
+          <w:tab w:val="right" w:leader="dot" w:pos="9344"/>
+        </w:tabs>
+        <w:rPr>
+          <w:rFonts w:eastAsiaTheme="minorEastAsia"/>
+          <w:noProof/>
+          <w:lang w:eastAsia="ru-RU"/>
+        </w:rPr>
+      </w:pPr>
+      <w:hyperlink w:anchor="_Toc229835786" w:history="1">
+        <w:r>
+          <w:rPr>
+            <w:rStyle w:val="a9"/>
+            <w:noProof/>
+          </w:rPr>
+          <w:t>3.2.</w:t>
+        </w:r>
+        <w:r>
+          <w:rPr>
+            <w:rFonts w:eastAsiaTheme="minorEastAsia"/>
+            <w:noProof/>
+            <w:lang w:eastAsia="ru-RU"/>
+          </w:rPr>
+          <w:tab/>
+        </w:r>
+        <w:r>
+          <w:rPr>
+            <w:rStyle w:val="a9"/>
+            <w:noProof/>
+          </w:rPr>
+          <w:t>Диаграмма классов</w:t>
+        </w:r>
+        <w:r>
+          <w:rPr>
+            <w:noProof/>
+            <w:webHidden/>
+          </w:rPr>
+          <w:tab/>
+        </w:r>
+        <w:r>
+          <w:rPr>
+            <w:noProof/>
+            <w:webHidden/>
+          </w:rPr>
+          <w:fldChar w:fldCharType="begin"/>
+        </w:r>
+        <w:r>
+          <w:rPr>
+            <w:noProof/>
+            <w:webHidden/>
+          </w:rPr>
+          <w:instrText xml:space="preserve"> PAGEREF _Toc229835786 \h </w:instrText>
+        </w:r>
+        <w:r>
+          <w:rPr>
+            <w:noProof/>
+            <w:webHidden/>
+          </w:rPr>
+        </w:r>
+        <w:r>
+          <w:rPr>
+            <w:noProof/>
+            <w:webHidden/>
+          </w:rPr>
+          <w:fldChar w:fldCharType="separate"/>
+        </w:r>
+        <w:r>
+          <w:rPr>
+            <w:noProof/>
+            <w:webHidden/>
+          </w:rPr>
+          <w:t>34</w:t>
+        </w:r>
+        <w:r>
+          <w:rPr>
+            <w:noProof/>
+            <w:webHidden/>
+          </w:rPr>
+          <w:fldChar w:fldCharType="end"/>
+        </w:r>
+      </w:hyperlink>
+    </w:p>
+    <w:p>
+      <w:pPr>
+        <w:pStyle w:val="31"/>
+        <w:tabs>
+          <w:tab w:val="left" w:pos="1320"/>
+          <w:tab w:val="right" w:leader="dot" w:pos="9344"/>
+        </w:tabs>
+        <w:rPr>
+          <w:rFonts w:eastAsiaTheme="minorEastAsia"/>
+          <w:noProof/>
+          <w:lang w:eastAsia="ru-RU"/>
+        </w:rPr>
+      </w:pPr>
+      <w:hyperlink w:anchor="_Toc229835787" w:history="1">
+        <w:r>
+          <w:rPr>
+            <w:rStyle w:val="a9"/>
+            <w:noProof/>
+          </w:rPr>
+          <w:t>3.2.1.</w:t>
+        </w:r>
+        <w:r>
+          <w:rPr>
+            <w:rFonts w:eastAsiaTheme="minorEastAsia"/>
+            <w:noProof/>
+            <w:lang w:eastAsia="ru-RU"/>
+          </w:rPr>
+          <w:tab/>
+        </w:r>
+        <w:r>
+          <w:rPr>
+            <w:rStyle w:val="a9"/>
+            <w:noProof/>
+          </w:rPr>
+          <w:t>Гость и ограниченный доступ</w:t>
+        </w:r>
+        <w:r>
+          <w:rPr>
+            <w:noProof/>
+            <w:webHidden/>
+          </w:rPr>
+          <w:tab/>
+        </w:r>
+        <w:r>
+          <w:rPr>
+            <w:noProof/>
+            <w:webHidden/>
+          </w:rPr>
+          <w:fldChar w:fldCharType="begin"/>
+        </w:r>
+        <w:r>
+          <w:rPr>
+            <w:noProof/>
+            <w:webHidden/>
+          </w:rPr>
+          <w:instrText xml:space="preserve"> PAGEREF _Toc229835787 \h </w:instrText>
+        </w:r>
+        <w:r>
+          <w:rPr>
+            <w:noProof/>
+            <w:webHidden/>
+          </w:rPr>
+        </w:r>
+        <w:r>
+          <w:rPr>
+            <w:noProof/>
+            <w:webHidden/>
+          </w:rPr>
+          <w:fldChar w:fldCharType="separate"/>
+        </w:r>
+        <w:r>
+          <w:rPr>
+            <w:noProof/>
+            <w:webHidden/>
+          </w:rPr>
+          <w:t>34</w:t>
+        </w:r>
+        <w:r>
+          <w:rPr>
+            <w:noProof/>
+            <w:webHidden/>
+          </w:rPr>
+          <w:fldChar w:fldCharType="end"/>
+        </w:r>
+      </w:hyperlink>
+    </w:p>
+    <w:p>
+      <w:pPr>
+        <w:pStyle w:val="31"/>
+        <w:tabs>
+          <w:tab w:val="left" w:pos="1320"/>
+          <w:tab w:val="right" w:leader="dot" w:pos="9344"/>
+        </w:tabs>
+        <w:rPr>
+          <w:rFonts w:eastAsiaTheme="minorEastAsia"/>
+          <w:noProof/>
+          <w:lang w:eastAsia="ru-RU"/>
+        </w:rPr>
+      </w:pPr>
+      <w:hyperlink w:anchor="_Toc229835788" w:history="1">
+        <w:r>
+          <w:rPr>
+            <w:rStyle w:val="a9"/>
+            <w:noProof/>
+          </w:rPr>
+          <w:t>3.2.2.</w:t>
+        </w:r>
+        <w:r>
+          <w:rPr>
+            <w:rFonts w:eastAsiaTheme="minorEastAsia"/>
+            <w:noProof/>
+            <w:lang w:eastAsia="ru-RU"/>
+          </w:rPr>
+          <w:tab/>
+        </w:r>
+        <w:r>
+          <w:rPr>
+            <w:rStyle w:val="a9"/>
+            <w:noProof/>
+          </w:rPr>
+          <w:t>Зарегистрированный пользователь: полный цикл тестирования</w:t>
+        </w:r>
+        <w:r>
+          <w:rPr>
+            <w:noProof/>
+            <w:webHidden/>
+          </w:rPr>
+          <w:tab/>
+        </w:r>
+        <w:r>
+          <w:rPr>
+            <w:noProof/>
+            <w:webHidden/>
+          </w:rPr>
+          <w:fldChar w:fldCharType="begin"/>
+        </w:r>
+        <w:r>
+          <w:rPr>
+            <w:noProof/>
+            <w:webHidden/>
+          </w:rPr>
+          <w:instrText xml:space="preserve"> PAGEREF _Toc229835788 \h </w:instrText>
+        </w:r>
+        <w:r>
+          <w:rPr>
+            <w:noProof/>
+            <w:webHidden/>
+          </w:rPr>
+        </w:r>
+        <w:r>
+          <w:rPr>
+            <w:noProof/>
+            <w:webHidden/>
+          </w:rPr>
+          <w:fldChar w:fldCharType="separate"/>
+        </w:r>
+        <w:r>
+          <w:rPr>
+            <w:noProof/>
+            <w:webHidden/>
+          </w:rPr>
+          <w:t>35</w:t>
+        </w:r>
+        <w:r>
+          <w:rPr>
+            <w:noProof/>
+            <w:webHidden/>
+          </w:rPr>
+          <w:fldChar w:fldCharType="end"/>
+        </w:r>
+      </w:hyperlink>
+    </w:p>
+    <w:p>
+      <w:pPr>
+        <w:pStyle w:val="31"/>
+        <w:tabs>
+          <w:tab w:val="left" w:pos="1320"/>
+          <w:tab w:val="right" w:leader="dot" w:pos="9344"/>
+        </w:tabs>
+        <w:rPr>
+          <w:rFonts w:eastAsiaTheme="minorEastAsia"/>
+          <w:noProof/>
+          <w:lang w:eastAsia="ru-RU"/>
+        </w:rPr>
+      </w:pPr>
+      <w:hyperlink w:anchor="_Toc229835789" w:history="1">
+        <w:r>
+          <w:rPr>
+            <w:rStyle w:val="a9"/>
+            <w:noProof/>
+          </w:rPr>
+          <w:t>3.2.3.</w:t>
+        </w:r>
+        <w:r>
+          <w:rPr>
+            <w:rFonts w:eastAsiaTheme="minorEastAsia"/>
+            <w:noProof/>
+            <w:lang w:eastAsia="ru-RU"/>
+          </w:rPr>
+          <w:tab/>
+        </w:r>
+        <w:r>
+          <w:rPr>
+            <w:rStyle w:val="a9"/>
+            <w:noProof/>
+          </w:rPr>
+          <w:t>Администратор: управление контентом</w:t>
+        </w:r>
+        <w:r>
+          <w:rPr>
+            <w:noProof/>
+            <w:webHidden/>
+          </w:rPr>
+          <w:tab/>
+        </w:r>
+        <w:r>
+          <w:rPr>
+            <w:noProof/>
+            <w:webHidden/>
+          </w:rPr>
+          <w:fldChar w:fldCharType="begin"/>
+        </w:r>
+        <w:r>
+          <w:rPr>
+            <w:noProof/>
+            <w:webHidden/>
+          </w:rPr>
+          <w:instrText xml:space="preserve"> PAGEREF _Toc229835789 \h </w:instrText>
+        </w:r>
+        <w:r>
+          <w:rPr>
+            <w:noProof/>
+            <w:webHidden/>
+          </w:rPr>
+        </w:r>
+        <w:r>
+          <w:rPr>
+            <w:noProof/>
+            <w:webHidden/>
+          </w:rPr>
+          <w:fldChar w:fldCharType="separate"/>
+        </w:r>
+        <w:r>
+          <w:rPr>
+            <w:noProof/>
+            <w:webHidden/>
+          </w:rPr>
+          <w:t>36</w:t>
+        </w:r>
+        <w:r>
+          <w:rPr>
+            <w:noProof/>
+            <w:webHidden/>
+          </w:rPr>
+          <w:fldChar w:fldCharType="end"/>
+        </w:r>
+      </w:hyperlink>
+    </w:p>
+    <w:p>
+      <w:pPr>
+        <w:pStyle w:val="31"/>
+        <w:tabs>
+          <w:tab w:val="left" w:pos="1320"/>
+          <w:tab w:val="right" w:leader="dot" w:pos="9344"/>
+        </w:tabs>
+        <w:rPr>
+          <w:rFonts w:eastAsiaTheme="minorEastAsia"/>
+          <w:noProof/>
+          <w:lang w:eastAsia="ru-RU"/>
+        </w:rPr>
+      </w:pPr>
+      <w:hyperlink w:anchor="_Toc229835790" w:history="1">
+        <w:r>
+          <w:rPr>
+            <w:rStyle w:val="a9"/>
+            <w:noProof/>
+          </w:rPr>
+          <w:t>3.2.4.</w:t>
+        </w:r>
+        <w:r>
+          <w:rPr>
+            <w:rFonts w:eastAsiaTheme="minorEastAsia"/>
+            <w:noProof/>
+            <w:lang w:eastAsia="ru-RU"/>
+          </w:rPr>
+          <w:tab/>
+        </w:r>
+        <w:r>
+          <w:rPr>
+            <w:rStyle w:val="a9"/>
+            <w:noProof/>
+          </w:rPr>
+          <w:t>Связи между процессами</w:t>
+        </w:r>
+        <w:r>
+          <w:rPr>
+            <w:noProof/>
+            <w:webHidden/>
+          </w:rPr>
+          <w:tab/>
+        </w:r>
+        <w:r>
+          <w:rPr>
+            <w:noProof/>
+            <w:webHidden/>
+          </w:rPr>
+          <w:fldChar w:fldCharType="begin"/>
+        </w:r>
+        <w:r>
+          <w:rPr>
+            <w:noProof/>
+            <w:webHidden/>
+          </w:rPr>
+          <w:instrText xml:space="preserve"> PAGEREF _Toc229835790 \h </w:instrText>
+        </w:r>
+        <w:r>
+          <w:rPr>
+            <w:noProof/>
+            <w:webHidden/>
+          </w:rPr>
+        </w:r>
+        <w:r>
+          <w:rPr>
+            <w:noProof/>
+            <w:webHidden/>
+          </w:rPr>
+          <w:fldChar w:fldCharType="separate"/>
+        </w:r>
+        <w:r>
+          <w:rPr>
+            <w:noProof/>
+            <w:webHidden/>
+          </w:rPr>
+          <w:t>36</w:t>
+        </w:r>
+        <w:r>
+          <w:rPr>
+            <w:noProof/>
+            <w:webHidden/>
+          </w:rPr>
+          <w:fldChar w:fldCharType="end"/>
+        </w:r>
+      </w:hyperlink>
+    </w:p>
+    <w:p>
+      <w:pPr>
+        <w:pStyle w:val="21"/>
+        <w:tabs>
+          <w:tab w:val="left" w:pos="880"/>
+          <w:tab w:val="right" w:leader="dot" w:pos="9344"/>
+        </w:tabs>
+        <w:rPr>
+          <w:rFonts w:eastAsiaTheme="minorEastAsia"/>
+          <w:noProof/>
+          <w:lang w:eastAsia="ru-RU"/>
+        </w:rPr>
+      </w:pPr>
+      <w:hyperlink w:anchor="_Toc229835791" w:history="1">
+        <w:r>
+          <w:rPr>
+            <w:rStyle w:val="a9"/>
+            <w:noProof/>
+          </w:rPr>
+          <w:t>3.3.</w:t>
+        </w:r>
+        <w:r>
+          <w:rPr>
+            <w:rFonts w:eastAsiaTheme="minorEastAsia"/>
+            <w:noProof/>
+            <w:lang w:eastAsia="ru-RU"/>
+          </w:rPr>
+          <w:tab/>
+        </w:r>
+        <w:r>
+          <w:rPr>
+            <w:rStyle w:val="a9"/>
+            <w:noProof/>
+          </w:rPr>
+          <w:t>Диаграмма компонентов</w:t>
+        </w:r>
+        <w:r>
+          <w:rPr>
+            <w:noProof/>
+            <w:webHidden/>
+          </w:rPr>
+          <w:tab/>
+        </w:r>
+        <w:r>
+          <w:rPr>
+            <w:noProof/>
+            <w:webHidden/>
+          </w:rPr>
+          <w:fldChar w:fldCharType="begin"/>
+        </w:r>
+        <w:r>
+          <w:rPr>
+            <w:noProof/>
+            <w:webHidden/>
+          </w:rPr>
+          <w:instrText xml:space="preserve"> PAGEREF _Toc229835791 \h </w:instrText>
+        </w:r>
+        <w:r>
+          <w:rPr>
+            <w:noProof/>
+            <w:webHidden/>
+          </w:rPr>
+        </w:r>
+        <w:r>
+          <w:rPr>
+            <w:noProof/>
+            <w:webHidden/>
+          </w:rPr>
+          <w:fldChar w:fldCharType="separate"/>
+        </w:r>
+        <w:r>
+          <w:rPr>
+            <w:noProof/>
+            <w:webHidden/>
+          </w:rPr>
+          <w:t>37</w:t>
+        </w:r>
+        <w:r>
+          <w:rPr>
+            <w:noProof/>
+            <w:webHidden/>
+          </w:rPr>
+          <w:fldChar w:fldCharType="end"/>
+        </w:r>
+      </w:hyperlink>
+    </w:p>
+    <w:p>
+      <w:pPr>
+        <w:pStyle w:val="21"/>
+        <w:tabs>
+          <w:tab w:val="left" w:pos="880"/>
+          <w:tab w:val="right" w:leader="dot" w:pos="9344"/>
+        </w:tabs>
+        <w:rPr>
+          <w:rFonts w:eastAsiaTheme="minorEastAsia"/>
+          <w:noProof/>
+          <w:lang w:eastAsia="ru-RU"/>
+        </w:rPr>
+      </w:pPr>
+      <w:hyperlink w:anchor="_Toc229835792" w:history="1">
+        <w:r>
+          <w:rPr>
+            <w:rStyle w:val="a9"/>
+            <w:noProof/>
+          </w:rPr>
+          <w:t>3.4.</w:t>
+        </w:r>
+        <w:r>
+          <w:rPr>
+            <w:rFonts w:eastAsiaTheme="minorEastAsia"/>
+            <w:noProof/>
+            <w:lang w:eastAsia="ru-RU"/>
+          </w:rPr>
+          <w:tab/>
+        </w:r>
+        <w:r>
+          <w:rPr>
+            <w:rStyle w:val="a9"/>
+            <w:noProof/>
+          </w:rPr>
+          <w:t>Диаграмма развертывания</w:t>
+        </w:r>
+        <w:r>
+          <w:rPr>
+            <w:noProof/>
+            <w:webHidden/>
+          </w:rPr>
+          <w:tab/>
+        </w:r>
+        <w:r>
+          <w:rPr>
+            <w:noProof/>
+            <w:webHidden/>
+          </w:rPr>
+          <w:fldChar w:fldCharType="begin"/>
+        </w:r>
+        <w:r>
+          <w:rPr>
+            <w:noProof/>
+            <w:webHidden/>
+          </w:rPr>
+          <w:instrText xml:space="preserve"> PAGEREF _Toc229835792 \h </w:instrText>
+        </w:r>
+        <w:r>
+          <w:rPr>
+            <w:noProof/>
+            <w:webHidden/>
+          </w:rPr>
+        </w:r>
+        <w:r>
+          <w:rPr>
+            <w:noProof/>
+            <w:webHidden/>
+          </w:rPr>
+          <w:fldChar w:fldCharType="separate"/>
+        </w:r>
+        <w:r>
+          <w:rPr>
+            <w:noProof/>
+            <w:webHidden/>
+          </w:rPr>
+          <w:t>39</w:t>
+        </w:r>
+        <w:r>
+          <w:rPr>
+            <w:noProof/>
+            <w:webHidden/>
+          </w:rPr>
+          <w:fldChar w:fldCharType="end"/>
+        </w:r>
+      </w:hyperlink>
+    </w:p>
+    <w:p>
+      <w:pPr>
+        <w:pStyle w:val="31"/>
+        <w:tabs>
+          <w:tab w:val="left" w:pos="1320"/>
+          <w:tab w:val="right" w:leader="dot" w:pos="9344"/>
+        </w:tabs>
+        <w:rPr>
+          <w:rFonts w:eastAsiaTheme="minorEastAsia"/>
+          <w:noProof/>
+          <w:lang w:eastAsia="ru-RU"/>
+        </w:rPr>
+      </w:pPr>
+      <w:hyperlink w:anchor="_Toc229835793" w:history="1">
+        <w:r>
+          <w:rPr>
+            <w:rStyle w:val="a9"/>
+            <w:noProof/>
+          </w:rPr>
+          <w:t>3.4.1.</w:t>
+        </w:r>
+        <w:r>
+          <w:rPr>
+            <w:rFonts w:eastAsiaTheme="minorEastAsia"/>
+            <w:noProof/>
+            <w:lang w:eastAsia="ru-RU"/>
+          </w:rPr>
+          <w:tab/>
+        </w:r>
+        <w:r>
+          <w:rPr>
+            <w:rStyle w:val="a9"/>
+            <w:noProof/>
+          </w:rPr>
+          <w:t>Узлы и устройства</w:t>
+        </w:r>
+        <w:r>
+          <w:rPr>
+            <w:noProof/>
+            <w:webHidden/>
+          </w:rPr>
+          <w:tab/>
+        </w:r>
+        <w:r>
+          <w:rPr>
+            <w:noProof/>
+            <w:webHidden/>
+          </w:rPr>
+          <w:fldChar w:fldCharType="begin"/>
+        </w:r>
+        <w:r>
+          <w:rPr>
+            <w:noProof/>
+            <w:webHidden/>
+          </w:rPr>
+          <w:instrText xml:space="preserve"> PAGEREF _Toc229835793 \h </w:instrText>
+        </w:r>
+        <w:r>
+          <w:rPr>
+            <w:noProof/>
+            <w:webHidden/>
+          </w:rPr>
+        </w:r>
+        <w:r>
+          <w:rPr>
+            <w:noProof/>
+            <w:webHidden/>
+          </w:rPr>
+          <w:fldChar w:fldCharType="separate"/>
+        </w:r>
+        <w:r>
+          <w:rPr>
+            <w:noProof/>
+            <w:webHidden/>
+          </w:rPr>
+          <w:t>39</w:t>
+        </w:r>
+        <w:r>
+          <w:rPr>
+            <w:noProof/>
+            <w:webHidden/>
+          </w:rPr>
+          <w:fldChar w:fldCharType="end"/>
+        </w:r>
+      </w:hyperlink>
+    </w:p>
+    <w:p>
+      <w:pPr>
+        <w:pStyle w:val="31"/>
+        <w:tabs>
+          <w:tab w:val="left" w:pos="1320"/>
+          <w:tab w:val="right" w:leader="dot" w:pos="9344"/>
+        </w:tabs>
+        <w:rPr>
+          <w:rFonts w:eastAsiaTheme="minorEastAsia"/>
+          <w:noProof/>
+          <w:lang w:eastAsia="ru-RU"/>
+        </w:rPr>
+      </w:pPr>
+      <w:hyperlink w:anchor="_Toc229835794" w:history="1">
+        <w:r>
+          <w:rPr>
+            <w:rStyle w:val="a9"/>
+            <w:noProof/>
+          </w:rPr>
+          <w:t>3.4.2.</w:t>
+        </w:r>
+        <w:r>
+          <w:rPr>
+            <w:rFonts w:eastAsiaTheme="minorEastAsia"/>
+            <w:noProof/>
+            <w:lang w:eastAsia="ru-RU"/>
+          </w:rPr>
+          <w:tab/>
+        </w:r>
+        <w:r>
+          <w:rPr>
+            <w:rStyle w:val="a9"/>
+            <w:noProof/>
+          </w:rPr>
+          <w:t>Сервисы, размещённые на серверном узле</w:t>
+        </w:r>
+        <w:r>
+          <w:rPr>
+            <w:noProof/>
+            <w:webHidden/>
+          </w:rPr>
+          <w:tab/>
+        </w:r>
+        <w:r>
+          <w:rPr>
+            <w:noProof/>
+            <w:webHidden/>
+          </w:rPr>
+          <w:fldChar w:fldCharType="begin"/>
+        </w:r>
+        <w:r>
+          <w:rPr>
+            <w:noProof/>
+            <w:webHidden/>
+          </w:rPr>
+          <w:instrText xml:space="preserve"> PAGEREF _Toc229835794 \h </w:instrText>
+        </w:r>
+        <w:r>
+          <w:rPr>
+            <w:noProof/>
+            <w:webHidden/>
+          </w:rPr>
+        </w:r>
+        <w:r>
+          <w:rPr>
+            <w:noProof/>
+            <w:webHidden/>
+          </w:rPr>
+          <w:fldChar w:fldCharType="separate"/>
+        </w:r>
+        <w:r>
+          <w:rPr>
+            <w:noProof/>
+            <w:webHidden/>
+          </w:rPr>
+          <w:t>40</w:t>
+        </w:r>
+        <w:r>
+          <w:rPr>
+            <w:noProof/>
+            <w:webHidden/>
+          </w:rPr>
+          <w:fldChar w:fldCharType="end"/>
+        </w:r>
+      </w:hyperlink>
+    </w:p>
+    <w:p>
+      <w:pPr>
+        <w:pStyle w:val="31"/>
+        <w:tabs>
+          <w:tab w:val="left" w:pos="1320"/>
+          <w:tab w:val="right" w:leader="dot" w:pos="9344"/>
+        </w:tabs>
+        <w:rPr>
+          <w:rFonts w:eastAsiaTheme="minorEastAsia"/>
+          <w:noProof/>
+          <w:lang w:eastAsia="ru-RU"/>
+        </w:rPr>
+      </w:pPr>
+      <w:hyperlink w:anchor="_Toc229835795" w:history="1">
+        <w:r>
+          <w:rPr>
+            <w:rStyle w:val="a9"/>
+            <w:noProof/>
+          </w:rPr>
+          <w:t>3.4.3.</w:t>
+        </w:r>
+        <w:r>
+          <w:rPr>
+            <w:rFonts w:eastAsiaTheme="minorEastAsia"/>
+            <w:noProof/>
+            <w:lang w:eastAsia="ru-RU"/>
+          </w:rPr>
+          <w:tab/>
+        </w:r>
+        <w:r>
+          <w:rPr>
+            <w:rStyle w:val="a9"/>
+            <w:noProof/>
+          </w:rPr>
+          <w:t>Базы данных</w:t>
+        </w:r>
+        <w:r>
+          <w:rPr>
+            <w:noProof/>
+            <w:webHidden/>
+          </w:rPr>
+          <w:tab/>
+        </w:r>
+        <w:r>
+          <w:rPr>
+            <w:noProof/>
+            <w:webHidden/>
+          </w:rPr>
+          <w:fldChar w:fldCharType="begin"/>
+        </w:r>
+        <w:r>
+          <w:rPr>
+            <w:noProof/>
+            <w:webHidden/>
+          </w:rPr>
+          <w:instrText xml:space="preserve"> PAGEREF _Toc229835795 \h </w:instrText>
+        </w:r>
+        <w:r>
+          <w:rPr>
+            <w:noProof/>
+            <w:webHidden/>
+          </w:rPr>
+        </w:r>
+        <w:r>
+          <w:rPr>
+            <w:noProof/>
+            <w:webHidden/>
+          </w:rPr>
+          <w:fldChar w:fldCharType="separate"/>
+        </w:r>
+        <w:r>
+          <w:rPr>
+            <w:noProof/>
+            <w:webHidden/>
+          </w:rPr>
+          <w:t>40</w:t>
         </w:r>
         <w:r>
           <w:rPr>
@@ -3366,7 +4343,7 @@
           <w:lang w:eastAsia="ru-RU"/>
         </w:rPr>
       </w:pPr>
-      <w:hyperlink w:anchor="_Toc229829750" w:history="1">
+      <w:hyperlink w:anchor="_Toc229835796" w:history="1">
         <w:r>
           <w:rPr>
             <w:rStyle w:val="a9"/>
@@ -3374,7 +4351,7 @@
             <w:noProof/>
             <w:lang w:eastAsia="ru-RU"/>
           </w:rPr>
-          <w:t>3.</w:t>
+          <w:t>4.</w:t>
         </w:r>
         <w:r>
           <w:rPr>
@@ -3391,72 +4368,8 @@
             <w:noProof/>
             <w:lang w:eastAsia="ru-RU"/>
           </w:rPr>
-          <w:t>Создание плановой документации</w:t>
-        </w:r>
-        <w:r>
-          <w:rPr>
-            <w:noProof/>
-            <w:webHidden/>
-          </w:rPr>
-          <w:tab/>
-        </w:r>
-        <w:r>
-          <w:rPr>
-            <w:noProof/>
-            <w:webHidden/>
-          </w:rPr>
-          <w:fldChar w:fldCharType="begin"/>
-        </w:r>
-        <w:r>
-          <w:rPr>
-            <w:noProof/>
-            <w:webHidden/>
-          </w:rPr>
-          <w:instrText xml:space="preserve"> PAGEREF _Toc229829750 \h </w:instrText>
-        </w:r>
-        <w:r>
-          <w:rPr>
-            <w:noProof/>
-            <w:webHidden/>
-          </w:rPr>
-        </w:r>
-        <w:r>
-          <w:rPr>
-            <w:noProof/>
-            <w:webHidden/>
-          </w:rPr>
-          <w:fldChar w:fldCharType="separate"/>
-        </w:r>
-        <w:r>
-          <w:rPr>
-            <w:noProof/>
-            <w:webHidden/>
-          </w:rPr>
-          <w:t>33</w:t>
-        </w:r>
-        <w:r>
-          <w:rPr>
-            <w:noProof/>
-            <w:webHidden/>
-          </w:rPr>
-          <w:fldChar w:fldCharType="end"/>
-        </w:r>
-      </w:hyperlink>
-    </w:p>
-    <w:p>
-      <w:pPr>
-        <w:pStyle w:val="21"/>
-        <w:tabs>
-          <w:tab w:val="left" w:pos="880"/>
-          <w:tab w:val="right" w:leader="dot" w:pos="9344"/>
-        </w:tabs>
-        <w:rPr>
-          <w:rFonts w:eastAsiaTheme="minorEastAsia"/>
-          <w:noProof/>
-          <w:lang w:eastAsia="ru-RU"/>
-        </w:rPr>
-      </w:pPr>
-      <w:hyperlink w:anchor="_Toc229829751" w:history="1">
+          <w:t>Создание и организа</w:t>
+        </w:r>
         <w:r>
           <w:rPr>
             <w:rStyle w:val="a9"/>
@@ -3464,15 +4377,7 @@
             <w:noProof/>
             <w:lang w:eastAsia="ru-RU"/>
           </w:rPr>
-          <w:t>3.1.</w:t>
-        </w:r>
-        <w:r>
-          <w:rPr>
-            <w:rFonts w:eastAsiaTheme="minorEastAsia"/>
-            <w:noProof/>
-            <w:lang w:eastAsia="ru-RU"/>
-          </w:rPr>
-          <w:tab/>
+          <w:t>ц</w:t>
         </w:r>
         <w:r>
           <w:rPr>
@@ -3481,7 +4386,7 @@
             <w:noProof/>
             <w:lang w:eastAsia="ru-RU"/>
           </w:rPr>
-          <w:t>Диаграмма Использования</w:t>
+          <w:t>ия базы данных сервиса.</w:t>
         </w:r>
         <w:r>
           <w:rPr>
@@ -3502,7 +4407,7 @@
             <w:noProof/>
             <w:webHidden/>
           </w:rPr>
-          <w:instrText xml:space="preserve"> PAGEREF _Toc229829751 \h </w:instrText>
+          <w:instrText xml:space="preserve"> PAGEREF _Toc229835796 \h </w:instrText>
         </w:r>
         <w:r>
           <w:rPr>
@@ -3522,867 +4427,7 @@
             <w:noProof/>
             <w:webHidden/>
           </w:rPr>
-          <w:t>33</w:t>
-        </w:r>
-        <w:r>
-          <w:rPr>
-            <w:noProof/>
-            <w:webHidden/>
-          </w:rPr>
-          <w:fldChar w:fldCharType="end"/>
-        </w:r>
-      </w:hyperlink>
-    </w:p>
-    <w:p>
-      <w:pPr>
-        <w:pStyle w:val="21"/>
-        <w:tabs>
-          <w:tab w:val="left" w:pos="880"/>
-          <w:tab w:val="right" w:leader="dot" w:pos="9344"/>
-        </w:tabs>
-        <w:rPr>
-          <w:rFonts w:eastAsiaTheme="minorEastAsia"/>
-          <w:noProof/>
-          <w:lang w:eastAsia="ru-RU"/>
-        </w:rPr>
-      </w:pPr>
-      <w:hyperlink w:anchor="_Toc229829752" w:history="1">
-        <w:r>
-          <w:rPr>
-            <w:rStyle w:val="a9"/>
-            <w:noProof/>
-          </w:rPr>
-          <w:t>3.2.</w:t>
-        </w:r>
-        <w:r>
-          <w:rPr>
-            <w:rFonts w:eastAsiaTheme="minorEastAsia"/>
-            <w:noProof/>
-            <w:lang w:eastAsia="ru-RU"/>
-          </w:rPr>
-          <w:tab/>
-        </w:r>
-        <w:r>
-          <w:rPr>
-            <w:rStyle w:val="a9"/>
-            <w:noProof/>
-          </w:rPr>
-          <w:t>Диаграмма классов</w:t>
-        </w:r>
-        <w:r>
-          <w:rPr>
-            <w:noProof/>
-            <w:webHidden/>
-          </w:rPr>
-          <w:tab/>
-        </w:r>
-        <w:r>
-          <w:rPr>
-            <w:noProof/>
-            <w:webHidden/>
-          </w:rPr>
-          <w:fldChar w:fldCharType="begin"/>
-        </w:r>
-        <w:r>
-          <w:rPr>
-            <w:noProof/>
-            <w:webHidden/>
-          </w:rPr>
-          <w:instrText xml:space="preserve"> PAGEREF _Toc229829752 \h </w:instrText>
-        </w:r>
-        <w:r>
-          <w:rPr>
-            <w:noProof/>
-            <w:webHidden/>
-          </w:rPr>
-        </w:r>
-        <w:r>
-          <w:rPr>
-            <w:noProof/>
-            <w:webHidden/>
-          </w:rPr>
-          <w:fldChar w:fldCharType="separate"/>
-        </w:r>
-        <w:r>
-          <w:rPr>
-            <w:noProof/>
-            <w:webHidden/>
-          </w:rPr>
-          <w:t>35</w:t>
-        </w:r>
-        <w:r>
-          <w:rPr>
-            <w:noProof/>
-            <w:webHidden/>
-          </w:rPr>
-          <w:fldChar w:fldCharType="end"/>
-        </w:r>
-      </w:hyperlink>
-    </w:p>
-    <w:p>
-      <w:pPr>
-        <w:pStyle w:val="31"/>
-        <w:tabs>
-          <w:tab w:val="left" w:pos="1320"/>
-          <w:tab w:val="right" w:leader="dot" w:pos="9344"/>
-        </w:tabs>
-        <w:rPr>
-          <w:rFonts w:eastAsiaTheme="minorEastAsia"/>
-          <w:noProof/>
-          <w:lang w:eastAsia="ru-RU"/>
-        </w:rPr>
-      </w:pPr>
-      <w:hyperlink w:anchor="_Toc229829753" w:history="1">
-        <w:r>
-          <w:rPr>
-            <w:rStyle w:val="a9"/>
-            <w:noProof/>
-          </w:rPr>
-          <w:t>3.2.1.</w:t>
-        </w:r>
-        <w:r>
-          <w:rPr>
-            <w:rFonts w:eastAsiaTheme="minorEastAsia"/>
-            <w:noProof/>
-            <w:lang w:eastAsia="ru-RU"/>
-          </w:rPr>
-          <w:tab/>
-        </w:r>
-        <w:r>
-          <w:rPr>
-            <w:rStyle w:val="a9"/>
-            <w:noProof/>
-          </w:rPr>
-          <w:t>Гость и ограниченный доступ</w:t>
-        </w:r>
-        <w:r>
-          <w:rPr>
-            <w:noProof/>
-            <w:webHidden/>
-          </w:rPr>
-          <w:tab/>
-        </w:r>
-        <w:r>
-          <w:rPr>
-            <w:noProof/>
-            <w:webHidden/>
-          </w:rPr>
-          <w:fldChar w:fldCharType="begin"/>
-        </w:r>
-        <w:r>
-          <w:rPr>
-            <w:noProof/>
-            <w:webHidden/>
-          </w:rPr>
-          <w:instrText xml:space="preserve"> PAGEREF _Toc229829753 \h </w:instrText>
-        </w:r>
-        <w:r>
-          <w:rPr>
-            <w:noProof/>
-            <w:webHidden/>
-          </w:rPr>
-        </w:r>
-        <w:r>
-          <w:rPr>
-            <w:noProof/>
-            <w:webHidden/>
-          </w:rPr>
-          <w:fldChar w:fldCharType="separate"/>
-        </w:r>
-        <w:r>
-          <w:rPr>
-            <w:noProof/>
-            <w:webHidden/>
-          </w:rPr>
-          <w:t>35</w:t>
-        </w:r>
-        <w:r>
-          <w:rPr>
-            <w:noProof/>
-            <w:webHidden/>
-          </w:rPr>
-          <w:fldChar w:fldCharType="end"/>
-        </w:r>
-      </w:hyperlink>
-    </w:p>
-    <w:p>
-      <w:pPr>
-        <w:pStyle w:val="31"/>
-        <w:tabs>
-          <w:tab w:val="left" w:pos="1320"/>
-          <w:tab w:val="right" w:leader="dot" w:pos="9344"/>
-        </w:tabs>
-        <w:rPr>
-          <w:rFonts w:eastAsiaTheme="minorEastAsia"/>
-          <w:noProof/>
-          <w:lang w:eastAsia="ru-RU"/>
-        </w:rPr>
-      </w:pPr>
-      <w:hyperlink w:anchor="_Toc229829754" w:history="1">
-        <w:r>
-          <w:rPr>
-            <w:rStyle w:val="a9"/>
-            <w:noProof/>
-          </w:rPr>
-          <w:t>3.2.2.</w:t>
-        </w:r>
-        <w:r>
-          <w:rPr>
-            <w:rFonts w:eastAsiaTheme="minorEastAsia"/>
-            <w:noProof/>
-            <w:lang w:eastAsia="ru-RU"/>
-          </w:rPr>
-          <w:tab/>
-        </w:r>
-        <w:r>
-          <w:rPr>
-            <w:rStyle w:val="a9"/>
-            <w:noProof/>
-          </w:rPr>
-          <w:t>Зарегистрированный пользователь: полный цикл тестирования</w:t>
-        </w:r>
-        <w:r>
-          <w:rPr>
-            <w:noProof/>
-            <w:webHidden/>
-          </w:rPr>
-          <w:tab/>
-        </w:r>
-        <w:r>
-          <w:rPr>
-            <w:noProof/>
-            <w:webHidden/>
-          </w:rPr>
-          <w:fldChar w:fldCharType="begin"/>
-        </w:r>
-        <w:r>
-          <w:rPr>
-            <w:noProof/>
-            <w:webHidden/>
-          </w:rPr>
-          <w:instrText xml:space="preserve"> PAGEREF _Toc229829754 \h </w:instrText>
-        </w:r>
-        <w:r>
-          <w:rPr>
-            <w:noProof/>
-            <w:webHidden/>
-          </w:rPr>
-        </w:r>
-        <w:r>
-          <w:rPr>
-            <w:noProof/>
-            <w:webHidden/>
-          </w:rPr>
-          <w:fldChar w:fldCharType="separate"/>
-        </w:r>
-        <w:r>
-          <w:rPr>
-            <w:noProof/>
-            <w:webHidden/>
-          </w:rPr>
-          <w:t>36</w:t>
-        </w:r>
-        <w:r>
-          <w:rPr>
-            <w:noProof/>
-            <w:webHidden/>
-          </w:rPr>
-          <w:fldChar w:fldCharType="end"/>
-        </w:r>
-      </w:hyperlink>
-    </w:p>
-    <w:p>
-      <w:pPr>
-        <w:pStyle w:val="31"/>
-        <w:tabs>
-          <w:tab w:val="left" w:pos="1320"/>
-          <w:tab w:val="right" w:leader="dot" w:pos="9344"/>
-        </w:tabs>
-        <w:rPr>
-          <w:rFonts w:eastAsiaTheme="minorEastAsia"/>
-          <w:noProof/>
-          <w:lang w:eastAsia="ru-RU"/>
-        </w:rPr>
-      </w:pPr>
-      <w:hyperlink w:anchor="_Toc229829755" w:history="1">
-        <w:r>
-          <w:rPr>
-            <w:rStyle w:val="a9"/>
-            <w:noProof/>
-          </w:rPr>
-          <w:t>3.2.3.</w:t>
-        </w:r>
-        <w:r>
-          <w:rPr>
-            <w:rFonts w:eastAsiaTheme="minorEastAsia"/>
-            <w:noProof/>
-            <w:lang w:eastAsia="ru-RU"/>
-          </w:rPr>
-          <w:tab/>
-        </w:r>
-        <w:r>
-          <w:rPr>
-            <w:rStyle w:val="a9"/>
-            <w:noProof/>
-          </w:rPr>
-          <w:t>Администратор: управление контентом</w:t>
-        </w:r>
-        <w:r>
-          <w:rPr>
-            <w:noProof/>
-            <w:webHidden/>
-          </w:rPr>
-          <w:tab/>
-        </w:r>
-        <w:r>
-          <w:rPr>
-            <w:noProof/>
-            <w:webHidden/>
-          </w:rPr>
-          <w:fldChar w:fldCharType="begin"/>
-        </w:r>
-        <w:r>
-          <w:rPr>
-            <w:noProof/>
-            <w:webHidden/>
-          </w:rPr>
-          <w:instrText xml:space="preserve"> PAGEREF _Toc229829755 \h </w:instrText>
-        </w:r>
-        <w:r>
-          <w:rPr>
-            <w:noProof/>
-            <w:webHidden/>
-          </w:rPr>
-        </w:r>
-        <w:r>
-          <w:rPr>
-            <w:noProof/>
-            <w:webHidden/>
-          </w:rPr>
-          <w:fldChar w:fldCharType="separate"/>
-        </w:r>
-        <w:r>
-          <w:rPr>
-            <w:noProof/>
-            <w:webHidden/>
-          </w:rPr>
-          <w:t>37</w:t>
-        </w:r>
-        <w:r>
-          <w:rPr>
-            <w:noProof/>
-            <w:webHidden/>
-          </w:rPr>
-          <w:fldChar w:fldCharType="end"/>
-        </w:r>
-      </w:hyperlink>
-    </w:p>
-    <w:p>
-      <w:pPr>
-        <w:pStyle w:val="31"/>
-        <w:tabs>
-          <w:tab w:val="left" w:pos="1320"/>
-          <w:tab w:val="right" w:leader="dot" w:pos="9344"/>
-        </w:tabs>
-        <w:rPr>
-          <w:rFonts w:eastAsiaTheme="minorEastAsia"/>
-          <w:noProof/>
-          <w:lang w:eastAsia="ru-RU"/>
-        </w:rPr>
-      </w:pPr>
-      <w:hyperlink w:anchor="_Toc229829756" w:history="1">
-        <w:r>
-          <w:rPr>
-            <w:rStyle w:val="a9"/>
-            <w:noProof/>
-          </w:rPr>
-          <w:t>3.2.4.</w:t>
-        </w:r>
-        <w:r>
-          <w:rPr>
-            <w:rFonts w:eastAsiaTheme="minorEastAsia"/>
-            <w:noProof/>
-            <w:lang w:eastAsia="ru-RU"/>
-          </w:rPr>
-          <w:tab/>
-        </w:r>
-        <w:r>
-          <w:rPr>
-            <w:rStyle w:val="a9"/>
-            <w:noProof/>
-          </w:rPr>
-          <w:t>Связи между процессами</w:t>
-        </w:r>
-        <w:r>
-          <w:rPr>
-            <w:noProof/>
-            <w:webHidden/>
-          </w:rPr>
-          <w:tab/>
-        </w:r>
-        <w:r>
-          <w:rPr>
-            <w:noProof/>
-            <w:webHidden/>
-          </w:rPr>
-          <w:fldChar w:fldCharType="begin"/>
-        </w:r>
-        <w:r>
-          <w:rPr>
-            <w:noProof/>
-            <w:webHidden/>
-          </w:rPr>
-          <w:instrText xml:space="preserve"> PAGEREF _Toc229829756 \h </w:instrText>
-        </w:r>
-        <w:r>
-          <w:rPr>
-            <w:noProof/>
-            <w:webHidden/>
-          </w:rPr>
-        </w:r>
-        <w:r>
-          <w:rPr>
-            <w:noProof/>
-            <w:webHidden/>
-          </w:rPr>
-          <w:fldChar w:fldCharType="separate"/>
-        </w:r>
-        <w:r>
-          <w:rPr>
-            <w:noProof/>
-            <w:webHidden/>
-          </w:rPr>
-          <w:t>37</w:t>
-        </w:r>
-        <w:r>
-          <w:rPr>
-            <w:noProof/>
-            <w:webHidden/>
-          </w:rPr>
-          <w:fldChar w:fldCharType="end"/>
-        </w:r>
-      </w:hyperlink>
-    </w:p>
-    <w:p>
-      <w:pPr>
-        <w:pStyle w:val="21"/>
-        <w:tabs>
-          <w:tab w:val="left" w:pos="880"/>
-          <w:tab w:val="right" w:leader="dot" w:pos="9344"/>
-        </w:tabs>
-        <w:rPr>
-          <w:rFonts w:eastAsiaTheme="minorEastAsia"/>
-          <w:noProof/>
-          <w:lang w:eastAsia="ru-RU"/>
-        </w:rPr>
-      </w:pPr>
-      <w:hyperlink w:anchor="_Toc229829757" w:history="1">
-        <w:r>
-          <w:rPr>
-            <w:rStyle w:val="a9"/>
-            <w:noProof/>
-          </w:rPr>
-          <w:t>3.3.</w:t>
-        </w:r>
-        <w:r>
-          <w:rPr>
-            <w:rFonts w:eastAsiaTheme="minorEastAsia"/>
-            <w:noProof/>
-            <w:lang w:eastAsia="ru-RU"/>
-          </w:rPr>
-          <w:tab/>
-        </w:r>
-        <w:r>
-          <w:rPr>
-            <w:rStyle w:val="a9"/>
-            <w:noProof/>
-          </w:rPr>
-          <w:t>Диаграмма компонентов</w:t>
-        </w:r>
-        <w:r>
-          <w:rPr>
-            <w:noProof/>
-            <w:webHidden/>
-          </w:rPr>
-          <w:tab/>
-        </w:r>
-        <w:r>
-          <w:rPr>
-            <w:noProof/>
-            <w:webHidden/>
-          </w:rPr>
-          <w:fldChar w:fldCharType="begin"/>
-        </w:r>
-        <w:r>
-          <w:rPr>
-            <w:noProof/>
-            <w:webHidden/>
-          </w:rPr>
-          <w:instrText xml:space="preserve"> PAGEREF _Toc229829757 \h </w:instrText>
-        </w:r>
-        <w:r>
-          <w:rPr>
-            <w:noProof/>
-            <w:webHidden/>
-          </w:rPr>
-        </w:r>
-        <w:r>
-          <w:rPr>
-            <w:noProof/>
-            <w:webHidden/>
-          </w:rPr>
-          <w:fldChar w:fldCharType="separate"/>
-        </w:r>
-        <w:r>
-          <w:rPr>
-            <w:noProof/>
-            <w:webHidden/>
-          </w:rPr>
-          <w:t>38</w:t>
-        </w:r>
-        <w:r>
-          <w:rPr>
-            <w:noProof/>
-            <w:webHidden/>
-          </w:rPr>
-          <w:fldChar w:fldCharType="end"/>
-        </w:r>
-      </w:hyperlink>
-    </w:p>
-    <w:p>
-      <w:pPr>
-        <w:pStyle w:val="21"/>
-        <w:tabs>
-          <w:tab w:val="left" w:pos="880"/>
-          <w:tab w:val="right" w:leader="dot" w:pos="9344"/>
-        </w:tabs>
-        <w:rPr>
-          <w:rFonts w:eastAsiaTheme="minorEastAsia"/>
-          <w:noProof/>
-          <w:lang w:eastAsia="ru-RU"/>
-        </w:rPr>
-      </w:pPr>
-      <w:hyperlink w:anchor="_Toc229829758" w:history="1">
-        <w:r>
-          <w:rPr>
-            <w:rStyle w:val="a9"/>
-            <w:noProof/>
-          </w:rPr>
-          <w:t>3.4.</w:t>
-        </w:r>
-        <w:r>
-          <w:rPr>
-            <w:rFonts w:eastAsiaTheme="minorEastAsia"/>
-            <w:noProof/>
-            <w:lang w:eastAsia="ru-RU"/>
-          </w:rPr>
-          <w:tab/>
-        </w:r>
-        <w:r>
-          <w:rPr>
-            <w:rStyle w:val="a9"/>
-            <w:noProof/>
-          </w:rPr>
-          <w:t>Диаграмма развертывания</w:t>
-        </w:r>
-        <w:r>
-          <w:rPr>
-            <w:noProof/>
-            <w:webHidden/>
-          </w:rPr>
-          <w:tab/>
-        </w:r>
-        <w:r>
-          <w:rPr>
-            <w:noProof/>
-            <w:webHidden/>
-          </w:rPr>
-          <w:fldChar w:fldCharType="begin"/>
-        </w:r>
-        <w:r>
-          <w:rPr>
-            <w:noProof/>
-            <w:webHidden/>
-          </w:rPr>
-          <w:instrText xml:space="preserve"> PAGEREF _Toc229829758 \h </w:instrText>
-        </w:r>
-        <w:r>
-          <w:rPr>
-            <w:noProof/>
-            <w:webHidden/>
-          </w:rPr>
-        </w:r>
-        <w:r>
-          <w:rPr>
-            <w:noProof/>
-            <w:webHidden/>
-          </w:rPr>
-          <w:fldChar w:fldCharType="separate"/>
-        </w:r>
-        <w:r>
-          <w:rPr>
-            <w:noProof/>
-            <w:webHidden/>
-          </w:rPr>
-          <w:t>40</w:t>
-        </w:r>
-        <w:r>
-          <w:rPr>
-            <w:noProof/>
-            <w:webHidden/>
-          </w:rPr>
-          <w:fldChar w:fldCharType="end"/>
-        </w:r>
-      </w:hyperlink>
-    </w:p>
-    <w:p>
-      <w:pPr>
-        <w:pStyle w:val="31"/>
-        <w:tabs>
-          <w:tab w:val="left" w:pos="1320"/>
-          <w:tab w:val="right" w:leader="dot" w:pos="9344"/>
-        </w:tabs>
-        <w:rPr>
-          <w:rFonts w:eastAsiaTheme="minorEastAsia"/>
-          <w:noProof/>
-          <w:lang w:eastAsia="ru-RU"/>
-        </w:rPr>
-      </w:pPr>
-      <w:hyperlink w:anchor="_Toc229829759" w:history="1">
-        <w:r>
-          <w:rPr>
-            <w:rStyle w:val="a9"/>
-            <w:noProof/>
-          </w:rPr>
-          <w:t>3.4.1.</w:t>
-        </w:r>
-        <w:r>
-          <w:rPr>
-            <w:rFonts w:eastAsiaTheme="minorEastAsia"/>
-            <w:noProof/>
-            <w:lang w:eastAsia="ru-RU"/>
-          </w:rPr>
-          <w:tab/>
-        </w:r>
-        <w:r>
-          <w:rPr>
-            <w:rStyle w:val="a9"/>
-            <w:noProof/>
-          </w:rPr>
-          <w:t>Узлы и устройства</w:t>
-        </w:r>
-        <w:r>
-          <w:rPr>
-            <w:noProof/>
-            <w:webHidden/>
-          </w:rPr>
-          <w:tab/>
-        </w:r>
-        <w:r>
-          <w:rPr>
-            <w:noProof/>
-            <w:webHidden/>
-          </w:rPr>
-          <w:fldChar w:fldCharType="begin"/>
-        </w:r>
-        <w:r>
-          <w:rPr>
-            <w:noProof/>
-            <w:webHidden/>
-          </w:rPr>
-          <w:instrText xml:space="preserve"> PAGEREF _Toc229829759 \h </w:instrText>
-        </w:r>
-        <w:r>
-          <w:rPr>
-            <w:noProof/>
-            <w:webHidden/>
-          </w:rPr>
-        </w:r>
-        <w:r>
-          <w:rPr>
-            <w:noProof/>
-            <w:webHidden/>
-          </w:rPr>
-          <w:fldChar w:fldCharType="separate"/>
-        </w:r>
-        <w:r>
-          <w:rPr>
-            <w:noProof/>
-            <w:webHidden/>
-          </w:rPr>
-          <w:t>40</w:t>
-        </w:r>
-        <w:r>
-          <w:rPr>
-            <w:noProof/>
-            <w:webHidden/>
-          </w:rPr>
-          <w:fldChar w:fldCharType="end"/>
-        </w:r>
-      </w:hyperlink>
-    </w:p>
-    <w:p>
-      <w:pPr>
-        <w:pStyle w:val="31"/>
-        <w:tabs>
-          <w:tab w:val="left" w:pos="1320"/>
-          <w:tab w:val="right" w:leader="dot" w:pos="9344"/>
-        </w:tabs>
-        <w:rPr>
-          <w:rFonts w:eastAsiaTheme="minorEastAsia"/>
-          <w:noProof/>
-          <w:lang w:eastAsia="ru-RU"/>
-        </w:rPr>
-      </w:pPr>
-      <w:hyperlink w:anchor="_Toc229829760" w:history="1">
-        <w:r>
-          <w:rPr>
-            <w:rStyle w:val="a9"/>
-            <w:noProof/>
-          </w:rPr>
-          <w:t>3.4.2.</w:t>
-        </w:r>
-        <w:r>
-          <w:rPr>
-            <w:rFonts w:eastAsiaTheme="minorEastAsia"/>
-            <w:noProof/>
-            <w:lang w:eastAsia="ru-RU"/>
-          </w:rPr>
-          <w:tab/>
-        </w:r>
-        <w:r>
-          <w:rPr>
-            <w:rStyle w:val="a9"/>
-            <w:noProof/>
-          </w:rPr>
-          <w:t>Сервисы, размещённые на серверном узле</w:t>
-        </w:r>
-        <w:r>
-          <w:rPr>
-            <w:noProof/>
-            <w:webHidden/>
-          </w:rPr>
-          <w:tab/>
-        </w:r>
-        <w:r>
-          <w:rPr>
-            <w:noProof/>
-            <w:webHidden/>
-          </w:rPr>
-          <w:fldChar w:fldCharType="begin"/>
-        </w:r>
-        <w:r>
-          <w:rPr>
-            <w:noProof/>
-            <w:webHidden/>
-          </w:rPr>
-          <w:instrText xml:space="preserve"> PAGEREF _Toc229829760 \h </w:instrText>
-        </w:r>
-        <w:r>
-          <w:rPr>
-            <w:noProof/>
-            <w:webHidden/>
-          </w:rPr>
-        </w:r>
-        <w:r>
-          <w:rPr>
-            <w:noProof/>
-            <w:webHidden/>
-          </w:rPr>
-          <w:fldChar w:fldCharType="separate"/>
-        </w:r>
-        <w:r>
-          <w:rPr>
-            <w:noProof/>
-            <w:webHidden/>
-          </w:rPr>
-          <w:t>41</w:t>
-        </w:r>
-        <w:r>
-          <w:rPr>
-            <w:noProof/>
-            <w:webHidden/>
-          </w:rPr>
-          <w:fldChar w:fldCharType="end"/>
-        </w:r>
-      </w:hyperlink>
-    </w:p>
-    <w:p>
-      <w:pPr>
-        <w:pStyle w:val="31"/>
-        <w:tabs>
-          <w:tab w:val="left" w:pos="1320"/>
-          <w:tab w:val="right" w:leader="dot" w:pos="9344"/>
-        </w:tabs>
-        <w:rPr>
-          <w:rFonts w:eastAsiaTheme="minorEastAsia"/>
-          <w:noProof/>
-          <w:lang w:eastAsia="ru-RU"/>
-        </w:rPr>
-      </w:pPr>
-      <w:hyperlink w:anchor="_Toc229829761" w:history="1">
-        <w:r>
-          <w:rPr>
-            <w:rStyle w:val="a9"/>
-            <w:noProof/>
-          </w:rPr>
-          <w:t>3.4.3.</w:t>
-        </w:r>
-        <w:r>
-          <w:rPr>
-            <w:rFonts w:eastAsiaTheme="minorEastAsia"/>
-            <w:noProof/>
-            <w:lang w:eastAsia="ru-RU"/>
-          </w:rPr>
-          <w:tab/>
-        </w:r>
-        <w:r>
-          <w:rPr>
-            <w:rStyle w:val="a9"/>
-            <w:noProof/>
-          </w:rPr>
-          <w:t>Базы данных</w:t>
-        </w:r>
-        <w:r>
-          <w:rPr>
-            <w:noProof/>
-            <w:webHidden/>
-          </w:rPr>
-          <w:tab/>
-        </w:r>
-        <w:r>
-          <w:rPr>
-            <w:noProof/>
-            <w:webHidden/>
-          </w:rPr>
-          <w:fldChar w:fldCharType="begin"/>
-        </w:r>
-        <w:r>
-          <w:rPr>
-            <w:noProof/>
-            <w:webHidden/>
-          </w:rPr>
-          <w:instrText xml:space="preserve"> PAGEREF _Toc229829761 \h </w:instrText>
-        </w:r>
-        <w:r>
-          <w:rPr>
-            <w:noProof/>
-            <w:webHidden/>
-          </w:rPr>
-        </w:r>
-        <w:r>
-          <w:rPr>
-            <w:noProof/>
-            <w:webHidden/>
-          </w:rPr>
-          <w:fldChar w:fldCharType="separate"/>
-        </w:r>
-        <w:r>
-          <w:rPr>
-            <w:noProof/>
-            <w:webHidden/>
-          </w:rPr>
-          <w:t>41</w:t>
+          <w:t>42</w:t>
         </w:r>
         <w:r>
           <w:rPr>
@@ -4406,15 +4451,16 @@
           <w:lang w:eastAsia="ru-RU"/>
         </w:rPr>
       </w:pPr>
-      <w:hyperlink w:anchor="_Toc229829762" w:history="1">
+      <w:hyperlink w:anchor="_Toc229835797" w:history="1">
         <w:r>
           <w:rPr>
             <w:rStyle w:val="a9"/>
             <w:rFonts w:eastAsia="Times New Roman"/>
             <w:noProof/>
+            <w:highlight w:val="yellow"/>
             <w:lang w:eastAsia="ru-RU"/>
           </w:rPr>
-          <w:t>4.</w:t>
+          <w:t>5.</w:t>
         </w:r>
         <w:r>
           <w:rPr>
@@ -4432,27 +4478,7 @@
             <w:highlight w:val="yellow"/>
             <w:lang w:eastAsia="ru-RU"/>
           </w:rPr>
-          <w:t>Индивидуальные задание и создание инд</w:t>
-        </w:r>
-        <w:r>
-          <w:rPr>
-            <w:rStyle w:val="a9"/>
-            <w:rFonts w:eastAsia="Times New Roman"/>
-            <w:noProof/>
-            <w:highlight w:val="yellow"/>
-            <w:lang w:eastAsia="ru-RU"/>
-          </w:rPr>
-          <w:t>и</w:t>
-        </w:r>
-        <w:r>
-          <w:rPr>
-            <w:rStyle w:val="a9"/>
-            <w:rFonts w:eastAsia="Times New Roman"/>
-            <w:noProof/>
-            <w:highlight w:val="yellow"/>
-            <w:lang w:eastAsia="ru-RU"/>
-          </w:rPr>
-          <w:t>видуальных диаграмм, разделенных по модулям.</w:t>
+          <w:t>Тестирование</w:t>
         </w:r>
         <w:r>
           <w:rPr>
@@ -4473,7 +4499,7 @@
             <w:noProof/>
             <w:webHidden/>
           </w:rPr>
-          <w:instrText xml:space="preserve"> PAGEREF _Toc229829762 \h </w:instrText>
+          <w:instrText xml:space="preserve"> PAGEREF _Toc229835797 \h </w:instrText>
         </w:r>
         <w:r>
           <w:rPr>
@@ -4493,7 +4519,7 @@
             <w:noProof/>
             <w:webHidden/>
           </w:rPr>
-          <w:t>43</w:t>
+          <w:t>44</w:t>
         </w:r>
         <w:r>
           <w:rPr>
@@ -4517,7 +4543,7 @@
           <w:lang w:eastAsia="ru-RU"/>
         </w:rPr>
       </w:pPr>
-      <w:hyperlink w:anchor="_Toc229829763" w:history="1">
+      <w:hyperlink w:anchor="_Toc229835798" w:history="1">
         <w:r>
           <w:rPr>
             <w:rStyle w:val="a9"/>
@@ -4526,7 +4552,7 @@
             <w:highlight w:val="yellow"/>
             <w:lang w:eastAsia="ru-RU"/>
           </w:rPr>
-          <w:t>5.</w:t>
+          <w:t>6.</w:t>
         </w:r>
         <w:r>
           <w:rPr>
@@ -4544,7 +4570,7 @@
             <w:highlight w:val="yellow"/>
             <w:lang w:eastAsia="ru-RU"/>
           </w:rPr>
-          <w:t>Тестирование</w:t>
+          <w:t>Описание организации реализации проекта</w:t>
         </w:r>
         <w:r>
           <w:rPr>
@@ -4565,99 +4591,7 @@
             <w:noProof/>
             <w:webHidden/>
           </w:rPr>
-          <w:instrText xml:space="preserve"> PAGEREF _Toc229829763 \h </w:instrText>
-        </w:r>
-        <w:r>
-          <w:rPr>
-            <w:noProof/>
-            <w:webHidden/>
-          </w:rPr>
-        </w:r>
-        <w:r>
-          <w:rPr>
-            <w:noProof/>
-            <w:webHidden/>
-          </w:rPr>
-          <w:fldChar w:fldCharType="separate"/>
-        </w:r>
-        <w:r>
-          <w:rPr>
-            <w:noProof/>
-            <w:webHidden/>
-          </w:rPr>
-          <w:t>44</w:t>
-        </w:r>
-        <w:r>
-          <w:rPr>
-            <w:noProof/>
-            <w:webHidden/>
-          </w:rPr>
-          <w:fldChar w:fldCharType="end"/>
-        </w:r>
-      </w:hyperlink>
-    </w:p>
-    <w:p>
-      <w:pPr>
-        <w:pStyle w:val="11"/>
-        <w:tabs>
-          <w:tab w:val="left" w:pos="440"/>
-          <w:tab w:val="right" w:leader="dot" w:pos="9344"/>
-        </w:tabs>
-        <w:rPr>
-          <w:rFonts w:eastAsiaTheme="minorEastAsia"/>
-          <w:noProof/>
-          <w:lang w:eastAsia="ru-RU"/>
-        </w:rPr>
-      </w:pPr>
-      <w:hyperlink w:anchor="_Toc229829764" w:history="1">
-        <w:r>
-          <w:rPr>
-            <w:rStyle w:val="a9"/>
-            <w:rFonts w:eastAsia="Times New Roman"/>
-            <w:noProof/>
-            <w:highlight w:val="yellow"/>
-            <w:lang w:eastAsia="ru-RU"/>
-          </w:rPr>
-          <w:t>6.</w:t>
-        </w:r>
-        <w:r>
-          <w:rPr>
-            <w:rFonts w:eastAsiaTheme="minorEastAsia"/>
-            <w:noProof/>
-            <w:lang w:eastAsia="ru-RU"/>
-          </w:rPr>
-          <w:tab/>
-        </w:r>
-        <w:r>
-          <w:rPr>
-            <w:rStyle w:val="a9"/>
-            <w:rFonts w:eastAsia="Times New Roman"/>
-            <w:noProof/>
-            <w:highlight w:val="yellow"/>
-            <w:lang w:eastAsia="ru-RU"/>
-          </w:rPr>
-          <w:t>Описание организации реализации проекта</w:t>
-        </w:r>
-        <w:r>
-          <w:rPr>
-            <w:noProof/>
-            <w:webHidden/>
-          </w:rPr>
-          <w:tab/>
-        </w:r>
-        <w:r>
-          <w:rPr>
-            <w:noProof/>
-            <w:webHidden/>
-          </w:rPr>
-          <w:fldChar w:fldCharType="begin"/>
-        </w:r>
-        <w:r>
-          <w:rPr>
-            <w:noProof/>
-            <w:webHidden/>
-          </w:rPr>
-          <w:instrText xml:space="preserve"> PAGEREF _Toc229829764 \h </w:instrText>
+          <w:instrText xml:space="preserve"> PAGEREF _Toc229835798 \h </w:instrText>
         </w:r>
         <w:r>
           <w:rPr>
@@ -4700,7 +4634,7 @@
           <w:lang w:eastAsia="ru-RU"/>
         </w:rPr>
       </w:pPr>
-      <w:hyperlink w:anchor="_Toc229829765" w:history="1">
+      <w:hyperlink w:anchor="_Toc229835799" w:history="1">
         <w:r>
           <w:rPr>
             <w:rStyle w:val="a9"/>
@@ -4730,7 +4664,7 @@
             <w:noProof/>
             <w:webHidden/>
           </w:rPr>
-          <w:instrText xml:space="preserve"> PAGEREF _Toc229829765 \h </w:instrText>
+          <w:instrText xml:space="preserve"> PAGEREF _Toc229835799 \h </w:instrText>
         </w:r>
         <w:r>
           <w:rPr>
@@ -4812,7 +4746,7 @@
         </w:rPr>
       </w:pPr>
       <w:bookmarkStart w:id="2" w:name="_Toc229829439"/>
-      <w:bookmarkStart w:id="3" w:name="_Toc229829725"/>
+      <w:bookmarkStart w:id="3" w:name="_Toc229835760"/>
       <w:r>
         <w:rPr>
           <w:rFonts w:eastAsia="Times New Roman"/>
@@ -5724,7 +5658,7 @@
         </w:rPr>
       </w:pPr>
       <w:bookmarkStart w:id="4" w:name="_Toc229829440"/>
-      <w:bookmarkStart w:id="5" w:name="_Toc229829726"/>
+      <w:bookmarkStart w:id="5" w:name="_Toc229835761"/>
       <w:r>
         <w:rPr>
           <w:rFonts w:eastAsia="Times New Roman"/>
@@ -5749,7 +5683,7 @@
         </w:rPr>
       </w:pPr>
       <w:bookmarkStart w:id="6" w:name="_Toc229829441"/>
-      <w:bookmarkStart w:id="7" w:name="_Toc229829727"/>
+      <w:bookmarkStart w:id="7" w:name="_Toc229835762"/>
       <w:r>
         <w:rPr>
           <w:rFonts w:eastAsia="Times New Roman"/>
@@ -5943,7 +5877,47 @@
           <w:szCs w:val="28"/>
           <w:lang w:eastAsia="ru-RU"/>
         </w:rPr>
-        <w:t>Проект «Wrong Turn» актуален в связи с высоким уровнем аварийности среди начинающих водителей, причиной которого часто является недостаточная теоретическая подготовка и неумение применять правила в стрессовых ситуациях. Существующие тесты и билеты зачастую не предоставляют глубокого анализа ошибок пользователя и не адаптируют обучение под его слабые места. Разрабатываемый сервис решает эту проблему, предлагая интеллектуальный анализ подготовки (выявление «слепых зон» в знаниях), что повышает качество усвоения ПДД и, как следствие, безопасность на дороге.</w:t>
+        <w:t>Проект «</w:t>
+      </w:r>
+      <w:proofErr w:type="spellStart"/>
+      <w:r>
+        <w:rPr>
+          <w:rFonts w:ascii="Times New Roman" w:eastAsia="Times New Roman" w:hAnsi="Times New Roman" w:cs="Times New Roman"/>
+          <w:sz w:val="28"/>
+          <w:szCs w:val="28"/>
+          <w:lang w:eastAsia="ru-RU"/>
+        </w:rPr>
+        <w:t>Wrong</w:t>
+      </w:r>
+      <w:proofErr w:type="spellEnd"/>
+      <w:r>
+        <w:rPr>
+          <w:rFonts w:ascii="Times New Roman" w:eastAsia="Times New Roman" w:hAnsi="Times New Roman" w:cs="Times New Roman"/>
+          <w:sz w:val="28"/>
+          <w:szCs w:val="28"/>
+          <w:lang w:eastAsia="ru-RU"/>
+        </w:rPr>
+        <w:t xml:space="preserve"> </w:t>
+      </w:r>
+      <w:proofErr w:type="spellStart"/>
+      <w:r>
+        <w:rPr>
+          <w:rFonts w:ascii="Times New Roman" w:eastAsia="Times New Roman" w:hAnsi="Times New Roman" w:cs="Times New Roman"/>
+          <w:sz w:val="28"/>
+          <w:szCs w:val="28"/>
+          <w:lang w:eastAsia="ru-RU"/>
+        </w:rPr>
+        <w:t>Turn</w:t>
+      </w:r>
+      <w:proofErr w:type="spellEnd"/>
+      <w:r>
+        <w:rPr>
+          <w:rFonts w:ascii="Times New Roman" w:eastAsia="Times New Roman" w:hAnsi="Times New Roman" w:cs="Times New Roman"/>
+          <w:sz w:val="28"/>
+          <w:szCs w:val="28"/>
+          <w:lang w:eastAsia="ru-RU"/>
+        </w:rPr>
+        <w:t>» актуален в связи с высоким уровнем аварийности среди начинающих водителей, причиной которого часто является недостаточная теоретическая подготовка и неумение применять правила в стрессовых ситуациях. Существующие тесты и билеты зачастую не предоставляют глубокого анализа ошибок пользователя и не адаптируют обучение под его слабые места. Разрабатываемый сервис решает эту проблему, предлагая интеллектуальный анализ подготовки (выявление «слепых зон» в знаниях), что повышает качество усвоения ПДД и, как следствие, безопасность на дороге.</w:t>
       </w:r>
     </w:p>
     <w:p>
@@ -5966,7 +5940,47 @@
           <w:szCs w:val="28"/>
           <w:lang w:eastAsia="ru-RU"/>
         </w:rPr>
-        <w:t>Актуальность разработки вспомогательного инструмента «Wrong Turn» обусловлена несколькими ключевыми факторами в сфере подготовки водителей и б</w:t>
+        <w:t>Актуальность разработки вспомогательного инструмента «</w:t>
+      </w:r>
+      <w:proofErr w:type="spellStart"/>
+      <w:r>
+        <w:rPr>
+          <w:rFonts w:ascii="Times New Roman" w:eastAsia="Times New Roman" w:hAnsi="Times New Roman" w:cs="Times New Roman"/>
+          <w:sz w:val="28"/>
+          <w:szCs w:val="28"/>
+          <w:lang w:eastAsia="ru-RU"/>
+        </w:rPr>
+        <w:t>Wrong</w:t>
+      </w:r>
+      <w:proofErr w:type="spellEnd"/>
+      <w:r>
+        <w:rPr>
+          <w:rFonts w:ascii="Times New Roman" w:eastAsia="Times New Roman" w:hAnsi="Times New Roman" w:cs="Times New Roman"/>
+          <w:sz w:val="28"/>
+          <w:szCs w:val="28"/>
+          <w:lang w:eastAsia="ru-RU"/>
+        </w:rPr>
+        <w:t xml:space="preserve"> </w:t>
+      </w:r>
+      <w:proofErr w:type="spellStart"/>
+      <w:r>
+        <w:rPr>
+          <w:rFonts w:ascii="Times New Roman" w:eastAsia="Times New Roman" w:hAnsi="Times New Roman" w:cs="Times New Roman"/>
+          <w:sz w:val="28"/>
+          <w:szCs w:val="28"/>
+          <w:lang w:eastAsia="ru-RU"/>
+        </w:rPr>
+        <w:t>Turn</w:t>
+      </w:r>
+      <w:proofErr w:type="spellEnd"/>
+      <w:r>
+        <w:rPr>
+          <w:rFonts w:ascii="Times New Roman" w:eastAsia="Times New Roman" w:hAnsi="Times New Roman" w:cs="Times New Roman"/>
+          <w:sz w:val="28"/>
+          <w:szCs w:val="28"/>
+          <w:lang w:eastAsia="ru-RU"/>
+        </w:rPr>
+        <w:t>» обусловлена несколькими ключевыми факторами в сфере подготовки водителей и б</w:t>
       </w:r>
       <w:r>
         <w:rPr>
@@ -6002,7 +6016,47 @@
           <w:szCs w:val="28"/>
           <w:lang w:eastAsia="ru-RU"/>
         </w:rPr>
-        <w:t>Высокий уровень аварийности по вине новичков. Статистика ГИБДД показывает, что значительная часть ДТП совершается водителями со стажем менее 2 лет. Основная причина — не твердое знание ПДД в нестандартных или стрессовых ситуациях (например, в условиях ограниченной видимости или интенсивного движения). «Wrong Turn» направлен на л</w:t>
+        <w:t>Высокий уровень аварийности по вине новичков. Статистика ГИБДД показывает, что значительная часть ДТП совершается водителями со стажем менее 2 лет. Основная причина — не твердое знание ПДД в нестандартных или стрессовых ситуациях (например, в условиях ограниченной видимости или интенсивного движения). «</w:t>
+      </w:r>
+      <w:proofErr w:type="spellStart"/>
+      <w:r>
+        <w:rPr>
+          <w:rFonts w:ascii="Times New Roman" w:eastAsia="Times New Roman" w:hAnsi="Times New Roman" w:cs="Times New Roman"/>
+          <w:sz w:val="28"/>
+          <w:szCs w:val="28"/>
+          <w:lang w:eastAsia="ru-RU"/>
+        </w:rPr>
+        <w:t>Wrong</w:t>
+      </w:r>
+      <w:proofErr w:type="spellEnd"/>
+      <w:r>
+        <w:rPr>
+          <w:rFonts w:ascii="Times New Roman" w:eastAsia="Times New Roman" w:hAnsi="Times New Roman" w:cs="Times New Roman"/>
+          <w:sz w:val="28"/>
+          <w:szCs w:val="28"/>
+          <w:lang w:eastAsia="ru-RU"/>
+        </w:rPr>
+        <w:t xml:space="preserve"> </w:t>
+      </w:r>
+      <w:proofErr w:type="spellStart"/>
+      <w:r>
+        <w:rPr>
+          <w:rFonts w:ascii="Times New Roman" w:eastAsia="Times New Roman" w:hAnsi="Times New Roman" w:cs="Times New Roman"/>
+          <w:sz w:val="28"/>
+          <w:szCs w:val="28"/>
+          <w:lang w:eastAsia="ru-RU"/>
+        </w:rPr>
+        <w:t>Turn</w:t>
+      </w:r>
+      <w:proofErr w:type="spellEnd"/>
+      <w:r>
+        <w:rPr>
+          <w:rFonts w:ascii="Times New Roman" w:eastAsia="Times New Roman" w:hAnsi="Times New Roman" w:cs="Times New Roman"/>
+          <w:sz w:val="28"/>
+          <w:szCs w:val="28"/>
+          <w:lang w:eastAsia="ru-RU"/>
+        </w:rPr>
+        <w:t>» направлен на л</w:t>
       </w:r>
       <w:r>
         <w:rPr>
@@ -6102,7 +6156,47 @@
           <w:szCs w:val="28"/>
           <w:lang w:eastAsia="ru-RU"/>
         </w:rPr>
-        <w:t xml:space="preserve"> тяготеет к адаптивному обучению. Проект «Wrong Turn» предоставляет анализ деятельности обучающегося: выявляет темы, в которых пользователь чаще всего ошибается (например, «проезд перекрестков с круговым движением» или «железнодорожные переезды»), и формирует индивидуальную т</w:t>
+        <w:t xml:space="preserve"> тяготеет к адаптивному обучению. Проект «</w:t>
+      </w:r>
+      <w:proofErr w:type="spellStart"/>
+      <w:r>
+        <w:rPr>
+          <w:rFonts w:ascii="Times New Roman" w:eastAsia="Times New Roman" w:hAnsi="Times New Roman" w:cs="Times New Roman"/>
+          <w:sz w:val="28"/>
+          <w:szCs w:val="28"/>
+          <w:lang w:eastAsia="ru-RU"/>
+        </w:rPr>
+        <w:t>Wrong</w:t>
+      </w:r>
+      <w:proofErr w:type="spellEnd"/>
+      <w:r>
+        <w:rPr>
+          <w:rFonts w:ascii="Times New Roman" w:eastAsia="Times New Roman" w:hAnsi="Times New Roman" w:cs="Times New Roman"/>
+          <w:sz w:val="28"/>
+          <w:szCs w:val="28"/>
+          <w:lang w:eastAsia="ru-RU"/>
+        </w:rPr>
+        <w:t xml:space="preserve"> </w:t>
+      </w:r>
+      <w:proofErr w:type="spellStart"/>
+      <w:r>
+        <w:rPr>
+          <w:rFonts w:ascii="Times New Roman" w:eastAsia="Times New Roman" w:hAnsi="Times New Roman" w:cs="Times New Roman"/>
+          <w:sz w:val="28"/>
+          <w:szCs w:val="28"/>
+          <w:lang w:eastAsia="ru-RU"/>
+        </w:rPr>
+        <w:t>Turn</w:t>
+      </w:r>
+      <w:proofErr w:type="spellEnd"/>
+      <w:r>
+        <w:rPr>
+          <w:rFonts w:ascii="Times New Roman" w:eastAsia="Times New Roman" w:hAnsi="Times New Roman" w:cs="Times New Roman"/>
+          <w:sz w:val="28"/>
+          <w:szCs w:val="28"/>
+          <w:lang w:eastAsia="ru-RU"/>
+        </w:rPr>
+        <w:t>» предоставляет анализ деятельности обучающегося: выявляет темы, в которых пользователь чаще всего ошибается (например, «проезд перекрестков с круговым движением» или «железнодорожные переезды»), и формирует индивидуальную т</w:t>
       </w:r>
       <w:r>
         <w:rPr>
@@ -6138,7 +6232,47 @@
           <w:szCs w:val="28"/>
           <w:lang w:eastAsia="ru-RU"/>
         </w:rPr>
-        <w:t>Психологическая подготовка к экзамену. Название «Wrong Turn» символизирует безопасную среду для ошибок. В реальной жизни ошибка на дороге может стоить здоровья или жизни, а в учебном сервисе — это просто шаг к правильному пониманию. Проект учит не бояться ошибаться на этапе обучения, что снижает тревожност</w:t>
+        <w:t>Психологическая подготовка к экзамену. Название «</w:t>
+      </w:r>
+      <w:proofErr w:type="spellStart"/>
+      <w:r>
+        <w:rPr>
+          <w:rFonts w:ascii="Times New Roman" w:eastAsia="Times New Roman" w:hAnsi="Times New Roman" w:cs="Times New Roman"/>
+          <w:sz w:val="28"/>
+          <w:szCs w:val="28"/>
+          <w:lang w:eastAsia="ru-RU"/>
+        </w:rPr>
+        <w:t>Wrong</w:t>
+      </w:r>
+      <w:proofErr w:type="spellEnd"/>
+      <w:r>
+        <w:rPr>
+          <w:rFonts w:ascii="Times New Roman" w:eastAsia="Times New Roman" w:hAnsi="Times New Roman" w:cs="Times New Roman"/>
+          <w:sz w:val="28"/>
+          <w:szCs w:val="28"/>
+          <w:lang w:eastAsia="ru-RU"/>
+        </w:rPr>
+        <w:t xml:space="preserve"> </w:t>
+      </w:r>
+      <w:proofErr w:type="spellStart"/>
+      <w:r>
+        <w:rPr>
+          <w:rFonts w:ascii="Times New Roman" w:eastAsia="Times New Roman" w:hAnsi="Times New Roman" w:cs="Times New Roman"/>
+          <w:sz w:val="28"/>
+          <w:szCs w:val="28"/>
+          <w:lang w:eastAsia="ru-RU"/>
+        </w:rPr>
+        <w:t>Turn</w:t>
+      </w:r>
+      <w:proofErr w:type="spellEnd"/>
+      <w:r>
+        <w:rPr>
+          <w:rFonts w:ascii="Times New Roman" w:eastAsia="Times New Roman" w:hAnsi="Times New Roman" w:cs="Times New Roman"/>
+          <w:sz w:val="28"/>
+          <w:szCs w:val="28"/>
+          <w:lang w:eastAsia="ru-RU"/>
+        </w:rPr>
+        <w:t>» символизирует безопасную среду для ошибок. В реальной жизни ошибка на дороге может стоить здоровья или жизни, а в учебном сервисе — это просто шаг к правильному пониманию. Проект учит не бояться ошибаться на этапе обучения, что снижает тревожност</w:t>
       </w:r>
       <w:r>
         <w:rPr>
@@ -6192,7 +6326,47 @@
           <w:szCs w:val="28"/>
           <w:lang w:eastAsia="ru-RU"/>
         </w:rPr>
-        <w:t xml:space="preserve"> «Wrong Turn» может быть интегрирован как цифровой помощник для самостоятельной работы курсанта, позволяя преподавателю отслеживать прогресс группы (слабые места, динамику улучшений) без ручной проверки сотен тестов.</w:t>
+        <w:t xml:space="preserve"> «</w:t>
+      </w:r>
+      <w:proofErr w:type="spellStart"/>
+      <w:r>
+        <w:rPr>
+          <w:rFonts w:ascii="Times New Roman" w:eastAsia="Times New Roman" w:hAnsi="Times New Roman" w:cs="Times New Roman"/>
+          <w:sz w:val="28"/>
+          <w:szCs w:val="28"/>
+          <w:lang w:eastAsia="ru-RU"/>
+        </w:rPr>
+        <w:t>Wrong</w:t>
+      </w:r>
+      <w:proofErr w:type="spellEnd"/>
+      <w:r>
+        <w:rPr>
+          <w:rFonts w:ascii="Times New Roman" w:eastAsia="Times New Roman" w:hAnsi="Times New Roman" w:cs="Times New Roman"/>
+          <w:sz w:val="28"/>
+          <w:szCs w:val="28"/>
+          <w:lang w:eastAsia="ru-RU"/>
+        </w:rPr>
+        <w:t xml:space="preserve"> </w:t>
+      </w:r>
+      <w:proofErr w:type="spellStart"/>
+      <w:r>
+        <w:rPr>
+          <w:rFonts w:ascii="Times New Roman" w:eastAsia="Times New Roman" w:hAnsi="Times New Roman" w:cs="Times New Roman"/>
+          <w:sz w:val="28"/>
+          <w:szCs w:val="28"/>
+          <w:lang w:eastAsia="ru-RU"/>
+        </w:rPr>
+        <w:t>Turn</w:t>
+      </w:r>
+      <w:proofErr w:type="spellEnd"/>
+      <w:r>
+        <w:rPr>
+          <w:rFonts w:ascii="Times New Roman" w:eastAsia="Times New Roman" w:hAnsi="Times New Roman" w:cs="Times New Roman"/>
+          <w:sz w:val="28"/>
+          <w:szCs w:val="28"/>
+          <w:lang w:eastAsia="ru-RU"/>
+        </w:rPr>
+        <w:t>» может быть интегрирован как цифровой помощник для самостоятельной работы курсанта, позволяя преподавателю отслеживать прогресс группы (слабые места, динамику улучшений) без ручной проверки сотен тестов.</w:t>
       </w:r>
     </w:p>
     <w:p>
@@ -6208,7 +6382,7 @@
         </w:rPr>
       </w:pPr>
       <w:bookmarkStart w:id="8" w:name="_Toc229829442"/>
-      <w:bookmarkStart w:id="9" w:name="_Toc229829728"/>
+      <w:bookmarkStart w:id="9" w:name="_Toc229835763"/>
       <w:r>
         <w:rPr>
           <w:rFonts w:eastAsia="Times New Roman"/>
@@ -6375,7 +6549,47 @@
           <w:szCs w:val="28"/>
           <w:lang w:eastAsia="ru-RU"/>
         </w:rPr>
-        <w:t>Полное наименование: «Wrong Turn».</w:t>
+        <w:t>Полное наименование: «</w:t>
+      </w:r>
+      <w:proofErr w:type="spellStart"/>
+      <w:r>
+        <w:rPr>
+          <w:rFonts w:ascii="Times New Roman" w:eastAsia="Times New Roman" w:hAnsi="Times New Roman" w:cs="Times New Roman"/>
+          <w:sz w:val="28"/>
+          <w:szCs w:val="28"/>
+          <w:lang w:eastAsia="ru-RU"/>
+        </w:rPr>
+        <w:t>Wrong</w:t>
+      </w:r>
+      <w:proofErr w:type="spellEnd"/>
+      <w:r>
+        <w:rPr>
+          <w:rFonts w:ascii="Times New Roman" w:eastAsia="Times New Roman" w:hAnsi="Times New Roman" w:cs="Times New Roman"/>
+          <w:sz w:val="28"/>
+          <w:szCs w:val="28"/>
+          <w:lang w:eastAsia="ru-RU"/>
+        </w:rPr>
+        <w:t xml:space="preserve"> </w:t>
+      </w:r>
+      <w:proofErr w:type="spellStart"/>
+      <w:r>
+        <w:rPr>
+          <w:rFonts w:ascii="Times New Roman" w:eastAsia="Times New Roman" w:hAnsi="Times New Roman" w:cs="Times New Roman"/>
+          <w:sz w:val="28"/>
+          <w:szCs w:val="28"/>
+          <w:lang w:eastAsia="ru-RU"/>
+        </w:rPr>
+        <w:t>Turn</w:t>
+      </w:r>
+      <w:proofErr w:type="spellEnd"/>
+      <w:r>
+        <w:rPr>
+          <w:rFonts w:ascii="Times New Roman" w:eastAsia="Times New Roman" w:hAnsi="Times New Roman" w:cs="Times New Roman"/>
+          <w:sz w:val="28"/>
+          <w:szCs w:val="28"/>
+          <w:lang w:eastAsia="ru-RU"/>
+        </w:rPr>
+        <w:t>».</w:t>
       </w:r>
     </w:p>
     <w:p>
@@ -6511,7 +6725,47 @@
           <w:szCs w:val="28"/>
           <w:lang w:eastAsia="ru-RU"/>
         </w:rPr>
-        <w:t>- Высокий спрос: ежедневные запросы «сдать пдд онлайн» и «решать билеты пдд 2026»</w:t>
+        <w:t xml:space="preserve">- Высокий спрос: ежедневные запросы «сдать </w:t>
+      </w:r>
+      <w:proofErr w:type="spellStart"/>
+      <w:r>
+        <w:rPr>
+          <w:rFonts w:ascii="Times New Roman" w:eastAsia="Times New Roman" w:hAnsi="Times New Roman" w:cs="Times New Roman"/>
+          <w:sz w:val="28"/>
+          <w:szCs w:val="28"/>
+          <w:lang w:eastAsia="ru-RU"/>
+        </w:rPr>
+        <w:t>пдд</w:t>
+      </w:r>
+      <w:proofErr w:type="spellEnd"/>
+      <w:r>
+        <w:rPr>
+          <w:rFonts w:ascii="Times New Roman" w:eastAsia="Times New Roman" w:hAnsi="Times New Roman" w:cs="Times New Roman"/>
+          <w:sz w:val="28"/>
+          <w:szCs w:val="28"/>
+          <w:lang w:eastAsia="ru-RU"/>
+        </w:rPr>
+        <w:t xml:space="preserve"> онлайн» и «решать билеты </w:t>
+      </w:r>
+      <w:proofErr w:type="spellStart"/>
+      <w:r>
+        <w:rPr>
+          <w:rFonts w:ascii="Times New Roman" w:eastAsia="Times New Roman" w:hAnsi="Times New Roman" w:cs="Times New Roman"/>
+          <w:sz w:val="28"/>
+          <w:szCs w:val="28"/>
+          <w:lang w:eastAsia="ru-RU"/>
+        </w:rPr>
+        <w:t>пдд</w:t>
+      </w:r>
+      <w:proofErr w:type="spellEnd"/>
+      <w:r>
+        <w:rPr>
+          <w:rFonts w:ascii="Times New Roman" w:eastAsia="Times New Roman" w:hAnsi="Times New Roman" w:cs="Times New Roman"/>
+          <w:sz w:val="28"/>
+          <w:szCs w:val="28"/>
+          <w:lang w:eastAsia="ru-RU"/>
+        </w:rPr>
+        <w:t xml:space="preserve"> 2026»</w:t>
       </w:r>
     </w:p>
     <w:p>
@@ -6609,7 +6863,47 @@
           <w:szCs w:val="28"/>
           <w:lang w:eastAsia="ru-RU"/>
         </w:rPr>
-        <w:t xml:space="preserve">ИС «Wrong Turn» предназначена для проведения тестирования знаний пользователя теорию по вождению, с акцентом отображения ошибок и отображения готовности пользователя к теоретическому экзамену. </w:t>
+        <w:t>ИС «</w:t>
+      </w:r>
+      <w:proofErr w:type="spellStart"/>
+      <w:r>
+        <w:rPr>
+          <w:rFonts w:ascii="Times New Roman" w:eastAsia="Times New Roman" w:hAnsi="Times New Roman" w:cs="Times New Roman"/>
+          <w:sz w:val="28"/>
+          <w:szCs w:val="28"/>
+          <w:lang w:eastAsia="ru-RU"/>
+        </w:rPr>
+        <w:t>Wrong</w:t>
+      </w:r>
+      <w:proofErr w:type="spellEnd"/>
+      <w:r>
+        <w:rPr>
+          <w:rFonts w:ascii="Times New Roman" w:eastAsia="Times New Roman" w:hAnsi="Times New Roman" w:cs="Times New Roman"/>
+          <w:sz w:val="28"/>
+          <w:szCs w:val="28"/>
+          <w:lang w:eastAsia="ru-RU"/>
+        </w:rPr>
+        <w:t xml:space="preserve"> </w:t>
+      </w:r>
+      <w:proofErr w:type="spellStart"/>
+      <w:r>
+        <w:rPr>
+          <w:rFonts w:ascii="Times New Roman" w:eastAsia="Times New Roman" w:hAnsi="Times New Roman" w:cs="Times New Roman"/>
+          <w:sz w:val="28"/>
+          <w:szCs w:val="28"/>
+          <w:lang w:eastAsia="ru-RU"/>
+        </w:rPr>
+        <w:t>Turn</w:t>
+      </w:r>
+      <w:proofErr w:type="spellEnd"/>
+      <w:r>
+        <w:rPr>
+          <w:rFonts w:ascii="Times New Roman" w:eastAsia="Times New Roman" w:hAnsi="Times New Roman" w:cs="Times New Roman"/>
+          <w:sz w:val="28"/>
+          <w:szCs w:val="28"/>
+          <w:lang w:eastAsia="ru-RU"/>
+        </w:rPr>
+        <w:t xml:space="preserve">» предназначена для проведения тестирования знаний пользователя теорию по вождению, с акцентом отображения ошибок и отображения готовности пользователя к теоретическому экзамену. </w:t>
       </w:r>
     </w:p>
     <w:p>
@@ -7045,7 +7339,47 @@
           <w:szCs w:val="28"/>
           <w:lang w:eastAsia="ru-RU"/>
         </w:rPr>
-        <w:t>В ходе проектирования информационной системы «Wrong Turn» были определены следующие цели, достижение которых обеспечивает решение выявленной проблемы - низкой эффективности ручного контроля знаний ПДД и отсутствия детализированной обратной связи по ошибкам тестируемого.</w:t>
+        <w:t>В ходе проектирования информационной системы «</w:t>
+      </w:r>
+      <w:proofErr w:type="spellStart"/>
+      <w:r>
+        <w:rPr>
+          <w:rFonts w:ascii="Times New Roman" w:eastAsia="Times New Roman" w:hAnsi="Times New Roman" w:cs="Times New Roman"/>
+          <w:sz w:val="28"/>
+          <w:szCs w:val="28"/>
+          <w:lang w:eastAsia="ru-RU"/>
+        </w:rPr>
+        <w:t>Wrong</w:t>
+      </w:r>
+      <w:proofErr w:type="spellEnd"/>
+      <w:r>
+        <w:rPr>
+          <w:rFonts w:ascii="Times New Roman" w:eastAsia="Times New Roman" w:hAnsi="Times New Roman" w:cs="Times New Roman"/>
+          <w:sz w:val="28"/>
+          <w:szCs w:val="28"/>
+          <w:lang w:eastAsia="ru-RU"/>
+        </w:rPr>
+        <w:t xml:space="preserve"> </w:t>
+      </w:r>
+      <w:proofErr w:type="spellStart"/>
+      <w:r>
+        <w:rPr>
+          <w:rFonts w:ascii="Times New Roman" w:eastAsia="Times New Roman" w:hAnsi="Times New Roman" w:cs="Times New Roman"/>
+          <w:sz w:val="28"/>
+          <w:szCs w:val="28"/>
+          <w:lang w:eastAsia="ru-RU"/>
+        </w:rPr>
+        <w:t>Turn</w:t>
+      </w:r>
+      <w:proofErr w:type="spellEnd"/>
+      <w:r>
+        <w:rPr>
+          <w:rFonts w:ascii="Times New Roman" w:eastAsia="Times New Roman" w:hAnsi="Times New Roman" w:cs="Times New Roman"/>
+          <w:sz w:val="28"/>
+          <w:szCs w:val="28"/>
+          <w:lang w:eastAsia="ru-RU"/>
+        </w:rPr>
+        <w:t>» были определены следующие цели, достижение которых обеспечивает решение выявленной проблемы - низкой эффективности ручного контроля знаний ПДД и отсутствия детализированной обратной связи по ошибкам тестируемого.</w:t>
       </w:r>
     </w:p>
     <w:p>
@@ -7114,7 +7448,27 @@
           <w:szCs w:val="28"/>
           <w:lang w:eastAsia="ru-RU"/>
         </w:rPr>
-        <w:t>Цель 2. Обеспечение объективности и воспроизводимости результатов тестирования</w:t>
+        <w:t xml:space="preserve">Цель 2. Обеспечение объективности и </w:t>
+      </w:r>
+      <w:proofErr w:type="spellStart"/>
+      <w:r>
+        <w:rPr>
+          <w:rFonts w:ascii="Times New Roman" w:eastAsia="Times New Roman" w:hAnsi="Times New Roman" w:cs="Times New Roman"/>
+          <w:sz w:val="28"/>
+          <w:szCs w:val="28"/>
+          <w:lang w:eastAsia="ru-RU"/>
+        </w:rPr>
+        <w:t>воспроизводимости</w:t>
+      </w:r>
+      <w:proofErr w:type="spellEnd"/>
+      <w:r>
+        <w:rPr>
+          <w:rFonts w:ascii="Times New Roman" w:eastAsia="Times New Roman" w:hAnsi="Times New Roman" w:cs="Times New Roman"/>
+          <w:sz w:val="28"/>
+          <w:szCs w:val="28"/>
+          <w:lang w:eastAsia="ru-RU"/>
+        </w:rPr>
+        <w:t xml:space="preserve"> результатов тестирования</w:t>
       </w:r>
     </w:p>
     <w:p>
@@ -7629,7 +7983,27 @@
           <w:szCs w:val="28"/>
           <w:lang w:eastAsia="ru-RU"/>
         </w:rPr>
-        <w:t>Цель 2. Объективность и воспроизводимость результатов</w:t>
+        <w:t xml:space="preserve">Цель 2. Объективность и </w:t>
+      </w:r>
+      <w:proofErr w:type="spellStart"/>
+      <w:r>
+        <w:rPr>
+          <w:rFonts w:ascii="Times New Roman" w:eastAsia="Times New Roman" w:hAnsi="Times New Roman" w:cs="Times New Roman"/>
+          <w:sz w:val="28"/>
+          <w:szCs w:val="28"/>
+          <w:lang w:eastAsia="ru-RU"/>
+        </w:rPr>
+        <w:t>воспроизводимость</w:t>
+      </w:r>
+      <w:proofErr w:type="spellEnd"/>
+      <w:r>
+        <w:rPr>
+          <w:rFonts w:ascii="Times New Roman" w:eastAsia="Times New Roman" w:hAnsi="Times New Roman" w:cs="Times New Roman"/>
+          <w:sz w:val="28"/>
+          <w:szCs w:val="28"/>
+          <w:lang w:eastAsia="ru-RU"/>
+        </w:rPr>
+        <w:t xml:space="preserve"> результатов</w:t>
       </w:r>
     </w:p>
     <w:p>
@@ -8118,7 +8492,23 @@
                 <w:rFonts w:ascii="Times New Roman" w:hAnsi="Times New Roman" w:cs="Times New Roman"/>
                 <w:sz w:val="24"/>
               </w:rPr>
-              <w:t>Присутствие в выходном отчете потемной классификации ошибок</w:t>
+              <w:t xml:space="preserve">Присутствие в выходном отчете </w:t>
+            </w:r>
+            <w:proofErr w:type="spellStart"/>
+            <w:r>
+              <w:rPr>
+                <w:rFonts w:ascii="Times New Roman" w:hAnsi="Times New Roman" w:cs="Times New Roman"/>
+                <w:sz w:val="24"/>
+              </w:rPr>
+              <w:t>потемной</w:t>
+            </w:r>
+            <w:proofErr w:type="spellEnd"/>
+            <w:r>
+              <w:rPr>
+                <w:rFonts w:ascii="Times New Roman" w:hAnsi="Times New Roman" w:cs="Times New Roman"/>
+                <w:sz w:val="24"/>
+              </w:rPr>
+              <w:t xml:space="preserve"> классификации ошибок</w:t>
             </w:r>
           </w:p>
         </w:tc>
@@ -8582,7 +8972,23 @@
                 <w:rFonts w:ascii="Times New Roman" w:hAnsi="Times New Roman" w:cs="Times New Roman"/>
                 <w:sz w:val="24"/>
               </w:rPr>
-              <w:t>Да (механизм версионирования)</w:t>
+              <w:t xml:space="preserve">Да (механизм </w:t>
+            </w:r>
+            <w:proofErr w:type="spellStart"/>
+            <w:r>
+              <w:rPr>
+                <w:rFonts w:ascii="Times New Roman" w:hAnsi="Times New Roman" w:cs="Times New Roman"/>
+                <w:sz w:val="24"/>
+              </w:rPr>
+              <w:t>версионирования</w:t>
+            </w:r>
+            <w:proofErr w:type="spellEnd"/>
+            <w:r>
+              <w:rPr>
+                <w:rFonts w:ascii="Times New Roman" w:hAnsi="Times New Roman" w:cs="Times New Roman"/>
+                <w:sz w:val="24"/>
+              </w:rPr>
+              <w:t>)</w:t>
             </w:r>
           </w:p>
         </w:tc>
@@ -8691,7 +9097,47 @@
           <w:szCs w:val="28"/>
           <w:lang w:eastAsia="ru-RU"/>
         </w:rPr>
-        <w:t xml:space="preserve">В настоящем разделе приводится детализированное описание объектов, подвергаемых автоматизации в рамках ИС «Wrong Turn». Под объектом автоматизации понимается информационная сущность или физический компонент системы, над которым выполняются автоматизированные процедуры (сбор, хранение, обработка, передача, отображение). Характеристика каждого объекта включает его функциональное назначение, </w:t>
+        <w:t>В настоящем разделе приводится детализированное описание объектов, подвергаемых автоматизации в рамках ИС «</w:t>
+      </w:r>
+      <w:proofErr w:type="spellStart"/>
+      <w:r>
+        <w:rPr>
+          <w:rFonts w:ascii="Times New Roman" w:eastAsia="Times New Roman" w:hAnsi="Times New Roman" w:cs="Times New Roman"/>
+          <w:sz w:val="28"/>
+          <w:szCs w:val="28"/>
+          <w:lang w:eastAsia="ru-RU"/>
+        </w:rPr>
+        <w:t>Wrong</w:t>
+      </w:r>
+      <w:proofErr w:type="spellEnd"/>
+      <w:r>
+        <w:rPr>
+          <w:rFonts w:ascii="Times New Roman" w:eastAsia="Times New Roman" w:hAnsi="Times New Roman" w:cs="Times New Roman"/>
+          <w:sz w:val="28"/>
+          <w:szCs w:val="28"/>
+          <w:lang w:eastAsia="ru-RU"/>
+        </w:rPr>
+        <w:t xml:space="preserve"> </w:t>
+      </w:r>
+      <w:proofErr w:type="spellStart"/>
+      <w:r>
+        <w:rPr>
+          <w:rFonts w:ascii="Times New Roman" w:eastAsia="Times New Roman" w:hAnsi="Times New Roman" w:cs="Times New Roman"/>
+          <w:sz w:val="28"/>
+          <w:szCs w:val="28"/>
+          <w:lang w:eastAsia="ru-RU"/>
+        </w:rPr>
+        <w:t>Turn</w:t>
+      </w:r>
+      <w:proofErr w:type="spellEnd"/>
+      <w:r>
+        <w:rPr>
+          <w:rFonts w:ascii="Times New Roman" w:eastAsia="Times New Roman" w:hAnsi="Times New Roman" w:cs="Times New Roman"/>
+          <w:sz w:val="28"/>
+          <w:szCs w:val="28"/>
+          <w:lang w:eastAsia="ru-RU"/>
+        </w:rPr>
+        <w:t xml:space="preserve">». Под объектом автоматизации понимается информационная сущность или физический компонент системы, над которым выполняются автоматизированные процедуры (сбор, хранение, обработка, передача, отображение). Характеристика каждого объекта включает его функциональное назначение, </w:t>
       </w:r>
       <w:r>
         <w:rPr>
@@ -8826,7 +9272,27 @@
           <w:szCs w:val="28"/>
           <w:lang w:eastAsia="ru-RU"/>
         </w:rPr>
-        <w:t xml:space="preserve">Реляционная таблица в СУБД (SQL lite). </w:t>
+        <w:t xml:space="preserve">Реляционная таблица в СУБД (SQL </w:t>
+      </w:r>
+      <w:proofErr w:type="spellStart"/>
+      <w:r>
+        <w:rPr>
+          <w:rFonts w:ascii="Times New Roman" w:eastAsia="Times New Roman" w:hAnsi="Times New Roman" w:cs="Times New Roman"/>
+          <w:sz w:val="28"/>
+          <w:szCs w:val="28"/>
+          <w:lang w:eastAsia="ru-RU"/>
+        </w:rPr>
+        <w:t>lite</w:t>
+      </w:r>
+      <w:proofErr w:type="spellEnd"/>
+      <w:r>
+        <w:rPr>
+          <w:rFonts w:ascii="Times New Roman" w:eastAsia="Times New Roman" w:hAnsi="Times New Roman" w:cs="Times New Roman"/>
+          <w:sz w:val="28"/>
+          <w:szCs w:val="28"/>
+          <w:lang w:eastAsia="ru-RU"/>
+        </w:rPr>
+        <w:t xml:space="preserve">). </w:t>
       </w:r>
     </w:p>
     <w:p>
@@ -9043,7 +9509,47 @@
           <w:szCs w:val="28"/>
           <w:lang w:eastAsia="ru-RU"/>
         </w:rPr>
-        <w:t xml:space="preserve">Реляционная таблица с внешними ключами к questions и users. </w:t>
+        <w:t xml:space="preserve">Реляционная таблица с внешними ключами к </w:t>
+      </w:r>
+      <w:proofErr w:type="spellStart"/>
+      <w:r>
+        <w:rPr>
+          <w:rFonts w:ascii="Times New Roman" w:eastAsia="Times New Roman" w:hAnsi="Times New Roman" w:cs="Times New Roman"/>
+          <w:sz w:val="28"/>
+          <w:szCs w:val="28"/>
+          <w:lang w:eastAsia="ru-RU"/>
+        </w:rPr>
+        <w:t>questions</w:t>
+      </w:r>
+      <w:proofErr w:type="spellEnd"/>
+      <w:r>
+        <w:rPr>
+          <w:rFonts w:ascii="Times New Roman" w:eastAsia="Times New Roman" w:hAnsi="Times New Roman" w:cs="Times New Roman"/>
+          <w:sz w:val="28"/>
+          <w:szCs w:val="28"/>
+          <w:lang w:eastAsia="ru-RU"/>
+        </w:rPr>
+        <w:t xml:space="preserve"> и </w:t>
+      </w:r>
+      <w:proofErr w:type="spellStart"/>
+      <w:r>
+        <w:rPr>
+          <w:rFonts w:ascii="Times New Roman" w:eastAsia="Times New Roman" w:hAnsi="Times New Roman" w:cs="Times New Roman"/>
+          <w:sz w:val="28"/>
+          <w:szCs w:val="28"/>
+          <w:lang w:eastAsia="ru-RU"/>
+        </w:rPr>
+        <w:t>users</w:t>
+      </w:r>
+      <w:proofErr w:type="spellEnd"/>
+      <w:r>
+        <w:rPr>
+          <w:rFonts w:ascii="Times New Roman" w:eastAsia="Times New Roman" w:hAnsi="Times New Roman" w:cs="Times New Roman"/>
+          <w:sz w:val="28"/>
+          <w:szCs w:val="28"/>
+          <w:lang w:eastAsia="ru-RU"/>
+        </w:rPr>
+        <w:t xml:space="preserve">. </w:t>
       </w:r>
     </w:p>
     <w:p>
@@ -9603,7 +10109,47 @@
           <w:szCs w:val="28"/>
           <w:lang w:eastAsia="ru-RU"/>
         </w:rPr>
-        <w:t>Для обеспечения функционирования ИС «Wrong Turn» предусматриваются следующие штатные единицы (или роли):</w:t>
+        <w:t>Для обеспечения функционирования ИС «</w:t>
+      </w:r>
+      <w:proofErr w:type="spellStart"/>
+      <w:r>
+        <w:rPr>
+          <w:rFonts w:ascii="Times New Roman" w:eastAsia="Times New Roman" w:hAnsi="Times New Roman" w:cs="Times New Roman"/>
+          <w:sz w:val="28"/>
+          <w:szCs w:val="28"/>
+          <w:lang w:eastAsia="ru-RU"/>
+        </w:rPr>
+        <w:t>Wrong</w:t>
+      </w:r>
+      <w:proofErr w:type="spellEnd"/>
+      <w:r>
+        <w:rPr>
+          <w:rFonts w:ascii="Times New Roman" w:eastAsia="Times New Roman" w:hAnsi="Times New Roman" w:cs="Times New Roman"/>
+          <w:sz w:val="28"/>
+          <w:szCs w:val="28"/>
+          <w:lang w:eastAsia="ru-RU"/>
+        </w:rPr>
+        <w:t xml:space="preserve"> </w:t>
+      </w:r>
+      <w:proofErr w:type="spellStart"/>
+      <w:r>
+        <w:rPr>
+          <w:rFonts w:ascii="Times New Roman" w:eastAsia="Times New Roman" w:hAnsi="Times New Roman" w:cs="Times New Roman"/>
+          <w:sz w:val="28"/>
+          <w:szCs w:val="28"/>
+          <w:lang w:eastAsia="ru-RU"/>
+        </w:rPr>
+        <w:t>Turn</w:t>
+      </w:r>
+      <w:proofErr w:type="spellEnd"/>
+      <w:r>
+        <w:rPr>
+          <w:rFonts w:ascii="Times New Roman" w:eastAsia="Times New Roman" w:hAnsi="Times New Roman" w:cs="Times New Roman"/>
+          <w:sz w:val="28"/>
+          <w:szCs w:val="28"/>
+          <w:lang w:eastAsia="ru-RU"/>
+        </w:rPr>
+        <w:t>» предусматриваются следующие штатные единицы (или роли):</w:t>
       </w:r>
     </w:p>
     <w:p>
@@ -10641,7 +11187,23 @@
                 <w:rFonts w:ascii="Times New Roman" w:hAnsi="Times New Roman" w:cs="Times New Roman"/>
                 <w:sz w:val="24"/>
               </w:rPr>
-              <w:t>CSS-эффекты (hover)</w:t>
+              <w:t>CSS-эффекты (</w:t>
+            </w:r>
+            <w:proofErr w:type="spellStart"/>
+            <w:r>
+              <w:rPr>
+                <w:rFonts w:ascii="Times New Roman" w:hAnsi="Times New Roman" w:cs="Times New Roman"/>
+                <w:sz w:val="24"/>
+              </w:rPr>
+              <w:t>hover</w:t>
+            </w:r>
+            <w:proofErr w:type="spellEnd"/>
+            <w:r>
+              <w:rPr>
+                <w:rFonts w:ascii="Times New Roman" w:hAnsi="Times New Roman" w:cs="Times New Roman"/>
+                <w:sz w:val="24"/>
+              </w:rPr>
+              <w:t>)</w:t>
             </w:r>
           </w:p>
         </w:tc>
@@ -10898,7 +11460,39 @@
                 <w:rFonts w:ascii="Times New Roman" w:hAnsi="Times New Roman" w:cs="Times New Roman"/>
                 <w:sz w:val="24"/>
               </w:rPr>
-              <w:t>В системе «Wrong Turn» финансовые данные не обрабатываются (отсутствуют платежи, подписки и т.п.). При их появлении — обязательное шифрование и запрет передачи третьим лицам.</w:t>
+              <w:t>В системе «</w:t>
+            </w:r>
+            <w:proofErr w:type="spellStart"/>
+            <w:r>
+              <w:rPr>
+                <w:rFonts w:ascii="Times New Roman" w:hAnsi="Times New Roman" w:cs="Times New Roman"/>
+                <w:sz w:val="24"/>
+              </w:rPr>
+              <w:t>Wrong</w:t>
+            </w:r>
+            <w:proofErr w:type="spellEnd"/>
+            <w:r>
+              <w:rPr>
+                <w:rFonts w:ascii="Times New Roman" w:hAnsi="Times New Roman" w:cs="Times New Roman"/>
+                <w:sz w:val="24"/>
+              </w:rPr>
+              <w:t xml:space="preserve"> </w:t>
+            </w:r>
+            <w:proofErr w:type="spellStart"/>
+            <w:r>
+              <w:rPr>
+                <w:rFonts w:ascii="Times New Roman" w:hAnsi="Times New Roman" w:cs="Times New Roman"/>
+                <w:sz w:val="24"/>
+              </w:rPr>
+              <w:t>Turn</w:t>
+            </w:r>
+            <w:proofErr w:type="spellEnd"/>
+            <w:r>
+              <w:rPr>
+                <w:rFonts w:ascii="Times New Roman" w:hAnsi="Times New Roman" w:cs="Times New Roman"/>
+                <w:sz w:val="24"/>
+              </w:rPr>
+              <w:t>» финансовые данные не обрабатываются (отсутствуют платежи, подписки и т.п.). При их появлении — обязательное шифрование и запрет передачи третьим лицам.</w:t>
             </w:r>
           </w:p>
         </w:tc>
@@ -11046,7 +11640,67 @@
           <w:szCs w:val="28"/>
           <w:lang w:eastAsia="ru-RU"/>
         </w:rPr>
-        <w:t>Разработка и внедрение информационной системы «Wrong Turn» осуществляется в соответствии с календарным планом работ. Сроки определены исходя из трудоемкости этапов, доступных ресурсов (1 разработчик-программист, 1 администратор, 1 тестировщик).</w:t>
+        <w:t>Разработка и внедрение информационной системы «</w:t>
+      </w:r>
+      <w:proofErr w:type="spellStart"/>
+      <w:r>
+        <w:rPr>
+          <w:rFonts w:ascii="Times New Roman" w:eastAsia="Times New Roman" w:hAnsi="Times New Roman" w:cs="Times New Roman"/>
+          <w:sz w:val="28"/>
+          <w:szCs w:val="28"/>
+          <w:lang w:eastAsia="ru-RU"/>
+        </w:rPr>
+        <w:t>Wrong</w:t>
+      </w:r>
+      <w:proofErr w:type="spellEnd"/>
+      <w:r>
+        <w:rPr>
+          <w:rFonts w:ascii="Times New Roman" w:eastAsia="Times New Roman" w:hAnsi="Times New Roman" w:cs="Times New Roman"/>
+          <w:sz w:val="28"/>
+          <w:szCs w:val="28"/>
+          <w:lang w:eastAsia="ru-RU"/>
+        </w:rPr>
+        <w:t xml:space="preserve"> </w:t>
+      </w:r>
+      <w:proofErr w:type="spellStart"/>
+      <w:r>
+        <w:rPr>
+          <w:rFonts w:ascii="Times New Roman" w:eastAsia="Times New Roman" w:hAnsi="Times New Roman" w:cs="Times New Roman"/>
+          <w:sz w:val="28"/>
+          <w:szCs w:val="28"/>
+          <w:lang w:eastAsia="ru-RU"/>
+        </w:rPr>
+        <w:t>Turn</w:t>
+      </w:r>
+      <w:proofErr w:type="spellEnd"/>
+      <w:r>
+        <w:rPr>
+          <w:rFonts w:ascii="Times New Roman" w:eastAsia="Times New Roman" w:hAnsi="Times New Roman" w:cs="Times New Roman"/>
+          <w:sz w:val="28"/>
+          <w:szCs w:val="28"/>
+          <w:lang w:eastAsia="ru-RU"/>
+        </w:rPr>
+        <w:t xml:space="preserve">» осуществляется в соответствии с календарным планом работ. Сроки определены исходя из трудоемкости этапов, доступных ресурсов (1 разработчик-программист, 1 администратор, 1 </w:t>
+      </w:r>
+      <w:proofErr w:type="spellStart"/>
+      <w:r>
+        <w:rPr>
+          <w:rFonts w:ascii="Times New Roman" w:eastAsia="Times New Roman" w:hAnsi="Times New Roman" w:cs="Times New Roman"/>
+          <w:sz w:val="28"/>
+          <w:szCs w:val="28"/>
+          <w:lang w:eastAsia="ru-RU"/>
+        </w:rPr>
+        <w:t>тестировщик</w:t>
+      </w:r>
+      <w:proofErr w:type="spellEnd"/>
+      <w:r>
+        <w:rPr>
+          <w:rFonts w:ascii="Times New Roman" w:eastAsia="Times New Roman" w:hAnsi="Times New Roman" w:cs="Times New Roman"/>
+          <w:sz w:val="28"/>
+          <w:szCs w:val="28"/>
+          <w:lang w:eastAsia="ru-RU"/>
+        </w:rPr>
+        <w:t>).</w:t>
       </w:r>
     </w:p>
     <w:p>
@@ -11480,7 +12134,25 @@
                 <w:sz w:val="24"/>
                 <w:szCs w:val="24"/>
               </w:rPr>
-              <w:t>Разработка серверной части (бэкенд)</w:t>
+              <w:t>Разработка серверной части (</w:t>
+            </w:r>
+            <w:proofErr w:type="spellStart"/>
+            <w:r>
+              <w:rPr>
+                <w:rFonts w:ascii="Times New Roman" w:hAnsi="Times New Roman" w:cs="Times New Roman"/>
+                <w:sz w:val="24"/>
+                <w:szCs w:val="24"/>
+              </w:rPr>
+              <w:t>бэкенд</w:t>
+            </w:r>
+            <w:proofErr w:type="spellEnd"/>
+            <w:r>
+              <w:rPr>
+                <w:rFonts w:ascii="Times New Roman" w:hAnsi="Times New Roman" w:cs="Times New Roman"/>
+                <w:sz w:val="24"/>
+                <w:szCs w:val="24"/>
+              </w:rPr>
+              <w:t>)</w:t>
             </w:r>
           </w:p>
         </w:tc>
@@ -11629,7 +12301,25 @@
                 <w:sz w:val="24"/>
                 <w:szCs w:val="24"/>
               </w:rPr>
-              <w:t>Разработка клиентской части (фронтенд)</w:t>
+              <w:t>Разработка клиентской части (</w:t>
+            </w:r>
+            <w:proofErr w:type="spellStart"/>
+            <w:r>
+              <w:rPr>
+                <w:rFonts w:ascii="Times New Roman" w:hAnsi="Times New Roman" w:cs="Times New Roman"/>
+                <w:sz w:val="24"/>
+                <w:szCs w:val="24"/>
+              </w:rPr>
+              <w:t>фронтенд</w:t>
+            </w:r>
+            <w:proofErr w:type="spellEnd"/>
+            <w:r>
+              <w:rPr>
+                <w:rFonts w:ascii="Times New Roman" w:hAnsi="Times New Roman" w:cs="Times New Roman"/>
+                <w:sz w:val="24"/>
+                <w:szCs w:val="24"/>
+              </w:rPr>
+              <w:t>)</w:t>
             </w:r>
           </w:p>
         </w:tc>
@@ -11723,7 +12413,25 @@
                 <w:sz w:val="24"/>
                 <w:szCs w:val="24"/>
               </w:rPr>
-              <w:t>Веб-интерфейс (адаптивный), реализация таймера, счетчика ошибок, оффлайн-режима</w:t>
+              <w:t xml:space="preserve">Веб-интерфейс (адаптивный), реализация таймера, счетчика ошибок, </w:t>
+            </w:r>
+            <w:proofErr w:type="spellStart"/>
+            <w:r>
+              <w:rPr>
+                <w:rFonts w:ascii="Times New Roman" w:hAnsi="Times New Roman" w:cs="Times New Roman"/>
+                <w:sz w:val="24"/>
+                <w:szCs w:val="24"/>
+              </w:rPr>
+              <w:t>оффлайн</w:t>
+            </w:r>
+            <w:proofErr w:type="spellEnd"/>
+            <w:r>
+              <w:rPr>
+                <w:rFonts w:ascii="Times New Roman" w:hAnsi="Times New Roman" w:cs="Times New Roman"/>
+                <w:sz w:val="24"/>
+                <w:szCs w:val="24"/>
+              </w:rPr>
+              <w:t>-режима</w:t>
             </w:r>
           </w:p>
         </w:tc>
@@ -12325,7 +13033,47 @@
           <w:szCs w:val="28"/>
           <w:lang w:eastAsia="ru-RU"/>
         </w:rPr>
-        <w:t>Таблица 10 - Описание функций и задач для ИС «Wrong Turn»</w:t>
+        <w:t>Таблица 10 - Описание функций и задач для ИС «</w:t>
+      </w:r>
+      <w:proofErr w:type="spellStart"/>
+      <w:r>
+        <w:rPr>
+          <w:rFonts w:ascii="Times New Roman" w:eastAsia="Times New Roman" w:hAnsi="Times New Roman" w:cs="Times New Roman"/>
+          <w:sz w:val="28"/>
+          <w:szCs w:val="28"/>
+          <w:lang w:eastAsia="ru-RU"/>
+        </w:rPr>
+        <w:t>Wrong</w:t>
+      </w:r>
+      <w:proofErr w:type="spellEnd"/>
+      <w:r>
+        <w:rPr>
+          <w:rFonts w:ascii="Times New Roman" w:eastAsia="Times New Roman" w:hAnsi="Times New Roman" w:cs="Times New Roman"/>
+          <w:sz w:val="28"/>
+          <w:szCs w:val="28"/>
+          <w:lang w:eastAsia="ru-RU"/>
+        </w:rPr>
+        <w:t xml:space="preserve"> </w:t>
+      </w:r>
+      <w:proofErr w:type="spellStart"/>
+      <w:r>
+        <w:rPr>
+          <w:rFonts w:ascii="Times New Roman" w:eastAsia="Times New Roman" w:hAnsi="Times New Roman" w:cs="Times New Roman"/>
+          <w:sz w:val="28"/>
+          <w:szCs w:val="28"/>
+          <w:lang w:eastAsia="ru-RU"/>
+        </w:rPr>
+        <w:t>Turn</w:t>
+      </w:r>
+      <w:proofErr w:type="spellEnd"/>
+      <w:r>
+        <w:rPr>
+          <w:rFonts w:ascii="Times New Roman" w:eastAsia="Times New Roman" w:hAnsi="Times New Roman" w:cs="Times New Roman"/>
+          <w:sz w:val="28"/>
+          <w:szCs w:val="28"/>
+          <w:lang w:eastAsia="ru-RU"/>
+        </w:rPr>
+        <w:t>»</w:t>
       </w:r>
     </w:p>
     <w:tbl>
@@ -12715,12 +13463,21 @@
                 <w:sz w:val="24"/>
               </w:rPr>
             </w:pPr>
-            <w:r>
-              <w:rPr>
-                <w:rFonts w:ascii="Times New Roman" w:hAnsi="Times New Roman" w:cs="Times New Roman"/>
-                <w:sz w:val="24"/>
-              </w:rPr>
-              <w:t>Дашборд (личный кабинет)</w:t>
+            <w:proofErr w:type="spellStart"/>
+            <w:r>
+              <w:rPr>
+                <w:rFonts w:ascii="Times New Roman" w:hAnsi="Times New Roman" w:cs="Times New Roman"/>
+                <w:sz w:val="24"/>
+              </w:rPr>
+              <w:t>Дашборд</w:t>
+            </w:r>
+            <w:proofErr w:type="spellEnd"/>
+            <w:r>
+              <w:rPr>
+                <w:rFonts w:ascii="Times New Roman" w:hAnsi="Times New Roman" w:cs="Times New Roman"/>
+                <w:sz w:val="24"/>
+              </w:rPr>
+              <w:t xml:space="preserve"> (личный кабинет)</w:t>
             </w:r>
           </w:p>
         </w:tc>
@@ -13585,7 +14342,47 @@
           <w:szCs w:val="28"/>
           <w:lang w:eastAsia="ru-RU"/>
         </w:rPr>
-        <w:t>Создание информационной системы «Wrong Turn» представляет собой комплекс взаимоувязанных организационных, технических и программных мероприятий, направленных на разработку, внедрение и ввод в эксплуатацию системы автоматизированного тестирования знаний ПДД.</w:t>
+        <w:t>Создание информационной системы «</w:t>
+      </w:r>
+      <w:proofErr w:type="spellStart"/>
+      <w:r>
+        <w:rPr>
+          <w:rFonts w:ascii="Times New Roman" w:eastAsia="Times New Roman" w:hAnsi="Times New Roman" w:cs="Times New Roman"/>
+          <w:sz w:val="28"/>
+          <w:szCs w:val="28"/>
+          <w:lang w:eastAsia="ru-RU"/>
+        </w:rPr>
+        <w:t>Wrong</w:t>
+      </w:r>
+      <w:proofErr w:type="spellEnd"/>
+      <w:r>
+        <w:rPr>
+          <w:rFonts w:ascii="Times New Roman" w:eastAsia="Times New Roman" w:hAnsi="Times New Roman" w:cs="Times New Roman"/>
+          <w:sz w:val="28"/>
+          <w:szCs w:val="28"/>
+          <w:lang w:eastAsia="ru-RU"/>
+        </w:rPr>
+        <w:t xml:space="preserve"> </w:t>
+      </w:r>
+      <w:proofErr w:type="spellStart"/>
+      <w:r>
+        <w:rPr>
+          <w:rFonts w:ascii="Times New Roman" w:eastAsia="Times New Roman" w:hAnsi="Times New Roman" w:cs="Times New Roman"/>
+          <w:sz w:val="28"/>
+          <w:szCs w:val="28"/>
+          <w:lang w:eastAsia="ru-RU"/>
+        </w:rPr>
+        <w:t>Turn</w:t>
+      </w:r>
+      <w:proofErr w:type="spellEnd"/>
+      <w:r>
+        <w:rPr>
+          <w:rFonts w:ascii="Times New Roman" w:eastAsia="Times New Roman" w:hAnsi="Times New Roman" w:cs="Times New Roman"/>
+          <w:sz w:val="28"/>
+          <w:szCs w:val="28"/>
+          <w:lang w:eastAsia="ru-RU"/>
+        </w:rPr>
+        <w:t>» представляет собой комплекс взаимоувязанных организационных, технических и программных мероприятий, направленных на разработку, внедрение и ввод в эксплуатацию системы автоматизированного тестирования знаний ПДД.</w:t>
       </w:r>
     </w:p>
     <w:p>
@@ -13723,7 +14520,47 @@
           <w:szCs w:val="28"/>
           <w:lang w:eastAsia="ru-RU"/>
         </w:rPr>
-        <w:t>Общий процесс создания ИС «Wrong Turn» разделен на 7 основных этапов. Для каждого этапа определены: состав работ, ожидаемые результаты, документация и трудоемкость.</w:t>
+        <w:t>Общий процесс создания ИС «</w:t>
+      </w:r>
+      <w:proofErr w:type="spellStart"/>
+      <w:r>
+        <w:rPr>
+          <w:rFonts w:ascii="Times New Roman" w:eastAsia="Times New Roman" w:hAnsi="Times New Roman" w:cs="Times New Roman"/>
+          <w:sz w:val="28"/>
+          <w:szCs w:val="28"/>
+          <w:lang w:eastAsia="ru-RU"/>
+        </w:rPr>
+        <w:t>Wrong</w:t>
+      </w:r>
+      <w:proofErr w:type="spellEnd"/>
+      <w:r>
+        <w:rPr>
+          <w:rFonts w:ascii="Times New Roman" w:eastAsia="Times New Roman" w:hAnsi="Times New Roman" w:cs="Times New Roman"/>
+          <w:sz w:val="28"/>
+          <w:szCs w:val="28"/>
+          <w:lang w:eastAsia="ru-RU"/>
+        </w:rPr>
+        <w:t xml:space="preserve"> </w:t>
+      </w:r>
+      <w:proofErr w:type="spellStart"/>
+      <w:r>
+        <w:rPr>
+          <w:rFonts w:ascii="Times New Roman" w:eastAsia="Times New Roman" w:hAnsi="Times New Roman" w:cs="Times New Roman"/>
+          <w:sz w:val="28"/>
+          <w:szCs w:val="28"/>
+          <w:lang w:eastAsia="ru-RU"/>
+        </w:rPr>
+        <w:t>Turn</w:t>
+      </w:r>
+      <w:proofErr w:type="spellEnd"/>
+      <w:r>
+        <w:rPr>
+          <w:rFonts w:ascii="Times New Roman" w:eastAsia="Times New Roman" w:hAnsi="Times New Roman" w:cs="Times New Roman"/>
+          <w:sz w:val="28"/>
+          <w:szCs w:val="28"/>
+          <w:lang w:eastAsia="ru-RU"/>
+        </w:rPr>
+        <w:t>» разделен на 7 основных этапов. Для каждого этапа определены: состав работ, ожидаемые результаты, документация и трудоемкость.</w:t>
       </w:r>
     </w:p>
     <w:p>
@@ -14408,7 +15245,61 @@
                 <w:sz w:val="24"/>
                 <w:szCs w:val="24"/>
               </w:rPr>
-              <w:t>Выбор клиент-серверной архитектуры, определение компонентов (фронтенд, бэкенд, БД, оффлайн-хранилище)</w:t>
+              <w:t>Выбор клиент-серверной архитектуры, определение компонентов (</w:t>
+            </w:r>
+            <w:proofErr w:type="spellStart"/>
+            <w:r>
+              <w:rPr>
+                <w:rFonts w:ascii="Times New Roman" w:hAnsi="Times New Roman" w:cs="Times New Roman"/>
+                <w:sz w:val="24"/>
+                <w:szCs w:val="24"/>
+              </w:rPr>
+              <w:t>фронтенд</w:t>
+            </w:r>
+            <w:proofErr w:type="spellEnd"/>
+            <w:r>
+              <w:rPr>
+                <w:rFonts w:ascii="Times New Roman" w:hAnsi="Times New Roman" w:cs="Times New Roman"/>
+                <w:sz w:val="24"/>
+                <w:szCs w:val="24"/>
+              </w:rPr>
+              <w:t xml:space="preserve">, </w:t>
+            </w:r>
+            <w:proofErr w:type="spellStart"/>
+            <w:r>
+              <w:rPr>
+                <w:rFonts w:ascii="Times New Roman" w:hAnsi="Times New Roman" w:cs="Times New Roman"/>
+                <w:sz w:val="24"/>
+                <w:szCs w:val="24"/>
+              </w:rPr>
+              <w:t>бэкенд</w:t>
+            </w:r>
+            <w:proofErr w:type="spellEnd"/>
+            <w:r>
+              <w:rPr>
+                <w:rFonts w:ascii="Times New Roman" w:hAnsi="Times New Roman" w:cs="Times New Roman"/>
+                <w:sz w:val="24"/>
+                <w:szCs w:val="24"/>
+              </w:rPr>
+              <w:t xml:space="preserve">, БД, </w:t>
+            </w:r>
+            <w:proofErr w:type="spellStart"/>
+            <w:r>
+              <w:rPr>
+                <w:rFonts w:ascii="Times New Roman" w:hAnsi="Times New Roman" w:cs="Times New Roman"/>
+                <w:sz w:val="24"/>
+                <w:szCs w:val="24"/>
+              </w:rPr>
+              <w:t>оффлайн</w:t>
+            </w:r>
+            <w:proofErr w:type="spellEnd"/>
+            <w:r>
+              <w:rPr>
+                <w:rFonts w:ascii="Times New Roman" w:hAnsi="Times New Roman" w:cs="Times New Roman"/>
+                <w:sz w:val="24"/>
+                <w:szCs w:val="24"/>
+              </w:rPr>
+              <w:t>-хранилище)</w:t>
             </w:r>
           </w:p>
         </w:tc>
@@ -14768,7 +15659,27 @@
           <w:szCs w:val="28"/>
           <w:lang w:eastAsia="ru-RU"/>
         </w:rPr>
-        <w:t>Таблица 15 – Состав работ (бэкенд)</w:t>
+        <w:t>Таблица 15 – Состав работ (</w:t>
+      </w:r>
+      <w:proofErr w:type="spellStart"/>
+      <w:r>
+        <w:rPr>
+          <w:rFonts w:ascii="Times New Roman" w:eastAsia="Times New Roman" w:hAnsi="Times New Roman" w:cs="Times New Roman"/>
+          <w:sz w:val="28"/>
+          <w:szCs w:val="28"/>
+          <w:lang w:eastAsia="ru-RU"/>
+        </w:rPr>
+        <w:t>бэкенд</w:t>
+      </w:r>
+      <w:proofErr w:type="spellEnd"/>
+      <w:r>
+        <w:rPr>
+          <w:rFonts w:ascii="Times New Roman" w:eastAsia="Times New Roman" w:hAnsi="Times New Roman" w:cs="Times New Roman"/>
+          <w:sz w:val="28"/>
+          <w:szCs w:val="28"/>
+          <w:lang w:eastAsia="ru-RU"/>
+        </w:rPr>
+        <w:t>)</w:t>
       </w:r>
     </w:p>
     <w:tbl>
@@ -15006,7 +15917,47 @@
                 <w:szCs w:val="24"/>
                 <w:highlight w:val="red"/>
               </w:rPr>
-              <w:t>Создание таблиц БД через ORM (Django Models), миграции</w:t>
+              <w:t>Создание таблиц БД через ORM (</w:t>
+            </w:r>
+            <w:proofErr w:type="spellStart"/>
+            <w:r>
+              <w:rPr>
+                <w:rFonts w:ascii="Times New Roman" w:hAnsi="Times New Roman" w:cs="Times New Roman"/>
+                <w:sz w:val="24"/>
+                <w:szCs w:val="24"/>
+                <w:highlight w:val="red"/>
+              </w:rPr>
+              <w:t>Django</w:t>
+            </w:r>
+            <w:proofErr w:type="spellEnd"/>
+            <w:r>
+              <w:rPr>
+                <w:rFonts w:ascii="Times New Roman" w:hAnsi="Times New Roman" w:cs="Times New Roman"/>
+                <w:sz w:val="24"/>
+                <w:szCs w:val="24"/>
+                <w:highlight w:val="red"/>
+              </w:rPr>
+              <w:t xml:space="preserve"> </w:t>
+            </w:r>
+            <w:proofErr w:type="spellStart"/>
+            <w:r>
+              <w:rPr>
+                <w:rFonts w:ascii="Times New Roman" w:hAnsi="Times New Roman" w:cs="Times New Roman"/>
+                <w:sz w:val="24"/>
+                <w:szCs w:val="24"/>
+                <w:highlight w:val="red"/>
+              </w:rPr>
+              <w:t>Models</w:t>
+            </w:r>
+            <w:proofErr w:type="spellEnd"/>
+            <w:r>
+              <w:rPr>
+                <w:rFonts w:ascii="Times New Roman" w:hAnsi="Times New Roman" w:cs="Times New Roman"/>
+                <w:sz w:val="24"/>
+                <w:szCs w:val="24"/>
+                <w:highlight w:val="red"/>
+              </w:rPr>
+              <w:t>), миграции</w:t>
             </w:r>
           </w:p>
         </w:tc>
@@ -15417,7 +16368,27 @@
           <w:szCs w:val="28"/>
           <w:lang w:eastAsia="ru-RU"/>
         </w:rPr>
-        <w:t>Таблица 16 – Состав работ(фронтед)</w:t>
+        <w:t>Таблица 16 – Состав работ(</w:t>
+      </w:r>
+      <w:proofErr w:type="spellStart"/>
+      <w:r>
+        <w:rPr>
+          <w:rFonts w:ascii="Times New Roman" w:eastAsia="Times New Roman" w:hAnsi="Times New Roman" w:cs="Times New Roman"/>
+          <w:sz w:val="28"/>
+          <w:szCs w:val="28"/>
+          <w:lang w:eastAsia="ru-RU"/>
+        </w:rPr>
+        <w:t>фронтед</w:t>
+      </w:r>
+      <w:proofErr w:type="spellEnd"/>
+      <w:r>
+        <w:rPr>
+          <w:rFonts w:ascii="Times New Roman" w:eastAsia="Times New Roman" w:hAnsi="Times New Roman" w:cs="Times New Roman"/>
+          <w:sz w:val="28"/>
+          <w:szCs w:val="28"/>
+          <w:lang w:eastAsia="ru-RU"/>
+        </w:rPr>
+        <w:t>)</w:t>
       </w:r>
     </w:p>
     <w:tbl>
@@ -15562,7 +16533,25 @@
                 <w:sz w:val="24"/>
                 <w:szCs w:val="24"/>
               </w:rPr>
-              <w:t>HTML/CSS, адаптив, темная/светлая тема</w:t>
+              <w:t xml:space="preserve">HTML/CSS, </w:t>
+            </w:r>
+            <w:proofErr w:type="spellStart"/>
+            <w:r>
+              <w:rPr>
+                <w:rFonts w:ascii="Times New Roman" w:hAnsi="Times New Roman" w:cs="Times New Roman"/>
+                <w:sz w:val="24"/>
+                <w:szCs w:val="24"/>
+              </w:rPr>
+              <w:t>адаптив</w:t>
+            </w:r>
+            <w:proofErr w:type="spellEnd"/>
+            <w:r>
+              <w:rPr>
+                <w:rFonts w:ascii="Times New Roman" w:hAnsi="Times New Roman" w:cs="Times New Roman"/>
+                <w:sz w:val="24"/>
+                <w:szCs w:val="24"/>
+              </w:rPr>
+              <w:t>, темная/светлая тема</w:t>
             </w:r>
           </w:p>
         </w:tc>
@@ -15630,8 +16619,18 @@
                 <w:sz w:val="24"/>
                 <w:szCs w:val="24"/>
               </w:rPr>
-              <w:t>Формы, валидация</w:t>
-            </w:r>
+              <w:t xml:space="preserve">Формы, </w:t>
+            </w:r>
+            <w:proofErr w:type="spellStart"/>
+            <w:r>
+              <w:rPr>
+                <w:rFonts w:ascii="Times New Roman" w:hAnsi="Times New Roman" w:cs="Times New Roman"/>
+                <w:sz w:val="24"/>
+                <w:szCs w:val="24"/>
+              </w:rPr>
+              <w:t>валидация</w:t>
+            </w:r>
+            <w:proofErr w:type="spellEnd"/>
           </w:p>
         </w:tc>
       </w:tr>
@@ -16033,7 +17032,27 @@
           <w:szCs w:val="28"/>
           <w:lang w:eastAsia="ru-RU"/>
         </w:rPr>
-        <w:t>Таблица 17 – Состав работ(фронтед)</w:t>
+        <w:t>Таблица 17 – Состав работ(</w:t>
+      </w:r>
+      <w:proofErr w:type="spellStart"/>
+      <w:r>
+        <w:rPr>
+          <w:rFonts w:ascii="Times New Roman" w:eastAsia="Times New Roman" w:hAnsi="Times New Roman" w:cs="Times New Roman"/>
+          <w:sz w:val="28"/>
+          <w:szCs w:val="28"/>
+          <w:lang w:eastAsia="ru-RU"/>
+        </w:rPr>
+        <w:t>фронтед</w:t>
+      </w:r>
+      <w:proofErr w:type="spellEnd"/>
+      <w:r>
+        <w:rPr>
+          <w:rFonts w:ascii="Times New Roman" w:eastAsia="Times New Roman" w:hAnsi="Times New Roman" w:cs="Times New Roman"/>
+          <w:sz w:val="28"/>
+          <w:szCs w:val="28"/>
+          <w:lang w:eastAsia="ru-RU"/>
+        </w:rPr>
+        <w:t>)</w:t>
       </w:r>
     </w:p>
     <w:tbl>
@@ -16515,7 +17534,49 @@
               <w:rPr>
                 <w:rFonts w:ascii="Times New Roman" w:hAnsi="Times New Roman" w:cs="Times New Roman"/>
               </w:rPr>
-              <w:t xml:space="preserve">х (Chrome, Firefox, Yandex) и 3 </w:t>
+              <w:t>х (</w:t>
+            </w:r>
+            <w:proofErr w:type="spellStart"/>
+            <w:r>
+              <w:rPr>
+                <w:rFonts w:ascii="Times New Roman" w:hAnsi="Times New Roman" w:cs="Times New Roman"/>
+              </w:rPr>
+              <w:t>Chrome</w:t>
+            </w:r>
+            <w:proofErr w:type="spellEnd"/>
+            <w:r>
+              <w:rPr>
+                <w:rFonts w:ascii="Times New Roman" w:hAnsi="Times New Roman" w:cs="Times New Roman"/>
+              </w:rPr>
+              <w:t xml:space="preserve">, </w:t>
+            </w:r>
+            <w:proofErr w:type="spellStart"/>
+            <w:r>
+              <w:rPr>
+                <w:rFonts w:ascii="Times New Roman" w:hAnsi="Times New Roman" w:cs="Times New Roman"/>
+              </w:rPr>
+              <w:t>Firefox</w:t>
+            </w:r>
+            <w:proofErr w:type="spellEnd"/>
+            <w:r>
+              <w:rPr>
+                <w:rFonts w:ascii="Times New Roman" w:hAnsi="Times New Roman" w:cs="Times New Roman"/>
+              </w:rPr>
+              <w:t xml:space="preserve">, </w:t>
+            </w:r>
+            <w:proofErr w:type="spellStart"/>
+            <w:r>
+              <w:rPr>
+                <w:rFonts w:ascii="Times New Roman" w:hAnsi="Times New Roman" w:cs="Times New Roman"/>
+              </w:rPr>
+              <w:t>Yandex</w:t>
+            </w:r>
+            <w:proofErr w:type="spellEnd"/>
+            <w:r>
+              <w:rPr>
+                <w:rFonts w:ascii="Times New Roman" w:hAnsi="Times New Roman" w:cs="Times New Roman"/>
+              </w:rPr>
+              <w:t xml:space="preserve">) и 3 </w:t>
             </w:r>
             <w:r>
               <w:rPr>
@@ -16596,7 +17657,21 @@
               <w:rPr>
                 <w:rFonts w:ascii="Times New Roman" w:hAnsi="Times New Roman" w:cs="Times New Roman"/>
               </w:rPr>
-              <w:t>Заведение баг-репортов, классификация по критичности (Severity 1–4), исправление критических ошибок</w:t>
+              <w:t>Заведение баг-репортов, классификация по критичности (</w:t>
+            </w:r>
+            <w:proofErr w:type="spellStart"/>
+            <w:r>
+              <w:rPr>
+                <w:rFonts w:ascii="Times New Roman" w:hAnsi="Times New Roman" w:cs="Times New Roman"/>
+              </w:rPr>
+              <w:t>Severity</w:t>
+            </w:r>
+            <w:proofErr w:type="spellEnd"/>
+            <w:r>
+              <w:rPr>
+                <w:rFonts w:ascii="Times New Roman" w:hAnsi="Times New Roman" w:cs="Times New Roman"/>
+              </w:rPr>
+              <w:t xml:space="preserve"> 1–4), исправление критических ошибок</w:t>
             </w:r>
           </w:p>
         </w:tc>
@@ -18779,7 +19854,7 @@
         </w:rPr>
       </w:pPr>
       <w:bookmarkStart w:id="10" w:name="_Toc229829443"/>
-      <w:bookmarkStart w:id="11" w:name="_Toc229829729"/>
+      <w:bookmarkStart w:id="11" w:name="_Toc229835764"/>
       <w:r>
         <w:rPr>
           <w:rFonts w:eastAsia="Times New Roman"/>
@@ -18828,7 +19903,7 @@
         </w:rPr>
       </w:pPr>
       <w:bookmarkStart w:id="12" w:name="_Toc229829444"/>
-      <w:bookmarkStart w:id="13" w:name="_Toc229829730"/>
+      <w:bookmarkStart w:id="13" w:name="_Toc229835765"/>
       <w:r>
         <w:rPr>
           <w:rFonts w:eastAsia="Times New Roman"/>
@@ -18852,7 +19927,7 @@
         </w:rPr>
       </w:pPr>
       <w:bookmarkStart w:id="14" w:name="_Toc229829445"/>
-      <w:bookmarkStart w:id="15" w:name="_Toc229829731"/>
+      <w:bookmarkStart w:id="15" w:name="_Toc229835766"/>
       <w:r>
         <w:rPr>
           <w:rFonts w:eastAsia="Times New Roman"/>
@@ -19010,7 +20085,27 @@
           <w:szCs w:val="28"/>
           <w:lang w:eastAsia="ru-RU"/>
         </w:rPr>
-        <w:t>Выход из системы (logout)</w:t>
+        <w:t>Выход из системы (</w:t>
+      </w:r>
+      <w:proofErr w:type="spellStart"/>
+      <w:r>
+        <w:rPr>
+          <w:rFonts w:ascii="Times New Roman" w:eastAsia="Times New Roman" w:hAnsi="Times New Roman" w:cs="Times New Roman"/>
+          <w:sz w:val="28"/>
+          <w:szCs w:val="28"/>
+          <w:lang w:eastAsia="ru-RU"/>
+        </w:rPr>
+        <w:t>logout</w:t>
+      </w:r>
+      <w:proofErr w:type="spellEnd"/>
+      <w:r>
+        <w:rPr>
+          <w:rFonts w:ascii="Times New Roman" w:eastAsia="Times New Roman" w:hAnsi="Times New Roman" w:cs="Times New Roman"/>
+          <w:sz w:val="28"/>
+          <w:szCs w:val="28"/>
+          <w:lang w:eastAsia="ru-RU"/>
+        </w:rPr>
+        <w:t>)</w:t>
       </w:r>
     </w:p>
     <w:p>
@@ -19037,7 +20132,47 @@
           <w:szCs w:val="28"/>
           <w:lang w:eastAsia="ru-RU"/>
         </w:rPr>
-        <w:t>Проверка роли пользователя (user / admin) после входа</w:t>
+        <w:t>Проверка роли пользователя (</w:t>
+      </w:r>
+      <w:proofErr w:type="spellStart"/>
+      <w:r>
+        <w:rPr>
+          <w:rFonts w:ascii="Times New Roman" w:eastAsia="Times New Roman" w:hAnsi="Times New Roman" w:cs="Times New Roman"/>
+          <w:sz w:val="28"/>
+          <w:szCs w:val="28"/>
+          <w:lang w:eastAsia="ru-RU"/>
+        </w:rPr>
+        <w:t>user</w:t>
+      </w:r>
+      <w:proofErr w:type="spellEnd"/>
+      <w:r>
+        <w:rPr>
+          <w:rFonts w:ascii="Times New Roman" w:eastAsia="Times New Roman" w:hAnsi="Times New Roman" w:cs="Times New Roman"/>
+          <w:sz w:val="28"/>
+          <w:szCs w:val="28"/>
+          <w:lang w:eastAsia="ru-RU"/>
+        </w:rPr>
+        <w:t xml:space="preserve"> / </w:t>
+      </w:r>
+      <w:proofErr w:type="spellStart"/>
+      <w:r>
+        <w:rPr>
+          <w:rFonts w:ascii="Times New Roman" w:eastAsia="Times New Roman" w:hAnsi="Times New Roman" w:cs="Times New Roman"/>
+          <w:sz w:val="28"/>
+          <w:szCs w:val="28"/>
+          <w:lang w:eastAsia="ru-RU"/>
+        </w:rPr>
+        <w:t>admin</w:t>
+      </w:r>
+      <w:proofErr w:type="spellEnd"/>
+      <w:r>
+        <w:rPr>
+          <w:rFonts w:ascii="Times New Roman" w:eastAsia="Times New Roman" w:hAnsi="Times New Roman" w:cs="Times New Roman"/>
+          <w:sz w:val="28"/>
+          <w:szCs w:val="28"/>
+          <w:lang w:eastAsia="ru-RU"/>
+        </w:rPr>
+        <w:t>) после входа</w:t>
       </w:r>
     </w:p>
     <w:p>
@@ -19112,7 +20247,67 @@
           <w:szCs w:val="28"/>
           <w:lang w:eastAsia="ru-RU"/>
         </w:rPr>
-        <w:t>Запрашивает / сохраняет данные в Базу данных (таблицы `users`, `roles`, `sessions`)</w:t>
+        <w:t>Запрашивает / сохраняет данные в Базу данных (таблицы `</w:t>
+      </w:r>
+      <w:proofErr w:type="spellStart"/>
+      <w:r>
+        <w:rPr>
+          <w:rFonts w:ascii="Times New Roman" w:eastAsia="Times New Roman" w:hAnsi="Times New Roman" w:cs="Times New Roman"/>
+          <w:sz w:val="28"/>
+          <w:szCs w:val="28"/>
+          <w:lang w:eastAsia="ru-RU"/>
+        </w:rPr>
+        <w:t>users</w:t>
+      </w:r>
+      <w:proofErr w:type="spellEnd"/>
+      <w:r>
+        <w:rPr>
+          <w:rFonts w:ascii="Times New Roman" w:eastAsia="Times New Roman" w:hAnsi="Times New Roman" w:cs="Times New Roman"/>
+          <w:sz w:val="28"/>
+          <w:szCs w:val="28"/>
+          <w:lang w:eastAsia="ru-RU"/>
+        </w:rPr>
+        <w:t>`, `</w:t>
+      </w:r>
+      <w:proofErr w:type="spellStart"/>
+      <w:r>
+        <w:rPr>
+          <w:rFonts w:ascii="Times New Roman" w:eastAsia="Times New Roman" w:hAnsi="Times New Roman" w:cs="Times New Roman"/>
+          <w:sz w:val="28"/>
+          <w:szCs w:val="28"/>
+          <w:lang w:eastAsia="ru-RU"/>
+        </w:rPr>
+        <w:t>roles</w:t>
+      </w:r>
+      <w:proofErr w:type="spellEnd"/>
+      <w:r>
+        <w:rPr>
+          <w:rFonts w:ascii="Times New Roman" w:eastAsia="Times New Roman" w:hAnsi="Times New Roman" w:cs="Times New Roman"/>
+          <w:sz w:val="28"/>
+          <w:szCs w:val="28"/>
+          <w:lang w:eastAsia="ru-RU"/>
+        </w:rPr>
+        <w:t>`, `</w:t>
+      </w:r>
+      <w:proofErr w:type="spellStart"/>
+      <w:r>
+        <w:rPr>
+          <w:rFonts w:ascii="Times New Roman" w:eastAsia="Times New Roman" w:hAnsi="Times New Roman" w:cs="Times New Roman"/>
+          <w:sz w:val="28"/>
+          <w:szCs w:val="28"/>
+          <w:lang w:eastAsia="ru-RU"/>
+        </w:rPr>
+        <w:t>sessions</w:t>
+      </w:r>
+      <w:proofErr w:type="spellEnd"/>
+      <w:r>
+        <w:rPr>
+          <w:rFonts w:ascii="Times New Roman" w:eastAsia="Times New Roman" w:hAnsi="Times New Roman" w:cs="Times New Roman"/>
+          <w:sz w:val="28"/>
+          <w:szCs w:val="28"/>
+          <w:lang w:eastAsia="ru-RU"/>
+        </w:rPr>
+        <w:t>`)</w:t>
       </w:r>
     </w:p>
     <w:p>
@@ -19128,7 +20323,7 @@
         </w:rPr>
       </w:pPr>
       <w:bookmarkStart w:id="16" w:name="_Toc229829446"/>
-      <w:bookmarkStart w:id="17" w:name="_Toc229829732"/>
+      <w:bookmarkStart w:id="17" w:name="_Toc229835767"/>
       <w:r>
         <w:rPr>
           <w:rFonts w:eastAsia="Times New Roman"/>
@@ -19180,7 +20375,7 @@
         </w:rPr>
       </w:pPr>
       <w:bookmarkStart w:id="18" w:name="_Toc229829447"/>
-      <w:bookmarkStart w:id="19" w:name="_Toc229829733"/>
+      <w:bookmarkStart w:id="19" w:name="_Toc229835768"/>
       <w:r>
         <w:rPr>
           <w:rFonts w:eastAsia="Times New Roman"/>
@@ -19205,7 +20400,7 @@
         </w:rPr>
       </w:pPr>
       <w:bookmarkStart w:id="20" w:name="_Toc229829448"/>
-      <w:bookmarkStart w:id="21" w:name="_Toc229829734"/>
+      <w:bookmarkStart w:id="21" w:name="_Toc229835769"/>
       <w:r>
         <w:rPr>
           <w:rFonts w:eastAsia="Times New Roman"/>
@@ -19607,7 +20802,7 @@
         </w:rPr>
       </w:pPr>
       <w:bookmarkStart w:id="22" w:name="_Toc229829449"/>
-      <w:bookmarkStart w:id="23" w:name="_Toc229829735"/>
+      <w:bookmarkStart w:id="23" w:name="_Toc229835770"/>
       <w:r>
         <w:rPr>
           <w:rFonts w:eastAsia="Times New Roman"/>
@@ -19645,7 +20840,7 @@
         </w:rPr>
       </w:pPr>
       <w:bookmarkStart w:id="24" w:name="_Toc229829450"/>
-      <w:bookmarkStart w:id="25" w:name="_Toc229829736"/>
+      <w:bookmarkStart w:id="25" w:name="_Toc229835771"/>
       <w:r>
         <w:rPr>
           <w:rFonts w:eastAsia="Times New Roman"/>
@@ -19669,7 +20864,7 @@
         </w:rPr>
       </w:pPr>
       <w:bookmarkStart w:id="26" w:name="_Toc229829451"/>
-      <w:bookmarkStart w:id="27" w:name="_Toc229829737"/>
+      <w:bookmarkStart w:id="27" w:name="_Toc229835772"/>
       <w:r>
         <w:rPr>
           <w:rFonts w:eastAsia="Times New Roman"/>
@@ -19785,7 +20980,7 @@
           <w:lang w:eastAsia="ru-RU"/>
         </w:rPr>
       </w:pPr>
-      <w:bookmarkStart w:id="28" w:name="_Toc229829738"/>
+      <w:bookmarkStart w:id="28" w:name="_Toc229835773"/>
       <w:r>
         <w:rPr>
           <w:rFonts w:eastAsia="Times New Roman"/>
@@ -19885,7 +21080,7 @@
           <w:lang w:eastAsia="ru-RU"/>
         </w:rPr>
       </w:pPr>
-      <w:bookmarkStart w:id="29" w:name="_Toc229829739"/>
+      <w:bookmarkStart w:id="29" w:name="_Toc229835774"/>
       <w:r>
         <w:rPr>
           <w:rFonts w:eastAsia="Times New Roman"/>
@@ -19934,14 +21129,145 @@
           <w:lang w:eastAsia="ru-RU"/>
         </w:rPr>
       </w:pPr>
-      <w:r>
-        <w:rPr>
-          <w:rFonts w:ascii="Times New Roman" w:eastAsia="Times New Roman" w:hAnsi="Times New Roman" w:cs="Times New Roman"/>
-          <w:sz w:val="28"/>
-          <w:szCs w:val="28"/>
-          <w:lang w:eastAsia="ru-RU"/>
-        </w:rPr>
-        <w:t>Парсинг CSV (столбцы, например: `номер_билета, вопрос, вариант_A, вариант_B, вариант_C, правильный_ответ`)</w:t>
+      <w:proofErr w:type="spellStart"/>
+      <w:r>
+        <w:rPr>
+          <w:rFonts w:ascii="Times New Roman" w:eastAsia="Times New Roman" w:hAnsi="Times New Roman" w:cs="Times New Roman"/>
+          <w:sz w:val="28"/>
+          <w:szCs w:val="28"/>
+          <w:lang w:eastAsia="ru-RU"/>
+        </w:rPr>
+        <w:t>Парсинг</w:t>
+      </w:r>
+      <w:proofErr w:type="spellEnd"/>
+      <w:r>
+        <w:rPr>
+          <w:rFonts w:ascii="Times New Roman" w:eastAsia="Times New Roman" w:hAnsi="Times New Roman" w:cs="Times New Roman"/>
+          <w:sz w:val="28"/>
+          <w:szCs w:val="28"/>
+          <w:lang w:eastAsia="ru-RU"/>
+        </w:rPr>
+        <w:t xml:space="preserve"> CSV (столбцы, </w:t>
+      </w:r>
+      <w:proofErr w:type="gramStart"/>
+      <w:r>
+        <w:rPr>
+          <w:rFonts w:ascii="Times New Roman" w:eastAsia="Times New Roman" w:hAnsi="Times New Roman" w:cs="Times New Roman"/>
+          <w:sz w:val="28"/>
+          <w:szCs w:val="28"/>
+          <w:lang w:eastAsia="ru-RU"/>
+        </w:rPr>
+        <w:t>например</w:t>
+      </w:r>
+      <w:proofErr w:type="gramEnd"/>
+      <w:r>
+        <w:rPr>
+          <w:rFonts w:ascii="Times New Roman" w:eastAsia="Times New Roman" w:hAnsi="Times New Roman" w:cs="Times New Roman"/>
+          <w:sz w:val="28"/>
+          <w:szCs w:val="28"/>
+          <w:lang w:eastAsia="ru-RU"/>
+        </w:rPr>
+        <w:t>: `</w:t>
+      </w:r>
+      <w:proofErr w:type="spellStart"/>
+      <w:r>
+        <w:rPr>
+          <w:rFonts w:ascii="Times New Roman" w:eastAsia="Times New Roman" w:hAnsi="Times New Roman" w:cs="Times New Roman"/>
+          <w:sz w:val="28"/>
+          <w:szCs w:val="28"/>
+          <w:lang w:eastAsia="ru-RU"/>
+        </w:rPr>
+        <w:t>номер_билета</w:t>
+      </w:r>
+      <w:proofErr w:type="spellEnd"/>
+      <w:r>
+        <w:rPr>
+          <w:rFonts w:ascii="Times New Roman" w:eastAsia="Times New Roman" w:hAnsi="Times New Roman" w:cs="Times New Roman"/>
+          <w:sz w:val="28"/>
+          <w:szCs w:val="28"/>
+          <w:lang w:eastAsia="ru-RU"/>
+        </w:rPr>
+        <w:t xml:space="preserve">, вопрос, </w:t>
+      </w:r>
+      <w:proofErr w:type="spellStart"/>
+      <w:r>
+        <w:rPr>
+          <w:rFonts w:ascii="Times New Roman" w:eastAsia="Times New Roman" w:hAnsi="Times New Roman" w:cs="Times New Roman"/>
+          <w:sz w:val="28"/>
+          <w:szCs w:val="28"/>
+          <w:lang w:eastAsia="ru-RU"/>
+        </w:rPr>
+        <w:t>вариант_A</w:t>
+      </w:r>
+      <w:proofErr w:type="spellEnd"/>
+      <w:r>
+        <w:rPr>
+          <w:rFonts w:ascii="Times New Roman" w:eastAsia="Times New Roman" w:hAnsi="Times New Roman" w:cs="Times New Roman"/>
+          <w:sz w:val="28"/>
+          <w:szCs w:val="28"/>
+          <w:lang w:eastAsia="ru-RU"/>
+        </w:rPr>
+        <w:t xml:space="preserve">, </w:t>
+      </w:r>
+      <w:proofErr w:type="spellStart"/>
+      <w:r>
+        <w:rPr>
+          <w:rFonts w:ascii="Times New Roman" w:eastAsia="Times New Roman" w:hAnsi="Times New Roman" w:cs="Times New Roman"/>
+          <w:sz w:val="28"/>
+          <w:szCs w:val="28"/>
+          <w:lang w:eastAsia="ru-RU"/>
+        </w:rPr>
+        <w:t>вариант_B</w:t>
+      </w:r>
+      <w:proofErr w:type="spellEnd"/>
+      <w:r>
+        <w:rPr>
+          <w:rFonts w:ascii="Times New Roman" w:eastAsia="Times New Roman" w:hAnsi="Times New Roman" w:cs="Times New Roman"/>
+          <w:sz w:val="28"/>
+          <w:szCs w:val="28"/>
+          <w:lang w:eastAsia="ru-RU"/>
+        </w:rPr>
+        <w:t xml:space="preserve">, </w:t>
+      </w:r>
+      <w:proofErr w:type="spellStart"/>
+      <w:r>
+        <w:rPr>
+          <w:rFonts w:ascii="Times New Roman" w:eastAsia="Times New Roman" w:hAnsi="Times New Roman" w:cs="Times New Roman"/>
+          <w:sz w:val="28"/>
+          <w:szCs w:val="28"/>
+          <w:lang w:eastAsia="ru-RU"/>
+        </w:rPr>
+        <w:t>вариант_C</w:t>
+      </w:r>
+      <w:proofErr w:type="spellEnd"/>
+      <w:r>
+        <w:rPr>
+          <w:rFonts w:ascii="Times New Roman" w:eastAsia="Times New Roman" w:hAnsi="Times New Roman" w:cs="Times New Roman"/>
+          <w:sz w:val="28"/>
+          <w:szCs w:val="28"/>
+          <w:lang w:eastAsia="ru-RU"/>
+        </w:rPr>
+        <w:t xml:space="preserve">, </w:t>
+      </w:r>
+      <w:proofErr w:type="spellStart"/>
+      <w:r>
+        <w:rPr>
+          <w:rFonts w:ascii="Times New Roman" w:eastAsia="Times New Roman" w:hAnsi="Times New Roman" w:cs="Times New Roman"/>
+          <w:sz w:val="28"/>
+          <w:szCs w:val="28"/>
+          <w:lang w:eastAsia="ru-RU"/>
+        </w:rPr>
+        <w:t>правильный_ответ</w:t>
+      </w:r>
+      <w:proofErr w:type="spellEnd"/>
+      <w:r>
+        <w:rPr>
+          <w:rFonts w:ascii="Times New Roman" w:eastAsia="Times New Roman" w:hAnsi="Times New Roman" w:cs="Times New Roman"/>
+          <w:sz w:val="28"/>
+          <w:szCs w:val="28"/>
+          <w:lang w:eastAsia="ru-RU"/>
+        </w:rPr>
+        <w:t>`)</w:t>
       </w:r>
     </w:p>
     <w:p>
@@ -19960,14 +21286,25 @@
           <w:lang w:eastAsia="ru-RU"/>
         </w:rPr>
       </w:pPr>
-      <w:r>
-        <w:rPr>
-          <w:rFonts w:ascii="Times New Roman" w:eastAsia="Times New Roman" w:hAnsi="Times New Roman" w:cs="Times New Roman"/>
-          <w:sz w:val="28"/>
-          <w:szCs w:val="28"/>
-          <w:lang w:eastAsia="ru-RU"/>
-        </w:rPr>
-        <w:t>Валидация данных перед добавлением</w:t>
+      <w:proofErr w:type="spellStart"/>
+      <w:r>
+        <w:rPr>
+          <w:rFonts w:ascii="Times New Roman" w:eastAsia="Times New Roman" w:hAnsi="Times New Roman" w:cs="Times New Roman"/>
+          <w:sz w:val="28"/>
+          <w:szCs w:val="28"/>
+          <w:lang w:eastAsia="ru-RU"/>
+        </w:rPr>
+        <w:t>Валидация</w:t>
+      </w:r>
+      <w:proofErr w:type="spellEnd"/>
+      <w:r>
+        <w:rPr>
+          <w:rFonts w:ascii="Times New Roman" w:eastAsia="Times New Roman" w:hAnsi="Times New Roman" w:cs="Times New Roman"/>
+          <w:sz w:val="28"/>
+          <w:szCs w:val="28"/>
+          <w:lang w:eastAsia="ru-RU"/>
+        </w:rPr>
+        <w:t xml:space="preserve"> данных перед добавлением</w:t>
       </w:r>
     </w:p>
     <w:p>
@@ -20034,7 +21371,7 @@
           <w:lang w:eastAsia="ru-RU"/>
         </w:rPr>
       </w:pPr>
-      <w:bookmarkStart w:id="30" w:name="_Toc229829740"/>
+      <w:bookmarkStart w:id="30" w:name="_Toc229835775"/>
       <w:r>
         <w:rPr>
           <w:rFonts w:eastAsia="Times New Roman"/>
@@ -20268,14 +21605,25 @@
           <w:lang w:eastAsia="ru-RU"/>
         </w:rPr>
       </w:pPr>
-      <w:r>
-        <w:rPr>
-          <w:rFonts w:ascii="Times New Roman" w:eastAsia="Times New Roman" w:hAnsi="Times New Roman" w:cs="Times New Roman"/>
-          <w:sz w:val="28"/>
-          <w:szCs w:val="28"/>
-          <w:lang w:eastAsia="ru-RU"/>
-        </w:rPr>
-        <w:t>Предпросмотр первых строк</w:t>
+      <w:proofErr w:type="spellStart"/>
+      <w:r>
+        <w:rPr>
+          <w:rFonts w:ascii="Times New Roman" w:eastAsia="Times New Roman" w:hAnsi="Times New Roman" w:cs="Times New Roman"/>
+          <w:sz w:val="28"/>
+          <w:szCs w:val="28"/>
+          <w:lang w:eastAsia="ru-RU"/>
+        </w:rPr>
+        <w:t>Предпросмотр</w:t>
+      </w:r>
+      <w:proofErr w:type="spellEnd"/>
+      <w:r>
+        <w:rPr>
+          <w:rFonts w:ascii="Times New Roman" w:eastAsia="Times New Roman" w:hAnsi="Times New Roman" w:cs="Times New Roman"/>
+          <w:sz w:val="28"/>
+          <w:szCs w:val="28"/>
+          <w:lang w:eastAsia="ru-RU"/>
+        </w:rPr>
+        <w:t xml:space="preserve"> первых строк</w:t>
       </w:r>
     </w:p>
     <w:p>
@@ -20331,7 +21679,7 @@
         </w:rPr>
       </w:pPr>
       <w:bookmarkStart w:id="31" w:name="_Toc229829452"/>
-      <w:bookmarkStart w:id="32" w:name="_Toc229829741"/>
+      <w:bookmarkStart w:id="32" w:name="_Toc229835776"/>
       <w:r>
         <w:rPr>
           <w:rFonts w:eastAsia="Times New Roman"/>
@@ -20369,7 +21717,7 @@
         </w:rPr>
       </w:pPr>
       <w:bookmarkStart w:id="33" w:name="_Toc229829453"/>
-      <w:bookmarkStart w:id="34" w:name="_Toc229829742"/>
+      <w:bookmarkStart w:id="34" w:name="_Toc229835777"/>
       <w:r>
         <w:rPr>
           <w:rFonts w:eastAsia="Times New Roman"/>
@@ -20392,7 +21740,7 @@
           <w:lang w:eastAsia="ru-RU"/>
         </w:rPr>
       </w:pPr>
-      <w:bookmarkStart w:id="35" w:name="_Toc229829743"/>
+      <w:bookmarkStart w:id="35" w:name="_Toc229835778"/>
       <w:r>
         <w:rPr>
           <w:rFonts w:eastAsia="Times New Roman"/>
@@ -20493,7 +21841,7 @@
         </w:rPr>
       </w:pPr>
       <w:bookmarkStart w:id="36" w:name="_Toc229829454"/>
-      <w:bookmarkStart w:id="37" w:name="_Toc229829744"/>
+      <w:bookmarkStart w:id="37" w:name="_Toc229835779"/>
       <w:r>
         <w:rPr>
           <w:rFonts w:eastAsia="Times New Roman"/>
@@ -20663,7 +22011,7 @@
         </w:rPr>
       </w:pPr>
       <w:bookmarkStart w:id="38" w:name="_Toc229829455"/>
-      <w:bookmarkStart w:id="39" w:name="_Toc229829745"/>
+      <w:bookmarkStart w:id="39" w:name="_Toc229835780"/>
       <w:r>
         <w:rPr>
           <w:rFonts w:eastAsia="Times New Roman"/>
@@ -20861,7 +22209,7 @@
         </w:rPr>
       </w:pPr>
       <w:bookmarkStart w:id="40" w:name="_Toc229829456"/>
-      <w:bookmarkStart w:id="41" w:name="_Toc229829746"/>
+      <w:bookmarkStart w:id="41" w:name="_Toc229835781"/>
       <w:r>
         <w:rPr>
           <w:rFonts w:eastAsia="Times New Roman"/>
@@ -20982,7 +22330,7 @@
         </w:rPr>
       </w:pPr>
       <w:bookmarkStart w:id="42" w:name="_Toc229829457"/>
-      <w:bookmarkStart w:id="43" w:name="_Toc229829747"/>
+      <w:bookmarkStart w:id="43" w:name="_Toc229835782"/>
       <w:r>
         <w:rPr>
           <w:rFonts w:eastAsia="Times New Roman"/>
@@ -21057,7 +22405,7 @@
           <w:lang w:eastAsia="ru-RU"/>
         </w:rPr>
       </w:pPr>
-      <w:bookmarkStart w:id="44" w:name="_Toc229829748"/>
+      <w:bookmarkStart w:id="44" w:name="_Toc229835783"/>
       <w:r>
         <w:rPr>
           <w:rFonts w:eastAsia="Times New Roman"/>
@@ -21128,7 +22476,7 @@
         </w:rPr>
       </w:pPr>
       <w:bookmarkStart w:id="45" w:name="_Toc229829459"/>
-      <w:bookmarkStart w:id="46" w:name="_Toc229829750"/>
+      <w:bookmarkStart w:id="46" w:name="_Toc229835784"/>
       <w:r>
         <w:rPr>
           <w:rFonts w:eastAsia="Times New Roman"/>
@@ -21203,7 +22551,7 @@
         </w:rPr>
       </w:pPr>
       <w:bookmarkStart w:id="47" w:name="_Toc229829460"/>
-      <w:bookmarkStart w:id="48" w:name="_Toc229829751"/>
+      <w:bookmarkStart w:id="48" w:name="_Toc229835785"/>
       <w:r>
         <w:rPr>
           <w:rFonts w:eastAsia="Times New Roman"/>
@@ -21418,7 +22766,25 @@
           <w:sz w:val="28"/>
           <w:szCs w:val="28"/>
         </w:rPr>
-        <w:t>Личный кабинет: содержит основную информацию о пользователе (никнейм и статистику)</w:t>
+        <w:t>Личный кабинет: содержит основную информацию о пользователе (</w:t>
+      </w:r>
+      <w:proofErr w:type="spellStart"/>
+      <w:r>
+        <w:rPr>
+          <w:rFonts w:ascii="Times New Roman" w:hAnsi="Times New Roman" w:cs="Times New Roman"/>
+          <w:sz w:val="28"/>
+          <w:szCs w:val="28"/>
+        </w:rPr>
+        <w:t>никнейм</w:t>
+      </w:r>
+      <w:proofErr w:type="spellEnd"/>
+      <w:r>
+        <w:rPr>
+          <w:rFonts w:ascii="Times New Roman" w:hAnsi="Times New Roman" w:cs="Times New Roman"/>
+          <w:sz w:val="28"/>
+          <w:szCs w:val="28"/>
+        </w:rPr>
+        <w:t xml:space="preserve"> и статистику)</w:t>
       </w:r>
     </w:p>
     <w:p>
@@ -21881,7 +23247,25 @@
           <w:sz w:val="28"/>
           <w:szCs w:val="28"/>
         </w:rPr>
-        <w:t>Чтобы начать проходить тестирование необходимо выбрать Режим тестирования и Загрузить билеты</w:t>
+        <w:t xml:space="preserve">Чтобы начать проходить тестирование необходимо выбрать Режим тестирования и </w:t>
+      </w:r>
+      <w:proofErr w:type="gramStart"/>
+      <w:r>
+        <w:rPr>
+          <w:rFonts w:ascii="Times New Roman" w:hAnsi="Times New Roman" w:cs="Times New Roman"/>
+          <w:sz w:val="28"/>
+          <w:szCs w:val="28"/>
+        </w:rPr>
+        <w:t>Загрузить</w:t>
+      </w:r>
+      <w:proofErr w:type="gramEnd"/>
+      <w:r>
+        <w:rPr>
+          <w:rFonts w:ascii="Times New Roman" w:hAnsi="Times New Roman" w:cs="Times New Roman"/>
+          <w:sz w:val="28"/>
+          <w:szCs w:val="28"/>
+        </w:rPr>
+        <w:t xml:space="preserve"> билеты</w:t>
       </w:r>
     </w:p>
     <w:p>
@@ -22056,7 +23440,7 @@
         </w:numPr>
       </w:pPr>
       <w:bookmarkStart w:id="49" w:name="_Toc229829461"/>
-      <w:bookmarkStart w:id="50" w:name="_Toc229829752"/>
+      <w:bookmarkStart w:id="50" w:name="_Toc229835786"/>
       <w:r>
         <w:t>Диаграмма классов</w:t>
       </w:r>
@@ -22101,7 +23485,7 @@
         <w:ind w:left="1418"/>
       </w:pPr>
       <w:bookmarkStart w:id="51" w:name="_Toc229829462"/>
-      <w:bookmarkStart w:id="52" w:name="_Toc229829753"/>
+      <w:bookmarkStart w:id="52" w:name="_Toc229835787"/>
       <w:r>
         <w:t>Гость и ограниченный доступ</w:t>
       </w:r>
@@ -22155,7 +23539,7 @@
         <w:ind w:left="1418"/>
       </w:pPr>
       <w:bookmarkStart w:id="53" w:name="_Toc229829463"/>
-      <w:bookmarkStart w:id="54" w:name="_Toc229829754"/>
+      <w:bookmarkStart w:id="54" w:name="_Toc229835788"/>
       <w:r>
         <w:t>Зарегистрированный пользователь: полный цикл тестирования</w:t>
       </w:r>
@@ -22560,7 +23944,7 @@
         <w:ind w:left="1418"/>
       </w:pPr>
       <w:bookmarkStart w:id="55" w:name="_Toc229829464"/>
-      <w:bookmarkStart w:id="56" w:name="_Toc229829755"/>
+      <w:bookmarkStart w:id="56" w:name="_Toc229835789"/>
       <w:r>
         <w:t>Администратор: управление контентом</w:t>
       </w:r>
@@ -22801,7 +24185,7 @@
         </w:numPr>
       </w:pPr>
       <w:bookmarkStart w:id="57" w:name="_Toc229829465"/>
-      <w:bookmarkStart w:id="58" w:name="_Toc229829756"/>
+      <w:bookmarkStart w:id="58" w:name="_Toc229835790"/>
       <w:r>
         <w:t>Связи между процессами</w:t>
       </w:r>
@@ -23046,7 +24430,7 @@
         </w:numPr>
       </w:pPr>
       <w:bookmarkStart w:id="59" w:name="_Toc229829466"/>
-      <w:bookmarkStart w:id="60" w:name="_Toc229829757"/>
+      <w:bookmarkStart w:id="60" w:name="_Toc229835791"/>
       <w:r>
         <w:t>Диаграмма компонентов</w:t>
       </w:r>
@@ -23314,7 +24698,7 @@
         </w:numPr>
       </w:pPr>
       <w:bookmarkStart w:id="61" w:name="_Toc229829467"/>
-      <w:bookmarkStart w:id="62" w:name="_Toc229829758"/>
+      <w:bookmarkStart w:id="62" w:name="_Toc229835792"/>
       <w:r>
         <w:t>Диаграмма развертывания</w:t>
       </w:r>
@@ -23359,7 +24743,7 @@
         <w:ind w:left="1418"/>
       </w:pPr>
       <w:bookmarkStart w:id="63" w:name="_Toc229829468"/>
-      <w:bookmarkStart w:id="64" w:name="_Toc229829759"/>
+      <w:bookmarkStart w:id="64" w:name="_Toc229835793"/>
       <w:r>
         <w:t>Узлы и устройства</w:t>
       </w:r>
@@ -23467,15 +24851,33 @@
           <w:sz w:val="28"/>
           <w:szCs w:val="28"/>
         </w:rPr>
-        <w:t>Оба клиента подключаются к серверной части через интернет-соед</w:t>
-      </w:r>
+        <w:t xml:space="preserve">Оба клиента подключаются к серверной части через </w:t>
+      </w:r>
+      <w:proofErr w:type="spellStart"/>
       <w:r>
         <w:rPr>
           <w:rFonts w:ascii="Times New Roman" w:hAnsi="Times New Roman" w:cs="Times New Roman"/>
           <w:sz w:val="28"/>
           <w:szCs w:val="28"/>
         </w:rPr>
-        <w:t>инение (защищённое соединение).</w:t>
+        <w:t>интернет-соед</w:t>
+      </w:r>
+      <w:r>
+        <w:rPr>
+          <w:rFonts w:ascii="Times New Roman" w:hAnsi="Times New Roman" w:cs="Times New Roman"/>
+          <w:sz w:val="28"/>
+          <w:szCs w:val="28"/>
+        </w:rPr>
+        <w:t>инение</w:t>
+      </w:r>
+      <w:proofErr w:type="spellEnd"/>
+      <w:r>
+        <w:rPr>
+          <w:rFonts w:ascii="Times New Roman" w:hAnsi="Times New Roman" w:cs="Times New Roman"/>
+          <w:sz w:val="28"/>
+          <w:szCs w:val="28"/>
+        </w:rPr>
+        <w:t xml:space="preserve"> (защищённое соединение).</w:t>
       </w:r>
     </w:p>
     <w:p>
@@ -23556,7 +24958,7 @@
         </w:rPr>
       </w:pPr>
       <w:bookmarkStart w:id="65" w:name="_Toc229829469"/>
-      <w:bookmarkStart w:id="66" w:name="_Toc229829760"/>
+      <w:bookmarkStart w:id="66" w:name="_Toc229835794"/>
       <w:r>
         <w:rPr>
           <w:rStyle w:val="30"/>
@@ -23863,7 +25265,7 @@
         </w:numPr>
       </w:pPr>
       <w:bookmarkStart w:id="67" w:name="_Toc229829470"/>
-      <w:bookmarkStart w:id="68" w:name="_Toc229829761"/>
+      <w:bookmarkStart w:id="68" w:name="_Toc229835795"/>
       <w:r>
         <w:t>Базы данных</w:t>
       </w:r>
@@ -24230,7 +25632,9 @@
         </w:rPr>
       </w:pPr>
       <w:bookmarkStart w:id="69" w:name="_Toc229829471"/>
-      <w:bookmarkStart w:id="70" w:name="_Toc229829762"/>
+      <w:bookmarkStart w:id="70" w:name="_Toc229835796"/>
+      <w:bookmarkStart w:id="71" w:name="_GoBack"/>
+      <w:bookmarkEnd w:id="71"/>
       <w:r>
         <w:rPr>
           <w:rFonts w:eastAsia="Times New Roman"/>
@@ -24292,7 +25696,27 @@
           <w:szCs w:val="28"/>
           <w:lang w:eastAsia="ru-RU"/>
         </w:rPr>
-        <w:t xml:space="preserve">Для успешной разработки и наглядного представления базы данных (бд) была создана </w:t>
+        <w:t>Для успешной разработки и наглядного представления базы данных (</w:t>
+      </w:r>
+      <w:proofErr w:type="spellStart"/>
+      <w:r>
+        <w:rPr>
+          <w:rFonts w:ascii="Times New Roman" w:eastAsia="Times New Roman" w:hAnsi="Times New Roman" w:cs="Times New Roman"/>
+          <w:sz w:val="28"/>
+          <w:szCs w:val="28"/>
+          <w:lang w:eastAsia="ru-RU"/>
+        </w:rPr>
+        <w:t>бд</w:t>
+      </w:r>
+      <w:proofErr w:type="spellEnd"/>
+      <w:r>
+        <w:rPr>
+          <w:rFonts w:ascii="Times New Roman" w:eastAsia="Times New Roman" w:hAnsi="Times New Roman" w:cs="Times New Roman"/>
+          <w:sz w:val="28"/>
+          <w:szCs w:val="28"/>
+          <w:lang w:eastAsia="ru-RU"/>
+        </w:rPr>
+        <w:t xml:space="preserve">) была создана </w:t>
       </w:r>
       <w:r>
         <w:rPr>
@@ -24329,6 +25753,7 @@
       <w:r>
         <w:rPr>
           <w:rFonts w:ascii="Times New Roman" w:eastAsia="Times New Roman" w:hAnsi="Times New Roman" w:cs="Times New Roman"/>
+          <w:noProof/>
           <w:sz w:val="28"/>
           <w:szCs w:val="28"/>
           <w:lang w:eastAsia="ru-RU"/>
@@ -24417,7 +25842,27 @@
           <w:szCs w:val="28"/>
           <w:lang w:eastAsia="ru-RU"/>
         </w:rPr>
-        <w:t>диаграмма бд.</w:t>
+        <w:t xml:space="preserve">диаграмма </w:t>
+      </w:r>
+      <w:proofErr w:type="spellStart"/>
+      <w:r>
+        <w:rPr>
+          <w:rFonts w:ascii="Times New Roman" w:eastAsia="Times New Roman" w:hAnsi="Times New Roman" w:cs="Times New Roman"/>
+          <w:sz w:val="28"/>
+          <w:szCs w:val="28"/>
+          <w:lang w:eastAsia="ru-RU"/>
+        </w:rPr>
+        <w:t>бд</w:t>
+      </w:r>
+      <w:proofErr w:type="spellEnd"/>
+      <w:r>
+        <w:rPr>
+          <w:rFonts w:ascii="Times New Roman" w:eastAsia="Times New Roman" w:hAnsi="Times New Roman" w:cs="Times New Roman"/>
+          <w:sz w:val="28"/>
+          <w:szCs w:val="28"/>
+          <w:lang w:eastAsia="ru-RU"/>
+        </w:rPr>
+        <w:t>.</w:t>
       </w:r>
     </w:p>
     <w:p>
@@ -24469,8 +25914,6 @@
         </w:rPr>
         <w:t>были созданы сущности (модели).</w:t>
       </w:r>
-      <w:bookmarkStart w:id="71" w:name="_GoBack"/>
-      <w:bookmarkEnd w:id="71"/>
     </w:p>
     <w:p>
       <w:pPr>
@@ -24601,7 +26044,7 @@
         </w:rPr>
       </w:pPr>
       <w:bookmarkStart w:id="72" w:name="_Toc229829472"/>
-      <w:bookmarkStart w:id="73" w:name="_Toc229829763"/>
+      <w:bookmarkStart w:id="73" w:name="_Toc229835797"/>
       <w:r>
         <w:rPr>
           <w:rFonts w:eastAsia="Times New Roman"/>
@@ -24728,7 +26171,7 @@
         </w:rPr>
       </w:pPr>
       <w:bookmarkStart w:id="74" w:name="_Toc229829473"/>
-      <w:bookmarkStart w:id="75" w:name="_Toc229829764"/>
+      <w:bookmarkStart w:id="75" w:name="_Toc229835798"/>
       <w:r>
         <w:rPr>
           <w:rFonts w:eastAsia="Times New Roman"/>
@@ -24762,8 +26205,20 @@
           <w:highlight w:val="yellow"/>
           <w:lang w:eastAsia="ru-RU"/>
         </w:rPr>
-        <w:t>Про канбан</w:t>
-      </w:r>
+        <w:t xml:space="preserve">Про </w:t>
+      </w:r>
+      <w:proofErr w:type="spellStart"/>
+      <w:r>
+        <w:rPr>
+          <w:rFonts w:ascii="Times New Roman" w:eastAsia="Times New Roman" w:hAnsi="Times New Roman" w:cs="Times New Roman"/>
+          <w:sz w:val="28"/>
+          <w:szCs w:val="28"/>
+          <w:highlight w:val="yellow"/>
+          <w:lang w:eastAsia="ru-RU"/>
+        </w:rPr>
+        <w:t>канбан</w:t>
+      </w:r>
+      <w:proofErr w:type="spellEnd"/>
     </w:p>
     <w:p>
       <w:pPr>
@@ -24837,7 +26292,7 @@
         </w:rPr>
       </w:pPr>
       <w:bookmarkStart w:id="76" w:name="_Toc229829474"/>
-      <w:bookmarkStart w:id="77" w:name="_Toc229829765"/>
+      <w:bookmarkStart w:id="77" w:name="_Toc229835799"/>
       <w:r>
         <w:rPr>
           <w:rFonts w:eastAsia="Times New Roman"/>
@@ -25069,6 +26524,7 @@
         <w:docPartUnique/>
       </w:docPartObj>
     </w:sdtPr>
+    <w:sdtEndPr/>
     <w:sdtContent>
       <w:p>
         <w:pPr>
@@ -25088,7 +26544,7 @@
           <w:rPr>
             <w:noProof/>
           </w:rPr>
-          <w:t>43</w:t>
+          <w:t>45</w:t>
         </w:r>
         <w:r>
           <w:fldChar w:fldCharType="end"/>
@@ -28864,7 +30320,7 @@
 </file>
 
 <file path=customXml/itemProps1.xml><?xml version="1.0" encoding="utf-8"?>
-<ds:datastoreItem xmlns:ds="http://schemas.openxmlformats.org/officeDocument/2006/customXml" ds:itemID="{086BB4E2-32D8-49B6-8CC9-08B1B957B823}">
+<ds:datastoreItem xmlns:ds="http://schemas.openxmlformats.org/officeDocument/2006/customXml" ds:itemID="{DFF0DC5A-E97B-4380-B0DE-05AEF3A2AF8A}">
   <ds:schemaRefs>
     <ds:schemaRef ds:uri="http://schemas.openxmlformats.org/officeDocument/2006/bibliography"/>
   </ds:schemaRefs>

--- a/документация/Отчет.docx
+++ b/документация/Отчет.docx
@@ -1158,7 +1158,7 @@
         </w:rPr>
         <w:fldChar w:fldCharType="separate"/>
       </w:r>
-      <w:hyperlink w:anchor="_Toc229829725" w:history="1">
+      <w:hyperlink w:anchor="_Toc229835760" w:history="1">
         <w:r>
           <w:rPr>
             <w:rStyle w:val="a9"/>
@@ -1187,7 +1187,7 @@
             <w:noProof/>
             <w:webHidden/>
           </w:rPr>
-          <w:instrText xml:space="preserve"> PAGEREF _Toc229829725 \h </w:instrText>
+          <w:instrText xml:space="preserve"> PAGEREF _Toc229835760 \h </w:instrText>
         </w:r>
         <w:r>
           <w:rPr>
@@ -1231,7 +1231,7 @@
           <w:lang w:eastAsia="ru-RU"/>
         </w:rPr>
       </w:pPr>
-      <w:hyperlink w:anchor="_Toc229829726" w:history="1">
+      <w:hyperlink w:anchor="_Toc229835761" w:history="1">
         <w:r>
           <w:rPr>
             <w:rStyle w:val="a9"/>
@@ -1277,7 +1277,7 @@
             <w:noProof/>
             <w:webHidden/>
           </w:rPr>
-          <w:instrText xml:space="preserve"> PAGEREF _Toc229829726 \h </w:instrText>
+          <w:instrText xml:space="preserve"> PAGEREF _Toc229835761 \h </w:instrText>
         </w:r>
         <w:r>
           <w:rPr>
@@ -1321,7 +1321,7 @@
           <w:lang w:eastAsia="ru-RU"/>
         </w:rPr>
       </w:pPr>
-      <w:hyperlink w:anchor="_Toc229829727" w:history="1">
+      <w:hyperlink w:anchor="_Toc229835762" w:history="1">
         <w:r>
           <w:rPr>
             <w:rStyle w:val="a9"/>
@@ -1367,7 +1367,7 @@
             <w:noProof/>
             <w:webHidden/>
           </w:rPr>
-          <w:instrText xml:space="preserve"> PAGEREF _Toc229829727 \h </w:instrText>
+          <w:instrText xml:space="preserve"> PAGEREF _Toc229835762 \h </w:instrText>
         </w:r>
         <w:r>
           <w:rPr>
@@ -1411,7 +1411,7 @@
           <w:lang w:eastAsia="ru-RU"/>
         </w:rPr>
       </w:pPr>
-      <w:hyperlink w:anchor="_Toc229829728" w:history="1">
+      <w:hyperlink w:anchor="_Toc229835763" w:history="1">
         <w:r>
           <w:rPr>
             <w:rStyle w:val="a9"/>
@@ -1457,7 +1457,7 @@
             <w:noProof/>
             <w:webHidden/>
           </w:rPr>
-          <w:instrText xml:space="preserve"> PAGEREF _Toc229829728 \h </w:instrText>
+          <w:instrText xml:space="preserve"> PAGEREF _Toc229835763 \h </w:instrText>
         </w:r>
         <w:r>
           <w:rPr>
@@ -1501,7 +1501,7 @@
           <w:lang w:eastAsia="ru-RU"/>
         </w:rPr>
       </w:pPr>
-      <w:hyperlink w:anchor="_Toc229829729" w:history="1">
+      <w:hyperlink w:anchor="_Toc229835764" w:history="1">
         <w:r>
           <w:rPr>
             <w:rStyle w:val="a9"/>
@@ -1549,7 +1549,7 @@
             <w:noProof/>
             <w:webHidden/>
           </w:rPr>
-          <w:instrText xml:space="preserve"> PAGEREF _Toc229829729 \h </w:instrText>
+          <w:instrText xml:space="preserve"> PAGEREF _Toc229835764 \h </w:instrText>
         </w:r>
         <w:r>
           <w:rPr>
@@ -1593,7 +1593,7 @@
           <w:lang w:eastAsia="ru-RU"/>
         </w:rPr>
       </w:pPr>
-      <w:hyperlink w:anchor="_Toc229829730" w:history="1">
+      <w:hyperlink w:anchor="_Toc229835765" w:history="1">
         <w:r>
           <w:rPr>
             <w:rStyle w:val="a9"/>
@@ -1639,7 +1639,7 @@
             <w:noProof/>
             <w:webHidden/>
           </w:rPr>
-          <w:instrText xml:space="preserve"> PAGEREF _Toc229829730 \h </w:instrText>
+          <w:instrText xml:space="preserve"> PAGEREF _Toc229835765 \h </w:instrText>
         </w:r>
         <w:r>
           <w:rPr>
@@ -1683,7 +1683,7 @@
           <w:lang w:eastAsia="ru-RU"/>
         </w:rPr>
       </w:pPr>
-      <w:hyperlink w:anchor="_Toc229829731" w:history="1">
+      <w:hyperlink w:anchor="_Toc229835766" w:history="1">
         <w:r>
           <w:rPr>
             <w:rStyle w:val="a9"/>
@@ -1729,7 +1729,7 @@
             <w:noProof/>
             <w:webHidden/>
           </w:rPr>
-          <w:instrText xml:space="preserve"> PAGEREF _Toc229829731 \h </w:instrText>
+          <w:instrText xml:space="preserve"> PAGEREF _Toc229835766 \h </w:instrText>
         </w:r>
         <w:r>
           <w:rPr>
@@ -1773,7 +1773,7 @@
           <w:lang w:eastAsia="ru-RU"/>
         </w:rPr>
       </w:pPr>
-      <w:hyperlink w:anchor="_Toc229829732" w:history="1">
+      <w:hyperlink w:anchor="_Toc229835767" w:history="1">
         <w:r>
           <w:rPr>
             <w:rStyle w:val="a9"/>
@@ -1819,7 +1819,7 @@
             <w:noProof/>
             <w:webHidden/>
           </w:rPr>
-          <w:instrText xml:space="preserve"> PAGEREF _Toc229829732 \h </w:instrText>
+          <w:instrText xml:space="preserve"> PAGEREF _Toc229835767 \h </w:instrText>
         </w:r>
         <w:r>
           <w:rPr>
@@ -1863,7 +1863,7 @@
           <w:lang w:eastAsia="ru-RU"/>
         </w:rPr>
       </w:pPr>
-      <w:hyperlink w:anchor="_Toc229829733" w:history="1">
+      <w:hyperlink w:anchor="_Toc229835768" w:history="1">
         <w:r>
           <w:rPr>
             <w:rStyle w:val="a9"/>
@@ -1909,7 +1909,7 @@
             <w:noProof/>
             <w:webHidden/>
           </w:rPr>
-          <w:instrText xml:space="preserve"> PAGEREF _Toc229829733 \h </w:instrText>
+          <w:instrText xml:space="preserve"> PAGEREF _Toc229835768 \h </w:instrText>
         </w:r>
         <w:r>
           <w:rPr>
@@ -1953,7 +1953,7 @@
           <w:lang w:eastAsia="ru-RU"/>
         </w:rPr>
       </w:pPr>
-      <w:hyperlink w:anchor="_Toc229829734" w:history="1">
+      <w:hyperlink w:anchor="_Toc229835769" w:history="1">
         <w:r>
           <w:rPr>
             <w:rStyle w:val="a9"/>
@@ -1999,7 +1999,7 @@
             <w:noProof/>
             <w:webHidden/>
           </w:rPr>
-          <w:instrText xml:space="preserve"> PAGEREF _Toc229829734 \h </w:instrText>
+          <w:instrText xml:space="preserve"> PAGEREF _Toc229835769 \h </w:instrText>
         </w:r>
         <w:r>
           <w:rPr>
@@ -2043,7 +2043,7 @@
           <w:lang w:eastAsia="ru-RU"/>
         </w:rPr>
       </w:pPr>
-      <w:hyperlink w:anchor="_Toc229829735" w:history="1">
+      <w:hyperlink w:anchor="_Toc229835770" w:history="1">
         <w:r>
           <w:rPr>
             <w:rStyle w:val="a9"/>
@@ -2089,7 +2089,7 @@
             <w:noProof/>
             <w:webHidden/>
           </w:rPr>
-          <w:instrText xml:space="preserve"> PAGEREF _Toc229829735 \h </w:instrText>
+          <w:instrText xml:space="preserve"> PAGEREF _Toc229835770 \h </w:instrText>
         </w:r>
         <w:r>
           <w:rPr>
@@ -2133,7 +2133,7 @@
           <w:lang w:eastAsia="ru-RU"/>
         </w:rPr>
       </w:pPr>
-      <w:hyperlink w:anchor="_Toc229829736" w:history="1">
+      <w:hyperlink w:anchor="_Toc229835771" w:history="1">
         <w:r>
           <w:rPr>
             <w:rStyle w:val="a9"/>
@@ -2179,7 +2179,7 @@
             <w:noProof/>
             <w:webHidden/>
           </w:rPr>
-          <w:instrText xml:space="preserve"> PAGEREF _Toc229829736 \h </w:instrText>
+          <w:instrText xml:space="preserve"> PAGEREF _Toc229835771 \h </w:instrText>
         </w:r>
         <w:r>
           <w:rPr>
@@ -2223,7 +2223,7 @@
           <w:lang w:eastAsia="ru-RU"/>
         </w:rPr>
       </w:pPr>
-      <w:hyperlink w:anchor="_Toc229829737" w:history="1">
+      <w:hyperlink w:anchor="_Toc229835772" w:history="1">
         <w:r>
           <w:rPr>
             <w:rStyle w:val="a9"/>
@@ -2269,7 +2269,7 @@
             <w:noProof/>
             <w:webHidden/>
           </w:rPr>
-          <w:instrText xml:space="preserve"> PAGEREF _Toc229829737 \h </w:instrText>
+          <w:instrText xml:space="preserve"> PAGEREF _Toc229835772 \h </w:instrText>
         </w:r>
         <w:r>
           <w:rPr>
@@ -2313,7 +2313,7 @@
           <w:lang w:eastAsia="ru-RU"/>
         </w:rPr>
       </w:pPr>
-      <w:hyperlink w:anchor="_Toc229829738" w:history="1">
+      <w:hyperlink w:anchor="_Toc229835773" w:history="1">
         <w:r>
           <w:rPr>
             <w:rStyle w:val="a9"/>
@@ -2359,7 +2359,7 @@
             <w:noProof/>
             <w:webHidden/>
           </w:rPr>
-          <w:instrText xml:space="preserve"> PAGEREF _Toc229829738 \h </w:instrText>
+          <w:instrText xml:space="preserve"> PAGEREF _Toc229835773 \h </w:instrText>
         </w:r>
         <w:r>
           <w:rPr>
@@ -2403,7 +2403,7 @@
           <w:lang w:eastAsia="ru-RU"/>
         </w:rPr>
       </w:pPr>
-      <w:hyperlink w:anchor="_Toc229829739" w:history="1">
+      <w:hyperlink w:anchor="_Toc229835774" w:history="1">
         <w:r>
           <w:rPr>
             <w:rStyle w:val="a9"/>
@@ -2449,7 +2449,7 @@
             <w:noProof/>
             <w:webHidden/>
           </w:rPr>
-          <w:instrText xml:space="preserve"> PAGEREF _Toc229829739 \h </w:instrText>
+          <w:instrText xml:space="preserve"> PAGEREF _Toc229835774 \h </w:instrText>
         </w:r>
         <w:r>
           <w:rPr>
@@ -2493,7 +2493,7 @@
           <w:lang w:eastAsia="ru-RU"/>
         </w:rPr>
       </w:pPr>
-      <w:hyperlink w:anchor="_Toc229829740" w:history="1">
+      <w:hyperlink w:anchor="_Toc229835775" w:history="1">
         <w:r>
           <w:rPr>
             <w:rStyle w:val="a9"/>
@@ -2539,7 +2539,7 @@
             <w:noProof/>
             <w:webHidden/>
           </w:rPr>
-          <w:instrText xml:space="preserve"> PAGEREF _Toc229829740 \h </w:instrText>
+          <w:instrText xml:space="preserve"> PAGEREF _Toc229835775 \h </w:instrText>
         </w:r>
         <w:r>
           <w:rPr>
@@ -2583,7 +2583,7 @@
           <w:lang w:eastAsia="ru-RU"/>
         </w:rPr>
       </w:pPr>
-      <w:hyperlink w:anchor="_Toc229829741" w:history="1">
+      <w:hyperlink w:anchor="_Toc229835776" w:history="1">
         <w:r>
           <w:rPr>
             <w:rStyle w:val="a9"/>
@@ -2629,7 +2629,7 @@
             <w:noProof/>
             <w:webHidden/>
           </w:rPr>
-          <w:instrText xml:space="preserve"> PAGEREF _Toc229829741 \h </w:instrText>
+          <w:instrText xml:space="preserve"> PAGEREF _Toc229835776 \h </w:instrText>
         </w:r>
         <w:r>
           <w:rPr>
@@ -2673,7 +2673,7 @@
           <w:lang w:eastAsia="ru-RU"/>
         </w:rPr>
       </w:pPr>
-      <w:hyperlink w:anchor="_Toc229829742" w:history="1">
+      <w:hyperlink w:anchor="_Toc229835777" w:history="1">
         <w:r>
           <w:rPr>
             <w:rStyle w:val="a9"/>
@@ -2719,7 +2719,7 @@
             <w:noProof/>
             <w:webHidden/>
           </w:rPr>
-          <w:instrText xml:space="preserve"> PAGEREF _Toc229829742 \h </w:instrText>
+          <w:instrText xml:space="preserve"> PAGEREF _Toc229835777 \h </w:instrText>
         </w:r>
         <w:r>
           <w:rPr>
@@ -2763,7 +2763,7 @@
           <w:lang w:eastAsia="ru-RU"/>
         </w:rPr>
       </w:pPr>
-      <w:hyperlink w:anchor="_Toc229829743" w:history="1">
+      <w:hyperlink w:anchor="_Toc229835778" w:history="1">
         <w:r>
           <w:rPr>
             <w:rStyle w:val="a9"/>
@@ -2809,7 +2809,7 @@
             <w:noProof/>
             <w:webHidden/>
           </w:rPr>
-          <w:instrText xml:space="preserve"> PAGEREF _Toc229829743 \h </w:instrText>
+          <w:instrText xml:space="preserve"> PAGEREF _Toc229835778 \h </w:instrText>
         </w:r>
         <w:r>
           <w:rPr>
@@ -2853,7 +2853,7 @@
           <w:lang w:eastAsia="ru-RU"/>
         </w:rPr>
       </w:pPr>
-      <w:hyperlink w:anchor="_Toc229829744" w:history="1">
+      <w:hyperlink w:anchor="_Toc229835779" w:history="1">
         <w:r>
           <w:rPr>
             <w:rStyle w:val="a9"/>
@@ -2899,7 +2899,7 @@
             <w:noProof/>
             <w:webHidden/>
           </w:rPr>
-          <w:instrText xml:space="preserve"> PAGEREF _Toc229829744 \h </w:instrText>
+          <w:instrText xml:space="preserve"> PAGEREF _Toc229835779 \h </w:instrText>
         </w:r>
         <w:r>
           <w:rPr>
@@ -2943,7 +2943,7 @@
           <w:lang w:eastAsia="ru-RU"/>
         </w:rPr>
       </w:pPr>
-      <w:hyperlink w:anchor="_Toc229829745" w:history="1">
+      <w:hyperlink w:anchor="_Toc229835780" w:history="1">
         <w:r>
           <w:rPr>
             <w:rStyle w:val="a9"/>
@@ -2989,7 +2989,7 @@
             <w:noProof/>
             <w:webHidden/>
           </w:rPr>
-          <w:instrText xml:space="preserve"> PAGEREF _Toc229829745 \h </w:instrText>
+          <w:instrText xml:space="preserve"> PAGEREF _Toc229835780 \h </w:instrText>
         </w:r>
         <w:r>
           <w:rPr>
@@ -3033,7 +3033,7 @@
           <w:lang w:eastAsia="ru-RU"/>
         </w:rPr>
       </w:pPr>
-      <w:hyperlink w:anchor="_Toc229829746" w:history="1">
+      <w:hyperlink w:anchor="_Toc229835781" w:history="1">
         <w:r>
           <w:rPr>
             <w:rStyle w:val="a9"/>
@@ -3079,7 +3079,7 @@
             <w:noProof/>
             <w:webHidden/>
           </w:rPr>
-          <w:instrText xml:space="preserve"> PAGEREF _Toc229829746 \h </w:instrText>
+          <w:instrText xml:space="preserve"> PAGEREF _Toc229835781 \h </w:instrText>
         </w:r>
         <w:r>
           <w:rPr>
@@ -3123,7 +3123,7 @@
           <w:lang w:eastAsia="ru-RU"/>
         </w:rPr>
       </w:pPr>
-      <w:hyperlink w:anchor="_Toc229829747" w:history="1">
+      <w:hyperlink w:anchor="_Toc229835782" w:history="1">
         <w:r>
           <w:rPr>
             <w:rStyle w:val="a9"/>
@@ -3169,7 +3169,7 @@
             <w:noProof/>
             <w:webHidden/>
           </w:rPr>
-          <w:instrText xml:space="preserve"> PAGEREF _Toc229829747 \h </w:instrText>
+          <w:instrText xml:space="preserve"> PAGEREF _Toc229835782 \h </w:instrText>
         </w:r>
         <w:r>
           <w:rPr>
@@ -3213,7 +3213,7 @@
           <w:lang w:eastAsia="ru-RU"/>
         </w:rPr>
       </w:pPr>
-      <w:hyperlink w:anchor="_Toc229829748" w:history="1">
+      <w:hyperlink w:anchor="_Toc229835783" w:history="1">
         <w:r>
           <w:rPr>
             <w:rStyle w:val="a9"/>
@@ -3259,7 +3259,7 @@
             <w:noProof/>
             <w:webHidden/>
           </w:rPr>
-          <w:instrText xml:space="preserve"> PAGEREF _Toc229829748 \h </w:instrText>
+          <w:instrText xml:space="preserve"> PAGEREF _Toc229835783 \h </w:instrText>
         </w:r>
         <w:r>
           <w:rPr>
@@ -3280,6 +3280,96 @@
             <w:webHidden/>
           </w:rPr>
           <w:t>31</w:t>
+        </w:r>
+        <w:r>
+          <w:rPr>
+            <w:noProof/>
+            <w:webHidden/>
+          </w:rPr>
+          <w:fldChar w:fldCharType="end"/>
+        </w:r>
+      </w:hyperlink>
+    </w:p>
+    <w:p>
+      <w:pPr>
+        <w:pStyle w:val="11"/>
+        <w:tabs>
+          <w:tab w:val="left" w:pos="440"/>
+          <w:tab w:val="right" w:leader="dot" w:pos="9344"/>
+        </w:tabs>
+        <w:rPr>
+          <w:rFonts w:eastAsiaTheme="minorEastAsia"/>
+          <w:noProof/>
+          <w:lang w:eastAsia="ru-RU"/>
+        </w:rPr>
+      </w:pPr>
+      <w:hyperlink w:anchor="_Toc229835784" w:history="1">
+        <w:r>
+          <w:rPr>
+            <w:rStyle w:val="a9"/>
+            <w:rFonts w:eastAsia="Times New Roman"/>
+            <w:noProof/>
+            <w:lang w:eastAsia="ru-RU"/>
+          </w:rPr>
+          <w:t>3.</w:t>
+        </w:r>
+        <w:r>
+          <w:rPr>
+            <w:rFonts w:eastAsiaTheme="minorEastAsia"/>
+            <w:noProof/>
+            <w:lang w:eastAsia="ru-RU"/>
+          </w:rPr>
+          <w:tab/>
+        </w:r>
+        <w:r>
+          <w:rPr>
+            <w:rStyle w:val="a9"/>
+            <w:rFonts w:eastAsia="Times New Roman"/>
+            <w:noProof/>
+            <w:lang w:eastAsia="ru-RU"/>
+          </w:rPr>
+          <w:t>Создание плановой документации</w:t>
+        </w:r>
+        <w:r>
+          <w:rPr>
+            <w:noProof/>
+            <w:webHidden/>
+          </w:rPr>
+          <w:tab/>
+        </w:r>
+        <w:r>
+          <w:rPr>
+            <w:noProof/>
+            <w:webHidden/>
+          </w:rPr>
+          <w:fldChar w:fldCharType="begin"/>
+        </w:r>
+        <w:r>
+          <w:rPr>
+            <w:noProof/>
+            <w:webHidden/>
+          </w:rPr>
+          <w:instrText xml:space="preserve"> PAGEREF _Toc229835784 \h </w:instrText>
+        </w:r>
+        <w:r>
+          <w:rPr>
+            <w:noProof/>
+            <w:webHidden/>
+          </w:rPr>
+        </w:r>
+        <w:r>
+          <w:rPr>
+            <w:noProof/>
+            <w:webHidden/>
+          </w:rPr>
+          <w:fldChar w:fldCharType="separate"/>
+        </w:r>
+        <w:r>
+          <w:rPr>
+            <w:noProof/>
+            <w:webHidden/>
+          </w:rPr>
+          <w:t>32</w:t>
         </w:r>
         <w:r>
           <w:rPr>
@@ -3303,16 +3393,15 @@
           <w:lang w:eastAsia="ru-RU"/>
         </w:rPr>
       </w:pPr>
-      <w:hyperlink w:anchor="_Toc229829749" w:history="1">
+      <w:hyperlink w:anchor="_Toc229835785" w:history="1">
         <w:r>
           <w:rPr>
             <w:rStyle w:val="a9"/>
             <w:rFonts w:eastAsia="Times New Roman"/>
             <w:noProof/>
-            <w:highlight w:val="yellow"/>
             <w:lang w:eastAsia="ru-RU"/>
           </w:rPr>
-          <w:t>2.5.</w:t>
+          <w:t>3.1.</w:t>
         </w:r>
         <w:r>
           <w:rPr>
@@ -3327,10 +3416,9 @@
             <w:rStyle w:val="a9"/>
             <w:rFonts w:eastAsia="Times New Roman"/>
             <w:noProof/>
-            <w:highlight w:val="yellow"/>
             <w:lang w:eastAsia="ru-RU"/>
           </w:rPr>
-          <w:t>Структура данных</w:t>
+          <w:t>Диаграмма Использования</w:t>
         </w:r>
         <w:r>
           <w:rPr>
@@ -3351,7 +3439,7 @@
             <w:noProof/>
             <w:webHidden/>
           </w:rPr>
-          <w:instrText xml:space="preserve"> PAGEREF _Toc229829749 \h </w:instrText>
+          <w:instrText xml:space="preserve"> PAGEREF _Toc229835785 \h </w:instrText>
         </w:r>
         <w:r>
           <w:rPr>
@@ -3371,7 +3459,867 @@
             <w:noProof/>
             <w:webHidden/>
           </w:rPr>
-          <w:t>31</w:t>
+          <w:t>32</w:t>
+        </w:r>
+        <w:r>
+          <w:rPr>
+            <w:noProof/>
+            <w:webHidden/>
+          </w:rPr>
+          <w:fldChar w:fldCharType="end"/>
+        </w:r>
+      </w:hyperlink>
+    </w:p>
+    <w:p>
+      <w:pPr>
+        <w:pStyle w:val="21"/>
+        <w:tabs>
+          <w:tab w:val="left" w:pos="880"/>
+          <w:tab w:val="right" w:leader="dot" w:pos="9344"/>
+        </w:tabs>
+        <w:rPr>
+          <w:rFonts w:eastAsiaTheme="minorEastAsia"/>
+          <w:noProof/>
+          <w:lang w:eastAsia="ru-RU"/>
+        </w:rPr>
+      </w:pPr>
+      <w:hyperlink w:anchor="_Toc229835786" w:history="1">
+        <w:r>
+          <w:rPr>
+            <w:rStyle w:val="a9"/>
+            <w:noProof/>
+          </w:rPr>
+          <w:t>3.2.</w:t>
+        </w:r>
+        <w:r>
+          <w:rPr>
+            <w:rFonts w:eastAsiaTheme="minorEastAsia"/>
+            <w:noProof/>
+            <w:lang w:eastAsia="ru-RU"/>
+          </w:rPr>
+          <w:tab/>
+        </w:r>
+        <w:r>
+          <w:rPr>
+            <w:rStyle w:val="a9"/>
+            <w:noProof/>
+          </w:rPr>
+          <w:t>Диаграмма классов</w:t>
+        </w:r>
+        <w:r>
+          <w:rPr>
+            <w:noProof/>
+            <w:webHidden/>
+          </w:rPr>
+          <w:tab/>
+        </w:r>
+        <w:r>
+          <w:rPr>
+            <w:noProof/>
+            <w:webHidden/>
+          </w:rPr>
+          <w:fldChar w:fldCharType="begin"/>
+        </w:r>
+        <w:r>
+          <w:rPr>
+            <w:noProof/>
+            <w:webHidden/>
+          </w:rPr>
+          <w:instrText xml:space="preserve"> PAGEREF _Toc229835786 \h </w:instrText>
+        </w:r>
+        <w:r>
+          <w:rPr>
+            <w:noProof/>
+            <w:webHidden/>
+          </w:rPr>
+        </w:r>
+        <w:r>
+          <w:rPr>
+            <w:noProof/>
+            <w:webHidden/>
+          </w:rPr>
+          <w:fldChar w:fldCharType="separate"/>
+        </w:r>
+        <w:r>
+          <w:rPr>
+            <w:noProof/>
+            <w:webHidden/>
+          </w:rPr>
+          <w:t>34</w:t>
+        </w:r>
+        <w:r>
+          <w:rPr>
+            <w:noProof/>
+            <w:webHidden/>
+          </w:rPr>
+          <w:fldChar w:fldCharType="end"/>
+        </w:r>
+      </w:hyperlink>
+    </w:p>
+    <w:p>
+      <w:pPr>
+        <w:pStyle w:val="31"/>
+        <w:tabs>
+          <w:tab w:val="left" w:pos="1320"/>
+          <w:tab w:val="right" w:leader="dot" w:pos="9344"/>
+        </w:tabs>
+        <w:rPr>
+          <w:rFonts w:eastAsiaTheme="minorEastAsia"/>
+          <w:noProof/>
+          <w:lang w:eastAsia="ru-RU"/>
+        </w:rPr>
+      </w:pPr>
+      <w:hyperlink w:anchor="_Toc229835787" w:history="1">
+        <w:r>
+          <w:rPr>
+            <w:rStyle w:val="a9"/>
+            <w:noProof/>
+          </w:rPr>
+          <w:t>3.2.1.</w:t>
+        </w:r>
+        <w:r>
+          <w:rPr>
+            <w:rFonts w:eastAsiaTheme="minorEastAsia"/>
+            <w:noProof/>
+            <w:lang w:eastAsia="ru-RU"/>
+          </w:rPr>
+          <w:tab/>
+        </w:r>
+        <w:r>
+          <w:rPr>
+            <w:rStyle w:val="a9"/>
+            <w:noProof/>
+          </w:rPr>
+          <w:t>Гость и ограниченный доступ</w:t>
+        </w:r>
+        <w:r>
+          <w:rPr>
+            <w:noProof/>
+            <w:webHidden/>
+          </w:rPr>
+          <w:tab/>
+        </w:r>
+        <w:r>
+          <w:rPr>
+            <w:noProof/>
+            <w:webHidden/>
+          </w:rPr>
+          <w:fldChar w:fldCharType="begin"/>
+        </w:r>
+        <w:r>
+          <w:rPr>
+            <w:noProof/>
+            <w:webHidden/>
+          </w:rPr>
+          <w:instrText xml:space="preserve"> PAGEREF _Toc229835787 \h </w:instrText>
+        </w:r>
+        <w:r>
+          <w:rPr>
+            <w:noProof/>
+            <w:webHidden/>
+          </w:rPr>
+        </w:r>
+        <w:r>
+          <w:rPr>
+            <w:noProof/>
+            <w:webHidden/>
+          </w:rPr>
+          <w:fldChar w:fldCharType="separate"/>
+        </w:r>
+        <w:r>
+          <w:rPr>
+            <w:noProof/>
+            <w:webHidden/>
+          </w:rPr>
+          <w:t>34</w:t>
+        </w:r>
+        <w:r>
+          <w:rPr>
+            <w:noProof/>
+            <w:webHidden/>
+          </w:rPr>
+          <w:fldChar w:fldCharType="end"/>
+        </w:r>
+      </w:hyperlink>
+    </w:p>
+    <w:p>
+      <w:pPr>
+        <w:pStyle w:val="31"/>
+        <w:tabs>
+          <w:tab w:val="left" w:pos="1320"/>
+          <w:tab w:val="right" w:leader="dot" w:pos="9344"/>
+        </w:tabs>
+        <w:rPr>
+          <w:rFonts w:eastAsiaTheme="minorEastAsia"/>
+          <w:noProof/>
+          <w:lang w:eastAsia="ru-RU"/>
+        </w:rPr>
+      </w:pPr>
+      <w:hyperlink w:anchor="_Toc229835788" w:history="1">
+        <w:r>
+          <w:rPr>
+            <w:rStyle w:val="a9"/>
+            <w:noProof/>
+          </w:rPr>
+          <w:t>3.2.2.</w:t>
+        </w:r>
+        <w:r>
+          <w:rPr>
+            <w:rFonts w:eastAsiaTheme="minorEastAsia"/>
+            <w:noProof/>
+            <w:lang w:eastAsia="ru-RU"/>
+          </w:rPr>
+          <w:tab/>
+        </w:r>
+        <w:r>
+          <w:rPr>
+            <w:rStyle w:val="a9"/>
+            <w:noProof/>
+          </w:rPr>
+          <w:t>Зарегистрированный пользователь: полный цикл тестирования</w:t>
+        </w:r>
+        <w:r>
+          <w:rPr>
+            <w:noProof/>
+            <w:webHidden/>
+          </w:rPr>
+          <w:tab/>
+        </w:r>
+        <w:r>
+          <w:rPr>
+            <w:noProof/>
+            <w:webHidden/>
+          </w:rPr>
+          <w:fldChar w:fldCharType="begin"/>
+        </w:r>
+        <w:r>
+          <w:rPr>
+            <w:noProof/>
+            <w:webHidden/>
+          </w:rPr>
+          <w:instrText xml:space="preserve"> PAGEREF _Toc229835788 \h </w:instrText>
+        </w:r>
+        <w:r>
+          <w:rPr>
+            <w:noProof/>
+            <w:webHidden/>
+          </w:rPr>
+        </w:r>
+        <w:r>
+          <w:rPr>
+            <w:noProof/>
+            <w:webHidden/>
+          </w:rPr>
+          <w:fldChar w:fldCharType="separate"/>
+        </w:r>
+        <w:r>
+          <w:rPr>
+            <w:noProof/>
+            <w:webHidden/>
+          </w:rPr>
+          <w:t>35</w:t>
+        </w:r>
+        <w:r>
+          <w:rPr>
+            <w:noProof/>
+            <w:webHidden/>
+          </w:rPr>
+          <w:fldChar w:fldCharType="end"/>
+        </w:r>
+      </w:hyperlink>
+    </w:p>
+    <w:p>
+      <w:pPr>
+        <w:pStyle w:val="31"/>
+        <w:tabs>
+          <w:tab w:val="left" w:pos="1320"/>
+          <w:tab w:val="right" w:leader="dot" w:pos="9344"/>
+        </w:tabs>
+        <w:rPr>
+          <w:rFonts w:eastAsiaTheme="minorEastAsia"/>
+          <w:noProof/>
+          <w:lang w:eastAsia="ru-RU"/>
+        </w:rPr>
+      </w:pPr>
+      <w:hyperlink w:anchor="_Toc229835789" w:history="1">
+        <w:r>
+          <w:rPr>
+            <w:rStyle w:val="a9"/>
+            <w:noProof/>
+          </w:rPr>
+          <w:t>3.2.3.</w:t>
+        </w:r>
+        <w:r>
+          <w:rPr>
+            <w:rFonts w:eastAsiaTheme="minorEastAsia"/>
+            <w:noProof/>
+            <w:lang w:eastAsia="ru-RU"/>
+          </w:rPr>
+          <w:tab/>
+        </w:r>
+        <w:r>
+          <w:rPr>
+            <w:rStyle w:val="a9"/>
+            <w:noProof/>
+          </w:rPr>
+          <w:t>Администратор: управление контентом</w:t>
+        </w:r>
+        <w:r>
+          <w:rPr>
+            <w:noProof/>
+            <w:webHidden/>
+          </w:rPr>
+          <w:tab/>
+        </w:r>
+        <w:r>
+          <w:rPr>
+            <w:noProof/>
+            <w:webHidden/>
+          </w:rPr>
+          <w:fldChar w:fldCharType="begin"/>
+        </w:r>
+        <w:r>
+          <w:rPr>
+            <w:noProof/>
+            <w:webHidden/>
+          </w:rPr>
+          <w:instrText xml:space="preserve"> PAGEREF _Toc229835789 \h </w:instrText>
+        </w:r>
+        <w:r>
+          <w:rPr>
+            <w:noProof/>
+            <w:webHidden/>
+          </w:rPr>
+        </w:r>
+        <w:r>
+          <w:rPr>
+            <w:noProof/>
+            <w:webHidden/>
+          </w:rPr>
+          <w:fldChar w:fldCharType="separate"/>
+        </w:r>
+        <w:r>
+          <w:rPr>
+            <w:noProof/>
+            <w:webHidden/>
+          </w:rPr>
+          <w:t>36</w:t>
+        </w:r>
+        <w:r>
+          <w:rPr>
+            <w:noProof/>
+            <w:webHidden/>
+          </w:rPr>
+          <w:fldChar w:fldCharType="end"/>
+        </w:r>
+      </w:hyperlink>
+    </w:p>
+    <w:p>
+      <w:pPr>
+        <w:pStyle w:val="31"/>
+        <w:tabs>
+          <w:tab w:val="left" w:pos="1320"/>
+          <w:tab w:val="right" w:leader="dot" w:pos="9344"/>
+        </w:tabs>
+        <w:rPr>
+          <w:rFonts w:eastAsiaTheme="minorEastAsia"/>
+          <w:noProof/>
+          <w:lang w:eastAsia="ru-RU"/>
+        </w:rPr>
+      </w:pPr>
+      <w:hyperlink w:anchor="_Toc229835790" w:history="1">
+        <w:r>
+          <w:rPr>
+            <w:rStyle w:val="a9"/>
+            <w:noProof/>
+          </w:rPr>
+          <w:t>3.2.4.</w:t>
+        </w:r>
+        <w:r>
+          <w:rPr>
+            <w:rFonts w:eastAsiaTheme="minorEastAsia"/>
+            <w:noProof/>
+            <w:lang w:eastAsia="ru-RU"/>
+          </w:rPr>
+          <w:tab/>
+        </w:r>
+        <w:r>
+          <w:rPr>
+            <w:rStyle w:val="a9"/>
+            <w:noProof/>
+          </w:rPr>
+          <w:t>Связи между процессами</w:t>
+        </w:r>
+        <w:r>
+          <w:rPr>
+            <w:noProof/>
+            <w:webHidden/>
+          </w:rPr>
+          <w:tab/>
+        </w:r>
+        <w:r>
+          <w:rPr>
+            <w:noProof/>
+            <w:webHidden/>
+          </w:rPr>
+          <w:fldChar w:fldCharType="begin"/>
+        </w:r>
+        <w:r>
+          <w:rPr>
+            <w:noProof/>
+            <w:webHidden/>
+          </w:rPr>
+          <w:instrText xml:space="preserve"> PAGEREF _Toc229835790 \h </w:instrText>
+        </w:r>
+        <w:r>
+          <w:rPr>
+            <w:noProof/>
+            <w:webHidden/>
+          </w:rPr>
+        </w:r>
+        <w:r>
+          <w:rPr>
+            <w:noProof/>
+            <w:webHidden/>
+          </w:rPr>
+          <w:fldChar w:fldCharType="separate"/>
+        </w:r>
+        <w:r>
+          <w:rPr>
+            <w:noProof/>
+            <w:webHidden/>
+          </w:rPr>
+          <w:t>36</w:t>
+        </w:r>
+        <w:r>
+          <w:rPr>
+            <w:noProof/>
+            <w:webHidden/>
+          </w:rPr>
+          <w:fldChar w:fldCharType="end"/>
+        </w:r>
+      </w:hyperlink>
+    </w:p>
+    <w:p>
+      <w:pPr>
+        <w:pStyle w:val="21"/>
+        <w:tabs>
+          <w:tab w:val="left" w:pos="880"/>
+          <w:tab w:val="right" w:leader="dot" w:pos="9344"/>
+        </w:tabs>
+        <w:rPr>
+          <w:rFonts w:eastAsiaTheme="minorEastAsia"/>
+          <w:noProof/>
+          <w:lang w:eastAsia="ru-RU"/>
+        </w:rPr>
+      </w:pPr>
+      <w:hyperlink w:anchor="_Toc229835791" w:history="1">
+        <w:r>
+          <w:rPr>
+            <w:rStyle w:val="a9"/>
+            <w:noProof/>
+          </w:rPr>
+          <w:t>3.3.</w:t>
+        </w:r>
+        <w:r>
+          <w:rPr>
+            <w:rFonts w:eastAsiaTheme="minorEastAsia"/>
+            <w:noProof/>
+            <w:lang w:eastAsia="ru-RU"/>
+          </w:rPr>
+          <w:tab/>
+        </w:r>
+        <w:r>
+          <w:rPr>
+            <w:rStyle w:val="a9"/>
+            <w:noProof/>
+          </w:rPr>
+          <w:t>Диаграмма компонентов</w:t>
+        </w:r>
+        <w:r>
+          <w:rPr>
+            <w:noProof/>
+            <w:webHidden/>
+          </w:rPr>
+          <w:tab/>
+        </w:r>
+        <w:r>
+          <w:rPr>
+            <w:noProof/>
+            <w:webHidden/>
+          </w:rPr>
+          <w:fldChar w:fldCharType="begin"/>
+        </w:r>
+        <w:r>
+          <w:rPr>
+            <w:noProof/>
+            <w:webHidden/>
+          </w:rPr>
+          <w:instrText xml:space="preserve"> PAGEREF _Toc229835791 \h </w:instrText>
+        </w:r>
+        <w:r>
+          <w:rPr>
+            <w:noProof/>
+            <w:webHidden/>
+          </w:rPr>
+        </w:r>
+        <w:r>
+          <w:rPr>
+            <w:noProof/>
+            <w:webHidden/>
+          </w:rPr>
+          <w:fldChar w:fldCharType="separate"/>
+        </w:r>
+        <w:r>
+          <w:rPr>
+            <w:noProof/>
+            <w:webHidden/>
+          </w:rPr>
+          <w:t>37</w:t>
+        </w:r>
+        <w:r>
+          <w:rPr>
+            <w:noProof/>
+            <w:webHidden/>
+          </w:rPr>
+          <w:fldChar w:fldCharType="end"/>
+        </w:r>
+      </w:hyperlink>
+    </w:p>
+    <w:p>
+      <w:pPr>
+        <w:pStyle w:val="21"/>
+        <w:tabs>
+          <w:tab w:val="left" w:pos="880"/>
+          <w:tab w:val="right" w:leader="dot" w:pos="9344"/>
+        </w:tabs>
+        <w:rPr>
+          <w:rFonts w:eastAsiaTheme="minorEastAsia"/>
+          <w:noProof/>
+          <w:lang w:eastAsia="ru-RU"/>
+        </w:rPr>
+      </w:pPr>
+      <w:hyperlink w:anchor="_Toc229835792" w:history="1">
+        <w:r>
+          <w:rPr>
+            <w:rStyle w:val="a9"/>
+            <w:noProof/>
+          </w:rPr>
+          <w:t>3.4.</w:t>
+        </w:r>
+        <w:r>
+          <w:rPr>
+            <w:rFonts w:eastAsiaTheme="minorEastAsia"/>
+            <w:noProof/>
+            <w:lang w:eastAsia="ru-RU"/>
+          </w:rPr>
+          <w:tab/>
+        </w:r>
+        <w:r>
+          <w:rPr>
+            <w:rStyle w:val="a9"/>
+            <w:noProof/>
+          </w:rPr>
+          <w:t>Диаграмма развертывания</w:t>
+        </w:r>
+        <w:r>
+          <w:rPr>
+            <w:noProof/>
+            <w:webHidden/>
+          </w:rPr>
+          <w:tab/>
+        </w:r>
+        <w:r>
+          <w:rPr>
+            <w:noProof/>
+            <w:webHidden/>
+          </w:rPr>
+          <w:fldChar w:fldCharType="begin"/>
+        </w:r>
+        <w:r>
+          <w:rPr>
+            <w:noProof/>
+            <w:webHidden/>
+          </w:rPr>
+          <w:instrText xml:space="preserve"> PAGEREF _Toc229835792 \h </w:instrText>
+        </w:r>
+        <w:r>
+          <w:rPr>
+            <w:noProof/>
+            <w:webHidden/>
+          </w:rPr>
+        </w:r>
+        <w:r>
+          <w:rPr>
+            <w:noProof/>
+            <w:webHidden/>
+          </w:rPr>
+          <w:fldChar w:fldCharType="separate"/>
+        </w:r>
+        <w:r>
+          <w:rPr>
+            <w:noProof/>
+            <w:webHidden/>
+          </w:rPr>
+          <w:t>39</w:t>
+        </w:r>
+        <w:r>
+          <w:rPr>
+            <w:noProof/>
+            <w:webHidden/>
+          </w:rPr>
+          <w:fldChar w:fldCharType="end"/>
+        </w:r>
+      </w:hyperlink>
+    </w:p>
+    <w:p>
+      <w:pPr>
+        <w:pStyle w:val="31"/>
+        <w:tabs>
+          <w:tab w:val="left" w:pos="1320"/>
+          <w:tab w:val="right" w:leader="dot" w:pos="9344"/>
+        </w:tabs>
+        <w:rPr>
+          <w:rFonts w:eastAsiaTheme="minorEastAsia"/>
+          <w:noProof/>
+          <w:lang w:eastAsia="ru-RU"/>
+        </w:rPr>
+      </w:pPr>
+      <w:hyperlink w:anchor="_Toc229835793" w:history="1">
+        <w:r>
+          <w:rPr>
+            <w:rStyle w:val="a9"/>
+            <w:noProof/>
+          </w:rPr>
+          <w:t>3.4.1.</w:t>
+        </w:r>
+        <w:r>
+          <w:rPr>
+            <w:rFonts w:eastAsiaTheme="minorEastAsia"/>
+            <w:noProof/>
+            <w:lang w:eastAsia="ru-RU"/>
+          </w:rPr>
+          <w:tab/>
+        </w:r>
+        <w:r>
+          <w:rPr>
+            <w:rStyle w:val="a9"/>
+            <w:noProof/>
+          </w:rPr>
+          <w:t>Узлы и устройства</w:t>
+        </w:r>
+        <w:r>
+          <w:rPr>
+            <w:noProof/>
+            <w:webHidden/>
+          </w:rPr>
+          <w:tab/>
+        </w:r>
+        <w:r>
+          <w:rPr>
+            <w:noProof/>
+            <w:webHidden/>
+          </w:rPr>
+          <w:fldChar w:fldCharType="begin"/>
+        </w:r>
+        <w:r>
+          <w:rPr>
+            <w:noProof/>
+            <w:webHidden/>
+          </w:rPr>
+          <w:instrText xml:space="preserve"> PAGEREF _Toc229835793 \h </w:instrText>
+        </w:r>
+        <w:r>
+          <w:rPr>
+            <w:noProof/>
+            <w:webHidden/>
+          </w:rPr>
+        </w:r>
+        <w:r>
+          <w:rPr>
+            <w:noProof/>
+            <w:webHidden/>
+          </w:rPr>
+          <w:fldChar w:fldCharType="separate"/>
+        </w:r>
+        <w:r>
+          <w:rPr>
+            <w:noProof/>
+            <w:webHidden/>
+          </w:rPr>
+          <w:t>39</w:t>
+        </w:r>
+        <w:r>
+          <w:rPr>
+            <w:noProof/>
+            <w:webHidden/>
+          </w:rPr>
+          <w:fldChar w:fldCharType="end"/>
+        </w:r>
+      </w:hyperlink>
+    </w:p>
+    <w:p>
+      <w:pPr>
+        <w:pStyle w:val="31"/>
+        <w:tabs>
+          <w:tab w:val="left" w:pos="1320"/>
+          <w:tab w:val="right" w:leader="dot" w:pos="9344"/>
+        </w:tabs>
+        <w:rPr>
+          <w:rFonts w:eastAsiaTheme="minorEastAsia"/>
+          <w:noProof/>
+          <w:lang w:eastAsia="ru-RU"/>
+        </w:rPr>
+      </w:pPr>
+      <w:hyperlink w:anchor="_Toc229835794" w:history="1">
+        <w:r>
+          <w:rPr>
+            <w:rStyle w:val="a9"/>
+            <w:noProof/>
+          </w:rPr>
+          <w:t>3.4.2.</w:t>
+        </w:r>
+        <w:r>
+          <w:rPr>
+            <w:rFonts w:eastAsiaTheme="minorEastAsia"/>
+            <w:noProof/>
+            <w:lang w:eastAsia="ru-RU"/>
+          </w:rPr>
+          <w:tab/>
+        </w:r>
+        <w:r>
+          <w:rPr>
+            <w:rStyle w:val="a9"/>
+            <w:noProof/>
+          </w:rPr>
+          <w:t>Сервисы, размещённые на серверном узле</w:t>
+        </w:r>
+        <w:r>
+          <w:rPr>
+            <w:noProof/>
+            <w:webHidden/>
+          </w:rPr>
+          <w:tab/>
+        </w:r>
+        <w:r>
+          <w:rPr>
+            <w:noProof/>
+            <w:webHidden/>
+          </w:rPr>
+          <w:fldChar w:fldCharType="begin"/>
+        </w:r>
+        <w:r>
+          <w:rPr>
+            <w:noProof/>
+            <w:webHidden/>
+          </w:rPr>
+          <w:instrText xml:space="preserve"> PAGEREF _Toc229835794 \h </w:instrText>
+        </w:r>
+        <w:r>
+          <w:rPr>
+            <w:noProof/>
+            <w:webHidden/>
+          </w:rPr>
+        </w:r>
+        <w:r>
+          <w:rPr>
+            <w:noProof/>
+            <w:webHidden/>
+          </w:rPr>
+          <w:fldChar w:fldCharType="separate"/>
+        </w:r>
+        <w:r>
+          <w:rPr>
+            <w:noProof/>
+            <w:webHidden/>
+          </w:rPr>
+          <w:t>40</w:t>
+        </w:r>
+        <w:r>
+          <w:rPr>
+            <w:noProof/>
+            <w:webHidden/>
+          </w:rPr>
+          <w:fldChar w:fldCharType="end"/>
+        </w:r>
+      </w:hyperlink>
+    </w:p>
+    <w:p>
+      <w:pPr>
+        <w:pStyle w:val="31"/>
+        <w:tabs>
+          <w:tab w:val="left" w:pos="1320"/>
+          <w:tab w:val="right" w:leader="dot" w:pos="9344"/>
+        </w:tabs>
+        <w:rPr>
+          <w:rFonts w:eastAsiaTheme="minorEastAsia"/>
+          <w:noProof/>
+          <w:lang w:eastAsia="ru-RU"/>
+        </w:rPr>
+      </w:pPr>
+      <w:hyperlink w:anchor="_Toc229835795" w:history="1">
+        <w:r>
+          <w:rPr>
+            <w:rStyle w:val="a9"/>
+            <w:noProof/>
+          </w:rPr>
+          <w:t>3.4.3.</w:t>
+        </w:r>
+        <w:r>
+          <w:rPr>
+            <w:rFonts w:eastAsiaTheme="minorEastAsia"/>
+            <w:noProof/>
+            <w:lang w:eastAsia="ru-RU"/>
+          </w:rPr>
+          <w:tab/>
+        </w:r>
+        <w:r>
+          <w:rPr>
+            <w:rStyle w:val="a9"/>
+            <w:noProof/>
+          </w:rPr>
+          <w:t>Базы данных</w:t>
+        </w:r>
+        <w:r>
+          <w:rPr>
+            <w:noProof/>
+            <w:webHidden/>
+          </w:rPr>
+          <w:tab/>
+        </w:r>
+        <w:r>
+          <w:rPr>
+            <w:noProof/>
+            <w:webHidden/>
+          </w:rPr>
+          <w:fldChar w:fldCharType="begin"/>
+        </w:r>
+        <w:r>
+          <w:rPr>
+            <w:noProof/>
+            <w:webHidden/>
+          </w:rPr>
+          <w:instrText xml:space="preserve"> PAGEREF _Toc229835795 \h </w:instrText>
+        </w:r>
+        <w:r>
+          <w:rPr>
+            <w:noProof/>
+            <w:webHidden/>
+          </w:rPr>
+        </w:r>
+        <w:r>
+          <w:rPr>
+            <w:noProof/>
+            <w:webHidden/>
+          </w:rPr>
+          <w:fldChar w:fldCharType="separate"/>
+        </w:r>
+        <w:r>
+          <w:rPr>
+            <w:noProof/>
+            <w:webHidden/>
+          </w:rPr>
+          <w:t>40</w:t>
         </w:r>
         <w:r>
           <w:rPr>
@@ -3395,7 +4343,7 @@
           <w:lang w:eastAsia="ru-RU"/>
         </w:rPr>
       </w:pPr>
-      <w:hyperlink w:anchor="_Toc229829750" w:history="1">
+      <w:hyperlink w:anchor="_Toc229835796" w:history="1">
         <w:r>
           <w:rPr>
             <w:rStyle w:val="a9"/>
@@ -3403,7 +4351,7 @@
             <w:noProof/>
             <w:lang w:eastAsia="ru-RU"/>
           </w:rPr>
-          <w:t>3.</w:t>
+          <w:t>4.</w:t>
         </w:r>
         <w:r>
           <w:rPr>
@@ -3420,72 +4368,8 @@
             <w:noProof/>
             <w:lang w:eastAsia="ru-RU"/>
           </w:rPr>
-          <w:t>Создание плановой документации</w:t>
-        </w:r>
-        <w:r>
-          <w:rPr>
-            <w:noProof/>
-            <w:webHidden/>
-          </w:rPr>
-          <w:tab/>
-        </w:r>
-        <w:r>
-          <w:rPr>
-            <w:noProof/>
-            <w:webHidden/>
-          </w:rPr>
-          <w:fldChar w:fldCharType="begin"/>
-        </w:r>
-        <w:r>
-          <w:rPr>
-            <w:noProof/>
-            <w:webHidden/>
-          </w:rPr>
-          <w:instrText xml:space="preserve"> PAGEREF _Toc229829750 \h </w:instrText>
-        </w:r>
-        <w:r>
-          <w:rPr>
-            <w:noProof/>
-            <w:webHidden/>
-          </w:rPr>
-        </w:r>
-        <w:r>
-          <w:rPr>
-            <w:noProof/>
-            <w:webHidden/>
-          </w:rPr>
-          <w:fldChar w:fldCharType="separate"/>
-        </w:r>
-        <w:r>
-          <w:rPr>
-            <w:noProof/>
-            <w:webHidden/>
-          </w:rPr>
-          <w:t>33</w:t>
-        </w:r>
-        <w:r>
-          <w:rPr>
-            <w:noProof/>
-            <w:webHidden/>
-          </w:rPr>
-          <w:fldChar w:fldCharType="end"/>
-        </w:r>
-      </w:hyperlink>
-    </w:p>
-    <w:p>
-      <w:pPr>
-        <w:pStyle w:val="21"/>
-        <w:tabs>
-          <w:tab w:val="left" w:pos="880"/>
-          <w:tab w:val="right" w:leader="dot" w:pos="9344"/>
-        </w:tabs>
-        <w:rPr>
-          <w:rFonts w:eastAsiaTheme="minorEastAsia"/>
-          <w:noProof/>
-          <w:lang w:eastAsia="ru-RU"/>
-        </w:rPr>
-      </w:pPr>
-      <w:hyperlink w:anchor="_Toc229829751" w:history="1">
+          <w:t>Создание и организа</w:t>
+        </w:r>
         <w:r>
           <w:rPr>
             <w:rStyle w:val="a9"/>
@@ -3493,15 +4377,7 @@
             <w:noProof/>
             <w:lang w:eastAsia="ru-RU"/>
           </w:rPr>
-          <w:t>3.1.</w:t>
-        </w:r>
-        <w:r>
-          <w:rPr>
-            <w:rFonts w:eastAsiaTheme="minorEastAsia"/>
-            <w:noProof/>
-            <w:lang w:eastAsia="ru-RU"/>
-          </w:rPr>
-          <w:tab/>
+          <w:t>ц</w:t>
         </w:r>
         <w:r>
           <w:rPr>
@@ -3510,7 +4386,7 @@
             <w:noProof/>
             <w:lang w:eastAsia="ru-RU"/>
           </w:rPr>
-          <w:t>Диаграмма Использования</w:t>
+          <w:t>ия базы данных сервиса.</w:t>
         </w:r>
         <w:r>
           <w:rPr>
@@ -3531,7 +4407,7 @@
             <w:noProof/>
             <w:webHidden/>
           </w:rPr>
-          <w:instrText xml:space="preserve"> PAGEREF _Toc229829751 \h </w:instrText>
+          <w:instrText xml:space="preserve"> PAGEREF _Toc229835796 \h </w:instrText>
         </w:r>
         <w:r>
           <w:rPr>
@@ -3551,869 +4427,7 @@
             <w:noProof/>
             <w:webHidden/>
           </w:rPr>
-          <w:t>33</w:t>
-        </w:r>
-        <w:r>
-          <w:rPr>
-            <w:noProof/>
-            <w:webHidden/>
-          </w:rPr>
-          <w:fldChar w:fldCharType="end"/>
-        </w:r>
-      </w:hyperlink>
-    </w:p>
-    <w:p>
-      <w:pPr>
-        <w:pStyle w:val="21"/>
-        <w:tabs>
-          <w:tab w:val="left" w:pos="880"/>
-          <w:tab w:val="right" w:leader="dot" w:pos="9344"/>
-        </w:tabs>
-        <w:rPr>
-          <w:rFonts w:eastAsiaTheme="minorEastAsia"/>
-          <w:noProof/>
-          <w:lang w:eastAsia="ru-RU"/>
-        </w:rPr>
-      </w:pPr>
-      <w:hyperlink w:anchor="_Toc229829752" w:history="1">
-        <w:r>
-          <w:rPr>
-            <w:rStyle w:val="a9"/>
-            <w:noProof/>
-          </w:rPr>
-          <w:t>3.2.</w:t>
-        </w:r>
-        <w:r>
-          <w:rPr>
-            <w:rFonts w:eastAsiaTheme="minorEastAsia"/>
-            <w:noProof/>
-            <w:lang w:eastAsia="ru-RU"/>
-          </w:rPr>
-          <w:tab/>
-        </w:r>
-        <w:r>
-          <w:rPr>
-            <w:rStyle w:val="a9"/>
-            <w:noProof/>
-          </w:rPr>
-          <w:t>Диаграмма классов</w:t>
-        </w:r>
-        <w:r>
-          <w:rPr>
-            <w:noProof/>
-            <w:webHidden/>
-          </w:rPr>
-          <w:tab/>
-        </w:r>
-        <w:r>
-          <w:rPr>
-            <w:noProof/>
-            <w:webHidden/>
-          </w:rPr>
-          <w:fldChar w:fldCharType="begin"/>
-        </w:r>
-        <w:r>
-          <w:rPr>
-            <w:noProof/>
-            <w:webHidden/>
-          </w:rPr>
-          <w:instrText xml:space="preserve"> PAGEREF _Toc229829752 \h </w:instrText>
-        </w:r>
-        <w:r>
-          <w:rPr>
-            <w:noProof/>
-            <w:webHidden/>
-          </w:rPr>
-        </w:r>
-        <w:r>
-          <w:rPr>
-            <w:noProof/>
-            <w:webHidden/>
-          </w:rPr>
-          <w:fldChar w:fldCharType="separate"/>
-        </w:r>
-        <w:r>
-          <w:rPr>
-            <w:noProof/>
-            <w:webHidden/>
-          </w:rPr>
-          <w:t>35</w:t>
-        </w:r>
-        <w:r>
-          <w:rPr>
-            <w:noProof/>
-            <w:webHidden/>
-          </w:rPr>
-          <w:fldChar w:fldCharType="end"/>
-        </w:r>
-      </w:hyperlink>
-    </w:p>
-    <w:p>
-      <w:pPr>
-        <w:pStyle w:val="31"/>
-        <w:tabs>
-          <w:tab w:val="left" w:pos="1320"/>
-          <w:tab w:val="right" w:leader="dot" w:pos="9344"/>
-        </w:tabs>
-        <w:rPr>
-          <w:rFonts w:eastAsiaTheme="minorEastAsia"/>
-          <w:noProof/>
-          <w:lang w:eastAsia="ru-RU"/>
-        </w:rPr>
-      </w:pPr>
-      <w:hyperlink w:anchor="_Toc229829753" w:history="1">
-        <w:r>
-          <w:rPr>
-            <w:rStyle w:val="a9"/>
-            <w:noProof/>
-          </w:rPr>
-          <w:t>3.2.1.</w:t>
-        </w:r>
-        <w:r>
-          <w:rPr>
-            <w:rFonts w:eastAsiaTheme="minorEastAsia"/>
-            <w:noProof/>
-            <w:lang w:eastAsia="ru-RU"/>
-          </w:rPr>
-          <w:tab/>
-        </w:r>
-        <w:r>
-          <w:rPr>
-            <w:rStyle w:val="a9"/>
-            <w:noProof/>
-          </w:rPr>
-          <w:t>Гость и ограниченный доступ</w:t>
-        </w:r>
-        <w:r>
-          <w:rPr>
-            <w:noProof/>
-            <w:webHidden/>
-          </w:rPr>
-          <w:tab/>
-        </w:r>
-        <w:r>
-          <w:rPr>
-            <w:noProof/>
-            <w:webHidden/>
-          </w:rPr>
-          <w:fldChar w:fldCharType="begin"/>
-        </w:r>
-        <w:r>
-          <w:rPr>
-            <w:noProof/>
-            <w:webHidden/>
-          </w:rPr>
-          <w:instrText xml:space="preserve"> PAGEREF _Toc229829753 \h </w:instrText>
-        </w:r>
-        <w:r>
-          <w:rPr>
-            <w:noProof/>
-            <w:webHidden/>
-          </w:rPr>
-        </w:r>
-        <w:r>
-          <w:rPr>
-            <w:noProof/>
-            <w:webHidden/>
-          </w:rPr>
-          <w:fldChar w:fldCharType="separate"/>
-        </w:r>
-        <w:r>
-          <w:rPr>
-            <w:noProof/>
-            <w:webHidden/>
-          </w:rPr>
-          <w:t>35</w:t>
-        </w:r>
-        <w:r>
-          <w:rPr>
-            <w:noProof/>
-            <w:webHidden/>
-          </w:rPr>
-          <w:fldChar w:fldCharType="end"/>
-        </w:r>
-      </w:hyperlink>
-    </w:p>
-    <w:p>
-      <w:pPr>
-        <w:pStyle w:val="31"/>
-        <w:tabs>
-          <w:tab w:val="left" w:pos="1320"/>
-          <w:tab w:val="right" w:leader="dot" w:pos="9344"/>
-        </w:tabs>
-        <w:rPr>
-          <w:rFonts w:eastAsiaTheme="minorEastAsia"/>
-          <w:noProof/>
-          <w:lang w:eastAsia="ru-RU"/>
-        </w:rPr>
-      </w:pPr>
-      <w:hyperlink w:anchor="_Toc229829754" w:history="1">
-        <w:r>
-          <w:rPr>
-            <w:rStyle w:val="a9"/>
-            <w:noProof/>
-          </w:rPr>
-          <w:t>3.2.2.</w:t>
-        </w:r>
-        <w:r>
-          <w:rPr>
-            <w:rFonts w:eastAsiaTheme="minorEastAsia"/>
-            <w:noProof/>
-            <w:lang w:eastAsia="ru-RU"/>
-          </w:rPr>
-          <w:tab/>
-        </w:r>
-        <w:r>
-          <w:rPr>
-            <w:rStyle w:val="a9"/>
-            <w:noProof/>
-          </w:rPr>
-          <w:t>Зарегистрированный пользователь: полный цикл тестирования</w:t>
-        </w:r>
-        <w:r>
-          <w:rPr>
-            <w:noProof/>
-            <w:webHidden/>
-          </w:rPr>
-          <w:tab/>
-        </w:r>
-        <w:r>
-          <w:rPr>
-            <w:noProof/>
-            <w:webHidden/>
-          </w:rPr>
-          <w:fldChar w:fldCharType="begin"/>
-        </w:r>
-        <w:r>
-          <w:rPr>
-            <w:noProof/>
-            <w:webHidden/>
-          </w:rPr>
-          <w:instrText xml:space="preserve"> PAGEREF _Toc229829754 \h </w:instrText>
-        </w:r>
-        <w:r>
-          <w:rPr>
-            <w:noProof/>
-            <w:webHidden/>
-          </w:rPr>
-        </w:r>
-        <w:r>
-          <w:rPr>
-            <w:noProof/>
-            <w:webHidden/>
-          </w:rPr>
-          <w:fldChar w:fldCharType="separate"/>
-        </w:r>
-        <w:r>
-          <w:rPr>
-            <w:noProof/>
-            <w:webHidden/>
-          </w:rPr>
-          <w:t>36</w:t>
-        </w:r>
-        <w:r>
-          <w:rPr>
-            <w:noProof/>
-            <w:webHidden/>
-          </w:rPr>
-          <w:fldChar w:fldCharType="end"/>
-        </w:r>
-      </w:hyperlink>
-    </w:p>
-    <w:p>
-      <w:pPr>
-        <w:pStyle w:val="31"/>
-        <w:tabs>
-          <w:tab w:val="left" w:pos="1320"/>
-          <w:tab w:val="right" w:leader="dot" w:pos="9344"/>
-        </w:tabs>
-        <w:rPr>
-          <w:rFonts w:eastAsiaTheme="minorEastAsia"/>
-          <w:noProof/>
-          <w:lang w:eastAsia="ru-RU"/>
-        </w:rPr>
-      </w:pPr>
-      <w:hyperlink w:anchor="_Toc229829755" w:history="1">
-        <w:r>
-          <w:rPr>
-            <w:rStyle w:val="a9"/>
-            <w:noProof/>
-          </w:rPr>
-          <w:t>3.2.3.</w:t>
-        </w:r>
-        <w:r>
-          <w:rPr>
-            <w:rFonts w:eastAsiaTheme="minorEastAsia"/>
-            <w:noProof/>
-            <w:lang w:eastAsia="ru-RU"/>
-          </w:rPr>
-          <w:tab/>
-        </w:r>
-        <w:r>
-          <w:rPr>
-            <w:rStyle w:val="a9"/>
-            <w:noProof/>
-          </w:rPr>
-          <w:t>Администратор: управление контентом</w:t>
-        </w:r>
-        <w:r>
-          <w:rPr>
-            <w:noProof/>
-            <w:webHidden/>
-          </w:rPr>
-          <w:tab/>
-        </w:r>
-        <w:r>
-          <w:rPr>
-            <w:noProof/>
-            <w:webHidden/>
-          </w:rPr>
-          <w:fldChar w:fldCharType="begin"/>
-        </w:r>
-        <w:r>
-          <w:rPr>
-            <w:noProof/>
-            <w:webHidden/>
-          </w:rPr>
-          <w:instrText xml:space="preserve"> PAGEREF _Toc229829755 \h </w:instrText>
-        </w:r>
-        <w:r>
-          <w:rPr>
-            <w:noProof/>
-            <w:webHidden/>
-          </w:rPr>
-        </w:r>
-        <w:r>
-          <w:rPr>
-            <w:noProof/>
-            <w:webHidden/>
-          </w:rPr>
-          <w:fldChar w:fldCharType="separate"/>
-        </w:r>
-        <w:r>
-          <w:rPr>
-            <w:noProof/>
-            <w:webHidden/>
-          </w:rPr>
-          <w:t>37</w:t>
-        </w:r>
-        <w:r>
-          <w:rPr>
-            <w:noProof/>
-            <w:webHidden/>
-          </w:rPr>
-          <w:fldChar w:fldCharType="end"/>
-        </w:r>
-      </w:hyperlink>
-    </w:p>
-    <w:p>
-      <w:pPr>
-        <w:pStyle w:val="31"/>
-        <w:tabs>
-          <w:tab w:val="left" w:pos="1320"/>
-          <w:tab w:val="right" w:leader="dot" w:pos="9344"/>
-        </w:tabs>
-        <w:rPr>
-          <w:rFonts w:eastAsiaTheme="minorEastAsia"/>
-          <w:noProof/>
-          <w:lang w:eastAsia="ru-RU"/>
-        </w:rPr>
-      </w:pPr>
-      <w:hyperlink w:anchor="_Toc229829756" w:history="1">
-        <w:r>
-          <w:rPr>
-            <w:rStyle w:val="a9"/>
-            <w:noProof/>
-          </w:rPr>
-          <w:t>3.2.4.</w:t>
-        </w:r>
-        <w:r>
-          <w:rPr>
-            <w:rFonts w:eastAsiaTheme="minorEastAsia"/>
-            <w:noProof/>
-            <w:lang w:eastAsia="ru-RU"/>
-          </w:rPr>
-          <w:tab/>
-        </w:r>
-        <w:r>
-          <w:rPr>
-            <w:rStyle w:val="a9"/>
-            <w:noProof/>
-          </w:rPr>
-          <w:t>Связи между процессами</w:t>
-        </w:r>
-        <w:r>
-          <w:rPr>
-            <w:noProof/>
-            <w:webHidden/>
-          </w:rPr>
-          <w:tab/>
-        </w:r>
-        <w:r>
-          <w:rPr>
-            <w:noProof/>
-            <w:webHidden/>
-          </w:rPr>
-          <w:fldChar w:fldCharType="begin"/>
-        </w:r>
-        <w:r>
-          <w:rPr>
-            <w:noProof/>
-            <w:webHidden/>
-          </w:rPr>
-          <w:instrText xml:space="preserve"> PAGEREF _Toc229829756 \h </w:instrText>
-        </w:r>
-        <w:r>
-          <w:rPr>
-            <w:noProof/>
-            <w:webHidden/>
-          </w:rPr>
-        </w:r>
-        <w:r>
-          <w:rPr>
-            <w:noProof/>
-            <w:webHidden/>
-          </w:rPr>
-          <w:fldChar w:fldCharType="separate"/>
-        </w:r>
-        <w:r>
-          <w:rPr>
-            <w:noProof/>
-            <w:webHidden/>
-          </w:rPr>
-          <w:t>37</w:t>
-        </w:r>
-        <w:r>
-          <w:rPr>
-            <w:noProof/>
-            <w:webHidden/>
-          </w:rPr>
-          <w:fldChar w:fldCharType="end"/>
-        </w:r>
-      </w:hyperlink>
-    </w:p>
-    <w:p>
-      <w:pPr>
-        <w:pStyle w:val="21"/>
-        <w:tabs>
-          <w:tab w:val="left" w:pos="880"/>
-          <w:tab w:val="right" w:leader="dot" w:pos="9344"/>
-        </w:tabs>
-        <w:rPr>
-          <w:rFonts w:eastAsiaTheme="minorEastAsia"/>
-          <w:noProof/>
-          <w:lang w:eastAsia="ru-RU"/>
-        </w:rPr>
-      </w:pPr>
-      <w:hyperlink w:anchor="_Toc229829757" w:history="1">
-        <w:r>
-          <w:rPr>
-            <w:rStyle w:val="a9"/>
-            <w:noProof/>
-          </w:rPr>
-          <w:t>3.3.</w:t>
-        </w:r>
-        <w:r>
-          <w:rPr>
-            <w:rFonts w:eastAsiaTheme="minorEastAsia"/>
-            <w:noProof/>
-            <w:lang w:eastAsia="ru-RU"/>
-          </w:rPr>
-          <w:tab/>
-        </w:r>
-        <w:bookmarkStart w:id="2" w:name="_GoBack"/>
-        <w:bookmarkEnd w:id="2"/>
-        <w:r>
-          <w:rPr>
-            <w:rStyle w:val="a9"/>
-            <w:noProof/>
-          </w:rPr>
-          <w:t>Диаграмма компонентов</w:t>
-        </w:r>
-        <w:r>
-          <w:rPr>
-            <w:noProof/>
-            <w:webHidden/>
-          </w:rPr>
-          <w:tab/>
-        </w:r>
-        <w:r>
-          <w:rPr>
-            <w:noProof/>
-            <w:webHidden/>
-          </w:rPr>
-          <w:fldChar w:fldCharType="begin"/>
-        </w:r>
-        <w:r>
-          <w:rPr>
-            <w:noProof/>
-            <w:webHidden/>
-          </w:rPr>
-          <w:instrText xml:space="preserve"> PAGEREF _Toc229829757 \h </w:instrText>
-        </w:r>
-        <w:r>
-          <w:rPr>
-            <w:noProof/>
-            <w:webHidden/>
-          </w:rPr>
-        </w:r>
-        <w:r>
-          <w:rPr>
-            <w:noProof/>
-            <w:webHidden/>
-          </w:rPr>
-          <w:fldChar w:fldCharType="separate"/>
-        </w:r>
-        <w:r>
-          <w:rPr>
-            <w:noProof/>
-            <w:webHidden/>
-          </w:rPr>
-          <w:t>38</w:t>
-        </w:r>
-        <w:r>
-          <w:rPr>
-            <w:noProof/>
-            <w:webHidden/>
-          </w:rPr>
-          <w:fldChar w:fldCharType="end"/>
-        </w:r>
-      </w:hyperlink>
-    </w:p>
-    <w:p>
-      <w:pPr>
-        <w:pStyle w:val="21"/>
-        <w:tabs>
-          <w:tab w:val="left" w:pos="880"/>
-          <w:tab w:val="right" w:leader="dot" w:pos="9344"/>
-        </w:tabs>
-        <w:rPr>
-          <w:rFonts w:eastAsiaTheme="minorEastAsia"/>
-          <w:noProof/>
-          <w:lang w:eastAsia="ru-RU"/>
-        </w:rPr>
-      </w:pPr>
-      <w:hyperlink w:anchor="_Toc229829758" w:history="1">
-        <w:r>
-          <w:rPr>
-            <w:rStyle w:val="a9"/>
-            <w:noProof/>
-          </w:rPr>
-          <w:t>3.4.</w:t>
-        </w:r>
-        <w:r>
-          <w:rPr>
-            <w:rFonts w:eastAsiaTheme="minorEastAsia"/>
-            <w:noProof/>
-            <w:lang w:eastAsia="ru-RU"/>
-          </w:rPr>
-          <w:tab/>
-        </w:r>
-        <w:r>
-          <w:rPr>
-            <w:rStyle w:val="a9"/>
-            <w:noProof/>
-          </w:rPr>
-          <w:t>Диаграмма развертывания</w:t>
-        </w:r>
-        <w:r>
-          <w:rPr>
-            <w:noProof/>
-            <w:webHidden/>
-          </w:rPr>
-          <w:tab/>
-        </w:r>
-        <w:r>
-          <w:rPr>
-            <w:noProof/>
-            <w:webHidden/>
-          </w:rPr>
-          <w:fldChar w:fldCharType="begin"/>
-        </w:r>
-        <w:r>
-          <w:rPr>
-            <w:noProof/>
-            <w:webHidden/>
-          </w:rPr>
-          <w:instrText xml:space="preserve"> PAGEREF _Toc229829758 \h </w:instrText>
-        </w:r>
-        <w:r>
-          <w:rPr>
-            <w:noProof/>
-            <w:webHidden/>
-          </w:rPr>
-        </w:r>
-        <w:r>
-          <w:rPr>
-            <w:noProof/>
-            <w:webHidden/>
-          </w:rPr>
-          <w:fldChar w:fldCharType="separate"/>
-        </w:r>
-        <w:r>
-          <w:rPr>
-            <w:noProof/>
-            <w:webHidden/>
-          </w:rPr>
-          <w:t>40</w:t>
-        </w:r>
-        <w:r>
-          <w:rPr>
-            <w:noProof/>
-            <w:webHidden/>
-          </w:rPr>
-          <w:fldChar w:fldCharType="end"/>
-        </w:r>
-      </w:hyperlink>
-    </w:p>
-    <w:p>
-      <w:pPr>
-        <w:pStyle w:val="31"/>
-        <w:tabs>
-          <w:tab w:val="left" w:pos="1320"/>
-          <w:tab w:val="right" w:leader="dot" w:pos="9344"/>
-        </w:tabs>
-        <w:rPr>
-          <w:rFonts w:eastAsiaTheme="minorEastAsia"/>
-          <w:noProof/>
-          <w:lang w:eastAsia="ru-RU"/>
-        </w:rPr>
-      </w:pPr>
-      <w:hyperlink w:anchor="_Toc229829759" w:history="1">
-        <w:r>
-          <w:rPr>
-            <w:rStyle w:val="a9"/>
-            <w:noProof/>
-          </w:rPr>
-          <w:t>3.4.1.</w:t>
-        </w:r>
-        <w:r>
-          <w:rPr>
-            <w:rFonts w:eastAsiaTheme="minorEastAsia"/>
-            <w:noProof/>
-            <w:lang w:eastAsia="ru-RU"/>
-          </w:rPr>
-          <w:tab/>
-        </w:r>
-        <w:r>
-          <w:rPr>
-            <w:rStyle w:val="a9"/>
-            <w:noProof/>
-          </w:rPr>
-          <w:t>Узлы и устройства</w:t>
-        </w:r>
-        <w:r>
-          <w:rPr>
-            <w:noProof/>
-            <w:webHidden/>
-          </w:rPr>
-          <w:tab/>
-        </w:r>
-        <w:r>
-          <w:rPr>
-            <w:noProof/>
-            <w:webHidden/>
-          </w:rPr>
-          <w:fldChar w:fldCharType="begin"/>
-        </w:r>
-        <w:r>
-          <w:rPr>
-            <w:noProof/>
-            <w:webHidden/>
-          </w:rPr>
-          <w:instrText xml:space="preserve"> PAGEREF _Toc229829759 \h </w:instrText>
-        </w:r>
-        <w:r>
-          <w:rPr>
-            <w:noProof/>
-            <w:webHidden/>
-          </w:rPr>
-        </w:r>
-        <w:r>
-          <w:rPr>
-            <w:noProof/>
-            <w:webHidden/>
-          </w:rPr>
-          <w:fldChar w:fldCharType="separate"/>
-        </w:r>
-        <w:r>
-          <w:rPr>
-            <w:noProof/>
-            <w:webHidden/>
-          </w:rPr>
-          <w:t>40</w:t>
-        </w:r>
-        <w:r>
-          <w:rPr>
-            <w:noProof/>
-            <w:webHidden/>
-          </w:rPr>
-          <w:fldChar w:fldCharType="end"/>
-        </w:r>
-      </w:hyperlink>
-    </w:p>
-    <w:p>
-      <w:pPr>
-        <w:pStyle w:val="31"/>
-        <w:tabs>
-          <w:tab w:val="left" w:pos="1320"/>
-          <w:tab w:val="right" w:leader="dot" w:pos="9344"/>
-        </w:tabs>
-        <w:rPr>
-          <w:rFonts w:eastAsiaTheme="minorEastAsia"/>
-          <w:noProof/>
-          <w:lang w:eastAsia="ru-RU"/>
-        </w:rPr>
-      </w:pPr>
-      <w:hyperlink w:anchor="_Toc229829760" w:history="1">
-        <w:r>
-          <w:rPr>
-            <w:rStyle w:val="a9"/>
-            <w:noProof/>
-          </w:rPr>
-          <w:t>3.4.2.</w:t>
-        </w:r>
-        <w:r>
-          <w:rPr>
-            <w:rFonts w:eastAsiaTheme="minorEastAsia"/>
-            <w:noProof/>
-            <w:lang w:eastAsia="ru-RU"/>
-          </w:rPr>
-          <w:tab/>
-        </w:r>
-        <w:r>
-          <w:rPr>
-            <w:rStyle w:val="a9"/>
-            <w:noProof/>
-          </w:rPr>
-          <w:t>Сервисы, размещённые на серверном узле</w:t>
-        </w:r>
-        <w:r>
-          <w:rPr>
-            <w:noProof/>
-            <w:webHidden/>
-          </w:rPr>
-          <w:tab/>
-        </w:r>
-        <w:r>
-          <w:rPr>
-            <w:noProof/>
-            <w:webHidden/>
-          </w:rPr>
-          <w:fldChar w:fldCharType="begin"/>
-        </w:r>
-        <w:r>
-          <w:rPr>
-            <w:noProof/>
-            <w:webHidden/>
-          </w:rPr>
-          <w:instrText xml:space="preserve"> PAGEREF _Toc229829760 \h </w:instrText>
-        </w:r>
-        <w:r>
-          <w:rPr>
-            <w:noProof/>
-            <w:webHidden/>
-          </w:rPr>
-        </w:r>
-        <w:r>
-          <w:rPr>
-            <w:noProof/>
-            <w:webHidden/>
-          </w:rPr>
-          <w:fldChar w:fldCharType="separate"/>
-        </w:r>
-        <w:r>
-          <w:rPr>
-            <w:noProof/>
-            <w:webHidden/>
-          </w:rPr>
-          <w:t>41</w:t>
-        </w:r>
-        <w:r>
-          <w:rPr>
-            <w:noProof/>
-            <w:webHidden/>
-          </w:rPr>
-          <w:fldChar w:fldCharType="end"/>
-        </w:r>
-      </w:hyperlink>
-    </w:p>
-    <w:p>
-      <w:pPr>
-        <w:pStyle w:val="31"/>
-        <w:tabs>
-          <w:tab w:val="left" w:pos="1320"/>
-          <w:tab w:val="right" w:leader="dot" w:pos="9344"/>
-        </w:tabs>
-        <w:rPr>
-          <w:rFonts w:eastAsiaTheme="minorEastAsia"/>
-          <w:noProof/>
-          <w:lang w:eastAsia="ru-RU"/>
-        </w:rPr>
-      </w:pPr>
-      <w:hyperlink w:anchor="_Toc229829761" w:history="1">
-        <w:r>
-          <w:rPr>
-            <w:rStyle w:val="a9"/>
-            <w:noProof/>
-          </w:rPr>
-          <w:t>3.4.3.</w:t>
-        </w:r>
-        <w:r>
-          <w:rPr>
-            <w:rFonts w:eastAsiaTheme="minorEastAsia"/>
-            <w:noProof/>
-            <w:lang w:eastAsia="ru-RU"/>
-          </w:rPr>
-          <w:tab/>
-        </w:r>
-        <w:r>
-          <w:rPr>
-            <w:rStyle w:val="a9"/>
-            <w:noProof/>
-          </w:rPr>
-          <w:t>Базы данных</w:t>
-        </w:r>
-        <w:r>
-          <w:rPr>
-            <w:noProof/>
-            <w:webHidden/>
-          </w:rPr>
-          <w:tab/>
-        </w:r>
-        <w:r>
-          <w:rPr>
-            <w:noProof/>
-            <w:webHidden/>
-          </w:rPr>
-          <w:fldChar w:fldCharType="begin"/>
-        </w:r>
-        <w:r>
-          <w:rPr>
-            <w:noProof/>
-            <w:webHidden/>
-          </w:rPr>
-          <w:instrText xml:space="preserve"> PAGEREF _Toc229829761 \h </w:instrText>
-        </w:r>
-        <w:r>
-          <w:rPr>
-            <w:noProof/>
-            <w:webHidden/>
-          </w:rPr>
-        </w:r>
-        <w:r>
-          <w:rPr>
-            <w:noProof/>
-            <w:webHidden/>
-          </w:rPr>
-          <w:fldChar w:fldCharType="separate"/>
-        </w:r>
-        <w:r>
-          <w:rPr>
-            <w:noProof/>
-            <w:webHidden/>
-          </w:rPr>
-          <w:t>41</w:t>
+          <w:t>42</w:t>
         </w:r>
         <w:r>
           <w:rPr>
@@ -4437,15 +4451,16 @@
           <w:lang w:eastAsia="ru-RU"/>
         </w:rPr>
       </w:pPr>
-      <w:hyperlink w:anchor="_Toc229829762" w:history="1">
+      <w:hyperlink w:anchor="_Toc229835797" w:history="1">
         <w:r>
           <w:rPr>
             <w:rStyle w:val="a9"/>
             <w:rFonts w:eastAsia="Times New Roman"/>
             <w:noProof/>
+            <w:highlight w:val="yellow"/>
             <w:lang w:eastAsia="ru-RU"/>
           </w:rPr>
-          <w:t>4.</w:t>
+          <w:t>5.</w:t>
         </w:r>
         <w:r>
           <w:rPr>
@@ -4463,7 +4478,7 @@
             <w:highlight w:val="yellow"/>
             <w:lang w:eastAsia="ru-RU"/>
           </w:rPr>
-          <w:t>Индивидуальные задание и создание индивидуальных диаграмм, разделенных по модулям.</w:t>
+          <w:t>Тестирование</w:t>
         </w:r>
         <w:r>
           <w:rPr>
@@ -4484,7 +4499,7 @@
             <w:noProof/>
             <w:webHidden/>
           </w:rPr>
-          <w:instrText xml:space="preserve"> PAGEREF _Toc229829762 \h </w:instrText>
+          <w:instrText xml:space="preserve"> PAGEREF _Toc229835797 \h </w:instrText>
         </w:r>
         <w:r>
           <w:rPr>
@@ -4504,7 +4519,7 @@
             <w:noProof/>
             <w:webHidden/>
           </w:rPr>
-          <w:t>43</w:t>
+          <w:t>44</w:t>
         </w:r>
         <w:r>
           <w:rPr>
@@ -4528,7 +4543,7 @@
           <w:lang w:eastAsia="ru-RU"/>
         </w:rPr>
       </w:pPr>
-      <w:hyperlink w:anchor="_Toc229829763" w:history="1">
+      <w:hyperlink w:anchor="_Toc229835798" w:history="1">
         <w:r>
           <w:rPr>
             <w:rStyle w:val="a9"/>
@@ -4537,7 +4552,7 @@
             <w:highlight w:val="yellow"/>
             <w:lang w:eastAsia="ru-RU"/>
           </w:rPr>
-          <w:t>5.</w:t>
+          <w:t>6.</w:t>
         </w:r>
         <w:r>
           <w:rPr>
@@ -4555,7 +4570,7 @@
             <w:highlight w:val="yellow"/>
             <w:lang w:eastAsia="ru-RU"/>
           </w:rPr>
-          <w:t>Тестирование</w:t>
+          <w:t>Описание организации реализации проекта</w:t>
         </w:r>
         <w:r>
           <w:rPr>
@@ -4576,99 +4591,7 @@
             <w:noProof/>
             <w:webHidden/>
           </w:rPr>
-          <w:instrText xml:space="preserve"> PAGEREF _Toc229829763 \h </w:instrText>
-        </w:r>
-        <w:r>
-          <w:rPr>
-            <w:noProof/>
-            <w:webHidden/>
-          </w:rPr>
-        </w:r>
-        <w:r>
-          <w:rPr>
-            <w:noProof/>
-            <w:webHidden/>
-          </w:rPr>
-          <w:fldChar w:fldCharType="separate"/>
-        </w:r>
-        <w:r>
-          <w:rPr>
-            <w:noProof/>
-            <w:webHidden/>
-          </w:rPr>
-          <w:t>44</w:t>
-        </w:r>
-        <w:r>
-          <w:rPr>
-            <w:noProof/>
-            <w:webHidden/>
-          </w:rPr>
-          <w:fldChar w:fldCharType="end"/>
-        </w:r>
-      </w:hyperlink>
-    </w:p>
-    <w:p>
-      <w:pPr>
-        <w:pStyle w:val="11"/>
-        <w:tabs>
-          <w:tab w:val="left" w:pos="440"/>
-          <w:tab w:val="right" w:leader="dot" w:pos="9344"/>
-        </w:tabs>
-        <w:rPr>
-          <w:rFonts w:eastAsiaTheme="minorEastAsia"/>
-          <w:noProof/>
-          <w:lang w:eastAsia="ru-RU"/>
-        </w:rPr>
-      </w:pPr>
-      <w:hyperlink w:anchor="_Toc229829764" w:history="1">
-        <w:r>
-          <w:rPr>
-            <w:rStyle w:val="a9"/>
-            <w:rFonts w:eastAsia="Times New Roman"/>
-            <w:noProof/>
-            <w:highlight w:val="yellow"/>
-            <w:lang w:eastAsia="ru-RU"/>
-          </w:rPr>
-          <w:t>6.</w:t>
-        </w:r>
-        <w:r>
-          <w:rPr>
-            <w:rFonts w:eastAsiaTheme="minorEastAsia"/>
-            <w:noProof/>
-            <w:lang w:eastAsia="ru-RU"/>
-          </w:rPr>
-          <w:tab/>
-        </w:r>
-        <w:r>
-          <w:rPr>
-            <w:rStyle w:val="a9"/>
-            <w:rFonts w:eastAsia="Times New Roman"/>
-            <w:noProof/>
-            <w:highlight w:val="yellow"/>
-            <w:lang w:eastAsia="ru-RU"/>
-          </w:rPr>
-          <w:t>Описание организации реализации проекта</w:t>
-        </w:r>
-        <w:r>
-          <w:rPr>
-            <w:noProof/>
-            <w:webHidden/>
-          </w:rPr>
-          <w:tab/>
-        </w:r>
-        <w:r>
-          <w:rPr>
-            <w:noProof/>
-            <w:webHidden/>
-          </w:rPr>
-          <w:fldChar w:fldCharType="begin"/>
-        </w:r>
-        <w:r>
-          <w:rPr>
-            <w:noProof/>
-            <w:webHidden/>
-          </w:rPr>
-          <w:instrText xml:space="preserve"> PAGEREF _Toc229829764 \h </w:instrText>
+          <w:instrText xml:space="preserve"> PAGEREF _Toc229835798 \h </w:instrText>
         </w:r>
         <w:r>
           <w:rPr>
@@ -4711,7 +4634,7 @@
           <w:lang w:eastAsia="ru-RU"/>
         </w:rPr>
       </w:pPr>
-      <w:hyperlink w:anchor="_Toc229829765" w:history="1">
+      <w:hyperlink w:anchor="_Toc229835799" w:history="1">
         <w:r>
           <w:rPr>
             <w:rStyle w:val="a9"/>
@@ -4741,7 +4664,7 @@
             <w:noProof/>
             <w:webHidden/>
           </w:rPr>
-          <w:instrText xml:space="preserve"> PAGEREF _Toc229829765 \h </w:instrText>
+          <w:instrText xml:space="preserve"> PAGEREF _Toc229835799 \h </w:instrText>
         </w:r>
         <w:r>
           <w:rPr>
@@ -4822,8 +4745,8 @@
           <w:lang w:eastAsia="ru-RU"/>
         </w:rPr>
       </w:pPr>
-      <w:bookmarkStart w:id="3" w:name="_Toc229829439"/>
-      <w:bookmarkStart w:id="4" w:name="_Toc229829725"/>
+      <w:bookmarkStart w:id="2" w:name="_Toc229829439"/>
+      <w:bookmarkStart w:id="3" w:name="_Toc229835760"/>
       <w:r>
         <w:rPr>
           <w:rFonts w:eastAsia="Times New Roman"/>
@@ -4832,8 +4755,8 @@
         <w:lastRenderedPageBreak/>
         <w:t>Введение</w:t>
       </w:r>
+      <w:bookmarkEnd w:id="2"/>
       <w:bookmarkEnd w:id="3"/>
-      <w:bookmarkEnd w:id="4"/>
     </w:p>
     <w:p>
       <w:pPr>
@@ -5734,8 +5657,8 @@
           <w:lang w:eastAsia="ru-RU"/>
         </w:rPr>
       </w:pPr>
-      <w:bookmarkStart w:id="5" w:name="_Toc229829440"/>
-      <w:bookmarkStart w:id="6" w:name="_Toc229829726"/>
+      <w:bookmarkStart w:id="4" w:name="_Toc229829440"/>
+      <w:bookmarkStart w:id="5" w:name="_Toc229835761"/>
       <w:r>
         <w:rPr>
           <w:rFonts w:eastAsia="Times New Roman"/>
@@ -5744,8 +5667,8 @@
         <w:lastRenderedPageBreak/>
         <w:t>Концепт проекта</w:t>
       </w:r>
+      <w:bookmarkEnd w:id="4"/>
       <w:bookmarkEnd w:id="5"/>
-      <w:bookmarkEnd w:id="6"/>
     </w:p>
     <w:p>
       <w:pPr>
@@ -5759,8 +5682,8 @@
           <w:lang w:eastAsia="ru-RU"/>
         </w:rPr>
       </w:pPr>
-      <w:bookmarkStart w:id="7" w:name="_Toc229829441"/>
-      <w:bookmarkStart w:id="8" w:name="_Toc229829727"/>
+      <w:bookmarkStart w:id="6" w:name="_Toc229829441"/>
+      <w:bookmarkStart w:id="7" w:name="_Toc229835762"/>
       <w:r>
         <w:rPr>
           <w:rFonts w:eastAsia="Times New Roman"/>
@@ -5768,8 +5691,8 @@
         </w:rPr>
         <w:t>Общее описание проекта</w:t>
       </w:r>
+      <w:bookmarkEnd w:id="6"/>
       <w:bookmarkEnd w:id="7"/>
-      <w:bookmarkEnd w:id="8"/>
     </w:p>
     <w:p>
       <w:pPr>
@@ -6458,8 +6381,8 @@
           <w:lang w:eastAsia="ru-RU"/>
         </w:rPr>
       </w:pPr>
-      <w:bookmarkStart w:id="9" w:name="_Toc229829442"/>
-      <w:bookmarkStart w:id="10" w:name="_Toc229829728"/>
+      <w:bookmarkStart w:id="8" w:name="_Toc229829442"/>
+      <w:bookmarkStart w:id="9" w:name="_Toc229835763"/>
       <w:r>
         <w:rPr>
           <w:rFonts w:eastAsia="Times New Roman"/>
@@ -6467,8 +6390,8 @@
         </w:rPr>
         <w:t>Техническое задание</w:t>
       </w:r>
+      <w:bookmarkEnd w:id="8"/>
       <w:bookmarkEnd w:id="9"/>
-      <w:bookmarkEnd w:id="10"/>
     </w:p>
     <w:p>
       <w:pPr>
@@ -19930,8 +19853,8 @@
           <w:lang w:eastAsia="ru-RU"/>
         </w:rPr>
       </w:pPr>
-      <w:bookmarkStart w:id="11" w:name="_Toc229829443"/>
-      <w:bookmarkStart w:id="12" w:name="_Toc229829729"/>
+      <w:bookmarkStart w:id="10" w:name="_Toc229829443"/>
+      <w:bookmarkStart w:id="11" w:name="_Toc229835764"/>
       <w:r>
         <w:rPr>
           <w:rFonts w:eastAsia="Times New Roman"/>
@@ -19941,8 +19864,8 @@
         <w:lastRenderedPageBreak/>
         <w:t>Описание основных модулей и распределение ролей</w:t>
       </w:r>
+      <w:bookmarkEnd w:id="10"/>
       <w:bookmarkEnd w:id="11"/>
-      <w:bookmarkEnd w:id="12"/>
     </w:p>
     <w:p>
       <w:pPr>
@@ -19979,8 +19902,8 @@
           <w:lang w:eastAsia="ru-RU"/>
         </w:rPr>
       </w:pPr>
-      <w:bookmarkStart w:id="13" w:name="_Toc229829444"/>
-      <w:bookmarkStart w:id="14" w:name="_Toc229829730"/>
+      <w:bookmarkStart w:id="12" w:name="_Toc229829444"/>
+      <w:bookmarkStart w:id="13" w:name="_Toc229835765"/>
       <w:r>
         <w:rPr>
           <w:rFonts w:eastAsia="Times New Roman"/>
@@ -19988,8 +19911,8 @@
         </w:rPr>
         <w:t>Модуль «Авторизация и регистрация»</w:t>
       </w:r>
+      <w:bookmarkEnd w:id="12"/>
       <w:bookmarkEnd w:id="13"/>
-      <w:bookmarkEnd w:id="14"/>
     </w:p>
     <w:p>
       <w:pPr>
@@ -20003,8 +19926,8 @@
           <w:lang w:eastAsia="ru-RU"/>
         </w:rPr>
       </w:pPr>
-      <w:bookmarkStart w:id="15" w:name="_Toc229829445"/>
-      <w:bookmarkStart w:id="16" w:name="_Toc229829731"/>
+      <w:bookmarkStart w:id="14" w:name="_Toc229829445"/>
+      <w:bookmarkStart w:id="15" w:name="_Toc229835766"/>
       <w:r>
         <w:rPr>
           <w:rFonts w:eastAsia="Times New Roman"/>
@@ -20012,8 +19935,8 @@
         </w:rPr>
         <w:t>Основное описание модуля</w:t>
       </w:r>
+      <w:bookmarkEnd w:id="14"/>
       <w:bookmarkEnd w:id="15"/>
-      <w:bookmarkEnd w:id="16"/>
     </w:p>
     <w:p>
       <w:pPr>
@@ -20399,8 +20322,8 @@
           <w:lang w:eastAsia="ru-RU"/>
         </w:rPr>
       </w:pPr>
-      <w:bookmarkStart w:id="17" w:name="_Toc229829446"/>
-      <w:bookmarkStart w:id="18" w:name="_Toc229829732"/>
+      <w:bookmarkStart w:id="16" w:name="_Toc229829446"/>
+      <w:bookmarkStart w:id="17" w:name="_Toc229835767"/>
       <w:r>
         <w:rPr>
           <w:rFonts w:eastAsia="Times New Roman"/>
@@ -20408,8 +20331,8 @@
         </w:rPr>
         <w:t>Распределение ролей членов команды</w:t>
       </w:r>
+      <w:bookmarkEnd w:id="16"/>
       <w:bookmarkEnd w:id="17"/>
-      <w:bookmarkEnd w:id="18"/>
     </w:p>
     <w:p>
       <w:pPr>
@@ -20451,8 +20374,8 @@
           <w:lang w:eastAsia="ru-RU"/>
         </w:rPr>
       </w:pPr>
-      <w:bookmarkStart w:id="19" w:name="_Toc229829447"/>
-      <w:bookmarkStart w:id="20" w:name="_Toc229829733"/>
+      <w:bookmarkStart w:id="18" w:name="_Toc229829447"/>
+      <w:bookmarkStart w:id="19" w:name="_Toc229835768"/>
       <w:r>
         <w:rPr>
           <w:rFonts w:eastAsia="Times New Roman"/>
@@ -20461,8 +20384,8 @@
         <w:lastRenderedPageBreak/>
         <w:t>Модуль «Интерфейс пользователя»</w:t>
       </w:r>
+      <w:bookmarkEnd w:id="18"/>
       <w:bookmarkEnd w:id="19"/>
-      <w:bookmarkEnd w:id="20"/>
     </w:p>
     <w:p>
       <w:pPr>
@@ -20476,8 +20399,8 @@
           <w:lang w:eastAsia="ru-RU"/>
         </w:rPr>
       </w:pPr>
-      <w:bookmarkStart w:id="21" w:name="_Toc229829448"/>
-      <w:bookmarkStart w:id="22" w:name="_Toc229829734"/>
+      <w:bookmarkStart w:id="20" w:name="_Toc229829448"/>
+      <w:bookmarkStart w:id="21" w:name="_Toc229835769"/>
       <w:r>
         <w:rPr>
           <w:rFonts w:eastAsia="Times New Roman"/>
@@ -20485,8 +20408,8 @@
         </w:rPr>
         <w:t>Основное описание модуля</w:t>
       </w:r>
+      <w:bookmarkEnd w:id="20"/>
       <w:bookmarkEnd w:id="21"/>
-      <w:bookmarkEnd w:id="22"/>
     </w:p>
     <w:p>
       <w:pPr>
@@ -20878,8 +20801,8 @@
           <w:lang w:eastAsia="ru-RU"/>
         </w:rPr>
       </w:pPr>
-      <w:bookmarkStart w:id="23" w:name="_Toc229829449"/>
-      <w:bookmarkStart w:id="24" w:name="_Toc229829735"/>
+      <w:bookmarkStart w:id="22" w:name="_Toc229829449"/>
+      <w:bookmarkStart w:id="23" w:name="_Toc229835770"/>
       <w:r>
         <w:rPr>
           <w:rFonts w:eastAsia="Times New Roman"/>
@@ -20887,8 +20810,8 @@
         </w:rPr>
         <w:t>Распределение ролей членов команды</w:t>
       </w:r>
+      <w:bookmarkEnd w:id="22"/>
       <w:bookmarkEnd w:id="23"/>
-      <w:bookmarkEnd w:id="24"/>
     </w:p>
     <w:p>
       <w:pPr>
@@ -20916,8 +20839,8 @@
           <w:lang w:eastAsia="ru-RU"/>
         </w:rPr>
       </w:pPr>
-      <w:bookmarkStart w:id="25" w:name="_Toc229829450"/>
-      <w:bookmarkStart w:id="26" w:name="_Toc229829736"/>
+      <w:bookmarkStart w:id="24" w:name="_Toc229829450"/>
+      <w:bookmarkStart w:id="25" w:name="_Toc229835771"/>
       <w:r>
         <w:rPr>
           <w:rFonts w:eastAsia="Times New Roman"/>
@@ -20925,8 +20848,8 @@
         </w:rPr>
         <w:t>Модуль «Интерфейс администратора»</w:t>
       </w:r>
+      <w:bookmarkEnd w:id="24"/>
       <w:bookmarkEnd w:id="25"/>
-      <w:bookmarkEnd w:id="26"/>
     </w:p>
     <w:p>
       <w:pPr>
@@ -20940,8 +20863,8 @@
           <w:lang w:eastAsia="ru-RU"/>
         </w:rPr>
       </w:pPr>
-      <w:bookmarkStart w:id="27" w:name="_Toc229829451"/>
-      <w:bookmarkStart w:id="28" w:name="_Toc229829737"/>
+      <w:bookmarkStart w:id="26" w:name="_Toc229829451"/>
+      <w:bookmarkStart w:id="27" w:name="_Toc229835772"/>
       <w:r>
         <w:rPr>
           <w:rFonts w:eastAsia="Times New Roman"/>
@@ -20949,8 +20872,8 @@
         </w:rPr>
         <w:t>Основное описание модуля</w:t>
       </w:r>
+      <w:bookmarkEnd w:id="26"/>
       <w:bookmarkEnd w:id="27"/>
-      <w:bookmarkEnd w:id="28"/>
     </w:p>
     <w:p>
       <w:pPr>
@@ -21057,7 +20980,7 @@
           <w:lang w:eastAsia="ru-RU"/>
         </w:rPr>
       </w:pPr>
-      <w:bookmarkStart w:id="29" w:name="_Toc229829738"/>
+      <w:bookmarkStart w:id="28" w:name="_Toc229835773"/>
       <w:r>
         <w:rPr>
           <w:rFonts w:eastAsia="Times New Roman"/>
@@ -21065,7 +20988,7 @@
         </w:rPr>
         <w:t>Управление билетами и вопросами</w:t>
       </w:r>
-      <w:bookmarkEnd w:id="29"/>
+      <w:bookmarkEnd w:id="28"/>
     </w:p>
     <w:p>
       <w:pPr>
@@ -21157,7 +21080,7 @@
           <w:lang w:eastAsia="ru-RU"/>
         </w:rPr>
       </w:pPr>
-      <w:bookmarkStart w:id="30" w:name="_Toc229829739"/>
+      <w:bookmarkStart w:id="29" w:name="_Toc229835774"/>
       <w:r>
         <w:rPr>
           <w:rFonts w:eastAsia="Times New Roman"/>
@@ -21165,7 +21088,7 @@
         </w:rPr>
         <w:t>Импорт из CSV</w:t>
       </w:r>
-      <w:bookmarkEnd w:id="30"/>
+      <w:bookmarkEnd w:id="29"/>
     </w:p>
     <w:p>
       <w:pPr>
@@ -21448,7 +21371,7 @@
           <w:lang w:eastAsia="ru-RU"/>
         </w:rPr>
       </w:pPr>
-      <w:bookmarkStart w:id="31" w:name="_Toc229829740"/>
+      <w:bookmarkStart w:id="30" w:name="_Toc229835775"/>
       <w:r>
         <w:rPr>
           <w:rFonts w:eastAsia="Times New Roman"/>
@@ -21456,7 +21379,7 @@
         </w:rPr>
         <w:t>Управление пользователями (опционально)</w:t>
       </w:r>
-      <w:bookmarkEnd w:id="31"/>
+      <w:bookmarkEnd w:id="30"/>
     </w:p>
     <w:p>
       <w:pPr>
@@ -21755,8 +21678,8 @@
           <w:lang w:eastAsia="ru-RU"/>
         </w:rPr>
       </w:pPr>
-      <w:bookmarkStart w:id="32" w:name="_Toc229829452"/>
-      <w:bookmarkStart w:id="33" w:name="_Toc229829741"/>
+      <w:bookmarkStart w:id="31" w:name="_Toc229829452"/>
+      <w:bookmarkStart w:id="32" w:name="_Toc229835776"/>
       <w:r>
         <w:rPr>
           <w:rFonts w:eastAsia="Times New Roman"/>
@@ -21764,8 +21687,8 @@
         </w:rPr>
         <w:t>Распределение ролей членов команды</w:t>
       </w:r>
+      <w:bookmarkEnd w:id="31"/>
       <w:bookmarkEnd w:id="32"/>
-      <w:bookmarkEnd w:id="33"/>
     </w:p>
     <w:p>
       <w:pPr>
@@ -21793,8 +21716,8 @@
           <w:lang w:eastAsia="ru-RU"/>
         </w:rPr>
       </w:pPr>
-      <w:bookmarkStart w:id="34" w:name="_Toc229829453"/>
-      <w:bookmarkStart w:id="35" w:name="_Toc229829742"/>
+      <w:bookmarkStart w:id="33" w:name="_Toc229829453"/>
+      <w:bookmarkStart w:id="34" w:name="_Toc229835777"/>
       <w:r>
         <w:rPr>
           <w:rFonts w:eastAsia="Times New Roman"/>
@@ -21802,8 +21725,8 @@
         </w:rPr>
         <w:t>Модуль «Тестирование»</w:t>
       </w:r>
+      <w:bookmarkEnd w:id="33"/>
       <w:bookmarkEnd w:id="34"/>
-      <w:bookmarkEnd w:id="35"/>
     </w:p>
     <w:p>
       <w:pPr>
@@ -21817,7 +21740,7 @@
           <w:lang w:eastAsia="ru-RU"/>
         </w:rPr>
       </w:pPr>
-      <w:bookmarkStart w:id="36" w:name="_Toc229829743"/>
+      <w:bookmarkStart w:id="35" w:name="_Toc229835778"/>
       <w:r>
         <w:rPr>
           <w:rFonts w:eastAsia="Times New Roman"/>
@@ -21825,7 +21748,7 @@
         </w:rPr>
         <w:t>Основное описание модуля</w:t>
       </w:r>
-      <w:bookmarkEnd w:id="36"/>
+      <w:bookmarkEnd w:id="35"/>
     </w:p>
     <w:p>
       <w:pPr>
@@ -21917,8 +21840,8 @@
           <w:lang w:eastAsia="ru-RU"/>
         </w:rPr>
       </w:pPr>
-      <w:bookmarkStart w:id="37" w:name="_Toc229829454"/>
-      <w:bookmarkStart w:id="38" w:name="_Toc229829744"/>
+      <w:bookmarkStart w:id="36" w:name="_Toc229829454"/>
+      <w:bookmarkStart w:id="37" w:name="_Toc229835779"/>
       <w:r>
         <w:rPr>
           <w:rFonts w:eastAsia="Times New Roman"/>
@@ -21933,8 +21856,8 @@
         </w:rPr>
         <w:t>билета</w:t>
       </w:r>
+      <w:bookmarkEnd w:id="36"/>
       <w:bookmarkEnd w:id="37"/>
-      <w:bookmarkEnd w:id="38"/>
     </w:p>
     <w:p>
       <w:pPr>
@@ -22087,8 +22010,8 @@
           <w:lang w:eastAsia="ru-RU"/>
         </w:rPr>
       </w:pPr>
-      <w:bookmarkStart w:id="39" w:name="_Toc229829455"/>
-      <w:bookmarkStart w:id="40" w:name="_Toc229829745"/>
+      <w:bookmarkStart w:id="38" w:name="_Toc229829455"/>
+      <w:bookmarkStart w:id="39" w:name="_Toc229835780"/>
       <w:r>
         <w:rPr>
           <w:rFonts w:eastAsia="Times New Roman"/>
@@ -22096,8 +22019,8 @@
         </w:rPr>
         <w:t>Завершение теста и подсчёт результата</w:t>
       </w:r>
+      <w:bookmarkEnd w:id="38"/>
       <w:bookmarkEnd w:id="39"/>
-      <w:bookmarkEnd w:id="40"/>
     </w:p>
     <w:p>
       <w:pPr>
@@ -22285,8 +22208,8 @@
           <w:lang w:eastAsia="ru-RU"/>
         </w:rPr>
       </w:pPr>
-      <w:bookmarkStart w:id="41" w:name="_Toc229829456"/>
-      <w:bookmarkStart w:id="42" w:name="_Toc229829746"/>
+      <w:bookmarkStart w:id="40" w:name="_Toc229829456"/>
+      <w:bookmarkStart w:id="41" w:name="_Toc229835781"/>
       <w:r>
         <w:rPr>
           <w:rFonts w:eastAsia="Times New Roman"/>
@@ -22295,8 +22218,8 @@
         <w:lastRenderedPageBreak/>
         <w:t>Детальный результат</w:t>
       </w:r>
+      <w:bookmarkEnd w:id="40"/>
       <w:bookmarkEnd w:id="41"/>
-      <w:bookmarkEnd w:id="42"/>
     </w:p>
     <w:p>
       <w:pPr>
@@ -22406,8 +22329,8 @@
           <w:lang w:eastAsia="ru-RU"/>
         </w:rPr>
       </w:pPr>
-      <w:bookmarkStart w:id="43" w:name="_Toc229829457"/>
-      <w:bookmarkStart w:id="44" w:name="_Toc229829747"/>
+      <w:bookmarkStart w:id="42" w:name="_Toc229829457"/>
+      <w:bookmarkStart w:id="43" w:name="_Toc229835782"/>
       <w:r>
         <w:rPr>
           <w:rFonts w:eastAsia="Times New Roman"/>
@@ -22415,8 +22338,8 @@
         </w:rPr>
         <w:t>Ограничения и защита</w:t>
       </w:r>
+      <w:bookmarkEnd w:id="42"/>
       <w:bookmarkEnd w:id="43"/>
-      <w:bookmarkEnd w:id="44"/>
     </w:p>
     <w:p>
       <w:pPr>
@@ -22482,7 +22405,7 @@
           <w:lang w:eastAsia="ru-RU"/>
         </w:rPr>
       </w:pPr>
-      <w:bookmarkStart w:id="45" w:name="_Toc229829748"/>
+      <w:bookmarkStart w:id="44" w:name="_Toc229835783"/>
       <w:r>
         <w:rPr>
           <w:rFonts w:eastAsia="Times New Roman"/>
@@ -22490,7 +22413,7 @@
         </w:rPr>
         <w:t>Распределение ролей членов команды</w:t>
       </w:r>
-      <w:bookmarkEnd w:id="45"/>
+      <w:bookmarkEnd w:id="44"/>
     </w:p>
     <w:p>
       <w:pPr>
@@ -22519,6 +22442,101 @@
           <w:lang w:eastAsia="ru-RU"/>
         </w:rPr>
       </w:pPr>
+    </w:p>
+    <w:p>
+      <w:pPr>
+        <w:spacing w:after="160" w:line="259" w:lineRule="auto"/>
+        <w:rPr>
+          <w:rFonts w:ascii="Times New Roman" w:eastAsia="Times New Roman" w:hAnsi="Times New Roman" w:cs="Times New Roman"/>
+          <w:sz w:val="28"/>
+          <w:szCs w:val="28"/>
+          <w:lang w:eastAsia="ru-RU"/>
+        </w:rPr>
+      </w:pPr>
+      <w:r>
+        <w:rPr>
+          <w:rFonts w:ascii="Times New Roman" w:eastAsia="Times New Roman" w:hAnsi="Times New Roman" w:cs="Times New Roman"/>
+          <w:sz w:val="28"/>
+          <w:szCs w:val="28"/>
+          <w:lang w:eastAsia="ru-RU"/>
+        </w:rPr>
+        <w:br w:type="page"/>
+      </w:r>
+    </w:p>
+    <w:p>
+      <w:pPr>
+        <w:pStyle w:val="1"/>
+        <w:numPr>
+          <w:ilvl w:val="0"/>
+          <w:numId w:val="4"/>
+        </w:numPr>
+        <w:rPr>
+          <w:rFonts w:eastAsia="Times New Roman"/>
+          <w:lang w:eastAsia="ru-RU"/>
+        </w:rPr>
+      </w:pPr>
+      <w:bookmarkStart w:id="45" w:name="_Toc229829459"/>
+      <w:bookmarkStart w:id="46" w:name="_Toc229835784"/>
+      <w:r>
+        <w:rPr>
+          <w:rFonts w:eastAsia="Times New Roman"/>
+          <w:lang w:eastAsia="ru-RU"/>
+        </w:rPr>
+        <w:lastRenderedPageBreak/>
+        <w:t>Создание плановой документации</w:t>
+      </w:r>
+      <w:bookmarkEnd w:id="45"/>
+      <w:bookmarkEnd w:id="46"/>
+    </w:p>
+    <w:p>
+      <w:pPr>
+        <w:spacing w:after="100" w:afterAutospacing="1" w:line="360" w:lineRule="auto"/>
+        <w:ind w:firstLine="709"/>
+        <w:contextualSpacing/>
+        <w:jc w:val="both"/>
+        <w:rPr>
+          <w:rFonts w:ascii="Times New Roman" w:eastAsia="Times New Roman" w:hAnsi="Times New Roman" w:cs="Times New Roman"/>
+          <w:sz w:val="28"/>
+          <w:szCs w:val="28"/>
+          <w:lang w:eastAsia="ru-RU"/>
+        </w:rPr>
+      </w:pPr>
+      <w:r>
+        <w:rPr>
+          <w:rFonts w:ascii="Times New Roman" w:eastAsia="Times New Roman" w:hAnsi="Times New Roman" w:cs="Times New Roman"/>
+          <w:sz w:val="28"/>
+          <w:szCs w:val="28"/>
+          <w:lang w:eastAsia="ru-RU"/>
+        </w:rPr>
+        <w:t xml:space="preserve">Для более подробного описания системы </w:t>
+      </w:r>
+      <w:r>
+        <w:rPr>
+          <w:rFonts w:ascii="Times New Roman" w:eastAsia="Times New Roman" w:hAnsi="Times New Roman" w:cs="Times New Roman"/>
+          <w:sz w:val="28"/>
+          <w:szCs w:val="28"/>
+          <w:lang w:eastAsia="ru-RU"/>
+        </w:rPr>
+        <w:t xml:space="preserve">были составлены с помощью языка </w:t>
+      </w:r>
+      <w:r>
+        <w:rPr>
+          <w:rFonts w:ascii="Times New Roman" w:eastAsia="Times New Roman" w:hAnsi="Times New Roman" w:cs="Times New Roman"/>
+          <w:sz w:val="28"/>
+          <w:szCs w:val="28"/>
+          <w:lang w:val="en-US" w:eastAsia="ru-RU"/>
+        </w:rPr>
+        <w:t>UML</w:t>
+      </w:r>
+      <w:r>
+        <w:rPr>
+          <w:rFonts w:ascii="Times New Roman" w:eastAsia="Times New Roman" w:hAnsi="Times New Roman" w:cs="Times New Roman"/>
+          <w:sz w:val="28"/>
+          <w:szCs w:val="28"/>
+          <w:lang w:eastAsia="ru-RU"/>
+        </w:rPr>
+        <w:t xml:space="preserve"> диаграммы.</w:t>
+      </w:r>
     </w:p>
     <w:p>
       <w:pPr>
@@ -22529,616 +22547,20 @@
         </w:numPr>
         <w:rPr>
           <w:rFonts w:eastAsia="Times New Roman"/>
-          <w:highlight w:val="yellow"/>
-          <w:lang w:eastAsia="ru-RU"/>
-        </w:rPr>
-      </w:pPr>
-      <w:bookmarkStart w:id="46" w:name="_Toc229829458"/>
-      <w:bookmarkStart w:id="47" w:name="_Toc229829749"/>
+          <w:lang w:eastAsia="ru-RU"/>
+        </w:rPr>
+      </w:pPr>
+      <w:bookmarkStart w:id="47" w:name="_Toc229829460"/>
+      <w:bookmarkStart w:id="48" w:name="_Toc229835785"/>
       <w:r>
         <w:rPr>
           <w:rFonts w:eastAsia="Times New Roman"/>
-          <w:highlight w:val="yellow"/>
-          <w:lang w:eastAsia="ru-RU"/>
-        </w:rPr>
-        <w:t>С</w:t>
-      </w:r>
-      <w:r>
-        <w:rPr>
-          <w:rFonts w:eastAsia="Times New Roman"/>
-          <w:highlight w:val="yellow"/>
-          <w:lang w:eastAsia="ru-RU"/>
-        </w:rPr>
-        <w:t>труктура данных</w:t>
-      </w:r>
-      <w:bookmarkEnd w:id="46"/>
+          <w:lang w:eastAsia="ru-RU"/>
+        </w:rPr>
+        <w:t>Диаграмма Использования</w:t>
+      </w:r>
       <w:bookmarkEnd w:id="47"/>
-    </w:p>
-    <w:p>
-      <w:pPr>
-        <w:spacing w:after="100" w:afterAutospacing="1" w:line="360" w:lineRule="auto"/>
-        <w:ind w:firstLine="709"/>
-        <w:contextualSpacing/>
-        <w:jc w:val="both"/>
-        <w:rPr>
-          <w:rFonts w:ascii="Times New Roman" w:eastAsia="Times New Roman" w:hAnsi="Times New Roman" w:cs="Times New Roman"/>
-          <w:sz w:val="28"/>
-          <w:szCs w:val="28"/>
-          <w:lang w:eastAsia="ru-RU"/>
-        </w:rPr>
-      </w:pPr>
-      <w:r>
-        <w:rPr>
-          <w:rFonts w:ascii="Times New Roman" w:eastAsia="Times New Roman" w:hAnsi="Times New Roman" w:cs="Times New Roman"/>
-          <w:sz w:val="28"/>
-          <w:szCs w:val="28"/>
-          <w:lang w:eastAsia="ru-RU"/>
-        </w:rPr>
-        <w:t>В базе данных (таблицы</w:t>
-      </w:r>
-      <w:proofErr w:type="gramStart"/>
-      <w:r>
-        <w:rPr>
-          <w:rFonts w:ascii="Times New Roman" w:eastAsia="Times New Roman" w:hAnsi="Times New Roman" w:cs="Times New Roman"/>
-          <w:sz w:val="28"/>
-          <w:szCs w:val="28"/>
-          <w:lang w:eastAsia="ru-RU"/>
-        </w:rPr>
-        <w:t>):*</w:t>
-      </w:r>
-      <w:proofErr w:type="gramEnd"/>
-      <w:r>
-        <w:rPr>
-          <w:rFonts w:ascii="Times New Roman" w:eastAsia="Times New Roman" w:hAnsi="Times New Roman" w:cs="Times New Roman"/>
-          <w:sz w:val="28"/>
-          <w:szCs w:val="28"/>
-          <w:lang w:eastAsia="ru-RU"/>
-        </w:rPr>
-        <w:t>*</w:t>
-      </w:r>
-    </w:p>
-    <w:p>
-      <w:pPr>
-        <w:spacing w:after="100" w:afterAutospacing="1" w:line="360" w:lineRule="auto"/>
-        <w:ind w:firstLine="709"/>
-        <w:contextualSpacing/>
-        <w:jc w:val="both"/>
-        <w:rPr>
-          <w:rFonts w:ascii="Times New Roman" w:eastAsia="Times New Roman" w:hAnsi="Times New Roman" w:cs="Times New Roman"/>
-          <w:sz w:val="28"/>
-          <w:szCs w:val="28"/>
-          <w:lang w:eastAsia="ru-RU"/>
-        </w:rPr>
-      </w:pPr>
-      <w:r>
-        <w:rPr>
-          <w:rFonts w:ascii="Times New Roman" w:eastAsia="Times New Roman" w:hAnsi="Times New Roman" w:cs="Times New Roman"/>
-          <w:sz w:val="28"/>
-          <w:szCs w:val="28"/>
-          <w:lang w:eastAsia="ru-RU"/>
-        </w:rPr>
-        <w:t>`</w:t>
-      </w:r>
-      <w:proofErr w:type="spellStart"/>
-      <w:r>
-        <w:rPr>
-          <w:rFonts w:ascii="Times New Roman" w:eastAsia="Times New Roman" w:hAnsi="Times New Roman" w:cs="Times New Roman"/>
-          <w:sz w:val="28"/>
-          <w:szCs w:val="28"/>
-          <w:lang w:eastAsia="ru-RU"/>
-        </w:rPr>
-        <w:t>tickets</w:t>
-      </w:r>
-      <w:proofErr w:type="spellEnd"/>
-      <w:r>
-        <w:rPr>
-          <w:rFonts w:ascii="Times New Roman" w:eastAsia="Times New Roman" w:hAnsi="Times New Roman" w:cs="Times New Roman"/>
-          <w:sz w:val="28"/>
-          <w:szCs w:val="28"/>
-          <w:lang w:eastAsia="ru-RU"/>
-        </w:rPr>
-        <w:t>` — билеты (название, описание, время на прохождение, проходной балл)</w:t>
-      </w:r>
-    </w:p>
-    <w:p>
-      <w:pPr>
-        <w:spacing w:after="100" w:afterAutospacing="1" w:line="360" w:lineRule="auto"/>
-        <w:ind w:firstLine="709"/>
-        <w:contextualSpacing/>
-        <w:jc w:val="both"/>
-        <w:rPr>
-          <w:rFonts w:ascii="Times New Roman" w:eastAsia="Times New Roman" w:hAnsi="Times New Roman" w:cs="Times New Roman"/>
-          <w:sz w:val="28"/>
-          <w:szCs w:val="28"/>
-          <w:lang w:eastAsia="ru-RU"/>
-        </w:rPr>
-      </w:pPr>
-      <w:r>
-        <w:rPr>
-          <w:rFonts w:ascii="Times New Roman" w:eastAsia="Times New Roman" w:hAnsi="Times New Roman" w:cs="Times New Roman"/>
-          <w:sz w:val="28"/>
-          <w:szCs w:val="28"/>
-          <w:lang w:eastAsia="ru-RU"/>
-        </w:rPr>
-        <w:t>`</w:t>
-      </w:r>
-      <w:proofErr w:type="spellStart"/>
-      <w:r>
-        <w:rPr>
-          <w:rFonts w:ascii="Times New Roman" w:eastAsia="Times New Roman" w:hAnsi="Times New Roman" w:cs="Times New Roman"/>
-          <w:sz w:val="28"/>
-          <w:szCs w:val="28"/>
-          <w:lang w:eastAsia="ru-RU"/>
-        </w:rPr>
-        <w:t>questions</w:t>
-      </w:r>
-      <w:proofErr w:type="spellEnd"/>
-      <w:r>
-        <w:rPr>
-          <w:rFonts w:ascii="Times New Roman" w:eastAsia="Times New Roman" w:hAnsi="Times New Roman" w:cs="Times New Roman"/>
-          <w:sz w:val="28"/>
-          <w:szCs w:val="28"/>
-          <w:lang w:eastAsia="ru-RU"/>
-        </w:rPr>
-        <w:t xml:space="preserve">` — вопросы (текст вопроса, тип, </w:t>
-      </w:r>
-      <w:proofErr w:type="spellStart"/>
-      <w:r>
-        <w:rPr>
-          <w:rFonts w:ascii="Times New Roman" w:eastAsia="Times New Roman" w:hAnsi="Times New Roman" w:cs="Times New Roman"/>
-          <w:sz w:val="28"/>
-          <w:szCs w:val="28"/>
-          <w:lang w:eastAsia="ru-RU"/>
-        </w:rPr>
-        <w:t>id</w:t>
-      </w:r>
-      <w:proofErr w:type="spellEnd"/>
-      <w:r>
-        <w:rPr>
-          <w:rFonts w:ascii="Times New Roman" w:eastAsia="Times New Roman" w:hAnsi="Times New Roman" w:cs="Times New Roman"/>
-          <w:sz w:val="28"/>
-          <w:szCs w:val="28"/>
-          <w:lang w:eastAsia="ru-RU"/>
-        </w:rPr>
-        <w:t xml:space="preserve"> билета)</w:t>
-      </w:r>
-    </w:p>
-    <w:p>
-      <w:pPr>
-        <w:spacing w:after="100" w:afterAutospacing="1" w:line="360" w:lineRule="auto"/>
-        <w:ind w:firstLine="709"/>
-        <w:contextualSpacing/>
-        <w:jc w:val="both"/>
-        <w:rPr>
-          <w:rFonts w:ascii="Times New Roman" w:eastAsia="Times New Roman" w:hAnsi="Times New Roman" w:cs="Times New Roman"/>
-          <w:sz w:val="28"/>
-          <w:szCs w:val="28"/>
-          <w:lang w:eastAsia="ru-RU"/>
-        </w:rPr>
-      </w:pPr>
-      <w:r>
-        <w:rPr>
-          <w:rFonts w:ascii="Times New Roman" w:eastAsia="Times New Roman" w:hAnsi="Times New Roman" w:cs="Times New Roman"/>
-          <w:sz w:val="28"/>
-          <w:szCs w:val="28"/>
-          <w:lang w:eastAsia="ru-RU"/>
-        </w:rPr>
-        <w:t>`</w:t>
-      </w:r>
-      <w:proofErr w:type="spellStart"/>
-      <w:r>
-        <w:rPr>
-          <w:rFonts w:ascii="Times New Roman" w:eastAsia="Times New Roman" w:hAnsi="Times New Roman" w:cs="Times New Roman"/>
-          <w:sz w:val="28"/>
-          <w:szCs w:val="28"/>
-          <w:lang w:eastAsia="ru-RU"/>
-        </w:rPr>
-        <w:t>answers</w:t>
-      </w:r>
-      <w:proofErr w:type="spellEnd"/>
-      <w:r>
-        <w:rPr>
-          <w:rFonts w:ascii="Times New Roman" w:eastAsia="Times New Roman" w:hAnsi="Times New Roman" w:cs="Times New Roman"/>
-          <w:sz w:val="28"/>
-          <w:szCs w:val="28"/>
-          <w:lang w:eastAsia="ru-RU"/>
-        </w:rPr>
-        <w:t xml:space="preserve">` — варианты ответов (текст, правильный ли, </w:t>
-      </w:r>
-      <w:proofErr w:type="spellStart"/>
-      <w:r>
-        <w:rPr>
-          <w:rFonts w:ascii="Times New Roman" w:eastAsia="Times New Roman" w:hAnsi="Times New Roman" w:cs="Times New Roman"/>
-          <w:sz w:val="28"/>
-          <w:szCs w:val="28"/>
-          <w:lang w:eastAsia="ru-RU"/>
-        </w:rPr>
-        <w:t>id</w:t>
-      </w:r>
-      <w:proofErr w:type="spellEnd"/>
-      <w:r>
-        <w:rPr>
-          <w:rFonts w:ascii="Times New Roman" w:eastAsia="Times New Roman" w:hAnsi="Times New Roman" w:cs="Times New Roman"/>
-          <w:sz w:val="28"/>
-          <w:szCs w:val="28"/>
-          <w:lang w:eastAsia="ru-RU"/>
-        </w:rPr>
-        <w:t xml:space="preserve"> вопроса)</w:t>
-      </w:r>
-    </w:p>
-    <w:p>
-      <w:pPr>
-        <w:spacing w:after="100" w:afterAutospacing="1" w:line="360" w:lineRule="auto"/>
-        <w:ind w:firstLine="709"/>
-        <w:contextualSpacing/>
-        <w:jc w:val="both"/>
-        <w:rPr>
-          <w:rFonts w:ascii="Times New Roman" w:eastAsia="Times New Roman" w:hAnsi="Times New Roman" w:cs="Times New Roman"/>
-          <w:sz w:val="28"/>
-          <w:szCs w:val="28"/>
-          <w:lang w:eastAsia="ru-RU"/>
-        </w:rPr>
-      </w:pPr>
-      <w:r>
-        <w:rPr>
-          <w:rFonts w:ascii="Times New Roman" w:eastAsia="Times New Roman" w:hAnsi="Times New Roman" w:cs="Times New Roman"/>
-          <w:sz w:val="28"/>
-          <w:szCs w:val="28"/>
-          <w:lang w:eastAsia="ru-RU"/>
-        </w:rPr>
-        <w:t>`</w:t>
-      </w:r>
-      <w:proofErr w:type="spellStart"/>
-      <w:r>
-        <w:rPr>
-          <w:rFonts w:ascii="Times New Roman" w:eastAsia="Times New Roman" w:hAnsi="Times New Roman" w:cs="Times New Roman"/>
-          <w:sz w:val="28"/>
-          <w:szCs w:val="28"/>
-          <w:lang w:eastAsia="ru-RU"/>
-        </w:rPr>
-        <w:t>test_sessions</w:t>
-      </w:r>
-      <w:proofErr w:type="spellEnd"/>
-      <w:r>
-        <w:rPr>
-          <w:rFonts w:ascii="Times New Roman" w:eastAsia="Times New Roman" w:hAnsi="Times New Roman" w:cs="Times New Roman"/>
-          <w:sz w:val="28"/>
-          <w:szCs w:val="28"/>
-          <w:lang w:eastAsia="ru-RU"/>
-        </w:rPr>
-        <w:t>` — сессии прохождения (пользователь, билет, дата начала, статус: в процессе / завершён)</w:t>
-      </w:r>
-    </w:p>
-    <w:p>
-      <w:pPr>
-        <w:spacing w:after="100" w:afterAutospacing="1" w:line="360" w:lineRule="auto"/>
-        <w:ind w:firstLine="709"/>
-        <w:contextualSpacing/>
-        <w:jc w:val="both"/>
-        <w:rPr>
-          <w:rFonts w:ascii="Times New Roman" w:eastAsia="Times New Roman" w:hAnsi="Times New Roman" w:cs="Times New Roman"/>
-          <w:sz w:val="28"/>
-          <w:szCs w:val="28"/>
-          <w:lang w:eastAsia="ru-RU"/>
-        </w:rPr>
-      </w:pPr>
-      <w:r>
-        <w:rPr>
-          <w:rFonts w:ascii="Times New Roman" w:eastAsia="Times New Roman" w:hAnsi="Times New Roman" w:cs="Times New Roman"/>
-          <w:sz w:val="28"/>
-          <w:szCs w:val="28"/>
-          <w:lang w:eastAsia="ru-RU"/>
-        </w:rPr>
-        <w:t>`</w:t>
-      </w:r>
-      <w:proofErr w:type="spellStart"/>
-      <w:r>
-        <w:rPr>
-          <w:rFonts w:ascii="Times New Roman" w:eastAsia="Times New Roman" w:hAnsi="Times New Roman" w:cs="Times New Roman"/>
-          <w:sz w:val="28"/>
-          <w:szCs w:val="28"/>
-          <w:lang w:eastAsia="ru-RU"/>
-        </w:rPr>
-        <w:t>user_answers</w:t>
-      </w:r>
-      <w:proofErr w:type="spellEnd"/>
-      <w:r>
-        <w:rPr>
-          <w:rFonts w:ascii="Times New Roman" w:eastAsia="Times New Roman" w:hAnsi="Times New Roman" w:cs="Times New Roman"/>
-          <w:sz w:val="28"/>
-          <w:szCs w:val="28"/>
-          <w:lang w:eastAsia="ru-RU"/>
-        </w:rPr>
-        <w:t>` — ответы пользователя (</w:t>
-      </w:r>
-      <w:proofErr w:type="spellStart"/>
-      <w:r>
-        <w:rPr>
-          <w:rFonts w:ascii="Times New Roman" w:eastAsia="Times New Roman" w:hAnsi="Times New Roman" w:cs="Times New Roman"/>
-          <w:sz w:val="28"/>
-          <w:szCs w:val="28"/>
-          <w:lang w:eastAsia="ru-RU"/>
-        </w:rPr>
-        <w:t>id</w:t>
-      </w:r>
-      <w:proofErr w:type="spellEnd"/>
-      <w:r>
-        <w:rPr>
-          <w:rFonts w:ascii="Times New Roman" w:eastAsia="Times New Roman" w:hAnsi="Times New Roman" w:cs="Times New Roman"/>
-          <w:sz w:val="28"/>
-          <w:szCs w:val="28"/>
-          <w:lang w:eastAsia="ru-RU"/>
-        </w:rPr>
-        <w:t xml:space="preserve"> сессии, </w:t>
-      </w:r>
-      <w:proofErr w:type="spellStart"/>
-      <w:r>
-        <w:rPr>
-          <w:rFonts w:ascii="Times New Roman" w:eastAsia="Times New Roman" w:hAnsi="Times New Roman" w:cs="Times New Roman"/>
-          <w:sz w:val="28"/>
-          <w:szCs w:val="28"/>
-          <w:lang w:eastAsia="ru-RU"/>
-        </w:rPr>
-        <w:t>id</w:t>
-      </w:r>
-      <w:proofErr w:type="spellEnd"/>
-      <w:r>
-        <w:rPr>
-          <w:rFonts w:ascii="Times New Roman" w:eastAsia="Times New Roman" w:hAnsi="Times New Roman" w:cs="Times New Roman"/>
-          <w:sz w:val="28"/>
-          <w:szCs w:val="28"/>
-          <w:lang w:eastAsia="ru-RU"/>
-        </w:rPr>
-        <w:t xml:space="preserve"> вопроса, выбранный ответ, правильный ли)</w:t>
-      </w:r>
-    </w:p>
-    <w:p>
-      <w:pPr>
-        <w:spacing w:after="100" w:afterAutospacing="1" w:line="360" w:lineRule="auto"/>
-        <w:ind w:firstLine="709"/>
-        <w:contextualSpacing/>
-        <w:jc w:val="both"/>
-        <w:rPr>
-          <w:rFonts w:ascii="Times New Roman" w:eastAsia="Times New Roman" w:hAnsi="Times New Roman" w:cs="Times New Roman"/>
-          <w:sz w:val="28"/>
-          <w:szCs w:val="28"/>
-          <w:lang w:eastAsia="ru-RU"/>
-        </w:rPr>
-      </w:pPr>
-      <w:r>
-        <w:rPr>
-          <w:rFonts w:ascii="Times New Roman" w:eastAsia="Times New Roman" w:hAnsi="Times New Roman" w:cs="Times New Roman"/>
-          <w:sz w:val="28"/>
-          <w:szCs w:val="28"/>
-          <w:lang w:eastAsia="ru-RU"/>
-        </w:rPr>
-        <w:t>`</w:t>
-      </w:r>
-      <w:proofErr w:type="spellStart"/>
-      <w:r>
-        <w:rPr>
-          <w:rFonts w:ascii="Times New Roman" w:eastAsia="Times New Roman" w:hAnsi="Times New Roman" w:cs="Times New Roman"/>
-          <w:sz w:val="28"/>
-          <w:szCs w:val="28"/>
-          <w:lang w:eastAsia="ru-RU"/>
-        </w:rPr>
-        <w:t>test_results</w:t>
-      </w:r>
-      <w:proofErr w:type="spellEnd"/>
-      <w:r>
-        <w:rPr>
-          <w:rFonts w:ascii="Times New Roman" w:eastAsia="Times New Roman" w:hAnsi="Times New Roman" w:cs="Times New Roman"/>
-          <w:sz w:val="28"/>
-          <w:szCs w:val="28"/>
-          <w:lang w:eastAsia="ru-RU"/>
-        </w:rPr>
-        <w:t>` — итоговые результаты (</w:t>
-      </w:r>
-      <w:proofErr w:type="spellStart"/>
-      <w:r>
-        <w:rPr>
-          <w:rFonts w:ascii="Times New Roman" w:eastAsia="Times New Roman" w:hAnsi="Times New Roman" w:cs="Times New Roman"/>
-          <w:sz w:val="28"/>
-          <w:szCs w:val="28"/>
-          <w:lang w:eastAsia="ru-RU"/>
-        </w:rPr>
-        <w:t>id</w:t>
-      </w:r>
-      <w:proofErr w:type="spellEnd"/>
-      <w:r>
-        <w:rPr>
-          <w:rFonts w:ascii="Times New Roman" w:eastAsia="Times New Roman" w:hAnsi="Times New Roman" w:cs="Times New Roman"/>
-          <w:sz w:val="28"/>
-          <w:szCs w:val="28"/>
-          <w:lang w:eastAsia="ru-RU"/>
-        </w:rPr>
-        <w:t xml:space="preserve"> сессии, </w:t>
-      </w:r>
-      <w:r>
-        <w:rPr>
-          <w:rFonts w:ascii="Times New Roman" w:eastAsia="Times New Roman" w:hAnsi="Times New Roman" w:cs="Times New Roman"/>
-          <w:sz w:val="28"/>
-          <w:szCs w:val="28"/>
-          <w:lang w:eastAsia="ru-RU"/>
-        </w:rPr>
-        <w:t>балл, процент, дата завершения)</w:t>
-      </w:r>
-    </w:p>
-    <w:p>
-      <w:pPr>
-        <w:spacing w:after="100" w:afterAutospacing="1" w:line="360" w:lineRule="auto"/>
-        <w:ind w:firstLine="709"/>
-        <w:contextualSpacing/>
-        <w:jc w:val="both"/>
-        <w:rPr>
-          <w:rFonts w:ascii="Times New Roman" w:eastAsia="Times New Roman" w:hAnsi="Times New Roman" w:cs="Times New Roman"/>
-          <w:sz w:val="28"/>
-          <w:szCs w:val="28"/>
-          <w:lang w:eastAsia="ru-RU"/>
-        </w:rPr>
-      </w:pPr>
-    </w:p>
-    <w:p>
-      <w:pPr>
-        <w:spacing w:after="100" w:afterAutospacing="1" w:line="360" w:lineRule="auto"/>
-        <w:ind w:firstLine="709"/>
-        <w:contextualSpacing/>
-        <w:jc w:val="both"/>
-        <w:rPr>
-          <w:rFonts w:ascii="Times New Roman" w:eastAsia="Times New Roman" w:hAnsi="Times New Roman" w:cs="Times New Roman"/>
-          <w:sz w:val="28"/>
-          <w:szCs w:val="28"/>
-          <w:lang w:eastAsia="ru-RU"/>
-        </w:rPr>
-      </w:pPr>
-    </w:p>
-    <w:p>
-      <w:pPr>
-        <w:spacing w:after="100" w:afterAutospacing="1" w:line="360" w:lineRule="auto"/>
-        <w:ind w:firstLine="709"/>
-        <w:contextualSpacing/>
-        <w:jc w:val="both"/>
-        <w:rPr>
-          <w:rFonts w:ascii="Times New Roman" w:eastAsia="Times New Roman" w:hAnsi="Times New Roman" w:cs="Times New Roman"/>
-          <w:sz w:val="28"/>
-          <w:szCs w:val="28"/>
-          <w:lang w:eastAsia="ru-RU"/>
-        </w:rPr>
-      </w:pPr>
-    </w:p>
-    <w:p>
-      <w:pPr>
-        <w:spacing w:after="100" w:afterAutospacing="1" w:line="360" w:lineRule="auto"/>
-        <w:ind w:firstLine="709"/>
-        <w:contextualSpacing/>
-        <w:jc w:val="both"/>
-        <w:rPr>
-          <w:rFonts w:ascii="Times New Roman" w:eastAsia="Times New Roman" w:hAnsi="Times New Roman" w:cs="Times New Roman"/>
-          <w:sz w:val="28"/>
-          <w:szCs w:val="28"/>
-          <w:lang w:eastAsia="ru-RU"/>
-        </w:rPr>
-      </w:pPr>
-    </w:p>
-    <w:p>
-      <w:pPr>
-        <w:spacing w:after="160" w:line="259" w:lineRule="auto"/>
-        <w:rPr>
-          <w:rFonts w:ascii="Times New Roman" w:eastAsia="Times New Roman" w:hAnsi="Times New Roman" w:cs="Times New Roman"/>
-          <w:sz w:val="28"/>
-          <w:szCs w:val="28"/>
-          <w:lang w:eastAsia="ru-RU"/>
-        </w:rPr>
-      </w:pPr>
-      <w:r>
-        <w:rPr>
-          <w:rFonts w:ascii="Times New Roman" w:eastAsia="Times New Roman" w:hAnsi="Times New Roman" w:cs="Times New Roman"/>
-          <w:sz w:val="28"/>
-          <w:szCs w:val="28"/>
-          <w:lang w:eastAsia="ru-RU"/>
-        </w:rPr>
-        <w:lastRenderedPageBreak/>
-        <w:br w:type="page"/>
-      </w:r>
-    </w:p>
-    <w:p>
-      <w:pPr>
-        <w:pStyle w:val="1"/>
-        <w:numPr>
-          <w:ilvl w:val="0"/>
-          <w:numId w:val="4"/>
-        </w:numPr>
-        <w:rPr>
-          <w:rFonts w:eastAsia="Times New Roman"/>
-          <w:lang w:eastAsia="ru-RU"/>
-        </w:rPr>
-      </w:pPr>
-      <w:bookmarkStart w:id="48" w:name="_Toc229829459"/>
-      <w:bookmarkStart w:id="49" w:name="_Toc229829750"/>
-      <w:r>
-        <w:rPr>
-          <w:rFonts w:eastAsia="Times New Roman"/>
-          <w:lang w:eastAsia="ru-RU"/>
-        </w:rPr>
-        <w:lastRenderedPageBreak/>
-        <w:t>Создание плановой документации</w:t>
-      </w:r>
       <w:bookmarkEnd w:id="48"/>
-      <w:bookmarkEnd w:id="49"/>
-    </w:p>
-    <w:p>
-      <w:pPr>
-        <w:spacing w:after="100" w:afterAutospacing="1" w:line="360" w:lineRule="auto"/>
-        <w:ind w:firstLine="709"/>
-        <w:contextualSpacing/>
-        <w:jc w:val="both"/>
-        <w:rPr>
-          <w:rFonts w:ascii="Times New Roman" w:eastAsia="Times New Roman" w:hAnsi="Times New Roman" w:cs="Times New Roman"/>
-          <w:sz w:val="28"/>
-          <w:szCs w:val="28"/>
-          <w:lang w:eastAsia="ru-RU"/>
-        </w:rPr>
-      </w:pPr>
-      <w:r>
-        <w:rPr>
-          <w:rFonts w:ascii="Times New Roman" w:eastAsia="Times New Roman" w:hAnsi="Times New Roman" w:cs="Times New Roman"/>
-          <w:sz w:val="28"/>
-          <w:szCs w:val="28"/>
-          <w:lang w:eastAsia="ru-RU"/>
-        </w:rPr>
-        <w:t xml:space="preserve">Для более подробного описания системы </w:t>
-      </w:r>
-      <w:r>
-        <w:rPr>
-          <w:rFonts w:ascii="Times New Roman" w:eastAsia="Times New Roman" w:hAnsi="Times New Roman" w:cs="Times New Roman"/>
-          <w:sz w:val="28"/>
-          <w:szCs w:val="28"/>
-          <w:lang w:eastAsia="ru-RU"/>
-        </w:rPr>
-        <w:t xml:space="preserve">были составлены с помощью языка </w:t>
-      </w:r>
-      <w:r>
-        <w:rPr>
-          <w:rFonts w:ascii="Times New Roman" w:eastAsia="Times New Roman" w:hAnsi="Times New Roman" w:cs="Times New Roman"/>
-          <w:sz w:val="28"/>
-          <w:szCs w:val="28"/>
-          <w:lang w:val="en-US" w:eastAsia="ru-RU"/>
-        </w:rPr>
-        <w:t>UML</w:t>
-      </w:r>
-      <w:r>
-        <w:rPr>
-          <w:rFonts w:ascii="Times New Roman" w:eastAsia="Times New Roman" w:hAnsi="Times New Roman" w:cs="Times New Roman"/>
-          <w:sz w:val="28"/>
-          <w:szCs w:val="28"/>
-          <w:lang w:eastAsia="ru-RU"/>
-        </w:rPr>
-        <w:t xml:space="preserve"> диаграммы.</w:t>
-      </w:r>
-    </w:p>
-    <w:p>
-      <w:pPr>
-        <w:pStyle w:val="2"/>
-        <w:numPr>
-          <w:ilvl w:val="1"/>
-          <w:numId w:val="4"/>
-        </w:numPr>
-        <w:rPr>
-          <w:rFonts w:eastAsia="Times New Roman"/>
-          <w:lang w:eastAsia="ru-RU"/>
-        </w:rPr>
-      </w:pPr>
-      <w:bookmarkStart w:id="50" w:name="_Toc229829460"/>
-      <w:bookmarkStart w:id="51" w:name="_Toc229829751"/>
-      <w:r>
-        <w:rPr>
-          <w:rFonts w:eastAsia="Times New Roman"/>
-          <w:lang w:eastAsia="ru-RU"/>
-        </w:rPr>
-        <w:t>Диаграмма Использования</w:t>
-      </w:r>
-      <w:bookmarkEnd w:id="50"/>
-      <w:bookmarkEnd w:id="51"/>
     </w:p>
     <w:p>
       <w:pPr>
@@ -24017,13 +23439,13 @@
           <w:numId w:val="10"/>
         </w:numPr>
       </w:pPr>
-      <w:bookmarkStart w:id="52" w:name="_Toc229829461"/>
-      <w:bookmarkStart w:id="53" w:name="_Toc229829752"/>
+      <w:bookmarkStart w:id="49" w:name="_Toc229829461"/>
+      <w:bookmarkStart w:id="50" w:name="_Toc229835786"/>
       <w:r>
         <w:t>Диаграмма классов</w:t>
       </w:r>
-      <w:bookmarkEnd w:id="52"/>
-      <w:bookmarkEnd w:id="53"/>
+      <w:bookmarkEnd w:id="49"/>
+      <w:bookmarkEnd w:id="50"/>
     </w:p>
     <w:p>
       <w:pPr>
@@ -24062,13 +23484,13 @@
         </w:numPr>
         <w:ind w:left="1418"/>
       </w:pPr>
-      <w:bookmarkStart w:id="54" w:name="_Toc229829462"/>
-      <w:bookmarkStart w:id="55" w:name="_Toc229829753"/>
+      <w:bookmarkStart w:id="51" w:name="_Toc229829462"/>
+      <w:bookmarkStart w:id="52" w:name="_Toc229835787"/>
       <w:r>
         <w:t>Гость и ограниченный доступ</w:t>
       </w:r>
-      <w:bookmarkEnd w:id="54"/>
-      <w:bookmarkEnd w:id="55"/>
+      <w:bookmarkEnd w:id="51"/>
+      <w:bookmarkEnd w:id="52"/>
     </w:p>
     <w:p>
       <w:pPr>
@@ -24116,13 +23538,13 @@
         </w:numPr>
         <w:ind w:left="1418"/>
       </w:pPr>
-      <w:bookmarkStart w:id="56" w:name="_Toc229829463"/>
-      <w:bookmarkStart w:id="57" w:name="_Toc229829754"/>
+      <w:bookmarkStart w:id="53" w:name="_Toc229829463"/>
+      <w:bookmarkStart w:id="54" w:name="_Toc229835788"/>
       <w:r>
         <w:t>Зарегистрированный пользователь: полный цикл тестирования</w:t>
       </w:r>
-      <w:bookmarkEnd w:id="56"/>
-      <w:bookmarkEnd w:id="57"/>
+      <w:bookmarkEnd w:id="53"/>
+      <w:bookmarkEnd w:id="54"/>
     </w:p>
     <w:p>
       <w:pPr>
@@ -24521,13 +23943,13 @@
         </w:numPr>
         <w:ind w:left="1418"/>
       </w:pPr>
-      <w:bookmarkStart w:id="58" w:name="_Toc229829464"/>
-      <w:bookmarkStart w:id="59" w:name="_Toc229829755"/>
+      <w:bookmarkStart w:id="55" w:name="_Toc229829464"/>
+      <w:bookmarkStart w:id="56" w:name="_Toc229835789"/>
       <w:r>
         <w:t>Администратор: управление контентом</w:t>
       </w:r>
-      <w:bookmarkEnd w:id="58"/>
-      <w:bookmarkEnd w:id="59"/>
+      <w:bookmarkEnd w:id="55"/>
+      <w:bookmarkEnd w:id="56"/>
     </w:p>
     <w:p>
       <w:pPr>
@@ -24762,13 +24184,13 @@
           <w:numId w:val="10"/>
         </w:numPr>
       </w:pPr>
-      <w:bookmarkStart w:id="60" w:name="_Toc229829465"/>
-      <w:bookmarkStart w:id="61" w:name="_Toc229829756"/>
+      <w:bookmarkStart w:id="57" w:name="_Toc229829465"/>
+      <w:bookmarkStart w:id="58" w:name="_Toc229835790"/>
       <w:r>
         <w:t>Связи между процессами</w:t>
       </w:r>
-      <w:bookmarkEnd w:id="60"/>
-      <w:bookmarkEnd w:id="61"/>
+      <w:bookmarkEnd w:id="57"/>
+      <w:bookmarkEnd w:id="58"/>
     </w:p>
     <w:p>
       <w:pPr>
@@ -25007,13 +24429,13 @@
           <w:numId w:val="10"/>
         </w:numPr>
       </w:pPr>
-      <w:bookmarkStart w:id="62" w:name="_Toc229829466"/>
-      <w:bookmarkStart w:id="63" w:name="_Toc229829757"/>
+      <w:bookmarkStart w:id="59" w:name="_Toc229829466"/>
+      <w:bookmarkStart w:id="60" w:name="_Toc229835791"/>
       <w:r>
         <w:t>Диаграмма компонентов</w:t>
       </w:r>
-      <w:bookmarkEnd w:id="62"/>
-      <w:bookmarkEnd w:id="63"/>
+      <w:bookmarkEnd w:id="59"/>
+      <w:bookmarkEnd w:id="60"/>
     </w:p>
     <w:p>
       <w:pPr>
@@ -25275,13 +24697,13 @@
           <w:numId w:val="10"/>
         </w:numPr>
       </w:pPr>
-      <w:bookmarkStart w:id="64" w:name="_Toc229829467"/>
-      <w:bookmarkStart w:id="65" w:name="_Toc229829758"/>
+      <w:bookmarkStart w:id="61" w:name="_Toc229829467"/>
+      <w:bookmarkStart w:id="62" w:name="_Toc229835792"/>
       <w:r>
         <w:t>Диаграмма развертывания</w:t>
       </w:r>
-      <w:bookmarkEnd w:id="64"/>
-      <w:bookmarkEnd w:id="65"/>
+      <w:bookmarkEnd w:id="61"/>
+      <w:bookmarkEnd w:id="62"/>
     </w:p>
     <w:p>
       <w:pPr>
@@ -25320,13 +24742,13 @@
         </w:numPr>
         <w:ind w:left="1418"/>
       </w:pPr>
-      <w:bookmarkStart w:id="66" w:name="_Toc229829468"/>
-      <w:bookmarkStart w:id="67" w:name="_Toc229829759"/>
+      <w:bookmarkStart w:id="63" w:name="_Toc229829468"/>
+      <w:bookmarkStart w:id="64" w:name="_Toc229835793"/>
       <w:r>
         <w:t>Узлы и устройства</w:t>
       </w:r>
-      <w:bookmarkEnd w:id="66"/>
-      <w:bookmarkEnd w:id="67"/>
+      <w:bookmarkEnd w:id="63"/>
+      <w:bookmarkEnd w:id="64"/>
     </w:p>
     <w:p>
       <w:pPr>
@@ -25535,16 +24957,16 @@
           <w:szCs w:val="24"/>
         </w:rPr>
       </w:pPr>
-      <w:bookmarkStart w:id="68" w:name="_Toc229829469"/>
-      <w:bookmarkStart w:id="69" w:name="_Toc229829760"/>
+      <w:bookmarkStart w:id="65" w:name="_Toc229829469"/>
+      <w:bookmarkStart w:id="66" w:name="_Toc229835794"/>
       <w:r>
         <w:rPr>
           <w:rStyle w:val="30"/>
         </w:rPr>
         <w:t>Сервисы, размещённые на серверном узле</w:t>
       </w:r>
-      <w:bookmarkEnd w:id="68"/>
-      <w:bookmarkEnd w:id="69"/>
+      <w:bookmarkEnd w:id="65"/>
+      <w:bookmarkEnd w:id="66"/>
     </w:p>
     <w:p>
       <w:pPr>
@@ -25842,13 +25264,13 @@
           <w:numId w:val="10"/>
         </w:numPr>
       </w:pPr>
-      <w:bookmarkStart w:id="70" w:name="_Toc229829470"/>
-      <w:bookmarkStart w:id="71" w:name="_Toc229829761"/>
+      <w:bookmarkStart w:id="67" w:name="_Toc229829470"/>
+      <w:bookmarkStart w:id="68" w:name="_Toc229835795"/>
       <w:r>
         <w:t>Базы данных</w:t>
       </w:r>
-      <w:bookmarkEnd w:id="70"/>
-      <w:bookmarkEnd w:id="71"/>
+      <w:bookmarkEnd w:id="67"/>
+      <w:bookmarkEnd w:id="68"/>
     </w:p>
     <w:p>
       <w:pPr>
@@ -26209,19 +25631,27 @@
           <w:lang w:eastAsia="ru-RU"/>
         </w:rPr>
       </w:pPr>
-      <w:bookmarkStart w:id="72" w:name="_Toc229829471"/>
-      <w:bookmarkStart w:id="73" w:name="_Toc229829762"/>
+      <w:bookmarkStart w:id="69" w:name="_Toc229829471"/>
+      <w:bookmarkStart w:id="70" w:name="_Toc229835796"/>
+      <w:bookmarkStart w:id="71" w:name="_GoBack"/>
+      <w:bookmarkEnd w:id="71"/>
       <w:r>
         <w:rPr>
           <w:rFonts w:eastAsia="Times New Roman"/>
-          <w:highlight w:val="yellow"/>
           <w:lang w:eastAsia="ru-RU"/>
         </w:rPr>
         <w:lastRenderedPageBreak/>
-        <w:t>Индивидуальные задание и создание индивидуальных диаграмм, разделенных по модулям.</w:t>
-      </w:r>
-      <w:bookmarkEnd w:id="72"/>
-      <w:bookmarkEnd w:id="73"/>
+        <w:t>Создание и организация базы данных сервиса</w:t>
+      </w:r>
+      <w:r>
+        <w:rPr>
+          <w:rFonts w:eastAsia="Times New Roman"/>
+          <w:lang w:eastAsia="ru-RU"/>
+        </w:rPr>
+        <w:t>.</w:t>
+      </w:r>
+      <w:bookmarkEnd w:id="69"/>
+      <w:bookmarkEnd w:id="70"/>
     </w:p>
     <w:p>
       <w:pPr>
@@ -26236,6 +25666,15 @@
           <w:lang w:eastAsia="ru-RU"/>
         </w:rPr>
       </w:pPr>
+      <w:r>
+        <w:rPr>
+          <w:rFonts w:ascii="Times New Roman" w:eastAsia="Times New Roman" w:hAnsi="Times New Roman" w:cs="Times New Roman"/>
+          <w:sz w:val="28"/>
+          <w:szCs w:val="28"/>
+          <w:lang w:eastAsia="ru-RU"/>
+        </w:rPr>
+        <w:t>На основе изученной предметной области для сервиса была разработана база данных.</w:t>
+      </w:r>
     </w:p>
     <w:p>
       <w:pPr>
@@ -26255,10 +25694,47 @@
           <w:rFonts w:ascii="Times New Roman" w:eastAsia="Times New Roman" w:hAnsi="Times New Roman" w:cs="Times New Roman"/>
           <w:sz w:val="28"/>
           <w:szCs w:val="28"/>
-          <w:highlight w:val="yellow"/>
-          <w:lang w:eastAsia="ru-RU"/>
-        </w:rPr>
-        <w:t>Описание что делали индивидуально</w:t>
+          <w:lang w:eastAsia="ru-RU"/>
+        </w:rPr>
+        <w:t>Для успешной разработки и наглядного представления базы данных (</w:t>
+      </w:r>
+      <w:proofErr w:type="spellStart"/>
+      <w:r>
+        <w:rPr>
+          <w:rFonts w:ascii="Times New Roman" w:eastAsia="Times New Roman" w:hAnsi="Times New Roman" w:cs="Times New Roman"/>
+          <w:sz w:val="28"/>
+          <w:szCs w:val="28"/>
+          <w:lang w:eastAsia="ru-RU"/>
+        </w:rPr>
+        <w:t>бд</w:t>
+      </w:r>
+      <w:proofErr w:type="spellEnd"/>
+      <w:r>
+        <w:rPr>
+          <w:rFonts w:ascii="Times New Roman" w:eastAsia="Times New Roman" w:hAnsi="Times New Roman" w:cs="Times New Roman"/>
+          <w:sz w:val="28"/>
+          <w:szCs w:val="28"/>
+          <w:lang w:eastAsia="ru-RU"/>
+        </w:rPr>
+        <w:t xml:space="preserve">) была создана </w:t>
+      </w:r>
+      <w:r>
+        <w:rPr>
+          <w:rFonts w:ascii="Times New Roman" w:eastAsia="Times New Roman" w:hAnsi="Times New Roman" w:cs="Times New Roman"/>
+          <w:sz w:val="28"/>
+          <w:szCs w:val="28"/>
+          <w:lang w:val="en-US" w:eastAsia="ru-RU"/>
+        </w:rPr>
+        <w:t>ER</w:t>
+      </w:r>
+      <w:r>
+        <w:rPr>
+          <w:rFonts w:ascii="Times New Roman" w:eastAsia="Times New Roman" w:hAnsi="Times New Roman" w:cs="Times New Roman"/>
+          <w:sz w:val="28"/>
+          <w:szCs w:val="28"/>
+          <w:lang w:eastAsia="ru-RU"/>
+        </w:rPr>
+        <w:t>-диаграмма.</w:t>
       </w:r>
     </w:p>
     <w:p>
@@ -26266,28 +25742,128 @@
         <w:spacing w:after="100" w:afterAutospacing="1" w:line="360" w:lineRule="auto"/>
         <w:ind w:firstLine="709"/>
         <w:contextualSpacing/>
-        <w:jc w:val="both"/>
-        <w:rPr>
-          <w:rFonts w:ascii="Times New Roman" w:eastAsia="Times New Roman" w:hAnsi="Times New Roman" w:cs="Times New Roman"/>
-          <w:sz w:val="28"/>
-          <w:szCs w:val="28"/>
-          <w:lang w:eastAsia="ru-RU"/>
-        </w:rPr>
-      </w:pPr>
+        <w:jc w:val="center"/>
+        <w:rPr>
+          <w:rFonts w:ascii="Times New Roman" w:eastAsia="Times New Roman" w:hAnsi="Times New Roman" w:cs="Times New Roman"/>
+          <w:sz w:val="28"/>
+          <w:szCs w:val="28"/>
+          <w:lang w:eastAsia="ru-RU"/>
+        </w:rPr>
+      </w:pPr>
+      <w:r>
+        <w:rPr>
+          <w:rFonts w:ascii="Times New Roman" w:eastAsia="Times New Roman" w:hAnsi="Times New Roman" w:cs="Times New Roman"/>
+          <w:noProof/>
+          <w:sz w:val="28"/>
+          <w:szCs w:val="28"/>
+          <w:lang w:eastAsia="ru-RU"/>
+        </w:rPr>
+        <w:drawing>
+          <wp:inline distT="0" distB="0" distL="0" distR="0" wp14:anchorId="4C4FA6DD" wp14:editId="7D53E32E">
+            <wp:extent cx="5939790" cy="4589780"/>
+            <wp:effectExtent l="0" t="0" r="3810" b="1270"/>
+            <wp:docPr id="4" name="Рисунок 4"/>
+            <wp:cNvGraphicFramePr>
+              <a:graphicFrameLocks xmlns:a="http://schemas.openxmlformats.org/drawingml/2006/main" noChangeAspect="1"/>
+            </wp:cNvGraphicFramePr>
+            <a:graphic xmlns:a="http://schemas.openxmlformats.org/drawingml/2006/main">
+              <a:graphicData uri="http://schemas.openxmlformats.org/drawingml/2006/picture">
+                <pic:pic xmlns:pic="http://schemas.openxmlformats.org/drawingml/2006/picture">
+                  <pic:nvPicPr>
+                    <pic:cNvPr id="1" name=""/>
+                    <pic:cNvPicPr/>
+                  </pic:nvPicPr>
+                  <pic:blipFill>
+                    <a:blip r:embed="rId12"/>
+                    <a:stretch>
+                      <a:fillRect/>
+                    </a:stretch>
+                  </pic:blipFill>
+                  <pic:spPr>
+                    <a:xfrm>
+                      <a:off x="0" y="0"/>
+                      <a:ext cx="5939790" cy="4589780"/>
+                    </a:xfrm>
+                    <a:prstGeom prst="rect">
+                      <a:avLst/>
+                    </a:prstGeom>
+                  </pic:spPr>
+                </pic:pic>
+              </a:graphicData>
+            </a:graphic>
+          </wp:inline>
+        </w:drawing>
+      </w:r>
     </w:p>
     <w:p>
       <w:pPr>
         <w:spacing w:after="100" w:afterAutospacing="1" w:line="360" w:lineRule="auto"/>
         <w:ind w:firstLine="709"/>
         <w:contextualSpacing/>
-        <w:jc w:val="both"/>
-        <w:rPr>
-          <w:rFonts w:ascii="Times New Roman" w:eastAsia="Times New Roman" w:hAnsi="Times New Roman" w:cs="Times New Roman"/>
-          <w:sz w:val="28"/>
-          <w:szCs w:val="28"/>
-          <w:lang w:eastAsia="ru-RU"/>
-        </w:rPr>
-      </w:pPr>
+        <w:jc w:val="center"/>
+        <w:rPr>
+          <w:rFonts w:ascii="Times New Roman" w:eastAsia="Times New Roman" w:hAnsi="Times New Roman" w:cs="Times New Roman"/>
+          <w:sz w:val="28"/>
+          <w:szCs w:val="28"/>
+          <w:lang w:eastAsia="ru-RU"/>
+        </w:rPr>
+      </w:pPr>
+      <w:r>
+        <w:rPr>
+          <w:rFonts w:ascii="Times New Roman" w:eastAsia="Times New Roman" w:hAnsi="Times New Roman" w:cs="Times New Roman"/>
+          <w:sz w:val="28"/>
+          <w:szCs w:val="28"/>
+          <w:lang w:eastAsia="ru-RU"/>
+        </w:rPr>
+        <w:t xml:space="preserve">Рисунок 5 – </w:t>
+      </w:r>
+      <w:r>
+        <w:rPr>
+          <w:rFonts w:ascii="Times New Roman" w:eastAsia="Times New Roman" w:hAnsi="Times New Roman" w:cs="Times New Roman"/>
+          <w:sz w:val="28"/>
+          <w:szCs w:val="28"/>
+          <w:lang w:val="en-US" w:eastAsia="ru-RU"/>
+        </w:rPr>
+        <w:t>ER</w:t>
+      </w:r>
+      <w:r>
+        <w:rPr>
+          <w:rFonts w:ascii="Times New Roman" w:eastAsia="Times New Roman" w:hAnsi="Times New Roman" w:cs="Times New Roman"/>
+          <w:sz w:val="28"/>
+          <w:szCs w:val="28"/>
+          <w:lang w:eastAsia="ru-RU"/>
+        </w:rPr>
+        <w:t>-</w:t>
+      </w:r>
+      <w:r>
+        <w:rPr>
+          <w:rFonts w:ascii="Times New Roman" w:eastAsia="Times New Roman" w:hAnsi="Times New Roman" w:cs="Times New Roman"/>
+          <w:sz w:val="28"/>
+          <w:szCs w:val="28"/>
+          <w:lang w:eastAsia="ru-RU"/>
+        </w:rPr>
+        <w:t xml:space="preserve">диаграмма </w:t>
+      </w:r>
+      <w:proofErr w:type="spellStart"/>
+      <w:r>
+        <w:rPr>
+          <w:rFonts w:ascii="Times New Roman" w:eastAsia="Times New Roman" w:hAnsi="Times New Roman" w:cs="Times New Roman"/>
+          <w:sz w:val="28"/>
+          <w:szCs w:val="28"/>
+          <w:lang w:eastAsia="ru-RU"/>
+        </w:rPr>
+        <w:t>бд</w:t>
+      </w:r>
+      <w:proofErr w:type="spellEnd"/>
+      <w:r>
+        <w:rPr>
+          <w:rFonts w:ascii="Times New Roman" w:eastAsia="Times New Roman" w:hAnsi="Times New Roman" w:cs="Times New Roman"/>
+          <w:sz w:val="28"/>
+          <w:szCs w:val="28"/>
+          <w:lang w:eastAsia="ru-RU"/>
+        </w:rPr>
+        <w:t>.</w:t>
+      </w:r>
     </w:p>
     <w:p>
       <w:pPr>
@@ -26302,6 +25878,42 @@
           <w:lang w:eastAsia="ru-RU"/>
         </w:rPr>
       </w:pPr>
+      <w:r>
+        <w:rPr>
+          <w:rFonts w:ascii="Times New Roman" w:eastAsia="Times New Roman" w:hAnsi="Times New Roman" w:cs="Times New Roman"/>
+          <w:sz w:val="28"/>
+          <w:szCs w:val="28"/>
+          <w:lang w:eastAsia="ru-RU"/>
+        </w:rPr>
+        <w:t xml:space="preserve">На основе предоставленной диаграммы на сервере </w:t>
+      </w:r>
+      <w:r>
+        <w:rPr>
+          <w:rFonts w:ascii="Times New Roman" w:eastAsia="Times New Roman" w:hAnsi="Times New Roman" w:cs="Times New Roman"/>
+          <w:sz w:val="28"/>
+          <w:szCs w:val="28"/>
+          <w:lang w:val="en-US" w:eastAsia="ru-RU"/>
+        </w:rPr>
+        <w:t>Django</w:t>
+      </w:r>
+      <w:r>
+        <w:rPr>
+          <w:rFonts w:ascii="Times New Roman" w:eastAsia="Times New Roman" w:hAnsi="Times New Roman" w:cs="Times New Roman"/>
+          <w:sz w:val="28"/>
+          <w:szCs w:val="28"/>
+          <w:lang w:eastAsia="ru-RU"/>
+        </w:rPr>
+        <w:t xml:space="preserve"> </w:t>
+      </w:r>
+      <w:r>
+        <w:rPr>
+          <w:rFonts w:ascii="Times New Roman" w:eastAsia="Times New Roman" w:hAnsi="Times New Roman" w:cs="Times New Roman"/>
+          <w:sz w:val="28"/>
+          <w:szCs w:val="28"/>
+          <w:lang w:eastAsia="ru-RU"/>
+        </w:rPr>
+        <w:t>были созданы сущности (модели).</w:t>
+      </w:r>
     </w:p>
     <w:p>
       <w:pPr>
@@ -26319,6 +25931,86 @@
     </w:p>
     <w:p>
       <w:pPr>
+        <w:spacing w:after="100" w:afterAutospacing="1" w:line="360" w:lineRule="auto"/>
+        <w:ind w:firstLine="709"/>
+        <w:contextualSpacing/>
+        <w:jc w:val="both"/>
+        <w:rPr>
+          <w:rFonts w:ascii="Times New Roman" w:eastAsia="Times New Roman" w:hAnsi="Times New Roman" w:cs="Times New Roman"/>
+          <w:sz w:val="28"/>
+          <w:szCs w:val="28"/>
+          <w:lang w:eastAsia="ru-RU"/>
+        </w:rPr>
+      </w:pPr>
+      <w:r>
+        <w:rPr>
+          <w:rFonts w:ascii="Times New Roman" w:eastAsia="Times New Roman" w:hAnsi="Times New Roman" w:cs="Times New Roman"/>
+          <w:sz w:val="28"/>
+          <w:szCs w:val="28"/>
+          <w:highlight w:val="yellow"/>
+          <w:lang w:eastAsia="ru-RU"/>
+        </w:rPr>
+        <w:t>Описание что делали индивидуально</w:t>
+      </w:r>
+    </w:p>
+    <w:p>
+      <w:pPr>
+        <w:spacing w:after="100" w:afterAutospacing="1" w:line="360" w:lineRule="auto"/>
+        <w:ind w:firstLine="709"/>
+        <w:contextualSpacing/>
+        <w:jc w:val="both"/>
+        <w:rPr>
+          <w:rFonts w:ascii="Times New Roman" w:eastAsia="Times New Roman" w:hAnsi="Times New Roman" w:cs="Times New Roman"/>
+          <w:sz w:val="28"/>
+          <w:szCs w:val="28"/>
+          <w:lang w:eastAsia="ru-RU"/>
+        </w:rPr>
+      </w:pPr>
+    </w:p>
+    <w:p>
+      <w:pPr>
+        <w:spacing w:after="100" w:afterAutospacing="1" w:line="360" w:lineRule="auto"/>
+        <w:ind w:firstLine="709"/>
+        <w:contextualSpacing/>
+        <w:jc w:val="both"/>
+        <w:rPr>
+          <w:rFonts w:ascii="Times New Roman" w:eastAsia="Times New Roman" w:hAnsi="Times New Roman" w:cs="Times New Roman"/>
+          <w:sz w:val="28"/>
+          <w:szCs w:val="28"/>
+          <w:lang w:eastAsia="ru-RU"/>
+        </w:rPr>
+      </w:pPr>
+    </w:p>
+    <w:p>
+      <w:pPr>
+        <w:spacing w:after="100" w:afterAutospacing="1" w:line="360" w:lineRule="auto"/>
+        <w:ind w:firstLine="709"/>
+        <w:contextualSpacing/>
+        <w:jc w:val="both"/>
+        <w:rPr>
+          <w:rFonts w:ascii="Times New Roman" w:eastAsia="Times New Roman" w:hAnsi="Times New Roman" w:cs="Times New Roman"/>
+          <w:sz w:val="28"/>
+          <w:szCs w:val="28"/>
+          <w:lang w:eastAsia="ru-RU"/>
+        </w:rPr>
+      </w:pPr>
+    </w:p>
+    <w:p>
+      <w:pPr>
+        <w:spacing w:after="100" w:afterAutospacing="1" w:line="360" w:lineRule="auto"/>
+        <w:ind w:firstLine="709"/>
+        <w:contextualSpacing/>
+        <w:jc w:val="both"/>
+        <w:rPr>
+          <w:rFonts w:ascii="Times New Roman" w:eastAsia="Times New Roman" w:hAnsi="Times New Roman" w:cs="Times New Roman"/>
+          <w:sz w:val="28"/>
+          <w:szCs w:val="28"/>
+          <w:lang w:eastAsia="ru-RU"/>
+        </w:rPr>
+      </w:pPr>
+    </w:p>
+    <w:p>
+      <w:pPr>
         <w:spacing w:after="160" w:line="259" w:lineRule="auto"/>
         <w:rPr>
           <w:rFonts w:ascii="Times New Roman" w:eastAsia="Times New Roman" w:hAnsi="Times New Roman" w:cs="Times New Roman"/>
@@ -26334,6 +26026,7 @@
           <w:szCs w:val="28"/>
           <w:lang w:eastAsia="ru-RU"/>
         </w:rPr>
+        <w:lastRenderedPageBreak/>
         <w:br w:type="page"/>
       </w:r>
     </w:p>
@@ -26350,8 +26043,8 @@
           <w:lang w:eastAsia="ru-RU"/>
         </w:rPr>
       </w:pPr>
-      <w:bookmarkStart w:id="74" w:name="_Toc229829472"/>
-      <w:bookmarkStart w:id="75" w:name="_Toc229829763"/>
+      <w:bookmarkStart w:id="72" w:name="_Toc229829472"/>
+      <w:bookmarkStart w:id="73" w:name="_Toc229835797"/>
       <w:r>
         <w:rPr>
           <w:rFonts w:eastAsia="Times New Roman"/>
@@ -26361,8 +26054,8 @@
         <w:lastRenderedPageBreak/>
         <w:t>Тестирование</w:t>
       </w:r>
-      <w:bookmarkEnd w:id="74"/>
-      <w:bookmarkEnd w:id="75"/>
+      <w:bookmarkEnd w:id="72"/>
+      <w:bookmarkEnd w:id="73"/>
     </w:p>
     <w:p>
       <w:pPr>
@@ -26477,8 +26170,8 @@
           <w:lang w:eastAsia="ru-RU"/>
         </w:rPr>
       </w:pPr>
-      <w:bookmarkStart w:id="76" w:name="_Toc229829473"/>
-      <w:bookmarkStart w:id="77" w:name="_Toc229829764"/>
+      <w:bookmarkStart w:id="74" w:name="_Toc229829473"/>
+      <w:bookmarkStart w:id="75" w:name="_Toc229835798"/>
       <w:r>
         <w:rPr>
           <w:rFonts w:eastAsia="Times New Roman"/>
@@ -26488,6 +26181,127 @@
         <w:lastRenderedPageBreak/>
         <w:t>Описание организации реализации проекта</w:t>
       </w:r>
+      <w:bookmarkEnd w:id="74"/>
+      <w:bookmarkEnd w:id="75"/>
+    </w:p>
+    <w:p>
+      <w:pPr>
+        <w:spacing w:after="100" w:afterAutospacing="1" w:line="360" w:lineRule="auto"/>
+        <w:ind w:firstLine="709"/>
+        <w:contextualSpacing/>
+        <w:jc w:val="both"/>
+        <w:rPr>
+          <w:rFonts w:ascii="Times New Roman" w:eastAsia="Times New Roman" w:hAnsi="Times New Roman" w:cs="Times New Roman"/>
+          <w:sz w:val="28"/>
+          <w:szCs w:val="28"/>
+          <w:lang w:eastAsia="ru-RU"/>
+        </w:rPr>
+      </w:pPr>
+      <w:r>
+        <w:rPr>
+          <w:rFonts w:ascii="Times New Roman" w:eastAsia="Times New Roman" w:hAnsi="Times New Roman" w:cs="Times New Roman"/>
+          <w:sz w:val="28"/>
+          <w:szCs w:val="28"/>
+          <w:highlight w:val="yellow"/>
+          <w:lang w:eastAsia="ru-RU"/>
+        </w:rPr>
+        <w:t xml:space="preserve">Про </w:t>
+      </w:r>
+      <w:proofErr w:type="spellStart"/>
+      <w:r>
+        <w:rPr>
+          <w:rFonts w:ascii="Times New Roman" w:eastAsia="Times New Roman" w:hAnsi="Times New Roman" w:cs="Times New Roman"/>
+          <w:sz w:val="28"/>
+          <w:szCs w:val="28"/>
+          <w:highlight w:val="yellow"/>
+          <w:lang w:eastAsia="ru-RU"/>
+        </w:rPr>
+        <w:t>канбан</w:t>
+      </w:r>
+      <w:proofErr w:type="spellEnd"/>
+    </w:p>
+    <w:p>
+      <w:pPr>
+        <w:spacing w:after="100" w:afterAutospacing="1" w:line="360" w:lineRule="auto"/>
+        <w:ind w:firstLine="709"/>
+        <w:contextualSpacing/>
+        <w:jc w:val="both"/>
+        <w:rPr>
+          <w:rFonts w:ascii="Times New Roman" w:eastAsia="Times New Roman" w:hAnsi="Times New Roman" w:cs="Times New Roman"/>
+          <w:sz w:val="28"/>
+          <w:szCs w:val="28"/>
+          <w:lang w:eastAsia="ru-RU"/>
+        </w:rPr>
+      </w:pPr>
+    </w:p>
+    <w:p>
+      <w:pPr>
+        <w:spacing w:after="100" w:afterAutospacing="1" w:line="360" w:lineRule="auto"/>
+        <w:ind w:firstLine="709"/>
+        <w:contextualSpacing/>
+        <w:jc w:val="both"/>
+        <w:rPr>
+          <w:rFonts w:ascii="Times New Roman" w:eastAsia="Times New Roman" w:hAnsi="Times New Roman" w:cs="Times New Roman"/>
+          <w:sz w:val="28"/>
+          <w:szCs w:val="28"/>
+          <w:lang w:eastAsia="ru-RU"/>
+        </w:rPr>
+      </w:pPr>
+    </w:p>
+    <w:p>
+      <w:pPr>
+        <w:spacing w:after="100" w:afterAutospacing="1" w:line="360" w:lineRule="auto"/>
+        <w:ind w:firstLine="709"/>
+        <w:contextualSpacing/>
+        <w:jc w:val="both"/>
+        <w:rPr>
+          <w:rFonts w:ascii="Times New Roman" w:eastAsia="Times New Roman" w:hAnsi="Times New Roman" w:cs="Times New Roman"/>
+          <w:sz w:val="28"/>
+          <w:szCs w:val="28"/>
+          <w:lang w:eastAsia="ru-RU"/>
+        </w:rPr>
+      </w:pPr>
+    </w:p>
+    <w:p>
+      <w:pPr>
+        <w:spacing w:after="160" w:line="259" w:lineRule="auto"/>
+        <w:rPr>
+          <w:rFonts w:ascii="Times New Roman" w:eastAsia="Times New Roman" w:hAnsi="Times New Roman" w:cs="Times New Roman"/>
+          <w:sz w:val="28"/>
+          <w:szCs w:val="28"/>
+          <w:lang w:eastAsia="ru-RU"/>
+        </w:rPr>
+      </w:pPr>
+      <w:r>
+        <w:rPr>
+          <w:rFonts w:ascii="Times New Roman" w:eastAsia="Times New Roman" w:hAnsi="Times New Roman" w:cs="Times New Roman"/>
+          <w:sz w:val="28"/>
+          <w:szCs w:val="28"/>
+          <w:lang w:eastAsia="ru-RU"/>
+        </w:rPr>
+        <w:br w:type="page"/>
+      </w:r>
+    </w:p>
+    <w:p>
+      <w:pPr>
+        <w:pStyle w:val="1"/>
+        <w:rPr>
+          <w:rFonts w:eastAsia="Times New Roman"/>
+          <w:highlight w:val="yellow"/>
+          <w:lang w:eastAsia="ru-RU"/>
+        </w:rPr>
+      </w:pPr>
+      <w:bookmarkStart w:id="76" w:name="_Toc229829474"/>
+      <w:bookmarkStart w:id="77" w:name="_Toc229835799"/>
+      <w:r>
+        <w:rPr>
+          <w:rFonts w:eastAsia="Times New Roman"/>
+          <w:highlight w:val="yellow"/>
+          <w:lang w:eastAsia="ru-RU"/>
+        </w:rPr>
+        <w:lastRenderedPageBreak/>
+        <w:t>Заключение</w:t>
+      </w:r>
       <w:bookmarkEnd w:id="76"/>
       <w:bookmarkEnd w:id="77"/>
     </w:p>
@@ -26501,20 +26315,10 @@
           <w:rFonts w:ascii="Times New Roman" w:eastAsia="Times New Roman" w:hAnsi="Times New Roman" w:cs="Times New Roman"/>
           <w:sz w:val="28"/>
           <w:szCs w:val="28"/>
-          <w:lang w:eastAsia="ru-RU"/>
-        </w:rPr>
-      </w:pPr>
-      <w:r>
-        <w:rPr>
-          <w:rFonts w:ascii="Times New Roman" w:eastAsia="Times New Roman" w:hAnsi="Times New Roman" w:cs="Times New Roman"/>
-          <w:sz w:val="28"/>
-          <w:szCs w:val="28"/>
           <w:highlight w:val="yellow"/>
           <w:lang w:eastAsia="ru-RU"/>
         </w:rPr>
-        <w:t xml:space="preserve">Про </w:t>
-      </w:r>
-      <w:proofErr w:type="spellStart"/>
+      </w:pPr>
       <w:r>
         <w:rPr>
           <w:rFonts w:ascii="Times New Roman" w:eastAsia="Times New Roman" w:hAnsi="Times New Roman" w:cs="Times New Roman"/>
@@ -26523,9 +26327,8 @@
           <w:highlight w:val="yellow"/>
           <w:lang w:eastAsia="ru-RU"/>
         </w:rPr>
-        <w:t>канбан</w:t>
-      </w:r>
-      <w:proofErr w:type="spellEnd"/>
+        <w:t xml:space="preserve">В ходе прохождения учебной практики были изучены теоретические материалы. Выполнены работы по созданию, администрированию и защите разработанного программного продукта в соответствии с поставленными задачами. Была проведена работа по изучению предметной области в соответствии с поставленными задачами. </w:t>
+      </w:r>
     </w:p>
     <w:p>
       <w:pPr>
@@ -26540,6 +26343,16 @@
           <w:lang w:eastAsia="ru-RU"/>
         </w:rPr>
       </w:pPr>
+      <w:r>
+        <w:rPr>
+          <w:rFonts w:ascii="Times New Roman" w:eastAsia="Times New Roman" w:hAnsi="Times New Roman" w:cs="Times New Roman"/>
+          <w:sz w:val="28"/>
+          <w:szCs w:val="28"/>
+          <w:highlight w:val="yellow"/>
+          <w:lang w:eastAsia="ru-RU"/>
+        </w:rPr>
+        <w:t>Во время практики были проведены работы, которые соответствовали профессиональным и общим компетенциям, что предоставило опыт для дальнейшей деятельности и роста в профессиональной сфере.</w:t>
+      </w:r>
     </w:p>
     <w:p>
       <w:pPr>
@@ -26571,49 +26384,6 @@
     </w:p>
     <w:p>
       <w:pPr>
-        <w:spacing w:after="160" w:line="259" w:lineRule="auto"/>
-        <w:rPr>
-          <w:rFonts w:ascii="Times New Roman" w:eastAsia="Times New Roman" w:hAnsi="Times New Roman" w:cs="Times New Roman"/>
-          <w:sz w:val="28"/>
-          <w:szCs w:val="28"/>
-          <w:lang w:eastAsia="ru-RU"/>
-        </w:rPr>
-      </w:pPr>
-      <w:r>
-        <w:rPr>
-          <w:rFonts w:ascii="Times New Roman" w:eastAsia="Times New Roman" w:hAnsi="Times New Roman" w:cs="Times New Roman"/>
-          <w:sz w:val="28"/>
-          <w:szCs w:val="28"/>
-          <w:lang w:eastAsia="ru-RU"/>
-        </w:rPr>
-        <w:br w:type="page"/>
-      </w:r>
-    </w:p>
-    <w:p>
-      <w:pPr>
-        <w:pStyle w:val="1"/>
-        <w:rPr>
-          <w:rFonts w:eastAsia="Times New Roman"/>
-          <w:highlight w:val="yellow"/>
-          <w:lang w:eastAsia="ru-RU"/>
-        </w:rPr>
-      </w:pPr>
-      <w:bookmarkStart w:id="78" w:name="_Toc229829474"/>
-      <w:bookmarkStart w:id="79" w:name="_Toc229829765"/>
-      <w:r>
-        <w:rPr>
-          <w:rFonts w:eastAsia="Times New Roman"/>
-          <w:highlight w:val="yellow"/>
-          <w:lang w:eastAsia="ru-RU"/>
-        </w:rPr>
-        <w:lastRenderedPageBreak/>
-        <w:t>Заключение</w:t>
-      </w:r>
-      <w:bookmarkEnd w:id="78"/>
-      <w:bookmarkEnd w:id="79"/>
-    </w:p>
-    <w:p>
-      <w:pPr>
         <w:spacing w:after="100" w:afterAutospacing="1" w:line="360" w:lineRule="auto"/>
         <w:ind w:firstLine="709"/>
         <w:contextualSpacing/>
@@ -26622,20 +26392,9 @@
           <w:rFonts w:ascii="Times New Roman" w:eastAsia="Times New Roman" w:hAnsi="Times New Roman" w:cs="Times New Roman"/>
           <w:sz w:val="28"/>
           <w:szCs w:val="28"/>
-          <w:highlight w:val="yellow"/>
-          <w:lang w:eastAsia="ru-RU"/>
-        </w:rPr>
-      </w:pPr>
-      <w:r>
-        <w:rPr>
-          <w:rFonts w:ascii="Times New Roman" w:eastAsia="Times New Roman" w:hAnsi="Times New Roman" w:cs="Times New Roman"/>
-          <w:sz w:val="28"/>
-          <w:szCs w:val="28"/>
-          <w:highlight w:val="yellow"/>
-          <w:lang w:eastAsia="ru-RU"/>
-        </w:rPr>
-        <w:t xml:space="preserve">В ходе прохождения учебной практики были изучены теоретические материалы. Выполнены работы по созданию, администрированию и защите разработанного программного продукта в соответствии с поставленными задачами. Была проведена работа по изучению предметной области в соответствии с поставленными задачами. </w:t>
-      </w:r>
+          <w:lang w:eastAsia="ru-RU"/>
+        </w:rPr>
+      </w:pPr>
     </w:p>
     <w:p>
       <w:pPr>
@@ -26650,16 +26409,6 @@
           <w:lang w:eastAsia="ru-RU"/>
         </w:rPr>
       </w:pPr>
-      <w:r>
-        <w:rPr>
-          <w:rFonts w:ascii="Times New Roman" w:eastAsia="Times New Roman" w:hAnsi="Times New Roman" w:cs="Times New Roman"/>
-          <w:sz w:val="28"/>
-          <w:szCs w:val="28"/>
-          <w:highlight w:val="yellow"/>
-          <w:lang w:eastAsia="ru-RU"/>
-        </w:rPr>
-        <w:t>Во время практики были проведены работы, которые соответствовали профессиональным и общим компетенциям, что предоставило опыт для дальнейшей деятельности и роста в профессиональной сфере.</w:t>
-      </w:r>
     </w:p>
     <w:p>
       <w:pPr>
@@ -26719,62 +26468,6 @@
     </w:p>
     <w:p>
       <w:pPr>
-        <w:spacing w:after="100" w:afterAutospacing="1" w:line="360" w:lineRule="auto"/>
-        <w:ind w:firstLine="709"/>
-        <w:contextualSpacing/>
-        <w:jc w:val="both"/>
-        <w:rPr>
-          <w:rFonts w:ascii="Times New Roman" w:eastAsia="Times New Roman" w:hAnsi="Times New Roman" w:cs="Times New Roman"/>
-          <w:sz w:val="28"/>
-          <w:szCs w:val="28"/>
-          <w:lang w:eastAsia="ru-RU"/>
-        </w:rPr>
-      </w:pPr>
-    </w:p>
-    <w:p>
-      <w:pPr>
-        <w:spacing w:after="100" w:afterAutospacing="1" w:line="360" w:lineRule="auto"/>
-        <w:ind w:firstLine="709"/>
-        <w:contextualSpacing/>
-        <w:jc w:val="both"/>
-        <w:rPr>
-          <w:rFonts w:ascii="Times New Roman" w:eastAsia="Times New Roman" w:hAnsi="Times New Roman" w:cs="Times New Roman"/>
-          <w:sz w:val="28"/>
-          <w:szCs w:val="28"/>
-          <w:lang w:eastAsia="ru-RU"/>
-        </w:rPr>
-      </w:pPr>
-    </w:p>
-    <w:p>
-      <w:pPr>
-        <w:spacing w:after="100" w:afterAutospacing="1" w:line="360" w:lineRule="auto"/>
-        <w:ind w:firstLine="709"/>
-        <w:contextualSpacing/>
-        <w:jc w:val="both"/>
-        <w:rPr>
-          <w:rFonts w:ascii="Times New Roman" w:eastAsia="Times New Roman" w:hAnsi="Times New Roman" w:cs="Times New Roman"/>
-          <w:sz w:val="28"/>
-          <w:szCs w:val="28"/>
-          <w:lang w:eastAsia="ru-RU"/>
-        </w:rPr>
-      </w:pPr>
-    </w:p>
-    <w:p>
-      <w:pPr>
-        <w:spacing w:after="100" w:afterAutospacing="1" w:line="360" w:lineRule="auto"/>
-        <w:ind w:firstLine="709"/>
-        <w:contextualSpacing/>
-        <w:jc w:val="both"/>
-        <w:rPr>
-          <w:rFonts w:ascii="Times New Roman" w:eastAsia="Times New Roman" w:hAnsi="Times New Roman" w:cs="Times New Roman"/>
-          <w:sz w:val="28"/>
-          <w:szCs w:val="28"/>
-          <w:lang w:eastAsia="ru-RU"/>
-        </w:rPr>
-      </w:pPr>
-    </w:p>
-    <w:p>
-      <w:pPr>
         <w:rPr>
           <w:rFonts w:ascii="Times New Roman" w:hAnsi="Times New Roman" w:cs="Times New Roman"/>
           <w:b/>
@@ -26784,7 +26477,7 @@
       </w:pPr>
     </w:p>
     <w:sectPr>
-      <w:footerReference w:type="default" r:id="rId12"/>
+      <w:footerReference w:type="default" r:id="rId13"/>
       <w:pgSz w:w="11906" w:h="16838"/>
       <w:pgMar w:top="1134" w:right="851" w:bottom="1134" w:left="1701" w:header="709" w:footer="709" w:gutter="0"/>
       <w:pgNumType w:start="0"/>
@@ -26831,6 +26524,7 @@
         <w:docPartUnique/>
       </w:docPartObj>
     </w:sdtPr>
+    <w:sdtEndPr/>
     <w:sdtContent>
       <w:p>
         <w:pPr>
@@ -26850,7 +26544,7 @@
           <w:rPr>
             <w:noProof/>
           </w:rPr>
-          <w:t>22</w:t>
+          <w:t>45</w:t>
         </w:r>
         <w:r>
           <w:fldChar w:fldCharType="end"/>
@@ -30626,7 +30320,7 @@
 </file>
 
 <file path=customXml/itemProps1.xml><?xml version="1.0" encoding="utf-8"?>
-<ds:datastoreItem xmlns:ds="http://schemas.openxmlformats.org/officeDocument/2006/customXml" ds:itemID="{09F4DE16-0EFA-46FB-A6F8-206D37951564}">
+<ds:datastoreItem xmlns:ds="http://schemas.openxmlformats.org/officeDocument/2006/customXml" ds:itemID="{DFF0DC5A-E97B-4380-B0DE-05AEF3A2AF8A}">
   <ds:schemaRefs>
     <ds:schemaRef ds:uri="http://schemas.openxmlformats.org/officeDocument/2006/bibliography"/>
   </ds:schemaRefs>

--- a/документация/Отчет.docx
+++ b/документация/Отчет.docx
@@ -1618,7 +1618,25 @@
             <w:noProof/>
             <w:lang w:eastAsia="ru-RU"/>
           </w:rPr>
-          <w:t>Модуль «Авторизация и регистрация»</w:t>
+          <w:t>Модуль «Авторизация и рег</w:t>
+        </w:r>
+        <w:r>
+          <w:rPr>
+            <w:rStyle w:val="a9"/>
+            <w:rFonts w:eastAsia="Times New Roman"/>
+            <w:noProof/>
+            <w:lang w:eastAsia="ru-RU"/>
+          </w:rPr>
+          <w:t>и</w:t>
+        </w:r>
+        <w:r>
+          <w:rPr>
+            <w:rStyle w:val="a9"/>
+            <w:rFonts w:eastAsia="Times New Roman"/>
+            <w:noProof/>
+            <w:lang w:eastAsia="ru-RU"/>
+          </w:rPr>
+          <w:t>страция»</w:t>
         </w:r>
         <w:r>
           <w:rPr>
@@ -1798,7 +1816,25 @@
             <w:noProof/>
             <w:lang w:eastAsia="ru-RU"/>
           </w:rPr>
-          <w:t>Распределение ролей членов команды</w:t>
+          <w:t>Распределение</w:t>
+        </w:r>
+        <w:r>
+          <w:rPr>
+            <w:rStyle w:val="a9"/>
+            <w:rFonts w:eastAsia="Times New Roman"/>
+            <w:noProof/>
+            <w:lang w:eastAsia="ru-RU"/>
+          </w:rPr>
+          <w:t xml:space="preserve"> </w:t>
+        </w:r>
+        <w:r>
+          <w:rPr>
+            <w:rStyle w:val="a9"/>
+            <w:rFonts w:eastAsia="Times New Roman"/>
+            <w:noProof/>
+            <w:lang w:eastAsia="ru-RU"/>
+          </w:rPr>
+          <w:t>ролей членов команды</w:t>
         </w:r>
         <w:r>
           <w:rPr>
@@ -2068,7 +2104,25 @@
             <w:noProof/>
             <w:lang w:eastAsia="ru-RU"/>
           </w:rPr>
-          <w:t>Распределение ролей членов команды</w:t>
+          <w:t>Распре</w:t>
+        </w:r>
+        <w:r>
+          <w:rPr>
+            <w:rStyle w:val="a9"/>
+            <w:rFonts w:eastAsia="Times New Roman"/>
+            <w:noProof/>
+            <w:lang w:eastAsia="ru-RU"/>
+          </w:rPr>
+          <w:t>д</w:t>
+        </w:r>
+        <w:r>
+          <w:rPr>
+            <w:rStyle w:val="a9"/>
+            <w:rFonts w:eastAsia="Times New Roman"/>
+            <w:noProof/>
+            <w:lang w:eastAsia="ru-RU"/>
+          </w:rPr>
+          <w:t>еление ролей членов команды</w:t>
         </w:r>
         <w:r>
           <w:rPr>
@@ -4368,7 +4422,7 @@
             <w:noProof/>
             <w:lang w:eastAsia="ru-RU"/>
           </w:rPr>
-          <w:t>Создание и организа</w:t>
+          <w:t>Создание и</w:t>
         </w:r>
         <w:r>
           <w:rPr>
@@ -4377,7 +4431,7 @@
             <w:noProof/>
             <w:lang w:eastAsia="ru-RU"/>
           </w:rPr>
-          <w:t>ц</w:t>
+          <w:t xml:space="preserve"> </w:t>
         </w:r>
         <w:r>
           <w:rPr>
@@ -4386,7 +4440,7 @@
             <w:noProof/>
             <w:lang w:eastAsia="ru-RU"/>
           </w:rPr>
-          <w:t>ия базы данных сервиса.</w:t>
+          <w:t>организация базы данных сервиса.</w:t>
         </w:r>
         <w:r>
           <w:rPr>
@@ -20347,6 +20401,33 @@
           <w:lang w:eastAsia="ru-RU"/>
         </w:rPr>
       </w:pPr>
+      <w:r>
+        <w:rPr>
+          <w:rFonts w:ascii="Times New Roman" w:eastAsia="Times New Roman" w:hAnsi="Times New Roman" w:cs="Times New Roman"/>
+          <w:sz w:val="28"/>
+          <w:szCs w:val="28"/>
+          <w:lang w:eastAsia="ru-RU"/>
+        </w:rPr>
+        <w:t>Для данного модуля, среди члено</w:t>
+      </w:r>
+      <w:r>
+        <w:rPr>
+          <w:rFonts w:ascii="Times New Roman" w:eastAsia="Times New Roman" w:hAnsi="Times New Roman" w:cs="Times New Roman"/>
+          <w:sz w:val="28"/>
+          <w:szCs w:val="28"/>
+          <w:lang w:eastAsia="ru-RU"/>
+        </w:rPr>
+        <w:t>в</w:t>
+      </w:r>
+      <w:r>
+        <w:rPr>
+          <w:rFonts w:ascii="Times New Roman" w:eastAsia="Times New Roman" w:hAnsi="Times New Roman" w:cs="Times New Roman"/>
+          <w:sz w:val="28"/>
+          <w:szCs w:val="28"/>
+          <w:lang w:eastAsia="ru-RU"/>
+        </w:rPr>
+        <w:t xml:space="preserve"> команды, были распределены следующие роли:</w:t>
+      </w:r>
     </w:p>
     <w:p>
       <w:pPr>
@@ -20361,6 +20442,61 @@
           <w:lang w:eastAsia="ru-RU"/>
         </w:rPr>
       </w:pPr>
+      <w:r>
+        <w:rPr>
+          <w:rFonts w:ascii="Times New Roman" w:eastAsia="Times New Roman" w:hAnsi="Times New Roman" w:cs="Times New Roman"/>
+          <w:sz w:val="28"/>
+          <w:szCs w:val="28"/>
+          <w:lang w:eastAsia="ru-RU"/>
+        </w:rPr>
+        <w:t>Руководитель/проектировщик:</w:t>
+      </w:r>
+    </w:p>
+    <w:p>
+      <w:pPr>
+        <w:spacing w:after="100" w:afterAutospacing="1" w:line="360" w:lineRule="auto"/>
+        <w:ind w:firstLine="709"/>
+        <w:contextualSpacing/>
+        <w:jc w:val="both"/>
+        <w:rPr>
+          <w:rFonts w:ascii="Times New Roman" w:eastAsia="Times New Roman" w:hAnsi="Times New Roman" w:cs="Times New Roman"/>
+          <w:sz w:val="28"/>
+          <w:szCs w:val="28"/>
+          <w:lang w:eastAsia="ru-RU"/>
+        </w:rPr>
+      </w:pPr>
+      <w:r>
+        <w:rPr>
+          <w:rFonts w:ascii="Times New Roman" w:eastAsia="Times New Roman" w:hAnsi="Times New Roman" w:cs="Times New Roman"/>
+          <w:sz w:val="28"/>
+          <w:szCs w:val="28"/>
+          <w:lang w:eastAsia="ru-RU"/>
+        </w:rPr>
+        <w:t>Разработчик:</w:t>
+      </w:r>
+    </w:p>
+    <w:p>
+      <w:pPr>
+        <w:spacing w:after="100" w:afterAutospacing="1" w:line="360" w:lineRule="auto"/>
+        <w:ind w:firstLine="709"/>
+        <w:contextualSpacing/>
+        <w:jc w:val="both"/>
+        <w:rPr>
+          <w:rFonts w:ascii="Times New Roman" w:eastAsia="Times New Roman" w:hAnsi="Times New Roman" w:cs="Times New Roman"/>
+          <w:sz w:val="28"/>
+          <w:szCs w:val="28"/>
+          <w:lang w:eastAsia="ru-RU"/>
+        </w:rPr>
+      </w:pPr>
+      <w:r>
+        <w:rPr>
+          <w:rFonts w:ascii="Times New Roman" w:eastAsia="Times New Roman" w:hAnsi="Times New Roman" w:cs="Times New Roman"/>
+          <w:sz w:val="28"/>
+          <w:szCs w:val="28"/>
+          <w:lang w:eastAsia="ru-RU"/>
+        </w:rPr>
+        <w:t>Тестировщик:</w:t>
+      </w:r>
     </w:p>
     <w:p>
       <w:pPr>
@@ -20826,6 +20962,100 @@
           <w:lang w:eastAsia="ru-RU"/>
         </w:rPr>
       </w:pPr>
+      <w:r>
+        <w:rPr>
+          <w:rFonts w:ascii="Times New Roman" w:eastAsia="Times New Roman" w:hAnsi="Times New Roman" w:cs="Times New Roman"/>
+          <w:sz w:val="28"/>
+          <w:szCs w:val="28"/>
+          <w:lang w:eastAsia="ru-RU"/>
+        </w:rPr>
+        <w:t>Для данного модуля, среди членов команды, были распределены следующие роли:</w:t>
+      </w:r>
+    </w:p>
+    <w:p>
+      <w:pPr>
+        <w:spacing w:after="100" w:afterAutospacing="1" w:line="360" w:lineRule="auto"/>
+        <w:ind w:firstLine="709"/>
+        <w:contextualSpacing/>
+        <w:jc w:val="both"/>
+        <w:rPr>
+          <w:rFonts w:ascii="Times New Roman" w:eastAsia="Times New Roman" w:hAnsi="Times New Roman" w:cs="Times New Roman"/>
+          <w:sz w:val="28"/>
+          <w:szCs w:val="28"/>
+          <w:lang w:val="en-US" w:eastAsia="ru-RU"/>
+        </w:rPr>
+      </w:pPr>
+      <w:r>
+        <w:rPr>
+          <w:rFonts w:ascii="Times New Roman" w:eastAsia="Times New Roman" w:hAnsi="Times New Roman" w:cs="Times New Roman"/>
+          <w:sz w:val="28"/>
+          <w:szCs w:val="28"/>
+          <w:lang w:eastAsia="ru-RU"/>
+        </w:rPr>
+        <w:t>Руководитель/проектировщик:</w:t>
+      </w:r>
+      <w:bookmarkStart w:id="24" w:name="_GoBack"/>
+      <w:bookmarkEnd w:id="24"/>
+    </w:p>
+    <w:p>
+      <w:pPr>
+        <w:spacing w:after="100" w:afterAutospacing="1" w:line="360" w:lineRule="auto"/>
+        <w:ind w:firstLine="709"/>
+        <w:contextualSpacing/>
+        <w:jc w:val="both"/>
+        <w:rPr>
+          <w:rFonts w:ascii="Times New Roman" w:eastAsia="Times New Roman" w:hAnsi="Times New Roman" w:cs="Times New Roman"/>
+          <w:sz w:val="28"/>
+          <w:szCs w:val="28"/>
+          <w:lang w:eastAsia="ru-RU"/>
+        </w:rPr>
+      </w:pPr>
+      <w:r>
+        <w:rPr>
+          <w:rFonts w:ascii="Times New Roman" w:eastAsia="Times New Roman" w:hAnsi="Times New Roman" w:cs="Times New Roman"/>
+          <w:sz w:val="28"/>
+          <w:szCs w:val="28"/>
+          <w:lang w:eastAsia="ru-RU"/>
+        </w:rPr>
+        <w:t>Разработчик:</w:t>
+      </w:r>
+    </w:p>
+    <w:p>
+      <w:pPr>
+        <w:spacing w:after="100" w:afterAutospacing="1" w:line="360" w:lineRule="auto"/>
+        <w:ind w:firstLine="709"/>
+        <w:contextualSpacing/>
+        <w:jc w:val="both"/>
+        <w:rPr>
+          <w:rFonts w:ascii="Times New Roman" w:eastAsia="Times New Roman" w:hAnsi="Times New Roman" w:cs="Times New Roman"/>
+          <w:sz w:val="28"/>
+          <w:szCs w:val="28"/>
+          <w:lang w:eastAsia="ru-RU"/>
+        </w:rPr>
+      </w:pPr>
+      <w:r>
+        <w:rPr>
+          <w:rFonts w:ascii="Times New Roman" w:eastAsia="Times New Roman" w:hAnsi="Times New Roman" w:cs="Times New Roman"/>
+          <w:sz w:val="28"/>
+          <w:szCs w:val="28"/>
+          <w:lang w:eastAsia="ru-RU"/>
+        </w:rPr>
+        <w:t>Тестировщик:</w:t>
+      </w:r>
+    </w:p>
+    <w:p>
+      <w:pPr>
+        <w:spacing w:after="100" w:afterAutospacing="1" w:line="360" w:lineRule="auto"/>
+        <w:ind w:firstLine="709"/>
+        <w:contextualSpacing/>
+        <w:jc w:val="both"/>
+        <w:rPr>
+          <w:rFonts w:ascii="Times New Roman" w:eastAsia="Times New Roman" w:hAnsi="Times New Roman" w:cs="Times New Roman"/>
+          <w:sz w:val="28"/>
+          <w:szCs w:val="28"/>
+          <w:lang w:eastAsia="ru-RU"/>
+        </w:rPr>
+      </w:pPr>
     </w:p>
     <w:p>
       <w:pPr>
@@ -20839,17 +21069,18 @@
           <w:lang w:eastAsia="ru-RU"/>
         </w:rPr>
       </w:pPr>
-      <w:bookmarkStart w:id="24" w:name="_Toc229829450"/>
-      <w:bookmarkStart w:id="25" w:name="_Toc229835771"/>
+      <w:bookmarkStart w:id="25" w:name="_Toc229829450"/>
+      <w:bookmarkStart w:id="26" w:name="_Toc229835771"/>
       <w:r>
         <w:rPr>
           <w:rFonts w:eastAsia="Times New Roman"/>
           <w:lang w:eastAsia="ru-RU"/>
         </w:rPr>
+        <w:lastRenderedPageBreak/>
         <w:t>Модуль «Интерфейс администратора»</w:t>
       </w:r>
-      <w:bookmarkEnd w:id="24"/>
       <w:bookmarkEnd w:id="25"/>
+      <w:bookmarkEnd w:id="26"/>
     </w:p>
     <w:p>
       <w:pPr>
@@ -20863,8 +21094,8 @@
           <w:lang w:eastAsia="ru-RU"/>
         </w:rPr>
       </w:pPr>
-      <w:bookmarkStart w:id="26" w:name="_Toc229829451"/>
-      <w:bookmarkStart w:id="27" w:name="_Toc229835772"/>
+      <w:bookmarkStart w:id="27" w:name="_Toc229829451"/>
+      <w:bookmarkStart w:id="28" w:name="_Toc229835772"/>
       <w:r>
         <w:rPr>
           <w:rFonts w:eastAsia="Times New Roman"/>
@@ -20872,8 +21103,8 @@
         </w:rPr>
         <w:t>Основное описание модуля</w:t>
       </w:r>
-      <w:bookmarkEnd w:id="26"/>
       <w:bookmarkEnd w:id="27"/>
+      <w:bookmarkEnd w:id="28"/>
     </w:p>
     <w:p>
       <w:pPr>
@@ -20941,7 +21172,6 @@
           <w:szCs w:val="28"/>
           <w:lang w:eastAsia="ru-RU"/>
         </w:rPr>
-        <w:lastRenderedPageBreak/>
         <w:t>Главная особенность: импорт билетов из CSV-файла (одним файлом добавляется много билетов / вопросов).</w:t>
       </w:r>
     </w:p>
@@ -20980,7 +21210,7 @@
           <w:lang w:eastAsia="ru-RU"/>
         </w:rPr>
       </w:pPr>
-      <w:bookmarkStart w:id="28" w:name="_Toc229835773"/>
+      <w:bookmarkStart w:id="29" w:name="_Toc229835773"/>
       <w:r>
         <w:rPr>
           <w:rFonts w:eastAsia="Times New Roman"/>
@@ -20988,7 +21218,7 @@
         </w:rPr>
         <w:t>Управление билетами и вопросами</w:t>
       </w:r>
-      <w:bookmarkEnd w:id="28"/>
+      <w:bookmarkEnd w:id="29"/>
     </w:p>
     <w:p>
       <w:pPr>
@@ -21080,7 +21310,7 @@
           <w:lang w:eastAsia="ru-RU"/>
         </w:rPr>
       </w:pPr>
-      <w:bookmarkStart w:id="29" w:name="_Toc229835774"/>
+      <w:bookmarkStart w:id="30" w:name="_Toc229835774"/>
       <w:r>
         <w:rPr>
           <w:rFonts w:eastAsia="Times New Roman"/>
@@ -21088,7 +21318,7 @@
         </w:rPr>
         <w:t>Импорт из CSV</w:t>
       </w:r>
-      <w:bookmarkEnd w:id="29"/>
+      <w:bookmarkEnd w:id="30"/>
     </w:p>
     <w:p>
       <w:pPr>
@@ -21371,7 +21601,7 @@
           <w:lang w:eastAsia="ru-RU"/>
         </w:rPr>
       </w:pPr>
-      <w:bookmarkStart w:id="30" w:name="_Toc229835775"/>
+      <w:bookmarkStart w:id="31" w:name="_Toc229835775"/>
       <w:r>
         <w:rPr>
           <w:rFonts w:eastAsia="Times New Roman"/>
@@ -21379,7 +21609,7 @@
         </w:rPr>
         <w:t>Управление пользователями (опционально)</w:t>
       </w:r>
-      <w:bookmarkEnd w:id="30"/>
+      <w:bookmarkEnd w:id="31"/>
     </w:p>
     <w:p>
       <w:pPr>
@@ -21534,6 +21764,7 @@
           <w:szCs w:val="28"/>
           <w:lang w:eastAsia="ru-RU"/>
         </w:rPr>
+        <w:lastRenderedPageBreak/>
         <w:t>Технические требования для CSV-импорта:</w:t>
       </w:r>
     </w:p>
@@ -21678,8 +21909,8 @@
           <w:lang w:eastAsia="ru-RU"/>
         </w:rPr>
       </w:pPr>
-      <w:bookmarkStart w:id="31" w:name="_Toc229829452"/>
-      <w:bookmarkStart w:id="32" w:name="_Toc229835776"/>
+      <w:bookmarkStart w:id="32" w:name="_Toc229829452"/>
+      <w:bookmarkStart w:id="33" w:name="_Toc229835776"/>
       <w:r>
         <w:rPr>
           <w:rFonts w:eastAsia="Times New Roman"/>
@@ -21687,8 +21918,100 @@
         </w:rPr>
         <w:t>Распределение ролей членов команды</w:t>
       </w:r>
-      <w:bookmarkEnd w:id="31"/>
       <w:bookmarkEnd w:id="32"/>
+      <w:bookmarkEnd w:id="33"/>
+    </w:p>
+    <w:p>
+      <w:pPr>
+        <w:spacing w:after="100" w:afterAutospacing="1" w:line="360" w:lineRule="auto"/>
+        <w:ind w:firstLine="709"/>
+        <w:contextualSpacing/>
+        <w:jc w:val="both"/>
+        <w:rPr>
+          <w:rFonts w:ascii="Times New Roman" w:eastAsia="Times New Roman" w:hAnsi="Times New Roman" w:cs="Times New Roman"/>
+          <w:sz w:val="28"/>
+          <w:szCs w:val="28"/>
+          <w:lang w:eastAsia="ru-RU"/>
+        </w:rPr>
+      </w:pPr>
+      <w:r>
+        <w:rPr>
+          <w:rFonts w:ascii="Times New Roman" w:eastAsia="Times New Roman" w:hAnsi="Times New Roman" w:cs="Times New Roman"/>
+          <w:sz w:val="28"/>
+          <w:szCs w:val="28"/>
+          <w:lang w:eastAsia="ru-RU"/>
+        </w:rPr>
+        <w:t>Для данного модуля, среди членов команды, были распределены следующие роли:</w:t>
+      </w:r>
+    </w:p>
+    <w:p>
+      <w:pPr>
+        <w:spacing w:after="100" w:afterAutospacing="1" w:line="360" w:lineRule="auto"/>
+        <w:ind w:firstLine="709"/>
+        <w:contextualSpacing/>
+        <w:jc w:val="both"/>
+        <w:rPr>
+          <w:rFonts w:ascii="Times New Roman" w:eastAsia="Times New Roman" w:hAnsi="Times New Roman" w:cs="Times New Roman"/>
+          <w:sz w:val="28"/>
+          <w:szCs w:val="28"/>
+          <w:lang w:eastAsia="ru-RU"/>
+        </w:rPr>
+      </w:pPr>
+      <w:r>
+        <w:rPr>
+          <w:rFonts w:ascii="Times New Roman" w:eastAsia="Times New Roman" w:hAnsi="Times New Roman" w:cs="Times New Roman"/>
+          <w:sz w:val="28"/>
+          <w:szCs w:val="28"/>
+          <w:lang w:eastAsia="ru-RU"/>
+        </w:rPr>
+        <w:t>Руководитель/проектировщик:</w:t>
+      </w:r>
+    </w:p>
+    <w:p>
+      <w:pPr>
+        <w:spacing w:after="100" w:afterAutospacing="1" w:line="360" w:lineRule="auto"/>
+        <w:ind w:firstLine="709"/>
+        <w:contextualSpacing/>
+        <w:jc w:val="both"/>
+        <w:rPr>
+          <w:rFonts w:ascii="Times New Roman" w:eastAsia="Times New Roman" w:hAnsi="Times New Roman" w:cs="Times New Roman"/>
+          <w:sz w:val="28"/>
+          <w:szCs w:val="28"/>
+          <w:lang w:eastAsia="ru-RU"/>
+        </w:rPr>
+      </w:pPr>
+      <w:r>
+        <w:rPr>
+          <w:rFonts w:ascii="Times New Roman" w:eastAsia="Times New Roman" w:hAnsi="Times New Roman" w:cs="Times New Roman"/>
+          <w:sz w:val="28"/>
+          <w:szCs w:val="28"/>
+          <w:lang w:eastAsia="ru-RU"/>
+        </w:rPr>
+        <w:t>Разработчик:</w:t>
+      </w:r>
+    </w:p>
+    <w:p>
+      <w:pPr>
+        <w:spacing w:after="100" w:afterAutospacing="1" w:line="360" w:lineRule="auto"/>
+        <w:ind w:firstLine="709"/>
+        <w:contextualSpacing/>
+        <w:jc w:val="both"/>
+        <w:rPr>
+          <w:rFonts w:ascii="Times New Roman" w:eastAsia="Times New Roman" w:hAnsi="Times New Roman" w:cs="Times New Roman"/>
+          <w:sz w:val="28"/>
+          <w:szCs w:val="28"/>
+          <w:lang w:eastAsia="ru-RU"/>
+        </w:rPr>
+      </w:pPr>
+      <w:r>
+        <w:rPr>
+          <w:rFonts w:ascii="Times New Roman" w:eastAsia="Times New Roman" w:hAnsi="Times New Roman" w:cs="Times New Roman"/>
+          <w:sz w:val="28"/>
+          <w:szCs w:val="28"/>
+          <w:lang w:eastAsia="ru-RU"/>
+        </w:rPr>
+        <w:t>Тестировщик:</w:t>
+      </w:r>
     </w:p>
     <w:p>
       <w:pPr>
@@ -21716,8 +22039,8 @@
           <w:lang w:eastAsia="ru-RU"/>
         </w:rPr>
       </w:pPr>
-      <w:bookmarkStart w:id="33" w:name="_Toc229829453"/>
-      <w:bookmarkStart w:id="34" w:name="_Toc229835777"/>
+      <w:bookmarkStart w:id="34" w:name="_Toc229829453"/>
+      <w:bookmarkStart w:id="35" w:name="_Toc229835777"/>
       <w:r>
         <w:rPr>
           <w:rFonts w:eastAsia="Times New Roman"/>
@@ -21725,8 +22048,8 @@
         </w:rPr>
         <w:t>Модуль «Тестирование»</w:t>
       </w:r>
-      <w:bookmarkEnd w:id="33"/>
       <w:bookmarkEnd w:id="34"/>
+      <w:bookmarkEnd w:id="35"/>
     </w:p>
     <w:p>
       <w:pPr>
@@ -21740,7 +22063,7 @@
           <w:lang w:eastAsia="ru-RU"/>
         </w:rPr>
       </w:pPr>
-      <w:bookmarkStart w:id="35" w:name="_Toc229835778"/>
+      <w:bookmarkStart w:id="36" w:name="_Toc229835778"/>
       <w:r>
         <w:rPr>
           <w:rFonts w:eastAsia="Times New Roman"/>
@@ -21748,7 +22071,7 @@
         </w:rPr>
         <w:t>Основное описание модуля</w:t>
       </w:r>
-      <w:bookmarkEnd w:id="35"/>
+      <w:bookmarkEnd w:id="36"/>
     </w:p>
     <w:p>
       <w:pPr>
@@ -21840,8 +22163,8 @@
           <w:lang w:eastAsia="ru-RU"/>
         </w:rPr>
       </w:pPr>
-      <w:bookmarkStart w:id="36" w:name="_Toc229829454"/>
-      <w:bookmarkStart w:id="37" w:name="_Toc229835779"/>
+      <w:bookmarkStart w:id="37" w:name="_Toc229829454"/>
+      <w:bookmarkStart w:id="38" w:name="_Toc229835779"/>
       <w:r>
         <w:rPr>
           <w:rFonts w:eastAsia="Times New Roman"/>
@@ -21856,8 +22179,8 @@
         </w:rPr>
         <w:t>билета</w:t>
       </w:r>
-      <w:bookmarkEnd w:id="36"/>
       <w:bookmarkEnd w:id="37"/>
+      <w:bookmarkEnd w:id="38"/>
     </w:p>
     <w:p>
       <w:pPr>
@@ -21986,6 +22309,7 @@
           <w:szCs w:val="28"/>
           <w:lang w:eastAsia="ru-RU"/>
         </w:rPr>
+        <w:lastRenderedPageBreak/>
         <w:t xml:space="preserve">Перемешивание вопросов и </w:t>
       </w:r>
       <w:r>
@@ -22010,8 +22334,8 @@
           <w:lang w:eastAsia="ru-RU"/>
         </w:rPr>
       </w:pPr>
-      <w:bookmarkStart w:id="38" w:name="_Toc229829455"/>
-      <w:bookmarkStart w:id="39" w:name="_Toc229835780"/>
+      <w:bookmarkStart w:id="39" w:name="_Toc229829455"/>
+      <w:bookmarkStart w:id="40" w:name="_Toc229835780"/>
       <w:r>
         <w:rPr>
           <w:rFonts w:eastAsia="Times New Roman"/>
@@ -22019,8 +22343,8 @@
         </w:rPr>
         <w:t>Завершение теста и подсчёт результата</w:t>
       </w:r>
-      <w:bookmarkEnd w:id="38"/>
       <w:bookmarkEnd w:id="39"/>
+      <w:bookmarkEnd w:id="40"/>
     </w:p>
     <w:p>
       <w:pPr>
@@ -22208,18 +22532,17 @@
           <w:lang w:eastAsia="ru-RU"/>
         </w:rPr>
       </w:pPr>
-      <w:bookmarkStart w:id="40" w:name="_Toc229829456"/>
-      <w:bookmarkStart w:id="41" w:name="_Toc229835781"/>
+      <w:bookmarkStart w:id="41" w:name="_Toc229829456"/>
+      <w:bookmarkStart w:id="42" w:name="_Toc229835781"/>
       <w:r>
         <w:rPr>
           <w:rFonts w:eastAsia="Times New Roman"/>
           <w:lang w:eastAsia="ru-RU"/>
         </w:rPr>
-        <w:lastRenderedPageBreak/>
         <w:t>Детальный результат</w:t>
       </w:r>
-      <w:bookmarkEnd w:id="40"/>
       <w:bookmarkEnd w:id="41"/>
+      <w:bookmarkEnd w:id="42"/>
     </w:p>
     <w:p>
       <w:pPr>
@@ -22329,8 +22652,8 @@
           <w:lang w:eastAsia="ru-RU"/>
         </w:rPr>
       </w:pPr>
-      <w:bookmarkStart w:id="42" w:name="_Toc229829457"/>
-      <w:bookmarkStart w:id="43" w:name="_Toc229835782"/>
+      <w:bookmarkStart w:id="43" w:name="_Toc229829457"/>
+      <w:bookmarkStart w:id="44" w:name="_Toc229835782"/>
       <w:r>
         <w:rPr>
           <w:rFonts w:eastAsia="Times New Roman"/>
@@ -22338,8 +22661,8 @@
         </w:rPr>
         <w:t>Ограничения и защита</w:t>
       </w:r>
-      <w:bookmarkEnd w:id="42"/>
       <w:bookmarkEnd w:id="43"/>
+      <w:bookmarkEnd w:id="44"/>
     </w:p>
     <w:p>
       <w:pPr>
@@ -22405,7 +22728,7 @@
           <w:lang w:eastAsia="ru-RU"/>
         </w:rPr>
       </w:pPr>
-      <w:bookmarkStart w:id="44" w:name="_Toc229835783"/>
+      <w:bookmarkStart w:id="45" w:name="_Toc229835783"/>
       <w:r>
         <w:rPr>
           <w:rFonts w:eastAsia="Times New Roman"/>
@@ -22413,7 +22736,7 @@
         </w:rPr>
         <w:t>Распределение ролей членов команды</w:t>
       </w:r>
-      <w:bookmarkEnd w:id="44"/>
+      <w:bookmarkEnd w:id="45"/>
     </w:p>
     <w:p>
       <w:pPr>
@@ -22428,6 +22751,84 @@
           <w:lang w:eastAsia="ru-RU"/>
         </w:rPr>
       </w:pPr>
+      <w:r>
+        <w:rPr>
+          <w:rFonts w:ascii="Times New Roman" w:eastAsia="Times New Roman" w:hAnsi="Times New Roman" w:cs="Times New Roman"/>
+          <w:sz w:val="28"/>
+          <w:szCs w:val="28"/>
+          <w:lang w:eastAsia="ru-RU"/>
+        </w:rPr>
+        <w:t>Для данного модуля, среди членов команды, были распределены следующие роли:</w:t>
+      </w:r>
+    </w:p>
+    <w:p>
+      <w:pPr>
+        <w:spacing w:after="100" w:afterAutospacing="1" w:line="360" w:lineRule="auto"/>
+        <w:ind w:firstLine="709"/>
+        <w:contextualSpacing/>
+        <w:jc w:val="both"/>
+        <w:rPr>
+          <w:rFonts w:ascii="Times New Roman" w:eastAsia="Times New Roman" w:hAnsi="Times New Roman" w:cs="Times New Roman"/>
+          <w:sz w:val="28"/>
+          <w:szCs w:val="28"/>
+          <w:lang w:eastAsia="ru-RU"/>
+        </w:rPr>
+      </w:pPr>
+      <w:r>
+        <w:rPr>
+          <w:rFonts w:ascii="Times New Roman" w:eastAsia="Times New Roman" w:hAnsi="Times New Roman" w:cs="Times New Roman"/>
+          <w:sz w:val="28"/>
+          <w:szCs w:val="28"/>
+          <w:lang w:eastAsia="ru-RU"/>
+        </w:rPr>
+        <w:t>Руководитель/проектировщик:</w:t>
+      </w:r>
+    </w:p>
+    <w:p>
+      <w:pPr>
+        <w:spacing w:after="100" w:afterAutospacing="1" w:line="360" w:lineRule="auto"/>
+        <w:ind w:firstLine="709"/>
+        <w:contextualSpacing/>
+        <w:jc w:val="both"/>
+        <w:rPr>
+          <w:rFonts w:ascii="Times New Roman" w:eastAsia="Times New Roman" w:hAnsi="Times New Roman" w:cs="Times New Roman"/>
+          <w:sz w:val="28"/>
+          <w:szCs w:val="28"/>
+          <w:lang w:eastAsia="ru-RU"/>
+        </w:rPr>
+      </w:pPr>
+      <w:r>
+        <w:rPr>
+          <w:rFonts w:ascii="Times New Roman" w:eastAsia="Times New Roman" w:hAnsi="Times New Roman" w:cs="Times New Roman"/>
+          <w:sz w:val="28"/>
+          <w:szCs w:val="28"/>
+          <w:lang w:eastAsia="ru-RU"/>
+        </w:rPr>
+        <w:t>Разработчик:</w:t>
+      </w:r>
+    </w:p>
+    <w:p>
+      <w:pPr>
+        <w:spacing w:after="100" w:afterAutospacing="1" w:line="360" w:lineRule="auto"/>
+        <w:ind w:firstLine="709"/>
+        <w:contextualSpacing/>
+        <w:jc w:val="both"/>
+        <w:rPr>
+          <w:rFonts w:ascii="Times New Roman" w:eastAsia="Times New Roman" w:hAnsi="Times New Roman" w:cs="Times New Roman"/>
+          <w:sz w:val="28"/>
+          <w:szCs w:val="28"/>
+          <w:lang w:eastAsia="ru-RU"/>
+        </w:rPr>
+      </w:pPr>
+      <w:r>
+        <w:rPr>
+          <w:rFonts w:ascii="Times New Roman" w:eastAsia="Times New Roman" w:hAnsi="Times New Roman" w:cs="Times New Roman"/>
+          <w:sz w:val="28"/>
+          <w:szCs w:val="28"/>
+          <w:lang w:eastAsia="ru-RU"/>
+        </w:rPr>
+        <w:t>Тестировщик:</w:t>
+      </w:r>
     </w:p>
     <w:p>
       <w:pPr>
@@ -22475,8 +22876,8 @@
           <w:lang w:eastAsia="ru-RU"/>
         </w:rPr>
       </w:pPr>
-      <w:bookmarkStart w:id="45" w:name="_Toc229829459"/>
-      <w:bookmarkStart w:id="46" w:name="_Toc229835784"/>
+      <w:bookmarkStart w:id="46" w:name="_Toc229829459"/>
+      <w:bookmarkStart w:id="47" w:name="_Toc229835784"/>
       <w:r>
         <w:rPr>
           <w:rFonts w:eastAsia="Times New Roman"/>
@@ -22485,8 +22886,8 @@
         <w:lastRenderedPageBreak/>
         <w:t>Создание плановой документации</w:t>
       </w:r>
-      <w:bookmarkEnd w:id="45"/>
       <w:bookmarkEnd w:id="46"/>
+      <w:bookmarkEnd w:id="47"/>
     </w:p>
     <w:p>
       <w:pPr>
@@ -22550,8 +22951,8 @@
           <w:lang w:eastAsia="ru-RU"/>
         </w:rPr>
       </w:pPr>
-      <w:bookmarkStart w:id="47" w:name="_Toc229829460"/>
-      <w:bookmarkStart w:id="48" w:name="_Toc229835785"/>
+      <w:bookmarkStart w:id="48" w:name="_Toc229829460"/>
+      <w:bookmarkStart w:id="49" w:name="_Toc229835785"/>
       <w:r>
         <w:rPr>
           <w:rFonts w:eastAsia="Times New Roman"/>
@@ -22559,8 +22960,8 @@
         </w:rPr>
         <w:t>Диаграмма Использования</w:t>
       </w:r>
-      <w:bookmarkEnd w:id="47"/>
       <w:bookmarkEnd w:id="48"/>
+      <w:bookmarkEnd w:id="49"/>
     </w:p>
     <w:p>
       <w:pPr>
@@ -23439,13 +23840,13 @@
           <w:numId w:val="10"/>
         </w:numPr>
       </w:pPr>
-      <w:bookmarkStart w:id="49" w:name="_Toc229829461"/>
-      <w:bookmarkStart w:id="50" w:name="_Toc229835786"/>
+      <w:bookmarkStart w:id="50" w:name="_Toc229829461"/>
+      <w:bookmarkStart w:id="51" w:name="_Toc229835786"/>
       <w:r>
         <w:t>Диаграмма классов</w:t>
       </w:r>
-      <w:bookmarkEnd w:id="49"/>
       <w:bookmarkEnd w:id="50"/>
+      <w:bookmarkEnd w:id="51"/>
     </w:p>
     <w:p>
       <w:pPr>
@@ -23484,13 +23885,13 @@
         </w:numPr>
         <w:ind w:left="1418"/>
       </w:pPr>
-      <w:bookmarkStart w:id="51" w:name="_Toc229829462"/>
-      <w:bookmarkStart w:id="52" w:name="_Toc229835787"/>
+      <w:bookmarkStart w:id="52" w:name="_Toc229829462"/>
+      <w:bookmarkStart w:id="53" w:name="_Toc229835787"/>
       <w:r>
         <w:t>Гость и ограниченный доступ</w:t>
       </w:r>
-      <w:bookmarkEnd w:id="51"/>
       <w:bookmarkEnd w:id="52"/>
+      <w:bookmarkEnd w:id="53"/>
     </w:p>
     <w:p>
       <w:pPr>
@@ -23538,13 +23939,13 @@
         </w:numPr>
         <w:ind w:left="1418"/>
       </w:pPr>
-      <w:bookmarkStart w:id="53" w:name="_Toc229829463"/>
-      <w:bookmarkStart w:id="54" w:name="_Toc229835788"/>
+      <w:bookmarkStart w:id="54" w:name="_Toc229829463"/>
+      <w:bookmarkStart w:id="55" w:name="_Toc229835788"/>
       <w:r>
         <w:t>Зарегистрированный пользователь: полный цикл тестирования</w:t>
       </w:r>
-      <w:bookmarkEnd w:id="53"/>
       <w:bookmarkEnd w:id="54"/>
+      <w:bookmarkEnd w:id="55"/>
     </w:p>
     <w:p>
       <w:pPr>
@@ -23943,13 +24344,13 @@
         </w:numPr>
         <w:ind w:left="1418"/>
       </w:pPr>
-      <w:bookmarkStart w:id="55" w:name="_Toc229829464"/>
-      <w:bookmarkStart w:id="56" w:name="_Toc229835789"/>
+      <w:bookmarkStart w:id="56" w:name="_Toc229829464"/>
+      <w:bookmarkStart w:id="57" w:name="_Toc229835789"/>
       <w:r>
         <w:t>Администратор: управление контентом</w:t>
       </w:r>
-      <w:bookmarkEnd w:id="55"/>
       <w:bookmarkEnd w:id="56"/>
+      <w:bookmarkEnd w:id="57"/>
     </w:p>
     <w:p>
       <w:pPr>
@@ -24184,13 +24585,13 @@
           <w:numId w:val="10"/>
         </w:numPr>
       </w:pPr>
-      <w:bookmarkStart w:id="57" w:name="_Toc229829465"/>
-      <w:bookmarkStart w:id="58" w:name="_Toc229835790"/>
+      <w:bookmarkStart w:id="58" w:name="_Toc229829465"/>
+      <w:bookmarkStart w:id="59" w:name="_Toc229835790"/>
       <w:r>
         <w:t>Связи между процессами</w:t>
       </w:r>
-      <w:bookmarkEnd w:id="57"/>
       <w:bookmarkEnd w:id="58"/>
+      <w:bookmarkEnd w:id="59"/>
     </w:p>
     <w:p>
       <w:pPr>
@@ -24429,13 +24830,13 @@
           <w:numId w:val="10"/>
         </w:numPr>
       </w:pPr>
-      <w:bookmarkStart w:id="59" w:name="_Toc229829466"/>
-      <w:bookmarkStart w:id="60" w:name="_Toc229835791"/>
+      <w:bookmarkStart w:id="60" w:name="_Toc229829466"/>
+      <w:bookmarkStart w:id="61" w:name="_Toc229835791"/>
       <w:r>
         <w:t>Диаграмма компонентов</w:t>
       </w:r>
-      <w:bookmarkEnd w:id="59"/>
       <w:bookmarkEnd w:id="60"/>
+      <w:bookmarkEnd w:id="61"/>
     </w:p>
     <w:p>
       <w:pPr>
@@ -24697,13 +25098,13 @@
           <w:numId w:val="10"/>
         </w:numPr>
       </w:pPr>
-      <w:bookmarkStart w:id="61" w:name="_Toc229829467"/>
-      <w:bookmarkStart w:id="62" w:name="_Toc229835792"/>
+      <w:bookmarkStart w:id="62" w:name="_Toc229829467"/>
+      <w:bookmarkStart w:id="63" w:name="_Toc229835792"/>
       <w:r>
         <w:t>Диаграмма развертывания</w:t>
       </w:r>
-      <w:bookmarkEnd w:id="61"/>
       <w:bookmarkEnd w:id="62"/>
+      <w:bookmarkEnd w:id="63"/>
     </w:p>
     <w:p>
       <w:pPr>
@@ -24742,13 +25143,13 @@
         </w:numPr>
         <w:ind w:left="1418"/>
       </w:pPr>
-      <w:bookmarkStart w:id="63" w:name="_Toc229829468"/>
-      <w:bookmarkStart w:id="64" w:name="_Toc229835793"/>
+      <w:bookmarkStart w:id="64" w:name="_Toc229829468"/>
+      <w:bookmarkStart w:id="65" w:name="_Toc229835793"/>
       <w:r>
         <w:t>Узлы и устройства</w:t>
       </w:r>
-      <w:bookmarkEnd w:id="63"/>
       <w:bookmarkEnd w:id="64"/>
+      <w:bookmarkEnd w:id="65"/>
     </w:p>
     <w:p>
       <w:pPr>
@@ -24957,16 +25358,16 @@
           <w:szCs w:val="24"/>
         </w:rPr>
       </w:pPr>
-      <w:bookmarkStart w:id="65" w:name="_Toc229829469"/>
-      <w:bookmarkStart w:id="66" w:name="_Toc229835794"/>
+      <w:bookmarkStart w:id="66" w:name="_Toc229829469"/>
+      <w:bookmarkStart w:id="67" w:name="_Toc229835794"/>
       <w:r>
         <w:rPr>
           <w:rStyle w:val="30"/>
         </w:rPr>
         <w:t>Сервисы, размещённые на серверном узле</w:t>
       </w:r>
-      <w:bookmarkEnd w:id="65"/>
       <w:bookmarkEnd w:id="66"/>
+      <w:bookmarkEnd w:id="67"/>
     </w:p>
     <w:p>
       <w:pPr>
@@ -25264,13 +25665,13 @@
           <w:numId w:val="10"/>
         </w:numPr>
       </w:pPr>
-      <w:bookmarkStart w:id="67" w:name="_Toc229829470"/>
-      <w:bookmarkStart w:id="68" w:name="_Toc229835795"/>
+      <w:bookmarkStart w:id="68" w:name="_Toc229829470"/>
+      <w:bookmarkStart w:id="69" w:name="_Toc229835795"/>
       <w:r>
         <w:t>Базы данных</w:t>
       </w:r>
-      <w:bookmarkEnd w:id="67"/>
       <w:bookmarkEnd w:id="68"/>
+      <w:bookmarkEnd w:id="69"/>
     </w:p>
     <w:p>
       <w:pPr>
@@ -25631,10 +26032,8 @@
           <w:lang w:eastAsia="ru-RU"/>
         </w:rPr>
       </w:pPr>
-      <w:bookmarkStart w:id="69" w:name="_Toc229829471"/>
-      <w:bookmarkStart w:id="70" w:name="_Toc229835796"/>
-      <w:bookmarkStart w:id="71" w:name="_GoBack"/>
-      <w:bookmarkEnd w:id="71"/>
+      <w:bookmarkStart w:id="70" w:name="_Toc229829471"/>
+      <w:bookmarkStart w:id="71" w:name="_Toc229835796"/>
       <w:r>
         <w:rPr>
           <w:rFonts w:eastAsia="Times New Roman"/>
@@ -25650,8 +26049,8 @@
         </w:rPr>
         <w:t>.</w:t>
       </w:r>
-      <w:bookmarkEnd w:id="69"/>
       <w:bookmarkEnd w:id="70"/>
+      <w:bookmarkEnd w:id="71"/>
     </w:p>
     <w:p>
       <w:pPr>
@@ -25753,16 +26152,15 @@
       <w:r>
         <w:rPr>
           <w:rFonts w:ascii="Times New Roman" w:eastAsia="Times New Roman" w:hAnsi="Times New Roman" w:cs="Times New Roman"/>
-          <w:noProof/>
           <w:sz w:val="28"/>
           <w:szCs w:val="28"/>
           <w:lang w:eastAsia="ru-RU"/>
         </w:rPr>
         <w:drawing>
-          <wp:inline distT="0" distB="0" distL="0" distR="0" wp14:anchorId="4C4FA6DD" wp14:editId="7D53E32E">
-            <wp:extent cx="5939790" cy="4589780"/>
-            <wp:effectExtent l="0" t="0" r="3810" b="1270"/>
-            <wp:docPr id="4" name="Рисунок 4"/>
+          <wp:inline distT="0" distB="0" distL="0" distR="0" wp14:anchorId="02C054AC" wp14:editId="07F96FA0">
+            <wp:extent cx="5939790" cy="3640455"/>
+            <wp:effectExtent l="0" t="0" r="3810" b="0"/>
+            <wp:docPr id="7" name="Рисунок 7"/>
             <wp:cNvGraphicFramePr>
               <a:graphicFrameLocks xmlns:a="http://schemas.openxmlformats.org/drawingml/2006/main" noChangeAspect="1"/>
             </wp:cNvGraphicFramePr>
@@ -25782,7 +26180,7 @@
                   <pic:spPr>
                     <a:xfrm>
                       <a:off x="0" y="0"/>
-                      <a:ext cx="5939790" cy="4589780"/>
+                      <a:ext cx="5939790" cy="3640455"/>
                     </a:xfrm>
                     <a:prstGeom prst="rect">
                       <a:avLst/>
@@ -26026,7 +26424,6 @@
           <w:szCs w:val="28"/>
           <w:lang w:eastAsia="ru-RU"/>
         </w:rPr>
-        <w:lastRenderedPageBreak/>
         <w:br w:type="page"/>
       </w:r>
     </w:p>
@@ -26524,7 +26921,6 @@
         <w:docPartUnique/>
       </w:docPartObj>
     </w:sdtPr>
-    <w:sdtEndPr/>
     <w:sdtContent>
       <w:p>
         <w:pPr>
@@ -26544,7 +26940,7 @@
           <w:rPr>
             <w:noProof/>
           </w:rPr>
-          <w:t>45</w:t>
+          <w:t>29</w:t>
         </w:r>
         <w:r>
           <w:fldChar w:fldCharType="end"/>
@@ -30320,7 +30716,7 @@
 </file>
 
 <file path=customXml/itemProps1.xml><?xml version="1.0" encoding="utf-8"?>
-<ds:datastoreItem xmlns:ds="http://schemas.openxmlformats.org/officeDocument/2006/customXml" ds:itemID="{DFF0DC5A-E97B-4380-B0DE-05AEF3A2AF8A}">
+<ds:datastoreItem xmlns:ds="http://schemas.openxmlformats.org/officeDocument/2006/customXml" ds:itemID="{ED1BCA28-0C1C-400C-92E1-D2A48653959D}">
   <ds:schemaRefs>
     <ds:schemaRef ds:uri="http://schemas.openxmlformats.org/officeDocument/2006/bibliography"/>
   </ds:schemaRefs>

--- a/документация/Отчет.docx
+++ b/документация/Отчет.docx
@@ -1618,25 +1618,7 @@
             <w:noProof/>
             <w:lang w:eastAsia="ru-RU"/>
           </w:rPr>
-          <w:t>Модуль «Авторизация и рег</w:t>
-        </w:r>
-        <w:r>
-          <w:rPr>
-            <w:rStyle w:val="a9"/>
-            <w:rFonts w:eastAsia="Times New Roman"/>
-            <w:noProof/>
-            <w:lang w:eastAsia="ru-RU"/>
-          </w:rPr>
-          <w:t>и</w:t>
-        </w:r>
-        <w:r>
-          <w:rPr>
-            <w:rStyle w:val="a9"/>
-            <w:rFonts w:eastAsia="Times New Roman"/>
-            <w:noProof/>
-            <w:lang w:eastAsia="ru-RU"/>
-          </w:rPr>
-          <w:t>страция»</w:t>
+          <w:t>Модуль «Авторизация и регистрация»</w:t>
         </w:r>
         <w:r>
           <w:rPr>
@@ -1816,25 +1798,7 @@
             <w:noProof/>
             <w:lang w:eastAsia="ru-RU"/>
           </w:rPr>
-          <w:t>Распределение</w:t>
-        </w:r>
-        <w:r>
-          <w:rPr>
-            <w:rStyle w:val="a9"/>
-            <w:rFonts w:eastAsia="Times New Roman"/>
-            <w:noProof/>
-            <w:lang w:eastAsia="ru-RU"/>
-          </w:rPr>
-          <w:t xml:space="preserve"> </w:t>
-        </w:r>
-        <w:r>
-          <w:rPr>
-            <w:rStyle w:val="a9"/>
-            <w:rFonts w:eastAsia="Times New Roman"/>
-            <w:noProof/>
-            <w:lang w:eastAsia="ru-RU"/>
-          </w:rPr>
-          <w:t>ролей членов команды</w:t>
+          <w:t>Распределение ролей членов команды</w:t>
         </w:r>
         <w:r>
           <w:rPr>
@@ -2104,25 +2068,7 @@
             <w:noProof/>
             <w:lang w:eastAsia="ru-RU"/>
           </w:rPr>
-          <w:t>Распре</w:t>
-        </w:r>
-        <w:r>
-          <w:rPr>
-            <w:rStyle w:val="a9"/>
-            <w:rFonts w:eastAsia="Times New Roman"/>
-            <w:noProof/>
-            <w:lang w:eastAsia="ru-RU"/>
-          </w:rPr>
-          <w:t>д</w:t>
-        </w:r>
-        <w:r>
-          <w:rPr>
-            <w:rStyle w:val="a9"/>
-            <w:rFonts w:eastAsia="Times New Roman"/>
-            <w:noProof/>
-            <w:lang w:eastAsia="ru-RU"/>
-          </w:rPr>
-          <w:t>еление ролей членов команды</w:t>
+          <w:t>Распределение ролей членов команды</w:t>
         </w:r>
         <w:r>
           <w:rPr>
@@ -4422,25 +4368,7 @@
             <w:noProof/>
             <w:lang w:eastAsia="ru-RU"/>
           </w:rPr>
-          <w:t>Создание и</w:t>
-        </w:r>
-        <w:r>
-          <w:rPr>
-            <w:rStyle w:val="a9"/>
-            <w:rFonts w:eastAsia="Times New Roman"/>
-            <w:noProof/>
-            <w:lang w:eastAsia="ru-RU"/>
-          </w:rPr>
-          <w:t xml:space="preserve"> </w:t>
-        </w:r>
-        <w:r>
-          <w:rPr>
-            <w:rStyle w:val="a9"/>
-            <w:rFonts w:eastAsia="Times New Roman"/>
-            <w:noProof/>
-            <w:lang w:eastAsia="ru-RU"/>
-          </w:rPr>
-          <w:t>организация базы данных сервиса.</w:t>
+          <w:t>Создание и организация базы данных сервиса.</w:t>
         </w:r>
         <w:r>
           <w:rPr>
@@ -20451,6 +20379,15 @@
         </w:rPr>
         <w:t>Руководитель/проектировщик:</w:t>
       </w:r>
+      <w:r>
+        <w:rPr>
+          <w:rFonts w:ascii="Times New Roman" w:eastAsia="Times New Roman" w:hAnsi="Times New Roman" w:cs="Times New Roman"/>
+          <w:sz w:val="28"/>
+          <w:szCs w:val="28"/>
+          <w:lang w:eastAsia="ru-RU"/>
+        </w:rPr>
+        <w:t xml:space="preserve"> Солдаткина</w:t>
+      </w:r>
     </w:p>
     <w:p>
       <w:pPr>
@@ -20474,6 +20411,15 @@
         </w:rPr>
         <w:t>Разработчик:</w:t>
       </w:r>
+      <w:r>
+        <w:rPr>
+          <w:rFonts w:ascii="Times New Roman" w:eastAsia="Times New Roman" w:hAnsi="Times New Roman" w:cs="Times New Roman"/>
+          <w:sz w:val="28"/>
+          <w:szCs w:val="28"/>
+          <w:lang w:eastAsia="ru-RU"/>
+        </w:rPr>
+        <w:t xml:space="preserve"> Рыжова</w:t>
+      </w:r>
     </w:p>
     <w:p>
       <w:pPr>
@@ -20495,7 +20441,36 @@
           <w:szCs w:val="28"/>
           <w:lang w:eastAsia="ru-RU"/>
         </w:rPr>
-        <w:t>Тестировщик:</w:t>
+        <w:t>Тестер</w:t>
+      </w:r>
+      <w:bookmarkStart w:id="18" w:name="_GoBack"/>
+      <w:bookmarkEnd w:id="18"/>
+      <w:r>
+        <w:rPr>
+          <w:rFonts w:ascii="Times New Roman" w:eastAsia="Times New Roman" w:hAnsi="Times New Roman" w:cs="Times New Roman"/>
+          <w:sz w:val="28"/>
+          <w:szCs w:val="28"/>
+          <w:lang w:eastAsia="ru-RU"/>
+        </w:rPr>
+        <w:t>:</w:t>
+      </w:r>
+      <w:r>
+        <w:rPr>
+          <w:rFonts w:ascii="Times New Roman" w:eastAsia="Times New Roman" w:hAnsi="Times New Roman" w:cs="Times New Roman"/>
+          <w:sz w:val="28"/>
+          <w:szCs w:val="28"/>
+          <w:lang w:eastAsia="ru-RU"/>
+        </w:rPr>
+        <w:t xml:space="preserve"> </w:t>
+      </w:r>
+      <w:r>
+        <w:rPr>
+          <w:rFonts w:ascii="Times New Roman" w:eastAsia="Times New Roman" w:hAnsi="Times New Roman" w:cs="Times New Roman"/>
+          <w:sz w:val="28"/>
+          <w:szCs w:val="28"/>
+          <w:lang w:eastAsia="ru-RU"/>
+        </w:rPr>
+        <w:t>Солдаткина</w:t>
       </w:r>
     </w:p>
     <w:p>
@@ -20510,8 +20485,8 @@
           <w:lang w:eastAsia="ru-RU"/>
         </w:rPr>
       </w:pPr>
-      <w:bookmarkStart w:id="18" w:name="_Toc229829447"/>
-      <w:bookmarkStart w:id="19" w:name="_Toc229835768"/>
+      <w:bookmarkStart w:id="19" w:name="_Toc229829447"/>
+      <w:bookmarkStart w:id="20" w:name="_Toc229835768"/>
       <w:r>
         <w:rPr>
           <w:rFonts w:eastAsia="Times New Roman"/>
@@ -20520,8 +20495,8 @@
         <w:lastRenderedPageBreak/>
         <w:t>Модуль «Интерфейс пользователя»</w:t>
       </w:r>
-      <w:bookmarkEnd w:id="18"/>
       <w:bookmarkEnd w:id="19"/>
+      <w:bookmarkEnd w:id="20"/>
     </w:p>
     <w:p>
       <w:pPr>
@@ -20535,8 +20510,8 @@
           <w:lang w:eastAsia="ru-RU"/>
         </w:rPr>
       </w:pPr>
-      <w:bookmarkStart w:id="20" w:name="_Toc229829448"/>
-      <w:bookmarkStart w:id="21" w:name="_Toc229835769"/>
+      <w:bookmarkStart w:id="21" w:name="_Toc229829448"/>
+      <w:bookmarkStart w:id="22" w:name="_Toc229835769"/>
       <w:r>
         <w:rPr>
           <w:rFonts w:eastAsia="Times New Roman"/>
@@ -20544,8 +20519,8 @@
         </w:rPr>
         <w:t>Основное описание модуля</w:t>
       </w:r>
-      <w:bookmarkEnd w:id="20"/>
       <w:bookmarkEnd w:id="21"/>
+      <w:bookmarkEnd w:id="22"/>
     </w:p>
     <w:p>
       <w:pPr>
@@ -20937,8 +20912,8 @@
           <w:lang w:eastAsia="ru-RU"/>
         </w:rPr>
       </w:pPr>
-      <w:bookmarkStart w:id="22" w:name="_Toc229829449"/>
-      <w:bookmarkStart w:id="23" w:name="_Toc229835770"/>
+      <w:bookmarkStart w:id="23" w:name="_Toc229829449"/>
+      <w:bookmarkStart w:id="24" w:name="_Toc229835770"/>
       <w:r>
         <w:rPr>
           <w:rFonts w:eastAsia="Times New Roman"/>
@@ -20946,8 +20921,8 @@
         </w:rPr>
         <w:t>Распределение ролей членов команды</w:t>
       </w:r>
-      <w:bookmarkEnd w:id="22"/>
       <w:bookmarkEnd w:id="23"/>
+      <w:bookmarkEnd w:id="24"/>
     </w:p>
     <w:p>
       <w:pPr>
@@ -20994,8 +20969,24 @@
         </w:rPr>
         <w:t>Руководитель/проектировщик:</w:t>
       </w:r>
-      <w:bookmarkStart w:id="24" w:name="_GoBack"/>
-      <w:bookmarkEnd w:id="24"/>
+      <w:r>
+        <w:rPr>
+          <w:rFonts w:ascii="Times New Roman" w:eastAsia="Times New Roman" w:hAnsi="Times New Roman" w:cs="Times New Roman"/>
+          <w:sz w:val="28"/>
+          <w:szCs w:val="28"/>
+          <w:lang w:eastAsia="ru-RU"/>
+        </w:rPr>
+        <w:t xml:space="preserve"> </w:t>
+      </w:r>
+      <w:r>
+        <w:rPr>
+          <w:rFonts w:ascii="Times New Roman" w:eastAsia="Times New Roman" w:hAnsi="Times New Roman" w:cs="Times New Roman"/>
+          <w:sz w:val="28"/>
+          <w:szCs w:val="28"/>
+          <w:lang w:eastAsia="ru-RU"/>
+        </w:rPr>
+        <w:t>Солдаткина</w:t>
+      </w:r>
     </w:p>
     <w:p>
       <w:pPr>
@@ -21019,6 +21010,24 @@
         </w:rPr>
         <w:t>Разработчик:</w:t>
       </w:r>
+      <w:r>
+        <w:rPr>
+          <w:rFonts w:ascii="Times New Roman" w:eastAsia="Times New Roman" w:hAnsi="Times New Roman" w:cs="Times New Roman"/>
+          <w:sz w:val="28"/>
+          <w:szCs w:val="28"/>
+          <w:lang w:eastAsia="ru-RU"/>
+        </w:rPr>
+        <w:t xml:space="preserve"> </w:t>
+      </w:r>
+      <w:r>
+        <w:rPr>
+          <w:rFonts w:ascii="Times New Roman" w:eastAsia="Times New Roman" w:hAnsi="Times New Roman" w:cs="Times New Roman"/>
+          <w:sz w:val="28"/>
+          <w:szCs w:val="28"/>
+          <w:lang w:eastAsia="ru-RU"/>
+        </w:rPr>
+        <w:t>Солдаткина</w:t>
+      </w:r>
     </w:p>
     <w:p>
       <w:pPr>
@@ -21040,7 +21049,34 @@
           <w:szCs w:val="28"/>
           <w:lang w:eastAsia="ru-RU"/>
         </w:rPr>
-        <w:t>Тестировщик:</w:t>
+        <w:t>Тестер</w:t>
+      </w:r>
+      <w:r>
+        <w:rPr>
+          <w:rFonts w:ascii="Times New Roman" w:eastAsia="Times New Roman" w:hAnsi="Times New Roman" w:cs="Times New Roman"/>
+          <w:sz w:val="28"/>
+          <w:szCs w:val="28"/>
+          <w:lang w:eastAsia="ru-RU"/>
+        </w:rPr>
+        <w:t>:</w:t>
+      </w:r>
+      <w:r>
+        <w:rPr>
+          <w:rFonts w:ascii="Times New Roman" w:eastAsia="Times New Roman" w:hAnsi="Times New Roman" w:cs="Times New Roman"/>
+          <w:sz w:val="28"/>
+          <w:szCs w:val="28"/>
+          <w:lang w:eastAsia="ru-RU"/>
+        </w:rPr>
+        <w:t xml:space="preserve"> </w:t>
+      </w:r>
+      <w:r>
+        <w:rPr>
+          <w:rFonts w:ascii="Times New Roman" w:eastAsia="Times New Roman" w:hAnsi="Times New Roman" w:cs="Times New Roman"/>
+          <w:sz w:val="28"/>
+          <w:szCs w:val="28"/>
+          <w:lang w:eastAsia="ru-RU"/>
+        </w:rPr>
+        <w:t>Рыжова</w:t>
       </w:r>
     </w:p>
     <w:p>
@@ -21966,6 +22002,24 @@
         </w:rPr>
         <w:t>Руководитель/проектировщик:</w:t>
       </w:r>
+      <w:r>
+        <w:rPr>
+          <w:rFonts w:ascii="Times New Roman" w:eastAsia="Times New Roman" w:hAnsi="Times New Roman" w:cs="Times New Roman"/>
+          <w:sz w:val="28"/>
+          <w:szCs w:val="28"/>
+          <w:lang w:eastAsia="ru-RU"/>
+        </w:rPr>
+        <w:t xml:space="preserve"> </w:t>
+      </w:r>
+      <w:r>
+        <w:rPr>
+          <w:rFonts w:ascii="Times New Roman" w:eastAsia="Times New Roman" w:hAnsi="Times New Roman" w:cs="Times New Roman"/>
+          <w:sz w:val="28"/>
+          <w:szCs w:val="28"/>
+          <w:lang w:eastAsia="ru-RU"/>
+        </w:rPr>
+        <w:t>Рыжова</w:t>
+      </w:r>
     </w:p>
     <w:p>
       <w:pPr>
@@ -21989,6 +22043,24 @@
         </w:rPr>
         <w:t>Разработчик:</w:t>
       </w:r>
+      <w:r>
+        <w:rPr>
+          <w:rFonts w:ascii="Times New Roman" w:eastAsia="Times New Roman" w:hAnsi="Times New Roman" w:cs="Times New Roman"/>
+          <w:sz w:val="28"/>
+          <w:szCs w:val="28"/>
+          <w:lang w:eastAsia="ru-RU"/>
+        </w:rPr>
+        <w:t xml:space="preserve"> </w:t>
+      </w:r>
+      <w:r>
+        <w:rPr>
+          <w:rFonts w:ascii="Times New Roman" w:eastAsia="Times New Roman" w:hAnsi="Times New Roman" w:cs="Times New Roman"/>
+          <w:sz w:val="28"/>
+          <w:szCs w:val="28"/>
+          <w:lang w:eastAsia="ru-RU"/>
+        </w:rPr>
+        <w:t>Рыжова</w:t>
+      </w:r>
     </w:p>
     <w:p>
       <w:pPr>
@@ -22010,7 +22082,34 @@
           <w:szCs w:val="28"/>
           <w:lang w:eastAsia="ru-RU"/>
         </w:rPr>
-        <w:t>Тестировщик:</w:t>
+        <w:t>Тестер</w:t>
+      </w:r>
+      <w:r>
+        <w:rPr>
+          <w:rFonts w:ascii="Times New Roman" w:eastAsia="Times New Roman" w:hAnsi="Times New Roman" w:cs="Times New Roman"/>
+          <w:sz w:val="28"/>
+          <w:szCs w:val="28"/>
+          <w:lang w:eastAsia="ru-RU"/>
+        </w:rPr>
+        <w:t>:</w:t>
+      </w:r>
+      <w:r>
+        <w:rPr>
+          <w:rFonts w:ascii="Times New Roman" w:eastAsia="Times New Roman" w:hAnsi="Times New Roman" w:cs="Times New Roman"/>
+          <w:sz w:val="28"/>
+          <w:szCs w:val="28"/>
+          <w:lang w:eastAsia="ru-RU"/>
+        </w:rPr>
+        <w:t xml:space="preserve"> </w:t>
+      </w:r>
+      <w:r>
+        <w:rPr>
+          <w:rFonts w:ascii="Times New Roman" w:eastAsia="Times New Roman" w:hAnsi="Times New Roman" w:cs="Times New Roman"/>
+          <w:sz w:val="28"/>
+          <w:szCs w:val="28"/>
+          <w:lang w:eastAsia="ru-RU"/>
+        </w:rPr>
+        <w:t>Солдаткина</w:t>
       </w:r>
     </w:p>
     <w:p>
@@ -22783,6 +22882,24 @@
         </w:rPr>
         <w:t>Руководитель/проектировщик:</w:t>
       </w:r>
+      <w:r>
+        <w:rPr>
+          <w:rFonts w:ascii="Times New Roman" w:eastAsia="Times New Roman" w:hAnsi="Times New Roman" w:cs="Times New Roman"/>
+          <w:sz w:val="28"/>
+          <w:szCs w:val="28"/>
+          <w:lang w:eastAsia="ru-RU"/>
+        </w:rPr>
+        <w:t xml:space="preserve"> </w:t>
+      </w:r>
+      <w:r>
+        <w:rPr>
+          <w:rFonts w:ascii="Times New Roman" w:eastAsia="Times New Roman" w:hAnsi="Times New Roman" w:cs="Times New Roman"/>
+          <w:sz w:val="28"/>
+          <w:szCs w:val="28"/>
+          <w:lang w:eastAsia="ru-RU"/>
+        </w:rPr>
+        <w:t>Рыжова</w:t>
+      </w:r>
     </w:p>
     <w:p>
       <w:pPr>
@@ -22806,6 +22923,24 @@
         </w:rPr>
         <w:t>Разработчик:</w:t>
       </w:r>
+      <w:r>
+        <w:rPr>
+          <w:rFonts w:ascii="Times New Roman" w:eastAsia="Times New Roman" w:hAnsi="Times New Roman" w:cs="Times New Roman"/>
+          <w:sz w:val="28"/>
+          <w:szCs w:val="28"/>
+          <w:lang w:eastAsia="ru-RU"/>
+        </w:rPr>
+        <w:t xml:space="preserve"> </w:t>
+      </w:r>
+      <w:r>
+        <w:rPr>
+          <w:rFonts w:ascii="Times New Roman" w:eastAsia="Times New Roman" w:hAnsi="Times New Roman" w:cs="Times New Roman"/>
+          <w:sz w:val="28"/>
+          <w:szCs w:val="28"/>
+          <w:lang w:eastAsia="ru-RU"/>
+        </w:rPr>
+        <w:t>Солдаткина</w:t>
+      </w:r>
     </w:p>
     <w:p>
       <w:pPr>
@@ -22827,7 +22962,34 @@
           <w:szCs w:val="28"/>
           <w:lang w:eastAsia="ru-RU"/>
         </w:rPr>
-        <w:t>Тестировщик:</w:t>
+        <w:t>Тестер</w:t>
+      </w:r>
+      <w:r>
+        <w:rPr>
+          <w:rFonts w:ascii="Times New Roman" w:eastAsia="Times New Roman" w:hAnsi="Times New Roman" w:cs="Times New Roman"/>
+          <w:sz w:val="28"/>
+          <w:szCs w:val="28"/>
+          <w:lang w:eastAsia="ru-RU"/>
+        </w:rPr>
+        <w:t>:</w:t>
+      </w:r>
+      <w:r>
+        <w:rPr>
+          <w:rFonts w:ascii="Times New Roman" w:eastAsia="Times New Roman" w:hAnsi="Times New Roman" w:cs="Times New Roman"/>
+          <w:sz w:val="28"/>
+          <w:szCs w:val="28"/>
+          <w:lang w:eastAsia="ru-RU"/>
+        </w:rPr>
+        <w:t xml:space="preserve"> </w:t>
+      </w:r>
+      <w:r>
+        <w:rPr>
+          <w:rFonts w:ascii="Times New Roman" w:eastAsia="Times New Roman" w:hAnsi="Times New Roman" w:cs="Times New Roman"/>
+          <w:sz w:val="28"/>
+          <w:szCs w:val="28"/>
+          <w:lang w:eastAsia="ru-RU"/>
+        </w:rPr>
+        <w:t>Рыжова</w:t>
       </w:r>
     </w:p>
     <w:p>
@@ -26152,6 +26314,7 @@
       <w:r>
         <w:rPr>
           <w:rFonts w:ascii="Times New Roman" w:eastAsia="Times New Roman" w:hAnsi="Times New Roman" w:cs="Times New Roman"/>
+          <w:noProof/>
           <w:sz w:val="28"/>
           <w:szCs w:val="28"/>
           <w:lang w:eastAsia="ru-RU"/>
@@ -26921,6 +27084,7 @@
         <w:docPartUnique/>
       </w:docPartObj>
     </w:sdtPr>
+    <w:sdtEndPr/>
     <w:sdtContent>
       <w:p>
         <w:pPr>
@@ -26940,7 +27104,7 @@
           <w:rPr>
             <w:noProof/>
           </w:rPr>
-          <w:t>29</w:t>
+          <w:t>27</w:t>
         </w:r>
         <w:r>
           <w:fldChar w:fldCharType="end"/>
@@ -30716,7 +30880,7 @@
 </file>
 
 <file path=customXml/itemProps1.xml><?xml version="1.0" encoding="utf-8"?>
-<ds:datastoreItem xmlns:ds="http://schemas.openxmlformats.org/officeDocument/2006/customXml" ds:itemID="{ED1BCA28-0C1C-400C-92E1-D2A48653959D}">
+<ds:datastoreItem xmlns:ds="http://schemas.openxmlformats.org/officeDocument/2006/customXml" ds:itemID="{887CEFFC-4D05-4CD5-9CCC-86DA9FBEB663}">
   <ds:schemaRefs>
     <ds:schemaRef ds:uri="http://schemas.openxmlformats.org/officeDocument/2006/bibliography"/>
   </ds:schemaRefs>

--- a/документация/Отчет.docx
+++ b/документация/Отчет.docx
@@ -1798,7 +1798,25 @@
             <w:noProof/>
             <w:lang w:eastAsia="ru-RU"/>
           </w:rPr>
-          <w:t>Распределение ролей членов команды</w:t>
+          <w:t>Распределение ро</w:t>
+        </w:r>
+        <w:r>
+          <w:rPr>
+            <w:rStyle w:val="a9"/>
+            <w:rFonts w:eastAsia="Times New Roman"/>
+            <w:noProof/>
+            <w:lang w:eastAsia="ru-RU"/>
+          </w:rPr>
+          <w:t>л</w:t>
+        </w:r>
+        <w:r>
+          <w:rPr>
+            <w:rStyle w:val="a9"/>
+            <w:rFonts w:eastAsia="Times New Roman"/>
+            <w:noProof/>
+            <w:lang w:eastAsia="ru-RU"/>
+          </w:rPr>
+          <w:t>ей членов команды</w:t>
         </w:r>
         <w:r>
           <w:rPr>
@@ -4368,7 +4386,25 @@
             <w:noProof/>
             <w:lang w:eastAsia="ru-RU"/>
           </w:rPr>
-          <w:t>Создание и организация базы данных сервиса.</w:t>
+          <w:t>Создание и органи</w:t>
+        </w:r>
+        <w:r>
+          <w:rPr>
+            <w:rStyle w:val="a9"/>
+            <w:rFonts w:eastAsia="Times New Roman"/>
+            <w:noProof/>
+            <w:lang w:eastAsia="ru-RU"/>
+          </w:rPr>
+          <w:t>з</w:t>
+        </w:r>
+        <w:r>
+          <w:rPr>
+            <w:rStyle w:val="a9"/>
+            <w:rFonts w:eastAsia="Times New Roman"/>
+            <w:noProof/>
+            <w:lang w:eastAsia="ru-RU"/>
+          </w:rPr>
+          <w:t>ация базы данных сервиса.</w:t>
         </w:r>
         <w:r>
           <w:rPr>
@@ -20443,8 +20479,6 @@
         </w:rPr>
         <w:t>Тестер</w:t>
       </w:r>
-      <w:bookmarkStart w:id="18" w:name="_GoBack"/>
-      <w:bookmarkEnd w:id="18"/>
       <w:r>
         <w:rPr>
           <w:rFonts w:ascii="Times New Roman" w:eastAsia="Times New Roman" w:hAnsi="Times New Roman" w:cs="Times New Roman"/>
@@ -20485,8 +20519,8 @@
           <w:lang w:eastAsia="ru-RU"/>
         </w:rPr>
       </w:pPr>
-      <w:bookmarkStart w:id="19" w:name="_Toc229829447"/>
-      <w:bookmarkStart w:id="20" w:name="_Toc229835768"/>
+      <w:bookmarkStart w:id="18" w:name="_Toc229829447"/>
+      <w:bookmarkStart w:id="19" w:name="_Toc229835768"/>
       <w:r>
         <w:rPr>
           <w:rFonts w:eastAsia="Times New Roman"/>
@@ -20495,8 +20529,8 @@
         <w:lastRenderedPageBreak/>
         <w:t>Модуль «Интерфейс пользователя»</w:t>
       </w:r>
+      <w:bookmarkEnd w:id="18"/>
       <w:bookmarkEnd w:id="19"/>
-      <w:bookmarkEnd w:id="20"/>
     </w:p>
     <w:p>
       <w:pPr>
@@ -20510,8 +20544,8 @@
           <w:lang w:eastAsia="ru-RU"/>
         </w:rPr>
       </w:pPr>
-      <w:bookmarkStart w:id="21" w:name="_Toc229829448"/>
-      <w:bookmarkStart w:id="22" w:name="_Toc229835769"/>
+      <w:bookmarkStart w:id="20" w:name="_Toc229829448"/>
+      <w:bookmarkStart w:id="21" w:name="_Toc229835769"/>
       <w:r>
         <w:rPr>
           <w:rFonts w:eastAsia="Times New Roman"/>
@@ -20519,8 +20553,8 @@
         </w:rPr>
         <w:t>Основное описание модуля</w:t>
       </w:r>
+      <w:bookmarkEnd w:id="20"/>
       <w:bookmarkEnd w:id="21"/>
-      <w:bookmarkEnd w:id="22"/>
     </w:p>
     <w:p>
       <w:pPr>
@@ -20912,8 +20946,8 @@
           <w:lang w:eastAsia="ru-RU"/>
         </w:rPr>
       </w:pPr>
-      <w:bookmarkStart w:id="23" w:name="_Toc229829449"/>
-      <w:bookmarkStart w:id="24" w:name="_Toc229835770"/>
+      <w:bookmarkStart w:id="22" w:name="_Toc229829449"/>
+      <w:bookmarkStart w:id="23" w:name="_Toc229835770"/>
       <w:r>
         <w:rPr>
           <w:rFonts w:eastAsia="Times New Roman"/>
@@ -20921,8 +20955,8 @@
         </w:rPr>
         <w:t>Распределение ролей членов команды</w:t>
       </w:r>
+      <w:bookmarkEnd w:id="22"/>
       <w:bookmarkEnd w:id="23"/>
-      <w:bookmarkEnd w:id="24"/>
     </w:p>
     <w:p>
       <w:pPr>
@@ -20957,7 +20991,7 @@
           <w:rFonts w:ascii="Times New Roman" w:eastAsia="Times New Roman" w:hAnsi="Times New Roman" w:cs="Times New Roman"/>
           <w:sz w:val="28"/>
           <w:szCs w:val="28"/>
-          <w:lang w:val="en-US" w:eastAsia="ru-RU"/>
+          <w:lang w:eastAsia="ru-RU"/>
         </w:rPr>
       </w:pPr>
       <w:r>
@@ -21105,8 +21139,8 @@
           <w:lang w:eastAsia="ru-RU"/>
         </w:rPr>
       </w:pPr>
-      <w:bookmarkStart w:id="25" w:name="_Toc229829450"/>
-      <w:bookmarkStart w:id="26" w:name="_Toc229835771"/>
+      <w:bookmarkStart w:id="24" w:name="_Toc229829450"/>
+      <w:bookmarkStart w:id="25" w:name="_Toc229835771"/>
       <w:r>
         <w:rPr>
           <w:rFonts w:eastAsia="Times New Roman"/>
@@ -21115,8 +21149,8 @@
         <w:lastRenderedPageBreak/>
         <w:t>Модуль «Интерфейс администратора»</w:t>
       </w:r>
+      <w:bookmarkEnd w:id="24"/>
       <w:bookmarkEnd w:id="25"/>
-      <w:bookmarkEnd w:id="26"/>
     </w:p>
     <w:p>
       <w:pPr>
@@ -21130,8 +21164,8 @@
           <w:lang w:eastAsia="ru-RU"/>
         </w:rPr>
       </w:pPr>
-      <w:bookmarkStart w:id="27" w:name="_Toc229829451"/>
-      <w:bookmarkStart w:id="28" w:name="_Toc229835772"/>
+      <w:bookmarkStart w:id="26" w:name="_Toc229829451"/>
+      <w:bookmarkStart w:id="27" w:name="_Toc229835772"/>
       <w:r>
         <w:rPr>
           <w:rFonts w:eastAsia="Times New Roman"/>
@@ -21139,8 +21173,8 @@
         </w:rPr>
         <w:t>Основное описание модуля</w:t>
       </w:r>
+      <w:bookmarkEnd w:id="26"/>
       <w:bookmarkEnd w:id="27"/>
-      <w:bookmarkEnd w:id="28"/>
     </w:p>
     <w:p>
       <w:pPr>
@@ -21246,7 +21280,7 @@
           <w:lang w:eastAsia="ru-RU"/>
         </w:rPr>
       </w:pPr>
-      <w:bookmarkStart w:id="29" w:name="_Toc229835773"/>
+      <w:bookmarkStart w:id="28" w:name="_Toc229835773"/>
       <w:r>
         <w:rPr>
           <w:rFonts w:eastAsia="Times New Roman"/>
@@ -21254,7 +21288,7 @@
         </w:rPr>
         <w:t>Управление билетами и вопросами</w:t>
       </w:r>
-      <w:bookmarkEnd w:id="29"/>
+      <w:bookmarkEnd w:id="28"/>
     </w:p>
     <w:p>
       <w:pPr>
@@ -21346,7 +21380,7 @@
           <w:lang w:eastAsia="ru-RU"/>
         </w:rPr>
       </w:pPr>
-      <w:bookmarkStart w:id="30" w:name="_Toc229835774"/>
+      <w:bookmarkStart w:id="29" w:name="_Toc229835774"/>
       <w:r>
         <w:rPr>
           <w:rFonts w:eastAsia="Times New Roman"/>
@@ -21354,7 +21388,7 @@
         </w:rPr>
         <w:t>Импорт из CSV</w:t>
       </w:r>
-      <w:bookmarkEnd w:id="30"/>
+      <w:bookmarkEnd w:id="29"/>
     </w:p>
     <w:p>
       <w:pPr>
@@ -21637,7 +21671,7 @@
           <w:lang w:eastAsia="ru-RU"/>
         </w:rPr>
       </w:pPr>
-      <w:bookmarkStart w:id="31" w:name="_Toc229835775"/>
+      <w:bookmarkStart w:id="30" w:name="_Toc229835775"/>
       <w:r>
         <w:rPr>
           <w:rFonts w:eastAsia="Times New Roman"/>
@@ -21645,7 +21679,7 @@
         </w:rPr>
         <w:t>Управление пользователями (опционально)</w:t>
       </w:r>
-      <w:bookmarkEnd w:id="31"/>
+      <w:bookmarkEnd w:id="30"/>
     </w:p>
     <w:p>
       <w:pPr>
@@ -21945,8 +21979,8 @@
           <w:lang w:eastAsia="ru-RU"/>
         </w:rPr>
       </w:pPr>
-      <w:bookmarkStart w:id="32" w:name="_Toc229829452"/>
-      <w:bookmarkStart w:id="33" w:name="_Toc229835776"/>
+      <w:bookmarkStart w:id="31" w:name="_Toc229829452"/>
+      <w:bookmarkStart w:id="32" w:name="_Toc229835776"/>
       <w:r>
         <w:rPr>
           <w:rFonts w:eastAsia="Times New Roman"/>
@@ -21954,8 +21988,8 @@
         </w:rPr>
         <w:t>Распределение ролей членов команды</w:t>
       </w:r>
+      <w:bookmarkEnd w:id="31"/>
       <w:bookmarkEnd w:id="32"/>
-      <w:bookmarkEnd w:id="33"/>
     </w:p>
     <w:p>
       <w:pPr>
@@ -22138,8 +22172,8 @@
           <w:lang w:eastAsia="ru-RU"/>
         </w:rPr>
       </w:pPr>
-      <w:bookmarkStart w:id="34" w:name="_Toc229829453"/>
-      <w:bookmarkStart w:id="35" w:name="_Toc229835777"/>
+      <w:bookmarkStart w:id="33" w:name="_Toc229829453"/>
+      <w:bookmarkStart w:id="34" w:name="_Toc229835777"/>
       <w:r>
         <w:rPr>
           <w:rFonts w:eastAsia="Times New Roman"/>
@@ -22147,8 +22181,8 @@
         </w:rPr>
         <w:t>Модуль «Тестирование»</w:t>
       </w:r>
+      <w:bookmarkEnd w:id="33"/>
       <w:bookmarkEnd w:id="34"/>
-      <w:bookmarkEnd w:id="35"/>
     </w:p>
     <w:p>
       <w:pPr>
@@ -22162,7 +22196,7 @@
           <w:lang w:eastAsia="ru-RU"/>
         </w:rPr>
       </w:pPr>
-      <w:bookmarkStart w:id="36" w:name="_Toc229835778"/>
+      <w:bookmarkStart w:id="35" w:name="_Toc229835778"/>
       <w:r>
         <w:rPr>
           <w:rFonts w:eastAsia="Times New Roman"/>
@@ -22170,7 +22204,7 @@
         </w:rPr>
         <w:t>Основное описание модуля</w:t>
       </w:r>
-      <w:bookmarkEnd w:id="36"/>
+      <w:bookmarkEnd w:id="35"/>
     </w:p>
     <w:p>
       <w:pPr>
@@ -22262,8 +22296,8 @@
           <w:lang w:eastAsia="ru-RU"/>
         </w:rPr>
       </w:pPr>
-      <w:bookmarkStart w:id="37" w:name="_Toc229829454"/>
-      <w:bookmarkStart w:id="38" w:name="_Toc229835779"/>
+      <w:bookmarkStart w:id="36" w:name="_Toc229829454"/>
+      <w:bookmarkStart w:id="37" w:name="_Toc229835779"/>
       <w:r>
         <w:rPr>
           <w:rFonts w:eastAsia="Times New Roman"/>
@@ -22278,8 +22312,8 @@
         </w:rPr>
         <w:t>билета</w:t>
       </w:r>
+      <w:bookmarkEnd w:id="36"/>
       <w:bookmarkEnd w:id="37"/>
-      <w:bookmarkEnd w:id="38"/>
     </w:p>
     <w:p>
       <w:pPr>
@@ -22433,8 +22467,8 @@
           <w:lang w:eastAsia="ru-RU"/>
         </w:rPr>
       </w:pPr>
-      <w:bookmarkStart w:id="39" w:name="_Toc229829455"/>
-      <w:bookmarkStart w:id="40" w:name="_Toc229835780"/>
+      <w:bookmarkStart w:id="38" w:name="_Toc229829455"/>
+      <w:bookmarkStart w:id="39" w:name="_Toc229835780"/>
       <w:r>
         <w:rPr>
           <w:rFonts w:eastAsia="Times New Roman"/>
@@ -22442,8 +22476,8 @@
         </w:rPr>
         <w:t>Завершение теста и подсчёт результата</w:t>
       </w:r>
+      <w:bookmarkEnd w:id="38"/>
       <w:bookmarkEnd w:id="39"/>
-      <w:bookmarkEnd w:id="40"/>
     </w:p>
     <w:p>
       <w:pPr>
@@ -22631,8 +22665,8 @@
           <w:lang w:eastAsia="ru-RU"/>
         </w:rPr>
       </w:pPr>
-      <w:bookmarkStart w:id="41" w:name="_Toc229829456"/>
-      <w:bookmarkStart w:id="42" w:name="_Toc229835781"/>
+      <w:bookmarkStart w:id="40" w:name="_Toc229829456"/>
+      <w:bookmarkStart w:id="41" w:name="_Toc229835781"/>
       <w:r>
         <w:rPr>
           <w:rFonts w:eastAsia="Times New Roman"/>
@@ -22640,8 +22674,8 @@
         </w:rPr>
         <w:t>Детальный результат</w:t>
       </w:r>
+      <w:bookmarkEnd w:id="40"/>
       <w:bookmarkEnd w:id="41"/>
-      <w:bookmarkEnd w:id="42"/>
     </w:p>
     <w:p>
       <w:pPr>
@@ -22751,8 +22785,8 @@
           <w:lang w:eastAsia="ru-RU"/>
         </w:rPr>
       </w:pPr>
-      <w:bookmarkStart w:id="43" w:name="_Toc229829457"/>
-      <w:bookmarkStart w:id="44" w:name="_Toc229835782"/>
+      <w:bookmarkStart w:id="42" w:name="_Toc229829457"/>
+      <w:bookmarkStart w:id="43" w:name="_Toc229835782"/>
       <w:r>
         <w:rPr>
           <w:rFonts w:eastAsia="Times New Roman"/>
@@ -22760,8 +22794,8 @@
         </w:rPr>
         <w:t>Ограничения и защита</w:t>
       </w:r>
+      <w:bookmarkEnd w:id="42"/>
       <w:bookmarkEnd w:id="43"/>
-      <w:bookmarkEnd w:id="44"/>
     </w:p>
     <w:p>
       <w:pPr>
@@ -22827,7 +22861,7 @@
           <w:lang w:eastAsia="ru-RU"/>
         </w:rPr>
       </w:pPr>
-      <w:bookmarkStart w:id="45" w:name="_Toc229835783"/>
+      <w:bookmarkStart w:id="44" w:name="_Toc229835783"/>
       <w:r>
         <w:rPr>
           <w:rFonts w:eastAsia="Times New Roman"/>
@@ -22835,7 +22869,7 @@
         </w:rPr>
         <w:t>Распределение ролей членов команды</w:t>
       </w:r>
-      <w:bookmarkEnd w:id="45"/>
+      <w:bookmarkEnd w:id="44"/>
     </w:p>
     <w:p>
       <w:pPr>
@@ -23038,8 +23072,8 @@
           <w:lang w:eastAsia="ru-RU"/>
         </w:rPr>
       </w:pPr>
-      <w:bookmarkStart w:id="46" w:name="_Toc229829459"/>
-      <w:bookmarkStart w:id="47" w:name="_Toc229835784"/>
+      <w:bookmarkStart w:id="45" w:name="_Toc229829459"/>
+      <w:bookmarkStart w:id="46" w:name="_Toc229835784"/>
       <w:r>
         <w:rPr>
           <w:rFonts w:eastAsia="Times New Roman"/>
@@ -23048,8 +23082,8 @@
         <w:lastRenderedPageBreak/>
         <w:t>Создание плановой документации</w:t>
       </w:r>
+      <w:bookmarkEnd w:id="45"/>
       <w:bookmarkEnd w:id="46"/>
-      <w:bookmarkEnd w:id="47"/>
     </w:p>
     <w:p>
       <w:pPr>
@@ -23113,8 +23147,8 @@
           <w:lang w:eastAsia="ru-RU"/>
         </w:rPr>
       </w:pPr>
-      <w:bookmarkStart w:id="48" w:name="_Toc229829460"/>
-      <w:bookmarkStart w:id="49" w:name="_Toc229835785"/>
+      <w:bookmarkStart w:id="47" w:name="_Toc229829460"/>
+      <w:bookmarkStart w:id="48" w:name="_Toc229835785"/>
       <w:r>
         <w:rPr>
           <w:rFonts w:eastAsia="Times New Roman"/>
@@ -23122,8 +23156,8 @@
         </w:rPr>
         <w:t>Диаграмма Использования</w:t>
       </w:r>
+      <w:bookmarkEnd w:id="47"/>
       <w:bookmarkEnd w:id="48"/>
-      <w:bookmarkEnd w:id="49"/>
     </w:p>
     <w:p>
       <w:pPr>
@@ -24002,13 +24036,13 @@
           <w:numId w:val="10"/>
         </w:numPr>
       </w:pPr>
-      <w:bookmarkStart w:id="50" w:name="_Toc229829461"/>
-      <w:bookmarkStart w:id="51" w:name="_Toc229835786"/>
+      <w:bookmarkStart w:id="49" w:name="_Toc229829461"/>
+      <w:bookmarkStart w:id="50" w:name="_Toc229835786"/>
       <w:r>
         <w:t>Диаграмма классов</w:t>
       </w:r>
+      <w:bookmarkEnd w:id="49"/>
       <w:bookmarkEnd w:id="50"/>
-      <w:bookmarkEnd w:id="51"/>
     </w:p>
     <w:p>
       <w:pPr>
@@ -24047,13 +24081,13 @@
         </w:numPr>
         <w:ind w:left="1418"/>
       </w:pPr>
-      <w:bookmarkStart w:id="52" w:name="_Toc229829462"/>
-      <w:bookmarkStart w:id="53" w:name="_Toc229835787"/>
+      <w:bookmarkStart w:id="51" w:name="_Toc229829462"/>
+      <w:bookmarkStart w:id="52" w:name="_Toc229835787"/>
       <w:r>
         <w:t>Гость и ограниченный доступ</w:t>
       </w:r>
+      <w:bookmarkEnd w:id="51"/>
       <w:bookmarkEnd w:id="52"/>
-      <w:bookmarkEnd w:id="53"/>
     </w:p>
     <w:p>
       <w:pPr>
@@ -24101,13 +24135,13 @@
         </w:numPr>
         <w:ind w:left="1418"/>
       </w:pPr>
-      <w:bookmarkStart w:id="54" w:name="_Toc229829463"/>
-      <w:bookmarkStart w:id="55" w:name="_Toc229835788"/>
+      <w:bookmarkStart w:id="53" w:name="_Toc229829463"/>
+      <w:bookmarkStart w:id="54" w:name="_Toc229835788"/>
       <w:r>
         <w:t>Зарегистрированный пользователь: полный цикл тестирования</w:t>
       </w:r>
+      <w:bookmarkEnd w:id="53"/>
       <w:bookmarkEnd w:id="54"/>
-      <w:bookmarkEnd w:id="55"/>
     </w:p>
     <w:p>
       <w:pPr>
@@ -24506,13 +24540,13 @@
         </w:numPr>
         <w:ind w:left="1418"/>
       </w:pPr>
-      <w:bookmarkStart w:id="56" w:name="_Toc229829464"/>
-      <w:bookmarkStart w:id="57" w:name="_Toc229835789"/>
+      <w:bookmarkStart w:id="55" w:name="_Toc229829464"/>
+      <w:bookmarkStart w:id="56" w:name="_Toc229835789"/>
       <w:r>
         <w:t>Администратор: управление контентом</w:t>
       </w:r>
+      <w:bookmarkEnd w:id="55"/>
       <w:bookmarkEnd w:id="56"/>
-      <w:bookmarkEnd w:id="57"/>
     </w:p>
     <w:p>
       <w:pPr>
@@ -24747,13 +24781,13 @@
           <w:numId w:val="10"/>
         </w:numPr>
       </w:pPr>
-      <w:bookmarkStart w:id="58" w:name="_Toc229829465"/>
-      <w:bookmarkStart w:id="59" w:name="_Toc229835790"/>
+      <w:bookmarkStart w:id="57" w:name="_Toc229829465"/>
+      <w:bookmarkStart w:id="58" w:name="_Toc229835790"/>
       <w:r>
         <w:t>Связи между процессами</w:t>
       </w:r>
+      <w:bookmarkEnd w:id="57"/>
       <w:bookmarkEnd w:id="58"/>
-      <w:bookmarkEnd w:id="59"/>
     </w:p>
     <w:p>
       <w:pPr>
@@ -24992,13 +25026,13 @@
           <w:numId w:val="10"/>
         </w:numPr>
       </w:pPr>
-      <w:bookmarkStart w:id="60" w:name="_Toc229829466"/>
-      <w:bookmarkStart w:id="61" w:name="_Toc229835791"/>
+      <w:bookmarkStart w:id="59" w:name="_Toc229829466"/>
+      <w:bookmarkStart w:id="60" w:name="_Toc229835791"/>
       <w:r>
         <w:t>Диаграмма компонентов</w:t>
       </w:r>
+      <w:bookmarkEnd w:id="59"/>
       <w:bookmarkEnd w:id="60"/>
-      <w:bookmarkEnd w:id="61"/>
     </w:p>
     <w:p>
       <w:pPr>
@@ -25260,13 +25294,13 @@
           <w:numId w:val="10"/>
         </w:numPr>
       </w:pPr>
-      <w:bookmarkStart w:id="62" w:name="_Toc229829467"/>
-      <w:bookmarkStart w:id="63" w:name="_Toc229835792"/>
+      <w:bookmarkStart w:id="61" w:name="_Toc229829467"/>
+      <w:bookmarkStart w:id="62" w:name="_Toc229835792"/>
       <w:r>
         <w:t>Диаграмма развертывания</w:t>
       </w:r>
+      <w:bookmarkEnd w:id="61"/>
       <w:bookmarkEnd w:id="62"/>
-      <w:bookmarkEnd w:id="63"/>
     </w:p>
     <w:p>
       <w:pPr>
@@ -25305,13 +25339,13 @@
         </w:numPr>
         <w:ind w:left="1418"/>
       </w:pPr>
-      <w:bookmarkStart w:id="64" w:name="_Toc229829468"/>
-      <w:bookmarkStart w:id="65" w:name="_Toc229835793"/>
+      <w:bookmarkStart w:id="63" w:name="_Toc229829468"/>
+      <w:bookmarkStart w:id="64" w:name="_Toc229835793"/>
       <w:r>
         <w:t>Узлы и устройства</w:t>
       </w:r>
+      <w:bookmarkEnd w:id="63"/>
       <w:bookmarkEnd w:id="64"/>
-      <w:bookmarkEnd w:id="65"/>
     </w:p>
     <w:p>
       <w:pPr>
@@ -25520,16 +25554,16 @@
           <w:szCs w:val="24"/>
         </w:rPr>
       </w:pPr>
-      <w:bookmarkStart w:id="66" w:name="_Toc229829469"/>
-      <w:bookmarkStart w:id="67" w:name="_Toc229835794"/>
+      <w:bookmarkStart w:id="65" w:name="_Toc229829469"/>
+      <w:bookmarkStart w:id="66" w:name="_Toc229835794"/>
       <w:r>
         <w:rPr>
           <w:rStyle w:val="30"/>
         </w:rPr>
         <w:t>Сервисы, размещённые на серверном узле</w:t>
       </w:r>
+      <w:bookmarkEnd w:id="65"/>
       <w:bookmarkEnd w:id="66"/>
-      <w:bookmarkEnd w:id="67"/>
     </w:p>
     <w:p>
       <w:pPr>
@@ -25827,13 +25861,13 @@
           <w:numId w:val="10"/>
         </w:numPr>
       </w:pPr>
-      <w:bookmarkStart w:id="68" w:name="_Toc229829470"/>
-      <w:bookmarkStart w:id="69" w:name="_Toc229835795"/>
+      <w:bookmarkStart w:id="67" w:name="_Toc229829470"/>
+      <w:bookmarkStart w:id="68" w:name="_Toc229835795"/>
       <w:r>
         <w:t>Базы данных</w:t>
       </w:r>
+      <w:bookmarkEnd w:id="67"/>
       <w:bookmarkEnd w:id="68"/>
-      <w:bookmarkEnd w:id="69"/>
     </w:p>
     <w:p>
       <w:pPr>
@@ -26191,14 +26225,16 @@
         </w:numPr>
         <w:rPr>
           <w:rFonts w:eastAsia="Times New Roman"/>
-          <w:lang w:eastAsia="ru-RU"/>
-        </w:rPr>
-      </w:pPr>
-      <w:bookmarkStart w:id="70" w:name="_Toc229829471"/>
-      <w:bookmarkStart w:id="71" w:name="_Toc229835796"/>
+          <w:highlight w:val="yellow"/>
+          <w:lang w:eastAsia="ru-RU"/>
+        </w:rPr>
+      </w:pPr>
+      <w:bookmarkStart w:id="69" w:name="_Toc229829471"/>
+      <w:bookmarkStart w:id="70" w:name="_Toc229835796"/>
       <w:r>
         <w:rPr>
           <w:rFonts w:eastAsia="Times New Roman"/>
+          <w:highlight w:val="yellow"/>
           <w:lang w:eastAsia="ru-RU"/>
         </w:rPr>
         <w:lastRenderedPageBreak/>
@@ -26207,12 +26243,13 @@
       <w:r>
         <w:rPr>
           <w:rFonts w:eastAsia="Times New Roman"/>
+          <w:highlight w:val="yellow"/>
           <w:lang w:eastAsia="ru-RU"/>
         </w:rPr>
         <w:t>.</w:t>
       </w:r>
+      <w:bookmarkEnd w:id="69"/>
       <w:bookmarkEnd w:id="70"/>
-      <w:bookmarkEnd w:id="71"/>
     </w:p>
     <w:p>
       <w:pPr>
@@ -26314,16 +26351,15 @@
       <w:r>
         <w:rPr>
           <w:rFonts w:ascii="Times New Roman" w:eastAsia="Times New Roman" w:hAnsi="Times New Roman" w:cs="Times New Roman"/>
-          <w:noProof/>
           <w:sz w:val="28"/>
           <w:szCs w:val="28"/>
           <w:lang w:eastAsia="ru-RU"/>
         </w:rPr>
         <w:drawing>
-          <wp:inline distT="0" distB="0" distL="0" distR="0" wp14:anchorId="02C054AC" wp14:editId="07F96FA0">
-            <wp:extent cx="5939790" cy="3640455"/>
+          <wp:inline distT="0" distB="0" distL="0" distR="0" wp14:anchorId="765C3D10" wp14:editId="6AA7BF92">
+            <wp:extent cx="5939790" cy="3491230"/>
             <wp:effectExtent l="0" t="0" r="3810" b="0"/>
-            <wp:docPr id="7" name="Рисунок 7"/>
+            <wp:docPr id="4" name="Рисунок 4"/>
             <wp:cNvGraphicFramePr>
               <a:graphicFrameLocks xmlns:a="http://schemas.openxmlformats.org/drawingml/2006/main" noChangeAspect="1"/>
             </wp:cNvGraphicFramePr>
@@ -26343,7 +26379,7 @@
                   <pic:spPr>
                     <a:xfrm>
                       <a:off x="0" y="0"/>
-                      <a:ext cx="5939790" cy="3640455"/>
+                      <a:ext cx="5939790" cy="3491230"/>
                     </a:xfrm>
                     <a:prstGeom prst="rect">
                       <a:avLst/>
@@ -26478,100 +26514,6 @@
     </w:p>
     <w:p>
       <w:pPr>
-        <w:spacing w:after="100" w:afterAutospacing="1" w:line="360" w:lineRule="auto"/>
-        <w:ind w:firstLine="709"/>
-        <w:contextualSpacing/>
-        <w:jc w:val="both"/>
-        <w:rPr>
-          <w:rFonts w:ascii="Times New Roman" w:eastAsia="Times New Roman" w:hAnsi="Times New Roman" w:cs="Times New Roman"/>
-          <w:sz w:val="28"/>
-          <w:szCs w:val="28"/>
-          <w:lang w:eastAsia="ru-RU"/>
-        </w:rPr>
-      </w:pPr>
-    </w:p>
-    <w:p>
-      <w:pPr>
-        <w:spacing w:after="100" w:afterAutospacing="1" w:line="360" w:lineRule="auto"/>
-        <w:ind w:firstLine="709"/>
-        <w:contextualSpacing/>
-        <w:jc w:val="both"/>
-        <w:rPr>
-          <w:rFonts w:ascii="Times New Roman" w:eastAsia="Times New Roman" w:hAnsi="Times New Roman" w:cs="Times New Roman"/>
-          <w:sz w:val="28"/>
-          <w:szCs w:val="28"/>
-          <w:lang w:eastAsia="ru-RU"/>
-        </w:rPr>
-      </w:pPr>
-      <w:r>
-        <w:rPr>
-          <w:rFonts w:ascii="Times New Roman" w:eastAsia="Times New Roman" w:hAnsi="Times New Roman" w:cs="Times New Roman"/>
-          <w:sz w:val="28"/>
-          <w:szCs w:val="28"/>
-          <w:highlight w:val="yellow"/>
-          <w:lang w:eastAsia="ru-RU"/>
-        </w:rPr>
-        <w:t>Описание что делали индивидуально</w:t>
-      </w:r>
-    </w:p>
-    <w:p>
-      <w:pPr>
-        <w:spacing w:after="100" w:afterAutospacing="1" w:line="360" w:lineRule="auto"/>
-        <w:ind w:firstLine="709"/>
-        <w:contextualSpacing/>
-        <w:jc w:val="both"/>
-        <w:rPr>
-          <w:rFonts w:ascii="Times New Roman" w:eastAsia="Times New Roman" w:hAnsi="Times New Roman" w:cs="Times New Roman"/>
-          <w:sz w:val="28"/>
-          <w:szCs w:val="28"/>
-          <w:lang w:eastAsia="ru-RU"/>
-        </w:rPr>
-      </w:pPr>
-    </w:p>
-    <w:p>
-      <w:pPr>
-        <w:spacing w:after="100" w:afterAutospacing="1" w:line="360" w:lineRule="auto"/>
-        <w:ind w:firstLine="709"/>
-        <w:contextualSpacing/>
-        <w:jc w:val="both"/>
-        <w:rPr>
-          <w:rFonts w:ascii="Times New Roman" w:eastAsia="Times New Roman" w:hAnsi="Times New Roman" w:cs="Times New Roman"/>
-          <w:sz w:val="28"/>
-          <w:szCs w:val="28"/>
-          <w:lang w:eastAsia="ru-RU"/>
-        </w:rPr>
-      </w:pPr>
-    </w:p>
-    <w:p>
-      <w:pPr>
-        <w:spacing w:after="100" w:afterAutospacing="1" w:line="360" w:lineRule="auto"/>
-        <w:ind w:firstLine="709"/>
-        <w:contextualSpacing/>
-        <w:jc w:val="both"/>
-        <w:rPr>
-          <w:rFonts w:ascii="Times New Roman" w:eastAsia="Times New Roman" w:hAnsi="Times New Roman" w:cs="Times New Roman"/>
-          <w:sz w:val="28"/>
-          <w:szCs w:val="28"/>
-          <w:lang w:eastAsia="ru-RU"/>
-        </w:rPr>
-      </w:pPr>
-    </w:p>
-    <w:p>
-      <w:pPr>
-        <w:spacing w:after="100" w:afterAutospacing="1" w:line="360" w:lineRule="auto"/>
-        <w:ind w:firstLine="709"/>
-        <w:contextualSpacing/>
-        <w:jc w:val="both"/>
-        <w:rPr>
-          <w:rFonts w:ascii="Times New Roman" w:eastAsia="Times New Roman" w:hAnsi="Times New Roman" w:cs="Times New Roman"/>
-          <w:sz w:val="28"/>
-          <w:szCs w:val="28"/>
-          <w:lang w:eastAsia="ru-RU"/>
-        </w:rPr>
-      </w:pPr>
-    </w:p>
-    <w:p>
-      <w:pPr>
         <w:spacing w:after="160" w:line="259" w:lineRule="auto"/>
         <w:rPr>
           <w:rFonts w:ascii="Times New Roman" w:eastAsia="Times New Roman" w:hAnsi="Times New Roman" w:cs="Times New Roman"/>
@@ -26597,25 +26539,20 @@
           <w:ilvl w:val="0"/>
           <w:numId w:val="4"/>
         </w:numPr>
+        <w:ind w:left="0" w:firstLine="0"/>
         <w:rPr>
           <w:rFonts w:eastAsia="Times New Roman"/>
-          <w:highlight w:val="yellow"/>
-          <w:lang w:eastAsia="ru-RU"/>
-        </w:rPr>
-      </w:pPr>
-      <w:bookmarkStart w:id="72" w:name="_Toc229829472"/>
-      <w:bookmarkStart w:id="73" w:name="_Toc229835797"/>
+          <w:lang w:eastAsia="ru-RU"/>
+        </w:rPr>
+      </w:pPr>
       <w:r>
         <w:rPr>
           <w:rFonts w:eastAsia="Times New Roman"/>
-          <w:highlight w:val="yellow"/>
           <w:lang w:eastAsia="ru-RU"/>
         </w:rPr>
         <w:lastRenderedPageBreak/>
-        <w:t>Тестирование</w:t>
-      </w:r>
-      <w:bookmarkEnd w:id="72"/>
-      <w:bookmarkEnd w:id="73"/>
+        <w:t>Проектирование системы авторизации / регистрации</w:t>
+      </w:r>
     </w:p>
     <w:p>
       <w:pPr>
@@ -26635,10 +26572,65 @@
           <w:rFonts w:ascii="Times New Roman" w:eastAsia="Times New Roman" w:hAnsi="Times New Roman" w:cs="Times New Roman"/>
           <w:sz w:val="28"/>
           <w:szCs w:val="28"/>
-          <w:highlight w:val="yellow"/>
-          <w:lang w:eastAsia="ru-RU"/>
-        </w:rPr>
-        <w:t>Описание что делали с тестами индивидуально и тестовая документация</w:t>
+          <w:lang w:eastAsia="ru-RU"/>
+        </w:rPr>
+        <w:t>Для успешного создания модуля Авторизации и регистрации нашего сервиса была проанализирована деятельность в этом модуле и составлены 4 диаграммы для более эффективной разработки модуля.</w:t>
+      </w:r>
+    </w:p>
+    <w:p>
+      <w:pPr>
+        <w:spacing w:after="100" w:afterAutospacing="1" w:line="360" w:lineRule="auto"/>
+        <w:contextualSpacing/>
+        <w:jc w:val="center"/>
+        <w:rPr>
+          <w:rFonts w:ascii="Times New Roman" w:eastAsia="Times New Roman" w:hAnsi="Times New Roman" w:cs="Times New Roman"/>
+          <w:sz w:val="28"/>
+          <w:szCs w:val="28"/>
+          <w:lang w:eastAsia="ru-RU"/>
+        </w:rPr>
+      </w:pPr>
+      <w:r>
+        <w:rPr>
+          <w:rFonts w:ascii="Times New Roman" w:eastAsia="Times New Roman" w:hAnsi="Times New Roman" w:cs="Times New Roman"/>
+          <w:sz w:val="28"/>
+          <w:szCs w:val="28"/>
+          <w:lang w:eastAsia="ru-RU"/>
+        </w:rPr>
+        <w:drawing>
+          <wp:inline distT="0" distB="0" distL="0" distR="0" wp14:anchorId="0EF48B03" wp14:editId="7A42E018">
+            <wp:extent cx="5939790" cy="3347720"/>
+            <wp:effectExtent l="0" t="0" r="3810" b="5080"/>
+            <wp:docPr id="8" name="Рисунок 8"/>
+            <wp:cNvGraphicFramePr>
+              <a:graphicFrameLocks xmlns:a="http://schemas.openxmlformats.org/drawingml/2006/main" noChangeAspect="1"/>
+            </wp:cNvGraphicFramePr>
+            <a:graphic xmlns:a="http://schemas.openxmlformats.org/drawingml/2006/main">
+              <a:graphicData uri="http://schemas.openxmlformats.org/drawingml/2006/picture">
+                <pic:pic xmlns:pic="http://schemas.openxmlformats.org/drawingml/2006/picture">
+                  <pic:nvPicPr>
+                    <pic:cNvPr id="1" name=""/>
+                    <pic:cNvPicPr/>
+                  </pic:nvPicPr>
+                  <pic:blipFill>
+                    <a:blip r:embed="rId13"/>
+                    <a:stretch>
+                      <a:fillRect/>
+                    </a:stretch>
+                  </pic:blipFill>
+                  <pic:spPr>
+                    <a:xfrm>
+                      <a:off x="0" y="0"/>
+                      <a:ext cx="5939790" cy="3347720"/>
+                    </a:xfrm>
+                    <a:prstGeom prst="rect">
+                      <a:avLst/>
+                    </a:prstGeom>
+                  </pic:spPr>
+                </pic:pic>
+              </a:graphicData>
+            </a:graphic>
+          </wp:inline>
+        </w:drawing>
       </w:r>
     </w:p>
     <w:p>
@@ -26646,14 +26638,23 @@
         <w:spacing w:after="100" w:afterAutospacing="1" w:line="360" w:lineRule="auto"/>
         <w:ind w:firstLine="709"/>
         <w:contextualSpacing/>
-        <w:jc w:val="both"/>
-        <w:rPr>
-          <w:rFonts w:ascii="Times New Roman" w:eastAsia="Times New Roman" w:hAnsi="Times New Roman" w:cs="Times New Roman"/>
-          <w:sz w:val="28"/>
-          <w:szCs w:val="28"/>
-          <w:lang w:eastAsia="ru-RU"/>
-        </w:rPr>
-      </w:pPr>
+        <w:jc w:val="center"/>
+        <w:rPr>
+          <w:rFonts w:ascii="Times New Roman" w:eastAsia="Times New Roman" w:hAnsi="Times New Roman" w:cs="Times New Roman"/>
+          <w:sz w:val="28"/>
+          <w:szCs w:val="28"/>
+          <w:lang w:eastAsia="ru-RU"/>
+        </w:rPr>
+      </w:pPr>
+      <w:r>
+        <w:rPr>
+          <w:rFonts w:ascii="Times New Roman" w:eastAsia="Times New Roman" w:hAnsi="Times New Roman" w:cs="Times New Roman"/>
+          <w:sz w:val="28"/>
+          <w:szCs w:val="28"/>
+          <w:lang w:eastAsia="ru-RU"/>
+        </w:rPr>
+        <w:t>Рисунок 6 – Диаграмма деятельности модуля «Авторизация/регистрация».</w:t>
+      </w:r>
     </w:p>
     <w:p>
       <w:pPr>
@@ -26668,6 +26669,427 @@
           <w:lang w:eastAsia="ru-RU"/>
         </w:rPr>
       </w:pPr>
+    </w:p>
+    <w:p>
+      <w:pPr>
+        <w:spacing w:after="100" w:afterAutospacing="1" w:line="360" w:lineRule="auto"/>
+        <w:ind w:firstLine="709"/>
+        <w:contextualSpacing/>
+        <w:jc w:val="center"/>
+        <w:rPr>
+          <w:rFonts w:ascii="Times New Roman" w:eastAsia="Times New Roman" w:hAnsi="Times New Roman" w:cs="Times New Roman"/>
+          <w:sz w:val="28"/>
+          <w:szCs w:val="28"/>
+          <w:lang w:eastAsia="ru-RU"/>
+        </w:rPr>
+      </w:pPr>
+    </w:p>
+    <w:p>
+      <w:pPr>
+        <w:spacing w:after="100" w:afterAutospacing="1" w:line="360" w:lineRule="auto"/>
+        <w:ind w:firstLine="709"/>
+        <w:contextualSpacing/>
+        <w:jc w:val="center"/>
+        <w:rPr>
+          <w:rFonts w:ascii="Times New Roman" w:eastAsia="Times New Roman" w:hAnsi="Times New Roman" w:cs="Times New Roman"/>
+          <w:sz w:val="28"/>
+          <w:szCs w:val="28"/>
+          <w:lang w:eastAsia="ru-RU"/>
+        </w:rPr>
+      </w:pPr>
+      <w:r>
+        <w:rPr>
+          <w:rFonts w:ascii="Times New Roman" w:eastAsia="Times New Roman" w:hAnsi="Times New Roman" w:cs="Times New Roman"/>
+          <w:sz w:val="28"/>
+          <w:szCs w:val="28"/>
+          <w:lang w:eastAsia="ru-RU"/>
+        </w:rPr>
+        <w:t xml:space="preserve">Рисунок 7 – </w:t>
+      </w:r>
+      <w:r>
+        <w:rPr>
+          <w:rFonts w:ascii="Times New Roman" w:eastAsia="Times New Roman" w:hAnsi="Times New Roman" w:cs="Times New Roman"/>
+          <w:sz w:val="28"/>
+          <w:szCs w:val="28"/>
+          <w:lang w:eastAsia="ru-RU"/>
+        </w:rPr>
+        <w:t xml:space="preserve">Диаграмма </w:t>
+      </w:r>
+      <w:r>
+        <w:rPr>
+          <w:rFonts w:ascii="Times New Roman" w:eastAsia="Times New Roman" w:hAnsi="Times New Roman" w:cs="Times New Roman"/>
+          <w:sz w:val="28"/>
+          <w:szCs w:val="28"/>
+          <w:lang w:eastAsia="ru-RU"/>
+        </w:rPr>
+        <w:t>последовательности</w:t>
+      </w:r>
+      <w:r>
+        <w:rPr>
+          <w:rFonts w:ascii="Times New Roman" w:eastAsia="Times New Roman" w:hAnsi="Times New Roman" w:cs="Times New Roman"/>
+          <w:sz w:val="28"/>
+          <w:szCs w:val="28"/>
+          <w:lang w:eastAsia="ru-RU"/>
+        </w:rPr>
+        <w:t xml:space="preserve"> модуля «Авторизация/регистрация».</w:t>
+      </w:r>
+    </w:p>
+    <w:p>
+      <w:pPr>
+        <w:spacing w:after="100" w:afterAutospacing="1" w:line="360" w:lineRule="auto"/>
+        <w:ind w:firstLine="709"/>
+        <w:contextualSpacing/>
+        <w:jc w:val="both"/>
+        <w:rPr>
+          <w:rFonts w:ascii="Times New Roman" w:eastAsia="Times New Roman" w:hAnsi="Times New Roman" w:cs="Times New Roman"/>
+          <w:sz w:val="28"/>
+          <w:szCs w:val="28"/>
+          <w:lang w:eastAsia="ru-RU"/>
+        </w:rPr>
+      </w:pPr>
+    </w:p>
+    <w:p>
+      <w:pPr>
+        <w:spacing w:after="100" w:afterAutospacing="1" w:line="360" w:lineRule="auto"/>
+        <w:ind w:firstLine="709"/>
+        <w:contextualSpacing/>
+        <w:jc w:val="center"/>
+        <w:rPr>
+          <w:rFonts w:ascii="Times New Roman" w:eastAsia="Times New Roman" w:hAnsi="Times New Roman" w:cs="Times New Roman"/>
+          <w:sz w:val="28"/>
+          <w:szCs w:val="28"/>
+          <w:lang w:eastAsia="ru-RU"/>
+        </w:rPr>
+      </w:pPr>
+    </w:p>
+    <w:p>
+      <w:pPr>
+        <w:spacing w:after="100" w:afterAutospacing="1" w:line="360" w:lineRule="auto"/>
+        <w:ind w:firstLine="709"/>
+        <w:contextualSpacing/>
+        <w:jc w:val="center"/>
+        <w:rPr>
+          <w:rFonts w:ascii="Times New Roman" w:eastAsia="Times New Roman" w:hAnsi="Times New Roman" w:cs="Times New Roman"/>
+          <w:sz w:val="28"/>
+          <w:szCs w:val="28"/>
+          <w:lang w:eastAsia="ru-RU"/>
+        </w:rPr>
+      </w:pPr>
+      <w:r>
+        <w:rPr>
+          <w:rFonts w:ascii="Times New Roman" w:eastAsia="Times New Roman" w:hAnsi="Times New Roman" w:cs="Times New Roman"/>
+          <w:sz w:val="28"/>
+          <w:szCs w:val="28"/>
+          <w:lang w:eastAsia="ru-RU"/>
+        </w:rPr>
+        <w:t xml:space="preserve">Рисунок </w:t>
+      </w:r>
+      <w:r>
+        <w:rPr>
+          <w:rFonts w:ascii="Times New Roman" w:eastAsia="Times New Roman" w:hAnsi="Times New Roman" w:cs="Times New Roman"/>
+          <w:sz w:val="28"/>
+          <w:szCs w:val="28"/>
+          <w:lang w:eastAsia="ru-RU"/>
+        </w:rPr>
+        <w:t>8</w:t>
+      </w:r>
+      <w:r>
+        <w:rPr>
+          <w:rFonts w:ascii="Times New Roman" w:eastAsia="Times New Roman" w:hAnsi="Times New Roman" w:cs="Times New Roman"/>
+          <w:sz w:val="28"/>
+          <w:szCs w:val="28"/>
+          <w:lang w:eastAsia="ru-RU"/>
+        </w:rPr>
+        <w:t xml:space="preserve"> – Диаграмма </w:t>
+      </w:r>
+      <w:r>
+        <w:rPr>
+          <w:rFonts w:ascii="Times New Roman" w:eastAsia="Times New Roman" w:hAnsi="Times New Roman" w:cs="Times New Roman"/>
+          <w:sz w:val="28"/>
+          <w:szCs w:val="28"/>
+          <w:lang w:eastAsia="ru-RU"/>
+        </w:rPr>
+        <w:t>коммуникации</w:t>
+      </w:r>
+      <w:r>
+        <w:rPr>
+          <w:rFonts w:ascii="Times New Roman" w:eastAsia="Times New Roman" w:hAnsi="Times New Roman" w:cs="Times New Roman"/>
+          <w:sz w:val="28"/>
+          <w:szCs w:val="28"/>
+          <w:lang w:eastAsia="ru-RU"/>
+        </w:rPr>
+        <w:t xml:space="preserve"> модуля «Авторизация/регистрация».</w:t>
+      </w:r>
+    </w:p>
+    <w:p>
+      <w:pPr>
+        <w:spacing w:after="100" w:afterAutospacing="1" w:line="360" w:lineRule="auto"/>
+        <w:ind w:firstLine="709"/>
+        <w:contextualSpacing/>
+        <w:jc w:val="both"/>
+        <w:rPr>
+          <w:rFonts w:ascii="Times New Roman" w:eastAsia="Times New Roman" w:hAnsi="Times New Roman" w:cs="Times New Roman"/>
+          <w:sz w:val="28"/>
+          <w:szCs w:val="28"/>
+          <w:lang w:eastAsia="ru-RU"/>
+        </w:rPr>
+      </w:pPr>
+    </w:p>
+    <w:p>
+      <w:pPr>
+        <w:spacing w:after="100" w:afterAutospacing="1" w:line="360" w:lineRule="auto"/>
+        <w:ind w:firstLine="709"/>
+        <w:contextualSpacing/>
+        <w:jc w:val="center"/>
+        <w:rPr>
+          <w:rFonts w:ascii="Times New Roman" w:eastAsia="Times New Roman" w:hAnsi="Times New Roman" w:cs="Times New Roman"/>
+          <w:sz w:val="28"/>
+          <w:szCs w:val="28"/>
+          <w:lang w:eastAsia="ru-RU"/>
+        </w:rPr>
+      </w:pPr>
+    </w:p>
+    <w:p>
+      <w:pPr>
+        <w:spacing w:after="100" w:afterAutospacing="1" w:line="360" w:lineRule="auto"/>
+        <w:ind w:firstLine="709"/>
+        <w:contextualSpacing/>
+        <w:jc w:val="center"/>
+        <w:rPr>
+          <w:rFonts w:ascii="Times New Roman" w:eastAsia="Times New Roman" w:hAnsi="Times New Roman" w:cs="Times New Roman"/>
+          <w:sz w:val="28"/>
+          <w:szCs w:val="28"/>
+          <w:lang w:eastAsia="ru-RU"/>
+        </w:rPr>
+      </w:pPr>
+      <w:r>
+        <w:rPr>
+          <w:rFonts w:ascii="Times New Roman" w:eastAsia="Times New Roman" w:hAnsi="Times New Roman" w:cs="Times New Roman"/>
+          <w:sz w:val="28"/>
+          <w:szCs w:val="28"/>
+          <w:lang w:eastAsia="ru-RU"/>
+        </w:rPr>
+        <w:t xml:space="preserve">Рисунок </w:t>
+      </w:r>
+      <w:r>
+        <w:rPr>
+          <w:rFonts w:ascii="Times New Roman" w:eastAsia="Times New Roman" w:hAnsi="Times New Roman" w:cs="Times New Roman"/>
+          <w:sz w:val="28"/>
+          <w:szCs w:val="28"/>
+          <w:lang w:eastAsia="ru-RU"/>
+        </w:rPr>
+        <w:t>9</w:t>
+      </w:r>
+      <w:r>
+        <w:rPr>
+          <w:rFonts w:ascii="Times New Roman" w:eastAsia="Times New Roman" w:hAnsi="Times New Roman" w:cs="Times New Roman"/>
+          <w:sz w:val="28"/>
+          <w:szCs w:val="28"/>
+          <w:lang w:eastAsia="ru-RU"/>
+        </w:rPr>
+        <w:t xml:space="preserve"> – Диаграмма </w:t>
+      </w:r>
+      <w:r>
+        <w:rPr>
+          <w:rFonts w:ascii="Times New Roman" w:eastAsia="Times New Roman" w:hAnsi="Times New Roman" w:cs="Times New Roman"/>
+          <w:sz w:val="28"/>
+          <w:szCs w:val="28"/>
+          <w:lang w:eastAsia="ru-RU"/>
+        </w:rPr>
+        <w:t>состояний</w:t>
+      </w:r>
+      <w:r>
+        <w:rPr>
+          <w:rFonts w:ascii="Times New Roman" w:eastAsia="Times New Roman" w:hAnsi="Times New Roman" w:cs="Times New Roman"/>
+          <w:sz w:val="28"/>
+          <w:szCs w:val="28"/>
+          <w:lang w:eastAsia="ru-RU"/>
+        </w:rPr>
+        <w:t xml:space="preserve"> модуля «Авторизация/регистрация».</w:t>
+      </w:r>
+      <w:bookmarkStart w:id="71" w:name="_GoBack"/>
+      <w:bookmarkEnd w:id="71"/>
+    </w:p>
+    <w:p>
+      <w:pPr>
+        <w:spacing w:after="100" w:afterAutospacing="1" w:line="360" w:lineRule="auto"/>
+        <w:ind w:firstLine="709"/>
+        <w:contextualSpacing/>
+        <w:jc w:val="both"/>
+        <w:rPr>
+          <w:rFonts w:ascii="Times New Roman" w:eastAsia="Times New Roman" w:hAnsi="Times New Roman" w:cs="Times New Roman"/>
+          <w:sz w:val="28"/>
+          <w:szCs w:val="28"/>
+          <w:lang w:eastAsia="ru-RU"/>
+        </w:rPr>
+      </w:pPr>
+    </w:p>
+    <w:p>
+      <w:pPr>
+        <w:spacing w:after="100" w:afterAutospacing="1" w:line="360" w:lineRule="auto"/>
+        <w:ind w:firstLine="709"/>
+        <w:contextualSpacing/>
+        <w:jc w:val="both"/>
+        <w:rPr>
+          <w:rFonts w:ascii="Times New Roman" w:eastAsia="Times New Roman" w:hAnsi="Times New Roman" w:cs="Times New Roman"/>
+          <w:sz w:val="28"/>
+          <w:szCs w:val="28"/>
+          <w:lang w:eastAsia="ru-RU"/>
+        </w:rPr>
+      </w:pPr>
+      <w:r>
+        <w:rPr>
+          <w:rFonts w:ascii="Times New Roman" w:eastAsia="Times New Roman" w:hAnsi="Times New Roman" w:cs="Times New Roman"/>
+          <w:sz w:val="28"/>
+          <w:szCs w:val="28"/>
+          <w:lang w:eastAsia="ru-RU"/>
+        </w:rPr>
+        <w:t>Так же были выявлены некоторые требования к процессу авторизации и регистрации, а именно:</w:t>
+      </w:r>
+    </w:p>
+    <w:p>
+      <w:pPr>
+        <w:pStyle w:val="aa"/>
+        <w:numPr>
+          <w:ilvl w:val="0"/>
+          <w:numId w:val="25"/>
+        </w:numPr>
+        <w:spacing w:after="100" w:afterAutospacing="1" w:line="360" w:lineRule="auto"/>
+        <w:ind w:left="0" w:firstLine="709"/>
+        <w:jc w:val="both"/>
+        <w:rPr>
+          <w:rFonts w:ascii="Times New Roman" w:eastAsia="Times New Roman" w:hAnsi="Times New Roman" w:cs="Times New Roman"/>
+          <w:sz w:val="28"/>
+          <w:szCs w:val="28"/>
+          <w:lang w:eastAsia="ru-RU"/>
+        </w:rPr>
+      </w:pPr>
+      <w:r>
+        <w:rPr>
+          <w:rFonts w:ascii="Times New Roman" w:eastAsia="Times New Roman" w:hAnsi="Times New Roman" w:cs="Times New Roman"/>
+          <w:sz w:val="28"/>
+          <w:szCs w:val="28"/>
+          <w:lang w:eastAsia="ru-RU"/>
+        </w:rPr>
+        <w:t>Пароль должен состоять минимум из 8 символов и обязательно содержать: специальные символы, заглавные буквы, строчные буквы, цифры,</w:t>
+      </w:r>
+      <w:r>
+        <w:rPr>
+          <w:rFonts w:ascii="Times New Roman" w:eastAsia="Times New Roman" w:hAnsi="Times New Roman" w:cs="Times New Roman"/>
+          <w:sz w:val="28"/>
+          <w:szCs w:val="28"/>
+          <w:lang w:eastAsia="ru-RU"/>
+        </w:rPr>
+        <w:t xml:space="preserve"> </w:t>
+      </w:r>
+      <w:r>
+        <w:rPr>
+          <w:rFonts w:ascii="Times New Roman" w:eastAsia="Times New Roman" w:hAnsi="Times New Roman" w:cs="Times New Roman"/>
+          <w:sz w:val="28"/>
+          <w:szCs w:val="28"/>
+          <w:lang w:eastAsia="ru-RU"/>
+        </w:rPr>
+        <w:t>латинские буквы.</w:t>
+      </w:r>
+    </w:p>
+    <w:p>
+      <w:pPr>
+        <w:pStyle w:val="aa"/>
+        <w:numPr>
+          <w:ilvl w:val="0"/>
+          <w:numId w:val="25"/>
+        </w:numPr>
+        <w:spacing w:after="100" w:afterAutospacing="1" w:line="360" w:lineRule="auto"/>
+        <w:ind w:left="0" w:firstLine="709"/>
+        <w:jc w:val="both"/>
+        <w:rPr>
+          <w:rFonts w:ascii="Times New Roman" w:eastAsia="Times New Roman" w:hAnsi="Times New Roman" w:cs="Times New Roman"/>
+          <w:sz w:val="28"/>
+          <w:szCs w:val="28"/>
+          <w:lang w:eastAsia="ru-RU"/>
+        </w:rPr>
+      </w:pPr>
+      <w:r>
+        <w:rPr>
+          <w:rFonts w:ascii="Times New Roman" w:eastAsia="Times New Roman" w:hAnsi="Times New Roman" w:cs="Times New Roman"/>
+          <w:sz w:val="28"/>
+          <w:szCs w:val="28"/>
+          <w:lang w:eastAsia="ru-RU"/>
+        </w:rPr>
+        <w:t xml:space="preserve">Почта должна соответствовать всем правилам написания, а именно: содержание </w:t>
+      </w:r>
+      <w:r>
+        <w:rPr>
+          <w:rFonts w:ascii="Times New Roman" w:eastAsia="Times New Roman" w:hAnsi="Times New Roman" w:cs="Times New Roman"/>
+          <w:sz w:val="28"/>
+          <w:szCs w:val="28"/>
+          <w:lang w:eastAsia="ru-RU"/>
+        </w:rPr>
+        <w:t>@</w:t>
+      </w:r>
+      <w:r>
+        <w:rPr>
+          <w:rFonts w:ascii="Times New Roman" w:eastAsia="Times New Roman" w:hAnsi="Times New Roman" w:cs="Times New Roman"/>
+          <w:sz w:val="28"/>
+          <w:szCs w:val="28"/>
+          <w:lang w:eastAsia="ru-RU"/>
+        </w:rPr>
+        <w:t>, наличие домена верхнего уровня.</w:t>
+      </w:r>
+    </w:p>
+    <w:p>
+      <w:pPr>
+        <w:pStyle w:val="aa"/>
+        <w:numPr>
+          <w:ilvl w:val="0"/>
+          <w:numId w:val="25"/>
+        </w:numPr>
+        <w:spacing w:after="100" w:afterAutospacing="1" w:line="360" w:lineRule="auto"/>
+        <w:ind w:left="0" w:firstLine="709"/>
+        <w:jc w:val="both"/>
+        <w:rPr>
+          <w:rFonts w:ascii="Times New Roman" w:eastAsia="Times New Roman" w:hAnsi="Times New Roman" w:cs="Times New Roman"/>
+          <w:sz w:val="28"/>
+          <w:szCs w:val="28"/>
+          <w:lang w:eastAsia="ru-RU"/>
+        </w:rPr>
+      </w:pPr>
+      <w:r>
+        <w:rPr>
+          <w:rFonts w:ascii="Times New Roman" w:eastAsia="Times New Roman" w:hAnsi="Times New Roman" w:cs="Times New Roman"/>
+          <w:sz w:val="28"/>
+          <w:szCs w:val="28"/>
+          <w:lang w:eastAsia="ru-RU"/>
+        </w:rPr>
+        <w:t>Обязательные поля для введения: Фамилия, Имя, Дата рождения, Пароль. Все не перечисленные выше поля не обязательны для заполнения.</w:t>
+      </w:r>
+    </w:p>
+    <w:p>
+      <w:pPr>
+        <w:pStyle w:val="aa"/>
+        <w:numPr>
+          <w:ilvl w:val="0"/>
+          <w:numId w:val="25"/>
+        </w:numPr>
+        <w:spacing w:after="100" w:afterAutospacing="1" w:line="360" w:lineRule="auto"/>
+        <w:ind w:left="0" w:firstLine="709"/>
+        <w:jc w:val="both"/>
+        <w:rPr>
+          <w:rFonts w:ascii="Times New Roman" w:eastAsia="Times New Roman" w:hAnsi="Times New Roman" w:cs="Times New Roman"/>
+          <w:sz w:val="28"/>
+          <w:szCs w:val="28"/>
+          <w:lang w:eastAsia="ru-RU"/>
+        </w:rPr>
+      </w:pPr>
+      <w:r>
+        <w:rPr>
+          <w:rFonts w:ascii="Times New Roman" w:eastAsia="Times New Roman" w:hAnsi="Times New Roman" w:cs="Times New Roman"/>
+          <w:sz w:val="28"/>
+          <w:szCs w:val="28"/>
+          <w:lang w:eastAsia="ru-RU"/>
+        </w:rPr>
+        <w:t>В случае отказа в регистрации/авторизации должно выводиться сообщение с пояснением причины или ошибки сервиса.</w:t>
+      </w:r>
     </w:p>
     <w:p>
       <w:pPr>
@@ -26730,6 +27152,133 @@
           <w:lang w:eastAsia="ru-RU"/>
         </w:rPr>
       </w:pPr>
+      <w:bookmarkStart w:id="72" w:name="_Toc229829472"/>
+      <w:bookmarkStart w:id="73" w:name="_Toc229835797"/>
+      <w:r>
+        <w:rPr>
+          <w:rFonts w:eastAsia="Times New Roman"/>
+          <w:highlight w:val="yellow"/>
+          <w:lang w:eastAsia="ru-RU"/>
+        </w:rPr>
+        <w:lastRenderedPageBreak/>
+        <w:t>Тестирование</w:t>
+      </w:r>
+      <w:bookmarkEnd w:id="72"/>
+      <w:bookmarkEnd w:id="73"/>
+    </w:p>
+    <w:p>
+      <w:pPr>
+        <w:spacing w:after="100" w:afterAutospacing="1" w:line="360" w:lineRule="auto"/>
+        <w:ind w:firstLine="709"/>
+        <w:contextualSpacing/>
+        <w:jc w:val="both"/>
+        <w:rPr>
+          <w:rFonts w:ascii="Times New Roman" w:eastAsia="Times New Roman" w:hAnsi="Times New Roman" w:cs="Times New Roman"/>
+          <w:sz w:val="28"/>
+          <w:szCs w:val="28"/>
+          <w:lang w:eastAsia="ru-RU"/>
+        </w:rPr>
+      </w:pPr>
+      <w:r>
+        <w:rPr>
+          <w:rFonts w:ascii="Times New Roman" w:eastAsia="Times New Roman" w:hAnsi="Times New Roman" w:cs="Times New Roman"/>
+          <w:sz w:val="28"/>
+          <w:szCs w:val="28"/>
+          <w:highlight w:val="yellow"/>
+          <w:lang w:eastAsia="ru-RU"/>
+        </w:rPr>
+        <w:t>Описание что делали с тестами индивидуально и тестовая документация</w:t>
+      </w:r>
+    </w:p>
+    <w:p>
+      <w:pPr>
+        <w:spacing w:after="100" w:afterAutospacing="1" w:line="360" w:lineRule="auto"/>
+        <w:ind w:firstLine="709"/>
+        <w:contextualSpacing/>
+        <w:jc w:val="both"/>
+        <w:rPr>
+          <w:rFonts w:ascii="Times New Roman" w:eastAsia="Times New Roman" w:hAnsi="Times New Roman" w:cs="Times New Roman"/>
+          <w:sz w:val="28"/>
+          <w:szCs w:val="28"/>
+          <w:lang w:eastAsia="ru-RU"/>
+        </w:rPr>
+      </w:pPr>
+    </w:p>
+    <w:p>
+      <w:pPr>
+        <w:spacing w:after="100" w:afterAutospacing="1" w:line="360" w:lineRule="auto"/>
+        <w:ind w:firstLine="709"/>
+        <w:contextualSpacing/>
+        <w:jc w:val="both"/>
+        <w:rPr>
+          <w:rFonts w:ascii="Times New Roman" w:eastAsia="Times New Roman" w:hAnsi="Times New Roman" w:cs="Times New Roman"/>
+          <w:sz w:val="28"/>
+          <w:szCs w:val="28"/>
+          <w:lang w:eastAsia="ru-RU"/>
+        </w:rPr>
+      </w:pPr>
+    </w:p>
+    <w:p>
+      <w:pPr>
+        <w:spacing w:after="100" w:afterAutospacing="1" w:line="360" w:lineRule="auto"/>
+        <w:ind w:firstLine="709"/>
+        <w:contextualSpacing/>
+        <w:jc w:val="both"/>
+        <w:rPr>
+          <w:rFonts w:ascii="Times New Roman" w:eastAsia="Times New Roman" w:hAnsi="Times New Roman" w:cs="Times New Roman"/>
+          <w:sz w:val="28"/>
+          <w:szCs w:val="28"/>
+          <w:lang w:eastAsia="ru-RU"/>
+        </w:rPr>
+      </w:pPr>
+    </w:p>
+    <w:p>
+      <w:pPr>
+        <w:spacing w:after="100" w:afterAutospacing="1" w:line="360" w:lineRule="auto"/>
+        <w:ind w:firstLine="709"/>
+        <w:contextualSpacing/>
+        <w:jc w:val="both"/>
+        <w:rPr>
+          <w:rFonts w:ascii="Times New Roman" w:eastAsia="Times New Roman" w:hAnsi="Times New Roman" w:cs="Times New Roman"/>
+          <w:sz w:val="28"/>
+          <w:szCs w:val="28"/>
+          <w:lang w:eastAsia="ru-RU"/>
+        </w:rPr>
+      </w:pPr>
+    </w:p>
+    <w:p>
+      <w:pPr>
+        <w:spacing w:after="160" w:line="259" w:lineRule="auto"/>
+        <w:rPr>
+          <w:rFonts w:ascii="Times New Roman" w:eastAsia="Times New Roman" w:hAnsi="Times New Roman" w:cs="Times New Roman"/>
+          <w:sz w:val="28"/>
+          <w:szCs w:val="28"/>
+          <w:lang w:eastAsia="ru-RU"/>
+        </w:rPr>
+      </w:pPr>
+      <w:r>
+        <w:rPr>
+          <w:rFonts w:ascii="Times New Roman" w:eastAsia="Times New Roman" w:hAnsi="Times New Roman" w:cs="Times New Roman"/>
+          <w:sz w:val="28"/>
+          <w:szCs w:val="28"/>
+          <w:lang w:eastAsia="ru-RU"/>
+        </w:rPr>
+        <w:br w:type="page"/>
+      </w:r>
+    </w:p>
+    <w:p>
+      <w:pPr>
+        <w:pStyle w:val="1"/>
+        <w:numPr>
+          <w:ilvl w:val="0"/>
+          <w:numId w:val="4"/>
+        </w:numPr>
+        <w:rPr>
+          <w:rFonts w:eastAsia="Times New Roman"/>
+          <w:highlight w:val="yellow"/>
+          <w:lang w:eastAsia="ru-RU"/>
+        </w:rPr>
+      </w:pPr>
       <w:bookmarkStart w:id="74" w:name="_Toc229829473"/>
       <w:bookmarkStart w:id="75" w:name="_Toc229835798"/>
       <w:r>
@@ -27037,7 +27586,7 @@
       </w:pPr>
     </w:p>
     <w:sectPr>
-      <w:footerReference w:type="default" r:id="rId13"/>
+      <w:footerReference w:type="default" r:id="rId14"/>
       <w:pgSz w:w="11906" w:h="16838"/>
       <w:pgMar w:top="1134" w:right="851" w:bottom="1134" w:left="1701" w:header="709" w:footer="709" w:gutter="0"/>
       <w:pgNumType w:start="0"/>
@@ -27084,7 +27633,6 @@
         <w:docPartUnique/>
       </w:docPartObj>
     </w:sdtPr>
-    <w:sdtEndPr/>
     <w:sdtContent>
       <w:p>
         <w:pPr>
@@ -27104,7 +27652,7 @@
           <w:rPr>
             <w:noProof/>
           </w:rPr>
-          <w:t>27</w:t>
+          <w:t>44</w:t>
         </w:r>
         <w:r>
           <w:fldChar w:fldCharType="end"/>
@@ -27888,6 +28436,92 @@
     </w:lvl>
   </w:abstractNum>
   <w:abstractNum w:abstractNumId="7" w15:restartNumberingAfterBreak="0">
+    <w:nsid w:val="105836A1"/>
+    <w:multiLevelType w:val="hybridMultilevel"/>
+    <w:tmpl w:val="FC88A034"/>
+    <w:lvl w:ilvl="0" w:tplc="04190011">
+      <w:start w:val="1"/>
+      <w:numFmt w:val="decimal"/>
+      <w:lvlText w:val="%1)"/>
+      <w:lvlJc w:val="left"/>
+      <w:pPr>
+        <w:ind w:left="1429" w:hanging="360"/>
+      </w:pPr>
+    </w:lvl>
+    <w:lvl w:ilvl="1" w:tplc="04190019" w:tentative="1">
+      <w:start w:val="1"/>
+      <w:numFmt w:val="lowerLetter"/>
+      <w:lvlText w:val="%2."/>
+      <w:lvlJc w:val="left"/>
+      <w:pPr>
+        <w:ind w:left="2149" w:hanging="360"/>
+      </w:pPr>
+    </w:lvl>
+    <w:lvl w:ilvl="2" w:tplc="0419001B" w:tentative="1">
+      <w:start w:val="1"/>
+      <w:numFmt w:val="lowerRoman"/>
+      <w:lvlText w:val="%3."/>
+      <w:lvlJc w:val="right"/>
+      <w:pPr>
+        <w:ind w:left="2869" w:hanging="180"/>
+      </w:pPr>
+    </w:lvl>
+    <w:lvl w:ilvl="3" w:tplc="0419000F" w:tentative="1">
+      <w:start w:val="1"/>
+      <w:numFmt w:val="decimal"/>
+      <w:lvlText w:val="%4."/>
+      <w:lvlJc w:val="left"/>
+      <w:pPr>
+        <w:ind w:left="3589" w:hanging="360"/>
+      </w:pPr>
+    </w:lvl>
+    <w:lvl w:ilvl="4" w:tplc="04190019" w:tentative="1">
+      <w:start w:val="1"/>
+      <w:numFmt w:val="lowerLetter"/>
+      <w:lvlText w:val="%5."/>
+      <w:lvlJc w:val="left"/>
+      <w:pPr>
+        <w:ind w:left="4309" w:hanging="360"/>
+      </w:pPr>
+    </w:lvl>
+    <w:lvl w:ilvl="5" w:tplc="0419001B" w:tentative="1">
+      <w:start w:val="1"/>
+      <w:numFmt w:val="lowerRoman"/>
+      <w:lvlText w:val="%6."/>
+      <w:lvlJc w:val="right"/>
+      <w:pPr>
+        <w:ind w:left="5029" w:hanging="180"/>
+      </w:pPr>
+    </w:lvl>
+    <w:lvl w:ilvl="6" w:tplc="0419000F" w:tentative="1">
+      <w:start w:val="1"/>
+      <w:numFmt w:val="decimal"/>
+      <w:lvlText w:val="%7."/>
+      <w:lvlJc w:val="left"/>
+      <w:pPr>
+        <w:ind w:left="5749" w:hanging="360"/>
+      </w:pPr>
+    </w:lvl>
+    <w:lvl w:ilvl="7" w:tplc="04190019" w:tentative="1">
+      <w:start w:val="1"/>
+      <w:numFmt w:val="lowerLetter"/>
+      <w:lvlText w:val="%8."/>
+      <w:lvlJc w:val="left"/>
+      <w:pPr>
+        <w:ind w:left="6469" w:hanging="360"/>
+      </w:pPr>
+    </w:lvl>
+    <w:lvl w:ilvl="8" w:tplc="0419001B" w:tentative="1">
+      <w:start w:val="1"/>
+      <w:numFmt w:val="lowerRoman"/>
+      <w:lvlText w:val="%9."/>
+      <w:lvlJc w:val="right"/>
+      <w:pPr>
+        <w:ind w:left="7189" w:hanging="180"/>
+      </w:pPr>
+    </w:lvl>
+  </w:abstractNum>
+  <w:abstractNum w:abstractNumId="8" w15:restartNumberingAfterBreak="0">
     <w:nsid w:val="135D1614"/>
     <w:multiLevelType w:val="hybridMultilevel"/>
     <w:tmpl w:val="4E7693BE"/>
@@ -28000,7 +28634,7 @@
       </w:rPr>
     </w:lvl>
   </w:abstractNum>
-  <w:abstractNum w:abstractNumId="8" w15:restartNumberingAfterBreak="0">
+  <w:abstractNum w:abstractNumId="9" w15:restartNumberingAfterBreak="0">
     <w:nsid w:val="1AE5000C"/>
     <w:multiLevelType w:val="hybridMultilevel"/>
     <w:tmpl w:val="CFC8C79C"/>
@@ -28113,7 +28747,7 @@
       </w:rPr>
     </w:lvl>
   </w:abstractNum>
-  <w:abstractNum w:abstractNumId="9" w15:restartNumberingAfterBreak="0">
+  <w:abstractNum w:abstractNumId="10" w15:restartNumberingAfterBreak="0">
     <w:nsid w:val="2AFE08FC"/>
     <w:multiLevelType w:val="hybridMultilevel"/>
     <w:tmpl w:val="D1A65D8E"/>
@@ -28226,7 +28860,7 @@
       </w:rPr>
     </w:lvl>
   </w:abstractNum>
-  <w:abstractNum w:abstractNumId="10" w15:restartNumberingAfterBreak="0">
+  <w:abstractNum w:abstractNumId="11" w15:restartNumberingAfterBreak="0">
     <w:nsid w:val="2D792C9B"/>
     <w:multiLevelType w:val="hybridMultilevel"/>
     <w:tmpl w:val="08BA3BD4"/>
@@ -28339,7 +28973,7 @@
       </w:rPr>
     </w:lvl>
   </w:abstractNum>
-  <w:abstractNum w:abstractNumId="11" w15:restartNumberingAfterBreak="0">
+  <w:abstractNum w:abstractNumId="12" w15:restartNumberingAfterBreak="0">
     <w:nsid w:val="3A1278E5"/>
     <w:multiLevelType w:val="hybridMultilevel"/>
     <w:tmpl w:val="7F7E6FA8"/>
@@ -28452,7 +29086,7 @@
       </w:rPr>
     </w:lvl>
   </w:abstractNum>
-  <w:abstractNum w:abstractNumId="12" w15:restartNumberingAfterBreak="0">
+  <w:abstractNum w:abstractNumId="13" w15:restartNumberingAfterBreak="0">
     <w:nsid w:val="3D5E0B13"/>
     <w:multiLevelType w:val="hybridMultilevel"/>
     <w:tmpl w:val="06228E70"/>
@@ -28565,7 +29199,7 @@
       </w:rPr>
     </w:lvl>
   </w:abstractNum>
-  <w:abstractNum w:abstractNumId="13" w15:restartNumberingAfterBreak="0">
+  <w:abstractNum w:abstractNumId="14" w15:restartNumberingAfterBreak="0">
     <w:nsid w:val="439B54CC"/>
     <w:multiLevelType w:val="multilevel"/>
     <w:tmpl w:val="098C7BC4"/>
@@ -28686,7 +29320,7 @@
       </w:rPr>
     </w:lvl>
   </w:abstractNum>
-  <w:abstractNum w:abstractNumId="14" w15:restartNumberingAfterBreak="0">
+  <w:abstractNum w:abstractNumId="15" w15:restartNumberingAfterBreak="0">
     <w:nsid w:val="53FF28DC"/>
     <w:multiLevelType w:val="hybridMultilevel"/>
     <w:tmpl w:val="8F24DB6E"/>
@@ -28799,7 +29433,7 @@
       </w:rPr>
     </w:lvl>
   </w:abstractNum>
-  <w:abstractNum w:abstractNumId="15" w15:restartNumberingAfterBreak="0">
+  <w:abstractNum w:abstractNumId="16" w15:restartNumberingAfterBreak="0">
     <w:nsid w:val="558D4C67"/>
     <w:multiLevelType w:val="hybridMultilevel"/>
     <w:tmpl w:val="92A65CB6"/>
@@ -28888,7 +29522,7 @@
       </w:pPr>
     </w:lvl>
   </w:abstractNum>
-  <w:abstractNum w:abstractNumId="16" w15:restartNumberingAfterBreak="0">
+  <w:abstractNum w:abstractNumId="17" w15:restartNumberingAfterBreak="0">
     <w:nsid w:val="558D58EB"/>
     <w:multiLevelType w:val="hybridMultilevel"/>
     <w:tmpl w:val="DAFCB6B0"/>
@@ -29001,7 +29635,7 @@
       </w:rPr>
     </w:lvl>
   </w:abstractNum>
-  <w:abstractNum w:abstractNumId="17" w15:restartNumberingAfterBreak="0">
+  <w:abstractNum w:abstractNumId="18" w15:restartNumberingAfterBreak="0">
     <w:nsid w:val="59096512"/>
     <w:multiLevelType w:val="hybridMultilevel"/>
     <w:tmpl w:val="5D26FC54"/>
@@ -29114,7 +29748,7 @@
       </w:rPr>
     </w:lvl>
   </w:abstractNum>
-  <w:abstractNum w:abstractNumId="18" w15:restartNumberingAfterBreak="0">
+  <w:abstractNum w:abstractNumId="19" w15:restartNumberingAfterBreak="0">
     <w:nsid w:val="60C53F88"/>
     <w:multiLevelType w:val="multilevel"/>
     <w:tmpl w:val="78D402FA"/>
@@ -29235,7 +29869,7 @@
       </w:rPr>
     </w:lvl>
   </w:abstractNum>
-  <w:abstractNum w:abstractNumId="19" w15:restartNumberingAfterBreak="0">
+  <w:abstractNum w:abstractNumId="20" w15:restartNumberingAfterBreak="0">
     <w:nsid w:val="67C658B0"/>
     <w:multiLevelType w:val="hybridMultilevel"/>
     <w:tmpl w:val="1BE6BB12"/>
@@ -29347,7 +29981,7 @@
       </w:rPr>
     </w:lvl>
   </w:abstractNum>
-  <w:abstractNum w:abstractNumId="20" w15:restartNumberingAfterBreak="0">
+  <w:abstractNum w:abstractNumId="21" w15:restartNumberingAfterBreak="0">
     <w:nsid w:val="67DB7E98"/>
     <w:multiLevelType w:val="hybridMultilevel"/>
     <w:tmpl w:val="D42882F2"/>
@@ -29460,7 +30094,7 @@
       </w:rPr>
     </w:lvl>
   </w:abstractNum>
-  <w:abstractNum w:abstractNumId="21" w15:restartNumberingAfterBreak="0">
+  <w:abstractNum w:abstractNumId="22" w15:restartNumberingAfterBreak="0">
     <w:nsid w:val="6955234E"/>
     <w:multiLevelType w:val="hybridMultilevel"/>
     <w:tmpl w:val="58E85584"/>
@@ -29573,7 +30207,7 @@
       </w:rPr>
     </w:lvl>
   </w:abstractNum>
-  <w:abstractNum w:abstractNumId="22" w15:restartNumberingAfterBreak="0">
+  <w:abstractNum w:abstractNumId="23" w15:restartNumberingAfterBreak="0">
     <w:nsid w:val="738F0F93"/>
     <w:multiLevelType w:val="hybridMultilevel"/>
     <w:tmpl w:val="5C4E99A2"/>
@@ -29686,7 +30320,7 @@
       </w:rPr>
     </w:lvl>
   </w:abstractNum>
-  <w:abstractNum w:abstractNumId="23" w15:restartNumberingAfterBreak="0">
+  <w:abstractNum w:abstractNumId="24" w15:restartNumberingAfterBreak="0">
     <w:nsid w:val="7492456F"/>
     <w:multiLevelType w:val="hybridMultilevel"/>
     <w:tmpl w:val="DA30138E"/>
@@ -29800,22 +30434,22 @@
     </w:lvl>
   </w:abstractNum>
   <w:num w:numId="1">
-    <w:abstractNumId w:val="15"/>
+    <w:abstractNumId w:val="16"/>
   </w:num>
   <w:num w:numId="2">
-    <w:abstractNumId w:val="10"/>
+    <w:abstractNumId w:val="11"/>
   </w:num>
   <w:num w:numId="3">
     <w:abstractNumId w:val="6"/>
   </w:num>
   <w:num w:numId="4">
-    <w:abstractNumId w:val="18"/>
+    <w:abstractNumId w:val="19"/>
   </w:num>
   <w:num w:numId="5">
-    <w:abstractNumId w:val="19"/>
+    <w:abstractNumId w:val="20"/>
   </w:num>
   <w:num w:numId="6">
-    <w:abstractNumId w:val="17"/>
+    <w:abstractNumId w:val="18"/>
   </w:num>
   <w:num w:numId="7">
     <w:abstractNumId w:val="3"/>
@@ -29827,48 +30461,51 @@
     <w:abstractNumId w:val="2"/>
   </w:num>
   <w:num w:numId="10">
-    <w:abstractNumId w:val="13"/>
+    <w:abstractNumId w:val="14"/>
   </w:num>
   <w:num w:numId="11">
     <w:abstractNumId w:val="5"/>
   </w:num>
   <w:num w:numId="12">
-    <w:abstractNumId w:val="21"/>
+    <w:abstractNumId w:val="22"/>
   </w:num>
   <w:num w:numId="13">
-    <w:abstractNumId w:val="14"/>
+    <w:abstractNumId w:val="15"/>
   </w:num>
   <w:num w:numId="14">
-    <w:abstractNumId w:val="12"/>
+    <w:abstractNumId w:val="13"/>
   </w:num>
   <w:num w:numId="15">
-    <w:abstractNumId w:val="9"/>
+    <w:abstractNumId w:val="10"/>
   </w:num>
   <w:num w:numId="16">
-    <w:abstractNumId w:val="22"/>
+    <w:abstractNumId w:val="23"/>
   </w:num>
   <w:num w:numId="17">
     <w:abstractNumId w:val="1"/>
   </w:num>
   <w:num w:numId="18">
-    <w:abstractNumId w:val="11"/>
+    <w:abstractNumId w:val="12"/>
   </w:num>
   <w:num w:numId="19">
     <w:abstractNumId w:val="0"/>
   </w:num>
   <w:num w:numId="20">
-    <w:abstractNumId w:val="16"/>
+    <w:abstractNumId w:val="17"/>
   </w:num>
   <w:num w:numId="21">
-    <w:abstractNumId w:val="23"/>
+    <w:abstractNumId w:val="24"/>
   </w:num>
   <w:num w:numId="22">
-    <w:abstractNumId w:val="20"/>
+    <w:abstractNumId w:val="21"/>
   </w:num>
   <w:num w:numId="23">
+    <w:abstractNumId w:val="9"/>
+  </w:num>
+  <w:num w:numId="24">
     <w:abstractNumId w:val="8"/>
   </w:num>
-  <w:num w:numId="24">
+  <w:num w:numId="25">
     <w:abstractNumId w:val="7"/>
   </w:num>
   <w:numIdMacAtCleanup w:val="24"/>
@@ -30268,7 +30905,7 @@
   <w:style w:type="paragraph" w:default="1" w:styleId="a">
     <w:name w:val="Normal"/>
     <w:qFormat/>
-    <w:rsid w:val="009C7948"/>
+    <w:rsid w:val="00FA771D"/>
     <w:pPr>
       <w:spacing w:after="200" w:line="276" w:lineRule="auto"/>
     </w:pPr>
@@ -30611,6 +31248,17 @@
       <w:ind w:left="660"/>
     </w:pPr>
   </w:style>
+  <w:style w:type="character" w:styleId="ac">
+    <w:name w:val="Strong"/>
+    <w:basedOn w:val="a0"/>
+    <w:uiPriority w:val="22"/>
+    <w:qFormat/>
+    <w:rsid w:val="0068402F"/>
+    <w:rPr>
+      <w:b/>
+      <w:bCs/>
+    </w:rPr>
+  </w:style>
 </w:styles>
 </file>
 
@@ -30880,7 +31528,7 @@
 </file>
 
 <file path=customXml/itemProps1.xml><?xml version="1.0" encoding="utf-8"?>
-<ds:datastoreItem xmlns:ds="http://schemas.openxmlformats.org/officeDocument/2006/customXml" ds:itemID="{887CEFFC-4D05-4CD5-9CCC-86DA9FBEB663}">
+<ds:datastoreItem xmlns:ds="http://schemas.openxmlformats.org/officeDocument/2006/customXml" ds:itemID="{10A04E2D-E2CC-4EFC-B49F-B6E60B8763E5}">
   <ds:schemaRefs>
     <ds:schemaRef ds:uri="http://schemas.openxmlformats.org/officeDocument/2006/bibliography"/>
   </ds:schemaRefs>

--- a/документация/Отчет.docx
+++ b/документация/Отчет.docx
@@ -1798,25 +1798,7 @@
             <w:noProof/>
             <w:lang w:eastAsia="ru-RU"/>
           </w:rPr>
-          <w:t>Распределение ро</w:t>
-        </w:r>
-        <w:r>
-          <w:rPr>
-            <w:rStyle w:val="a9"/>
-            <w:rFonts w:eastAsia="Times New Roman"/>
-            <w:noProof/>
-            <w:lang w:eastAsia="ru-RU"/>
-          </w:rPr>
-          <w:t>л</w:t>
-        </w:r>
-        <w:r>
-          <w:rPr>
-            <w:rStyle w:val="a9"/>
-            <w:rFonts w:eastAsia="Times New Roman"/>
-            <w:noProof/>
-            <w:lang w:eastAsia="ru-RU"/>
-          </w:rPr>
-          <w:t>ей членов команды</w:t>
+          <w:t>Распределение ролей членов команды</w:t>
         </w:r>
         <w:r>
           <w:rPr>
@@ -4386,25 +4368,7 @@
             <w:noProof/>
             <w:lang w:eastAsia="ru-RU"/>
           </w:rPr>
-          <w:t>Создание и органи</w:t>
-        </w:r>
-        <w:r>
-          <w:rPr>
-            <w:rStyle w:val="a9"/>
-            <w:rFonts w:eastAsia="Times New Roman"/>
-            <w:noProof/>
-            <w:lang w:eastAsia="ru-RU"/>
-          </w:rPr>
-          <w:t>з</w:t>
-        </w:r>
-        <w:r>
-          <w:rPr>
-            <w:rStyle w:val="a9"/>
-            <w:rFonts w:eastAsia="Times New Roman"/>
-            <w:noProof/>
-            <w:lang w:eastAsia="ru-RU"/>
-          </w:rPr>
-          <w:t>ация базы данных сервиса.</w:t>
+          <w:t>Создание и организация базы данных сервиса.</w:t>
         </w:r>
         <w:r>
           <w:rPr>
@@ -26351,6 +26315,7 @@
       <w:r>
         <w:rPr>
           <w:rFonts w:ascii="Times New Roman" w:eastAsia="Times New Roman" w:hAnsi="Times New Roman" w:cs="Times New Roman"/>
+          <w:noProof/>
           <w:sz w:val="28"/>
           <w:szCs w:val="28"/>
           <w:lang w:eastAsia="ru-RU"/>
@@ -26592,6 +26557,7 @@
       <w:r>
         <w:rPr>
           <w:rFonts w:ascii="Times New Roman" w:eastAsia="Times New Roman" w:hAnsi="Times New Roman" w:cs="Times New Roman"/>
+          <w:noProof/>
           <w:sz w:val="28"/>
           <w:szCs w:val="28"/>
           <w:lang w:eastAsia="ru-RU"/>
@@ -26704,34 +26670,7 @@
           <w:szCs w:val="28"/>
           <w:lang w:eastAsia="ru-RU"/>
         </w:rPr>
-        <w:t xml:space="preserve">Рисунок 7 – </w:t>
-      </w:r>
-      <w:r>
-        <w:rPr>
-          <w:rFonts w:ascii="Times New Roman" w:eastAsia="Times New Roman" w:hAnsi="Times New Roman" w:cs="Times New Roman"/>
-          <w:sz w:val="28"/>
-          <w:szCs w:val="28"/>
-          <w:lang w:eastAsia="ru-RU"/>
-        </w:rPr>
-        <w:t xml:space="preserve">Диаграмма </w:t>
-      </w:r>
-      <w:r>
-        <w:rPr>
-          <w:rFonts w:ascii="Times New Roman" w:eastAsia="Times New Roman" w:hAnsi="Times New Roman" w:cs="Times New Roman"/>
-          <w:sz w:val="28"/>
-          <w:szCs w:val="28"/>
-          <w:lang w:eastAsia="ru-RU"/>
-        </w:rPr>
-        <w:t>последовательности</w:t>
-      </w:r>
-      <w:r>
-        <w:rPr>
-          <w:rFonts w:ascii="Times New Roman" w:eastAsia="Times New Roman" w:hAnsi="Times New Roman" w:cs="Times New Roman"/>
-          <w:sz w:val="28"/>
-          <w:szCs w:val="28"/>
-          <w:lang w:eastAsia="ru-RU"/>
-        </w:rPr>
-        <w:t xml:space="preserve"> модуля «Авторизация/регистрация».</w:t>
+        <w:t>Рисунок 7 – Диаграмма последовательности модуля «Авторизация/регистрация».</w:t>
       </w:r>
     </w:p>
     <w:p>
@@ -26782,43 +26721,7 @@
           <w:szCs w:val="28"/>
           <w:lang w:eastAsia="ru-RU"/>
         </w:rPr>
-        <w:t xml:space="preserve">Рисунок </w:t>
-      </w:r>
-      <w:r>
-        <w:rPr>
-          <w:rFonts w:ascii="Times New Roman" w:eastAsia="Times New Roman" w:hAnsi="Times New Roman" w:cs="Times New Roman"/>
-          <w:sz w:val="28"/>
-          <w:szCs w:val="28"/>
-          <w:lang w:eastAsia="ru-RU"/>
-        </w:rPr>
-        <w:t>8</w:t>
-      </w:r>
-      <w:r>
-        <w:rPr>
-          <w:rFonts w:ascii="Times New Roman" w:eastAsia="Times New Roman" w:hAnsi="Times New Roman" w:cs="Times New Roman"/>
-          <w:sz w:val="28"/>
-          <w:szCs w:val="28"/>
-          <w:lang w:eastAsia="ru-RU"/>
-        </w:rPr>
-        <w:t xml:space="preserve"> – Диаграмма </w:t>
-      </w:r>
-      <w:r>
-        <w:rPr>
-          <w:rFonts w:ascii="Times New Roman" w:eastAsia="Times New Roman" w:hAnsi="Times New Roman" w:cs="Times New Roman"/>
-          <w:sz w:val="28"/>
-          <w:szCs w:val="28"/>
-          <w:lang w:eastAsia="ru-RU"/>
-        </w:rPr>
-        <w:t>коммуникации</w:t>
-      </w:r>
-      <w:r>
-        <w:rPr>
-          <w:rFonts w:ascii="Times New Roman" w:eastAsia="Times New Roman" w:hAnsi="Times New Roman" w:cs="Times New Roman"/>
-          <w:sz w:val="28"/>
-          <w:szCs w:val="28"/>
-          <w:lang w:eastAsia="ru-RU"/>
-        </w:rPr>
-        <w:t xml:space="preserve"> модуля «Авторизация/регистрация».</w:t>
+        <w:t>Рисунок 8 – Диаграмма коммуникации модуля «Авторизация/регистрация».</w:t>
       </w:r>
     </w:p>
     <w:p>
@@ -26869,46 +26772,8 @@
           <w:szCs w:val="28"/>
           <w:lang w:eastAsia="ru-RU"/>
         </w:rPr>
-        <w:t xml:space="preserve">Рисунок </w:t>
-      </w:r>
-      <w:r>
-        <w:rPr>
-          <w:rFonts w:ascii="Times New Roman" w:eastAsia="Times New Roman" w:hAnsi="Times New Roman" w:cs="Times New Roman"/>
-          <w:sz w:val="28"/>
-          <w:szCs w:val="28"/>
-          <w:lang w:eastAsia="ru-RU"/>
-        </w:rPr>
-        <w:t>9</w:t>
-      </w:r>
-      <w:r>
-        <w:rPr>
-          <w:rFonts w:ascii="Times New Roman" w:eastAsia="Times New Roman" w:hAnsi="Times New Roman" w:cs="Times New Roman"/>
-          <w:sz w:val="28"/>
-          <w:szCs w:val="28"/>
-          <w:lang w:eastAsia="ru-RU"/>
-        </w:rPr>
-        <w:t xml:space="preserve"> – Диаграмма </w:t>
-      </w:r>
-      <w:r>
-        <w:rPr>
-          <w:rFonts w:ascii="Times New Roman" w:eastAsia="Times New Roman" w:hAnsi="Times New Roman" w:cs="Times New Roman"/>
-          <w:sz w:val="28"/>
-          <w:szCs w:val="28"/>
-          <w:lang w:eastAsia="ru-RU"/>
-        </w:rPr>
-        <w:t>состояний</w:t>
-      </w:r>
-      <w:r>
-        <w:rPr>
-          <w:rFonts w:ascii="Times New Roman" w:eastAsia="Times New Roman" w:hAnsi="Times New Roman" w:cs="Times New Roman"/>
-          <w:sz w:val="28"/>
-          <w:szCs w:val="28"/>
-          <w:lang w:eastAsia="ru-RU"/>
-        </w:rPr>
-        <w:t xml:space="preserve"> модуля «Авторизация/регистрация».</w:t>
-      </w:r>
-      <w:bookmarkStart w:id="71" w:name="_GoBack"/>
-      <w:bookmarkEnd w:id="71"/>
+        <w:t>Рисунок 9 – Диаграмма состояний модуля «Авторизация/регистрация».</w:t>
+      </w:r>
     </w:p>
     <w:p>
       <w:pPr>
@@ -26923,27 +26788,14 @@
           <w:lang w:eastAsia="ru-RU"/>
         </w:rPr>
       </w:pPr>
-    </w:p>
-    <w:p>
-      <w:pPr>
-        <w:spacing w:after="100" w:afterAutospacing="1" w:line="360" w:lineRule="auto"/>
-        <w:ind w:firstLine="709"/>
-        <w:contextualSpacing/>
-        <w:jc w:val="both"/>
-        <w:rPr>
-          <w:rFonts w:ascii="Times New Roman" w:eastAsia="Times New Roman" w:hAnsi="Times New Roman" w:cs="Times New Roman"/>
-          <w:sz w:val="28"/>
-          <w:szCs w:val="28"/>
-          <w:lang w:eastAsia="ru-RU"/>
-        </w:rPr>
-      </w:pPr>
-      <w:r>
-        <w:rPr>
-          <w:rFonts w:ascii="Times New Roman" w:eastAsia="Times New Roman" w:hAnsi="Times New Roman" w:cs="Times New Roman"/>
-          <w:sz w:val="28"/>
-          <w:szCs w:val="28"/>
-          <w:lang w:eastAsia="ru-RU"/>
-        </w:rPr>
+      <w:r>
+        <w:rPr>
+          <w:rFonts w:ascii="Times New Roman" w:eastAsia="Times New Roman" w:hAnsi="Times New Roman" w:cs="Times New Roman"/>
+          <w:sz w:val="28"/>
+          <w:szCs w:val="28"/>
+          <w:lang w:eastAsia="ru-RU"/>
+        </w:rPr>
+        <w:lastRenderedPageBreak/>
         <w:t>Так же были выявлены некоторые требования к процессу авторизации и регистрации, а именно:</w:t>
       </w:r>
     </w:p>
@@ -27101,9 +26953,11 @@
           <w:rFonts w:ascii="Times New Roman" w:eastAsia="Times New Roman" w:hAnsi="Times New Roman" w:cs="Times New Roman"/>
           <w:sz w:val="28"/>
           <w:szCs w:val="28"/>
-          <w:lang w:eastAsia="ru-RU"/>
-        </w:rPr>
-      </w:pPr>
+          <w:lang w:val="en-US" w:eastAsia="ru-RU"/>
+        </w:rPr>
+      </w:pPr>
+      <w:bookmarkStart w:id="71" w:name="_GoBack"/>
+      <w:bookmarkEnd w:id="71"/>
     </w:p>
     <w:p>
       <w:pPr>
@@ -27652,7 +27506,7 @@
           <w:rPr>
             <w:noProof/>
           </w:rPr>
-          <w:t>44</w:t>
+          <w:t>45</w:t>
         </w:r>
         <w:r>
           <w:fldChar w:fldCharType="end"/>
@@ -31528,7 +31382,7 @@
 </file>
 
 <file path=customXml/itemProps1.xml><?xml version="1.0" encoding="utf-8"?>
-<ds:datastoreItem xmlns:ds="http://schemas.openxmlformats.org/officeDocument/2006/customXml" ds:itemID="{10A04E2D-E2CC-4EFC-B49F-B6E60B8763E5}">
+<ds:datastoreItem xmlns:ds="http://schemas.openxmlformats.org/officeDocument/2006/customXml" ds:itemID="{CC81A18F-D0B2-44EB-ADC6-F12EF791AC12}">
   <ds:schemaRefs>
     <ds:schemaRef ds:uri="http://schemas.openxmlformats.org/officeDocument/2006/bibliography"/>
   </ds:schemaRefs>

--- a/документация/Отчет.docx
+++ b/документация/Отчет.docx
@@ -26953,11 +26953,9 @@
           <w:rFonts w:ascii="Times New Roman" w:eastAsia="Times New Roman" w:hAnsi="Times New Roman" w:cs="Times New Roman"/>
           <w:sz w:val="28"/>
           <w:szCs w:val="28"/>
-          <w:lang w:val="en-US" w:eastAsia="ru-RU"/>
-        </w:rPr>
-      </w:pPr>
-      <w:bookmarkStart w:id="71" w:name="_GoBack"/>
-      <w:bookmarkEnd w:id="71"/>
+          <w:lang w:eastAsia="ru-RU"/>
+        </w:rPr>
+      </w:pPr>
     </w:p>
     <w:p>
       <w:pPr>
@@ -27006,8 +27004,8 @@
           <w:lang w:eastAsia="ru-RU"/>
         </w:rPr>
       </w:pPr>
-      <w:bookmarkStart w:id="72" w:name="_Toc229829472"/>
-      <w:bookmarkStart w:id="73" w:name="_Toc229835797"/>
+      <w:bookmarkStart w:id="71" w:name="_Toc229829472"/>
+      <w:bookmarkStart w:id="72" w:name="_Toc229835797"/>
       <w:r>
         <w:rPr>
           <w:rFonts w:eastAsia="Times New Roman"/>
@@ -27017,8 +27015,8 @@
         <w:lastRenderedPageBreak/>
         <w:t>Тестирование</w:t>
       </w:r>
+      <w:bookmarkEnd w:id="71"/>
       <w:bookmarkEnd w:id="72"/>
-      <w:bookmarkEnd w:id="73"/>
     </w:p>
     <w:p>
       <w:pPr>
@@ -27133,8 +27131,8 @@
           <w:lang w:eastAsia="ru-RU"/>
         </w:rPr>
       </w:pPr>
-      <w:bookmarkStart w:id="74" w:name="_Toc229829473"/>
-      <w:bookmarkStart w:id="75" w:name="_Toc229835798"/>
+      <w:bookmarkStart w:id="73" w:name="_Toc229829473"/>
+      <w:bookmarkStart w:id="74" w:name="_Toc229835798"/>
       <w:r>
         <w:rPr>
           <w:rFonts w:eastAsia="Times New Roman"/>
@@ -27144,8 +27142,327 @@
         <w:lastRenderedPageBreak/>
         <w:t>Описание организации реализации проекта</w:t>
       </w:r>
+      <w:bookmarkEnd w:id="73"/>
       <w:bookmarkEnd w:id="74"/>
+    </w:p>
+    <w:p>
+      <w:pPr>
+        <w:spacing w:after="100" w:afterAutospacing="1" w:line="360" w:lineRule="auto"/>
+        <w:ind w:firstLine="709"/>
+        <w:contextualSpacing/>
+        <w:jc w:val="both"/>
+        <w:rPr>
+          <w:rFonts w:ascii="Times New Roman" w:eastAsia="Times New Roman" w:hAnsi="Times New Roman" w:cs="Times New Roman"/>
+          <w:sz w:val="28"/>
+          <w:szCs w:val="28"/>
+          <w:lang w:eastAsia="ru-RU"/>
+        </w:rPr>
+      </w:pPr>
+      <w:r>
+        <w:rPr>
+          <w:rFonts w:ascii="Times New Roman" w:eastAsia="Times New Roman" w:hAnsi="Times New Roman" w:cs="Times New Roman"/>
+          <w:sz w:val="28"/>
+          <w:szCs w:val="28"/>
+          <w:lang w:eastAsia="ru-RU"/>
+        </w:rPr>
+        <w:t>Для успешного проектирования продукта, на протяжении всего цикла проектирования, реализации и тестирования были использованы следующие вспомогательные инструменты:</w:t>
+      </w:r>
+    </w:p>
+    <w:p>
+      <w:pPr>
+        <w:pStyle w:val="aa"/>
+        <w:numPr>
+          <w:ilvl w:val="0"/>
+          <w:numId w:val="26"/>
+        </w:numPr>
+        <w:spacing w:after="100" w:afterAutospacing="1" w:line="360" w:lineRule="auto"/>
+        <w:ind w:left="0" w:firstLine="709"/>
+        <w:jc w:val="both"/>
+        <w:rPr>
+          <w:rFonts w:ascii="Times New Roman" w:eastAsia="Times New Roman" w:hAnsi="Times New Roman" w:cs="Times New Roman"/>
+          <w:sz w:val="28"/>
+          <w:szCs w:val="28"/>
+          <w:lang w:eastAsia="ru-RU"/>
+        </w:rPr>
+      </w:pPr>
+      <w:r>
+        <w:rPr>
+          <w:rFonts w:ascii="Times New Roman" w:eastAsia="Times New Roman" w:hAnsi="Times New Roman" w:cs="Times New Roman"/>
+          <w:sz w:val="28"/>
+          <w:szCs w:val="28"/>
+          <w:lang w:eastAsia="ru-RU"/>
+        </w:rPr>
+        <w:t xml:space="preserve">Система контроля версий </w:t>
+      </w:r>
+      <w:r>
+        <w:rPr>
+          <w:rFonts w:ascii="Times New Roman" w:eastAsia="Times New Roman" w:hAnsi="Times New Roman" w:cs="Times New Roman"/>
+          <w:sz w:val="28"/>
+          <w:szCs w:val="28"/>
+          <w:lang w:val="en-US" w:eastAsia="ru-RU"/>
+        </w:rPr>
+        <w:t>GitHub</w:t>
+      </w:r>
+      <w:r>
+        <w:rPr>
+          <w:rFonts w:ascii="Times New Roman" w:eastAsia="Times New Roman" w:hAnsi="Times New Roman" w:cs="Times New Roman"/>
+          <w:sz w:val="28"/>
+          <w:szCs w:val="28"/>
+          <w:lang w:eastAsia="ru-RU"/>
+        </w:rPr>
+        <w:t xml:space="preserve"> </w:t>
+      </w:r>
+      <w:r>
+        <w:rPr>
+          <w:rFonts w:ascii="Times New Roman" w:eastAsia="Times New Roman" w:hAnsi="Times New Roman" w:cs="Times New Roman"/>
+          <w:sz w:val="28"/>
+          <w:szCs w:val="28"/>
+          <w:lang w:eastAsia="ru-RU"/>
+        </w:rPr>
+        <w:t xml:space="preserve">и </w:t>
+      </w:r>
+      <w:r>
+        <w:rPr>
+          <w:rFonts w:ascii="Times New Roman" w:eastAsia="Times New Roman" w:hAnsi="Times New Roman" w:cs="Times New Roman"/>
+          <w:sz w:val="28"/>
+          <w:szCs w:val="28"/>
+          <w:lang w:val="en-US" w:eastAsia="ru-RU"/>
+        </w:rPr>
+        <w:t>GitLab</w:t>
+      </w:r>
+      <w:r>
+        <w:rPr>
+          <w:rFonts w:ascii="Times New Roman" w:eastAsia="Times New Roman" w:hAnsi="Times New Roman" w:cs="Times New Roman"/>
+          <w:sz w:val="28"/>
+          <w:szCs w:val="28"/>
+          <w:lang w:eastAsia="ru-RU"/>
+        </w:rPr>
+        <w:t>.</w:t>
+      </w:r>
+    </w:p>
+    <w:p>
+      <w:pPr>
+        <w:spacing w:after="100" w:afterAutospacing="1" w:line="360" w:lineRule="auto"/>
+        <w:ind w:firstLine="709"/>
+        <w:contextualSpacing/>
+        <w:jc w:val="both"/>
+        <w:rPr>
+          <w:rFonts w:ascii="Times New Roman" w:eastAsia="Times New Roman" w:hAnsi="Times New Roman" w:cs="Times New Roman"/>
+          <w:sz w:val="28"/>
+          <w:szCs w:val="28"/>
+          <w:lang w:eastAsia="ru-RU"/>
+        </w:rPr>
+      </w:pPr>
+      <w:r>
+        <w:rPr>
+          <w:rFonts w:ascii="Times New Roman" w:eastAsia="Times New Roman" w:hAnsi="Times New Roman" w:cs="Times New Roman"/>
+          <w:sz w:val="28"/>
+          <w:szCs w:val="28"/>
+          <w:lang w:eastAsia="ru-RU"/>
+        </w:rPr>
+        <w:t>Весь процесс разработки системы отслеживался в системе контроля версий, который упрощал разработку и отслеживание изменений в продукте.</w:t>
+      </w:r>
+    </w:p>
+    <w:p>
+      <w:pPr>
+        <w:spacing w:after="100" w:afterAutospacing="1" w:line="360" w:lineRule="auto"/>
+        <w:ind w:firstLine="709"/>
+        <w:contextualSpacing/>
+        <w:jc w:val="both"/>
+        <w:rPr>
+          <w:rFonts w:ascii="Times New Roman" w:eastAsia="Times New Roman" w:hAnsi="Times New Roman" w:cs="Times New Roman"/>
+          <w:sz w:val="28"/>
+          <w:szCs w:val="28"/>
+          <w:lang w:eastAsia="ru-RU"/>
+        </w:rPr>
+      </w:pPr>
+      <w:r>
+        <w:rPr>
+          <w:rFonts w:ascii="Times New Roman" w:eastAsia="Times New Roman" w:hAnsi="Times New Roman" w:cs="Times New Roman"/>
+          <w:sz w:val="28"/>
+          <w:szCs w:val="28"/>
+          <w:lang w:eastAsia="ru-RU"/>
+        </w:rPr>
+        <w:t xml:space="preserve">Для более удобного отслеживания изменений было создано несколько тематических веток, а именно: </w:t>
+      </w:r>
+      <w:r>
+        <w:rPr>
+          <w:rFonts w:ascii="Times New Roman" w:eastAsia="Times New Roman" w:hAnsi="Times New Roman" w:cs="Times New Roman"/>
+          <w:sz w:val="28"/>
+          <w:szCs w:val="28"/>
+          <w:lang w:val="en-US" w:eastAsia="ru-RU"/>
+        </w:rPr>
+        <w:t>develop</w:t>
+      </w:r>
+      <w:r>
+        <w:rPr>
+          <w:rFonts w:ascii="Times New Roman" w:eastAsia="Times New Roman" w:hAnsi="Times New Roman" w:cs="Times New Roman"/>
+          <w:sz w:val="28"/>
+          <w:szCs w:val="28"/>
+          <w:lang w:eastAsia="ru-RU"/>
+        </w:rPr>
+        <w:t xml:space="preserve"> (</w:t>
+      </w:r>
+      <w:r>
+        <w:rPr>
+          <w:rFonts w:ascii="Times New Roman" w:eastAsia="Times New Roman" w:hAnsi="Times New Roman" w:cs="Times New Roman"/>
+          <w:sz w:val="28"/>
+          <w:szCs w:val="28"/>
+          <w:lang w:eastAsia="ru-RU"/>
+        </w:rPr>
+        <w:t>непосредственная разработка самого продукта</w:t>
+      </w:r>
+      <w:r>
+        <w:rPr>
+          <w:rFonts w:ascii="Times New Roman" w:eastAsia="Times New Roman" w:hAnsi="Times New Roman" w:cs="Times New Roman"/>
+          <w:sz w:val="28"/>
+          <w:szCs w:val="28"/>
+          <w:lang w:eastAsia="ru-RU"/>
+        </w:rPr>
+        <w:t>)</w:t>
+      </w:r>
+      <w:r>
+        <w:rPr>
+          <w:rFonts w:ascii="Times New Roman" w:eastAsia="Times New Roman" w:hAnsi="Times New Roman" w:cs="Times New Roman"/>
+          <w:sz w:val="28"/>
+          <w:szCs w:val="28"/>
+          <w:lang w:eastAsia="ru-RU"/>
+        </w:rPr>
+        <w:t xml:space="preserve">, </w:t>
+      </w:r>
+      <w:r>
+        <w:rPr>
+          <w:rFonts w:ascii="Times New Roman" w:eastAsia="Times New Roman" w:hAnsi="Times New Roman" w:cs="Times New Roman"/>
+          <w:sz w:val="28"/>
+          <w:szCs w:val="28"/>
+          <w:lang w:val="en-US" w:eastAsia="ru-RU"/>
+        </w:rPr>
+        <w:t>testing</w:t>
+      </w:r>
+      <w:r>
+        <w:rPr>
+          <w:rFonts w:ascii="Times New Roman" w:eastAsia="Times New Roman" w:hAnsi="Times New Roman" w:cs="Times New Roman"/>
+          <w:sz w:val="28"/>
+          <w:szCs w:val="28"/>
+          <w:lang w:eastAsia="ru-RU"/>
+        </w:rPr>
+        <w:t xml:space="preserve"> (</w:t>
+      </w:r>
+      <w:r>
+        <w:rPr>
+          <w:rFonts w:ascii="Times New Roman" w:eastAsia="Times New Roman" w:hAnsi="Times New Roman" w:cs="Times New Roman"/>
+          <w:sz w:val="28"/>
+          <w:szCs w:val="28"/>
+          <w:lang w:eastAsia="ru-RU"/>
+        </w:rPr>
+        <w:t>реализация юнит-тестирования и тестирования продукта в целом</w:t>
+      </w:r>
+      <w:r>
+        <w:rPr>
+          <w:rFonts w:ascii="Times New Roman" w:eastAsia="Times New Roman" w:hAnsi="Times New Roman" w:cs="Times New Roman"/>
+          <w:sz w:val="28"/>
+          <w:szCs w:val="28"/>
+          <w:lang w:eastAsia="ru-RU"/>
+        </w:rPr>
+        <w:t>)</w:t>
+      </w:r>
+      <w:r>
+        <w:rPr>
+          <w:rFonts w:ascii="Times New Roman" w:eastAsia="Times New Roman" w:hAnsi="Times New Roman" w:cs="Times New Roman"/>
+          <w:sz w:val="28"/>
+          <w:szCs w:val="28"/>
+          <w:lang w:eastAsia="ru-RU"/>
+        </w:rPr>
+        <w:t xml:space="preserve">, </w:t>
+      </w:r>
+      <w:r>
+        <w:rPr>
+          <w:rFonts w:ascii="Times New Roman" w:eastAsia="Times New Roman" w:hAnsi="Times New Roman" w:cs="Times New Roman"/>
+          <w:sz w:val="28"/>
+          <w:szCs w:val="28"/>
+          <w:lang w:val="en-US" w:eastAsia="ru-RU"/>
+        </w:rPr>
+        <w:t>main</w:t>
+      </w:r>
+      <w:r>
+        <w:rPr>
+          <w:rFonts w:ascii="Times New Roman" w:eastAsia="Times New Roman" w:hAnsi="Times New Roman" w:cs="Times New Roman"/>
+          <w:sz w:val="28"/>
+          <w:szCs w:val="28"/>
+          <w:lang w:eastAsia="ru-RU"/>
+        </w:rPr>
+        <w:t xml:space="preserve"> </w:t>
+      </w:r>
+      <w:r>
+        <w:rPr>
+          <w:rFonts w:ascii="Times New Roman" w:eastAsia="Times New Roman" w:hAnsi="Times New Roman" w:cs="Times New Roman"/>
+          <w:sz w:val="28"/>
+          <w:szCs w:val="28"/>
+          <w:lang w:eastAsia="ru-RU"/>
+        </w:rPr>
+        <w:t>(</w:t>
+      </w:r>
+      <w:r>
+        <w:rPr>
+          <w:rFonts w:ascii="Times New Roman" w:eastAsia="Times New Roman" w:hAnsi="Times New Roman" w:cs="Times New Roman"/>
+          <w:sz w:val="28"/>
+          <w:szCs w:val="28"/>
+          <w:lang w:eastAsia="ru-RU"/>
+        </w:rPr>
+        <w:t>основная ветка для реализации готовых версий продукта</w:t>
+      </w:r>
+      <w:r>
+        <w:rPr>
+          <w:rFonts w:ascii="Times New Roman" w:eastAsia="Times New Roman" w:hAnsi="Times New Roman" w:cs="Times New Roman"/>
+          <w:sz w:val="28"/>
+          <w:szCs w:val="28"/>
+          <w:lang w:eastAsia="ru-RU"/>
+        </w:rPr>
+        <w:t>)</w:t>
+      </w:r>
+      <w:r>
+        <w:rPr>
+          <w:rFonts w:ascii="Times New Roman" w:eastAsia="Times New Roman" w:hAnsi="Times New Roman" w:cs="Times New Roman"/>
+          <w:sz w:val="28"/>
+          <w:szCs w:val="28"/>
+          <w:lang w:eastAsia="ru-RU"/>
+        </w:rPr>
+        <w:t>.</w:t>
+      </w:r>
+    </w:p>
+    <w:p>
+      <w:pPr>
+        <w:spacing w:after="100" w:afterAutospacing="1" w:line="360" w:lineRule="auto"/>
+        <w:ind w:firstLine="709"/>
+        <w:contextualSpacing/>
+        <w:jc w:val="both"/>
+        <w:rPr>
+          <w:rFonts w:ascii="Times New Roman" w:eastAsia="Times New Roman" w:hAnsi="Times New Roman" w:cs="Times New Roman"/>
+          <w:sz w:val="28"/>
+          <w:szCs w:val="28"/>
+          <w:lang w:eastAsia="ru-RU"/>
+        </w:rPr>
+      </w:pPr>
+      <w:r>
+        <w:rPr>
+          <w:rFonts w:ascii="Times New Roman" w:eastAsia="Times New Roman" w:hAnsi="Times New Roman" w:cs="Times New Roman"/>
+          <w:sz w:val="28"/>
+          <w:szCs w:val="28"/>
+          <w:lang w:eastAsia="ru-RU"/>
+        </w:rPr>
+        <w:t>На первых этапах разработки продукта (а именно разработка общей документации и проектирование модулей) все из</w:t>
+      </w:r>
+      <w:bookmarkStart w:id="75" w:name="_GoBack"/>
       <w:bookmarkEnd w:id="75"/>
+      <w:r>
+        <w:rPr>
+          <w:rFonts w:ascii="Times New Roman" w:eastAsia="Times New Roman" w:hAnsi="Times New Roman" w:cs="Times New Roman"/>
+          <w:sz w:val="28"/>
+          <w:szCs w:val="28"/>
+          <w:lang w:eastAsia="ru-RU"/>
+        </w:rPr>
+        <w:t>менения фиксировались в основной ветке. При переходе на этап реализации продукта, в соответствии с разработанной документацией, все изменения фиксировались соответственно на ветке разработки.</w:t>
+      </w:r>
     </w:p>
     <w:p>
       <w:pPr>
@@ -27165,23 +27482,573 @@
           <w:rFonts w:ascii="Times New Roman" w:eastAsia="Times New Roman" w:hAnsi="Times New Roman" w:cs="Times New Roman"/>
           <w:sz w:val="28"/>
           <w:szCs w:val="28"/>
-          <w:highlight w:val="yellow"/>
-          <w:lang w:eastAsia="ru-RU"/>
-        </w:rPr>
-        <w:t xml:space="preserve">Про </w:t>
-      </w:r>
+          <w:lang w:eastAsia="ru-RU"/>
+        </w:rPr>
+        <w:t>После успешной разработки, версия продукта переходила на ветку для тестирования, на которой реализовывалось юнит-тестирование и ручное тестирование. Весь процесс сопровождается тестовой документацией, изменения в которой фиксируется на этой же ветке.</w:t>
+      </w:r>
+    </w:p>
+    <w:p>
+      <w:pPr>
+        <w:spacing w:after="100" w:afterAutospacing="1" w:line="360" w:lineRule="auto"/>
+        <w:ind w:firstLine="709"/>
+        <w:contextualSpacing/>
+        <w:jc w:val="both"/>
+        <w:rPr>
+          <w:rFonts w:ascii="Times New Roman" w:eastAsia="Times New Roman" w:hAnsi="Times New Roman" w:cs="Times New Roman"/>
+          <w:sz w:val="28"/>
+          <w:szCs w:val="28"/>
+          <w:lang w:eastAsia="ru-RU"/>
+        </w:rPr>
+      </w:pPr>
+      <w:r>
+        <w:rPr>
+          <w:rFonts w:ascii="Times New Roman" w:eastAsia="Times New Roman" w:hAnsi="Times New Roman" w:cs="Times New Roman"/>
+          <w:sz w:val="28"/>
+          <w:szCs w:val="28"/>
+          <w:lang w:eastAsia="ru-RU"/>
+        </w:rPr>
+        <w:t xml:space="preserve">После успешного тестирования версия продукта переходит на главную ветку продукта. </w:t>
+      </w:r>
+    </w:p>
+    <w:p>
+      <w:pPr>
+        <w:spacing w:after="100" w:afterAutospacing="1" w:line="360" w:lineRule="auto"/>
+        <w:ind w:firstLine="709"/>
+        <w:contextualSpacing/>
+        <w:jc w:val="both"/>
+        <w:rPr>
+          <w:rFonts w:ascii="Times New Roman" w:eastAsia="Times New Roman" w:hAnsi="Times New Roman" w:cs="Times New Roman"/>
+          <w:sz w:val="28"/>
+          <w:szCs w:val="28"/>
+          <w:lang w:eastAsia="ru-RU"/>
+        </w:rPr>
+      </w:pPr>
+      <w:r>
+        <w:rPr>
+          <w:rFonts w:ascii="Times New Roman" w:eastAsia="Times New Roman" w:hAnsi="Times New Roman" w:cs="Times New Roman"/>
+          <w:sz w:val="28"/>
+          <w:szCs w:val="28"/>
+          <w:lang w:eastAsia="ru-RU"/>
+        </w:rPr>
+        <w:t>В случае неудовлетворительного тестирования, продукт возвращался на ветку разработки и дорабатывался.</w:t>
+      </w:r>
+    </w:p>
+    <w:p>
+      <w:pPr>
+        <w:pStyle w:val="aa"/>
+        <w:numPr>
+          <w:ilvl w:val="0"/>
+          <w:numId w:val="26"/>
+        </w:numPr>
+        <w:spacing w:after="100" w:afterAutospacing="1" w:line="360" w:lineRule="auto"/>
+        <w:jc w:val="both"/>
+        <w:rPr>
+          <w:rFonts w:ascii="Times New Roman" w:eastAsia="Times New Roman" w:hAnsi="Times New Roman" w:cs="Times New Roman"/>
+          <w:sz w:val="28"/>
+          <w:szCs w:val="28"/>
+          <w:lang w:eastAsia="ru-RU"/>
+        </w:rPr>
+      </w:pPr>
       <w:proofErr w:type="spellStart"/>
       <w:r>
         <w:rPr>
           <w:rFonts w:ascii="Times New Roman" w:eastAsia="Times New Roman" w:hAnsi="Times New Roman" w:cs="Times New Roman"/>
           <w:sz w:val="28"/>
           <w:szCs w:val="28"/>
-          <w:highlight w:val="yellow"/>
+          <w:lang w:eastAsia="ru-RU"/>
+        </w:rPr>
+        <w:t>Канбан</w:t>
+      </w:r>
+      <w:proofErr w:type="spellEnd"/>
+      <w:r>
+        <w:rPr>
+          <w:rFonts w:ascii="Times New Roman" w:eastAsia="Times New Roman" w:hAnsi="Times New Roman" w:cs="Times New Roman"/>
+          <w:sz w:val="28"/>
+          <w:szCs w:val="28"/>
+          <w:lang w:eastAsia="ru-RU"/>
+        </w:rPr>
+        <w:t xml:space="preserve"> доска (</w:t>
+      </w:r>
+      <w:r>
+        <w:rPr>
+          <w:rFonts w:ascii="Times New Roman" w:eastAsia="Times New Roman" w:hAnsi="Times New Roman" w:cs="Times New Roman"/>
+          <w:sz w:val="28"/>
+          <w:szCs w:val="28"/>
+          <w:lang w:val="en-US" w:eastAsia="ru-RU"/>
+        </w:rPr>
+        <w:t>Yozhka</w:t>
+      </w:r>
+      <w:r>
+        <w:rPr>
+          <w:rFonts w:ascii="Times New Roman" w:eastAsia="Times New Roman" w:hAnsi="Times New Roman" w:cs="Times New Roman"/>
+          <w:sz w:val="28"/>
+          <w:szCs w:val="28"/>
+          <w:lang w:eastAsia="ru-RU"/>
+        </w:rPr>
+        <w:t>).</w:t>
+      </w:r>
+    </w:p>
+    <w:p>
+      <w:pPr>
+        <w:spacing w:after="100" w:afterAutospacing="1" w:line="360" w:lineRule="auto"/>
+        <w:ind w:firstLine="709"/>
+        <w:contextualSpacing/>
+        <w:jc w:val="both"/>
+        <w:rPr>
+          <w:rFonts w:ascii="Times New Roman" w:eastAsia="Times New Roman" w:hAnsi="Times New Roman" w:cs="Times New Roman"/>
+          <w:sz w:val="28"/>
+          <w:szCs w:val="28"/>
+          <w:lang w:eastAsia="ru-RU"/>
+        </w:rPr>
+      </w:pPr>
+      <w:r>
+        <w:rPr>
+          <w:rFonts w:ascii="Times New Roman" w:eastAsia="Times New Roman" w:hAnsi="Times New Roman" w:cs="Times New Roman"/>
+          <w:sz w:val="28"/>
+          <w:szCs w:val="28"/>
+          <w:lang w:eastAsia="ru-RU"/>
+        </w:rPr>
+        <w:t xml:space="preserve">Так же для более удобного процесса разработки продукта была организована </w:t>
+      </w:r>
+      <w:proofErr w:type="spellStart"/>
+      <w:r>
+        <w:rPr>
+          <w:rFonts w:ascii="Times New Roman" w:eastAsia="Times New Roman" w:hAnsi="Times New Roman" w:cs="Times New Roman"/>
+          <w:sz w:val="28"/>
+          <w:szCs w:val="28"/>
+          <w:lang w:eastAsia="ru-RU"/>
+        </w:rPr>
+        <w:t>Канбан</w:t>
+      </w:r>
+      <w:proofErr w:type="spellEnd"/>
+      <w:r>
+        <w:rPr>
+          <w:rFonts w:ascii="Times New Roman" w:eastAsia="Times New Roman" w:hAnsi="Times New Roman" w:cs="Times New Roman"/>
+          <w:sz w:val="28"/>
+          <w:szCs w:val="28"/>
+          <w:lang w:eastAsia="ru-RU"/>
+        </w:rPr>
+        <w:t xml:space="preserve"> доска на основе сервиса </w:t>
+      </w:r>
+      <w:r>
+        <w:rPr>
+          <w:rFonts w:ascii="Times New Roman" w:eastAsia="Times New Roman" w:hAnsi="Times New Roman" w:cs="Times New Roman"/>
+          <w:sz w:val="28"/>
+          <w:szCs w:val="28"/>
+          <w:lang w:val="en-US" w:eastAsia="ru-RU"/>
+        </w:rPr>
+        <w:t>Yozhka</w:t>
+      </w:r>
+      <w:r>
+        <w:rPr>
+          <w:rFonts w:ascii="Times New Roman" w:eastAsia="Times New Roman" w:hAnsi="Times New Roman" w:cs="Times New Roman"/>
+          <w:sz w:val="28"/>
+          <w:szCs w:val="28"/>
+          <w:lang w:eastAsia="ru-RU"/>
+        </w:rPr>
+        <w:t>.</w:t>
+      </w:r>
+    </w:p>
+    <w:p>
+      <w:pPr>
+        <w:spacing w:after="100" w:afterAutospacing="1" w:line="360" w:lineRule="auto"/>
+        <w:ind w:firstLine="709"/>
+        <w:contextualSpacing/>
+        <w:jc w:val="both"/>
+        <w:rPr>
+          <w:rFonts w:ascii="Times New Roman" w:eastAsia="Times New Roman" w:hAnsi="Times New Roman" w:cs="Times New Roman"/>
+          <w:sz w:val="28"/>
+          <w:szCs w:val="28"/>
+          <w:lang w:eastAsia="ru-RU"/>
+        </w:rPr>
+      </w:pPr>
+      <w:proofErr w:type="spellStart"/>
+      <w:r>
+        <w:rPr>
+          <w:rFonts w:ascii="Times New Roman" w:eastAsia="Times New Roman" w:hAnsi="Times New Roman" w:cs="Times New Roman"/>
+          <w:sz w:val="28"/>
+          <w:szCs w:val="28"/>
+          <w:lang w:eastAsia="ru-RU"/>
+        </w:rPr>
+        <w:lastRenderedPageBreak/>
+        <w:t>Канбан</w:t>
+      </w:r>
+      <w:proofErr w:type="spellEnd"/>
+      <w:r>
+        <w:rPr>
+          <w:rFonts w:ascii="Times New Roman" w:eastAsia="Times New Roman" w:hAnsi="Times New Roman" w:cs="Times New Roman"/>
+          <w:sz w:val="28"/>
+          <w:szCs w:val="28"/>
+          <w:lang w:eastAsia="ru-RU"/>
+        </w:rPr>
+        <w:t xml:space="preserve">-доска </w:t>
+      </w:r>
+      <w:r>
+        <w:rPr>
+          <w:rFonts w:ascii="Times New Roman" w:eastAsia="Times New Roman" w:hAnsi="Times New Roman" w:cs="Times New Roman"/>
+          <w:sz w:val="28"/>
+          <w:szCs w:val="28"/>
+          <w:lang w:eastAsia="ru-RU"/>
+        </w:rPr>
+        <w:t>-</w:t>
+      </w:r>
+      <w:r>
+        <w:rPr>
+          <w:rFonts w:ascii="Times New Roman" w:eastAsia="Times New Roman" w:hAnsi="Times New Roman" w:cs="Times New Roman"/>
+          <w:sz w:val="28"/>
+          <w:szCs w:val="28"/>
+          <w:lang w:eastAsia="ru-RU"/>
+        </w:rPr>
+        <w:t xml:space="preserve"> термин, который означает визуальное представление рабочего процесса в системе </w:t>
+      </w:r>
+      <w:proofErr w:type="spellStart"/>
+      <w:r>
+        <w:rPr>
+          <w:rFonts w:ascii="Times New Roman" w:eastAsia="Times New Roman" w:hAnsi="Times New Roman" w:cs="Times New Roman"/>
+          <w:sz w:val="28"/>
+          <w:szCs w:val="28"/>
+          <w:lang w:eastAsia="ru-RU"/>
+        </w:rPr>
+        <w:t>Kanban</w:t>
+      </w:r>
+      <w:proofErr w:type="spellEnd"/>
+      <w:r>
+        <w:rPr>
+          <w:rFonts w:ascii="Times New Roman" w:eastAsia="Times New Roman" w:hAnsi="Times New Roman" w:cs="Times New Roman"/>
+          <w:sz w:val="28"/>
+          <w:szCs w:val="28"/>
+          <w:lang w:eastAsia="ru-RU"/>
+        </w:rPr>
+        <w:t>. Это инструмент визуального управления задачами, который помогает организовать рабочий процесс и контролировать выполнение задач на каждом этапе</w:t>
+      </w:r>
+      <w:r>
+        <w:rPr>
+          <w:rFonts w:ascii="Times New Roman" w:eastAsia="Times New Roman" w:hAnsi="Times New Roman" w:cs="Times New Roman"/>
+          <w:sz w:val="28"/>
+          <w:szCs w:val="28"/>
+          <w:lang w:eastAsia="ru-RU"/>
+        </w:rPr>
+        <w:t>.</w:t>
+      </w:r>
+    </w:p>
+    <w:p>
+      <w:pPr>
+        <w:spacing w:after="100" w:afterAutospacing="1" w:line="360" w:lineRule="auto"/>
+        <w:ind w:firstLine="709"/>
+        <w:contextualSpacing/>
+        <w:jc w:val="both"/>
+        <w:rPr>
+          <w:rFonts w:ascii="Times New Roman" w:eastAsia="Times New Roman" w:hAnsi="Times New Roman" w:cs="Times New Roman"/>
+          <w:sz w:val="28"/>
+          <w:szCs w:val="28"/>
+          <w:lang w:eastAsia="ru-RU"/>
+        </w:rPr>
+      </w:pPr>
+      <w:r>
+        <w:rPr>
+          <w:rFonts w:ascii="Times New Roman" w:eastAsia="Times New Roman" w:hAnsi="Times New Roman" w:cs="Times New Roman"/>
+          <w:sz w:val="28"/>
+          <w:szCs w:val="28"/>
+          <w:lang w:eastAsia="ru-RU"/>
+        </w:rPr>
+        <w:t xml:space="preserve">Задачи на </w:t>
+      </w:r>
+      <w:proofErr w:type="spellStart"/>
+      <w:r>
+        <w:rPr>
+          <w:rFonts w:ascii="Times New Roman" w:eastAsia="Times New Roman" w:hAnsi="Times New Roman" w:cs="Times New Roman"/>
+          <w:sz w:val="28"/>
+          <w:szCs w:val="28"/>
           <w:lang w:eastAsia="ru-RU"/>
         </w:rPr>
         <w:t>канбан</w:t>
       </w:r>
       <w:proofErr w:type="spellEnd"/>
+      <w:r>
+        <w:rPr>
+          <w:rFonts w:ascii="Times New Roman" w:eastAsia="Times New Roman" w:hAnsi="Times New Roman" w:cs="Times New Roman"/>
+          <w:sz w:val="28"/>
+          <w:szCs w:val="28"/>
+          <w:lang w:eastAsia="ru-RU"/>
+        </w:rPr>
+        <w:t xml:space="preserve"> доске были составлены в соответствии с целями проекта и его задачами. Так же для каждой задачи присвоены тематические тэги, которые помогают визуально отделять задачи по темам.</w:t>
+      </w:r>
+    </w:p>
+    <w:p>
+      <w:pPr>
+        <w:spacing w:after="100" w:afterAutospacing="1" w:line="360" w:lineRule="auto"/>
+        <w:ind w:firstLine="709"/>
+        <w:contextualSpacing/>
+        <w:jc w:val="both"/>
+        <w:rPr>
+          <w:rFonts w:ascii="Times New Roman" w:eastAsia="Times New Roman" w:hAnsi="Times New Roman" w:cs="Times New Roman"/>
+          <w:sz w:val="28"/>
+          <w:szCs w:val="28"/>
+          <w:lang w:eastAsia="ru-RU"/>
+        </w:rPr>
+      </w:pPr>
+      <w:r>
+        <w:rPr>
+          <w:rFonts w:ascii="Times New Roman" w:eastAsia="Times New Roman" w:hAnsi="Times New Roman" w:cs="Times New Roman"/>
+          <w:sz w:val="28"/>
+          <w:szCs w:val="28"/>
+          <w:lang w:eastAsia="ru-RU"/>
+        </w:rPr>
+        <w:t>Весь прогресс проекта постоянно фиксировался на доске.</w:t>
+      </w:r>
+    </w:p>
+    <w:p>
+      <w:pPr>
+        <w:spacing w:after="100" w:afterAutospacing="1" w:line="360" w:lineRule="auto"/>
+        <w:ind w:firstLine="709"/>
+        <w:contextualSpacing/>
+        <w:jc w:val="center"/>
+        <w:rPr>
+          <w:rFonts w:ascii="Times New Roman" w:eastAsia="Times New Roman" w:hAnsi="Times New Roman" w:cs="Times New Roman"/>
+          <w:sz w:val="28"/>
+          <w:szCs w:val="28"/>
+          <w:lang w:eastAsia="ru-RU"/>
+        </w:rPr>
+      </w:pPr>
+      <w:r>
+        <w:rPr>
+          <w:rFonts w:ascii="Times New Roman" w:eastAsia="Times New Roman" w:hAnsi="Times New Roman" w:cs="Times New Roman"/>
+          <w:noProof/>
+          <w:sz w:val="28"/>
+          <w:szCs w:val="28"/>
+          <w:lang w:eastAsia="ru-RU"/>
+        </w:rPr>
+        <w:drawing>
+          <wp:inline distT="0" distB="0" distL="0" distR="0" wp14:anchorId="2EF96426" wp14:editId="3083D23C">
+            <wp:extent cx="5939790" cy="5770245"/>
+            <wp:effectExtent l="0" t="0" r="3810" b="1905"/>
+            <wp:docPr id="10" name="Рисунок 10"/>
+            <wp:cNvGraphicFramePr>
+              <a:graphicFrameLocks xmlns:a="http://schemas.openxmlformats.org/drawingml/2006/main" noChangeAspect="1"/>
+            </wp:cNvGraphicFramePr>
+            <a:graphic xmlns:a="http://schemas.openxmlformats.org/drawingml/2006/main">
+              <a:graphicData uri="http://schemas.openxmlformats.org/drawingml/2006/picture">
+                <pic:pic xmlns:pic="http://schemas.openxmlformats.org/drawingml/2006/picture">
+                  <pic:nvPicPr>
+                    <pic:cNvPr id="1" name=""/>
+                    <pic:cNvPicPr/>
+                  </pic:nvPicPr>
+                  <pic:blipFill>
+                    <a:blip r:embed="rId14"/>
+                    <a:stretch>
+                      <a:fillRect/>
+                    </a:stretch>
+                  </pic:blipFill>
+                  <pic:spPr>
+                    <a:xfrm>
+                      <a:off x="0" y="0"/>
+                      <a:ext cx="5939790" cy="5770245"/>
+                    </a:xfrm>
+                    <a:prstGeom prst="rect">
+                      <a:avLst/>
+                    </a:prstGeom>
+                  </pic:spPr>
+                </pic:pic>
+              </a:graphicData>
+            </a:graphic>
+          </wp:inline>
+        </w:drawing>
+      </w:r>
+    </w:p>
+    <w:p>
+      <w:pPr>
+        <w:spacing w:after="100" w:afterAutospacing="1" w:line="360" w:lineRule="auto"/>
+        <w:ind w:firstLine="709"/>
+        <w:contextualSpacing/>
+        <w:jc w:val="center"/>
+        <w:rPr>
+          <w:rFonts w:ascii="Times New Roman" w:eastAsia="Times New Roman" w:hAnsi="Times New Roman" w:cs="Times New Roman"/>
+          <w:sz w:val="28"/>
+          <w:szCs w:val="28"/>
+          <w:lang w:eastAsia="ru-RU"/>
+        </w:rPr>
+      </w:pPr>
+      <w:r>
+        <w:rPr>
+          <w:rFonts w:ascii="Times New Roman" w:eastAsia="Times New Roman" w:hAnsi="Times New Roman" w:cs="Times New Roman"/>
+          <w:sz w:val="28"/>
+          <w:szCs w:val="28"/>
+          <w:lang w:eastAsia="ru-RU"/>
+        </w:rPr>
+        <w:t>Рисунок 10 – Состояние доски на 19.05.2026.</w:t>
+      </w:r>
+    </w:p>
+    <w:p>
+      <w:pPr>
+        <w:spacing w:after="100" w:afterAutospacing="1" w:line="360" w:lineRule="auto"/>
+        <w:ind w:firstLine="709"/>
+        <w:contextualSpacing/>
+        <w:jc w:val="both"/>
+        <w:rPr>
+          <w:rFonts w:ascii="Times New Roman" w:eastAsia="Times New Roman" w:hAnsi="Times New Roman" w:cs="Times New Roman"/>
+          <w:sz w:val="28"/>
+          <w:szCs w:val="28"/>
+          <w:lang w:eastAsia="ru-RU"/>
+        </w:rPr>
+      </w:pPr>
+    </w:p>
+    <w:p>
+      <w:pPr>
+        <w:spacing w:after="100" w:afterAutospacing="1" w:line="360" w:lineRule="auto"/>
+        <w:ind w:firstLine="709"/>
+        <w:contextualSpacing/>
+        <w:jc w:val="both"/>
+        <w:rPr>
+          <w:rFonts w:ascii="Times New Roman" w:eastAsia="Times New Roman" w:hAnsi="Times New Roman" w:cs="Times New Roman"/>
+          <w:sz w:val="28"/>
+          <w:szCs w:val="28"/>
+          <w:lang w:eastAsia="ru-RU"/>
+        </w:rPr>
+      </w:pPr>
+    </w:p>
+    <w:p>
+      <w:pPr>
+        <w:spacing w:after="100" w:afterAutospacing="1" w:line="360" w:lineRule="auto"/>
+        <w:ind w:firstLine="709"/>
+        <w:contextualSpacing/>
+        <w:jc w:val="both"/>
+        <w:rPr>
+          <w:rFonts w:ascii="Times New Roman" w:eastAsia="Times New Roman" w:hAnsi="Times New Roman" w:cs="Times New Roman"/>
+          <w:sz w:val="28"/>
+          <w:szCs w:val="28"/>
+          <w:lang w:eastAsia="ru-RU"/>
+        </w:rPr>
+      </w:pPr>
+      <w:r>
+        <w:rPr>
+          <w:rFonts w:ascii="Times New Roman" w:eastAsia="Times New Roman" w:hAnsi="Times New Roman" w:cs="Times New Roman"/>
+          <w:sz w:val="28"/>
+          <w:szCs w:val="28"/>
+          <w:lang w:eastAsia="ru-RU"/>
+        </w:rPr>
+        <w:lastRenderedPageBreak/>
+        <w:t>История изменений одной из задач на доске</w:t>
+      </w:r>
+    </w:p>
+    <w:p>
+      <w:pPr>
+        <w:spacing w:after="100" w:afterAutospacing="1" w:line="360" w:lineRule="auto"/>
+        <w:ind w:firstLine="709"/>
+        <w:contextualSpacing/>
+        <w:jc w:val="center"/>
+        <w:rPr>
+          <w:rFonts w:ascii="Times New Roman" w:eastAsia="Times New Roman" w:hAnsi="Times New Roman" w:cs="Times New Roman"/>
+          <w:sz w:val="28"/>
+          <w:szCs w:val="28"/>
+          <w:lang w:eastAsia="ru-RU"/>
+        </w:rPr>
+      </w:pPr>
+      <w:r>
+        <w:rPr>
+          <w:rFonts w:ascii="Times New Roman" w:eastAsia="Times New Roman" w:hAnsi="Times New Roman" w:cs="Times New Roman"/>
+          <w:noProof/>
+          <w:sz w:val="28"/>
+          <w:szCs w:val="28"/>
+          <w:lang w:eastAsia="ru-RU"/>
+        </w:rPr>
+        <w:drawing>
+          <wp:inline distT="0" distB="0" distL="0" distR="0" wp14:anchorId="4C2505C3" wp14:editId="435AEBFF">
+            <wp:extent cx="5939790" cy="5735320"/>
+            <wp:effectExtent l="0" t="0" r="3810" b="0"/>
+            <wp:docPr id="11" name="Рисунок 11"/>
+            <wp:cNvGraphicFramePr>
+              <a:graphicFrameLocks xmlns:a="http://schemas.openxmlformats.org/drawingml/2006/main" noChangeAspect="1"/>
+            </wp:cNvGraphicFramePr>
+            <a:graphic xmlns:a="http://schemas.openxmlformats.org/drawingml/2006/main">
+              <a:graphicData uri="http://schemas.openxmlformats.org/drawingml/2006/picture">
+                <pic:pic xmlns:pic="http://schemas.openxmlformats.org/drawingml/2006/picture">
+                  <pic:nvPicPr>
+                    <pic:cNvPr id="1" name=""/>
+                    <pic:cNvPicPr/>
+                  </pic:nvPicPr>
+                  <pic:blipFill>
+                    <a:blip r:embed="rId15"/>
+                    <a:stretch>
+                      <a:fillRect/>
+                    </a:stretch>
+                  </pic:blipFill>
+                  <pic:spPr>
+                    <a:xfrm>
+                      <a:off x="0" y="0"/>
+                      <a:ext cx="5939790" cy="5735320"/>
+                    </a:xfrm>
+                    <a:prstGeom prst="rect">
+                      <a:avLst/>
+                    </a:prstGeom>
+                  </pic:spPr>
+                </pic:pic>
+              </a:graphicData>
+            </a:graphic>
+          </wp:inline>
+        </w:drawing>
+      </w:r>
+    </w:p>
+    <w:p>
+      <w:pPr>
+        <w:spacing w:after="100" w:afterAutospacing="1" w:line="360" w:lineRule="auto"/>
+        <w:ind w:firstLine="709"/>
+        <w:contextualSpacing/>
+        <w:jc w:val="center"/>
+        <w:rPr>
+          <w:rFonts w:ascii="Times New Roman" w:eastAsia="Times New Roman" w:hAnsi="Times New Roman" w:cs="Times New Roman"/>
+          <w:sz w:val="28"/>
+          <w:szCs w:val="28"/>
+          <w:lang w:eastAsia="ru-RU"/>
+        </w:rPr>
+      </w:pPr>
+      <w:proofErr w:type="gramStart"/>
+      <w:r>
+        <w:rPr>
+          <w:rFonts w:ascii="Times New Roman" w:eastAsia="Times New Roman" w:hAnsi="Times New Roman" w:cs="Times New Roman"/>
+          <w:sz w:val="28"/>
+          <w:szCs w:val="28"/>
+          <w:lang w:eastAsia="ru-RU"/>
+        </w:rPr>
+        <w:t>Рисунок  -</w:t>
+      </w:r>
+      <w:proofErr w:type="gramEnd"/>
+      <w:r>
+        <w:rPr>
+          <w:rFonts w:ascii="Times New Roman" w:eastAsia="Times New Roman" w:hAnsi="Times New Roman" w:cs="Times New Roman"/>
+          <w:sz w:val="28"/>
+          <w:szCs w:val="28"/>
+          <w:lang w:eastAsia="ru-RU"/>
+        </w:rPr>
+        <w:t xml:space="preserve"> История изменений задачи «Создание общей информации».</w:t>
+      </w:r>
+    </w:p>
+    <w:p>
+      <w:pPr>
+        <w:spacing w:after="100" w:afterAutospacing="1" w:line="360" w:lineRule="auto"/>
+        <w:ind w:firstLine="709"/>
+        <w:contextualSpacing/>
+        <w:jc w:val="both"/>
+        <w:rPr>
+          <w:rFonts w:ascii="Times New Roman" w:eastAsia="Times New Roman" w:hAnsi="Times New Roman" w:cs="Times New Roman"/>
+          <w:sz w:val="28"/>
+          <w:szCs w:val="28"/>
+          <w:lang w:eastAsia="ru-RU"/>
+        </w:rPr>
+      </w:pPr>
+    </w:p>
+    <w:p>
+      <w:pPr>
+        <w:spacing w:after="100" w:afterAutospacing="1" w:line="360" w:lineRule="auto"/>
+        <w:ind w:firstLine="709"/>
+        <w:contextualSpacing/>
+        <w:jc w:val="both"/>
+        <w:rPr>
+          <w:rFonts w:ascii="Times New Roman" w:eastAsia="Times New Roman" w:hAnsi="Times New Roman" w:cs="Times New Roman"/>
+          <w:sz w:val="28"/>
+          <w:szCs w:val="28"/>
+          <w:lang w:eastAsia="ru-RU"/>
+        </w:rPr>
+      </w:pPr>
     </w:p>
     <w:p>
       <w:pPr>
@@ -27440,7 +28307,7 @@
       </w:pPr>
     </w:p>
     <w:sectPr>
-      <w:footerReference w:type="default" r:id="rId14"/>
+      <w:footerReference w:type="default" r:id="rId16"/>
       <w:pgSz w:w="11906" w:h="16838"/>
       <w:pgMar w:top="1134" w:right="851" w:bottom="1134" w:left="1701" w:header="709" w:footer="709" w:gutter="0"/>
       <w:pgNumType w:start="0"/>
@@ -27487,6 +28354,7 @@
         <w:docPartUnique/>
       </w:docPartObj>
     </w:sdtPr>
+    <w:sdtEndPr/>
     <w:sdtContent>
       <w:p>
         <w:pPr>
@@ -27506,7 +28374,7 @@
           <w:rPr>
             <w:noProof/>
           </w:rPr>
-          <w:t>45</w:t>
+          <w:t>49</w:t>
         </w:r>
         <w:r>
           <w:fldChar w:fldCharType="end"/>
@@ -29724,6 +30592,95 @@
     </w:lvl>
   </w:abstractNum>
   <w:abstractNum w:abstractNumId="20" w15:restartNumberingAfterBreak="0">
+    <w:nsid w:val="65430C70"/>
+    <w:multiLevelType w:val="hybridMultilevel"/>
+    <w:tmpl w:val="D9CE40DA"/>
+    <w:lvl w:ilvl="0" w:tplc="63288ACA">
+      <w:start w:val="1"/>
+      <w:numFmt w:val="decimal"/>
+      <w:lvlText w:val="%1."/>
+      <w:lvlJc w:val="left"/>
+      <w:pPr>
+        <w:ind w:left="1069" w:hanging="360"/>
+      </w:pPr>
+      <w:rPr>
+        <w:rFonts w:hint="default"/>
+      </w:rPr>
+    </w:lvl>
+    <w:lvl w:ilvl="1" w:tplc="04190019" w:tentative="1">
+      <w:start w:val="1"/>
+      <w:numFmt w:val="lowerLetter"/>
+      <w:lvlText w:val="%2."/>
+      <w:lvlJc w:val="left"/>
+      <w:pPr>
+        <w:ind w:left="1789" w:hanging="360"/>
+      </w:pPr>
+    </w:lvl>
+    <w:lvl w:ilvl="2" w:tplc="0419001B" w:tentative="1">
+      <w:start w:val="1"/>
+      <w:numFmt w:val="lowerRoman"/>
+      <w:lvlText w:val="%3."/>
+      <w:lvlJc w:val="right"/>
+      <w:pPr>
+        <w:ind w:left="2509" w:hanging="180"/>
+      </w:pPr>
+    </w:lvl>
+    <w:lvl w:ilvl="3" w:tplc="0419000F" w:tentative="1">
+      <w:start w:val="1"/>
+      <w:numFmt w:val="decimal"/>
+      <w:lvlText w:val="%4."/>
+      <w:lvlJc w:val="left"/>
+      <w:pPr>
+        <w:ind w:left="3229" w:hanging="360"/>
+      </w:pPr>
+    </w:lvl>
+    <w:lvl w:ilvl="4" w:tplc="04190019" w:tentative="1">
+      <w:start w:val="1"/>
+      <w:numFmt w:val="lowerLetter"/>
+      <w:lvlText w:val="%5."/>
+      <w:lvlJc w:val="left"/>
+      <w:pPr>
+        <w:ind w:left="3949" w:hanging="360"/>
+      </w:pPr>
+    </w:lvl>
+    <w:lvl w:ilvl="5" w:tplc="0419001B" w:tentative="1">
+      <w:start w:val="1"/>
+      <w:numFmt w:val="lowerRoman"/>
+      <w:lvlText w:val="%6."/>
+      <w:lvlJc w:val="right"/>
+      <w:pPr>
+        <w:ind w:left="4669" w:hanging="180"/>
+      </w:pPr>
+    </w:lvl>
+    <w:lvl w:ilvl="6" w:tplc="0419000F" w:tentative="1">
+      <w:start w:val="1"/>
+      <w:numFmt w:val="decimal"/>
+      <w:lvlText w:val="%7."/>
+      <w:lvlJc w:val="left"/>
+      <w:pPr>
+        <w:ind w:left="5389" w:hanging="360"/>
+      </w:pPr>
+    </w:lvl>
+    <w:lvl w:ilvl="7" w:tplc="04190019" w:tentative="1">
+      <w:start w:val="1"/>
+      <w:numFmt w:val="lowerLetter"/>
+      <w:lvlText w:val="%8."/>
+      <w:lvlJc w:val="left"/>
+      <w:pPr>
+        <w:ind w:left="6109" w:hanging="360"/>
+      </w:pPr>
+    </w:lvl>
+    <w:lvl w:ilvl="8" w:tplc="0419001B" w:tentative="1">
+      <w:start w:val="1"/>
+      <w:numFmt w:val="lowerRoman"/>
+      <w:lvlText w:val="%9."/>
+      <w:lvlJc w:val="right"/>
+      <w:pPr>
+        <w:ind w:left="6829" w:hanging="180"/>
+      </w:pPr>
+    </w:lvl>
+  </w:abstractNum>
+  <w:abstractNum w:abstractNumId="21" w15:restartNumberingAfterBreak="0">
     <w:nsid w:val="67C658B0"/>
     <w:multiLevelType w:val="hybridMultilevel"/>
     <w:tmpl w:val="1BE6BB12"/>
@@ -29835,7 +30792,7 @@
       </w:rPr>
     </w:lvl>
   </w:abstractNum>
-  <w:abstractNum w:abstractNumId="21" w15:restartNumberingAfterBreak="0">
+  <w:abstractNum w:abstractNumId="22" w15:restartNumberingAfterBreak="0">
     <w:nsid w:val="67DB7E98"/>
     <w:multiLevelType w:val="hybridMultilevel"/>
     <w:tmpl w:val="D42882F2"/>
@@ -29948,7 +30905,7 @@
       </w:rPr>
     </w:lvl>
   </w:abstractNum>
-  <w:abstractNum w:abstractNumId="22" w15:restartNumberingAfterBreak="0">
+  <w:abstractNum w:abstractNumId="23" w15:restartNumberingAfterBreak="0">
     <w:nsid w:val="6955234E"/>
     <w:multiLevelType w:val="hybridMultilevel"/>
     <w:tmpl w:val="58E85584"/>
@@ -30061,7 +31018,7 @@
       </w:rPr>
     </w:lvl>
   </w:abstractNum>
-  <w:abstractNum w:abstractNumId="23" w15:restartNumberingAfterBreak="0">
+  <w:abstractNum w:abstractNumId="24" w15:restartNumberingAfterBreak="0">
     <w:nsid w:val="738F0F93"/>
     <w:multiLevelType w:val="hybridMultilevel"/>
     <w:tmpl w:val="5C4E99A2"/>
@@ -30174,7 +31131,7 @@
       </w:rPr>
     </w:lvl>
   </w:abstractNum>
-  <w:abstractNum w:abstractNumId="24" w15:restartNumberingAfterBreak="0">
+  <w:abstractNum w:abstractNumId="25" w15:restartNumberingAfterBreak="0">
     <w:nsid w:val="7492456F"/>
     <w:multiLevelType w:val="hybridMultilevel"/>
     <w:tmpl w:val="DA30138E"/>
@@ -30300,7 +31257,7 @@
     <w:abstractNumId w:val="19"/>
   </w:num>
   <w:num w:numId="5">
-    <w:abstractNumId w:val="20"/>
+    <w:abstractNumId w:val="21"/>
   </w:num>
   <w:num w:numId="6">
     <w:abstractNumId w:val="18"/>
@@ -30321,7 +31278,7 @@
     <w:abstractNumId w:val="5"/>
   </w:num>
   <w:num w:numId="12">
-    <w:abstractNumId w:val="22"/>
+    <w:abstractNumId w:val="23"/>
   </w:num>
   <w:num w:numId="13">
     <w:abstractNumId w:val="15"/>
@@ -30333,7 +31290,7 @@
     <w:abstractNumId w:val="10"/>
   </w:num>
   <w:num w:numId="16">
-    <w:abstractNumId w:val="23"/>
+    <w:abstractNumId w:val="24"/>
   </w:num>
   <w:num w:numId="17">
     <w:abstractNumId w:val="1"/>
@@ -30348,10 +31305,10 @@
     <w:abstractNumId w:val="17"/>
   </w:num>
   <w:num w:numId="21">
-    <w:abstractNumId w:val="24"/>
+    <w:abstractNumId w:val="25"/>
   </w:num>
   <w:num w:numId="22">
-    <w:abstractNumId w:val="21"/>
+    <w:abstractNumId w:val="22"/>
   </w:num>
   <w:num w:numId="23">
     <w:abstractNumId w:val="9"/>
@@ -30361,6 +31318,9 @@
   </w:num>
   <w:num w:numId="25">
     <w:abstractNumId w:val="7"/>
+  </w:num>
+  <w:num w:numId="26">
+    <w:abstractNumId w:val="20"/>
   </w:num>
   <w:numIdMacAtCleanup w:val="24"/>
 </w:numbering>
@@ -31382,7 +32342,7 @@
 </file>
 
 <file path=customXml/itemProps1.xml><?xml version="1.0" encoding="utf-8"?>
-<ds:datastoreItem xmlns:ds="http://schemas.openxmlformats.org/officeDocument/2006/customXml" ds:itemID="{CC81A18F-D0B2-44EB-ADC6-F12EF791AC12}">
+<ds:datastoreItem xmlns:ds="http://schemas.openxmlformats.org/officeDocument/2006/customXml" ds:itemID="{26335507-772A-44E5-B9A7-A0682C7367C8}">
   <ds:schemaRefs>
     <ds:schemaRef ds:uri="http://schemas.openxmlformats.org/officeDocument/2006/bibliography"/>
   </ds:schemaRefs>

--- a/документация/Отчет.docx
+++ b/документация/Отчет.docx
@@ -295,19 +295,8 @@
           <w:szCs w:val="28"/>
           <w:lang w:eastAsia="ru-RU"/>
         </w:rPr>
-        <w:t xml:space="preserve">____________ Ю.С. </w:t>
-      </w:r>
-      <w:proofErr w:type="spellStart"/>
-      <w:r>
-        <w:rPr>
-          <w:rFonts w:ascii="Times New Roman" w:eastAsia="Times New Roman" w:hAnsi="Times New Roman" w:cs="Times New Roman"/>
-          <w:sz w:val="28"/>
-          <w:szCs w:val="28"/>
-          <w:lang w:eastAsia="ru-RU"/>
-        </w:rPr>
-        <w:t>Мамшева</w:t>
-      </w:r>
-      <w:proofErr w:type="spellEnd"/>
+        <w:t>____________ Ю.С. Мамшева</w:t>
+      </w:r>
     </w:p>
     <w:p>
       <w:pPr>
@@ -665,25 +654,7 @@
           <w:sz w:val="28"/>
           <w:lang w:eastAsia="ru-RU"/>
         </w:rPr>
-        <w:t xml:space="preserve">итель: ___________ </w:t>
-      </w:r>
-      <w:proofErr w:type="spellStart"/>
-      <w:r>
-        <w:rPr>
-          <w:rFonts w:ascii="Times New Roman" w:eastAsia="Times New Roman" w:hAnsi="Times New Roman" w:cs="Times New Roman"/>
-          <w:sz w:val="28"/>
-          <w:lang w:eastAsia="ru-RU"/>
-        </w:rPr>
-        <w:t>Мамшева</w:t>
-      </w:r>
-      <w:proofErr w:type="spellEnd"/>
-      <w:r>
-        <w:rPr>
-          <w:rFonts w:ascii="Times New Roman" w:eastAsia="Times New Roman" w:hAnsi="Times New Roman" w:cs="Times New Roman"/>
-          <w:sz w:val="28"/>
-          <w:lang w:eastAsia="ru-RU"/>
-        </w:rPr>
-        <w:t xml:space="preserve"> Ю.С.</w:t>
+        <w:t>итель: ___________ Мамшева Ю.С.</w:t>
       </w:r>
       <w:r>
         <w:rPr>
@@ -5859,47 +5830,7 @@
           <w:szCs w:val="28"/>
           <w:lang w:eastAsia="ru-RU"/>
         </w:rPr>
-        <w:t>Проект «</w:t>
-      </w:r>
-      <w:proofErr w:type="spellStart"/>
-      <w:r>
-        <w:rPr>
-          <w:rFonts w:ascii="Times New Roman" w:eastAsia="Times New Roman" w:hAnsi="Times New Roman" w:cs="Times New Roman"/>
-          <w:sz w:val="28"/>
-          <w:szCs w:val="28"/>
-          <w:lang w:eastAsia="ru-RU"/>
-        </w:rPr>
-        <w:t>Wrong</w:t>
-      </w:r>
-      <w:proofErr w:type="spellEnd"/>
-      <w:r>
-        <w:rPr>
-          <w:rFonts w:ascii="Times New Roman" w:eastAsia="Times New Roman" w:hAnsi="Times New Roman" w:cs="Times New Roman"/>
-          <w:sz w:val="28"/>
-          <w:szCs w:val="28"/>
-          <w:lang w:eastAsia="ru-RU"/>
-        </w:rPr>
-        <w:t xml:space="preserve"> </w:t>
-      </w:r>
-      <w:proofErr w:type="spellStart"/>
-      <w:r>
-        <w:rPr>
-          <w:rFonts w:ascii="Times New Roman" w:eastAsia="Times New Roman" w:hAnsi="Times New Roman" w:cs="Times New Roman"/>
-          <w:sz w:val="28"/>
-          <w:szCs w:val="28"/>
-          <w:lang w:eastAsia="ru-RU"/>
-        </w:rPr>
-        <w:t>Turn</w:t>
-      </w:r>
-      <w:proofErr w:type="spellEnd"/>
-      <w:r>
-        <w:rPr>
-          <w:rFonts w:ascii="Times New Roman" w:eastAsia="Times New Roman" w:hAnsi="Times New Roman" w:cs="Times New Roman"/>
-          <w:sz w:val="28"/>
-          <w:szCs w:val="28"/>
-          <w:lang w:eastAsia="ru-RU"/>
-        </w:rPr>
-        <w:t>» актуален в связи с высоким уровнем аварийности среди начинающих водителей, причиной которого часто является недостаточная теоретическая подготовка и неумение применять правила в стрессовых ситуациях. Существующие тесты и билеты зачастую не предоставляют глубокого анализа ошибок пользователя и не адаптируют обучение под его слабые места. Разрабатываемый сервис решает эту проблему, предлагая интеллектуальный анализ подготовки (выявление «слепых зон» в знаниях), что повышает качество усвоения ПДД и, как следствие, безопасность на дороге.</w:t>
+        <w:t>Проект «Wrong Turn» актуален в связи с высоким уровнем аварийности среди начинающих водителей, причиной которого часто является недостаточная теоретическая подготовка и неумение применять правила в стрессовых ситуациях. Существующие тесты и билеты зачастую не предоставляют глубокого анализа ошибок пользователя и не адаптируют обучение под его слабые места. Разрабатываемый сервис решает эту проблему, предлагая интеллектуальный анализ подготовки (выявление «слепых зон» в знаниях), что повышает качество усвоения ПДД и, как следствие, безопасность на дороге.</w:t>
       </w:r>
     </w:p>
     <w:p>
@@ -5922,47 +5853,7 @@
           <w:szCs w:val="28"/>
           <w:lang w:eastAsia="ru-RU"/>
         </w:rPr>
-        <w:t>Актуальность разработки вспомогательного инструмента «</w:t>
-      </w:r>
-      <w:proofErr w:type="spellStart"/>
-      <w:r>
-        <w:rPr>
-          <w:rFonts w:ascii="Times New Roman" w:eastAsia="Times New Roman" w:hAnsi="Times New Roman" w:cs="Times New Roman"/>
-          <w:sz w:val="28"/>
-          <w:szCs w:val="28"/>
-          <w:lang w:eastAsia="ru-RU"/>
-        </w:rPr>
-        <w:t>Wrong</w:t>
-      </w:r>
-      <w:proofErr w:type="spellEnd"/>
-      <w:r>
-        <w:rPr>
-          <w:rFonts w:ascii="Times New Roman" w:eastAsia="Times New Roman" w:hAnsi="Times New Roman" w:cs="Times New Roman"/>
-          <w:sz w:val="28"/>
-          <w:szCs w:val="28"/>
-          <w:lang w:eastAsia="ru-RU"/>
-        </w:rPr>
-        <w:t xml:space="preserve"> </w:t>
-      </w:r>
-      <w:proofErr w:type="spellStart"/>
-      <w:r>
-        <w:rPr>
-          <w:rFonts w:ascii="Times New Roman" w:eastAsia="Times New Roman" w:hAnsi="Times New Roman" w:cs="Times New Roman"/>
-          <w:sz w:val="28"/>
-          <w:szCs w:val="28"/>
-          <w:lang w:eastAsia="ru-RU"/>
-        </w:rPr>
-        <w:t>Turn</w:t>
-      </w:r>
-      <w:proofErr w:type="spellEnd"/>
-      <w:r>
-        <w:rPr>
-          <w:rFonts w:ascii="Times New Roman" w:eastAsia="Times New Roman" w:hAnsi="Times New Roman" w:cs="Times New Roman"/>
-          <w:sz w:val="28"/>
-          <w:szCs w:val="28"/>
-          <w:lang w:eastAsia="ru-RU"/>
-        </w:rPr>
-        <w:t>» обусловлена несколькими ключевыми факторами в сфере подготовки водителей и б</w:t>
+        <w:t>Актуальность разработки вспомогательного инструмента «Wrong Turn» обусловлена несколькими ключевыми факторами в сфере подготовки водителей и б</w:t>
       </w:r>
       <w:r>
         <w:rPr>
@@ -5998,47 +5889,7 @@
           <w:szCs w:val="28"/>
           <w:lang w:eastAsia="ru-RU"/>
         </w:rPr>
-        <w:t>Высокий уровень аварийности по вине новичков. Статистика ГИБДД показывает, что значительная часть ДТП совершается водителями со стажем менее 2 лет. Основная причина — не твердое знание ПДД в нестандартных или стрессовых ситуациях (например, в условиях ограниченной видимости или интенсивного движения). «</w:t>
-      </w:r>
-      <w:proofErr w:type="spellStart"/>
-      <w:r>
-        <w:rPr>
-          <w:rFonts w:ascii="Times New Roman" w:eastAsia="Times New Roman" w:hAnsi="Times New Roman" w:cs="Times New Roman"/>
-          <w:sz w:val="28"/>
-          <w:szCs w:val="28"/>
-          <w:lang w:eastAsia="ru-RU"/>
-        </w:rPr>
-        <w:t>Wrong</w:t>
-      </w:r>
-      <w:proofErr w:type="spellEnd"/>
-      <w:r>
-        <w:rPr>
-          <w:rFonts w:ascii="Times New Roman" w:eastAsia="Times New Roman" w:hAnsi="Times New Roman" w:cs="Times New Roman"/>
-          <w:sz w:val="28"/>
-          <w:szCs w:val="28"/>
-          <w:lang w:eastAsia="ru-RU"/>
-        </w:rPr>
-        <w:t xml:space="preserve"> </w:t>
-      </w:r>
-      <w:proofErr w:type="spellStart"/>
-      <w:r>
-        <w:rPr>
-          <w:rFonts w:ascii="Times New Roman" w:eastAsia="Times New Roman" w:hAnsi="Times New Roman" w:cs="Times New Roman"/>
-          <w:sz w:val="28"/>
-          <w:szCs w:val="28"/>
-          <w:lang w:eastAsia="ru-RU"/>
-        </w:rPr>
-        <w:t>Turn</w:t>
-      </w:r>
-      <w:proofErr w:type="spellEnd"/>
-      <w:r>
-        <w:rPr>
-          <w:rFonts w:ascii="Times New Roman" w:eastAsia="Times New Roman" w:hAnsi="Times New Roman" w:cs="Times New Roman"/>
-          <w:sz w:val="28"/>
-          <w:szCs w:val="28"/>
-          <w:lang w:eastAsia="ru-RU"/>
-        </w:rPr>
-        <w:t>» направлен на л</w:t>
+        <w:t>Высокий уровень аварийности по вине новичков. Статистика ГИБДД показывает, что значительная часть ДТП совершается водителями со стажем менее 2 лет. Основная причина — не твердое знание ПДД в нестандартных или стрессовых ситуациях (например, в условиях ограниченной видимости или интенсивного движения). «Wrong Turn» направлен на л</w:t>
       </w:r>
       <w:r>
         <w:rPr>
@@ -6138,47 +5989,7 @@
           <w:szCs w:val="28"/>
           <w:lang w:eastAsia="ru-RU"/>
         </w:rPr>
-        <w:t xml:space="preserve"> тяготеет к адаптивному обучению. Проект «</w:t>
-      </w:r>
-      <w:proofErr w:type="spellStart"/>
-      <w:r>
-        <w:rPr>
-          <w:rFonts w:ascii="Times New Roman" w:eastAsia="Times New Roman" w:hAnsi="Times New Roman" w:cs="Times New Roman"/>
-          <w:sz w:val="28"/>
-          <w:szCs w:val="28"/>
-          <w:lang w:eastAsia="ru-RU"/>
-        </w:rPr>
-        <w:t>Wrong</w:t>
-      </w:r>
-      <w:proofErr w:type="spellEnd"/>
-      <w:r>
-        <w:rPr>
-          <w:rFonts w:ascii="Times New Roman" w:eastAsia="Times New Roman" w:hAnsi="Times New Roman" w:cs="Times New Roman"/>
-          <w:sz w:val="28"/>
-          <w:szCs w:val="28"/>
-          <w:lang w:eastAsia="ru-RU"/>
-        </w:rPr>
-        <w:t xml:space="preserve"> </w:t>
-      </w:r>
-      <w:proofErr w:type="spellStart"/>
-      <w:r>
-        <w:rPr>
-          <w:rFonts w:ascii="Times New Roman" w:eastAsia="Times New Roman" w:hAnsi="Times New Roman" w:cs="Times New Roman"/>
-          <w:sz w:val="28"/>
-          <w:szCs w:val="28"/>
-          <w:lang w:eastAsia="ru-RU"/>
-        </w:rPr>
-        <w:t>Turn</w:t>
-      </w:r>
-      <w:proofErr w:type="spellEnd"/>
-      <w:r>
-        <w:rPr>
-          <w:rFonts w:ascii="Times New Roman" w:eastAsia="Times New Roman" w:hAnsi="Times New Roman" w:cs="Times New Roman"/>
-          <w:sz w:val="28"/>
-          <w:szCs w:val="28"/>
-          <w:lang w:eastAsia="ru-RU"/>
-        </w:rPr>
-        <w:t>» предоставляет анализ деятельности обучающегося: выявляет темы, в которых пользователь чаще всего ошибается (например, «проезд перекрестков с круговым движением» или «железнодорожные переезды»), и формирует индивидуальную т</w:t>
+        <w:t xml:space="preserve"> тяготеет к адаптивному обучению. Проект «Wrong Turn» предоставляет анализ деятельности обучающегося: выявляет темы, в которых пользователь чаще всего ошибается (например, «проезд перекрестков с круговым движением» или «железнодорожные переезды»), и формирует индивидуальную т</w:t>
       </w:r>
       <w:r>
         <w:rPr>
@@ -6214,47 +6025,7 @@
           <w:szCs w:val="28"/>
           <w:lang w:eastAsia="ru-RU"/>
         </w:rPr>
-        <w:t>Психологическая подготовка к экзамену. Название «</w:t>
-      </w:r>
-      <w:proofErr w:type="spellStart"/>
-      <w:r>
-        <w:rPr>
-          <w:rFonts w:ascii="Times New Roman" w:eastAsia="Times New Roman" w:hAnsi="Times New Roman" w:cs="Times New Roman"/>
-          <w:sz w:val="28"/>
-          <w:szCs w:val="28"/>
-          <w:lang w:eastAsia="ru-RU"/>
-        </w:rPr>
-        <w:t>Wrong</w:t>
-      </w:r>
-      <w:proofErr w:type="spellEnd"/>
-      <w:r>
-        <w:rPr>
-          <w:rFonts w:ascii="Times New Roman" w:eastAsia="Times New Roman" w:hAnsi="Times New Roman" w:cs="Times New Roman"/>
-          <w:sz w:val="28"/>
-          <w:szCs w:val="28"/>
-          <w:lang w:eastAsia="ru-RU"/>
-        </w:rPr>
-        <w:t xml:space="preserve"> </w:t>
-      </w:r>
-      <w:proofErr w:type="spellStart"/>
-      <w:r>
-        <w:rPr>
-          <w:rFonts w:ascii="Times New Roman" w:eastAsia="Times New Roman" w:hAnsi="Times New Roman" w:cs="Times New Roman"/>
-          <w:sz w:val="28"/>
-          <w:szCs w:val="28"/>
-          <w:lang w:eastAsia="ru-RU"/>
-        </w:rPr>
-        <w:t>Turn</w:t>
-      </w:r>
-      <w:proofErr w:type="spellEnd"/>
-      <w:r>
-        <w:rPr>
-          <w:rFonts w:ascii="Times New Roman" w:eastAsia="Times New Roman" w:hAnsi="Times New Roman" w:cs="Times New Roman"/>
-          <w:sz w:val="28"/>
-          <w:szCs w:val="28"/>
-          <w:lang w:eastAsia="ru-RU"/>
-        </w:rPr>
-        <w:t>» символизирует безопасную среду для ошибок. В реальной жизни ошибка на дороге может стоить здоровья или жизни, а в учебном сервисе — это просто шаг к правильному пониманию. Проект учит не бояться ошибаться на этапе обучения, что снижает тревожност</w:t>
+        <w:t>Психологическая подготовка к экзамену. Название «Wrong Turn» символизирует безопасную среду для ошибок. В реальной жизни ошибка на дороге может стоить здоровья или жизни, а в учебном сервисе — это просто шаг к правильному пониманию. Проект учит не бояться ошибаться на этапе обучения, что снижает тревожност</w:t>
       </w:r>
       <w:r>
         <w:rPr>
@@ -6308,47 +6079,7 @@
           <w:szCs w:val="28"/>
           <w:lang w:eastAsia="ru-RU"/>
         </w:rPr>
-        <w:t xml:space="preserve"> «</w:t>
-      </w:r>
-      <w:proofErr w:type="spellStart"/>
-      <w:r>
-        <w:rPr>
-          <w:rFonts w:ascii="Times New Roman" w:eastAsia="Times New Roman" w:hAnsi="Times New Roman" w:cs="Times New Roman"/>
-          <w:sz w:val="28"/>
-          <w:szCs w:val="28"/>
-          <w:lang w:eastAsia="ru-RU"/>
-        </w:rPr>
-        <w:t>Wrong</w:t>
-      </w:r>
-      <w:proofErr w:type="spellEnd"/>
-      <w:r>
-        <w:rPr>
-          <w:rFonts w:ascii="Times New Roman" w:eastAsia="Times New Roman" w:hAnsi="Times New Roman" w:cs="Times New Roman"/>
-          <w:sz w:val="28"/>
-          <w:szCs w:val="28"/>
-          <w:lang w:eastAsia="ru-RU"/>
-        </w:rPr>
-        <w:t xml:space="preserve"> </w:t>
-      </w:r>
-      <w:proofErr w:type="spellStart"/>
-      <w:r>
-        <w:rPr>
-          <w:rFonts w:ascii="Times New Roman" w:eastAsia="Times New Roman" w:hAnsi="Times New Roman" w:cs="Times New Roman"/>
-          <w:sz w:val="28"/>
-          <w:szCs w:val="28"/>
-          <w:lang w:eastAsia="ru-RU"/>
-        </w:rPr>
-        <w:t>Turn</w:t>
-      </w:r>
-      <w:proofErr w:type="spellEnd"/>
-      <w:r>
-        <w:rPr>
-          <w:rFonts w:ascii="Times New Roman" w:eastAsia="Times New Roman" w:hAnsi="Times New Roman" w:cs="Times New Roman"/>
-          <w:sz w:val="28"/>
-          <w:szCs w:val="28"/>
-          <w:lang w:eastAsia="ru-RU"/>
-        </w:rPr>
-        <w:t>» может быть интегрирован как цифровой помощник для самостоятельной работы курсанта, позволяя преподавателю отслеживать прогресс группы (слабые места, динамику улучшений) без ручной проверки сотен тестов.</w:t>
+        <w:t xml:space="preserve"> «Wrong Turn» может быть интегрирован как цифровой помощник для самостоятельной работы курсанта, позволяя преподавателю отслеживать прогресс группы (слабые места, динамику улучшений) без ручной проверки сотен тестов.</w:t>
       </w:r>
     </w:p>
     <w:p>
@@ -6388,6 +6119,7 @@
           <w:lang w:eastAsia="ru-RU"/>
         </w:rPr>
       </w:pPr>
+      <w:bookmarkStart w:id="10" w:name="_GoBack"/>
       <w:r>
         <w:rPr>
           <w:rFonts w:ascii="Times New Roman" w:eastAsia="Times New Roman" w:hAnsi="Times New Roman" w:cs="Times New Roman"/>
@@ -6444,6 +6176,25 @@
           <w:lang w:eastAsia="ru-RU"/>
         </w:rPr>
       </w:pPr>
+      <w:r>
+        <w:rPr>
+          <w:rFonts w:ascii="Times New Roman" w:eastAsia="Times New Roman" w:hAnsi="Times New Roman" w:cs="Times New Roman"/>
+          <w:sz w:val="28"/>
+          <w:szCs w:val="28"/>
+          <w:lang w:eastAsia="ru-RU"/>
+        </w:rPr>
+        <w:t>1.1.</w:t>
+      </w:r>
+      <w:r>
+        <w:rPr>
+          <w:rFonts w:ascii="Times New Roman" w:eastAsia="Times New Roman" w:hAnsi="Times New Roman" w:cs="Times New Roman"/>
+          <w:sz w:val="28"/>
+          <w:szCs w:val="28"/>
+          <w:lang w:eastAsia="ru-RU"/>
+        </w:rPr>
+        <w:tab/>
+        <w:t>Наименование системы</w:t>
+      </w:r>
     </w:p>
     <w:p>
       <w:pPr>
@@ -6465,7 +6216,7 @@
           <w:szCs w:val="28"/>
           <w:lang w:eastAsia="ru-RU"/>
         </w:rPr>
-        <w:t>1.1.</w:t>
+        <w:t>1.1.1.</w:t>
       </w:r>
       <w:r>
         <w:rPr>
@@ -6475,7 +6226,7 @@
           <w:lang w:eastAsia="ru-RU"/>
         </w:rPr>
         <w:tab/>
-        <w:t>Наименование системы</w:t>
+        <w:t>Полное наименование системы</w:t>
       </w:r>
     </w:p>
     <w:p>
@@ -6498,17 +6249,7 @@
           <w:szCs w:val="28"/>
           <w:lang w:eastAsia="ru-RU"/>
         </w:rPr>
-        <w:t>1.1.1.</w:t>
-      </w:r>
-      <w:r>
-        <w:rPr>
-          <w:rFonts w:ascii="Times New Roman" w:eastAsia="Times New Roman" w:hAnsi="Times New Roman" w:cs="Times New Roman"/>
-          <w:sz w:val="28"/>
-          <w:szCs w:val="28"/>
-          <w:lang w:eastAsia="ru-RU"/>
-        </w:rPr>
-        <w:tab/>
-        <w:t>Полное наименование системы</w:t>
+        <w:t>Полное наименование: «Wrong Turn».</w:t>
       </w:r>
     </w:p>
     <w:p>
@@ -6531,47 +6272,17 @@
           <w:szCs w:val="28"/>
           <w:lang w:eastAsia="ru-RU"/>
         </w:rPr>
-        <w:t>Полное наименование: «</w:t>
-      </w:r>
-      <w:proofErr w:type="spellStart"/>
-      <w:r>
-        <w:rPr>
-          <w:rFonts w:ascii="Times New Roman" w:eastAsia="Times New Roman" w:hAnsi="Times New Roman" w:cs="Times New Roman"/>
-          <w:sz w:val="28"/>
-          <w:szCs w:val="28"/>
-          <w:lang w:eastAsia="ru-RU"/>
-        </w:rPr>
-        <w:t>Wrong</w:t>
-      </w:r>
-      <w:proofErr w:type="spellEnd"/>
-      <w:r>
-        <w:rPr>
-          <w:rFonts w:ascii="Times New Roman" w:eastAsia="Times New Roman" w:hAnsi="Times New Roman" w:cs="Times New Roman"/>
-          <w:sz w:val="28"/>
-          <w:szCs w:val="28"/>
-          <w:lang w:eastAsia="ru-RU"/>
-        </w:rPr>
-        <w:t xml:space="preserve"> </w:t>
-      </w:r>
-      <w:proofErr w:type="spellStart"/>
-      <w:r>
-        <w:rPr>
-          <w:rFonts w:ascii="Times New Roman" w:eastAsia="Times New Roman" w:hAnsi="Times New Roman" w:cs="Times New Roman"/>
-          <w:sz w:val="28"/>
-          <w:szCs w:val="28"/>
-          <w:lang w:eastAsia="ru-RU"/>
-        </w:rPr>
-        <w:t>Turn</w:t>
-      </w:r>
-      <w:proofErr w:type="spellEnd"/>
-      <w:r>
-        <w:rPr>
-          <w:rFonts w:ascii="Times New Roman" w:eastAsia="Times New Roman" w:hAnsi="Times New Roman" w:cs="Times New Roman"/>
-          <w:sz w:val="28"/>
-          <w:szCs w:val="28"/>
-          <w:lang w:eastAsia="ru-RU"/>
-        </w:rPr>
-        <w:t>».</w:t>
+        <w:t>1.1.2.</w:t>
+      </w:r>
+      <w:r>
+        <w:rPr>
+          <w:rFonts w:ascii="Times New Roman" w:eastAsia="Times New Roman" w:hAnsi="Times New Roman" w:cs="Times New Roman"/>
+          <w:sz w:val="28"/>
+          <w:szCs w:val="28"/>
+          <w:lang w:eastAsia="ru-RU"/>
+        </w:rPr>
+        <w:tab/>
+        <w:t>Краткое наименование системы</w:t>
       </w:r>
     </w:p>
     <w:p>
@@ -6594,17 +6305,7 @@
           <w:szCs w:val="28"/>
           <w:lang w:eastAsia="ru-RU"/>
         </w:rPr>
-        <w:t>1.1.2.</w:t>
-      </w:r>
-      <w:r>
-        <w:rPr>
-          <w:rFonts w:ascii="Times New Roman" w:eastAsia="Times New Roman" w:hAnsi="Times New Roman" w:cs="Times New Roman"/>
-          <w:sz w:val="28"/>
-          <w:szCs w:val="28"/>
-          <w:lang w:eastAsia="ru-RU"/>
-        </w:rPr>
-        <w:tab/>
-        <w:t>Краткое наименование системы</w:t>
+        <w:t>Краткое наименование: WT, Система.</w:t>
       </w:r>
     </w:p>
     <w:p>
@@ -6628,7 +6329,17 @@
           <w:lang w:eastAsia="ru-RU"/>
         </w:rPr>
         <w:lastRenderedPageBreak/>
-        <w:t>Краткое наименование: WT, Система.</w:t>
+        <w:t>1.2.</w:t>
+      </w:r>
+      <w:r>
+        <w:rPr>
+          <w:rFonts w:ascii="Times New Roman" w:eastAsia="Times New Roman" w:hAnsi="Times New Roman" w:cs="Times New Roman"/>
+          <w:sz w:val="28"/>
+          <w:szCs w:val="28"/>
+          <w:lang w:eastAsia="ru-RU"/>
+        </w:rPr>
+        <w:tab/>
+        <w:t>Основания для проведения работ</w:t>
       </w:r>
     </w:p>
     <w:p>
@@ -6651,17 +6362,7 @@
           <w:szCs w:val="28"/>
           <w:lang w:eastAsia="ru-RU"/>
         </w:rPr>
-        <w:t>1.2.</w:t>
-      </w:r>
-      <w:r>
-        <w:rPr>
-          <w:rFonts w:ascii="Times New Roman" w:eastAsia="Times New Roman" w:hAnsi="Times New Roman" w:cs="Times New Roman"/>
-          <w:sz w:val="28"/>
-          <w:szCs w:val="28"/>
-          <w:lang w:eastAsia="ru-RU"/>
-        </w:rPr>
-        <w:tab/>
-        <w:t>Основания для проведения работ</w:t>
+        <w:t>- Необходимо подготовить водителя к сдаче теоретического экзамена по ПДД с подсчётом ошибок и выводом правильных ответов, также чтобы любой пользователь мог изучить материал.</w:t>
       </w:r>
     </w:p>
     <w:p>
@@ -6684,12 +6385,12 @@
           <w:szCs w:val="28"/>
           <w:lang w:eastAsia="ru-RU"/>
         </w:rPr>
-        <w:t>- Необходимо подготовить водителя к сдаче теоретического экзамена по ПДД с подсчётом ошибок и выводом правильных ответов, также чтобы любой пользователь мог изучить материал.</w:t>
-      </w:r>
-    </w:p>
-    <w:p>
-      <w:pPr>
-        <w:spacing w:after="100" w:afterAutospacing="1" w:line="360" w:lineRule="auto"/>
+        <w:t>- Высокий спрос: ежедневные запросы «сдать пдд онлайн» и «решать билеты пдд 2026»</w:t>
+      </w:r>
+    </w:p>
+    <w:p>
+      <w:pPr>
+        <w:spacing w:after="0" w:line="360" w:lineRule="auto"/>
         <w:ind w:firstLine="709"/>
         <w:contextualSpacing/>
         <w:jc w:val="both"/>
@@ -6707,52 +6408,31 @@
           <w:szCs w:val="28"/>
           <w:lang w:eastAsia="ru-RU"/>
         </w:rPr>
-        <w:t xml:space="preserve">- Высокий спрос: ежедневные запросы «сдать </w:t>
-      </w:r>
-      <w:proofErr w:type="spellStart"/>
-      <w:r>
-        <w:rPr>
-          <w:rFonts w:ascii="Times New Roman" w:eastAsia="Times New Roman" w:hAnsi="Times New Roman" w:cs="Times New Roman"/>
-          <w:sz w:val="28"/>
-          <w:szCs w:val="28"/>
-          <w:lang w:eastAsia="ru-RU"/>
-        </w:rPr>
-        <w:t>пдд</w:t>
-      </w:r>
-      <w:proofErr w:type="spellEnd"/>
-      <w:r>
-        <w:rPr>
-          <w:rFonts w:ascii="Times New Roman" w:eastAsia="Times New Roman" w:hAnsi="Times New Roman" w:cs="Times New Roman"/>
-          <w:sz w:val="28"/>
-          <w:szCs w:val="28"/>
-          <w:lang w:eastAsia="ru-RU"/>
-        </w:rPr>
-        <w:t xml:space="preserve"> онлайн» и «решать билеты </w:t>
-      </w:r>
-      <w:proofErr w:type="spellStart"/>
-      <w:r>
-        <w:rPr>
-          <w:rFonts w:ascii="Times New Roman" w:eastAsia="Times New Roman" w:hAnsi="Times New Roman" w:cs="Times New Roman"/>
-          <w:sz w:val="28"/>
-          <w:szCs w:val="28"/>
-          <w:lang w:eastAsia="ru-RU"/>
-        </w:rPr>
-        <w:t>пдд</w:t>
-      </w:r>
-      <w:proofErr w:type="spellEnd"/>
-      <w:r>
-        <w:rPr>
-          <w:rFonts w:ascii="Times New Roman" w:eastAsia="Times New Roman" w:hAnsi="Times New Roman" w:cs="Times New Roman"/>
-          <w:sz w:val="28"/>
-          <w:szCs w:val="28"/>
-          <w:lang w:eastAsia="ru-RU"/>
-        </w:rPr>
-        <w:t xml:space="preserve"> 2026»</w:t>
-      </w:r>
-    </w:p>
-    <w:p>
-      <w:pPr>
-        <w:spacing w:after="100" w:afterAutospacing="1" w:line="360" w:lineRule="auto"/>
+        <w:t>2.</w:t>
+      </w:r>
+      <w:r>
+        <w:rPr>
+          <w:rFonts w:ascii="Times New Roman" w:eastAsia="Times New Roman" w:hAnsi="Times New Roman" w:cs="Times New Roman"/>
+          <w:sz w:val="28"/>
+          <w:szCs w:val="28"/>
+          <w:lang w:eastAsia="ru-RU"/>
+        </w:rPr>
+        <w:tab/>
+        <w:t>Наз</w:t>
+      </w:r>
+      <w:r>
+        <w:rPr>
+          <w:rFonts w:ascii="Times New Roman" w:eastAsia="Times New Roman" w:hAnsi="Times New Roman" w:cs="Times New Roman"/>
+          <w:sz w:val="28"/>
+          <w:szCs w:val="28"/>
+          <w:lang w:eastAsia="ru-RU"/>
+        </w:rPr>
+        <w:t>начение и цели создания системы</w:t>
+      </w:r>
+    </w:p>
+    <w:p>
+      <w:pPr>
+        <w:spacing w:after="0" w:line="360" w:lineRule="auto"/>
         <w:ind w:firstLine="709"/>
         <w:contextualSpacing/>
         <w:jc w:val="both"/>
@@ -6770,7 +6450,7 @@
           <w:szCs w:val="28"/>
           <w:lang w:eastAsia="ru-RU"/>
         </w:rPr>
-        <w:t>2.</w:t>
+        <w:t>2.1.</w:t>
       </w:r>
       <w:r>
         <w:rPr>
@@ -6780,21 +6460,12 @@
           <w:lang w:eastAsia="ru-RU"/>
         </w:rPr>
         <w:tab/>
-        <w:t>Наз</w:t>
-      </w:r>
-      <w:r>
-        <w:rPr>
-          <w:rFonts w:ascii="Times New Roman" w:eastAsia="Times New Roman" w:hAnsi="Times New Roman" w:cs="Times New Roman"/>
-          <w:sz w:val="28"/>
-          <w:szCs w:val="28"/>
-          <w:lang w:eastAsia="ru-RU"/>
-        </w:rPr>
-        <w:t>начение и цели создания системы</w:t>
-      </w:r>
-    </w:p>
-    <w:p>
-      <w:pPr>
-        <w:spacing w:after="100" w:afterAutospacing="1" w:line="360" w:lineRule="auto"/>
+        <w:t>Назначение системы</w:t>
+      </w:r>
+    </w:p>
+    <w:p>
+      <w:pPr>
+        <w:spacing w:after="0" w:line="360" w:lineRule="auto"/>
         <w:ind w:firstLine="709"/>
         <w:contextualSpacing/>
         <w:jc w:val="both"/>
@@ -6812,22 +6483,12 @@
           <w:szCs w:val="28"/>
           <w:lang w:eastAsia="ru-RU"/>
         </w:rPr>
-        <w:t>2.1.</w:t>
-      </w:r>
-      <w:r>
-        <w:rPr>
-          <w:rFonts w:ascii="Times New Roman" w:eastAsia="Times New Roman" w:hAnsi="Times New Roman" w:cs="Times New Roman"/>
-          <w:sz w:val="28"/>
-          <w:szCs w:val="28"/>
-          <w:lang w:eastAsia="ru-RU"/>
-        </w:rPr>
-        <w:tab/>
-        <w:t>Назначение системы</w:t>
-      </w:r>
-    </w:p>
-    <w:p>
-      <w:pPr>
-        <w:spacing w:after="100" w:afterAutospacing="1" w:line="360" w:lineRule="auto"/>
+        <w:t xml:space="preserve">ИС «Wrong Turn» предназначена для проведения тестирования знаний пользователя теорию по вождению, с акцентом отображения ошибок и отображения готовности пользователя к теоретическому экзамену. </w:t>
+      </w:r>
+    </w:p>
+    <w:p>
+      <w:pPr>
+        <w:spacing w:after="0" w:line="360" w:lineRule="auto"/>
         <w:ind w:firstLine="709"/>
         <w:contextualSpacing/>
         <w:jc w:val="both"/>
@@ -6845,75 +6506,12 @@
           <w:szCs w:val="28"/>
           <w:lang w:eastAsia="ru-RU"/>
         </w:rPr>
-        <w:t>ИС «</w:t>
-      </w:r>
-      <w:proofErr w:type="spellStart"/>
-      <w:r>
-        <w:rPr>
-          <w:rFonts w:ascii="Times New Roman" w:eastAsia="Times New Roman" w:hAnsi="Times New Roman" w:cs="Times New Roman"/>
-          <w:sz w:val="28"/>
-          <w:szCs w:val="28"/>
-          <w:lang w:eastAsia="ru-RU"/>
-        </w:rPr>
-        <w:t>Wrong</w:t>
-      </w:r>
-      <w:proofErr w:type="spellEnd"/>
-      <w:r>
-        <w:rPr>
-          <w:rFonts w:ascii="Times New Roman" w:eastAsia="Times New Roman" w:hAnsi="Times New Roman" w:cs="Times New Roman"/>
-          <w:sz w:val="28"/>
-          <w:szCs w:val="28"/>
-          <w:lang w:eastAsia="ru-RU"/>
-        </w:rPr>
-        <w:t xml:space="preserve"> </w:t>
-      </w:r>
-      <w:proofErr w:type="spellStart"/>
-      <w:r>
-        <w:rPr>
-          <w:rFonts w:ascii="Times New Roman" w:eastAsia="Times New Roman" w:hAnsi="Times New Roman" w:cs="Times New Roman"/>
-          <w:sz w:val="28"/>
-          <w:szCs w:val="28"/>
-          <w:lang w:eastAsia="ru-RU"/>
-        </w:rPr>
-        <w:t>Turn</w:t>
-      </w:r>
-      <w:proofErr w:type="spellEnd"/>
-      <w:r>
-        <w:rPr>
-          <w:rFonts w:ascii="Times New Roman" w:eastAsia="Times New Roman" w:hAnsi="Times New Roman" w:cs="Times New Roman"/>
-          <w:sz w:val="28"/>
-          <w:szCs w:val="28"/>
-          <w:lang w:eastAsia="ru-RU"/>
-        </w:rPr>
-        <w:t xml:space="preserve">» предназначена для проведения тестирования знаний пользователя теорию по вождению, с акцентом отображения ошибок и отображения готовности пользователя к теоретическому экзамену. </w:t>
-      </w:r>
-    </w:p>
-    <w:p>
-      <w:pPr>
-        <w:spacing w:after="100" w:afterAutospacing="1" w:line="360" w:lineRule="auto"/>
-        <w:ind w:firstLine="709"/>
-        <w:contextualSpacing/>
-        <w:jc w:val="both"/>
-        <w:rPr>
-          <w:rFonts w:ascii="Times New Roman" w:eastAsia="Times New Roman" w:hAnsi="Times New Roman" w:cs="Times New Roman"/>
-          <w:sz w:val="28"/>
-          <w:szCs w:val="28"/>
-          <w:lang w:eastAsia="ru-RU"/>
-        </w:rPr>
-      </w:pPr>
-      <w:r>
-        <w:rPr>
-          <w:rFonts w:ascii="Times New Roman" w:eastAsia="Times New Roman" w:hAnsi="Times New Roman" w:cs="Times New Roman"/>
-          <w:sz w:val="28"/>
-          <w:szCs w:val="28"/>
-          <w:lang w:eastAsia="ru-RU"/>
-        </w:rPr>
         <w:t>Вид автоматизируемой деятельности: процесс изучения теоретических вопросов для успешной сдачи экзамена.</w:t>
       </w:r>
     </w:p>
     <w:p>
       <w:pPr>
-        <w:spacing w:after="100" w:afterAutospacing="1" w:line="360" w:lineRule="auto"/>
+        <w:spacing w:after="0" w:line="360" w:lineRule="auto"/>
         <w:ind w:firstLine="709"/>
         <w:contextualSpacing/>
         <w:jc w:val="both"/>
@@ -6941,7 +6539,7 @@
           <w:ilvl w:val="0"/>
           <w:numId w:val="6"/>
         </w:numPr>
-        <w:spacing w:after="100" w:afterAutospacing="1" w:line="360" w:lineRule="auto"/>
+        <w:spacing w:after="0" w:line="360" w:lineRule="auto"/>
         <w:ind w:left="142" w:firstLine="567"/>
         <w:jc w:val="both"/>
         <w:rPr>
@@ -6968,7 +6566,7 @@
           <w:ilvl w:val="0"/>
           <w:numId w:val="6"/>
         </w:numPr>
-        <w:spacing w:after="100" w:afterAutospacing="1" w:line="360" w:lineRule="auto"/>
+        <w:spacing w:after="0" w:line="360" w:lineRule="auto"/>
         <w:ind w:left="142" w:firstLine="567"/>
         <w:jc w:val="both"/>
         <w:rPr>
@@ -6995,7 +6593,7 @@
           <w:ilvl w:val="0"/>
           <w:numId w:val="6"/>
         </w:numPr>
-        <w:spacing w:after="100" w:afterAutospacing="1" w:line="360" w:lineRule="auto"/>
+        <w:spacing w:after="0" w:line="360" w:lineRule="auto"/>
         <w:ind w:left="142" w:firstLine="567"/>
         <w:jc w:val="both"/>
         <w:rPr>
@@ -7022,7 +6620,7 @@
           <w:ilvl w:val="0"/>
           <w:numId w:val="6"/>
         </w:numPr>
-        <w:spacing w:after="100" w:afterAutospacing="1" w:line="360" w:lineRule="auto"/>
+        <w:spacing w:after="0" w:line="360" w:lineRule="auto"/>
         <w:ind w:left="142" w:firstLine="567"/>
         <w:jc w:val="both"/>
         <w:rPr>
@@ -7040,6 +6638,29 @@
           <w:lang w:eastAsia="ru-RU"/>
         </w:rPr>
         <w:t>Отчёт о готовности к экзамену - автоматическое формирование итогового документа, содержащего: процент верных ответов, перечень тем с наибольшим количеством ошибок, рекомендации по повторному изучению.</w:t>
+      </w:r>
+    </w:p>
+    <w:p>
+      <w:pPr>
+        <w:spacing w:after="0" w:line="360" w:lineRule="auto"/>
+        <w:ind w:firstLine="709"/>
+        <w:contextualSpacing/>
+        <w:jc w:val="both"/>
+        <w:rPr>
+          <w:rFonts w:ascii="Times New Roman" w:eastAsia="Times New Roman" w:hAnsi="Times New Roman" w:cs="Times New Roman"/>
+          <w:sz w:val="28"/>
+          <w:szCs w:val="28"/>
+          <w:lang w:eastAsia="ru-RU"/>
+        </w:rPr>
+      </w:pPr>
+      <w:r>
+        <w:rPr>
+          <w:rFonts w:ascii="Times New Roman" w:eastAsia="Times New Roman" w:hAnsi="Times New Roman" w:cs="Times New Roman"/>
+          <w:sz w:val="28"/>
+          <w:szCs w:val="28"/>
+          <w:lang w:eastAsia="ru-RU"/>
+        </w:rPr>
+        <w:t>Автоматизируемые бизнес процессы:</w:t>
       </w:r>
     </w:p>
     <w:p>
@@ -7055,6 +6676,25 @@
           <w:lang w:eastAsia="ru-RU"/>
         </w:rPr>
       </w:pPr>
+      <w:r>
+        <w:rPr>
+          <w:rFonts w:ascii="Times New Roman" w:eastAsia="Times New Roman" w:hAnsi="Times New Roman" w:cs="Times New Roman"/>
+          <w:sz w:val="28"/>
+          <w:szCs w:val="28"/>
+          <w:lang w:eastAsia="ru-RU"/>
+        </w:rPr>
+        <w:t>1.</w:t>
+      </w:r>
+      <w:r>
+        <w:rPr>
+          <w:rFonts w:ascii="Times New Roman" w:eastAsia="Times New Roman" w:hAnsi="Times New Roman" w:cs="Times New Roman"/>
+          <w:sz w:val="28"/>
+          <w:szCs w:val="28"/>
+          <w:lang w:eastAsia="ru-RU"/>
+        </w:rPr>
+        <w:tab/>
+        <w:t>Актуализация базы экзаменационных вопросов</w:t>
+      </w:r>
     </w:p>
     <w:p>
       <w:pPr>
@@ -7076,8 +6716,17 @@
           <w:szCs w:val="28"/>
           <w:lang w:eastAsia="ru-RU"/>
         </w:rPr>
-        <w:lastRenderedPageBreak/>
-        <w:t>Автоматизируемые бизнес процессы:</w:t>
+        <w:t>2.</w:t>
+      </w:r>
+      <w:r>
+        <w:rPr>
+          <w:rFonts w:ascii="Times New Roman" w:eastAsia="Times New Roman" w:hAnsi="Times New Roman" w:cs="Times New Roman"/>
+          <w:sz w:val="28"/>
+          <w:szCs w:val="28"/>
+          <w:lang w:eastAsia="ru-RU"/>
+        </w:rPr>
+        <w:tab/>
+        <w:t>Генерация тестового задания (билета)</w:t>
       </w:r>
     </w:p>
     <w:p>
@@ -7100,7 +6749,7 @@
           <w:szCs w:val="28"/>
           <w:lang w:eastAsia="ru-RU"/>
         </w:rPr>
-        <w:t>1.</w:t>
+        <w:t>3.</w:t>
       </w:r>
       <w:r>
         <w:rPr>
@@ -7110,7 +6759,7 @@
           <w:lang w:eastAsia="ru-RU"/>
         </w:rPr>
         <w:tab/>
-        <w:t>Актуализация базы экзаменационных вопросов</w:t>
+        <w:t>Предъявление вопросов и прием ответов.</w:t>
       </w:r>
     </w:p>
     <w:p>
@@ -7133,7 +6782,8 @@
           <w:szCs w:val="28"/>
           <w:lang w:eastAsia="ru-RU"/>
         </w:rPr>
-        <w:t>2.</w:t>
+        <w:lastRenderedPageBreak/>
+        <w:t>4.</w:t>
       </w:r>
       <w:r>
         <w:rPr>
@@ -7143,7 +6793,7 @@
           <w:lang w:eastAsia="ru-RU"/>
         </w:rPr>
         <w:tab/>
-        <w:t>Генерация тестового задания (билета)</w:t>
+        <w:t>Верификация ответов и регистрация ошибок</w:t>
       </w:r>
     </w:p>
     <w:p>
@@ -7166,7 +6816,7 @@
           <w:szCs w:val="28"/>
           <w:lang w:eastAsia="ru-RU"/>
         </w:rPr>
-        <w:t>3.</w:t>
+        <w:t>5.</w:t>
       </w:r>
       <w:r>
         <w:rPr>
@@ -7176,7 +6826,16 @@
           <w:lang w:eastAsia="ru-RU"/>
         </w:rPr>
         <w:tab/>
-        <w:t>Предъявление вопросов и прием ответов.</w:t>
+        <w:t>Форми</w:t>
+      </w:r>
+      <w:r>
+        <w:rPr>
+          <w:rFonts w:ascii="Times New Roman" w:eastAsia="Times New Roman" w:hAnsi="Times New Roman" w:cs="Times New Roman"/>
+          <w:sz w:val="28"/>
+          <w:szCs w:val="28"/>
+          <w:lang w:eastAsia="ru-RU"/>
+        </w:rPr>
+        <w:t>рование результата тестирования</w:t>
       </w:r>
     </w:p>
     <w:p>
@@ -7199,7 +6858,7 @@
           <w:szCs w:val="28"/>
           <w:lang w:eastAsia="ru-RU"/>
         </w:rPr>
-        <w:t>4.</w:t>
+        <w:t>2.2.</w:t>
       </w:r>
       <w:r>
         <w:rPr>
@@ -7209,7 +6868,7 @@
           <w:lang w:eastAsia="ru-RU"/>
         </w:rPr>
         <w:tab/>
-        <w:t>Верификация ответов и регистрация ошибок</w:t>
+        <w:t>Цели создания системы</w:t>
       </w:r>
     </w:p>
     <w:p>
@@ -7232,26 +6891,7 @@
           <w:szCs w:val="28"/>
           <w:lang w:eastAsia="ru-RU"/>
         </w:rPr>
-        <w:t>5.</w:t>
-      </w:r>
-      <w:r>
-        <w:rPr>
-          <w:rFonts w:ascii="Times New Roman" w:eastAsia="Times New Roman" w:hAnsi="Times New Roman" w:cs="Times New Roman"/>
-          <w:sz w:val="28"/>
-          <w:szCs w:val="28"/>
-          <w:lang w:eastAsia="ru-RU"/>
-        </w:rPr>
-        <w:tab/>
-        <w:t>Форми</w:t>
-      </w:r>
-      <w:r>
-        <w:rPr>
-          <w:rFonts w:ascii="Times New Roman" w:eastAsia="Times New Roman" w:hAnsi="Times New Roman" w:cs="Times New Roman"/>
-          <w:sz w:val="28"/>
-          <w:szCs w:val="28"/>
-          <w:lang w:eastAsia="ru-RU"/>
-        </w:rPr>
-        <w:t>рование результата тестирования</w:t>
+        <w:t>В ходе проектирования информационной системы «Wrong Turn» были определены следующие цели, достижение которых обеспечивает решение выявленной проблемы - низкой эффективности ручного контроля знаний ПДД и отсутствия детализированной обратной связи по ошибкам тестируемого.</w:t>
       </w:r>
     </w:p>
     <w:p>
@@ -7267,6 +6907,15 @@
           <w:lang w:eastAsia="ru-RU"/>
         </w:rPr>
       </w:pPr>
+      <w:r>
+        <w:rPr>
+          <w:rFonts w:ascii="Times New Roman" w:eastAsia="Times New Roman" w:hAnsi="Times New Roman" w:cs="Times New Roman"/>
+          <w:sz w:val="28"/>
+          <w:szCs w:val="28"/>
+          <w:lang w:eastAsia="ru-RU"/>
+        </w:rPr>
+        <w:t>Цель 1. Автоматизация цикла контроля знаний по ПДД</w:t>
+      </w:r>
     </w:p>
     <w:p>
       <w:pPr>
@@ -7288,17 +6937,7 @@
           <w:szCs w:val="28"/>
           <w:lang w:eastAsia="ru-RU"/>
         </w:rPr>
-        <w:t>2.2.</w:t>
-      </w:r>
-      <w:r>
-        <w:rPr>
-          <w:rFonts w:ascii="Times New Roman" w:eastAsia="Times New Roman" w:hAnsi="Times New Roman" w:cs="Times New Roman"/>
-          <w:sz w:val="28"/>
-          <w:szCs w:val="28"/>
-          <w:lang w:eastAsia="ru-RU"/>
-        </w:rPr>
-        <w:tab/>
-        <w:t>Цели создания системы</w:t>
+        <w:t>Заключается в замещении ручного труда лица, осуществляющего проверку (инструктора/преподавателя), программно-аппаратными процедурами на этапах генерации тестового задания, приема ответов, верификации и оценки результата.</w:t>
       </w:r>
     </w:p>
     <w:p>
@@ -7321,47 +6960,7 @@
           <w:szCs w:val="28"/>
           <w:lang w:eastAsia="ru-RU"/>
         </w:rPr>
-        <w:t>В ходе проектирования информационной системы «</w:t>
-      </w:r>
-      <w:proofErr w:type="spellStart"/>
-      <w:r>
-        <w:rPr>
-          <w:rFonts w:ascii="Times New Roman" w:eastAsia="Times New Roman" w:hAnsi="Times New Roman" w:cs="Times New Roman"/>
-          <w:sz w:val="28"/>
-          <w:szCs w:val="28"/>
-          <w:lang w:eastAsia="ru-RU"/>
-        </w:rPr>
-        <w:t>Wrong</w:t>
-      </w:r>
-      <w:proofErr w:type="spellEnd"/>
-      <w:r>
-        <w:rPr>
-          <w:rFonts w:ascii="Times New Roman" w:eastAsia="Times New Roman" w:hAnsi="Times New Roman" w:cs="Times New Roman"/>
-          <w:sz w:val="28"/>
-          <w:szCs w:val="28"/>
-          <w:lang w:eastAsia="ru-RU"/>
-        </w:rPr>
-        <w:t xml:space="preserve"> </w:t>
-      </w:r>
-      <w:proofErr w:type="spellStart"/>
-      <w:r>
-        <w:rPr>
-          <w:rFonts w:ascii="Times New Roman" w:eastAsia="Times New Roman" w:hAnsi="Times New Roman" w:cs="Times New Roman"/>
-          <w:sz w:val="28"/>
-          <w:szCs w:val="28"/>
-          <w:lang w:eastAsia="ru-RU"/>
-        </w:rPr>
-        <w:t>Turn</w:t>
-      </w:r>
-      <w:proofErr w:type="spellEnd"/>
-      <w:r>
-        <w:rPr>
-          <w:rFonts w:ascii="Times New Roman" w:eastAsia="Times New Roman" w:hAnsi="Times New Roman" w:cs="Times New Roman"/>
-          <w:sz w:val="28"/>
-          <w:szCs w:val="28"/>
-          <w:lang w:eastAsia="ru-RU"/>
-        </w:rPr>
-        <w:t>» были определены следующие цели, достижение которых обеспечивает решение выявленной проблемы - низкой эффективности ручного контроля знаний ПДД и отсутствия детализированной обратной связи по ошибкам тестируемого.</w:t>
+        <w:t>Цель 2. Обеспечение объективности и воспроизводимости результатов тестирования</w:t>
       </w:r>
     </w:p>
     <w:p>
@@ -7384,7 +6983,7 @@
           <w:szCs w:val="28"/>
           <w:lang w:eastAsia="ru-RU"/>
         </w:rPr>
-        <w:t>Цель 1. Автоматизация цикла контроля знаний по ПДД</w:t>
+        <w:t>Предполагает исключение влияния человеческого фактора (усталость, невнимательность, вариативность трактовки) при сопоставлении ответов испытуемого с эталонными значениями.</w:t>
       </w:r>
     </w:p>
     <w:p>
@@ -7407,7 +7006,7 @@
           <w:szCs w:val="28"/>
           <w:lang w:eastAsia="ru-RU"/>
         </w:rPr>
-        <w:t>Заключается в замещении ручного труда лица, осуществляющего проверку (инструктора/преподавателя), программно-аппаратными процедурами на этапах генерации тестового задания, приема ответов, верификации и оценки результата.</w:t>
+        <w:t>Цель 3. Детализация обратной связи по ошибкам</w:t>
       </w:r>
     </w:p>
     <w:p>
@@ -7430,27 +7029,7 @@
           <w:szCs w:val="28"/>
           <w:lang w:eastAsia="ru-RU"/>
         </w:rPr>
-        <w:t xml:space="preserve">Цель 2. Обеспечение объективности и </w:t>
-      </w:r>
-      <w:proofErr w:type="spellStart"/>
-      <w:r>
-        <w:rPr>
-          <w:rFonts w:ascii="Times New Roman" w:eastAsia="Times New Roman" w:hAnsi="Times New Roman" w:cs="Times New Roman"/>
-          <w:sz w:val="28"/>
-          <w:szCs w:val="28"/>
-          <w:lang w:eastAsia="ru-RU"/>
-        </w:rPr>
-        <w:t>воспроизводимости</w:t>
-      </w:r>
-      <w:proofErr w:type="spellEnd"/>
-      <w:r>
-        <w:rPr>
-          <w:rFonts w:ascii="Times New Roman" w:eastAsia="Times New Roman" w:hAnsi="Times New Roman" w:cs="Times New Roman"/>
-          <w:sz w:val="28"/>
-          <w:szCs w:val="28"/>
-          <w:lang w:eastAsia="ru-RU"/>
-        </w:rPr>
-        <w:t xml:space="preserve"> результатов тестирования</w:t>
+        <w:t>Система должна формировать не бинарный вердикт («сдал / не сдал»), а многокомпонентный отчет с классификацией ошибок по тематическим разделам ПДД (знаки, разметка, перекрестки, скорость, расположение ТС и др.), обеспечивая диагностику слабых сторон подготовки пользователя.</w:t>
       </w:r>
     </w:p>
     <w:p>
@@ -7473,7 +7052,7 @@
           <w:szCs w:val="28"/>
           <w:lang w:eastAsia="ru-RU"/>
         </w:rPr>
-        <w:t>Предполагает исключение влияния человеческого фактора (усталость, невнимательность, вариативность трактовки) при сопоставлении ответов испытуемого с эталонными значениями.</w:t>
+        <w:t>Цель 4. Оперативное сопровождение нормативной базы</w:t>
       </w:r>
     </w:p>
     <w:p>
@@ -7496,86 +7075,7 @@
           <w:szCs w:val="28"/>
           <w:lang w:eastAsia="ru-RU"/>
         </w:rPr>
-        <w:t>Цель 3. Детализация обратной связи по ошибкам</w:t>
-      </w:r>
-    </w:p>
-    <w:p>
-      <w:pPr>
-        <w:spacing w:after="100" w:afterAutospacing="1" w:line="360" w:lineRule="auto"/>
-        <w:ind w:firstLine="709"/>
-        <w:contextualSpacing/>
-        <w:jc w:val="both"/>
-        <w:rPr>
-          <w:rFonts w:ascii="Times New Roman" w:eastAsia="Times New Roman" w:hAnsi="Times New Roman" w:cs="Times New Roman"/>
-          <w:sz w:val="28"/>
-          <w:szCs w:val="28"/>
-          <w:lang w:eastAsia="ru-RU"/>
-        </w:rPr>
-      </w:pPr>
-      <w:r>
-        <w:rPr>
-          <w:rFonts w:ascii="Times New Roman" w:eastAsia="Times New Roman" w:hAnsi="Times New Roman" w:cs="Times New Roman"/>
-          <w:sz w:val="28"/>
-          <w:szCs w:val="28"/>
-          <w:lang w:eastAsia="ru-RU"/>
-        </w:rPr>
-        <w:t>Система должна формировать не бинарный вердикт («сдал / не сдал»), а многокомпонентный отчет с классификацией ошибок по тематическим разделам ПДД (знаки, разметка, перекрестки, скорость, расположение ТС и др.), обеспечивая диагностику слабых сторон подготовки пользователя.</w:t>
-      </w:r>
-    </w:p>
-    <w:p>
-      <w:pPr>
-        <w:spacing w:after="100" w:afterAutospacing="1" w:line="360" w:lineRule="auto"/>
-        <w:ind w:firstLine="709"/>
-        <w:contextualSpacing/>
-        <w:jc w:val="both"/>
-        <w:rPr>
-          <w:rFonts w:ascii="Times New Roman" w:eastAsia="Times New Roman" w:hAnsi="Times New Roman" w:cs="Times New Roman"/>
-          <w:sz w:val="28"/>
-          <w:szCs w:val="28"/>
-          <w:lang w:eastAsia="ru-RU"/>
-        </w:rPr>
-      </w:pPr>
-      <w:r>
-        <w:rPr>
-          <w:rFonts w:ascii="Times New Roman" w:eastAsia="Times New Roman" w:hAnsi="Times New Roman" w:cs="Times New Roman"/>
-          <w:sz w:val="28"/>
-          <w:szCs w:val="28"/>
-          <w:lang w:eastAsia="ru-RU"/>
-        </w:rPr>
-        <w:t>Цель 4. Оперативное сопровождение нормативной базы</w:t>
-      </w:r>
-    </w:p>
-    <w:p>
-      <w:pPr>
-        <w:spacing w:after="100" w:afterAutospacing="1" w:line="360" w:lineRule="auto"/>
-        <w:ind w:firstLine="709"/>
-        <w:contextualSpacing/>
-        <w:jc w:val="both"/>
-        <w:rPr>
-          <w:rFonts w:ascii="Times New Roman" w:eastAsia="Times New Roman" w:hAnsi="Times New Roman" w:cs="Times New Roman"/>
-          <w:sz w:val="28"/>
-          <w:szCs w:val="28"/>
-          <w:lang w:eastAsia="ru-RU"/>
-        </w:rPr>
-      </w:pPr>
-      <w:r>
-        <w:rPr>
-          <w:rFonts w:ascii="Times New Roman" w:eastAsia="Times New Roman" w:hAnsi="Times New Roman" w:cs="Times New Roman"/>
-          <w:sz w:val="28"/>
-          <w:szCs w:val="28"/>
-          <w:lang w:eastAsia="ru-RU"/>
-        </w:rPr>
-        <w:t xml:space="preserve">Обеспечение возможности внесения изменений в контентное наполнение системы (экзаменационные билеты, эталонные ответы) без </w:t>
-      </w:r>
-      <w:r>
-        <w:rPr>
-          <w:rFonts w:ascii="Times New Roman" w:eastAsia="Times New Roman" w:hAnsi="Times New Roman" w:cs="Times New Roman"/>
-          <w:sz w:val="28"/>
-          <w:szCs w:val="28"/>
-          <w:lang w:eastAsia="ru-RU"/>
-        </w:rPr>
-        <w:lastRenderedPageBreak/>
-        <w:t>модификации программного кода при изменении нормативно-правовой базы ПДД.</w:t>
+        <w:t>Обеспечение возможности внесения изменений в контентное наполнение системы (экзаменационные билеты, эталонные ответы) без модификации программного кода при изменении нормативно-правовой базы ПДД.</w:t>
       </w:r>
     </w:p>
     <w:p>
@@ -7677,6 +7177,7 @@
                 <w:sz w:val="24"/>
                 <w:szCs w:val="24"/>
               </w:rPr>
+              <w:lastRenderedPageBreak/>
               <w:t>Критерий</w:t>
             </w:r>
           </w:p>
@@ -7965,27 +7466,7 @@
           <w:szCs w:val="28"/>
           <w:lang w:eastAsia="ru-RU"/>
         </w:rPr>
-        <w:t xml:space="preserve">Цель 2. Объективность и </w:t>
-      </w:r>
-      <w:proofErr w:type="spellStart"/>
-      <w:r>
-        <w:rPr>
-          <w:rFonts w:ascii="Times New Roman" w:eastAsia="Times New Roman" w:hAnsi="Times New Roman" w:cs="Times New Roman"/>
-          <w:sz w:val="28"/>
-          <w:szCs w:val="28"/>
-          <w:lang w:eastAsia="ru-RU"/>
-        </w:rPr>
-        <w:t>воспроизводимость</w:t>
-      </w:r>
-      <w:proofErr w:type="spellEnd"/>
-      <w:r>
-        <w:rPr>
-          <w:rFonts w:ascii="Times New Roman" w:eastAsia="Times New Roman" w:hAnsi="Times New Roman" w:cs="Times New Roman"/>
-          <w:sz w:val="28"/>
-          <w:szCs w:val="28"/>
-          <w:lang w:eastAsia="ru-RU"/>
-        </w:rPr>
-        <w:t xml:space="preserve"> результатов</w:t>
+        <w:t>Цель 2. Объективность и воспроизводимость результатов</w:t>
       </w:r>
     </w:p>
     <w:p>
@@ -8329,36 +7810,17 @@
           <w:szCs w:val="28"/>
           <w:lang w:eastAsia="ru-RU"/>
         </w:rPr>
-        <w:t>Цель 3. Детализация обратной связи по ошибкам</w:t>
-      </w:r>
-    </w:p>
-    <w:p>
-      <w:pPr>
-        <w:spacing w:after="100" w:afterAutospacing="1" w:line="360" w:lineRule="auto"/>
-        <w:ind w:firstLine="709"/>
-        <w:contextualSpacing/>
-        <w:jc w:val="both"/>
-        <w:rPr>
-          <w:rFonts w:ascii="Times New Roman" w:eastAsia="Times New Roman" w:hAnsi="Times New Roman" w:cs="Times New Roman"/>
-          <w:sz w:val="28"/>
-          <w:szCs w:val="28"/>
-          <w:lang w:eastAsia="ru-RU"/>
-        </w:rPr>
-      </w:pPr>
-    </w:p>
-    <w:p>
-      <w:pPr>
-        <w:spacing w:after="100" w:afterAutospacing="1" w:line="360" w:lineRule="auto"/>
-        <w:ind w:firstLine="709"/>
-        <w:contextualSpacing/>
-        <w:jc w:val="both"/>
-        <w:rPr>
-          <w:rFonts w:ascii="Times New Roman" w:eastAsia="Times New Roman" w:hAnsi="Times New Roman" w:cs="Times New Roman"/>
-          <w:sz w:val="28"/>
-          <w:szCs w:val="28"/>
-          <w:lang w:eastAsia="ru-RU"/>
-        </w:rPr>
-      </w:pPr>
+        <w:t>Цель 3. Детали</w:t>
+      </w:r>
+      <w:r>
+        <w:rPr>
+          <w:rFonts w:ascii="Times New Roman" w:eastAsia="Times New Roman" w:hAnsi="Times New Roman" w:cs="Times New Roman"/>
+          <w:sz w:val="28"/>
+          <w:szCs w:val="28"/>
+          <w:lang w:eastAsia="ru-RU"/>
+        </w:rPr>
+        <w:t>зация обратной связи по ошибкам</w:t>
+      </w:r>
     </w:p>
     <w:p>
       <w:pPr>
@@ -8379,7 +7841,6 @@
           <w:szCs w:val="28"/>
           <w:lang w:eastAsia="ru-RU"/>
         </w:rPr>
-        <w:lastRenderedPageBreak/>
         <w:t>Таблица 3 - Критерии оценки для Цели 3</w:t>
       </w:r>
     </w:p>
@@ -8474,23 +7935,7 @@
                 <w:rFonts w:ascii="Times New Roman" w:hAnsi="Times New Roman" w:cs="Times New Roman"/>
                 <w:sz w:val="24"/>
               </w:rPr>
-              <w:t xml:space="preserve">Присутствие в выходном отчете </w:t>
-            </w:r>
-            <w:proofErr w:type="spellStart"/>
-            <w:r>
-              <w:rPr>
-                <w:rFonts w:ascii="Times New Roman" w:hAnsi="Times New Roman" w:cs="Times New Roman"/>
-                <w:sz w:val="24"/>
-              </w:rPr>
-              <w:t>потемной</w:t>
-            </w:r>
-            <w:proofErr w:type="spellEnd"/>
-            <w:r>
-              <w:rPr>
-                <w:rFonts w:ascii="Times New Roman" w:hAnsi="Times New Roman" w:cs="Times New Roman"/>
-                <w:sz w:val="24"/>
-              </w:rPr>
-              <w:t xml:space="preserve"> классификации ошибок</w:t>
+              <w:t>Присутствие в выходном отчете потемной классификации ошибок</w:t>
             </w:r>
           </w:p>
         </w:tc>
@@ -8614,6 +8059,7 @@
                 <w:rFonts w:ascii="Times New Roman" w:hAnsi="Times New Roman" w:cs="Times New Roman"/>
                 <w:sz w:val="24"/>
               </w:rPr>
+              <w:lastRenderedPageBreak/>
               <w:t>Формирование рекомендательного блока («темы для повторения»)</w:t>
             </w:r>
           </w:p>
@@ -8954,23 +8400,7 @@
                 <w:rFonts w:ascii="Times New Roman" w:hAnsi="Times New Roman" w:cs="Times New Roman"/>
                 <w:sz w:val="24"/>
               </w:rPr>
-              <w:t xml:space="preserve">Да (механизм </w:t>
-            </w:r>
-            <w:proofErr w:type="spellStart"/>
-            <w:r>
-              <w:rPr>
-                <w:rFonts w:ascii="Times New Roman" w:hAnsi="Times New Roman" w:cs="Times New Roman"/>
-                <w:sz w:val="24"/>
-              </w:rPr>
-              <w:t>версионирования</w:t>
-            </w:r>
-            <w:proofErr w:type="spellEnd"/>
-            <w:r>
-              <w:rPr>
-                <w:rFonts w:ascii="Times New Roman" w:hAnsi="Times New Roman" w:cs="Times New Roman"/>
-                <w:sz w:val="24"/>
-              </w:rPr>
-              <w:t>)</w:t>
+              <w:t>Да (механизм версионирования)</w:t>
             </w:r>
           </w:p>
         </w:tc>
@@ -9030,7 +8460,6 @@
           <w:color w:val="000000" w:themeColor="text1"/>
           <w:sz w:val="28"/>
           <w:szCs w:val="28"/>
-          <w:highlight w:val="yellow"/>
           <w:lang w:eastAsia="ru-RU"/>
         </w:rPr>
         <w:t>3.</w:t>
@@ -9041,22 +8470,10 @@
           <w:color w:val="000000" w:themeColor="text1"/>
           <w:sz w:val="28"/>
           <w:szCs w:val="28"/>
-          <w:highlight w:val="yellow"/>
           <w:lang w:eastAsia="ru-RU"/>
         </w:rPr>
         <w:tab/>
-        <w:t>Характ</w:t>
-      </w:r>
-      <w:r>
-        <w:rPr>
-          <w:rFonts w:ascii="Times New Roman" w:eastAsia="Times New Roman" w:hAnsi="Times New Roman" w:cs="Times New Roman"/>
-          <w:color w:val="000000" w:themeColor="text1"/>
-          <w:sz w:val="28"/>
-          <w:szCs w:val="28"/>
-          <w:highlight w:val="yellow"/>
-          <w:lang w:eastAsia="ru-RU"/>
-        </w:rPr>
-        <w:t>еристика объектов автоматизации</w:t>
+        <w:t>Характеристика объектов автоматизации</w:t>
       </w:r>
     </w:p>
     <w:p>
@@ -9079,57 +8496,7 @@
           <w:szCs w:val="28"/>
           <w:lang w:eastAsia="ru-RU"/>
         </w:rPr>
-        <w:t>В настоящем разделе приводится детализированное описание объектов, подвергаемых автоматизации в рамках ИС «</w:t>
-      </w:r>
-      <w:proofErr w:type="spellStart"/>
-      <w:r>
-        <w:rPr>
-          <w:rFonts w:ascii="Times New Roman" w:eastAsia="Times New Roman" w:hAnsi="Times New Roman" w:cs="Times New Roman"/>
-          <w:sz w:val="28"/>
-          <w:szCs w:val="28"/>
-          <w:lang w:eastAsia="ru-RU"/>
-        </w:rPr>
-        <w:t>Wrong</w:t>
-      </w:r>
-      <w:proofErr w:type="spellEnd"/>
-      <w:r>
-        <w:rPr>
-          <w:rFonts w:ascii="Times New Roman" w:eastAsia="Times New Roman" w:hAnsi="Times New Roman" w:cs="Times New Roman"/>
-          <w:sz w:val="28"/>
-          <w:szCs w:val="28"/>
-          <w:lang w:eastAsia="ru-RU"/>
-        </w:rPr>
-        <w:t xml:space="preserve"> </w:t>
-      </w:r>
-      <w:proofErr w:type="spellStart"/>
-      <w:r>
-        <w:rPr>
-          <w:rFonts w:ascii="Times New Roman" w:eastAsia="Times New Roman" w:hAnsi="Times New Roman" w:cs="Times New Roman"/>
-          <w:sz w:val="28"/>
-          <w:szCs w:val="28"/>
-          <w:lang w:eastAsia="ru-RU"/>
-        </w:rPr>
-        <w:t>Turn</w:t>
-      </w:r>
-      <w:proofErr w:type="spellEnd"/>
-      <w:r>
-        <w:rPr>
-          <w:rFonts w:ascii="Times New Roman" w:eastAsia="Times New Roman" w:hAnsi="Times New Roman" w:cs="Times New Roman"/>
-          <w:sz w:val="28"/>
-          <w:szCs w:val="28"/>
-          <w:lang w:eastAsia="ru-RU"/>
-        </w:rPr>
-        <w:t xml:space="preserve">». Под объектом автоматизации понимается информационная сущность или физический компонент системы, над которым выполняются автоматизированные процедуры (сбор, хранение, обработка, передача, отображение). Характеристика каждого объекта включает его функциональное назначение, </w:t>
-      </w:r>
-      <w:r>
-        <w:rPr>
-          <w:rFonts w:ascii="Times New Roman" w:eastAsia="Times New Roman" w:hAnsi="Times New Roman" w:cs="Times New Roman"/>
-          <w:sz w:val="28"/>
-          <w:szCs w:val="28"/>
-          <w:lang w:eastAsia="ru-RU"/>
-        </w:rPr>
-        <w:lastRenderedPageBreak/>
-        <w:t>состав атрибутов, объемно-временные параметры, форму представления данных и регламент актуализации.</w:t>
+        <w:t>В настоящем разделе приводится детализированное описание объектов, подвергаемых автоматизации в рамках ИС «Wrong Turn». Под объектом автоматизации понимается информационная сущность или физический компонент системы, над которым выполняются автоматизированные процедуры (сбор, хранение, обработка, передача, отображение). Характеристика каждого объекта включает его функциональное назначение, состав атрибутов, объемно-временные параметры, форму представления данных и регламент актуализации.</w:t>
       </w:r>
     </w:p>
     <w:p>
@@ -9254,27 +8621,7 @@
           <w:szCs w:val="28"/>
           <w:lang w:eastAsia="ru-RU"/>
         </w:rPr>
-        <w:t xml:space="preserve">Реляционная таблица в СУБД (SQL </w:t>
-      </w:r>
-      <w:proofErr w:type="spellStart"/>
-      <w:r>
-        <w:rPr>
-          <w:rFonts w:ascii="Times New Roman" w:eastAsia="Times New Roman" w:hAnsi="Times New Roman" w:cs="Times New Roman"/>
-          <w:sz w:val="28"/>
-          <w:szCs w:val="28"/>
-          <w:lang w:eastAsia="ru-RU"/>
-        </w:rPr>
-        <w:t>lite</w:t>
-      </w:r>
-      <w:proofErr w:type="spellEnd"/>
-      <w:r>
-        <w:rPr>
-          <w:rFonts w:ascii="Times New Roman" w:eastAsia="Times New Roman" w:hAnsi="Times New Roman" w:cs="Times New Roman"/>
-          <w:sz w:val="28"/>
-          <w:szCs w:val="28"/>
-          <w:lang w:eastAsia="ru-RU"/>
-        </w:rPr>
-        <w:t xml:space="preserve">). </w:t>
+        <w:t xml:space="preserve">Реляционная таблица в СУБД (SQL lite). </w:t>
       </w:r>
     </w:p>
     <w:p>
@@ -9297,6 +8644,7 @@
           <w:szCs w:val="28"/>
           <w:lang w:eastAsia="ru-RU"/>
         </w:rPr>
+        <w:lastRenderedPageBreak/>
         <w:t>Режим обновления:</w:t>
       </w:r>
     </w:p>
@@ -9491,47 +8839,7 @@
           <w:szCs w:val="28"/>
           <w:lang w:eastAsia="ru-RU"/>
         </w:rPr>
-        <w:t xml:space="preserve">Реляционная таблица с внешними ключами к </w:t>
-      </w:r>
-      <w:proofErr w:type="spellStart"/>
-      <w:r>
-        <w:rPr>
-          <w:rFonts w:ascii="Times New Roman" w:eastAsia="Times New Roman" w:hAnsi="Times New Roman" w:cs="Times New Roman"/>
-          <w:sz w:val="28"/>
-          <w:szCs w:val="28"/>
-          <w:lang w:eastAsia="ru-RU"/>
-        </w:rPr>
-        <w:t>questions</w:t>
-      </w:r>
-      <w:proofErr w:type="spellEnd"/>
-      <w:r>
-        <w:rPr>
-          <w:rFonts w:ascii="Times New Roman" w:eastAsia="Times New Roman" w:hAnsi="Times New Roman" w:cs="Times New Roman"/>
-          <w:sz w:val="28"/>
-          <w:szCs w:val="28"/>
-          <w:lang w:eastAsia="ru-RU"/>
-        </w:rPr>
-        <w:t xml:space="preserve"> и </w:t>
-      </w:r>
-      <w:proofErr w:type="spellStart"/>
-      <w:r>
-        <w:rPr>
-          <w:rFonts w:ascii="Times New Roman" w:eastAsia="Times New Roman" w:hAnsi="Times New Roman" w:cs="Times New Roman"/>
-          <w:sz w:val="28"/>
-          <w:szCs w:val="28"/>
-          <w:lang w:eastAsia="ru-RU"/>
-        </w:rPr>
-        <w:t>users</w:t>
-      </w:r>
-      <w:proofErr w:type="spellEnd"/>
-      <w:r>
-        <w:rPr>
-          <w:rFonts w:ascii="Times New Roman" w:eastAsia="Times New Roman" w:hAnsi="Times New Roman" w:cs="Times New Roman"/>
-          <w:sz w:val="28"/>
-          <w:szCs w:val="28"/>
-          <w:lang w:eastAsia="ru-RU"/>
-        </w:rPr>
-        <w:t xml:space="preserve">. </w:t>
+        <w:t xml:space="preserve">Реляционная таблица с внешними ключами к questions и users. </w:t>
       </w:r>
     </w:p>
     <w:p>
@@ -9577,7 +8885,7 @@
           <w:szCs w:val="28"/>
           <w:lang w:eastAsia="ru-RU"/>
         </w:rPr>
-        <w:t>Реального времени (INSERT при каждом ответе пользователя). Изменение/удаление записей не допускается (аудит).</w:t>
+        <w:t xml:space="preserve">Реального времени (INSERT при каждом ответе пользователя). </w:t>
       </w:r>
     </w:p>
     <w:p>
@@ -9702,7 +9010,7 @@
           <w:szCs w:val="28"/>
           <w:lang w:eastAsia="ru-RU"/>
         </w:rPr>
-        <w:t>Материализованное представление (VIEW) или отдельная таблица, обновляемая триггерами.</w:t>
+        <w:t>В случае наличия ошибок в вопросе указать где вопросы неверные и отобразить верный ответ.</w:t>
       </w:r>
     </w:p>
     <w:p>
@@ -9725,7 +9033,6 @@
           <w:szCs w:val="28"/>
           <w:lang w:eastAsia="ru-RU"/>
         </w:rPr>
-        <w:lastRenderedPageBreak/>
         <w:t>Режим обновления:</w:t>
       </w:r>
     </w:p>
@@ -9749,7 +9056,7 @@
           <w:szCs w:val="28"/>
           <w:lang w:eastAsia="ru-RU"/>
         </w:rPr>
-        <w:t>Автоматически при записи нового неверного ответа в протокол.</w:t>
+        <w:t>Автоматически при прохождении тестирования.</w:t>
       </w:r>
     </w:p>
     <w:p>
@@ -9782,7 +9089,7 @@
           <w:lang w:eastAsia="ru-RU"/>
         </w:rPr>
         <w:tab/>
-        <w:t>Отчет о готовности к теоретическому экзамену</w:t>
+        <w:t>Требования к системе</w:t>
       </w:r>
     </w:p>
     <w:p>
@@ -9805,7 +9112,7 @@
           <w:szCs w:val="28"/>
           <w:lang w:eastAsia="ru-RU"/>
         </w:rPr>
-        <w:t>Назначение:</w:t>
+        <w:t>4.1.  Требования к структуре и функционированию</w:t>
       </w:r>
     </w:p>
     <w:p>
@@ -9828,7 +9135,26 @@
           <w:szCs w:val="28"/>
           <w:lang w:eastAsia="ru-RU"/>
         </w:rPr>
-        <w:t>Выходной документ, формируемый по завершении теста и содержащий интегральную оценку подготовки пользователя.</w:t>
+        <w:t xml:space="preserve">Система представляет собой веб-ориентированное приложение с клиент-серверной архитектурой. Взаимодействие пользователя с системой осуществляется через веб-браузер. Серверная часть обеспечивает хранение данных, логику тестирования, верификацию ответов и формирование отчетов. Система функционирует в локальной вычислительной сети образовательного </w:t>
+      </w:r>
+      <w:r>
+        <w:rPr>
+          <w:rFonts w:ascii="Times New Roman" w:eastAsia="Times New Roman" w:hAnsi="Times New Roman" w:cs="Times New Roman"/>
+          <w:sz w:val="28"/>
+          <w:szCs w:val="28"/>
+          <w:lang w:eastAsia="ru-RU"/>
+        </w:rPr>
+        <w:lastRenderedPageBreak/>
+        <w:t>учреждения (на компьютере преподавателя/администратора) с возможностью удаленно</w:t>
+      </w:r>
+      <w:r>
+        <w:rPr>
+          <w:rFonts w:ascii="Times New Roman" w:eastAsia="Times New Roman" w:hAnsi="Times New Roman" w:cs="Times New Roman"/>
+          <w:sz w:val="28"/>
+          <w:szCs w:val="28"/>
+          <w:lang w:eastAsia="ru-RU"/>
+        </w:rPr>
+        <w:t>го доступа через сеть Интернет.</w:t>
       </w:r>
     </w:p>
     <w:p>
@@ -9851,7 +9177,7 @@
           <w:szCs w:val="28"/>
           <w:lang w:eastAsia="ru-RU"/>
         </w:rPr>
-        <w:t>Форма представления:</w:t>
+        <w:t>4.1.2. Требования к численности и квалификации персонала системы и режиму его работы</w:t>
       </w:r>
     </w:p>
     <w:p>
@@ -9874,7 +9200,7 @@
           <w:szCs w:val="28"/>
           <w:lang w:eastAsia="ru-RU"/>
         </w:rPr>
-        <w:t>Динамически генерируемый документ.</w:t>
+        <w:t>4.1.2.1. Требования к численности персонала</w:t>
       </w:r>
     </w:p>
     <w:p>
@@ -9897,241 +9223,7 @@
           <w:szCs w:val="28"/>
           <w:lang w:eastAsia="ru-RU"/>
         </w:rPr>
-        <w:t>Режим обновления:</w:t>
-      </w:r>
-    </w:p>
-    <w:p>
-      <w:pPr>
-        <w:spacing w:after="100" w:afterAutospacing="1" w:line="360" w:lineRule="auto"/>
-        <w:ind w:firstLine="709"/>
-        <w:contextualSpacing/>
-        <w:jc w:val="both"/>
-        <w:rPr>
-          <w:rFonts w:ascii="Times New Roman" w:eastAsia="Times New Roman" w:hAnsi="Times New Roman" w:cs="Times New Roman"/>
-          <w:sz w:val="28"/>
-          <w:szCs w:val="28"/>
-          <w:lang w:eastAsia="ru-RU"/>
-        </w:rPr>
-      </w:pPr>
-      <w:r>
-        <w:rPr>
-          <w:rFonts w:ascii="Times New Roman" w:eastAsia="Times New Roman" w:hAnsi="Times New Roman" w:cs="Times New Roman"/>
-          <w:sz w:val="28"/>
-          <w:szCs w:val="28"/>
-          <w:lang w:eastAsia="ru-RU"/>
-        </w:rPr>
-        <w:t>Формируется заново при каждом завершении теста.</w:t>
-      </w:r>
-    </w:p>
-    <w:p>
-      <w:pPr>
-        <w:spacing w:after="100" w:afterAutospacing="1" w:line="360" w:lineRule="auto"/>
-        <w:ind w:firstLine="709"/>
-        <w:contextualSpacing/>
-        <w:jc w:val="both"/>
-        <w:rPr>
-          <w:rFonts w:ascii="Times New Roman" w:eastAsia="Times New Roman" w:hAnsi="Times New Roman" w:cs="Times New Roman"/>
-          <w:sz w:val="28"/>
-          <w:szCs w:val="28"/>
-          <w:lang w:eastAsia="ru-RU"/>
-        </w:rPr>
-      </w:pPr>
-    </w:p>
-    <w:p>
-      <w:pPr>
-        <w:spacing w:after="100" w:afterAutospacing="1" w:line="360" w:lineRule="auto"/>
-        <w:ind w:firstLine="709"/>
-        <w:contextualSpacing/>
-        <w:jc w:val="both"/>
-        <w:rPr>
-          <w:rFonts w:ascii="Times New Roman" w:eastAsia="Times New Roman" w:hAnsi="Times New Roman" w:cs="Times New Roman"/>
-          <w:sz w:val="28"/>
-          <w:szCs w:val="28"/>
-          <w:lang w:eastAsia="ru-RU"/>
-        </w:rPr>
-      </w:pPr>
-      <w:r>
-        <w:rPr>
-          <w:rFonts w:ascii="Times New Roman" w:eastAsia="Times New Roman" w:hAnsi="Times New Roman" w:cs="Times New Roman"/>
-          <w:sz w:val="28"/>
-          <w:szCs w:val="28"/>
-          <w:lang w:eastAsia="ru-RU"/>
-        </w:rPr>
-        <w:t>4.</w:t>
-      </w:r>
-      <w:r>
-        <w:rPr>
-          <w:rFonts w:ascii="Times New Roman" w:eastAsia="Times New Roman" w:hAnsi="Times New Roman" w:cs="Times New Roman"/>
-          <w:sz w:val="28"/>
-          <w:szCs w:val="28"/>
-          <w:lang w:eastAsia="ru-RU"/>
-        </w:rPr>
-        <w:tab/>
-        <w:t>Требования к системе</w:t>
-      </w:r>
-    </w:p>
-    <w:p>
-      <w:pPr>
-        <w:spacing w:after="100" w:afterAutospacing="1" w:line="360" w:lineRule="auto"/>
-        <w:ind w:firstLine="709"/>
-        <w:contextualSpacing/>
-        <w:jc w:val="both"/>
-        <w:rPr>
-          <w:rFonts w:ascii="Times New Roman" w:eastAsia="Times New Roman" w:hAnsi="Times New Roman" w:cs="Times New Roman"/>
-          <w:sz w:val="28"/>
-          <w:szCs w:val="28"/>
-          <w:lang w:eastAsia="ru-RU"/>
-        </w:rPr>
-      </w:pPr>
-      <w:r>
-        <w:rPr>
-          <w:rFonts w:ascii="Times New Roman" w:eastAsia="Times New Roman" w:hAnsi="Times New Roman" w:cs="Times New Roman"/>
-          <w:sz w:val="28"/>
-          <w:szCs w:val="28"/>
-          <w:lang w:eastAsia="ru-RU"/>
-        </w:rPr>
-        <w:t>4.1.  Требования к структуре и функционированию</w:t>
-      </w:r>
-    </w:p>
-    <w:p>
-      <w:pPr>
-        <w:spacing w:after="100" w:afterAutospacing="1" w:line="360" w:lineRule="auto"/>
-        <w:ind w:firstLine="709"/>
-        <w:contextualSpacing/>
-        <w:jc w:val="both"/>
-        <w:rPr>
-          <w:rFonts w:ascii="Times New Roman" w:eastAsia="Times New Roman" w:hAnsi="Times New Roman" w:cs="Times New Roman"/>
-          <w:sz w:val="28"/>
-          <w:szCs w:val="28"/>
-          <w:lang w:eastAsia="ru-RU"/>
-        </w:rPr>
-      </w:pPr>
-      <w:r>
-        <w:rPr>
-          <w:rFonts w:ascii="Times New Roman" w:eastAsia="Times New Roman" w:hAnsi="Times New Roman" w:cs="Times New Roman"/>
-          <w:sz w:val="28"/>
-          <w:szCs w:val="28"/>
-          <w:lang w:eastAsia="ru-RU"/>
-        </w:rPr>
-        <w:t>Система представляет собой веб-ориентированное приложение с клиент-серверной архитектурой. Взаимодействие пользователя с системой осуществляется через веб-браузер. Серверная часть обеспечивает хранение данных, логику тестирования, верификацию ответов и формирование отчетов. Система функционирует в локальной вычислительной сети образовательного учреждения (на компьютере преподавателя/администратора) с возможностью удаленно</w:t>
-      </w:r>
-      <w:r>
-        <w:rPr>
-          <w:rFonts w:ascii="Times New Roman" w:eastAsia="Times New Roman" w:hAnsi="Times New Roman" w:cs="Times New Roman"/>
-          <w:sz w:val="28"/>
-          <w:szCs w:val="28"/>
-          <w:lang w:eastAsia="ru-RU"/>
-        </w:rPr>
-        <w:t>го доступа через сеть Интернет.</w:t>
-      </w:r>
-    </w:p>
-    <w:p>
-      <w:pPr>
-        <w:spacing w:after="100" w:afterAutospacing="1" w:line="360" w:lineRule="auto"/>
-        <w:ind w:firstLine="709"/>
-        <w:contextualSpacing/>
-        <w:jc w:val="both"/>
-        <w:rPr>
-          <w:rFonts w:ascii="Times New Roman" w:eastAsia="Times New Roman" w:hAnsi="Times New Roman" w:cs="Times New Roman"/>
-          <w:sz w:val="28"/>
-          <w:szCs w:val="28"/>
-          <w:lang w:eastAsia="ru-RU"/>
-        </w:rPr>
-      </w:pPr>
-      <w:r>
-        <w:rPr>
-          <w:rFonts w:ascii="Times New Roman" w:eastAsia="Times New Roman" w:hAnsi="Times New Roman" w:cs="Times New Roman"/>
-          <w:sz w:val="28"/>
-          <w:szCs w:val="28"/>
-          <w:lang w:eastAsia="ru-RU"/>
-        </w:rPr>
-        <w:t>4.1.2. Требования к численности и квалификации персонала системы и режиму его работы</w:t>
-      </w:r>
-    </w:p>
-    <w:p>
-      <w:pPr>
-        <w:spacing w:after="100" w:afterAutospacing="1" w:line="360" w:lineRule="auto"/>
-        <w:ind w:firstLine="709"/>
-        <w:contextualSpacing/>
-        <w:jc w:val="both"/>
-        <w:rPr>
-          <w:rFonts w:ascii="Times New Roman" w:eastAsia="Times New Roman" w:hAnsi="Times New Roman" w:cs="Times New Roman"/>
-          <w:sz w:val="28"/>
-          <w:szCs w:val="28"/>
-          <w:lang w:eastAsia="ru-RU"/>
-        </w:rPr>
-      </w:pPr>
-      <w:r>
-        <w:rPr>
-          <w:rFonts w:ascii="Times New Roman" w:eastAsia="Times New Roman" w:hAnsi="Times New Roman" w:cs="Times New Roman"/>
-          <w:sz w:val="28"/>
-          <w:szCs w:val="28"/>
-          <w:lang w:eastAsia="ru-RU"/>
-        </w:rPr>
-        <w:t>4.1.2.1. Требования к численности персонала</w:t>
-      </w:r>
-    </w:p>
-    <w:p>
-      <w:pPr>
-        <w:spacing w:after="100" w:afterAutospacing="1" w:line="360" w:lineRule="auto"/>
-        <w:ind w:firstLine="709"/>
-        <w:contextualSpacing/>
-        <w:jc w:val="both"/>
-        <w:rPr>
-          <w:rFonts w:ascii="Times New Roman" w:eastAsia="Times New Roman" w:hAnsi="Times New Roman" w:cs="Times New Roman"/>
-          <w:sz w:val="28"/>
-          <w:szCs w:val="28"/>
-          <w:lang w:eastAsia="ru-RU"/>
-        </w:rPr>
-      </w:pPr>
-      <w:r>
-        <w:rPr>
-          <w:rFonts w:ascii="Times New Roman" w:eastAsia="Times New Roman" w:hAnsi="Times New Roman" w:cs="Times New Roman"/>
-          <w:sz w:val="28"/>
-          <w:szCs w:val="28"/>
-          <w:lang w:eastAsia="ru-RU"/>
-        </w:rPr>
-        <w:t>Для обеспечения функционирования ИС «</w:t>
-      </w:r>
-      <w:proofErr w:type="spellStart"/>
-      <w:r>
-        <w:rPr>
-          <w:rFonts w:ascii="Times New Roman" w:eastAsia="Times New Roman" w:hAnsi="Times New Roman" w:cs="Times New Roman"/>
-          <w:sz w:val="28"/>
-          <w:szCs w:val="28"/>
-          <w:lang w:eastAsia="ru-RU"/>
-        </w:rPr>
-        <w:t>Wrong</w:t>
-      </w:r>
-      <w:proofErr w:type="spellEnd"/>
-      <w:r>
-        <w:rPr>
-          <w:rFonts w:ascii="Times New Roman" w:eastAsia="Times New Roman" w:hAnsi="Times New Roman" w:cs="Times New Roman"/>
-          <w:sz w:val="28"/>
-          <w:szCs w:val="28"/>
-          <w:lang w:eastAsia="ru-RU"/>
-        </w:rPr>
-        <w:t xml:space="preserve"> </w:t>
-      </w:r>
-      <w:proofErr w:type="spellStart"/>
-      <w:r>
-        <w:rPr>
-          <w:rFonts w:ascii="Times New Roman" w:eastAsia="Times New Roman" w:hAnsi="Times New Roman" w:cs="Times New Roman"/>
-          <w:sz w:val="28"/>
-          <w:szCs w:val="28"/>
-          <w:lang w:eastAsia="ru-RU"/>
-        </w:rPr>
-        <w:t>Turn</w:t>
-      </w:r>
-      <w:proofErr w:type="spellEnd"/>
-      <w:r>
-        <w:rPr>
-          <w:rFonts w:ascii="Times New Roman" w:eastAsia="Times New Roman" w:hAnsi="Times New Roman" w:cs="Times New Roman"/>
-          <w:sz w:val="28"/>
-          <w:szCs w:val="28"/>
-          <w:lang w:eastAsia="ru-RU"/>
-        </w:rPr>
-        <w:t>» предусматриваются следующие штатные единицы (или роли):</w:t>
+        <w:t>Для обеспечения функционирования ИС «Wrong Turn» предусматриваются следующие штатные единицы (или роли):</w:t>
       </w:r>
     </w:p>
     <w:p>
@@ -10367,7 +9459,6 @@
                 <w:sz w:val="24"/>
                 <w:szCs w:val="28"/>
               </w:rPr>
-              <w:lastRenderedPageBreak/>
               <w:t>2</w:t>
             </w:r>
           </w:p>
@@ -10880,6 +9971,7 @@
                 <w:rFonts w:ascii="Times New Roman" w:hAnsi="Times New Roman" w:cs="Times New Roman"/>
                 <w:sz w:val="24"/>
               </w:rPr>
+              <w:lastRenderedPageBreak/>
               <w:t>1</w:t>
             </w:r>
           </w:p>
@@ -11128,7 +10220,6 @@
                 <w:rFonts w:ascii="Times New Roman" w:hAnsi="Times New Roman" w:cs="Times New Roman"/>
                 <w:sz w:val="24"/>
               </w:rPr>
-              <w:lastRenderedPageBreak/>
               <w:t>5</w:t>
             </w:r>
           </w:p>
@@ -11169,23 +10260,7 @@
                 <w:rFonts w:ascii="Times New Roman" w:hAnsi="Times New Roman" w:cs="Times New Roman"/>
                 <w:sz w:val="24"/>
               </w:rPr>
-              <w:t>CSS-эффекты (</w:t>
-            </w:r>
-            <w:proofErr w:type="spellStart"/>
-            <w:r>
-              <w:rPr>
-                <w:rFonts w:ascii="Times New Roman" w:hAnsi="Times New Roman" w:cs="Times New Roman"/>
-                <w:sz w:val="24"/>
-              </w:rPr>
-              <w:t>hover</w:t>
-            </w:r>
-            <w:proofErr w:type="spellEnd"/>
-            <w:r>
-              <w:rPr>
-                <w:rFonts w:ascii="Times New Roman" w:hAnsi="Times New Roman" w:cs="Times New Roman"/>
-                <w:sz w:val="24"/>
-              </w:rPr>
-              <w:t>)</w:t>
+              <w:t>CSS-эффекты (hover)</w:t>
             </w:r>
           </w:p>
         </w:tc>
@@ -11442,39 +10517,7 @@
                 <w:rFonts w:ascii="Times New Roman" w:hAnsi="Times New Roman" w:cs="Times New Roman"/>
                 <w:sz w:val="24"/>
               </w:rPr>
-              <w:t>В системе «</w:t>
-            </w:r>
-            <w:proofErr w:type="spellStart"/>
-            <w:r>
-              <w:rPr>
-                <w:rFonts w:ascii="Times New Roman" w:hAnsi="Times New Roman" w:cs="Times New Roman"/>
-                <w:sz w:val="24"/>
-              </w:rPr>
-              <w:t>Wrong</w:t>
-            </w:r>
-            <w:proofErr w:type="spellEnd"/>
-            <w:r>
-              <w:rPr>
-                <w:rFonts w:ascii="Times New Roman" w:hAnsi="Times New Roman" w:cs="Times New Roman"/>
-                <w:sz w:val="24"/>
-              </w:rPr>
-              <w:t xml:space="preserve"> </w:t>
-            </w:r>
-            <w:proofErr w:type="spellStart"/>
-            <w:r>
-              <w:rPr>
-                <w:rFonts w:ascii="Times New Roman" w:hAnsi="Times New Roman" w:cs="Times New Roman"/>
-                <w:sz w:val="24"/>
-              </w:rPr>
-              <w:t>Turn</w:t>
-            </w:r>
-            <w:proofErr w:type="spellEnd"/>
-            <w:r>
-              <w:rPr>
-                <w:rFonts w:ascii="Times New Roman" w:hAnsi="Times New Roman" w:cs="Times New Roman"/>
-                <w:sz w:val="24"/>
-              </w:rPr>
-              <w:t>» финансовые данные не обрабатываются (отсутствуют платежи, подписки и т.п.). При их появлении — обязательное шифрование и запрет передачи третьим лицам.</w:t>
+              <w:t>В системе «Wrong Turn» финансовые данные не обрабатываются (отсутствуют платежи, подписки и т.п.). При их появлении — обязательное шифрование и запрет передачи третьим лицам.</w:t>
             </w:r>
           </w:p>
         </w:tc>
@@ -11536,7 +10579,15 @@
                 <w:rFonts w:ascii="Times New Roman" w:hAnsi="Times New Roman" w:cs="Times New Roman"/>
                 <w:sz w:val="24"/>
               </w:rPr>
-              <w:t>Ролевая модель: администратор (полный доступ), преподаватель (просмотр статистики группы), пользователь (только свои тесты).</w:t>
+              <w:t xml:space="preserve">Ролевая модель: администратор (полный доступ), преподаватель (просмотр статистики </w:t>
+            </w:r>
+            <w:r>
+              <w:rPr>
+                <w:rFonts w:ascii="Times New Roman" w:hAnsi="Times New Roman" w:cs="Times New Roman"/>
+                <w:sz w:val="24"/>
+              </w:rPr>
+              <w:lastRenderedPageBreak/>
+              <w:t>группы), пользователь (только свои тесты).</w:t>
             </w:r>
           </w:p>
         </w:tc>
@@ -11622,67 +10673,7 @@
           <w:szCs w:val="28"/>
           <w:lang w:eastAsia="ru-RU"/>
         </w:rPr>
-        <w:t>Разработка и внедрение информационной системы «</w:t>
-      </w:r>
-      <w:proofErr w:type="spellStart"/>
-      <w:r>
-        <w:rPr>
-          <w:rFonts w:ascii="Times New Roman" w:eastAsia="Times New Roman" w:hAnsi="Times New Roman" w:cs="Times New Roman"/>
-          <w:sz w:val="28"/>
-          <w:szCs w:val="28"/>
-          <w:lang w:eastAsia="ru-RU"/>
-        </w:rPr>
-        <w:t>Wrong</w:t>
-      </w:r>
-      <w:proofErr w:type="spellEnd"/>
-      <w:r>
-        <w:rPr>
-          <w:rFonts w:ascii="Times New Roman" w:eastAsia="Times New Roman" w:hAnsi="Times New Roman" w:cs="Times New Roman"/>
-          <w:sz w:val="28"/>
-          <w:szCs w:val="28"/>
-          <w:lang w:eastAsia="ru-RU"/>
-        </w:rPr>
-        <w:t xml:space="preserve"> </w:t>
-      </w:r>
-      <w:proofErr w:type="spellStart"/>
-      <w:r>
-        <w:rPr>
-          <w:rFonts w:ascii="Times New Roman" w:eastAsia="Times New Roman" w:hAnsi="Times New Roman" w:cs="Times New Roman"/>
-          <w:sz w:val="28"/>
-          <w:szCs w:val="28"/>
-          <w:lang w:eastAsia="ru-RU"/>
-        </w:rPr>
-        <w:t>Turn</w:t>
-      </w:r>
-      <w:proofErr w:type="spellEnd"/>
-      <w:r>
-        <w:rPr>
-          <w:rFonts w:ascii="Times New Roman" w:eastAsia="Times New Roman" w:hAnsi="Times New Roman" w:cs="Times New Roman"/>
-          <w:sz w:val="28"/>
-          <w:szCs w:val="28"/>
-          <w:lang w:eastAsia="ru-RU"/>
-        </w:rPr>
-        <w:t xml:space="preserve">» осуществляется в соответствии с календарным планом работ. Сроки определены исходя из трудоемкости этапов, доступных ресурсов (1 разработчик-программист, 1 администратор, 1 </w:t>
-      </w:r>
-      <w:proofErr w:type="spellStart"/>
-      <w:r>
-        <w:rPr>
-          <w:rFonts w:ascii="Times New Roman" w:eastAsia="Times New Roman" w:hAnsi="Times New Roman" w:cs="Times New Roman"/>
-          <w:sz w:val="28"/>
-          <w:szCs w:val="28"/>
-          <w:lang w:eastAsia="ru-RU"/>
-        </w:rPr>
-        <w:t>тестировщик</w:t>
-      </w:r>
-      <w:proofErr w:type="spellEnd"/>
-      <w:r>
-        <w:rPr>
-          <w:rFonts w:ascii="Times New Roman" w:eastAsia="Times New Roman" w:hAnsi="Times New Roman" w:cs="Times New Roman"/>
-          <w:sz w:val="28"/>
-          <w:szCs w:val="28"/>
-          <w:lang w:eastAsia="ru-RU"/>
-        </w:rPr>
-        <w:t>).</w:t>
+        <w:t>Разработка и внедрение информационной системы «Wrong Turn» осуществляется в соответствии с календарным планом работ. Сроки определены исходя из трудоемкости этапов, доступных ресурсов (1 разработчик-программист, 1 администратор, 1 тестировщик).</w:t>
       </w:r>
     </w:p>
     <w:p>
@@ -11698,70 +10689,13 @@
           <w:lang w:eastAsia="ru-RU"/>
         </w:rPr>
       </w:pPr>
-    </w:p>
-    <w:p>
-      <w:pPr>
-        <w:spacing w:after="100" w:afterAutospacing="1" w:line="360" w:lineRule="auto"/>
-        <w:ind w:firstLine="709"/>
-        <w:contextualSpacing/>
-        <w:jc w:val="both"/>
-        <w:rPr>
-          <w:rFonts w:ascii="Times New Roman" w:eastAsia="Times New Roman" w:hAnsi="Times New Roman" w:cs="Times New Roman"/>
-          <w:sz w:val="28"/>
-          <w:szCs w:val="28"/>
-          <w:lang w:eastAsia="ru-RU"/>
-        </w:rPr>
-      </w:pPr>
-    </w:p>
-    <w:p>
-      <w:pPr>
-        <w:spacing w:after="100" w:afterAutospacing="1" w:line="360" w:lineRule="auto"/>
-        <w:ind w:firstLine="709"/>
-        <w:contextualSpacing/>
-        <w:jc w:val="both"/>
-        <w:rPr>
-          <w:rFonts w:ascii="Times New Roman" w:eastAsia="Times New Roman" w:hAnsi="Times New Roman" w:cs="Times New Roman"/>
-          <w:sz w:val="28"/>
-          <w:szCs w:val="28"/>
-          <w:lang w:eastAsia="ru-RU"/>
-        </w:rPr>
-      </w:pPr>
-    </w:p>
-    <w:p>
-      <w:pPr>
-        <w:spacing w:after="100" w:afterAutospacing="1" w:line="360" w:lineRule="auto"/>
-        <w:ind w:firstLine="709"/>
-        <w:contextualSpacing/>
-        <w:jc w:val="both"/>
-        <w:rPr>
-          <w:rFonts w:ascii="Times New Roman" w:eastAsia="Times New Roman" w:hAnsi="Times New Roman" w:cs="Times New Roman"/>
-          <w:sz w:val="28"/>
-          <w:szCs w:val="28"/>
-          <w:lang w:eastAsia="ru-RU"/>
-        </w:rPr>
-      </w:pPr>
-    </w:p>
-    <w:p>
-      <w:pPr>
-        <w:spacing w:after="100" w:afterAutospacing="1" w:line="360" w:lineRule="auto"/>
-        <w:ind w:firstLine="709"/>
-        <w:contextualSpacing/>
-        <w:jc w:val="both"/>
-        <w:rPr>
-          <w:rFonts w:ascii="Times New Roman" w:eastAsia="Times New Roman" w:hAnsi="Times New Roman" w:cs="Times New Roman"/>
-          <w:sz w:val="28"/>
-          <w:szCs w:val="28"/>
-          <w:lang w:eastAsia="ru-RU"/>
-        </w:rPr>
-      </w:pPr>
-      <w:r>
-        <w:rPr>
-          <w:rFonts w:ascii="Times New Roman" w:eastAsia="Times New Roman" w:hAnsi="Times New Roman" w:cs="Times New Roman"/>
-          <w:sz w:val="28"/>
-          <w:szCs w:val="28"/>
-          <w:lang w:eastAsia="ru-RU"/>
-        </w:rPr>
-        <w:lastRenderedPageBreak/>
+      <w:r>
+        <w:rPr>
+          <w:rFonts w:ascii="Times New Roman" w:eastAsia="Times New Roman" w:hAnsi="Times New Roman" w:cs="Times New Roman"/>
+          <w:sz w:val="28"/>
+          <w:szCs w:val="28"/>
+          <w:lang w:eastAsia="ru-RU"/>
+        </w:rPr>
         <w:t>4.1.4.2. Календарный план реализации проекта</w:t>
       </w:r>
     </w:p>
@@ -11998,9 +10932,8 @@
                 <w:rFonts w:ascii="Times New Roman" w:hAnsi="Times New Roman" w:cs="Times New Roman"/>
                 <w:sz w:val="24"/>
                 <w:szCs w:val="24"/>
-                <w:highlight w:val="red"/>
-              </w:rPr>
-              <w:t>10 дней</w:t>
+              </w:rPr>
+              <w:t>4 дней</w:t>
             </w:r>
           </w:p>
         </w:tc>
@@ -12014,17 +10947,15 @@
                 <w:rFonts w:ascii="Times New Roman" w:hAnsi="Times New Roman" w:cs="Times New Roman"/>
                 <w:sz w:val="24"/>
                 <w:szCs w:val="24"/>
-                <w:highlight w:val="red"/>
-              </w:rPr>
-            </w:pPr>
-            <w:r>
-              <w:rPr>
-                <w:rFonts w:ascii="Times New Roman" w:hAnsi="Times New Roman" w:cs="Times New Roman"/>
-                <w:sz w:val="24"/>
-                <w:szCs w:val="24"/>
-                <w:highlight w:val="red"/>
-              </w:rPr>
-              <w:t>01.06.2026</w:t>
+              </w:rPr>
+            </w:pPr>
+            <w:r>
+              <w:rPr>
+                <w:rFonts w:ascii="Times New Roman" w:hAnsi="Times New Roman" w:cs="Times New Roman"/>
+                <w:sz w:val="24"/>
+                <w:szCs w:val="24"/>
+              </w:rPr>
+              <w:t>15.05.2026</w:t>
             </w:r>
           </w:p>
         </w:tc>
@@ -12038,17 +10969,15 @@
                 <w:rFonts w:ascii="Times New Roman" w:hAnsi="Times New Roman" w:cs="Times New Roman"/>
                 <w:sz w:val="24"/>
                 <w:szCs w:val="24"/>
-                <w:highlight w:val="red"/>
-              </w:rPr>
-            </w:pPr>
-            <w:r>
-              <w:rPr>
-                <w:rFonts w:ascii="Times New Roman" w:hAnsi="Times New Roman" w:cs="Times New Roman"/>
-                <w:sz w:val="24"/>
-                <w:szCs w:val="24"/>
-                <w:highlight w:val="red"/>
-              </w:rPr>
-              <w:t>10.06.2026</w:t>
+              </w:rPr>
+            </w:pPr>
+            <w:r>
+              <w:rPr>
+                <w:rFonts w:ascii="Times New Roman" w:hAnsi="Times New Roman" w:cs="Times New Roman"/>
+                <w:sz w:val="24"/>
+                <w:szCs w:val="24"/>
+              </w:rPr>
+              <w:t>19.05.2026</w:t>
             </w:r>
           </w:p>
         </w:tc>
@@ -12116,25 +11045,7 @@
                 <w:sz w:val="24"/>
                 <w:szCs w:val="24"/>
               </w:rPr>
-              <w:t>Разработка серверной части (</w:t>
-            </w:r>
-            <w:proofErr w:type="spellStart"/>
-            <w:r>
-              <w:rPr>
-                <w:rFonts w:ascii="Times New Roman" w:hAnsi="Times New Roman" w:cs="Times New Roman"/>
-                <w:sz w:val="24"/>
-                <w:szCs w:val="24"/>
-              </w:rPr>
-              <w:t>бэкенд</w:t>
-            </w:r>
-            <w:proofErr w:type="spellEnd"/>
-            <w:r>
-              <w:rPr>
-                <w:rFonts w:ascii="Times New Roman" w:hAnsi="Times New Roman" w:cs="Times New Roman"/>
-                <w:sz w:val="24"/>
-                <w:szCs w:val="24"/>
-              </w:rPr>
-              <w:t>)</w:t>
+              <w:t>Разработка серверной части (бэкенд)</w:t>
             </w:r>
           </w:p>
         </w:tc>
@@ -12148,17 +11059,15 @@
                 <w:rFonts w:ascii="Times New Roman" w:hAnsi="Times New Roman" w:cs="Times New Roman"/>
                 <w:sz w:val="24"/>
                 <w:szCs w:val="24"/>
-                <w:highlight w:val="red"/>
-              </w:rPr>
-            </w:pPr>
-            <w:r>
-              <w:rPr>
-                <w:rFonts w:ascii="Times New Roman" w:hAnsi="Times New Roman" w:cs="Times New Roman"/>
-                <w:sz w:val="24"/>
-                <w:szCs w:val="24"/>
-                <w:highlight w:val="red"/>
-              </w:rPr>
-              <w:t>20 дней</w:t>
+              </w:rPr>
+            </w:pPr>
+            <w:r>
+              <w:rPr>
+                <w:rFonts w:ascii="Times New Roman" w:hAnsi="Times New Roman" w:cs="Times New Roman"/>
+                <w:sz w:val="24"/>
+                <w:szCs w:val="24"/>
+              </w:rPr>
+              <w:t>3 дня</w:t>
             </w:r>
           </w:p>
         </w:tc>
@@ -12172,17 +11081,23 @@
                 <w:rFonts w:ascii="Times New Roman" w:hAnsi="Times New Roman" w:cs="Times New Roman"/>
                 <w:sz w:val="24"/>
                 <w:szCs w:val="24"/>
-                <w:highlight w:val="red"/>
-              </w:rPr>
-            </w:pPr>
-            <w:r>
-              <w:rPr>
-                <w:rFonts w:ascii="Times New Roman" w:hAnsi="Times New Roman" w:cs="Times New Roman"/>
-                <w:sz w:val="24"/>
-                <w:szCs w:val="24"/>
-                <w:highlight w:val="red"/>
-              </w:rPr>
-              <w:t>11.06.2026</w:t>
+              </w:rPr>
+            </w:pPr>
+            <w:r>
+              <w:rPr>
+                <w:rFonts w:ascii="Times New Roman" w:hAnsi="Times New Roman" w:cs="Times New Roman"/>
+                <w:sz w:val="24"/>
+                <w:szCs w:val="24"/>
+              </w:rPr>
+              <w:t>19</w:t>
+            </w:r>
+            <w:r>
+              <w:rPr>
+                <w:rFonts w:ascii="Times New Roman" w:hAnsi="Times New Roman" w:cs="Times New Roman"/>
+                <w:sz w:val="24"/>
+                <w:szCs w:val="24"/>
+              </w:rPr>
+              <w:t>.05.2026</w:t>
             </w:r>
           </w:p>
         </w:tc>
@@ -12196,17 +11111,32 @@
                 <w:rFonts w:ascii="Times New Roman" w:hAnsi="Times New Roman" w:cs="Times New Roman"/>
                 <w:sz w:val="24"/>
                 <w:szCs w:val="24"/>
-                <w:highlight w:val="red"/>
-              </w:rPr>
-            </w:pPr>
-            <w:r>
-              <w:rPr>
-                <w:rFonts w:ascii="Times New Roman" w:hAnsi="Times New Roman" w:cs="Times New Roman"/>
-                <w:sz w:val="24"/>
-                <w:szCs w:val="24"/>
-                <w:highlight w:val="red"/>
-              </w:rPr>
-              <w:t>30.06.2026</w:t>
+              </w:rPr>
+            </w:pPr>
+            <w:r>
+              <w:rPr>
+                <w:rFonts w:ascii="Times New Roman" w:hAnsi="Times New Roman" w:cs="Times New Roman"/>
+                <w:sz w:val="24"/>
+                <w:szCs w:val="24"/>
+              </w:rPr>
+              <w:t>2</w:t>
+            </w:r>
+            <w:r>
+              <w:rPr>
+                <w:rFonts w:ascii="Times New Roman" w:hAnsi="Times New Roman" w:cs="Times New Roman"/>
+                <w:sz w:val="24"/>
+                <w:szCs w:val="24"/>
+                <w:lang w:val="en-US"/>
+              </w:rPr>
+              <w:t>2</w:t>
+            </w:r>
+            <w:r>
+              <w:rPr>
+                <w:rFonts w:ascii="Times New Roman" w:hAnsi="Times New Roman" w:cs="Times New Roman"/>
+                <w:sz w:val="24"/>
+                <w:szCs w:val="24"/>
+              </w:rPr>
+              <w:t>.05.2026</w:t>
             </w:r>
           </w:p>
         </w:tc>
@@ -12283,25 +11213,7 @@
                 <w:sz w:val="24"/>
                 <w:szCs w:val="24"/>
               </w:rPr>
-              <w:t>Разработка клиентской части (</w:t>
-            </w:r>
-            <w:proofErr w:type="spellStart"/>
-            <w:r>
-              <w:rPr>
-                <w:rFonts w:ascii="Times New Roman" w:hAnsi="Times New Roman" w:cs="Times New Roman"/>
-                <w:sz w:val="24"/>
-                <w:szCs w:val="24"/>
-              </w:rPr>
-              <w:t>фронтенд</w:t>
-            </w:r>
-            <w:proofErr w:type="spellEnd"/>
-            <w:r>
-              <w:rPr>
-                <w:rFonts w:ascii="Times New Roman" w:hAnsi="Times New Roman" w:cs="Times New Roman"/>
-                <w:sz w:val="24"/>
-                <w:szCs w:val="24"/>
-              </w:rPr>
-              <w:t>)</w:t>
+              <w:t>Разработка клиентской части (фронтенд)</w:t>
             </w:r>
           </w:p>
         </w:tc>
@@ -12315,17 +11227,15 @@
                 <w:rFonts w:ascii="Times New Roman" w:hAnsi="Times New Roman" w:cs="Times New Roman"/>
                 <w:sz w:val="24"/>
                 <w:szCs w:val="24"/>
-                <w:highlight w:val="red"/>
-              </w:rPr>
-            </w:pPr>
-            <w:r>
-              <w:rPr>
-                <w:rFonts w:ascii="Times New Roman" w:hAnsi="Times New Roman" w:cs="Times New Roman"/>
-                <w:sz w:val="24"/>
-                <w:szCs w:val="24"/>
-                <w:highlight w:val="red"/>
-              </w:rPr>
-              <w:t>15 дней</w:t>
+              </w:rPr>
+            </w:pPr>
+            <w:r>
+              <w:rPr>
+                <w:rFonts w:ascii="Times New Roman" w:hAnsi="Times New Roman" w:cs="Times New Roman"/>
+                <w:sz w:val="24"/>
+                <w:szCs w:val="24"/>
+              </w:rPr>
+              <w:t>2 дня</w:t>
             </w:r>
           </w:p>
         </w:tc>
@@ -12339,17 +11249,23 @@
                 <w:rFonts w:ascii="Times New Roman" w:hAnsi="Times New Roman" w:cs="Times New Roman"/>
                 <w:sz w:val="24"/>
                 <w:szCs w:val="24"/>
-                <w:highlight w:val="red"/>
-              </w:rPr>
-            </w:pPr>
-            <w:r>
-              <w:rPr>
-                <w:rFonts w:ascii="Times New Roman" w:hAnsi="Times New Roman" w:cs="Times New Roman"/>
-                <w:sz w:val="24"/>
-                <w:szCs w:val="24"/>
-                <w:highlight w:val="red"/>
-              </w:rPr>
-              <w:t>20.06.2026</w:t>
+              </w:rPr>
+            </w:pPr>
+            <w:r>
+              <w:rPr>
+                <w:rFonts w:ascii="Times New Roman" w:hAnsi="Times New Roman" w:cs="Times New Roman"/>
+                <w:sz w:val="24"/>
+                <w:szCs w:val="24"/>
+              </w:rPr>
+              <w:t>20</w:t>
+            </w:r>
+            <w:r>
+              <w:rPr>
+                <w:rFonts w:ascii="Times New Roman" w:hAnsi="Times New Roman" w:cs="Times New Roman"/>
+                <w:sz w:val="24"/>
+                <w:szCs w:val="24"/>
+              </w:rPr>
+              <w:t>.06.2026</w:t>
             </w:r>
           </w:p>
         </w:tc>
@@ -12363,17 +11279,23 @@
                 <w:rFonts w:ascii="Times New Roman" w:hAnsi="Times New Roman" w:cs="Times New Roman"/>
                 <w:sz w:val="24"/>
                 <w:szCs w:val="24"/>
-                <w:highlight w:val="red"/>
-              </w:rPr>
-            </w:pPr>
-            <w:r>
-              <w:rPr>
-                <w:rFonts w:ascii="Times New Roman" w:hAnsi="Times New Roman" w:cs="Times New Roman"/>
-                <w:sz w:val="24"/>
-                <w:szCs w:val="24"/>
-                <w:highlight w:val="red"/>
-              </w:rPr>
-              <w:t>04.07.2026</w:t>
+              </w:rPr>
+            </w:pPr>
+            <w:r>
+              <w:rPr>
+                <w:rFonts w:ascii="Times New Roman" w:hAnsi="Times New Roman" w:cs="Times New Roman"/>
+                <w:sz w:val="24"/>
+                <w:szCs w:val="24"/>
+              </w:rPr>
+              <w:t>23</w:t>
+            </w:r>
+            <w:r>
+              <w:rPr>
+                <w:rFonts w:ascii="Times New Roman" w:hAnsi="Times New Roman" w:cs="Times New Roman"/>
+                <w:sz w:val="24"/>
+                <w:szCs w:val="24"/>
+              </w:rPr>
+              <w:t>.07.2026</w:t>
             </w:r>
           </w:p>
         </w:tc>
@@ -12395,25 +11317,7 @@
                 <w:sz w:val="24"/>
                 <w:szCs w:val="24"/>
               </w:rPr>
-              <w:t xml:space="preserve">Веб-интерфейс (адаптивный), реализация таймера, счетчика ошибок, </w:t>
-            </w:r>
-            <w:proofErr w:type="spellStart"/>
-            <w:r>
-              <w:rPr>
-                <w:rFonts w:ascii="Times New Roman" w:hAnsi="Times New Roman" w:cs="Times New Roman"/>
-                <w:sz w:val="24"/>
-                <w:szCs w:val="24"/>
-              </w:rPr>
-              <w:t>оффлайн</w:t>
-            </w:r>
-            <w:proofErr w:type="spellEnd"/>
-            <w:r>
-              <w:rPr>
-                <w:rFonts w:ascii="Times New Roman" w:hAnsi="Times New Roman" w:cs="Times New Roman"/>
-                <w:sz w:val="24"/>
-                <w:szCs w:val="24"/>
-              </w:rPr>
-              <w:t>-режима</w:t>
+              <w:t>Веб-интерфейс (адаптивный), реализация таймера, счетчика ошибок, оффлайн-режима</w:t>
             </w:r>
           </w:p>
         </w:tc>
@@ -12473,17 +11377,15 @@
                 <w:rFonts w:ascii="Times New Roman" w:hAnsi="Times New Roman" w:cs="Times New Roman"/>
                 <w:sz w:val="24"/>
                 <w:szCs w:val="24"/>
-                <w:highlight w:val="red"/>
-              </w:rPr>
-            </w:pPr>
-            <w:r>
-              <w:rPr>
-                <w:rFonts w:ascii="Times New Roman" w:hAnsi="Times New Roman" w:cs="Times New Roman"/>
-                <w:sz w:val="24"/>
-                <w:szCs w:val="24"/>
-                <w:highlight w:val="red"/>
-              </w:rPr>
-              <w:t>7 дней</w:t>
+              </w:rPr>
+            </w:pPr>
+            <w:r>
+              <w:rPr>
+                <w:rFonts w:ascii="Times New Roman" w:hAnsi="Times New Roman" w:cs="Times New Roman"/>
+                <w:sz w:val="24"/>
+                <w:szCs w:val="24"/>
+              </w:rPr>
+              <w:t>2 дня</w:t>
             </w:r>
           </w:p>
         </w:tc>
@@ -12497,17 +11399,23 @@
                 <w:rFonts w:ascii="Times New Roman" w:hAnsi="Times New Roman" w:cs="Times New Roman"/>
                 <w:sz w:val="24"/>
                 <w:szCs w:val="24"/>
-                <w:highlight w:val="red"/>
-              </w:rPr>
-            </w:pPr>
-            <w:r>
-              <w:rPr>
-                <w:rFonts w:ascii="Times New Roman" w:hAnsi="Times New Roman" w:cs="Times New Roman"/>
-                <w:sz w:val="24"/>
-                <w:szCs w:val="24"/>
-                <w:highlight w:val="red"/>
-              </w:rPr>
-              <w:t>05.07.2026</w:t>
+              </w:rPr>
+            </w:pPr>
+            <w:r>
+              <w:rPr>
+                <w:rFonts w:ascii="Times New Roman" w:hAnsi="Times New Roman" w:cs="Times New Roman"/>
+                <w:sz w:val="24"/>
+                <w:szCs w:val="24"/>
+              </w:rPr>
+              <w:t>22</w:t>
+            </w:r>
+            <w:r>
+              <w:rPr>
+                <w:rFonts w:ascii="Times New Roman" w:hAnsi="Times New Roman" w:cs="Times New Roman"/>
+                <w:sz w:val="24"/>
+                <w:szCs w:val="24"/>
+              </w:rPr>
+              <w:t>.07.2026</w:t>
             </w:r>
           </w:p>
         </w:tc>
@@ -12521,17 +11429,23 @@
                 <w:rFonts w:ascii="Times New Roman" w:hAnsi="Times New Roman" w:cs="Times New Roman"/>
                 <w:sz w:val="24"/>
                 <w:szCs w:val="24"/>
-                <w:highlight w:val="red"/>
-              </w:rPr>
-            </w:pPr>
-            <w:r>
-              <w:rPr>
-                <w:rFonts w:ascii="Times New Roman" w:hAnsi="Times New Roman" w:cs="Times New Roman"/>
-                <w:sz w:val="24"/>
-                <w:szCs w:val="24"/>
-                <w:highlight w:val="red"/>
-              </w:rPr>
-              <w:t>11.07.2026</w:t>
+              </w:rPr>
+            </w:pPr>
+            <w:r>
+              <w:rPr>
+                <w:rFonts w:ascii="Times New Roman" w:hAnsi="Times New Roman" w:cs="Times New Roman"/>
+                <w:sz w:val="24"/>
+                <w:szCs w:val="24"/>
+              </w:rPr>
+              <w:t>23</w:t>
+            </w:r>
+            <w:r>
+              <w:rPr>
+                <w:rFonts w:ascii="Times New Roman" w:hAnsi="Times New Roman" w:cs="Times New Roman"/>
+                <w:sz w:val="24"/>
+                <w:szCs w:val="24"/>
+              </w:rPr>
+              <w:t>.07.2026</w:t>
             </w:r>
           </w:p>
         </w:tc>
@@ -12553,7 +11467,23 @@
                 <w:sz w:val="24"/>
                 <w:szCs w:val="24"/>
               </w:rPr>
-              <w:t>Импорт 400 актуальных вопросов ПДД, 20 билетов</w:t>
+              <w:t>Импорт</w:t>
+            </w:r>
+            <w:r>
+              <w:rPr>
+                <w:rFonts w:ascii="Times New Roman" w:hAnsi="Times New Roman" w:cs="Times New Roman"/>
+                <w:sz w:val="24"/>
+                <w:szCs w:val="24"/>
+              </w:rPr>
+              <w:t xml:space="preserve"> акт</w:t>
+            </w:r>
+            <w:r>
+              <w:rPr>
+                <w:rFonts w:ascii="Times New Roman" w:hAnsi="Times New Roman" w:cs="Times New Roman"/>
+                <w:sz w:val="24"/>
+                <w:szCs w:val="24"/>
+              </w:rPr>
+              <w:t>уальных вопросов ПДД</w:t>
             </w:r>
           </w:p>
         </w:tc>
@@ -12613,17 +11543,15 @@
                 <w:rFonts w:ascii="Times New Roman" w:hAnsi="Times New Roman" w:cs="Times New Roman"/>
                 <w:sz w:val="24"/>
                 <w:szCs w:val="24"/>
-                <w:highlight w:val="red"/>
-              </w:rPr>
-            </w:pPr>
-            <w:r>
-              <w:rPr>
-                <w:rFonts w:ascii="Times New Roman" w:hAnsi="Times New Roman" w:cs="Times New Roman"/>
-                <w:sz w:val="24"/>
-                <w:szCs w:val="24"/>
-                <w:highlight w:val="red"/>
-              </w:rPr>
-              <w:t>10 дней</w:t>
+              </w:rPr>
+            </w:pPr>
+            <w:r>
+              <w:rPr>
+                <w:rFonts w:ascii="Times New Roman" w:hAnsi="Times New Roman" w:cs="Times New Roman"/>
+                <w:sz w:val="24"/>
+                <w:szCs w:val="24"/>
+              </w:rPr>
+              <w:t>3 дня</w:t>
             </w:r>
           </w:p>
         </w:tc>
@@ -12637,17 +11565,23 @@
                 <w:rFonts w:ascii="Times New Roman" w:hAnsi="Times New Roman" w:cs="Times New Roman"/>
                 <w:sz w:val="24"/>
                 <w:szCs w:val="24"/>
-                <w:highlight w:val="red"/>
-              </w:rPr>
-            </w:pPr>
-            <w:r>
-              <w:rPr>
-                <w:rFonts w:ascii="Times New Roman" w:hAnsi="Times New Roman" w:cs="Times New Roman"/>
-                <w:sz w:val="24"/>
-                <w:szCs w:val="24"/>
-                <w:highlight w:val="red"/>
-              </w:rPr>
-              <w:t>12.07.2026</w:t>
+              </w:rPr>
+            </w:pPr>
+            <w:r>
+              <w:rPr>
+                <w:rFonts w:ascii="Times New Roman" w:hAnsi="Times New Roman" w:cs="Times New Roman"/>
+                <w:sz w:val="24"/>
+                <w:szCs w:val="24"/>
+              </w:rPr>
+              <w:t>22</w:t>
+            </w:r>
+            <w:r>
+              <w:rPr>
+                <w:rFonts w:ascii="Times New Roman" w:hAnsi="Times New Roman" w:cs="Times New Roman"/>
+                <w:sz w:val="24"/>
+                <w:szCs w:val="24"/>
+              </w:rPr>
+              <w:t>.07.2026</w:t>
             </w:r>
           </w:p>
         </w:tc>
@@ -12661,17 +11595,23 @@
                 <w:rFonts w:ascii="Times New Roman" w:hAnsi="Times New Roman" w:cs="Times New Roman"/>
                 <w:sz w:val="24"/>
                 <w:szCs w:val="24"/>
-                <w:highlight w:val="red"/>
-              </w:rPr>
-            </w:pPr>
-            <w:r>
-              <w:rPr>
-                <w:rFonts w:ascii="Times New Roman" w:hAnsi="Times New Roman" w:cs="Times New Roman"/>
-                <w:sz w:val="24"/>
-                <w:szCs w:val="24"/>
-                <w:highlight w:val="red"/>
-              </w:rPr>
-              <w:t>21.07.2026</w:t>
+              </w:rPr>
+            </w:pPr>
+            <w:r>
+              <w:rPr>
+                <w:rFonts w:ascii="Times New Roman" w:hAnsi="Times New Roman" w:cs="Times New Roman"/>
+                <w:sz w:val="24"/>
+                <w:szCs w:val="24"/>
+              </w:rPr>
+              <w:t>25</w:t>
+            </w:r>
+            <w:r>
+              <w:rPr>
+                <w:rFonts w:ascii="Times New Roman" w:hAnsi="Times New Roman" w:cs="Times New Roman"/>
+                <w:sz w:val="24"/>
+                <w:szCs w:val="24"/>
+              </w:rPr>
+              <w:t>.07.2026</w:t>
             </w:r>
           </w:p>
         </w:tc>
@@ -12693,7 +11633,16 @@
                 <w:sz w:val="24"/>
                 <w:szCs w:val="24"/>
               </w:rPr>
-              <w:t>Протокол тестирования (функциональное, нагрузочное, приемочное)</w:t>
+              <w:t xml:space="preserve">Протокол тестирования (функциональное, </w:t>
+            </w:r>
+            <w:r>
+              <w:rPr>
+                <w:rFonts w:ascii="Times New Roman" w:hAnsi="Times New Roman" w:cs="Times New Roman"/>
+                <w:sz w:val="24"/>
+                <w:szCs w:val="24"/>
+              </w:rPr>
+              <w:lastRenderedPageBreak/>
+              <w:t>нагрузочное, приемочное)</w:t>
             </w:r>
           </w:p>
         </w:tc>
@@ -12717,6 +11666,7 @@
                 <w:sz w:val="24"/>
                 <w:szCs w:val="24"/>
               </w:rPr>
+              <w:lastRenderedPageBreak/>
               <w:t>6</w:t>
             </w:r>
           </w:p>
@@ -12904,9 +11854,16 @@
                 <w:rFonts w:ascii="Times New Roman" w:hAnsi="Times New Roman" w:cs="Times New Roman"/>
                 <w:sz w:val="24"/>
                 <w:szCs w:val="24"/>
-                <w:highlight w:val="red"/>
-              </w:rPr>
-              <w:t>01.06.2026</w:t>
+              </w:rPr>
+              <w:t>15.05</w:t>
+            </w:r>
+            <w:r>
+              <w:rPr>
+                <w:rFonts w:ascii="Times New Roman" w:hAnsi="Times New Roman" w:cs="Times New Roman"/>
+                <w:sz w:val="24"/>
+                <w:szCs w:val="24"/>
+              </w:rPr>
+              <w:t>.2026</w:t>
             </w:r>
           </w:p>
         </w:tc>
@@ -12992,7 +11949,6 @@
           <w:szCs w:val="28"/>
           <w:lang w:eastAsia="ru-RU"/>
         </w:rPr>
-        <w:lastRenderedPageBreak/>
         <w:t>4.2. Требования к функциям, выполняемым системой</w:t>
       </w:r>
     </w:p>
@@ -13015,47 +11971,7 @@
           <w:szCs w:val="28"/>
           <w:lang w:eastAsia="ru-RU"/>
         </w:rPr>
-        <w:t>Таблица 10 - Описание функций и задач для ИС «</w:t>
-      </w:r>
-      <w:proofErr w:type="spellStart"/>
-      <w:r>
-        <w:rPr>
-          <w:rFonts w:ascii="Times New Roman" w:eastAsia="Times New Roman" w:hAnsi="Times New Roman" w:cs="Times New Roman"/>
-          <w:sz w:val="28"/>
-          <w:szCs w:val="28"/>
-          <w:lang w:eastAsia="ru-RU"/>
-        </w:rPr>
-        <w:t>Wrong</w:t>
-      </w:r>
-      <w:proofErr w:type="spellEnd"/>
-      <w:r>
-        <w:rPr>
-          <w:rFonts w:ascii="Times New Roman" w:eastAsia="Times New Roman" w:hAnsi="Times New Roman" w:cs="Times New Roman"/>
-          <w:sz w:val="28"/>
-          <w:szCs w:val="28"/>
-          <w:lang w:eastAsia="ru-RU"/>
-        </w:rPr>
-        <w:t xml:space="preserve"> </w:t>
-      </w:r>
-      <w:proofErr w:type="spellStart"/>
-      <w:r>
-        <w:rPr>
-          <w:rFonts w:ascii="Times New Roman" w:eastAsia="Times New Roman" w:hAnsi="Times New Roman" w:cs="Times New Roman"/>
-          <w:sz w:val="28"/>
-          <w:szCs w:val="28"/>
-          <w:lang w:eastAsia="ru-RU"/>
-        </w:rPr>
-        <w:t>Turn</w:t>
-      </w:r>
-      <w:proofErr w:type="spellEnd"/>
-      <w:r>
-        <w:rPr>
-          <w:rFonts w:ascii="Times New Roman" w:eastAsia="Times New Roman" w:hAnsi="Times New Roman" w:cs="Times New Roman"/>
-          <w:sz w:val="28"/>
-          <w:szCs w:val="28"/>
-          <w:lang w:eastAsia="ru-RU"/>
-        </w:rPr>
-        <w:t>»</w:t>
+        <w:t>Таблица 10 - Описание функций и задач для ИС «Wrong Turn»</w:t>
       </w:r>
     </w:p>
     <w:tbl>
@@ -13408,6 +12324,7 @@
                 <w:rFonts w:ascii="Times New Roman" w:hAnsi="Times New Roman" w:cs="Times New Roman"/>
                 <w:sz w:val="24"/>
               </w:rPr>
+              <w:lastRenderedPageBreak/>
               <w:t>Формирование отчета о готовности</w:t>
             </w:r>
           </w:p>
@@ -13445,21 +12362,12 @@
                 <w:sz w:val="24"/>
               </w:rPr>
             </w:pPr>
-            <w:proofErr w:type="spellStart"/>
-            <w:r>
-              <w:rPr>
-                <w:rFonts w:ascii="Times New Roman" w:hAnsi="Times New Roman" w:cs="Times New Roman"/>
-                <w:sz w:val="24"/>
-              </w:rPr>
-              <w:t>Дашборд</w:t>
-            </w:r>
-            <w:proofErr w:type="spellEnd"/>
-            <w:r>
-              <w:rPr>
-                <w:rFonts w:ascii="Times New Roman" w:hAnsi="Times New Roman" w:cs="Times New Roman"/>
-                <w:sz w:val="24"/>
-              </w:rPr>
-              <w:t xml:space="preserve"> (личный кабинет)</w:t>
+            <w:r>
+              <w:rPr>
+                <w:rFonts w:ascii="Times New Roman" w:hAnsi="Times New Roman" w:cs="Times New Roman"/>
+                <w:sz w:val="24"/>
+              </w:rPr>
+              <w:t>Дашборд (личный кабинет)</w:t>
             </w:r>
           </w:p>
         </w:tc>
@@ -13512,6 +12420,24 @@
           <w:lang w:eastAsia="ru-RU"/>
         </w:rPr>
       </w:pPr>
+      <w:r>
+        <w:rPr>
+          <w:rFonts w:ascii="Times New Roman" w:eastAsia="Times New Roman" w:hAnsi="Times New Roman" w:cs="Times New Roman"/>
+          <w:sz w:val="28"/>
+          <w:szCs w:val="28"/>
+          <w:lang w:eastAsia="ru-RU"/>
+        </w:rPr>
+        <w:t>4.3.</w:t>
+      </w:r>
+      <w:r>
+        <w:rPr>
+          <w:rFonts w:ascii="Times New Roman" w:eastAsia="Times New Roman" w:hAnsi="Times New Roman" w:cs="Times New Roman"/>
+          <w:sz w:val="28"/>
+          <w:szCs w:val="28"/>
+          <w:lang w:eastAsia="ru-RU"/>
+        </w:rPr>
+        <w:t xml:space="preserve"> Требования к видам обеспечения</w:t>
+      </w:r>
     </w:p>
     <w:p>
       <w:pPr>
@@ -13526,422 +12452,32 @@
           <w:lang w:eastAsia="ru-RU"/>
         </w:rPr>
       </w:pPr>
-    </w:p>
-    <w:p>
-      <w:pPr>
-        <w:spacing w:after="100" w:afterAutospacing="1" w:line="360" w:lineRule="auto"/>
-        <w:ind w:firstLine="709"/>
-        <w:contextualSpacing/>
-        <w:jc w:val="both"/>
-        <w:rPr>
-          <w:rFonts w:ascii="Times New Roman" w:eastAsia="Times New Roman" w:hAnsi="Times New Roman" w:cs="Times New Roman"/>
-          <w:sz w:val="28"/>
-          <w:szCs w:val="28"/>
-          <w:lang w:eastAsia="ru-RU"/>
-        </w:rPr>
-      </w:pPr>
-    </w:p>
-    <w:p>
-      <w:pPr>
-        <w:spacing w:after="100" w:afterAutospacing="1" w:line="360" w:lineRule="auto"/>
-        <w:ind w:firstLine="709"/>
-        <w:contextualSpacing/>
-        <w:jc w:val="both"/>
-        <w:rPr>
-          <w:rFonts w:ascii="Times New Roman" w:eastAsia="Times New Roman" w:hAnsi="Times New Roman" w:cs="Times New Roman"/>
-          <w:sz w:val="28"/>
-          <w:szCs w:val="28"/>
-          <w:lang w:eastAsia="ru-RU"/>
-        </w:rPr>
-      </w:pPr>
-    </w:p>
-    <w:p>
-      <w:pPr>
-        <w:spacing w:after="100" w:afterAutospacing="1" w:line="360" w:lineRule="auto"/>
-        <w:ind w:firstLine="709"/>
-        <w:contextualSpacing/>
-        <w:jc w:val="both"/>
-        <w:rPr>
-          <w:rFonts w:ascii="Times New Roman" w:eastAsia="Times New Roman" w:hAnsi="Times New Roman" w:cs="Times New Roman"/>
-          <w:sz w:val="28"/>
-          <w:szCs w:val="28"/>
-          <w:lang w:eastAsia="ru-RU"/>
-        </w:rPr>
-      </w:pPr>
-      <w:r>
-        <w:rPr>
-          <w:rFonts w:ascii="Times New Roman" w:eastAsia="Times New Roman" w:hAnsi="Times New Roman" w:cs="Times New Roman"/>
-          <w:sz w:val="28"/>
-          <w:szCs w:val="28"/>
-          <w:lang w:eastAsia="ru-RU"/>
-        </w:rPr>
-        <w:lastRenderedPageBreak/>
-        <w:t>4.3. Требования к видам обеспечения</w:t>
-      </w:r>
-    </w:p>
-    <w:p>
-      <w:pPr>
-        <w:spacing w:after="100" w:afterAutospacing="1" w:line="360" w:lineRule="auto"/>
-        <w:ind w:firstLine="709"/>
-        <w:contextualSpacing/>
-        <w:jc w:val="both"/>
-        <w:rPr>
-          <w:rFonts w:ascii="Times New Roman" w:eastAsia="Times New Roman" w:hAnsi="Times New Roman" w:cs="Times New Roman"/>
-          <w:sz w:val="28"/>
-          <w:szCs w:val="28"/>
-          <w:lang w:eastAsia="ru-RU"/>
-        </w:rPr>
-      </w:pPr>
-      <w:r>
-        <w:rPr>
-          <w:rFonts w:ascii="Times New Roman" w:eastAsia="Times New Roman" w:hAnsi="Times New Roman" w:cs="Times New Roman"/>
-          <w:sz w:val="28"/>
-          <w:szCs w:val="28"/>
-          <w:lang w:eastAsia="ru-RU"/>
-        </w:rPr>
-        <w:t xml:space="preserve">4.3.1. Требования к информационному обеспечению </w:t>
-      </w:r>
-    </w:p>
-    <w:p>
-      <w:pPr>
-        <w:spacing w:after="100" w:afterAutospacing="1" w:line="360" w:lineRule="auto"/>
-        <w:contextualSpacing/>
-        <w:jc w:val="both"/>
-        <w:rPr>
-          <w:rFonts w:ascii="Times New Roman" w:eastAsia="Times New Roman" w:hAnsi="Times New Roman" w:cs="Times New Roman"/>
-          <w:sz w:val="28"/>
-          <w:szCs w:val="28"/>
-          <w:lang w:eastAsia="ru-RU"/>
-        </w:rPr>
-      </w:pPr>
-      <w:r>
-        <w:rPr>
-          <w:rFonts w:ascii="Times New Roman" w:eastAsia="Times New Roman" w:hAnsi="Times New Roman" w:cs="Times New Roman"/>
-          <w:sz w:val="28"/>
-          <w:szCs w:val="28"/>
-          <w:lang w:eastAsia="ru-RU"/>
-        </w:rPr>
-        <w:t>Таблица 11 - Требования к информационному обеспечению</w:t>
-      </w:r>
-    </w:p>
-    <w:tbl>
-      <w:tblPr>
-        <w:tblStyle w:val="ab"/>
-        <w:tblW w:w="0" w:type="auto"/>
-        <w:tblLook w:val="04A0" w:firstRow="1" w:lastRow="0" w:firstColumn="1" w:lastColumn="0" w:noHBand="0" w:noVBand="1"/>
-      </w:tblPr>
-      <w:tblGrid>
-        <w:gridCol w:w="2335"/>
-        <w:gridCol w:w="2336"/>
-        <w:gridCol w:w="2336"/>
-        <w:gridCol w:w="2337"/>
-      </w:tblGrid>
-      <w:tr>
-        <w:tc>
-          <w:tcPr>
-            <w:tcW w:w="2336" w:type="dxa"/>
-          </w:tcPr>
-          <w:p>
-            <w:pPr>
-              <w:rPr>
-                <w:rFonts w:ascii="Times New Roman" w:hAnsi="Times New Roman" w:cs="Times New Roman"/>
-                <w:sz w:val="24"/>
-                <w:szCs w:val="24"/>
-              </w:rPr>
-            </w:pPr>
-            <w:r>
-              <w:rPr>
-                <w:rFonts w:ascii="Times New Roman" w:hAnsi="Times New Roman" w:cs="Times New Roman"/>
-                <w:sz w:val="24"/>
-                <w:szCs w:val="24"/>
-              </w:rPr>
-              <w:t>№</w:t>
-            </w:r>
-          </w:p>
-        </w:tc>
-        <w:tc>
-          <w:tcPr>
-            <w:tcW w:w="2336" w:type="dxa"/>
-          </w:tcPr>
-          <w:p>
-            <w:pPr>
-              <w:rPr>
-                <w:rFonts w:ascii="Times New Roman" w:hAnsi="Times New Roman" w:cs="Times New Roman"/>
-                <w:sz w:val="24"/>
-                <w:szCs w:val="24"/>
-              </w:rPr>
-            </w:pPr>
-            <w:r>
-              <w:rPr>
-                <w:rFonts w:ascii="Times New Roman" w:hAnsi="Times New Roman" w:cs="Times New Roman"/>
-                <w:sz w:val="24"/>
-                <w:szCs w:val="24"/>
-              </w:rPr>
-              <w:t>Компонент</w:t>
-            </w:r>
-          </w:p>
-        </w:tc>
-        <w:tc>
-          <w:tcPr>
-            <w:tcW w:w="2336" w:type="dxa"/>
-          </w:tcPr>
-          <w:p>
-            <w:pPr>
-              <w:rPr>
-                <w:rFonts w:ascii="Times New Roman" w:hAnsi="Times New Roman" w:cs="Times New Roman"/>
-                <w:sz w:val="24"/>
-                <w:szCs w:val="24"/>
-              </w:rPr>
-            </w:pPr>
-            <w:r>
-              <w:rPr>
-                <w:rFonts w:ascii="Times New Roman" w:hAnsi="Times New Roman" w:cs="Times New Roman"/>
-                <w:sz w:val="24"/>
-                <w:szCs w:val="24"/>
-              </w:rPr>
-              <w:t>Состав</w:t>
-            </w:r>
-          </w:p>
-        </w:tc>
-        <w:tc>
-          <w:tcPr>
-            <w:tcW w:w="2337" w:type="dxa"/>
-          </w:tcPr>
-          <w:p>
-            <w:pPr>
-              <w:rPr>
-                <w:rFonts w:ascii="Times New Roman" w:hAnsi="Times New Roman" w:cs="Times New Roman"/>
-                <w:sz w:val="24"/>
-                <w:szCs w:val="24"/>
-              </w:rPr>
-            </w:pPr>
-            <w:r>
-              <w:rPr>
-                <w:rFonts w:ascii="Times New Roman" w:hAnsi="Times New Roman" w:cs="Times New Roman"/>
-                <w:sz w:val="24"/>
-                <w:szCs w:val="24"/>
-              </w:rPr>
-              <w:t>Формат</w:t>
-            </w:r>
-          </w:p>
-        </w:tc>
-      </w:tr>
-      <w:tr>
-        <w:tc>
-          <w:tcPr>
-            <w:tcW w:w="2336" w:type="dxa"/>
-          </w:tcPr>
-          <w:p>
-            <w:pPr>
-              <w:rPr>
-                <w:rFonts w:ascii="Times New Roman" w:hAnsi="Times New Roman" w:cs="Times New Roman"/>
-                <w:sz w:val="24"/>
-                <w:szCs w:val="24"/>
-              </w:rPr>
-            </w:pPr>
-            <w:r>
-              <w:rPr>
-                <w:rFonts w:ascii="Times New Roman" w:hAnsi="Times New Roman" w:cs="Times New Roman"/>
-                <w:sz w:val="24"/>
-                <w:szCs w:val="24"/>
-              </w:rPr>
-              <w:t>1</w:t>
-            </w:r>
-          </w:p>
-        </w:tc>
-        <w:tc>
-          <w:tcPr>
-            <w:tcW w:w="2336" w:type="dxa"/>
-          </w:tcPr>
-          <w:p>
-            <w:pPr>
-              <w:rPr>
-                <w:rFonts w:ascii="Times New Roman" w:hAnsi="Times New Roman" w:cs="Times New Roman"/>
-                <w:sz w:val="24"/>
-                <w:szCs w:val="24"/>
-              </w:rPr>
-            </w:pPr>
-            <w:r>
-              <w:rPr>
-                <w:rFonts w:ascii="Times New Roman" w:hAnsi="Times New Roman" w:cs="Times New Roman"/>
-                <w:sz w:val="24"/>
-                <w:szCs w:val="24"/>
-              </w:rPr>
-              <w:t>Справочник тем ПДД</w:t>
-            </w:r>
-          </w:p>
-        </w:tc>
-        <w:tc>
-          <w:tcPr>
-            <w:tcW w:w="2336" w:type="dxa"/>
-          </w:tcPr>
-          <w:p>
-            <w:pPr>
-              <w:rPr>
-                <w:rFonts w:ascii="Times New Roman" w:hAnsi="Times New Roman" w:cs="Times New Roman"/>
-                <w:sz w:val="24"/>
-                <w:szCs w:val="24"/>
-              </w:rPr>
-            </w:pPr>
-            <w:r>
-              <w:rPr>
-                <w:rFonts w:ascii="Times New Roman" w:hAnsi="Times New Roman" w:cs="Times New Roman"/>
-                <w:sz w:val="24"/>
-                <w:szCs w:val="24"/>
-              </w:rPr>
-              <w:t>8 тем: «Дорожные знаки», «Разметка», «Перекрестки», «Скоростной режим», «Расположение ТС», «Штрафы», «Безопасная дистанция», «Прочее».</w:t>
-            </w:r>
-          </w:p>
-        </w:tc>
-        <w:tc>
-          <w:tcPr>
-            <w:tcW w:w="2337" w:type="dxa"/>
-          </w:tcPr>
-          <w:p>
-            <w:pPr>
-              <w:rPr>
-                <w:rFonts w:ascii="Times New Roman" w:hAnsi="Times New Roman" w:cs="Times New Roman"/>
-                <w:sz w:val="24"/>
-                <w:szCs w:val="24"/>
-              </w:rPr>
-            </w:pPr>
-            <w:r>
-              <w:rPr>
-                <w:rFonts w:ascii="Times New Roman" w:hAnsi="Times New Roman" w:cs="Times New Roman"/>
-                <w:sz w:val="24"/>
-                <w:szCs w:val="24"/>
-              </w:rPr>
-              <w:t>Таблица в БД</w:t>
-            </w:r>
-          </w:p>
-        </w:tc>
-      </w:tr>
-      <w:tr>
-        <w:tc>
-          <w:tcPr>
-            <w:tcW w:w="2336" w:type="dxa"/>
-          </w:tcPr>
-          <w:p>
-            <w:pPr>
-              <w:rPr>
-                <w:rFonts w:ascii="Times New Roman" w:hAnsi="Times New Roman" w:cs="Times New Roman"/>
-                <w:sz w:val="24"/>
-                <w:szCs w:val="24"/>
-              </w:rPr>
-            </w:pPr>
-            <w:r>
-              <w:rPr>
-                <w:rFonts w:ascii="Times New Roman" w:hAnsi="Times New Roman" w:cs="Times New Roman"/>
-                <w:sz w:val="24"/>
-                <w:szCs w:val="24"/>
-              </w:rPr>
-              <w:t>2</w:t>
-            </w:r>
-          </w:p>
-        </w:tc>
-        <w:tc>
-          <w:tcPr>
-            <w:tcW w:w="2336" w:type="dxa"/>
-          </w:tcPr>
-          <w:p>
-            <w:pPr>
-              <w:rPr>
-                <w:rFonts w:ascii="Times New Roman" w:hAnsi="Times New Roman" w:cs="Times New Roman"/>
-                <w:sz w:val="24"/>
-                <w:szCs w:val="24"/>
-              </w:rPr>
-            </w:pPr>
-            <w:r>
-              <w:rPr>
-                <w:rFonts w:ascii="Times New Roman" w:hAnsi="Times New Roman" w:cs="Times New Roman"/>
-                <w:sz w:val="24"/>
-                <w:szCs w:val="24"/>
-              </w:rPr>
-              <w:t>Шаблоны билетов</w:t>
-            </w:r>
-          </w:p>
-        </w:tc>
-        <w:tc>
-          <w:tcPr>
-            <w:tcW w:w="2336" w:type="dxa"/>
-          </w:tcPr>
-          <w:p>
-            <w:pPr>
-              <w:rPr>
-                <w:rFonts w:ascii="Times New Roman" w:hAnsi="Times New Roman" w:cs="Times New Roman"/>
-                <w:sz w:val="24"/>
-                <w:szCs w:val="24"/>
-              </w:rPr>
-            </w:pPr>
-            <w:r>
-              <w:rPr>
-                <w:rFonts w:ascii="Times New Roman" w:hAnsi="Times New Roman" w:cs="Times New Roman"/>
-                <w:sz w:val="24"/>
-                <w:szCs w:val="24"/>
-              </w:rPr>
-              <w:t>40 шаблонов (номера 1–40). Каждый содержит 20 ссылок на вопросы.</w:t>
-            </w:r>
-          </w:p>
-        </w:tc>
-        <w:tc>
-          <w:tcPr>
-            <w:tcW w:w="2337" w:type="dxa"/>
-          </w:tcPr>
-          <w:p>
-            <w:pPr>
-              <w:rPr>
-                <w:rFonts w:ascii="Times New Roman" w:hAnsi="Times New Roman" w:cs="Times New Roman"/>
-                <w:sz w:val="24"/>
-                <w:szCs w:val="24"/>
-              </w:rPr>
-            </w:pPr>
-            <w:r>
-              <w:rPr>
-                <w:rFonts w:ascii="Times New Roman" w:hAnsi="Times New Roman" w:cs="Times New Roman"/>
-                <w:sz w:val="24"/>
-                <w:szCs w:val="24"/>
-              </w:rPr>
-              <w:t>Таблица связей</w:t>
-            </w:r>
-          </w:p>
-        </w:tc>
-      </w:tr>
-    </w:tbl>
-    <w:p>
-      <w:pPr>
-        <w:spacing w:after="100" w:afterAutospacing="1" w:line="360" w:lineRule="auto"/>
-        <w:ind w:firstLine="709"/>
-        <w:contextualSpacing/>
-        <w:jc w:val="both"/>
-        <w:rPr>
-          <w:rFonts w:ascii="Times New Roman" w:eastAsia="Times New Roman" w:hAnsi="Times New Roman" w:cs="Times New Roman"/>
-          <w:sz w:val="28"/>
-          <w:szCs w:val="28"/>
-          <w:lang w:eastAsia="ru-RU"/>
-        </w:rPr>
-      </w:pPr>
-    </w:p>
-    <w:p>
-      <w:pPr>
-        <w:spacing w:after="100" w:afterAutospacing="1" w:line="360" w:lineRule="auto"/>
-        <w:ind w:firstLine="709"/>
-        <w:contextualSpacing/>
-        <w:jc w:val="both"/>
-        <w:rPr>
-          <w:rFonts w:ascii="Times New Roman" w:eastAsia="Times New Roman" w:hAnsi="Times New Roman" w:cs="Times New Roman"/>
-          <w:sz w:val="28"/>
-          <w:szCs w:val="28"/>
-          <w:lang w:eastAsia="ru-RU"/>
-        </w:rPr>
-      </w:pPr>
-      <w:r>
-        <w:rPr>
-          <w:rFonts w:ascii="Times New Roman" w:eastAsia="Times New Roman" w:hAnsi="Times New Roman" w:cs="Times New Roman"/>
-          <w:sz w:val="28"/>
-          <w:szCs w:val="28"/>
-          <w:lang w:eastAsia="ru-RU"/>
-        </w:rPr>
-        <w:t>4.3.2. Требования к лингвистическому обеспечению</w:t>
+      <w:r>
+        <w:rPr>
+          <w:rFonts w:ascii="Times New Roman" w:eastAsia="Times New Roman" w:hAnsi="Times New Roman" w:cs="Times New Roman"/>
+          <w:sz w:val="28"/>
+          <w:szCs w:val="28"/>
+          <w:lang w:eastAsia="ru-RU"/>
+        </w:rPr>
+        <w:t>4.3.</w:t>
+      </w:r>
+      <w:r>
+        <w:rPr>
+          <w:rFonts w:ascii="Times New Roman" w:eastAsia="Times New Roman" w:hAnsi="Times New Roman" w:cs="Times New Roman"/>
+          <w:sz w:val="28"/>
+          <w:szCs w:val="28"/>
+          <w:lang w:eastAsia="ru-RU"/>
+        </w:rPr>
+        <w:t>1</w:t>
+      </w:r>
+      <w:r>
+        <w:rPr>
+          <w:rFonts w:ascii="Times New Roman" w:eastAsia="Times New Roman" w:hAnsi="Times New Roman" w:cs="Times New Roman"/>
+          <w:sz w:val="28"/>
+          <w:szCs w:val="28"/>
+          <w:lang w:eastAsia="ru-RU"/>
+        </w:rPr>
+        <w:t>. Требования к лингвистическому обеспечению</w:t>
       </w:r>
     </w:p>
     <w:p>
@@ -13980,7 +12516,7 @@
       <w:tr>
         <w:tc>
           <w:tcPr>
-            <w:tcW w:w="3115" w:type="dxa"/>
+            <w:tcW w:w="3114" w:type="dxa"/>
           </w:tcPr>
           <w:p>
             <w:pPr>
@@ -14042,7 +12578,7 @@
       <w:tr>
         <w:tc>
           <w:tcPr>
-            <w:tcW w:w="3115" w:type="dxa"/>
+            <w:tcW w:w="3114" w:type="dxa"/>
           </w:tcPr>
           <w:p>
             <w:pPr>
@@ -14104,6 +12640,26 @@
       <w:tr>
         <w:tc>
           <w:tcPr>
+            <w:tcW w:w="3114" w:type="dxa"/>
+          </w:tcPr>
+          <w:p>
+            <w:pPr>
+              <w:rPr>
+                <w:rFonts w:ascii="Times New Roman" w:hAnsi="Times New Roman" w:cs="Times New Roman"/>
+                <w:sz w:val="24"/>
+              </w:rPr>
+            </w:pPr>
+            <w:r>
+              <w:rPr>
+                <w:rFonts w:ascii="Times New Roman" w:hAnsi="Times New Roman" w:cs="Times New Roman"/>
+                <w:sz w:val="24"/>
+              </w:rPr>
+              <w:t>2</w:t>
+            </w:r>
+          </w:p>
+        </w:tc>
+        <w:tc>
+          <w:tcPr>
             <w:tcW w:w="3115" w:type="dxa"/>
           </w:tcPr>
           <w:p>
@@ -14118,7 +12674,7 @@
                 <w:rFonts w:ascii="Times New Roman" w:hAnsi="Times New Roman" w:cs="Times New Roman"/>
                 <w:sz w:val="24"/>
               </w:rPr>
-              <w:t>2</w:t>
+              <w:t>Формулировки вопросов</w:t>
             </w:r>
           </w:p>
         </w:tc>
@@ -14138,102 +12694,25 @@
                 <w:rFonts w:ascii="Times New Roman" w:hAnsi="Times New Roman" w:cs="Times New Roman"/>
                 <w:sz w:val="24"/>
               </w:rPr>
-              <w:t>Формулировки вопросов</w:t>
-            </w:r>
-          </w:p>
-        </w:tc>
-        <w:tc>
-          <w:tcPr>
-            <w:tcW w:w="3115" w:type="dxa"/>
-          </w:tcPr>
-          <w:p>
-            <w:pPr>
-              <w:rPr>
-                <w:rFonts w:ascii="Times New Roman" w:hAnsi="Times New Roman" w:cs="Times New Roman"/>
-                <w:sz w:val="24"/>
-              </w:rPr>
-            </w:pPr>
-            <w:r>
-              <w:rPr>
-                <w:rFonts w:ascii="Times New Roman" w:hAnsi="Times New Roman" w:cs="Times New Roman"/>
-                <w:sz w:val="24"/>
-              </w:rPr>
               <w:t>Точное соответствие официальным экзаменационным билетам ПДД. Изменение допускается только для исправления орфографических ошибок.</w:t>
-            </w:r>
-          </w:p>
-        </w:tc>
-      </w:tr>
-      <w:tr>
-        <w:tc>
-          <w:tcPr>
-            <w:tcW w:w="3115" w:type="dxa"/>
-          </w:tcPr>
-          <w:p>
-            <w:pPr>
-              <w:rPr>
-                <w:rFonts w:ascii="Times New Roman" w:hAnsi="Times New Roman" w:cs="Times New Roman"/>
-                <w:sz w:val="24"/>
-              </w:rPr>
-            </w:pPr>
-            <w:r>
-              <w:rPr>
-                <w:rFonts w:ascii="Times New Roman" w:hAnsi="Times New Roman" w:cs="Times New Roman"/>
-                <w:sz w:val="24"/>
-              </w:rPr>
-              <w:t>3</w:t>
-            </w:r>
-          </w:p>
-        </w:tc>
-        <w:tc>
-          <w:tcPr>
-            <w:tcW w:w="3115" w:type="dxa"/>
-          </w:tcPr>
-          <w:p>
-            <w:pPr>
-              <w:rPr>
-                <w:rFonts w:ascii="Times New Roman" w:hAnsi="Times New Roman" w:cs="Times New Roman"/>
-                <w:sz w:val="24"/>
-              </w:rPr>
-            </w:pPr>
-            <w:r>
-              <w:rPr>
-                <w:rFonts w:ascii="Times New Roman" w:hAnsi="Times New Roman" w:cs="Times New Roman"/>
-                <w:sz w:val="24"/>
-              </w:rPr>
-              <w:t>Системные сообщения</w:t>
-            </w:r>
-          </w:p>
-        </w:tc>
-        <w:tc>
-          <w:tcPr>
-            <w:tcW w:w="3115" w:type="dxa"/>
-          </w:tcPr>
-          <w:p>
-            <w:pPr>
-              <w:rPr>
-                <w:rFonts w:ascii="Times New Roman" w:hAnsi="Times New Roman" w:cs="Times New Roman"/>
-                <w:sz w:val="24"/>
-              </w:rPr>
-            </w:pPr>
-            <w:r>
-              <w:rPr>
-                <w:rFonts w:ascii="Times New Roman" w:hAnsi="Times New Roman" w:cs="Times New Roman"/>
-                <w:sz w:val="24"/>
-              </w:rPr>
-              <w:t xml:space="preserve">Дружелюбные, но информативные: «Вы </w:t>
-            </w:r>
-            <w:r>
-              <w:rPr>
-                <w:rFonts w:ascii="Times New Roman" w:hAnsi="Times New Roman" w:cs="Times New Roman"/>
-                <w:sz w:val="24"/>
-              </w:rPr>
-              <w:lastRenderedPageBreak/>
-              <w:t>превысили лимит ошибок (2). Тест остановлен».</w:t>
             </w:r>
           </w:p>
         </w:tc>
       </w:tr>
     </w:tbl>
+    <w:p>
+      <w:pPr>
+        <w:spacing w:after="100" w:afterAutospacing="1" w:line="360" w:lineRule="auto"/>
+        <w:contextualSpacing/>
+        <w:jc w:val="both"/>
+        <w:rPr>
+          <w:rFonts w:ascii="Times New Roman" w:eastAsia="Times New Roman" w:hAnsi="Times New Roman" w:cs="Times New Roman"/>
+          <w:sz w:val="28"/>
+          <w:szCs w:val="28"/>
+          <w:lang w:eastAsia="ru-RU"/>
+        </w:rPr>
+      </w:pPr>
+    </w:p>
     <w:p>
       <w:pPr>
         <w:spacing w:after="100" w:afterAutospacing="1" w:line="360" w:lineRule="auto"/>
@@ -14247,6 +12726,25 @@
           <w:lang w:eastAsia="ru-RU"/>
         </w:rPr>
       </w:pPr>
+      <w:r>
+        <w:rPr>
+          <w:rFonts w:ascii="Times New Roman" w:eastAsia="Times New Roman" w:hAnsi="Times New Roman" w:cs="Times New Roman"/>
+          <w:sz w:val="28"/>
+          <w:szCs w:val="28"/>
+          <w:lang w:eastAsia="ru-RU"/>
+        </w:rPr>
+        <w:t>5.</w:t>
+      </w:r>
+      <w:r>
+        <w:rPr>
+          <w:rFonts w:ascii="Times New Roman" w:eastAsia="Times New Roman" w:hAnsi="Times New Roman" w:cs="Times New Roman"/>
+          <w:sz w:val="28"/>
+          <w:szCs w:val="28"/>
+          <w:lang w:eastAsia="ru-RU"/>
+        </w:rPr>
+        <w:tab/>
+        <w:t>Состав и содержание работ по созданию системы</w:t>
+      </w:r>
     </w:p>
     <w:p>
       <w:pPr>
@@ -14268,17 +12766,7 @@
           <w:szCs w:val="28"/>
           <w:lang w:eastAsia="ru-RU"/>
         </w:rPr>
-        <w:t>5.</w:t>
-      </w:r>
-      <w:r>
-        <w:rPr>
-          <w:rFonts w:ascii="Times New Roman" w:eastAsia="Times New Roman" w:hAnsi="Times New Roman" w:cs="Times New Roman"/>
-          <w:sz w:val="28"/>
-          <w:szCs w:val="28"/>
-          <w:lang w:eastAsia="ru-RU"/>
-        </w:rPr>
-        <w:tab/>
-        <w:t>Состав и содержание работ по созданию системы</w:t>
+        <w:t>5.1. Общие положения</w:t>
       </w:r>
     </w:p>
     <w:p>
@@ -14301,7 +12789,7 @@
           <w:szCs w:val="28"/>
           <w:lang w:eastAsia="ru-RU"/>
         </w:rPr>
-        <w:t>5.1. Общие положения</w:t>
+        <w:t>Создание информационной системы «Wrong Turn» представляет собой комплекс взаимоувязанных организационных, технических и программных мероприятий, направленных на разработку, внедрение и ввод в эксплуатацию системы автоматизированного тестирования знаний ПДД.</w:t>
       </w:r>
     </w:p>
     <w:p>
@@ -14324,47 +12812,7 @@
           <w:szCs w:val="28"/>
           <w:lang w:eastAsia="ru-RU"/>
         </w:rPr>
-        <w:t>Создание информационной системы «</w:t>
-      </w:r>
-      <w:proofErr w:type="spellStart"/>
-      <w:r>
-        <w:rPr>
-          <w:rFonts w:ascii="Times New Roman" w:eastAsia="Times New Roman" w:hAnsi="Times New Roman" w:cs="Times New Roman"/>
-          <w:sz w:val="28"/>
-          <w:szCs w:val="28"/>
-          <w:lang w:eastAsia="ru-RU"/>
-        </w:rPr>
-        <w:t>Wrong</w:t>
-      </w:r>
-      <w:proofErr w:type="spellEnd"/>
-      <w:r>
-        <w:rPr>
-          <w:rFonts w:ascii="Times New Roman" w:eastAsia="Times New Roman" w:hAnsi="Times New Roman" w:cs="Times New Roman"/>
-          <w:sz w:val="28"/>
-          <w:szCs w:val="28"/>
-          <w:lang w:eastAsia="ru-RU"/>
-        </w:rPr>
-        <w:t xml:space="preserve"> </w:t>
-      </w:r>
-      <w:proofErr w:type="spellStart"/>
-      <w:r>
-        <w:rPr>
-          <w:rFonts w:ascii="Times New Roman" w:eastAsia="Times New Roman" w:hAnsi="Times New Roman" w:cs="Times New Roman"/>
-          <w:sz w:val="28"/>
-          <w:szCs w:val="28"/>
-          <w:lang w:eastAsia="ru-RU"/>
-        </w:rPr>
-        <w:t>Turn</w:t>
-      </w:r>
-      <w:proofErr w:type="spellEnd"/>
-      <w:r>
-        <w:rPr>
-          <w:rFonts w:ascii="Times New Roman" w:eastAsia="Times New Roman" w:hAnsi="Times New Roman" w:cs="Times New Roman"/>
-          <w:sz w:val="28"/>
-          <w:szCs w:val="28"/>
-          <w:lang w:eastAsia="ru-RU"/>
-        </w:rPr>
-        <w:t>» представляет собой комплекс взаимоувязанных организационных, технических и программных мероприятий, направленных на разработку, внедрение и ввод в эксплуатацию системы автоматизированного тестирования знаний ПДД.</w:t>
+        <w:t>Работы по созданию системы выполняются в соответствии с:</w:t>
       </w:r>
     </w:p>
     <w:p>
@@ -14387,7 +12835,7 @@
           <w:szCs w:val="28"/>
           <w:lang w:eastAsia="ru-RU"/>
         </w:rPr>
-        <w:t>Работы по созданию системы выполняются в соответствии с:</w:t>
+        <w:t>Техническим заданием (утвержденным 15.05.2026);</w:t>
       </w:r>
     </w:p>
     <w:p>
@@ -14410,7 +12858,7 @@
           <w:szCs w:val="28"/>
           <w:lang w:eastAsia="ru-RU"/>
         </w:rPr>
-        <w:t>Техническим заданием (утвержденным 15.05.2026);</w:t>
+        <w:t>Календарным планом (раздел 4.1.4);</w:t>
       </w:r>
     </w:p>
     <w:p>
@@ -14433,7 +12881,7 @@
           <w:szCs w:val="28"/>
           <w:lang w:eastAsia="ru-RU"/>
         </w:rPr>
-        <w:t>Календарным планом (раздел 4.1.4);</w:t>
+        <w:t>Действующими нормативными документами в области автоматизированных систем (ГОСТ 34.601-90, ГОСТ 34.602-89).</w:t>
       </w:r>
     </w:p>
     <w:p>
@@ -14456,7 +12904,8 @@
           <w:szCs w:val="28"/>
           <w:lang w:eastAsia="ru-RU"/>
         </w:rPr>
-        <w:t>Действующими нормативными документами в области автоматизированных систем (ГОСТ 34.601-90, ГОСТ 34.602-89).</w:t>
+        <w:lastRenderedPageBreak/>
+        <w:t>5.2. Перечень этапов и работ</w:t>
       </w:r>
     </w:p>
     <w:p>
@@ -14479,70 +12928,7 @@
           <w:szCs w:val="28"/>
           <w:lang w:eastAsia="ru-RU"/>
         </w:rPr>
-        <w:t>5.2. Перечень этапов и работ</w:t>
-      </w:r>
-    </w:p>
-    <w:p>
-      <w:pPr>
-        <w:spacing w:after="100" w:afterAutospacing="1" w:line="360" w:lineRule="auto"/>
-        <w:ind w:firstLine="709"/>
-        <w:contextualSpacing/>
-        <w:jc w:val="both"/>
-        <w:rPr>
-          <w:rFonts w:ascii="Times New Roman" w:eastAsia="Times New Roman" w:hAnsi="Times New Roman" w:cs="Times New Roman"/>
-          <w:sz w:val="28"/>
-          <w:szCs w:val="28"/>
-          <w:lang w:eastAsia="ru-RU"/>
-        </w:rPr>
-      </w:pPr>
-      <w:r>
-        <w:rPr>
-          <w:rFonts w:ascii="Times New Roman" w:eastAsia="Times New Roman" w:hAnsi="Times New Roman" w:cs="Times New Roman"/>
-          <w:sz w:val="28"/>
-          <w:szCs w:val="28"/>
-          <w:lang w:eastAsia="ru-RU"/>
-        </w:rPr>
-        <w:t>Общий процесс создания ИС «</w:t>
-      </w:r>
-      <w:proofErr w:type="spellStart"/>
-      <w:r>
-        <w:rPr>
-          <w:rFonts w:ascii="Times New Roman" w:eastAsia="Times New Roman" w:hAnsi="Times New Roman" w:cs="Times New Roman"/>
-          <w:sz w:val="28"/>
-          <w:szCs w:val="28"/>
-          <w:lang w:eastAsia="ru-RU"/>
-        </w:rPr>
-        <w:t>Wrong</w:t>
-      </w:r>
-      <w:proofErr w:type="spellEnd"/>
-      <w:r>
-        <w:rPr>
-          <w:rFonts w:ascii="Times New Roman" w:eastAsia="Times New Roman" w:hAnsi="Times New Roman" w:cs="Times New Roman"/>
-          <w:sz w:val="28"/>
-          <w:szCs w:val="28"/>
-          <w:lang w:eastAsia="ru-RU"/>
-        </w:rPr>
-        <w:t xml:space="preserve"> </w:t>
-      </w:r>
-      <w:proofErr w:type="spellStart"/>
-      <w:r>
-        <w:rPr>
-          <w:rFonts w:ascii="Times New Roman" w:eastAsia="Times New Roman" w:hAnsi="Times New Roman" w:cs="Times New Roman"/>
-          <w:sz w:val="28"/>
-          <w:szCs w:val="28"/>
-          <w:lang w:eastAsia="ru-RU"/>
-        </w:rPr>
-        <w:t>Turn</w:t>
-      </w:r>
-      <w:proofErr w:type="spellEnd"/>
-      <w:r>
-        <w:rPr>
-          <w:rFonts w:ascii="Times New Roman" w:eastAsia="Times New Roman" w:hAnsi="Times New Roman" w:cs="Times New Roman"/>
-          <w:sz w:val="28"/>
-          <w:szCs w:val="28"/>
-          <w:lang w:eastAsia="ru-RU"/>
-        </w:rPr>
-        <w:t>» разделен на 7 основных этапов. Для каждого этапа определены: состав работ, ожидаемые результаты, документация и трудоемкость.</w:t>
+        <w:t>Общий процесс создания ИС «Wrong Turn» разделен на 7 основных этапов. Для каждого этапа определены: состав работ, ожидаемые результаты, документация и трудоемкость.</w:t>
       </w:r>
     </w:p>
     <w:p>
@@ -14604,7 +12990,7 @@
       <w:tr>
         <w:tc>
           <w:tcPr>
-            <w:tcW w:w="3115" w:type="dxa"/>
+            <w:tcW w:w="3114" w:type="dxa"/>
           </w:tcPr>
           <w:p>
             <w:pPr>
@@ -14672,7 +13058,7 @@
       <w:tr>
         <w:tc>
           <w:tcPr>
-            <w:tcW w:w="3115" w:type="dxa"/>
+            <w:tcW w:w="3114" w:type="dxa"/>
           </w:tcPr>
           <w:p>
             <w:pPr>
@@ -14740,6 +13126,28 @@
       <w:tr>
         <w:tc>
           <w:tcPr>
+            <w:tcW w:w="3114" w:type="dxa"/>
+          </w:tcPr>
+          <w:p>
+            <w:pPr>
+              <w:rPr>
+                <w:rFonts w:ascii="Times New Roman" w:hAnsi="Times New Roman" w:cs="Times New Roman"/>
+                <w:sz w:val="24"/>
+                <w:szCs w:val="24"/>
+              </w:rPr>
+            </w:pPr>
+            <w:r>
+              <w:rPr>
+                <w:rFonts w:ascii="Times New Roman" w:hAnsi="Times New Roman" w:cs="Times New Roman"/>
+                <w:sz w:val="24"/>
+                <w:szCs w:val="24"/>
+              </w:rPr>
+              <w:t>1.2</w:t>
+            </w:r>
+          </w:p>
+        </w:tc>
+        <w:tc>
+          <w:tcPr>
             <w:tcW w:w="3115" w:type="dxa"/>
           </w:tcPr>
           <w:p>
@@ -14756,7 +13164,7 @@
                 <w:sz w:val="24"/>
                 <w:szCs w:val="24"/>
               </w:rPr>
-              <w:t>1.2</w:t>
+              <w:t>Сбор исходных данных</w:t>
             </w:r>
           </w:p>
         </w:tc>
@@ -14778,38 +13186,15 @@
                 <w:sz w:val="24"/>
                 <w:szCs w:val="24"/>
               </w:rPr>
-              <w:t>Сбор исходных данных</w:t>
-            </w:r>
-          </w:p>
-        </w:tc>
-        <w:tc>
-          <w:tcPr>
-            <w:tcW w:w="3115" w:type="dxa"/>
-          </w:tcPr>
-          <w:p>
-            <w:pPr>
-              <w:rPr>
-                <w:rFonts w:ascii="Times New Roman" w:hAnsi="Times New Roman" w:cs="Times New Roman"/>
-                <w:sz w:val="24"/>
-                <w:szCs w:val="24"/>
-              </w:rPr>
-            </w:pPr>
-            <w:r>
-              <w:rPr>
-                <w:rFonts w:ascii="Times New Roman" w:hAnsi="Times New Roman" w:cs="Times New Roman"/>
-                <w:sz w:val="24"/>
-                <w:szCs w:val="24"/>
-              </w:rPr>
-              <w:t xml:space="preserve">Формирование перечня актуальных экзаменационных билетов ПДД (40 билетов × 20 вопросов), сбор </w:t>
-            </w:r>
-            <w:r>
-              <w:rPr>
-                <w:rFonts w:ascii="Times New Roman" w:hAnsi="Times New Roman" w:cs="Times New Roman"/>
-                <w:sz w:val="24"/>
-                <w:szCs w:val="24"/>
-              </w:rPr>
-              <w:lastRenderedPageBreak/>
-              <w:t>нормативных документов (ПДД РФ)</w:t>
+              <w:t>Формирование перечня актуальн</w:t>
+            </w:r>
+            <w:r>
+              <w:rPr>
+                <w:rFonts w:ascii="Times New Roman" w:hAnsi="Times New Roman" w:cs="Times New Roman"/>
+                <w:sz w:val="24"/>
+                <w:szCs w:val="24"/>
+              </w:rPr>
+              <w:t xml:space="preserve">ых экзаменационных билетов ПДД </w:t>
             </w:r>
           </w:p>
         </w:tc>
@@ -14817,6 +13202,38 @@
       <w:tr>
         <w:tc>
           <w:tcPr>
+            <w:tcW w:w="3114" w:type="dxa"/>
+          </w:tcPr>
+          <w:p>
+            <w:pPr>
+              <w:rPr>
+                <w:rFonts w:ascii="Times New Roman" w:hAnsi="Times New Roman" w:cs="Times New Roman"/>
+                <w:sz w:val="24"/>
+                <w:szCs w:val="24"/>
+                <w:lang w:val="en-US"/>
+              </w:rPr>
+            </w:pPr>
+            <w:r>
+              <w:rPr>
+                <w:rFonts w:ascii="Times New Roman" w:hAnsi="Times New Roman" w:cs="Times New Roman"/>
+                <w:sz w:val="24"/>
+                <w:szCs w:val="24"/>
+              </w:rPr>
+              <w:t>1.</w:t>
+            </w:r>
+            <w:r>
+              <w:rPr>
+                <w:rFonts w:ascii="Times New Roman" w:hAnsi="Times New Roman" w:cs="Times New Roman"/>
+                <w:sz w:val="24"/>
+                <w:szCs w:val="24"/>
+                <w:lang w:val="en-US"/>
+              </w:rPr>
+              <w:t>3</w:t>
+            </w:r>
+          </w:p>
+        </w:tc>
+        <w:tc>
+          <w:tcPr>
             <w:tcW w:w="3115" w:type="dxa"/>
           </w:tcPr>
           <w:p>
@@ -14833,8 +13250,7 @@
                 <w:sz w:val="24"/>
                 <w:szCs w:val="24"/>
               </w:rPr>
-              <w:lastRenderedPageBreak/>
-              <w:t>1.3</w:t>
+              <w:t>Разработка технического задания</w:t>
             </w:r>
           </w:p>
         </w:tc>
@@ -14856,29 +13272,7 @@
                 <w:sz w:val="24"/>
                 <w:szCs w:val="24"/>
               </w:rPr>
-              <w:t xml:space="preserve">Анализ существующих аналогов </w:t>
-            </w:r>
-          </w:p>
-        </w:tc>
-        <w:tc>
-          <w:tcPr>
-            <w:tcW w:w="3115" w:type="dxa"/>
-          </w:tcPr>
-          <w:p>
-            <w:pPr>
-              <w:rPr>
-                <w:rFonts w:ascii="Times New Roman" w:hAnsi="Times New Roman" w:cs="Times New Roman"/>
-                <w:sz w:val="24"/>
-                <w:szCs w:val="24"/>
-              </w:rPr>
-            </w:pPr>
-            <w:r>
-              <w:rPr>
-                <w:rFonts w:ascii="Times New Roman" w:hAnsi="Times New Roman" w:cs="Times New Roman"/>
-                <w:sz w:val="24"/>
-                <w:szCs w:val="24"/>
-              </w:rPr>
-              <w:t>Обзор 3–5 существующих онлайн-сервисов, выявление их недостатков (устаревшие вопросы, отсутствие пояснений, реклама)</w:t>
+              <w:t>Формулирование требований к функциям, объектам автоматизации, показателям назначения, видам обеспечения</w:t>
             </w:r>
           </w:p>
         </w:tc>
@@ -14886,91 +13280,33 @@
       <w:tr>
         <w:tc>
           <w:tcPr>
-            <w:tcW w:w="3115" w:type="dxa"/>
-          </w:tcPr>
-          <w:p>
-            <w:pPr>
-              <w:rPr>
-                <w:rFonts w:ascii="Times New Roman" w:hAnsi="Times New Roman" w:cs="Times New Roman"/>
-                <w:sz w:val="24"/>
-                <w:szCs w:val="24"/>
-              </w:rPr>
-            </w:pPr>
-            <w:r>
-              <w:rPr>
-                <w:rFonts w:ascii="Times New Roman" w:hAnsi="Times New Roman" w:cs="Times New Roman"/>
-                <w:sz w:val="24"/>
-                <w:szCs w:val="24"/>
-              </w:rPr>
-              <w:t>1.4</w:t>
-            </w:r>
-          </w:p>
-        </w:tc>
-        <w:tc>
-          <w:tcPr>
-            <w:tcW w:w="3115" w:type="dxa"/>
-          </w:tcPr>
-          <w:p>
-            <w:pPr>
-              <w:rPr>
-                <w:rFonts w:ascii="Times New Roman" w:hAnsi="Times New Roman" w:cs="Times New Roman"/>
-                <w:sz w:val="24"/>
-                <w:szCs w:val="24"/>
-              </w:rPr>
-            </w:pPr>
-            <w:r>
-              <w:rPr>
-                <w:rFonts w:ascii="Times New Roman" w:hAnsi="Times New Roman" w:cs="Times New Roman"/>
-                <w:sz w:val="24"/>
-                <w:szCs w:val="24"/>
-              </w:rPr>
-              <w:t>Разработка технического задания</w:t>
-            </w:r>
-          </w:p>
-        </w:tc>
-        <w:tc>
-          <w:tcPr>
-            <w:tcW w:w="3115" w:type="dxa"/>
-          </w:tcPr>
-          <w:p>
-            <w:pPr>
-              <w:rPr>
-                <w:rFonts w:ascii="Times New Roman" w:hAnsi="Times New Roman" w:cs="Times New Roman"/>
-                <w:sz w:val="24"/>
-                <w:szCs w:val="24"/>
-              </w:rPr>
-            </w:pPr>
-            <w:r>
-              <w:rPr>
-                <w:rFonts w:ascii="Times New Roman" w:hAnsi="Times New Roman" w:cs="Times New Roman"/>
-                <w:sz w:val="24"/>
-                <w:szCs w:val="24"/>
-              </w:rPr>
-              <w:t>Формулирование требований к функциям, объектам автоматизации, показателям назначения, видам обеспечения</w:t>
-            </w:r>
-          </w:p>
-        </w:tc>
-      </w:tr>
-      <w:tr>
-        <w:tc>
-          <w:tcPr>
-            <w:tcW w:w="3115" w:type="dxa"/>
-          </w:tcPr>
-          <w:p>
-            <w:pPr>
-              <w:rPr>
-                <w:rFonts w:ascii="Times New Roman" w:hAnsi="Times New Roman" w:cs="Times New Roman"/>
-                <w:sz w:val="24"/>
-                <w:szCs w:val="24"/>
-              </w:rPr>
-            </w:pPr>
-            <w:r>
-              <w:rPr>
-                <w:rFonts w:ascii="Times New Roman" w:hAnsi="Times New Roman" w:cs="Times New Roman"/>
-                <w:sz w:val="24"/>
-                <w:szCs w:val="24"/>
-              </w:rPr>
-              <w:t>1.5</w:t>
+            <w:tcW w:w="3114" w:type="dxa"/>
+          </w:tcPr>
+          <w:p>
+            <w:pPr>
+              <w:rPr>
+                <w:rFonts w:ascii="Times New Roman" w:hAnsi="Times New Roman" w:cs="Times New Roman"/>
+                <w:sz w:val="24"/>
+                <w:szCs w:val="24"/>
+                <w:lang w:val="en-US"/>
+              </w:rPr>
+            </w:pPr>
+            <w:r>
+              <w:rPr>
+                <w:rFonts w:ascii="Times New Roman" w:hAnsi="Times New Roman" w:cs="Times New Roman"/>
+                <w:sz w:val="24"/>
+                <w:szCs w:val="24"/>
+              </w:rPr>
+              <w:t>1.</w:t>
+            </w:r>
+            <w:r>
+              <w:rPr>
+                <w:rFonts w:ascii="Times New Roman" w:hAnsi="Times New Roman" w:cs="Times New Roman"/>
+                <w:sz w:val="24"/>
+                <w:szCs w:val="24"/>
+                <w:lang w:val="en-US"/>
+              </w:rPr>
+              <w:t>4</w:t>
             </w:r>
           </w:p>
         </w:tc>
@@ -15227,61 +13563,7 @@
                 <w:sz w:val="24"/>
                 <w:szCs w:val="24"/>
               </w:rPr>
-              <w:t>Выбор клиент-серверной архитектуры, определение компонентов (</w:t>
-            </w:r>
-            <w:proofErr w:type="spellStart"/>
-            <w:r>
-              <w:rPr>
-                <w:rFonts w:ascii="Times New Roman" w:hAnsi="Times New Roman" w:cs="Times New Roman"/>
-                <w:sz w:val="24"/>
-                <w:szCs w:val="24"/>
-              </w:rPr>
-              <w:t>фронтенд</w:t>
-            </w:r>
-            <w:proofErr w:type="spellEnd"/>
-            <w:r>
-              <w:rPr>
-                <w:rFonts w:ascii="Times New Roman" w:hAnsi="Times New Roman" w:cs="Times New Roman"/>
-                <w:sz w:val="24"/>
-                <w:szCs w:val="24"/>
-              </w:rPr>
-              <w:t xml:space="preserve">, </w:t>
-            </w:r>
-            <w:proofErr w:type="spellStart"/>
-            <w:r>
-              <w:rPr>
-                <w:rFonts w:ascii="Times New Roman" w:hAnsi="Times New Roman" w:cs="Times New Roman"/>
-                <w:sz w:val="24"/>
-                <w:szCs w:val="24"/>
-              </w:rPr>
-              <w:t>бэкенд</w:t>
-            </w:r>
-            <w:proofErr w:type="spellEnd"/>
-            <w:r>
-              <w:rPr>
-                <w:rFonts w:ascii="Times New Roman" w:hAnsi="Times New Roman" w:cs="Times New Roman"/>
-                <w:sz w:val="24"/>
-                <w:szCs w:val="24"/>
-              </w:rPr>
-              <w:t xml:space="preserve">, БД, </w:t>
-            </w:r>
-            <w:proofErr w:type="spellStart"/>
-            <w:r>
-              <w:rPr>
-                <w:rFonts w:ascii="Times New Roman" w:hAnsi="Times New Roman" w:cs="Times New Roman"/>
-                <w:sz w:val="24"/>
-                <w:szCs w:val="24"/>
-              </w:rPr>
-              <w:t>оффлайн</w:t>
-            </w:r>
-            <w:proofErr w:type="spellEnd"/>
-            <w:r>
-              <w:rPr>
-                <w:rFonts w:ascii="Times New Roman" w:hAnsi="Times New Roman" w:cs="Times New Roman"/>
-                <w:sz w:val="24"/>
-                <w:szCs w:val="24"/>
-              </w:rPr>
-              <w:t>-хранилище)</w:t>
+              <w:t>Выбор клиент-серверной архитектуры, определение компонентов (фронтенд, бэкенд, БД)</w:t>
             </w:r>
           </w:p>
         </w:tc>
@@ -15404,6 +13686,7 @@
                 <w:sz w:val="24"/>
                 <w:szCs w:val="24"/>
               </w:rPr>
+              <w:lastRenderedPageBreak/>
               <w:t>2.3</w:t>
             </w:r>
           </w:p>
@@ -15521,7 +13804,7 @@
                 <w:sz w:val="24"/>
                 <w:szCs w:val="24"/>
               </w:rPr>
-              <w:t>Разработка матрицы доступа (администратор, пользователь, гость)</w:t>
+              <w:t>Разработка матрицы доступа (администратор, пользователь)</w:t>
             </w:r>
           </w:p>
         </w:tc>
@@ -15611,14 +13894,27 @@
           <w:lang w:eastAsia="ru-RU"/>
         </w:rPr>
       </w:pPr>
-      <w:r>
-        <w:rPr>
-          <w:rFonts w:ascii="Times New Roman" w:eastAsia="Times New Roman" w:hAnsi="Times New Roman" w:cs="Times New Roman"/>
-          <w:sz w:val="28"/>
-          <w:szCs w:val="28"/>
-          <w:lang w:eastAsia="ru-RU"/>
-        </w:rPr>
-        <w:lastRenderedPageBreak/>
+    </w:p>
+    <w:p>
+      <w:pPr>
+        <w:spacing w:after="100" w:afterAutospacing="1" w:line="360" w:lineRule="auto"/>
+        <w:ind w:firstLine="709"/>
+        <w:contextualSpacing/>
+        <w:jc w:val="both"/>
+        <w:rPr>
+          <w:rFonts w:ascii="Times New Roman" w:eastAsia="Times New Roman" w:hAnsi="Times New Roman" w:cs="Times New Roman"/>
+          <w:sz w:val="28"/>
+          <w:szCs w:val="28"/>
+          <w:lang w:eastAsia="ru-RU"/>
+        </w:rPr>
+      </w:pPr>
+      <w:r>
+        <w:rPr>
+          <w:rFonts w:ascii="Times New Roman" w:eastAsia="Times New Roman" w:hAnsi="Times New Roman" w:cs="Times New Roman"/>
+          <w:sz w:val="28"/>
+          <w:szCs w:val="28"/>
+          <w:lang w:eastAsia="ru-RU"/>
+        </w:rPr>
         <w:t>Этап 3. Разработка программного обеспечения (кодирование)</w:t>
       </w:r>
     </w:p>
@@ -15641,27 +13937,7 @@
           <w:szCs w:val="28"/>
           <w:lang w:eastAsia="ru-RU"/>
         </w:rPr>
-        <w:t>Таблица 15 – Состав работ (</w:t>
-      </w:r>
-      <w:proofErr w:type="spellStart"/>
-      <w:r>
-        <w:rPr>
-          <w:rFonts w:ascii="Times New Roman" w:eastAsia="Times New Roman" w:hAnsi="Times New Roman" w:cs="Times New Roman"/>
-          <w:sz w:val="28"/>
-          <w:szCs w:val="28"/>
-          <w:lang w:eastAsia="ru-RU"/>
-        </w:rPr>
-        <w:t>бэкенд</w:t>
-      </w:r>
-      <w:proofErr w:type="spellEnd"/>
-      <w:r>
-        <w:rPr>
-          <w:rFonts w:ascii="Times New Roman" w:eastAsia="Times New Roman" w:hAnsi="Times New Roman" w:cs="Times New Roman"/>
-          <w:sz w:val="28"/>
-          <w:szCs w:val="28"/>
-          <w:lang w:eastAsia="ru-RU"/>
-        </w:rPr>
-        <w:t>)</w:t>
+        <w:t>Таблица 15 – Состав работ (бэкенд)</w:t>
       </w:r>
     </w:p>
     <w:tbl>
@@ -15839,15 +14115,13 @@
                 <w:rFonts w:ascii="Times New Roman" w:hAnsi="Times New Roman" w:cs="Times New Roman"/>
                 <w:sz w:val="24"/>
                 <w:szCs w:val="24"/>
-                <w:highlight w:val="red"/>
-              </w:rPr>
-            </w:pPr>
-            <w:r>
-              <w:rPr>
-                <w:rFonts w:ascii="Times New Roman" w:hAnsi="Times New Roman" w:cs="Times New Roman"/>
-                <w:sz w:val="24"/>
-                <w:szCs w:val="24"/>
-                <w:highlight w:val="red"/>
+              </w:rPr>
+            </w:pPr>
+            <w:r>
+              <w:rPr>
+                <w:rFonts w:ascii="Times New Roman" w:hAnsi="Times New Roman" w:cs="Times New Roman"/>
+                <w:sz w:val="24"/>
+                <w:szCs w:val="24"/>
               </w:rPr>
               <w:t>3.2</w:t>
             </w:r>
@@ -15864,15 +14138,13 @@
                 <w:rFonts w:ascii="Times New Roman" w:hAnsi="Times New Roman" w:cs="Times New Roman"/>
                 <w:sz w:val="24"/>
                 <w:szCs w:val="24"/>
-                <w:highlight w:val="red"/>
-              </w:rPr>
-            </w:pPr>
-            <w:r>
-              <w:rPr>
-                <w:rFonts w:ascii="Times New Roman" w:hAnsi="Times New Roman" w:cs="Times New Roman"/>
-                <w:sz w:val="24"/>
-                <w:szCs w:val="24"/>
-                <w:highlight w:val="red"/>
+              </w:rPr>
+            </w:pPr>
+            <w:r>
+              <w:rPr>
+                <w:rFonts w:ascii="Times New Roman" w:hAnsi="Times New Roman" w:cs="Times New Roman"/>
+                <w:sz w:val="24"/>
+                <w:szCs w:val="24"/>
               </w:rPr>
               <w:t>Реализация модели данных</w:t>
             </w:r>
@@ -15889,57 +14161,15 @@
                 <w:rFonts w:ascii="Times New Roman" w:hAnsi="Times New Roman" w:cs="Times New Roman"/>
                 <w:sz w:val="24"/>
                 <w:szCs w:val="24"/>
-                <w:highlight w:val="red"/>
-              </w:rPr>
-            </w:pPr>
-            <w:r>
-              <w:rPr>
-                <w:rFonts w:ascii="Times New Roman" w:hAnsi="Times New Roman" w:cs="Times New Roman"/>
-                <w:sz w:val="24"/>
-                <w:szCs w:val="24"/>
-                <w:highlight w:val="red"/>
-              </w:rPr>
-              <w:t>Создание таблиц БД через ORM (</w:t>
-            </w:r>
-            <w:proofErr w:type="spellStart"/>
-            <w:r>
-              <w:rPr>
-                <w:rFonts w:ascii="Times New Roman" w:hAnsi="Times New Roman" w:cs="Times New Roman"/>
-                <w:sz w:val="24"/>
-                <w:szCs w:val="24"/>
-                <w:highlight w:val="red"/>
-              </w:rPr>
-              <w:t>Django</w:t>
-            </w:r>
-            <w:proofErr w:type="spellEnd"/>
-            <w:r>
-              <w:rPr>
-                <w:rFonts w:ascii="Times New Roman" w:hAnsi="Times New Roman" w:cs="Times New Roman"/>
-                <w:sz w:val="24"/>
-                <w:szCs w:val="24"/>
-                <w:highlight w:val="red"/>
-              </w:rPr>
-              <w:t xml:space="preserve"> </w:t>
-            </w:r>
-            <w:proofErr w:type="spellStart"/>
-            <w:r>
-              <w:rPr>
-                <w:rFonts w:ascii="Times New Roman" w:hAnsi="Times New Roman" w:cs="Times New Roman"/>
-                <w:sz w:val="24"/>
-                <w:szCs w:val="24"/>
-                <w:highlight w:val="red"/>
-              </w:rPr>
-              <w:t>Models</w:t>
-            </w:r>
-            <w:proofErr w:type="spellEnd"/>
-            <w:r>
-              <w:rPr>
-                <w:rFonts w:ascii="Times New Roman" w:hAnsi="Times New Roman" w:cs="Times New Roman"/>
-                <w:sz w:val="24"/>
-                <w:szCs w:val="24"/>
-                <w:highlight w:val="red"/>
-              </w:rPr>
-              <w:t>), миграции</w:t>
+              </w:rPr>
+            </w:pPr>
+            <w:r>
+              <w:rPr>
+                <w:rFonts w:ascii="Times New Roman" w:hAnsi="Times New Roman" w:cs="Times New Roman"/>
+                <w:sz w:val="24"/>
+                <w:szCs w:val="24"/>
+              </w:rPr>
+              <w:t>Создание таблиц БД через Django Models, миграции</w:t>
             </w:r>
           </w:p>
         </w:tc>
@@ -16350,27 +14580,7 @@
           <w:szCs w:val="28"/>
           <w:lang w:eastAsia="ru-RU"/>
         </w:rPr>
-        <w:t>Таблица 16 – Состав работ(</w:t>
-      </w:r>
-      <w:proofErr w:type="spellStart"/>
-      <w:r>
-        <w:rPr>
-          <w:rFonts w:ascii="Times New Roman" w:eastAsia="Times New Roman" w:hAnsi="Times New Roman" w:cs="Times New Roman"/>
-          <w:sz w:val="28"/>
-          <w:szCs w:val="28"/>
-          <w:lang w:eastAsia="ru-RU"/>
-        </w:rPr>
-        <w:t>фронтед</w:t>
-      </w:r>
-      <w:proofErr w:type="spellEnd"/>
-      <w:r>
-        <w:rPr>
-          <w:rFonts w:ascii="Times New Roman" w:eastAsia="Times New Roman" w:hAnsi="Times New Roman" w:cs="Times New Roman"/>
-          <w:sz w:val="28"/>
-          <w:szCs w:val="28"/>
-          <w:lang w:eastAsia="ru-RU"/>
-        </w:rPr>
-        <w:t>)</w:t>
+        <w:t>Таблица 16 – Состав работ(фронтед)</w:t>
       </w:r>
     </w:p>
     <w:tbl>
@@ -16471,6 +14681,7 @@
                 <w:sz w:val="24"/>
                 <w:szCs w:val="24"/>
               </w:rPr>
+              <w:lastRenderedPageBreak/>
               <w:t>3.9</w:t>
             </w:r>
           </w:p>
@@ -16515,25 +14726,7 @@
                 <w:sz w:val="24"/>
                 <w:szCs w:val="24"/>
               </w:rPr>
-              <w:t xml:space="preserve">HTML/CSS, </w:t>
-            </w:r>
-            <w:proofErr w:type="spellStart"/>
-            <w:r>
-              <w:rPr>
-                <w:rFonts w:ascii="Times New Roman" w:hAnsi="Times New Roman" w:cs="Times New Roman"/>
-                <w:sz w:val="24"/>
-                <w:szCs w:val="24"/>
-              </w:rPr>
-              <w:t>адаптив</w:t>
-            </w:r>
-            <w:proofErr w:type="spellEnd"/>
-            <w:r>
-              <w:rPr>
-                <w:rFonts w:ascii="Times New Roman" w:hAnsi="Times New Roman" w:cs="Times New Roman"/>
-                <w:sz w:val="24"/>
-                <w:szCs w:val="24"/>
-              </w:rPr>
-              <w:t>, темная/светлая тема</w:t>
+              <w:t>HTML/CSS, адаптив, темная/светлая тема</w:t>
             </w:r>
           </w:p>
         </w:tc>
@@ -16601,18 +14794,8 @@
                 <w:sz w:val="24"/>
                 <w:szCs w:val="24"/>
               </w:rPr>
-              <w:t xml:space="preserve">Формы, </w:t>
-            </w:r>
-            <w:proofErr w:type="spellStart"/>
-            <w:r>
-              <w:rPr>
-                <w:rFonts w:ascii="Times New Roman" w:hAnsi="Times New Roman" w:cs="Times New Roman"/>
-                <w:sz w:val="24"/>
-                <w:szCs w:val="24"/>
-              </w:rPr>
-              <w:t>валидация</w:t>
-            </w:r>
-            <w:proofErr w:type="spellEnd"/>
+              <w:t>Формы, валидация</w:t>
+            </w:r>
           </w:p>
         </w:tc>
       </w:tr>
@@ -16703,7 +14886,6 @@
                 <w:sz w:val="24"/>
                 <w:szCs w:val="24"/>
               </w:rPr>
-              <w:lastRenderedPageBreak/>
               <w:t>3.12</w:t>
             </w:r>
           </w:p>
@@ -17014,27 +15196,7 @@
           <w:szCs w:val="28"/>
           <w:lang w:eastAsia="ru-RU"/>
         </w:rPr>
-        <w:t>Таблица 17 – Состав работ(</w:t>
-      </w:r>
-      <w:proofErr w:type="spellStart"/>
-      <w:r>
-        <w:rPr>
-          <w:rFonts w:ascii="Times New Roman" w:eastAsia="Times New Roman" w:hAnsi="Times New Roman" w:cs="Times New Roman"/>
-          <w:sz w:val="28"/>
-          <w:szCs w:val="28"/>
-          <w:lang w:eastAsia="ru-RU"/>
-        </w:rPr>
-        <w:t>фронтед</w:t>
-      </w:r>
-      <w:proofErr w:type="spellEnd"/>
-      <w:r>
-        <w:rPr>
-          <w:rFonts w:ascii="Times New Roman" w:eastAsia="Times New Roman" w:hAnsi="Times New Roman" w:cs="Times New Roman"/>
-          <w:sz w:val="28"/>
-          <w:szCs w:val="28"/>
-          <w:lang w:eastAsia="ru-RU"/>
-        </w:rPr>
-        <w:t>)</w:t>
+        <w:t>Таблица 17 – Состав работ(фронтед)</w:t>
       </w:r>
     </w:p>
     <w:tbl>
@@ -17054,7 +15216,19 @@
             <w:tcW w:w="3115" w:type="dxa"/>
           </w:tcPr>
           <w:p>
-            <w:r>
+            <w:pPr>
+              <w:rPr>
+                <w:rFonts w:ascii="Times New Roman" w:hAnsi="Times New Roman" w:cs="Times New Roman"/>
+                <w:sz w:val="24"/>
+                <w:szCs w:val="24"/>
+              </w:rPr>
+            </w:pPr>
+            <w:r>
+              <w:rPr>
+                <w:rFonts w:ascii="Times New Roman" w:hAnsi="Times New Roman" w:cs="Times New Roman"/>
+                <w:sz w:val="24"/>
+                <w:szCs w:val="24"/>
+              </w:rPr>
               <w:t>№</w:t>
             </w:r>
           </w:p>
@@ -17064,7 +15238,19 @@
             <w:tcW w:w="3115" w:type="dxa"/>
           </w:tcPr>
           <w:p>
-            <w:r>
+            <w:pPr>
+              <w:rPr>
+                <w:rFonts w:ascii="Times New Roman" w:hAnsi="Times New Roman" w:cs="Times New Roman"/>
+                <w:sz w:val="24"/>
+                <w:szCs w:val="24"/>
+              </w:rPr>
+            </w:pPr>
+            <w:r>
+              <w:rPr>
+                <w:rFonts w:ascii="Times New Roman" w:hAnsi="Times New Roman" w:cs="Times New Roman"/>
+                <w:sz w:val="24"/>
+                <w:szCs w:val="24"/>
+              </w:rPr>
               <w:t>Работа</w:t>
             </w:r>
           </w:p>
@@ -17074,7 +15260,19 @@
             <w:tcW w:w="3115" w:type="dxa"/>
           </w:tcPr>
           <w:p>
-            <w:r>
+            <w:pPr>
+              <w:rPr>
+                <w:rFonts w:ascii="Times New Roman" w:hAnsi="Times New Roman" w:cs="Times New Roman"/>
+                <w:sz w:val="24"/>
+                <w:szCs w:val="24"/>
+              </w:rPr>
+            </w:pPr>
+            <w:r>
+              <w:rPr>
+                <w:rFonts w:ascii="Times New Roman" w:hAnsi="Times New Roman" w:cs="Times New Roman"/>
+                <w:sz w:val="24"/>
+                <w:szCs w:val="24"/>
+              </w:rPr>
               <w:t>Содержание</w:t>
             </w:r>
           </w:p>
@@ -17086,7 +15284,19 @@
             <w:tcW w:w="3115" w:type="dxa"/>
           </w:tcPr>
           <w:p>
-            <w:r>
+            <w:pPr>
+              <w:rPr>
+                <w:rFonts w:ascii="Times New Roman" w:hAnsi="Times New Roman" w:cs="Times New Roman"/>
+                <w:sz w:val="24"/>
+                <w:szCs w:val="24"/>
+              </w:rPr>
+            </w:pPr>
+            <w:r>
+              <w:rPr>
+                <w:rFonts w:ascii="Times New Roman" w:hAnsi="Times New Roman" w:cs="Times New Roman"/>
+                <w:sz w:val="24"/>
+                <w:szCs w:val="24"/>
+              </w:rPr>
               <w:t>4.1</w:t>
             </w:r>
           </w:p>
@@ -17096,7 +15306,19 @@
             <w:tcW w:w="3115" w:type="dxa"/>
           </w:tcPr>
           <w:p>
-            <w:r>
+            <w:pPr>
+              <w:rPr>
+                <w:rFonts w:ascii="Times New Roman" w:hAnsi="Times New Roman" w:cs="Times New Roman"/>
+                <w:sz w:val="24"/>
+                <w:szCs w:val="24"/>
+              </w:rPr>
+            </w:pPr>
+            <w:r>
+              <w:rPr>
+                <w:rFonts w:ascii="Times New Roman" w:hAnsi="Times New Roman" w:cs="Times New Roman"/>
+                <w:sz w:val="24"/>
+                <w:szCs w:val="24"/>
+              </w:rPr>
               <w:t>Сбор актуальных экзаменационных билетов</w:t>
             </w:r>
           </w:p>
@@ -17106,14 +15328,20 @@
             <w:tcW w:w="3115" w:type="dxa"/>
           </w:tcPr>
           <w:p>
-            <w:r>
-              <w:t xml:space="preserve">Получение официальных билетов </w:t>
-            </w:r>
-            <w:r>
-              <w:t xml:space="preserve">ПДД </w:t>
-            </w:r>
-            <w:r>
-              <w:t>(актуальная версия на июль 2026 года)</w:t>
+            <w:pPr>
+              <w:rPr>
+                <w:rFonts w:ascii="Times New Roman" w:hAnsi="Times New Roman" w:cs="Times New Roman"/>
+                <w:sz w:val="24"/>
+                <w:szCs w:val="24"/>
+              </w:rPr>
+            </w:pPr>
+            <w:r>
+              <w:rPr>
+                <w:rFonts w:ascii="Times New Roman" w:hAnsi="Times New Roman" w:cs="Times New Roman"/>
+                <w:sz w:val="24"/>
+                <w:szCs w:val="24"/>
+              </w:rPr>
+              <w:t>Получение официальных билетов ПДД (актуальная версия на июль 2026 года)</w:t>
             </w:r>
           </w:p>
         </w:tc>
@@ -17124,7 +15352,19 @@
             <w:tcW w:w="3115" w:type="dxa"/>
           </w:tcPr>
           <w:p>
-            <w:r>
+            <w:pPr>
+              <w:rPr>
+                <w:rFonts w:ascii="Times New Roman" w:hAnsi="Times New Roman" w:cs="Times New Roman"/>
+                <w:sz w:val="24"/>
+                <w:szCs w:val="24"/>
+              </w:rPr>
+            </w:pPr>
+            <w:r>
+              <w:rPr>
+                <w:rFonts w:ascii="Times New Roman" w:hAnsi="Times New Roman" w:cs="Times New Roman"/>
+                <w:sz w:val="24"/>
+                <w:szCs w:val="24"/>
+              </w:rPr>
               <w:t>4.2</w:t>
             </w:r>
           </w:p>
@@ -17134,7 +15374,19 @@
             <w:tcW w:w="3115" w:type="dxa"/>
           </w:tcPr>
           <w:p>
-            <w:r>
+            <w:pPr>
+              <w:rPr>
+                <w:rFonts w:ascii="Times New Roman" w:hAnsi="Times New Roman" w:cs="Times New Roman"/>
+                <w:sz w:val="24"/>
+                <w:szCs w:val="24"/>
+              </w:rPr>
+            </w:pPr>
+            <w:r>
+              <w:rPr>
+                <w:rFonts w:ascii="Times New Roman" w:hAnsi="Times New Roman" w:cs="Times New Roman"/>
+                <w:sz w:val="24"/>
+                <w:szCs w:val="24"/>
+              </w:rPr>
               <w:t>Структурирование вопросов</w:t>
             </w:r>
           </w:p>
@@ -17144,11 +15396,37 @@
             <w:tcW w:w="3115" w:type="dxa"/>
           </w:tcPr>
           <w:p>
-            <w:r>
+            <w:pPr>
+              <w:rPr>
+                <w:rFonts w:ascii="Times New Roman" w:hAnsi="Times New Roman" w:cs="Times New Roman"/>
+                <w:sz w:val="24"/>
+                <w:szCs w:val="24"/>
+              </w:rPr>
+            </w:pPr>
+            <w:r>
+              <w:rPr>
+                <w:rFonts w:ascii="Times New Roman" w:hAnsi="Times New Roman" w:cs="Times New Roman"/>
+                <w:sz w:val="24"/>
+                <w:szCs w:val="24"/>
+              </w:rPr>
               <w:t xml:space="preserve">Преобразование в формат </w:t>
             </w:r>
             <w:r>
-              <w:t>CSV (вопрос, 4 варианта, правильный ответ, тема)</w:t>
+              <w:rPr>
+                <w:rFonts w:ascii="Times New Roman" w:hAnsi="Times New Roman" w:cs="Times New Roman"/>
+                <w:sz w:val="24"/>
+                <w:szCs w:val="24"/>
+                <w:lang w:val="en-US"/>
+              </w:rPr>
+              <w:t>JSON</w:t>
+            </w:r>
+            <w:r>
+              <w:rPr>
+                <w:rFonts w:ascii="Times New Roman" w:hAnsi="Times New Roman" w:cs="Times New Roman"/>
+                <w:sz w:val="24"/>
+                <w:szCs w:val="24"/>
+              </w:rPr>
+              <w:t xml:space="preserve"> (вопрос, 4 варианта, правильный ответ)</w:t>
             </w:r>
           </w:p>
         </w:tc>
@@ -17159,7 +15437,19 @@
             <w:tcW w:w="3115" w:type="dxa"/>
           </w:tcPr>
           <w:p>
-            <w:r>
+            <w:pPr>
+              <w:rPr>
+                <w:rFonts w:ascii="Times New Roman" w:hAnsi="Times New Roman" w:cs="Times New Roman"/>
+                <w:sz w:val="24"/>
+                <w:szCs w:val="24"/>
+              </w:rPr>
+            </w:pPr>
+            <w:r>
+              <w:rPr>
+                <w:rFonts w:ascii="Times New Roman" w:hAnsi="Times New Roman" w:cs="Times New Roman"/>
+                <w:sz w:val="24"/>
+                <w:szCs w:val="24"/>
+              </w:rPr>
               <w:t>4.3</w:t>
             </w:r>
           </w:p>
@@ -17169,7 +15459,19 @@
             <w:tcW w:w="3115" w:type="dxa"/>
           </w:tcPr>
           <w:p>
-            <w:r>
+            <w:pPr>
+              <w:rPr>
+                <w:rFonts w:ascii="Times New Roman" w:hAnsi="Times New Roman" w:cs="Times New Roman"/>
+                <w:sz w:val="24"/>
+                <w:szCs w:val="24"/>
+              </w:rPr>
+            </w:pPr>
+            <w:r>
+              <w:rPr>
+                <w:rFonts w:ascii="Times New Roman" w:hAnsi="Times New Roman" w:cs="Times New Roman"/>
+                <w:sz w:val="24"/>
+                <w:szCs w:val="24"/>
+              </w:rPr>
               <w:t>Импорт вопросов в БД</w:t>
             </w:r>
           </w:p>
@@ -17179,11 +15481,20 @@
             <w:tcW w:w="3115" w:type="dxa"/>
           </w:tcPr>
           <w:p>
-            <w:r>
-              <w:t>Загрузка ч</w:t>
-            </w:r>
-            <w:r>
-              <w:t>ерез административный интерфейс</w:t>
+            <w:pPr>
+              <w:rPr>
+                <w:rFonts w:ascii="Times New Roman" w:hAnsi="Times New Roman" w:cs="Times New Roman"/>
+                <w:sz w:val="24"/>
+                <w:szCs w:val="24"/>
+              </w:rPr>
+            </w:pPr>
+            <w:r>
+              <w:rPr>
+                <w:rFonts w:ascii="Times New Roman" w:hAnsi="Times New Roman" w:cs="Times New Roman"/>
+                <w:sz w:val="24"/>
+                <w:szCs w:val="24"/>
+              </w:rPr>
+              <w:t>Загрузка через административный интерфейс</w:t>
             </w:r>
           </w:p>
         </w:tc>
@@ -17194,7 +15505,19 @@
             <w:tcW w:w="3115" w:type="dxa"/>
           </w:tcPr>
           <w:p>
-            <w:r>
+            <w:pPr>
+              <w:rPr>
+                <w:rFonts w:ascii="Times New Roman" w:hAnsi="Times New Roman" w:cs="Times New Roman"/>
+                <w:sz w:val="24"/>
+                <w:szCs w:val="24"/>
+              </w:rPr>
+            </w:pPr>
+            <w:r>
+              <w:rPr>
+                <w:rFonts w:ascii="Times New Roman" w:hAnsi="Times New Roman" w:cs="Times New Roman"/>
+                <w:sz w:val="24"/>
+                <w:szCs w:val="24"/>
+              </w:rPr>
               <w:t>4.6</w:t>
             </w:r>
           </w:p>
@@ -17204,7 +15527,19 @@
             <w:tcW w:w="3115" w:type="dxa"/>
           </w:tcPr>
           <w:p>
-            <w:r>
+            <w:pPr>
+              <w:rPr>
+                <w:rFonts w:ascii="Times New Roman" w:hAnsi="Times New Roman" w:cs="Times New Roman"/>
+                <w:sz w:val="24"/>
+                <w:szCs w:val="24"/>
+              </w:rPr>
+            </w:pPr>
+            <w:r>
+              <w:rPr>
+                <w:rFonts w:ascii="Times New Roman" w:hAnsi="Times New Roman" w:cs="Times New Roman"/>
+                <w:sz w:val="24"/>
+                <w:szCs w:val="24"/>
+              </w:rPr>
               <w:t>Формирование билетов</w:t>
             </w:r>
           </w:p>
@@ -17214,8 +15549,20 @@
             <w:tcW w:w="3115" w:type="dxa"/>
           </w:tcPr>
           <w:p>
-            <w:r>
-              <w:t>Объединение вопросов в 40 билетов по 20 вопросов в соответствии с официальной структурой</w:t>
+            <w:pPr>
+              <w:rPr>
+                <w:rFonts w:ascii="Times New Roman" w:hAnsi="Times New Roman" w:cs="Times New Roman"/>
+                <w:sz w:val="24"/>
+                <w:szCs w:val="24"/>
+              </w:rPr>
+            </w:pPr>
+            <w:r>
+              <w:rPr>
+                <w:rFonts w:ascii="Times New Roman" w:hAnsi="Times New Roman" w:cs="Times New Roman"/>
+                <w:sz w:val="24"/>
+                <w:szCs w:val="24"/>
+              </w:rPr>
+              <w:t>Объединение вопросов в соответствии с официальной структурой</w:t>
             </w:r>
           </w:p>
         </w:tc>
@@ -17254,6 +15601,7 @@
           <w:szCs w:val="28"/>
           <w:lang w:eastAsia="ru-RU"/>
         </w:rPr>
+        <w:lastRenderedPageBreak/>
         <w:t>Этап 5. Тестирование системы</w:t>
       </w:r>
     </w:p>
@@ -17293,19 +15641,45 @@
       <w:tr>
         <w:tc>
           <w:tcPr>
+            <w:tcW w:w="3114" w:type="dxa"/>
+          </w:tcPr>
+          <w:p>
+            <w:pPr>
+              <w:rPr>
+                <w:rFonts w:ascii="Times New Roman" w:hAnsi="Times New Roman" w:cs="Times New Roman"/>
+                <w:sz w:val="24"/>
+                <w:szCs w:val="24"/>
+              </w:rPr>
+            </w:pPr>
+            <w:r>
+              <w:rPr>
+                <w:rFonts w:ascii="Times New Roman" w:hAnsi="Times New Roman" w:cs="Times New Roman"/>
+                <w:sz w:val="24"/>
+                <w:szCs w:val="24"/>
+              </w:rPr>
+              <w:t>№</w:t>
+            </w:r>
+          </w:p>
+        </w:tc>
+        <w:tc>
+          <w:tcPr>
             <w:tcW w:w="3115" w:type="dxa"/>
           </w:tcPr>
           <w:p>
             <w:pPr>
               <w:rPr>
                 <w:rFonts w:ascii="Times New Roman" w:hAnsi="Times New Roman" w:cs="Times New Roman"/>
-              </w:rPr>
-            </w:pPr>
-            <w:r>
-              <w:rPr>
-                <w:rFonts w:ascii="Times New Roman" w:hAnsi="Times New Roman" w:cs="Times New Roman"/>
-              </w:rPr>
-              <w:t>№</w:t>
+                <w:sz w:val="24"/>
+                <w:szCs w:val="24"/>
+              </w:rPr>
+            </w:pPr>
+            <w:r>
+              <w:rPr>
+                <w:rFonts w:ascii="Times New Roman" w:hAnsi="Times New Roman" w:cs="Times New Roman"/>
+                <w:sz w:val="24"/>
+                <w:szCs w:val="24"/>
+              </w:rPr>
+              <w:t>Тип тестирования</w:t>
             </w:r>
           </w:p>
         </w:tc>
@@ -17317,29 +15691,15 @@
             <w:pPr>
               <w:rPr>
                 <w:rFonts w:ascii="Times New Roman" w:hAnsi="Times New Roman" w:cs="Times New Roman"/>
-              </w:rPr>
-            </w:pPr>
-            <w:r>
-              <w:rPr>
-                <w:rFonts w:ascii="Times New Roman" w:hAnsi="Times New Roman" w:cs="Times New Roman"/>
-              </w:rPr>
-              <w:t>Тип тестирования</w:t>
-            </w:r>
-          </w:p>
-        </w:tc>
-        <w:tc>
-          <w:tcPr>
-            <w:tcW w:w="3115" w:type="dxa"/>
-          </w:tcPr>
-          <w:p>
-            <w:pPr>
-              <w:rPr>
-                <w:rFonts w:ascii="Times New Roman" w:hAnsi="Times New Roman" w:cs="Times New Roman"/>
-              </w:rPr>
-            </w:pPr>
-            <w:r>
-              <w:rPr>
-                <w:rFonts w:ascii="Times New Roman" w:hAnsi="Times New Roman" w:cs="Times New Roman"/>
+                <w:sz w:val="24"/>
+                <w:szCs w:val="24"/>
+              </w:rPr>
+            </w:pPr>
+            <w:r>
+              <w:rPr>
+                <w:rFonts w:ascii="Times New Roman" w:hAnsi="Times New Roman" w:cs="Times New Roman"/>
+                <w:sz w:val="24"/>
+                <w:szCs w:val="24"/>
               </w:rPr>
               <w:t>Содержание</w:t>
             </w:r>
@@ -17349,19 +15709,45 @@
       <w:tr>
         <w:tc>
           <w:tcPr>
+            <w:tcW w:w="3114" w:type="dxa"/>
+          </w:tcPr>
+          <w:p>
+            <w:pPr>
+              <w:rPr>
+                <w:rFonts w:ascii="Times New Roman" w:hAnsi="Times New Roman" w:cs="Times New Roman"/>
+                <w:sz w:val="24"/>
+                <w:szCs w:val="24"/>
+              </w:rPr>
+            </w:pPr>
+            <w:r>
+              <w:rPr>
+                <w:rFonts w:ascii="Times New Roman" w:hAnsi="Times New Roman" w:cs="Times New Roman"/>
+                <w:sz w:val="24"/>
+                <w:szCs w:val="24"/>
+              </w:rPr>
+              <w:t>5.1</w:t>
+            </w:r>
+          </w:p>
+        </w:tc>
+        <w:tc>
+          <w:tcPr>
             <w:tcW w:w="3115" w:type="dxa"/>
           </w:tcPr>
           <w:p>
             <w:pPr>
               <w:rPr>
                 <w:rFonts w:ascii="Times New Roman" w:hAnsi="Times New Roman" w:cs="Times New Roman"/>
-              </w:rPr>
-            </w:pPr>
-            <w:r>
-              <w:rPr>
-                <w:rFonts w:ascii="Times New Roman" w:hAnsi="Times New Roman" w:cs="Times New Roman"/>
-              </w:rPr>
-              <w:t>5.1</w:t>
+                <w:sz w:val="24"/>
+                <w:szCs w:val="24"/>
+              </w:rPr>
+            </w:pPr>
+            <w:r>
+              <w:rPr>
+                <w:rFonts w:ascii="Times New Roman" w:hAnsi="Times New Roman" w:cs="Times New Roman"/>
+                <w:sz w:val="24"/>
+                <w:szCs w:val="24"/>
+              </w:rPr>
+              <w:t>Модульное тестирование</w:t>
             </w:r>
           </w:p>
         </w:tc>
@@ -17373,29 +15759,15 @@
             <w:pPr>
               <w:rPr>
                 <w:rFonts w:ascii="Times New Roman" w:hAnsi="Times New Roman" w:cs="Times New Roman"/>
-              </w:rPr>
-            </w:pPr>
-            <w:r>
-              <w:rPr>
-                <w:rFonts w:ascii="Times New Roman" w:hAnsi="Times New Roman" w:cs="Times New Roman"/>
-              </w:rPr>
-              <w:t>Модульное тестирование</w:t>
-            </w:r>
-          </w:p>
-        </w:tc>
-        <w:tc>
-          <w:tcPr>
-            <w:tcW w:w="3115" w:type="dxa"/>
-          </w:tcPr>
-          <w:p>
-            <w:pPr>
-              <w:rPr>
-                <w:rFonts w:ascii="Times New Roman" w:hAnsi="Times New Roman" w:cs="Times New Roman"/>
-              </w:rPr>
-            </w:pPr>
-            <w:r>
-              <w:rPr>
-                <w:rFonts w:ascii="Times New Roman" w:hAnsi="Times New Roman" w:cs="Times New Roman"/>
+                <w:sz w:val="24"/>
+                <w:szCs w:val="24"/>
+              </w:rPr>
+            </w:pPr>
+            <w:r>
+              <w:rPr>
+                <w:rFonts w:ascii="Times New Roman" w:hAnsi="Times New Roman" w:cs="Times New Roman"/>
+                <w:sz w:val="24"/>
+                <w:szCs w:val="24"/>
               </w:rPr>
               <w:t>Тестирование каждого компонента в изоляции (юнит-тесты для алгоритмов верификации, генерации билетов, подсчета процентов)</w:t>
             </w:r>
@@ -17405,20 +15777,45 @@
       <w:tr>
         <w:tc>
           <w:tcPr>
+            <w:tcW w:w="3114" w:type="dxa"/>
+          </w:tcPr>
+          <w:p>
+            <w:pPr>
+              <w:rPr>
+                <w:rFonts w:ascii="Times New Roman" w:hAnsi="Times New Roman" w:cs="Times New Roman"/>
+                <w:sz w:val="24"/>
+                <w:szCs w:val="24"/>
+              </w:rPr>
+            </w:pPr>
+            <w:r>
+              <w:rPr>
+                <w:rFonts w:ascii="Times New Roman" w:hAnsi="Times New Roman" w:cs="Times New Roman"/>
+                <w:sz w:val="24"/>
+                <w:szCs w:val="24"/>
+              </w:rPr>
+              <w:t>5.3</w:t>
+            </w:r>
+          </w:p>
+        </w:tc>
+        <w:tc>
+          <w:tcPr>
             <w:tcW w:w="3115" w:type="dxa"/>
           </w:tcPr>
           <w:p>
             <w:pPr>
               <w:rPr>
                 <w:rFonts w:ascii="Times New Roman" w:hAnsi="Times New Roman" w:cs="Times New Roman"/>
-              </w:rPr>
-            </w:pPr>
-            <w:r>
-              <w:rPr>
-                <w:rFonts w:ascii="Times New Roman" w:hAnsi="Times New Roman" w:cs="Times New Roman"/>
-              </w:rPr>
-              <w:lastRenderedPageBreak/>
-              <w:t>5.3</w:t>
+                <w:sz w:val="24"/>
+                <w:szCs w:val="24"/>
+              </w:rPr>
+            </w:pPr>
+            <w:r>
+              <w:rPr>
+                <w:rFonts w:ascii="Times New Roman" w:hAnsi="Times New Roman" w:cs="Times New Roman"/>
+                <w:sz w:val="24"/>
+                <w:szCs w:val="24"/>
+              </w:rPr>
+              <w:t>Функциональное тестирование</w:t>
             </w:r>
           </w:p>
         </w:tc>
@@ -17430,29 +15827,15 @@
             <w:pPr>
               <w:rPr>
                 <w:rFonts w:ascii="Times New Roman" w:hAnsi="Times New Roman" w:cs="Times New Roman"/>
-              </w:rPr>
-            </w:pPr>
-            <w:r>
-              <w:rPr>
-                <w:rFonts w:ascii="Times New Roman" w:hAnsi="Times New Roman" w:cs="Times New Roman"/>
-              </w:rPr>
-              <w:t>Функциональное тестирование</w:t>
-            </w:r>
-          </w:p>
-        </w:tc>
-        <w:tc>
-          <w:tcPr>
-            <w:tcW w:w="3115" w:type="dxa"/>
-          </w:tcPr>
-          <w:p>
-            <w:pPr>
-              <w:rPr>
-                <w:rFonts w:ascii="Times New Roman" w:hAnsi="Times New Roman" w:cs="Times New Roman"/>
-              </w:rPr>
-            </w:pPr>
-            <w:r>
-              <w:rPr>
-                <w:rFonts w:ascii="Times New Roman" w:hAnsi="Times New Roman" w:cs="Times New Roman"/>
+                <w:sz w:val="24"/>
+                <w:szCs w:val="24"/>
+              </w:rPr>
+            </w:pPr>
+            <w:r>
+              <w:rPr>
+                <w:rFonts w:ascii="Times New Roman" w:hAnsi="Times New Roman" w:cs="Times New Roman"/>
+                <w:sz w:val="24"/>
+                <w:szCs w:val="24"/>
               </w:rPr>
               <w:t>Проверка выполнения всех функций по ТЗ (40 билетов, остановка при 2 ошибках, таймер, формирование отчета)</w:t>
             </w:r>
@@ -17462,19 +15845,45 @@
       <w:tr>
         <w:tc>
           <w:tcPr>
+            <w:tcW w:w="3114" w:type="dxa"/>
+          </w:tcPr>
+          <w:p>
+            <w:pPr>
+              <w:rPr>
+                <w:rFonts w:ascii="Times New Roman" w:hAnsi="Times New Roman" w:cs="Times New Roman"/>
+                <w:sz w:val="24"/>
+                <w:szCs w:val="24"/>
+              </w:rPr>
+            </w:pPr>
+            <w:r>
+              <w:rPr>
+                <w:rFonts w:ascii="Times New Roman" w:hAnsi="Times New Roman" w:cs="Times New Roman"/>
+                <w:sz w:val="24"/>
+                <w:szCs w:val="24"/>
+              </w:rPr>
+              <w:t>5.4</w:t>
+            </w:r>
+          </w:p>
+        </w:tc>
+        <w:tc>
+          <w:tcPr>
             <w:tcW w:w="3115" w:type="dxa"/>
           </w:tcPr>
           <w:p>
             <w:pPr>
               <w:rPr>
                 <w:rFonts w:ascii="Times New Roman" w:hAnsi="Times New Roman" w:cs="Times New Roman"/>
-              </w:rPr>
-            </w:pPr>
-            <w:r>
-              <w:rPr>
-                <w:rFonts w:ascii="Times New Roman" w:hAnsi="Times New Roman" w:cs="Times New Roman"/>
-              </w:rPr>
-              <w:t>5.4</w:t>
+                <w:sz w:val="24"/>
+                <w:szCs w:val="24"/>
+              </w:rPr>
+            </w:pPr>
+            <w:r>
+              <w:rPr>
+                <w:rFonts w:ascii="Times New Roman" w:hAnsi="Times New Roman" w:cs="Times New Roman"/>
+                <w:sz w:val="24"/>
+                <w:szCs w:val="24"/>
+              </w:rPr>
+              <w:t>Тестирование пользовательского интерфейса</w:t>
             </w:r>
           </w:p>
         </w:tc>
@@ -17486,104 +15895,17 @@
             <w:pPr>
               <w:rPr>
                 <w:rFonts w:ascii="Times New Roman" w:hAnsi="Times New Roman" w:cs="Times New Roman"/>
-              </w:rPr>
-            </w:pPr>
-            <w:r>
-              <w:rPr>
-                <w:rFonts w:ascii="Times New Roman" w:hAnsi="Times New Roman" w:cs="Times New Roman"/>
-              </w:rPr>
-              <w:t>Тестирование пользовательского интерфейса</w:t>
-            </w:r>
-          </w:p>
-        </w:tc>
-        <w:tc>
-          <w:tcPr>
-            <w:tcW w:w="3115" w:type="dxa"/>
-          </w:tcPr>
-          <w:p>
-            <w:pPr>
-              <w:rPr>
-                <w:rFonts w:ascii="Times New Roman" w:hAnsi="Times New Roman" w:cs="Times New Roman"/>
-              </w:rPr>
-            </w:pPr>
-            <w:r>
-              <w:rPr>
-                <w:rFonts w:ascii="Times New Roman" w:hAnsi="Times New Roman" w:cs="Times New Roman"/>
-              </w:rPr>
-              <w:t>Проверка корректности отображения на 3 браузера</w:t>
-            </w:r>
-            <w:r>
-              <w:rPr>
-                <w:rFonts w:ascii="Times New Roman" w:hAnsi="Times New Roman" w:cs="Times New Roman"/>
-              </w:rPr>
-              <w:t>х (</w:t>
-            </w:r>
-            <w:proofErr w:type="spellStart"/>
-            <w:r>
-              <w:rPr>
-                <w:rFonts w:ascii="Times New Roman" w:hAnsi="Times New Roman" w:cs="Times New Roman"/>
-              </w:rPr>
-              <w:t>Chrome</w:t>
-            </w:r>
-            <w:proofErr w:type="spellEnd"/>
-            <w:r>
-              <w:rPr>
-                <w:rFonts w:ascii="Times New Roman" w:hAnsi="Times New Roman" w:cs="Times New Roman"/>
-              </w:rPr>
-              <w:t xml:space="preserve">, </w:t>
-            </w:r>
-            <w:proofErr w:type="spellStart"/>
-            <w:r>
-              <w:rPr>
-                <w:rFonts w:ascii="Times New Roman" w:hAnsi="Times New Roman" w:cs="Times New Roman"/>
-              </w:rPr>
-              <w:t>Firefox</w:t>
-            </w:r>
-            <w:proofErr w:type="spellEnd"/>
-            <w:r>
-              <w:rPr>
-                <w:rFonts w:ascii="Times New Roman" w:hAnsi="Times New Roman" w:cs="Times New Roman"/>
-              </w:rPr>
-              <w:t xml:space="preserve">, </w:t>
-            </w:r>
-            <w:proofErr w:type="spellStart"/>
-            <w:r>
-              <w:rPr>
-                <w:rFonts w:ascii="Times New Roman" w:hAnsi="Times New Roman" w:cs="Times New Roman"/>
-              </w:rPr>
-              <w:t>Yandex</w:t>
-            </w:r>
-            <w:proofErr w:type="spellEnd"/>
-            <w:r>
-              <w:rPr>
-                <w:rFonts w:ascii="Times New Roman" w:hAnsi="Times New Roman" w:cs="Times New Roman"/>
-              </w:rPr>
-              <w:t xml:space="preserve">) и 3 </w:t>
-            </w:r>
-            <w:r>
-              <w:rPr>
-                <w:rFonts w:ascii="Times New Roman" w:hAnsi="Times New Roman" w:cs="Times New Roman"/>
-              </w:rPr>
-              <w:t>разрешениях (1920×1080, 1280×720</w:t>
-            </w:r>
-            <w:r>
-              <w:rPr>
-                <w:rFonts w:ascii="Times New Roman" w:hAnsi="Times New Roman" w:cs="Times New Roman"/>
-              </w:rPr>
-              <w:t xml:space="preserve">, </w:t>
-            </w:r>
-            <w:r>
-              <w:rPr>
-                <w:rFonts w:ascii="Times New Roman" w:hAnsi="Times New Roman" w:cs="Times New Roman"/>
-                <w:highlight w:val="red"/>
-              </w:rPr>
-              <w:t>МОБИЛЬНОЙ</w:t>
-            </w:r>
-            <w:r>
-              <w:rPr>
-                <w:rFonts w:ascii="Times New Roman" w:hAnsi="Times New Roman" w:cs="Times New Roman"/>
-              </w:rPr>
-              <w:t>)</w:t>
+                <w:sz w:val="24"/>
+                <w:szCs w:val="24"/>
+              </w:rPr>
+            </w:pPr>
+            <w:r>
+              <w:rPr>
+                <w:rFonts w:ascii="Times New Roman" w:hAnsi="Times New Roman" w:cs="Times New Roman"/>
+                <w:sz w:val="24"/>
+                <w:szCs w:val="24"/>
+              </w:rPr>
+              <w:t>Проверка корректности отображения на 3 браузерах (Chrome, Firefox, Yandex) и 3 разрешениях (1920×1080, 1280×720, 800×480)</w:t>
             </w:r>
           </w:p>
         </w:tc>
@@ -17591,19 +15913,45 @@
       <w:tr>
         <w:tc>
           <w:tcPr>
+            <w:tcW w:w="3114" w:type="dxa"/>
+          </w:tcPr>
+          <w:p>
+            <w:pPr>
+              <w:rPr>
+                <w:rFonts w:ascii="Times New Roman" w:hAnsi="Times New Roman" w:cs="Times New Roman"/>
+                <w:sz w:val="24"/>
+                <w:szCs w:val="24"/>
+              </w:rPr>
+            </w:pPr>
+            <w:r>
+              <w:rPr>
+                <w:rFonts w:ascii="Times New Roman" w:hAnsi="Times New Roman" w:cs="Times New Roman"/>
+                <w:sz w:val="24"/>
+                <w:szCs w:val="24"/>
+              </w:rPr>
+              <w:t>5.5</w:t>
+            </w:r>
+          </w:p>
+        </w:tc>
+        <w:tc>
+          <w:tcPr>
             <w:tcW w:w="3115" w:type="dxa"/>
           </w:tcPr>
           <w:p>
             <w:pPr>
               <w:rPr>
                 <w:rFonts w:ascii="Times New Roman" w:hAnsi="Times New Roman" w:cs="Times New Roman"/>
-              </w:rPr>
-            </w:pPr>
-            <w:r>
-              <w:rPr>
-                <w:rFonts w:ascii="Times New Roman" w:hAnsi="Times New Roman" w:cs="Times New Roman"/>
-              </w:rPr>
-              <w:t>5.5</w:t>
+                <w:sz w:val="24"/>
+                <w:szCs w:val="24"/>
+              </w:rPr>
+            </w:pPr>
+            <w:r>
+              <w:rPr>
+                <w:rFonts w:ascii="Times New Roman" w:hAnsi="Times New Roman" w:cs="Times New Roman"/>
+                <w:sz w:val="24"/>
+                <w:szCs w:val="24"/>
+              </w:rPr>
+              <w:t>Регистрация и исправление дефектов</w:t>
             </w:r>
           </w:p>
         </w:tc>
@@ -17615,45 +15963,17 @@
             <w:pPr>
               <w:rPr>
                 <w:rFonts w:ascii="Times New Roman" w:hAnsi="Times New Roman" w:cs="Times New Roman"/>
-              </w:rPr>
-            </w:pPr>
-            <w:r>
-              <w:rPr>
-                <w:rFonts w:ascii="Times New Roman" w:hAnsi="Times New Roman" w:cs="Times New Roman"/>
-              </w:rPr>
-              <w:t>Регистрация и исправление дефектов</w:t>
-            </w:r>
-          </w:p>
-        </w:tc>
-        <w:tc>
-          <w:tcPr>
-            <w:tcW w:w="3115" w:type="dxa"/>
-          </w:tcPr>
-          <w:p>
-            <w:pPr>
-              <w:rPr>
-                <w:rFonts w:ascii="Times New Roman" w:hAnsi="Times New Roman" w:cs="Times New Roman"/>
-              </w:rPr>
-            </w:pPr>
-            <w:r>
-              <w:rPr>
-                <w:rFonts w:ascii="Times New Roman" w:hAnsi="Times New Roman" w:cs="Times New Roman"/>
-              </w:rPr>
-              <w:t>Заведение баг-репортов, классификация по критичности (</w:t>
-            </w:r>
-            <w:proofErr w:type="spellStart"/>
-            <w:r>
-              <w:rPr>
-                <w:rFonts w:ascii="Times New Roman" w:hAnsi="Times New Roman" w:cs="Times New Roman"/>
-              </w:rPr>
-              <w:t>Severity</w:t>
-            </w:r>
-            <w:proofErr w:type="spellEnd"/>
-            <w:r>
-              <w:rPr>
-                <w:rFonts w:ascii="Times New Roman" w:hAnsi="Times New Roman" w:cs="Times New Roman"/>
-              </w:rPr>
-              <w:t xml:space="preserve"> 1–4), исправление критических ошибок</w:t>
+                <w:sz w:val="24"/>
+                <w:szCs w:val="24"/>
+              </w:rPr>
+            </w:pPr>
+            <w:r>
+              <w:rPr>
+                <w:rFonts w:ascii="Times New Roman" w:hAnsi="Times New Roman" w:cs="Times New Roman"/>
+                <w:sz w:val="24"/>
+                <w:szCs w:val="24"/>
+              </w:rPr>
+              <w:t>Заведение баг-репортов, классификация по критичности (Severity 1–4), исправление критических ошибок</w:t>
             </w:r>
           </w:p>
         </w:tc>
@@ -17662,7 +15982,6 @@
     <w:p>
       <w:pPr>
         <w:spacing w:after="100" w:afterAutospacing="1" w:line="360" w:lineRule="auto"/>
-        <w:ind w:firstLine="709"/>
         <w:contextualSpacing/>
         <w:jc w:val="both"/>
         <w:rPr>
@@ -17952,6 +16271,7 @@
                 <w:sz w:val="24"/>
                 <w:szCs w:val="24"/>
               </w:rPr>
+              <w:lastRenderedPageBreak/>
               <w:t>6.3</w:t>
             </w:r>
           </w:p>
@@ -18225,7 +16545,6 @@
           <w:szCs w:val="28"/>
           <w:lang w:eastAsia="ru-RU"/>
         </w:rPr>
-        <w:lastRenderedPageBreak/>
         <w:t>2.</w:t>
       </w:r>
       <w:r>
@@ -18282,16 +16601,14 @@
           <w:rFonts w:ascii="Times New Roman" w:eastAsia="Times New Roman" w:hAnsi="Times New Roman" w:cs="Times New Roman"/>
           <w:sz w:val="28"/>
           <w:szCs w:val="28"/>
-          <w:highlight w:val="yellow"/>
-          <w:lang w:eastAsia="ru-RU"/>
-        </w:rPr>
-      </w:pPr>
-      <w:r>
-        <w:rPr>
-          <w:rFonts w:ascii="Times New Roman" w:eastAsia="Times New Roman" w:hAnsi="Times New Roman" w:cs="Times New Roman"/>
-          <w:sz w:val="28"/>
-          <w:szCs w:val="28"/>
-          <w:highlight w:val="yellow"/>
+          <w:lang w:eastAsia="ru-RU"/>
+        </w:rPr>
+      </w:pPr>
+      <w:r>
+        <w:rPr>
+          <w:rFonts w:ascii="Times New Roman" w:eastAsia="Times New Roman" w:hAnsi="Times New Roman" w:cs="Times New Roman"/>
+          <w:sz w:val="28"/>
+          <w:szCs w:val="28"/>
           <w:lang w:eastAsia="ru-RU"/>
         </w:rPr>
         <w:t>Состав, объем и методы предварительных испытаний системы определяются документом «Программа и методика испытаний», разрабатываемым на стадии «Рабочая документация».</w:t>
@@ -18315,7 +16632,6 @@
           <w:rFonts w:ascii="Times New Roman" w:eastAsia="Times New Roman" w:hAnsi="Times New Roman" w:cs="Times New Roman"/>
           <w:sz w:val="28"/>
           <w:szCs w:val="28"/>
-          <w:highlight w:val="yellow"/>
           <w:lang w:eastAsia="ru-RU"/>
         </w:rPr>
         <w:t>Состав, объем и методы приемочных испытаний системы определяются документом «Программа и методика испытаний», разрабатываемым на стадии «Ввод в действие» с учетом результатов проведения предварительных испытаний и опытной эксплуатации.</w:t>
@@ -18668,6 +16984,7 @@
                 <w:sz w:val="24"/>
                 <w:szCs w:val="24"/>
               </w:rPr>
+              <w:lastRenderedPageBreak/>
               <w:t>Опытная эксплуатация</w:t>
             </w:r>
           </w:p>
@@ -18932,7 +17249,6 @@
                 <w:sz w:val="24"/>
                 <w:szCs w:val="24"/>
               </w:rPr>
-              <w:lastRenderedPageBreak/>
               <w:t>Принятие решения о возможности передачи АИС в промышленную эксплуатацию.</w:t>
             </w:r>
           </w:p>
@@ -19002,7 +17318,6 @@
                 <w:sz w:val="24"/>
                 <w:szCs w:val="24"/>
               </w:rPr>
-              <w:lastRenderedPageBreak/>
               <w:t>Приемочная комиссия</w:t>
             </w:r>
           </w:p>
@@ -19029,7 +17344,6 @@
           <w:szCs w:val="28"/>
           <w:lang w:eastAsia="ru-RU"/>
         </w:rPr>
-        <w:lastRenderedPageBreak/>
         <w:t>Конкретные даты проведения испытаний могут быть скорректированы по взаимному согласованию сторон и фиксируются в Плане выполнения работ.</w:t>
       </w:r>
     </w:p>
@@ -19063,31 +17377,12 @@
           <w:lang w:eastAsia="ru-RU"/>
         </w:rPr>
         <w:tab/>
-      </w:r>
-      <w:r>
-        <w:rPr>
-          <w:rFonts w:ascii="Times New Roman" w:eastAsia="Times New Roman" w:hAnsi="Times New Roman" w:cs="Times New Roman"/>
-          <w:sz w:val="28"/>
-          <w:szCs w:val="28"/>
-          <w:highlight w:val="yellow"/>
-          <w:lang w:eastAsia="ru-RU"/>
-        </w:rPr>
-        <w:t>Требования к составу и содержанию работ по подготовке объекта автоматиз</w:t>
-      </w:r>
-      <w:r>
-        <w:rPr>
-          <w:rFonts w:ascii="Times New Roman" w:eastAsia="Times New Roman" w:hAnsi="Times New Roman" w:cs="Times New Roman"/>
-          <w:sz w:val="28"/>
-          <w:szCs w:val="28"/>
-          <w:highlight w:val="yellow"/>
-          <w:lang w:eastAsia="ru-RU"/>
-        </w:rPr>
-        <w:t>ации к вводу системы в действие</w:t>
-      </w:r>
-    </w:p>
-    <w:p>
-      <w:pPr>
-        <w:spacing w:after="100" w:afterAutospacing="1" w:line="360" w:lineRule="auto"/>
+        <w:t>Требования к составу и содержанию работ по подготовке объекта автоматизации к вводу системы в действие</w:t>
+      </w:r>
+    </w:p>
+    <w:p>
+      <w:pPr>
+        <w:spacing w:after="0" w:line="360" w:lineRule="auto"/>
         <w:ind w:firstLine="709"/>
         <w:contextualSpacing/>
         <w:jc w:val="both"/>
@@ -19110,7 +17405,7 @@
     </w:p>
     <w:p>
       <w:pPr>
-        <w:spacing w:after="100" w:afterAutospacing="1" w:line="360" w:lineRule="auto"/>
+        <w:spacing w:after="0" w:line="360" w:lineRule="auto"/>
         <w:ind w:firstLine="709"/>
         <w:contextualSpacing/>
         <w:jc w:val="both"/>
@@ -19143,7 +17438,7 @@
     </w:p>
     <w:p>
       <w:pPr>
-        <w:spacing w:after="100" w:afterAutospacing="1" w:line="360" w:lineRule="auto"/>
+        <w:spacing w:after="0" w:line="360" w:lineRule="auto"/>
         <w:ind w:firstLine="709"/>
         <w:contextualSpacing/>
         <w:jc w:val="both"/>
@@ -19161,6 +17456,7 @@
           <w:szCs w:val="28"/>
           <w:lang w:eastAsia="ru-RU"/>
         </w:rPr>
+        <w:lastRenderedPageBreak/>
         <w:t>Силами Заказчика в срок до начала этапа «Разработка рабочей документации. Адаптация программ» должны быть выполнены следующие работы:</w:t>
       </w:r>
     </w:p>
@@ -19171,7 +17467,7 @@
           <w:ilvl w:val="1"/>
           <w:numId w:val="7"/>
         </w:numPr>
-        <w:spacing w:after="100" w:afterAutospacing="1" w:line="360" w:lineRule="auto"/>
+        <w:spacing w:after="0" w:line="360" w:lineRule="auto"/>
         <w:ind w:left="0" w:firstLine="709"/>
         <w:jc w:val="both"/>
         <w:rPr>
@@ -19198,7 +17494,7 @@
           <w:ilvl w:val="1"/>
           <w:numId w:val="7"/>
         </w:numPr>
-        <w:spacing w:after="100" w:afterAutospacing="1" w:line="360" w:lineRule="auto"/>
+        <w:spacing w:after="0" w:line="360" w:lineRule="auto"/>
         <w:ind w:left="0" w:firstLine="709"/>
         <w:jc w:val="both"/>
         <w:rPr>
@@ -19220,31 +17516,7 @@
     </w:p>
     <w:p>
       <w:pPr>
-        <w:spacing w:after="100" w:afterAutospacing="1" w:line="360" w:lineRule="auto"/>
-        <w:jc w:val="both"/>
-        <w:rPr>
-          <w:rFonts w:ascii="Times New Roman" w:eastAsia="Times New Roman" w:hAnsi="Times New Roman" w:cs="Times New Roman"/>
-          <w:sz w:val="28"/>
-          <w:szCs w:val="28"/>
-          <w:lang w:eastAsia="ru-RU"/>
-        </w:rPr>
-      </w:pPr>
-    </w:p>
-    <w:p>
-      <w:pPr>
-        <w:spacing w:after="100" w:afterAutospacing="1" w:line="360" w:lineRule="auto"/>
-        <w:jc w:val="both"/>
-        <w:rPr>
-          <w:rFonts w:ascii="Times New Roman" w:eastAsia="Times New Roman" w:hAnsi="Times New Roman" w:cs="Times New Roman"/>
-          <w:sz w:val="28"/>
-          <w:szCs w:val="28"/>
-          <w:lang w:eastAsia="ru-RU"/>
-        </w:rPr>
-      </w:pPr>
-    </w:p>
-    <w:p>
-      <w:pPr>
-        <w:spacing w:after="100" w:afterAutospacing="1" w:line="360" w:lineRule="auto"/>
+        <w:spacing w:after="0" w:line="360" w:lineRule="auto"/>
         <w:ind w:firstLine="709"/>
         <w:contextualSpacing/>
         <w:jc w:val="both"/>
@@ -19262,8 +17534,25 @@
           <w:szCs w:val="28"/>
           <w:lang w:eastAsia="ru-RU"/>
         </w:rPr>
-        <w:lastRenderedPageBreak/>
-        <w:t>7.2.</w:t>
+        <w:t>7</w:t>
+      </w:r>
+      <w:r>
+        <w:rPr>
+          <w:rFonts w:ascii="Times New Roman" w:eastAsia="Times New Roman" w:hAnsi="Times New Roman" w:cs="Times New Roman"/>
+          <w:sz w:val="28"/>
+          <w:szCs w:val="28"/>
+          <w:lang w:eastAsia="ru-RU"/>
+        </w:rPr>
+        <w:t>.2</w:t>
+      </w:r>
+      <w:r>
+        <w:rPr>
+          <w:rFonts w:ascii="Times New Roman" w:eastAsia="Times New Roman" w:hAnsi="Times New Roman" w:cs="Times New Roman"/>
+          <w:sz w:val="28"/>
+          <w:szCs w:val="28"/>
+          <w:lang w:eastAsia="ru-RU"/>
+        </w:rPr>
+        <w:t>.</w:t>
       </w:r>
       <w:r>
         <w:rPr>
@@ -19273,12 +17562,12 @@
           <w:lang w:eastAsia="ru-RU"/>
         </w:rPr>
         <w:tab/>
-        <w:t>Организационные мероприятия</w:t>
-      </w:r>
-    </w:p>
-    <w:p>
-      <w:pPr>
-        <w:spacing w:after="100" w:afterAutospacing="1" w:line="360" w:lineRule="auto"/>
+        <w:t>Изменения в информационном обеспечении</w:t>
+      </w:r>
+    </w:p>
+    <w:p>
+      <w:pPr>
+        <w:spacing w:after="0" w:line="360" w:lineRule="auto"/>
         <w:ind w:firstLine="709"/>
         <w:contextualSpacing/>
         <w:jc w:val="both"/>
@@ -19296,66 +17585,12 @@
           <w:szCs w:val="28"/>
           <w:lang w:eastAsia="ru-RU"/>
         </w:rPr>
-        <w:t>Силами Заказчика в срок до начала этапа работ «Разработка рабочей документации. Адаптация программ» должны быть решены организационные вопросы:</w:t>
-      </w:r>
-    </w:p>
-    <w:p>
-      <w:pPr>
-        <w:pStyle w:val="aa"/>
-        <w:numPr>
-          <w:ilvl w:val="1"/>
-          <w:numId w:val="7"/>
-        </w:numPr>
-        <w:spacing w:after="100" w:afterAutospacing="1" w:line="360" w:lineRule="auto"/>
-        <w:ind w:left="0" w:firstLine="709"/>
-        <w:jc w:val="both"/>
-        <w:rPr>
-          <w:rFonts w:ascii="Times New Roman" w:eastAsia="Times New Roman" w:hAnsi="Times New Roman" w:cs="Times New Roman"/>
-          <w:sz w:val="28"/>
-          <w:szCs w:val="28"/>
-          <w:lang w:eastAsia="ru-RU"/>
-        </w:rPr>
-      </w:pPr>
-      <w:r>
-        <w:rPr>
-          <w:rFonts w:ascii="Times New Roman" w:eastAsia="Times New Roman" w:hAnsi="Times New Roman" w:cs="Times New Roman"/>
-          <w:sz w:val="28"/>
-          <w:szCs w:val="28"/>
-          <w:lang w:eastAsia="ru-RU"/>
-        </w:rPr>
-        <w:t>Организация юридического и технического взаимодействия с банками-партнёрами: заключение и определение соглашений для доступа к API.</w:t>
-      </w:r>
-    </w:p>
-    <w:p>
-      <w:pPr>
-        <w:pStyle w:val="aa"/>
-        <w:numPr>
-          <w:ilvl w:val="1"/>
-          <w:numId w:val="7"/>
-        </w:numPr>
-        <w:spacing w:after="100" w:afterAutospacing="1" w:line="360" w:lineRule="auto"/>
-        <w:ind w:left="0" w:firstLine="709"/>
-        <w:jc w:val="both"/>
-        <w:rPr>
-          <w:rFonts w:ascii="Times New Roman" w:eastAsia="Times New Roman" w:hAnsi="Times New Roman" w:cs="Times New Roman"/>
-          <w:sz w:val="28"/>
-          <w:szCs w:val="28"/>
-          <w:lang w:eastAsia="ru-RU"/>
-        </w:rPr>
-      </w:pPr>
-      <w:r>
-        <w:rPr>
-          <w:rFonts w:ascii="Times New Roman" w:eastAsia="Times New Roman" w:hAnsi="Times New Roman" w:cs="Times New Roman"/>
-          <w:sz w:val="28"/>
-          <w:szCs w:val="28"/>
-          <w:lang w:eastAsia="ru-RU"/>
-        </w:rPr>
-        <w:t>Выделение ответственных специалистов со стороны Заказчика для взаимодействия с проектной командой по вопросам интеграции с внешними системами.</w:t>
-      </w:r>
-    </w:p>
-    <w:p>
-      <w:pPr>
-        <w:spacing w:after="100" w:afterAutospacing="1" w:line="360" w:lineRule="auto"/>
+        <w:t>Для организации информационного обеспечения системы должен быть разработан и утвержден регламент подготовки и публикации данных из систем-источников.</w:t>
+      </w:r>
+    </w:p>
+    <w:p>
+      <w:pPr>
+        <w:spacing w:after="0" w:line="360" w:lineRule="auto"/>
         <w:ind w:firstLine="709"/>
         <w:contextualSpacing/>
         <w:jc w:val="both"/>
@@ -19373,22 +17608,21 @@
           <w:szCs w:val="28"/>
           <w:lang w:eastAsia="ru-RU"/>
         </w:rPr>
-        <w:t>7.3.</w:t>
-      </w:r>
-      <w:r>
-        <w:rPr>
-          <w:rFonts w:ascii="Times New Roman" w:eastAsia="Times New Roman" w:hAnsi="Times New Roman" w:cs="Times New Roman"/>
-          <w:sz w:val="28"/>
-          <w:szCs w:val="28"/>
-          <w:lang w:eastAsia="ru-RU"/>
-        </w:rPr>
-        <w:tab/>
-        <w:t>Изменения в информационном обеспечении</w:t>
-      </w:r>
-    </w:p>
-    <w:p>
-      <w:pPr>
-        <w:spacing w:after="100" w:afterAutospacing="1" w:line="360" w:lineRule="auto"/>
+        <w:t>Перечень регламентов может быть изменен на стадии «Разработка рабочей докум</w:t>
+      </w:r>
+      <w:r>
+        <w:rPr>
+          <w:rFonts w:ascii="Times New Roman" w:eastAsia="Times New Roman" w:hAnsi="Times New Roman" w:cs="Times New Roman"/>
+          <w:sz w:val="28"/>
+          <w:szCs w:val="28"/>
+          <w:lang w:eastAsia="ru-RU"/>
+        </w:rPr>
+        <w:t>ентации. Адаптация программ».</w:t>
+      </w:r>
+    </w:p>
+    <w:p>
+      <w:pPr>
+        <w:spacing w:after="0" w:line="360" w:lineRule="auto"/>
         <w:ind w:firstLine="709"/>
         <w:contextualSpacing/>
         <w:jc w:val="both"/>
@@ -19406,75 +17640,6 @@
           <w:szCs w:val="28"/>
           <w:lang w:eastAsia="ru-RU"/>
         </w:rPr>
-        <w:t>Для организации информационного обеспечения системы должен быть разработан и утвержден регламент подготовки и публикации данных из систем-источников.</w:t>
-      </w:r>
-    </w:p>
-    <w:p>
-      <w:pPr>
-        <w:spacing w:after="100" w:afterAutospacing="1" w:line="360" w:lineRule="auto"/>
-        <w:ind w:firstLine="709"/>
-        <w:contextualSpacing/>
-        <w:jc w:val="both"/>
-        <w:rPr>
-          <w:rFonts w:ascii="Times New Roman" w:eastAsia="Times New Roman" w:hAnsi="Times New Roman" w:cs="Times New Roman"/>
-          <w:sz w:val="28"/>
-          <w:szCs w:val="28"/>
-          <w:lang w:eastAsia="ru-RU"/>
-        </w:rPr>
-      </w:pPr>
-      <w:r>
-        <w:rPr>
-          <w:rFonts w:ascii="Times New Roman" w:eastAsia="Times New Roman" w:hAnsi="Times New Roman" w:cs="Times New Roman"/>
-          <w:sz w:val="28"/>
-          <w:szCs w:val="28"/>
-          <w:lang w:eastAsia="ru-RU"/>
-        </w:rPr>
-        <w:t>Перечень регламентов может быть изменен на стадии «Разработка рабочей докум</w:t>
-      </w:r>
-      <w:r>
-        <w:rPr>
-          <w:rFonts w:ascii="Times New Roman" w:eastAsia="Times New Roman" w:hAnsi="Times New Roman" w:cs="Times New Roman"/>
-          <w:sz w:val="28"/>
-          <w:szCs w:val="28"/>
-          <w:lang w:eastAsia="ru-RU"/>
-        </w:rPr>
-        <w:t>ентации. Адаптация программ».</w:t>
-      </w:r>
-    </w:p>
-    <w:p>
-      <w:pPr>
-        <w:spacing w:after="100" w:afterAutospacing="1" w:line="360" w:lineRule="auto"/>
-        <w:ind w:firstLine="709"/>
-        <w:contextualSpacing/>
-        <w:jc w:val="both"/>
-        <w:rPr>
-          <w:rFonts w:ascii="Times New Roman" w:eastAsia="Times New Roman" w:hAnsi="Times New Roman" w:cs="Times New Roman"/>
-          <w:sz w:val="28"/>
-          <w:szCs w:val="28"/>
-          <w:lang w:eastAsia="ru-RU"/>
-        </w:rPr>
-      </w:pPr>
-    </w:p>
-    <w:p>
-      <w:pPr>
-        <w:spacing w:after="100" w:afterAutospacing="1" w:line="360" w:lineRule="auto"/>
-        <w:ind w:firstLine="709"/>
-        <w:contextualSpacing/>
-        <w:jc w:val="both"/>
-        <w:rPr>
-          <w:rFonts w:ascii="Times New Roman" w:eastAsia="Times New Roman" w:hAnsi="Times New Roman" w:cs="Times New Roman"/>
-          <w:sz w:val="28"/>
-          <w:szCs w:val="28"/>
-          <w:lang w:eastAsia="ru-RU"/>
-        </w:rPr>
-      </w:pPr>
-      <w:r>
-        <w:rPr>
-          <w:rFonts w:ascii="Times New Roman" w:eastAsia="Times New Roman" w:hAnsi="Times New Roman" w:cs="Times New Roman"/>
-          <w:sz w:val="28"/>
-          <w:szCs w:val="28"/>
-          <w:lang w:eastAsia="ru-RU"/>
-        </w:rPr>
         <w:t>8.</w:t>
       </w:r>
       <w:r>
@@ -19490,7 +17655,7 @@
     </w:p>
     <w:p>
       <w:pPr>
-        <w:spacing w:after="100" w:afterAutospacing="1" w:line="360" w:lineRule="auto"/>
+        <w:spacing w:after="0" w:line="360" w:lineRule="auto"/>
         <w:ind w:firstLine="709"/>
         <w:contextualSpacing/>
         <w:jc w:val="both"/>
@@ -19518,7 +17683,7 @@
           <w:ilvl w:val="0"/>
           <w:numId w:val="8"/>
         </w:numPr>
-        <w:spacing w:after="100" w:afterAutospacing="1" w:line="360" w:lineRule="auto"/>
+        <w:spacing w:after="0" w:line="360" w:lineRule="auto"/>
         <w:ind w:left="0" w:firstLine="709"/>
         <w:jc w:val="both"/>
         <w:rPr>
@@ -19545,7 +17710,7 @@
           <w:ilvl w:val="0"/>
           <w:numId w:val="8"/>
         </w:numPr>
-        <w:spacing w:after="100" w:afterAutospacing="1" w:line="360" w:lineRule="auto"/>
+        <w:spacing w:after="0" w:line="360" w:lineRule="auto"/>
         <w:ind w:left="0" w:firstLine="709"/>
         <w:jc w:val="both"/>
         <w:rPr>
@@ -19572,7 +17737,7 @@
           <w:ilvl w:val="0"/>
           <w:numId w:val="8"/>
         </w:numPr>
-        <w:spacing w:after="100" w:afterAutospacing="1" w:line="360" w:lineRule="auto"/>
+        <w:spacing w:after="0" w:line="360" w:lineRule="auto"/>
         <w:ind w:left="0" w:firstLine="709"/>
         <w:jc w:val="both"/>
         <w:rPr>
@@ -19592,6 +17757,7 @@
         <w:t>ГОСТ Р 56939-2016 — национальный стандарт Российской Федерации «Защита информации. Разработка безопасного программного обеспечения. Общие требования».</w:t>
       </w:r>
     </w:p>
+    <w:bookmarkEnd w:id="10"/>
     <w:p>
       <w:pPr>
         <w:spacing w:after="100" w:afterAutospacing="1" w:line="360" w:lineRule="auto"/>
@@ -19650,160 +17816,6 @@
     </w:p>
     <w:p>
       <w:pPr>
-        <w:spacing w:after="100" w:afterAutospacing="1" w:line="360" w:lineRule="auto"/>
-        <w:ind w:firstLine="709"/>
-        <w:contextualSpacing/>
-        <w:jc w:val="both"/>
-        <w:rPr>
-          <w:rFonts w:ascii="Times New Roman" w:eastAsia="Times New Roman" w:hAnsi="Times New Roman" w:cs="Times New Roman"/>
-          <w:sz w:val="28"/>
-          <w:szCs w:val="28"/>
-          <w:lang w:eastAsia="ru-RU"/>
-        </w:rPr>
-      </w:pPr>
-    </w:p>
-    <w:p>
-      <w:pPr>
-        <w:spacing w:after="100" w:afterAutospacing="1" w:line="360" w:lineRule="auto"/>
-        <w:ind w:firstLine="709"/>
-        <w:contextualSpacing/>
-        <w:jc w:val="both"/>
-        <w:rPr>
-          <w:rFonts w:ascii="Times New Roman" w:eastAsia="Times New Roman" w:hAnsi="Times New Roman" w:cs="Times New Roman"/>
-          <w:sz w:val="28"/>
-          <w:szCs w:val="28"/>
-          <w:lang w:eastAsia="ru-RU"/>
-        </w:rPr>
-      </w:pPr>
-    </w:p>
-    <w:p>
-      <w:pPr>
-        <w:spacing w:after="100" w:afterAutospacing="1" w:line="360" w:lineRule="auto"/>
-        <w:ind w:firstLine="709"/>
-        <w:contextualSpacing/>
-        <w:jc w:val="both"/>
-        <w:rPr>
-          <w:rFonts w:ascii="Times New Roman" w:eastAsia="Times New Roman" w:hAnsi="Times New Roman" w:cs="Times New Roman"/>
-          <w:sz w:val="28"/>
-          <w:szCs w:val="28"/>
-          <w:lang w:eastAsia="ru-RU"/>
-        </w:rPr>
-      </w:pPr>
-    </w:p>
-    <w:p>
-      <w:pPr>
-        <w:spacing w:after="100" w:afterAutospacing="1" w:line="360" w:lineRule="auto"/>
-        <w:ind w:firstLine="709"/>
-        <w:contextualSpacing/>
-        <w:jc w:val="both"/>
-        <w:rPr>
-          <w:rFonts w:ascii="Times New Roman" w:eastAsia="Times New Roman" w:hAnsi="Times New Roman" w:cs="Times New Roman"/>
-          <w:sz w:val="28"/>
-          <w:szCs w:val="28"/>
-          <w:lang w:eastAsia="ru-RU"/>
-        </w:rPr>
-      </w:pPr>
-    </w:p>
-    <w:p>
-      <w:pPr>
-        <w:spacing w:after="100" w:afterAutospacing="1" w:line="360" w:lineRule="auto"/>
-        <w:ind w:firstLine="709"/>
-        <w:contextualSpacing/>
-        <w:jc w:val="both"/>
-        <w:rPr>
-          <w:rFonts w:ascii="Times New Roman" w:eastAsia="Times New Roman" w:hAnsi="Times New Roman" w:cs="Times New Roman"/>
-          <w:sz w:val="28"/>
-          <w:szCs w:val="28"/>
-          <w:lang w:eastAsia="ru-RU"/>
-        </w:rPr>
-      </w:pPr>
-    </w:p>
-    <w:p>
-      <w:pPr>
-        <w:spacing w:after="100" w:afterAutospacing="1" w:line="360" w:lineRule="auto"/>
-        <w:ind w:firstLine="709"/>
-        <w:contextualSpacing/>
-        <w:jc w:val="both"/>
-        <w:rPr>
-          <w:rFonts w:ascii="Times New Roman" w:eastAsia="Times New Roman" w:hAnsi="Times New Roman" w:cs="Times New Roman"/>
-          <w:sz w:val="28"/>
-          <w:szCs w:val="28"/>
-          <w:lang w:eastAsia="ru-RU"/>
-        </w:rPr>
-      </w:pPr>
-    </w:p>
-    <w:p>
-      <w:pPr>
-        <w:spacing w:after="100" w:afterAutospacing="1" w:line="360" w:lineRule="auto"/>
-        <w:ind w:firstLine="709"/>
-        <w:contextualSpacing/>
-        <w:jc w:val="both"/>
-        <w:rPr>
-          <w:rFonts w:ascii="Times New Roman" w:eastAsia="Times New Roman" w:hAnsi="Times New Roman" w:cs="Times New Roman"/>
-          <w:sz w:val="28"/>
-          <w:szCs w:val="28"/>
-          <w:lang w:eastAsia="ru-RU"/>
-        </w:rPr>
-      </w:pPr>
-    </w:p>
-    <w:p>
-      <w:pPr>
-        <w:spacing w:after="100" w:afterAutospacing="1" w:line="360" w:lineRule="auto"/>
-        <w:ind w:firstLine="709"/>
-        <w:contextualSpacing/>
-        <w:jc w:val="both"/>
-        <w:rPr>
-          <w:rFonts w:ascii="Times New Roman" w:eastAsia="Times New Roman" w:hAnsi="Times New Roman" w:cs="Times New Roman"/>
-          <w:sz w:val="28"/>
-          <w:szCs w:val="28"/>
-          <w:lang w:eastAsia="ru-RU"/>
-        </w:rPr>
-      </w:pPr>
-    </w:p>
-    <w:p>
-      <w:pPr>
-        <w:spacing w:after="100" w:afterAutospacing="1" w:line="360" w:lineRule="auto"/>
-        <w:ind w:firstLine="709"/>
-        <w:contextualSpacing/>
-        <w:jc w:val="both"/>
-        <w:rPr>
-          <w:rFonts w:ascii="Times New Roman" w:eastAsia="Times New Roman" w:hAnsi="Times New Roman" w:cs="Times New Roman"/>
-          <w:sz w:val="28"/>
-          <w:szCs w:val="28"/>
-          <w:lang w:eastAsia="ru-RU"/>
-        </w:rPr>
-      </w:pPr>
-    </w:p>
-    <w:p>
-      <w:pPr>
-        <w:spacing w:after="100" w:afterAutospacing="1" w:line="360" w:lineRule="auto"/>
-        <w:ind w:firstLine="709"/>
-        <w:contextualSpacing/>
-        <w:jc w:val="both"/>
-        <w:rPr>
-          <w:rFonts w:ascii="Times New Roman" w:eastAsia="Times New Roman" w:hAnsi="Times New Roman" w:cs="Times New Roman"/>
-          <w:sz w:val="28"/>
-          <w:szCs w:val="28"/>
-          <w:lang w:eastAsia="ru-RU"/>
-        </w:rPr>
-      </w:pPr>
-    </w:p>
-    <w:p>
-      <w:pPr>
-        <w:spacing w:after="100" w:afterAutospacing="1" w:line="360" w:lineRule="auto"/>
-        <w:ind w:firstLine="709"/>
-        <w:contextualSpacing/>
-        <w:jc w:val="both"/>
-        <w:rPr>
-          <w:rFonts w:ascii="Times New Roman" w:eastAsia="Times New Roman" w:hAnsi="Times New Roman" w:cs="Times New Roman"/>
-          <w:sz w:val="28"/>
-          <w:szCs w:val="28"/>
-          <w:lang w:eastAsia="ru-RU"/>
-        </w:rPr>
-      </w:pPr>
-    </w:p>
-    <w:p>
-      <w:pPr>
         <w:spacing w:after="160" w:line="259" w:lineRule="auto"/>
         <w:rPr>
           <w:rFonts w:ascii="Times New Roman" w:eastAsia="Times New Roman" w:hAnsi="Times New Roman" w:cs="Times New Roman"/>
@@ -19812,15 +17824,6 @@
           <w:lang w:eastAsia="ru-RU"/>
         </w:rPr>
       </w:pPr>
-      <w:r>
-        <w:rPr>
-          <w:rFonts w:ascii="Times New Roman" w:eastAsia="Times New Roman" w:hAnsi="Times New Roman" w:cs="Times New Roman"/>
-          <w:sz w:val="28"/>
-          <w:szCs w:val="28"/>
-          <w:lang w:eastAsia="ru-RU"/>
-        </w:rPr>
-        <w:br w:type="page"/>
-      </w:r>
     </w:p>
     <w:p>
       <w:pPr>
@@ -19835,8 +17838,8 @@
           <w:lang w:eastAsia="ru-RU"/>
         </w:rPr>
       </w:pPr>
-      <w:bookmarkStart w:id="10" w:name="_Toc229829443"/>
-      <w:bookmarkStart w:id="11" w:name="_Toc229835764"/>
+      <w:bookmarkStart w:id="11" w:name="_Toc229829443"/>
+      <w:bookmarkStart w:id="12" w:name="_Toc229835764"/>
       <w:r>
         <w:rPr>
           <w:rFonts w:eastAsia="Times New Roman"/>
@@ -19846,8 +17849,8 @@
         <w:lastRenderedPageBreak/>
         <w:t>Описание основных модулей и распределение ролей</w:t>
       </w:r>
-      <w:bookmarkEnd w:id="10"/>
       <w:bookmarkEnd w:id="11"/>
+      <w:bookmarkEnd w:id="12"/>
     </w:p>
     <w:p>
       <w:pPr>
@@ -19884,8 +17887,8 @@
           <w:lang w:eastAsia="ru-RU"/>
         </w:rPr>
       </w:pPr>
-      <w:bookmarkStart w:id="12" w:name="_Toc229829444"/>
-      <w:bookmarkStart w:id="13" w:name="_Toc229835765"/>
+      <w:bookmarkStart w:id="13" w:name="_Toc229829444"/>
+      <w:bookmarkStart w:id="14" w:name="_Toc229835765"/>
       <w:r>
         <w:rPr>
           <w:rFonts w:eastAsia="Times New Roman"/>
@@ -19893,8 +17896,8 @@
         </w:rPr>
         <w:t>Модуль «Авторизация и регистрация»</w:t>
       </w:r>
-      <w:bookmarkEnd w:id="12"/>
       <w:bookmarkEnd w:id="13"/>
+      <w:bookmarkEnd w:id="14"/>
     </w:p>
     <w:p>
       <w:pPr>
@@ -19908,8 +17911,8 @@
           <w:lang w:eastAsia="ru-RU"/>
         </w:rPr>
       </w:pPr>
-      <w:bookmarkStart w:id="14" w:name="_Toc229829445"/>
-      <w:bookmarkStart w:id="15" w:name="_Toc229835766"/>
+      <w:bookmarkStart w:id="15" w:name="_Toc229829445"/>
+      <w:bookmarkStart w:id="16" w:name="_Toc229835766"/>
       <w:r>
         <w:rPr>
           <w:rFonts w:eastAsia="Times New Roman"/>
@@ -19917,8 +17920,8 @@
         </w:rPr>
         <w:t>Основное описание модуля</w:t>
       </w:r>
-      <w:bookmarkEnd w:id="14"/>
       <w:bookmarkEnd w:id="15"/>
+      <w:bookmarkEnd w:id="16"/>
     </w:p>
     <w:p>
       <w:pPr>
@@ -20067,27 +18070,7 @@
           <w:szCs w:val="28"/>
           <w:lang w:eastAsia="ru-RU"/>
         </w:rPr>
-        <w:t>Выход из системы (</w:t>
-      </w:r>
-      <w:proofErr w:type="spellStart"/>
-      <w:r>
-        <w:rPr>
-          <w:rFonts w:ascii="Times New Roman" w:eastAsia="Times New Roman" w:hAnsi="Times New Roman" w:cs="Times New Roman"/>
-          <w:sz w:val="28"/>
-          <w:szCs w:val="28"/>
-          <w:lang w:eastAsia="ru-RU"/>
-        </w:rPr>
-        <w:t>logout</w:t>
-      </w:r>
-      <w:proofErr w:type="spellEnd"/>
-      <w:r>
-        <w:rPr>
-          <w:rFonts w:ascii="Times New Roman" w:eastAsia="Times New Roman" w:hAnsi="Times New Roman" w:cs="Times New Roman"/>
-          <w:sz w:val="28"/>
-          <w:szCs w:val="28"/>
-          <w:lang w:eastAsia="ru-RU"/>
-        </w:rPr>
-        <w:t>)</w:t>
+        <w:t>Выход из системы (logout)</w:t>
       </w:r>
     </w:p>
     <w:p>
@@ -20114,47 +18097,7 @@
           <w:szCs w:val="28"/>
           <w:lang w:eastAsia="ru-RU"/>
         </w:rPr>
-        <w:t>Проверка роли пользователя (</w:t>
-      </w:r>
-      <w:proofErr w:type="spellStart"/>
-      <w:r>
-        <w:rPr>
-          <w:rFonts w:ascii="Times New Roman" w:eastAsia="Times New Roman" w:hAnsi="Times New Roman" w:cs="Times New Roman"/>
-          <w:sz w:val="28"/>
-          <w:szCs w:val="28"/>
-          <w:lang w:eastAsia="ru-RU"/>
-        </w:rPr>
-        <w:t>user</w:t>
-      </w:r>
-      <w:proofErr w:type="spellEnd"/>
-      <w:r>
-        <w:rPr>
-          <w:rFonts w:ascii="Times New Roman" w:eastAsia="Times New Roman" w:hAnsi="Times New Roman" w:cs="Times New Roman"/>
-          <w:sz w:val="28"/>
-          <w:szCs w:val="28"/>
-          <w:lang w:eastAsia="ru-RU"/>
-        </w:rPr>
-        <w:t xml:space="preserve"> / </w:t>
-      </w:r>
-      <w:proofErr w:type="spellStart"/>
-      <w:r>
-        <w:rPr>
-          <w:rFonts w:ascii="Times New Roman" w:eastAsia="Times New Roman" w:hAnsi="Times New Roman" w:cs="Times New Roman"/>
-          <w:sz w:val="28"/>
-          <w:szCs w:val="28"/>
-          <w:lang w:eastAsia="ru-RU"/>
-        </w:rPr>
-        <w:t>admin</w:t>
-      </w:r>
-      <w:proofErr w:type="spellEnd"/>
-      <w:r>
-        <w:rPr>
-          <w:rFonts w:ascii="Times New Roman" w:eastAsia="Times New Roman" w:hAnsi="Times New Roman" w:cs="Times New Roman"/>
-          <w:sz w:val="28"/>
-          <w:szCs w:val="28"/>
-          <w:lang w:eastAsia="ru-RU"/>
-        </w:rPr>
-        <w:t>) после входа</w:t>
+        <w:t>Проверка роли пользователя (user / admin) после входа</w:t>
       </w:r>
     </w:p>
     <w:p>
@@ -20229,67 +18172,7 @@
           <w:szCs w:val="28"/>
           <w:lang w:eastAsia="ru-RU"/>
         </w:rPr>
-        <w:t>Запрашивает / сохраняет данные в Базу данных (таблицы `</w:t>
-      </w:r>
-      <w:proofErr w:type="spellStart"/>
-      <w:r>
-        <w:rPr>
-          <w:rFonts w:ascii="Times New Roman" w:eastAsia="Times New Roman" w:hAnsi="Times New Roman" w:cs="Times New Roman"/>
-          <w:sz w:val="28"/>
-          <w:szCs w:val="28"/>
-          <w:lang w:eastAsia="ru-RU"/>
-        </w:rPr>
-        <w:t>users</w:t>
-      </w:r>
-      <w:proofErr w:type="spellEnd"/>
-      <w:r>
-        <w:rPr>
-          <w:rFonts w:ascii="Times New Roman" w:eastAsia="Times New Roman" w:hAnsi="Times New Roman" w:cs="Times New Roman"/>
-          <w:sz w:val="28"/>
-          <w:szCs w:val="28"/>
-          <w:lang w:eastAsia="ru-RU"/>
-        </w:rPr>
-        <w:t>`, `</w:t>
-      </w:r>
-      <w:proofErr w:type="spellStart"/>
-      <w:r>
-        <w:rPr>
-          <w:rFonts w:ascii="Times New Roman" w:eastAsia="Times New Roman" w:hAnsi="Times New Roman" w:cs="Times New Roman"/>
-          <w:sz w:val="28"/>
-          <w:szCs w:val="28"/>
-          <w:lang w:eastAsia="ru-RU"/>
-        </w:rPr>
-        <w:t>roles</w:t>
-      </w:r>
-      <w:proofErr w:type="spellEnd"/>
-      <w:r>
-        <w:rPr>
-          <w:rFonts w:ascii="Times New Roman" w:eastAsia="Times New Roman" w:hAnsi="Times New Roman" w:cs="Times New Roman"/>
-          <w:sz w:val="28"/>
-          <w:szCs w:val="28"/>
-          <w:lang w:eastAsia="ru-RU"/>
-        </w:rPr>
-        <w:t>`, `</w:t>
-      </w:r>
-      <w:proofErr w:type="spellStart"/>
-      <w:r>
-        <w:rPr>
-          <w:rFonts w:ascii="Times New Roman" w:eastAsia="Times New Roman" w:hAnsi="Times New Roman" w:cs="Times New Roman"/>
-          <w:sz w:val="28"/>
-          <w:szCs w:val="28"/>
-          <w:lang w:eastAsia="ru-RU"/>
-        </w:rPr>
-        <w:t>sessions</w:t>
-      </w:r>
-      <w:proofErr w:type="spellEnd"/>
-      <w:r>
-        <w:rPr>
-          <w:rFonts w:ascii="Times New Roman" w:eastAsia="Times New Roman" w:hAnsi="Times New Roman" w:cs="Times New Roman"/>
-          <w:sz w:val="28"/>
-          <w:szCs w:val="28"/>
-          <w:lang w:eastAsia="ru-RU"/>
-        </w:rPr>
-        <w:t>`)</w:t>
+        <w:t>Запрашивает / сохраняет данные в Базу данных (таблицы `users`, `roles`, `sessions`)</w:t>
       </w:r>
     </w:p>
     <w:p>
@@ -20304,8 +18187,8 @@
           <w:lang w:eastAsia="ru-RU"/>
         </w:rPr>
       </w:pPr>
-      <w:bookmarkStart w:id="16" w:name="_Toc229829446"/>
-      <w:bookmarkStart w:id="17" w:name="_Toc229835767"/>
+      <w:bookmarkStart w:id="17" w:name="_Toc229829446"/>
+      <w:bookmarkStart w:id="18" w:name="_Toc229835767"/>
       <w:r>
         <w:rPr>
           <w:rFonts w:eastAsia="Times New Roman"/>
@@ -20313,8 +18196,8 @@
         </w:rPr>
         <w:t>Распределение ролей членов команды</w:t>
       </w:r>
-      <w:bookmarkEnd w:id="16"/>
       <w:bookmarkEnd w:id="17"/>
+      <w:bookmarkEnd w:id="18"/>
     </w:p>
     <w:p>
       <w:pPr>
@@ -20483,8 +18366,8 @@
           <w:lang w:eastAsia="ru-RU"/>
         </w:rPr>
       </w:pPr>
-      <w:bookmarkStart w:id="18" w:name="_Toc229829447"/>
-      <w:bookmarkStart w:id="19" w:name="_Toc229835768"/>
+      <w:bookmarkStart w:id="19" w:name="_Toc229829447"/>
+      <w:bookmarkStart w:id="20" w:name="_Toc229835768"/>
       <w:r>
         <w:rPr>
           <w:rFonts w:eastAsia="Times New Roman"/>
@@ -20493,8 +18376,8 @@
         <w:lastRenderedPageBreak/>
         <w:t>Модуль «Интерфейс пользователя»</w:t>
       </w:r>
-      <w:bookmarkEnd w:id="18"/>
       <w:bookmarkEnd w:id="19"/>
+      <w:bookmarkEnd w:id="20"/>
     </w:p>
     <w:p>
       <w:pPr>
@@ -20508,8 +18391,8 @@
           <w:lang w:eastAsia="ru-RU"/>
         </w:rPr>
       </w:pPr>
-      <w:bookmarkStart w:id="20" w:name="_Toc229829448"/>
-      <w:bookmarkStart w:id="21" w:name="_Toc229835769"/>
+      <w:bookmarkStart w:id="21" w:name="_Toc229829448"/>
+      <w:bookmarkStart w:id="22" w:name="_Toc229835769"/>
       <w:r>
         <w:rPr>
           <w:rFonts w:eastAsia="Times New Roman"/>
@@ -20517,8 +18400,8 @@
         </w:rPr>
         <w:t>Основное описание модуля</w:t>
       </w:r>
-      <w:bookmarkEnd w:id="20"/>
       <w:bookmarkEnd w:id="21"/>
+      <w:bookmarkEnd w:id="22"/>
     </w:p>
     <w:p>
       <w:pPr>
@@ -20910,8 +18793,8 @@
           <w:lang w:eastAsia="ru-RU"/>
         </w:rPr>
       </w:pPr>
-      <w:bookmarkStart w:id="22" w:name="_Toc229829449"/>
-      <w:bookmarkStart w:id="23" w:name="_Toc229835770"/>
+      <w:bookmarkStart w:id="23" w:name="_Toc229829449"/>
+      <w:bookmarkStart w:id="24" w:name="_Toc229835770"/>
       <w:r>
         <w:rPr>
           <w:rFonts w:eastAsia="Times New Roman"/>
@@ -20919,8 +18802,8 @@
         </w:rPr>
         <w:t>Распределение ролей членов команды</w:t>
       </w:r>
-      <w:bookmarkEnd w:id="22"/>
       <w:bookmarkEnd w:id="23"/>
+      <w:bookmarkEnd w:id="24"/>
     </w:p>
     <w:p>
       <w:pPr>
@@ -21103,8 +18986,8 @@
           <w:lang w:eastAsia="ru-RU"/>
         </w:rPr>
       </w:pPr>
-      <w:bookmarkStart w:id="24" w:name="_Toc229829450"/>
-      <w:bookmarkStart w:id="25" w:name="_Toc229835771"/>
+      <w:bookmarkStart w:id="25" w:name="_Toc229829450"/>
+      <w:bookmarkStart w:id="26" w:name="_Toc229835771"/>
       <w:r>
         <w:rPr>
           <w:rFonts w:eastAsia="Times New Roman"/>
@@ -21113,8 +18996,8 @@
         <w:lastRenderedPageBreak/>
         <w:t>Модуль «Интерфейс администратора»</w:t>
       </w:r>
-      <w:bookmarkEnd w:id="24"/>
       <w:bookmarkEnd w:id="25"/>
+      <w:bookmarkEnd w:id="26"/>
     </w:p>
     <w:p>
       <w:pPr>
@@ -21128,8 +19011,8 @@
           <w:lang w:eastAsia="ru-RU"/>
         </w:rPr>
       </w:pPr>
-      <w:bookmarkStart w:id="26" w:name="_Toc229829451"/>
-      <w:bookmarkStart w:id="27" w:name="_Toc229835772"/>
+      <w:bookmarkStart w:id="27" w:name="_Toc229829451"/>
+      <w:bookmarkStart w:id="28" w:name="_Toc229835772"/>
       <w:r>
         <w:rPr>
           <w:rFonts w:eastAsia="Times New Roman"/>
@@ -21137,8 +19020,8 @@
         </w:rPr>
         <w:t>Основное описание модуля</w:t>
       </w:r>
-      <w:bookmarkEnd w:id="26"/>
       <w:bookmarkEnd w:id="27"/>
+      <w:bookmarkEnd w:id="28"/>
     </w:p>
     <w:p>
       <w:pPr>
@@ -21244,7 +19127,7 @@
           <w:lang w:eastAsia="ru-RU"/>
         </w:rPr>
       </w:pPr>
-      <w:bookmarkStart w:id="28" w:name="_Toc229835773"/>
+      <w:bookmarkStart w:id="29" w:name="_Toc229835773"/>
       <w:r>
         <w:rPr>
           <w:rFonts w:eastAsia="Times New Roman"/>
@@ -21252,7 +19135,7 @@
         </w:rPr>
         <w:t>Управление билетами и вопросами</w:t>
       </w:r>
-      <w:bookmarkEnd w:id="28"/>
+      <w:bookmarkEnd w:id="29"/>
     </w:p>
     <w:p>
       <w:pPr>
@@ -21344,7 +19227,7 @@
           <w:lang w:eastAsia="ru-RU"/>
         </w:rPr>
       </w:pPr>
-      <w:bookmarkStart w:id="29" w:name="_Toc229835774"/>
+      <w:bookmarkStart w:id="30" w:name="_Toc229835774"/>
       <w:r>
         <w:rPr>
           <w:rFonts w:eastAsia="Times New Roman"/>
@@ -21352,7 +19235,7 @@
         </w:rPr>
         <w:t>Импорт из CSV</w:t>
       </w:r>
-      <w:bookmarkEnd w:id="29"/>
+      <w:bookmarkEnd w:id="30"/>
     </w:p>
     <w:p>
       <w:pPr>
@@ -21393,145 +19276,14 @@
           <w:lang w:eastAsia="ru-RU"/>
         </w:rPr>
       </w:pPr>
-      <w:proofErr w:type="spellStart"/>
-      <w:r>
-        <w:rPr>
-          <w:rFonts w:ascii="Times New Roman" w:eastAsia="Times New Roman" w:hAnsi="Times New Roman" w:cs="Times New Roman"/>
-          <w:sz w:val="28"/>
-          <w:szCs w:val="28"/>
-          <w:lang w:eastAsia="ru-RU"/>
-        </w:rPr>
-        <w:t>Парсинг</w:t>
-      </w:r>
-      <w:proofErr w:type="spellEnd"/>
-      <w:r>
-        <w:rPr>
-          <w:rFonts w:ascii="Times New Roman" w:eastAsia="Times New Roman" w:hAnsi="Times New Roman" w:cs="Times New Roman"/>
-          <w:sz w:val="28"/>
-          <w:szCs w:val="28"/>
-          <w:lang w:eastAsia="ru-RU"/>
-        </w:rPr>
-        <w:t xml:space="preserve"> CSV (столбцы, </w:t>
-      </w:r>
-      <w:proofErr w:type="gramStart"/>
-      <w:r>
-        <w:rPr>
-          <w:rFonts w:ascii="Times New Roman" w:eastAsia="Times New Roman" w:hAnsi="Times New Roman" w:cs="Times New Roman"/>
-          <w:sz w:val="28"/>
-          <w:szCs w:val="28"/>
-          <w:lang w:eastAsia="ru-RU"/>
-        </w:rPr>
-        <w:t>например</w:t>
-      </w:r>
-      <w:proofErr w:type="gramEnd"/>
-      <w:r>
-        <w:rPr>
-          <w:rFonts w:ascii="Times New Roman" w:eastAsia="Times New Roman" w:hAnsi="Times New Roman" w:cs="Times New Roman"/>
-          <w:sz w:val="28"/>
-          <w:szCs w:val="28"/>
-          <w:lang w:eastAsia="ru-RU"/>
-        </w:rPr>
-        <w:t>: `</w:t>
-      </w:r>
-      <w:proofErr w:type="spellStart"/>
-      <w:r>
-        <w:rPr>
-          <w:rFonts w:ascii="Times New Roman" w:eastAsia="Times New Roman" w:hAnsi="Times New Roman" w:cs="Times New Roman"/>
-          <w:sz w:val="28"/>
-          <w:szCs w:val="28"/>
-          <w:lang w:eastAsia="ru-RU"/>
-        </w:rPr>
-        <w:t>номер_билета</w:t>
-      </w:r>
-      <w:proofErr w:type="spellEnd"/>
-      <w:r>
-        <w:rPr>
-          <w:rFonts w:ascii="Times New Roman" w:eastAsia="Times New Roman" w:hAnsi="Times New Roman" w:cs="Times New Roman"/>
-          <w:sz w:val="28"/>
-          <w:szCs w:val="28"/>
-          <w:lang w:eastAsia="ru-RU"/>
-        </w:rPr>
-        <w:t xml:space="preserve">, вопрос, </w:t>
-      </w:r>
-      <w:proofErr w:type="spellStart"/>
-      <w:r>
-        <w:rPr>
-          <w:rFonts w:ascii="Times New Roman" w:eastAsia="Times New Roman" w:hAnsi="Times New Roman" w:cs="Times New Roman"/>
-          <w:sz w:val="28"/>
-          <w:szCs w:val="28"/>
-          <w:lang w:eastAsia="ru-RU"/>
-        </w:rPr>
-        <w:t>вариант_A</w:t>
-      </w:r>
-      <w:proofErr w:type="spellEnd"/>
-      <w:r>
-        <w:rPr>
-          <w:rFonts w:ascii="Times New Roman" w:eastAsia="Times New Roman" w:hAnsi="Times New Roman" w:cs="Times New Roman"/>
-          <w:sz w:val="28"/>
-          <w:szCs w:val="28"/>
-          <w:lang w:eastAsia="ru-RU"/>
-        </w:rPr>
-        <w:t xml:space="preserve">, </w:t>
-      </w:r>
-      <w:proofErr w:type="spellStart"/>
-      <w:r>
-        <w:rPr>
-          <w:rFonts w:ascii="Times New Roman" w:eastAsia="Times New Roman" w:hAnsi="Times New Roman" w:cs="Times New Roman"/>
-          <w:sz w:val="28"/>
-          <w:szCs w:val="28"/>
-          <w:lang w:eastAsia="ru-RU"/>
-        </w:rPr>
-        <w:t>вариант_B</w:t>
-      </w:r>
-      <w:proofErr w:type="spellEnd"/>
-      <w:r>
-        <w:rPr>
-          <w:rFonts w:ascii="Times New Roman" w:eastAsia="Times New Roman" w:hAnsi="Times New Roman" w:cs="Times New Roman"/>
-          <w:sz w:val="28"/>
-          <w:szCs w:val="28"/>
-          <w:lang w:eastAsia="ru-RU"/>
-        </w:rPr>
-        <w:t xml:space="preserve">, </w:t>
-      </w:r>
-      <w:proofErr w:type="spellStart"/>
-      <w:r>
-        <w:rPr>
-          <w:rFonts w:ascii="Times New Roman" w:eastAsia="Times New Roman" w:hAnsi="Times New Roman" w:cs="Times New Roman"/>
-          <w:sz w:val="28"/>
-          <w:szCs w:val="28"/>
-          <w:lang w:eastAsia="ru-RU"/>
-        </w:rPr>
-        <w:t>вариант_C</w:t>
-      </w:r>
-      <w:proofErr w:type="spellEnd"/>
-      <w:r>
-        <w:rPr>
-          <w:rFonts w:ascii="Times New Roman" w:eastAsia="Times New Roman" w:hAnsi="Times New Roman" w:cs="Times New Roman"/>
-          <w:sz w:val="28"/>
-          <w:szCs w:val="28"/>
-          <w:lang w:eastAsia="ru-RU"/>
-        </w:rPr>
-        <w:t xml:space="preserve">, </w:t>
-      </w:r>
-      <w:proofErr w:type="spellStart"/>
-      <w:r>
-        <w:rPr>
-          <w:rFonts w:ascii="Times New Roman" w:eastAsia="Times New Roman" w:hAnsi="Times New Roman" w:cs="Times New Roman"/>
-          <w:sz w:val="28"/>
-          <w:szCs w:val="28"/>
-          <w:lang w:eastAsia="ru-RU"/>
-        </w:rPr>
-        <w:t>правильный_ответ</w:t>
-      </w:r>
-      <w:proofErr w:type="spellEnd"/>
-      <w:r>
-        <w:rPr>
-          <w:rFonts w:ascii="Times New Roman" w:eastAsia="Times New Roman" w:hAnsi="Times New Roman" w:cs="Times New Roman"/>
-          <w:sz w:val="28"/>
-          <w:szCs w:val="28"/>
-          <w:lang w:eastAsia="ru-RU"/>
-        </w:rPr>
-        <w:t>`)</w:t>
+      <w:r>
+        <w:rPr>
+          <w:rFonts w:ascii="Times New Roman" w:eastAsia="Times New Roman" w:hAnsi="Times New Roman" w:cs="Times New Roman"/>
+          <w:sz w:val="28"/>
+          <w:szCs w:val="28"/>
+          <w:lang w:eastAsia="ru-RU"/>
+        </w:rPr>
+        <w:t>Парсинг CSV (столбцы, например: `номер_билета, вопрос, вариант_A, вариант_B, вариант_C, правильный_ответ`)</w:t>
       </w:r>
     </w:p>
     <w:p>
@@ -21550,25 +19302,14 @@
           <w:lang w:eastAsia="ru-RU"/>
         </w:rPr>
       </w:pPr>
-      <w:proofErr w:type="spellStart"/>
-      <w:r>
-        <w:rPr>
-          <w:rFonts w:ascii="Times New Roman" w:eastAsia="Times New Roman" w:hAnsi="Times New Roman" w:cs="Times New Roman"/>
-          <w:sz w:val="28"/>
-          <w:szCs w:val="28"/>
-          <w:lang w:eastAsia="ru-RU"/>
-        </w:rPr>
-        <w:t>Валидация</w:t>
-      </w:r>
-      <w:proofErr w:type="spellEnd"/>
-      <w:r>
-        <w:rPr>
-          <w:rFonts w:ascii="Times New Roman" w:eastAsia="Times New Roman" w:hAnsi="Times New Roman" w:cs="Times New Roman"/>
-          <w:sz w:val="28"/>
-          <w:szCs w:val="28"/>
-          <w:lang w:eastAsia="ru-RU"/>
-        </w:rPr>
-        <w:t xml:space="preserve"> данных перед добавлением</w:t>
+      <w:r>
+        <w:rPr>
+          <w:rFonts w:ascii="Times New Roman" w:eastAsia="Times New Roman" w:hAnsi="Times New Roman" w:cs="Times New Roman"/>
+          <w:sz w:val="28"/>
+          <w:szCs w:val="28"/>
+          <w:lang w:eastAsia="ru-RU"/>
+        </w:rPr>
+        <w:t>Валидация данных перед добавлением</w:t>
       </w:r>
     </w:p>
     <w:p>
@@ -21635,7 +19376,7 @@
           <w:lang w:eastAsia="ru-RU"/>
         </w:rPr>
       </w:pPr>
-      <w:bookmarkStart w:id="30" w:name="_Toc229835775"/>
+      <w:bookmarkStart w:id="31" w:name="_Toc229835775"/>
       <w:r>
         <w:rPr>
           <w:rFonts w:eastAsia="Times New Roman"/>
@@ -21643,7 +19384,7 @@
         </w:rPr>
         <w:t>Управление пользователями (опционально)</w:t>
       </w:r>
-      <w:bookmarkEnd w:id="30"/>
+      <w:bookmarkEnd w:id="31"/>
     </w:p>
     <w:p>
       <w:pPr>
@@ -21870,25 +19611,14 @@
           <w:lang w:eastAsia="ru-RU"/>
         </w:rPr>
       </w:pPr>
-      <w:proofErr w:type="spellStart"/>
-      <w:r>
-        <w:rPr>
-          <w:rFonts w:ascii="Times New Roman" w:eastAsia="Times New Roman" w:hAnsi="Times New Roman" w:cs="Times New Roman"/>
-          <w:sz w:val="28"/>
-          <w:szCs w:val="28"/>
-          <w:lang w:eastAsia="ru-RU"/>
-        </w:rPr>
-        <w:t>Предпросмотр</w:t>
-      </w:r>
-      <w:proofErr w:type="spellEnd"/>
-      <w:r>
-        <w:rPr>
-          <w:rFonts w:ascii="Times New Roman" w:eastAsia="Times New Roman" w:hAnsi="Times New Roman" w:cs="Times New Roman"/>
-          <w:sz w:val="28"/>
-          <w:szCs w:val="28"/>
-          <w:lang w:eastAsia="ru-RU"/>
-        </w:rPr>
-        <w:t xml:space="preserve"> первых строк</w:t>
+      <w:r>
+        <w:rPr>
+          <w:rFonts w:ascii="Times New Roman" w:eastAsia="Times New Roman" w:hAnsi="Times New Roman" w:cs="Times New Roman"/>
+          <w:sz w:val="28"/>
+          <w:szCs w:val="28"/>
+          <w:lang w:eastAsia="ru-RU"/>
+        </w:rPr>
+        <w:t>Предпросмотр первых строк</w:t>
       </w:r>
     </w:p>
     <w:p>
@@ -21943,8 +19673,8 @@
           <w:lang w:eastAsia="ru-RU"/>
         </w:rPr>
       </w:pPr>
-      <w:bookmarkStart w:id="31" w:name="_Toc229829452"/>
-      <w:bookmarkStart w:id="32" w:name="_Toc229835776"/>
+      <w:bookmarkStart w:id="32" w:name="_Toc229829452"/>
+      <w:bookmarkStart w:id="33" w:name="_Toc229835776"/>
       <w:r>
         <w:rPr>
           <w:rFonts w:eastAsia="Times New Roman"/>
@@ -21952,8 +19682,8 @@
         </w:rPr>
         <w:t>Распределение ролей членов команды</w:t>
       </w:r>
-      <w:bookmarkEnd w:id="31"/>
       <w:bookmarkEnd w:id="32"/>
+      <w:bookmarkEnd w:id="33"/>
     </w:p>
     <w:p>
       <w:pPr>
@@ -22136,8 +19866,8 @@
           <w:lang w:eastAsia="ru-RU"/>
         </w:rPr>
       </w:pPr>
-      <w:bookmarkStart w:id="33" w:name="_Toc229829453"/>
-      <w:bookmarkStart w:id="34" w:name="_Toc229835777"/>
+      <w:bookmarkStart w:id="34" w:name="_Toc229829453"/>
+      <w:bookmarkStart w:id="35" w:name="_Toc229835777"/>
       <w:r>
         <w:rPr>
           <w:rFonts w:eastAsia="Times New Roman"/>
@@ -22145,8 +19875,8 @@
         </w:rPr>
         <w:t>Модуль «Тестирование»</w:t>
       </w:r>
-      <w:bookmarkEnd w:id="33"/>
       <w:bookmarkEnd w:id="34"/>
+      <w:bookmarkEnd w:id="35"/>
     </w:p>
     <w:p>
       <w:pPr>
@@ -22160,7 +19890,7 @@
           <w:lang w:eastAsia="ru-RU"/>
         </w:rPr>
       </w:pPr>
-      <w:bookmarkStart w:id="35" w:name="_Toc229835778"/>
+      <w:bookmarkStart w:id="36" w:name="_Toc229835778"/>
       <w:r>
         <w:rPr>
           <w:rFonts w:eastAsia="Times New Roman"/>
@@ -22168,7 +19898,7 @@
         </w:rPr>
         <w:t>Основное описание модуля</w:t>
       </w:r>
-      <w:bookmarkEnd w:id="35"/>
+      <w:bookmarkEnd w:id="36"/>
     </w:p>
     <w:p>
       <w:pPr>
@@ -22260,8 +19990,8 @@
           <w:lang w:eastAsia="ru-RU"/>
         </w:rPr>
       </w:pPr>
-      <w:bookmarkStart w:id="36" w:name="_Toc229829454"/>
-      <w:bookmarkStart w:id="37" w:name="_Toc229835779"/>
+      <w:bookmarkStart w:id="37" w:name="_Toc229829454"/>
+      <w:bookmarkStart w:id="38" w:name="_Toc229835779"/>
       <w:r>
         <w:rPr>
           <w:rFonts w:eastAsia="Times New Roman"/>
@@ -22276,8 +20006,8 @@
         </w:rPr>
         <w:t>билета</w:t>
       </w:r>
-      <w:bookmarkEnd w:id="36"/>
       <w:bookmarkEnd w:id="37"/>
+      <w:bookmarkEnd w:id="38"/>
     </w:p>
     <w:p>
       <w:pPr>
@@ -22431,8 +20161,8 @@
           <w:lang w:eastAsia="ru-RU"/>
         </w:rPr>
       </w:pPr>
-      <w:bookmarkStart w:id="38" w:name="_Toc229829455"/>
-      <w:bookmarkStart w:id="39" w:name="_Toc229835780"/>
+      <w:bookmarkStart w:id="39" w:name="_Toc229829455"/>
+      <w:bookmarkStart w:id="40" w:name="_Toc229835780"/>
       <w:r>
         <w:rPr>
           <w:rFonts w:eastAsia="Times New Roman"/>
@@ -22440,8 +20170,8 @@
         </w:rPr>
         <w:t>Завершение теста и подсчёт результата</w:t>
       </w:r>
-      <w:bookmarkEnd w:id="38"/>
       <w:bookmarkEnd w:id="39"/>
+      <w:bookmarkEnd w:id="40"/>
     </w:p>
     <w:p>
       <w:pPr>
@@ -22629,8 +20359,8 @@
           <w:lang w:eastAsia="ru-RU"/>
         </w:rPr>
       </w:pPr>
-      <w:bookmarkStart w:id="40" w:name="_Toc229829456"/>
-      <w:bookmarkStart w:id="41" w:name="_Toc229835781"/>
+      <w:bookmarkStart w:id="41" w:name="_Toc229829456"/>
+      <w:bookmarkStart w:id="42" w:name="_Toc229835781"/>
       <w:r>
         <w:rPr>
           <w:rFonts w:eastAsia="Times New Roman"/>
@@ -22638,8 +20368,8 @@
         </w:rPr>
         <w:t>Детальный результат</w:t>
       </w:r>
-      <w:bookmarkEnd w:id="40"/>
       <w:bookmarkEnd w:id="41"/>
+      <w:bookmarkEnd w:id="42"/>
     </w:p>
     <w:p>
       <w:pPr>
@@ -22749,8 +20479,8 @@
           <w:lang w:eastAsia="ru-RU"/>
         </w:rPr>
       </w:pPr>
-      <w:bookmarkStart w:id="42" w:name="_Toc229829457"/>
-      <w:bookmarkStart w:id="43" w:name="_Toc229835782"/>
+      <w:bookmarkStart w:id="43" w:name="_Toc229829457"/>
+      <w:bookmarkStart w:id="44" w:name="_Toc229835782"/>
       <w:r>
         <w:rPr>
           <w:rFonts w:eastAsia="Times New Roman"/>
@@ -22758,8 +20488,8 @@
         </w:rPr>
         <w:t>Ограничения и защита</w:t>
       </w:r>
-      <w:bookmarkEnd w:id="42"/>
       <w:bookmarkEnd w:id="43"/>
+      <w:bookmarkEnd w:id="44"/>
     </w:p>
     <w:p>
       <w:pPr>
@@ -22825,7 +20555,7 @@
           <w:lang w:eastAsia="ru-RU"/>
         </w:rPr>
       </w:pPr>
-      <w:bookmarkStart w:id="44" w:name="_Toc229835783"/>
+      <w:bookmarkStart w:id="45" w:name="_Toc229835783"/>
       <w:r>
         <w:rPr>
           <w:rFonts w:eastAsia="Times New Roman"/>
@@ -22833,7 +20563,7 @@
         </w:rPr>
         <w:t>Распределение ролей членов команды</w:t>
       </w:r>
-      <w:bookmarkEnd w:id="44"/>
+      <w:bookmarkEnd w:id="45"/>
     </w:p>
     <w:p>
       <w:pPr>
@@ -23036,8 +20766,8 @@
           <w:lang w:eastAsia="ru-RU"/>
         </w:rPr>
       </w:pPr>
-      <w:bookmarkStart w:id="45" w:name="_Toc229829459"/>
-      <w:bookmarkStart w:id="46" w:name="_Toc229835784"/>
+      <w:bookmarkStart w:id="46" w:name="_Toc229829459"/>
+      <w:bookmarkStart w:id="47" w:name="_Toc229835784"/>
       <w:r>
         <w:rPr>
           <w:rFonts w:eastAsia="Times New Roman"/>
@@ -23046,8 +20776,8 @@
         <w:lastRenderedPageBreak/>
         <w:t>Создание плановой документации</w:t>
       </w:r>
-      <w:bookmarkEnd w:id="45"/>
       <w:bookmarkEnd w:id="46"/>
+      <w:bookmarkEnd w:id="47"/>
     </w:p>
     <w:p>
       <w:pPr>
@@ -23111,8 +20841,8 @@
           <w:lang w:eastAsia="ru-RU"/>
         </w:rPr>
       </w:pPr>
-      <w:bookmarkStart w:id="47" w:name="_Toc229829460"/>
-      <w:bookmarkStart w:id="48" w:name="_Toc229835785"/>
+      <w:bookmarkStart w:id="48" w:name="_Toc229829460"/>
+      <w:bookmarkStart w:id="49" w:name="_Toc229835785"/>
       <w:r>
         <w:rPr>
           <w:rFonts w:eastAsia="Times New Roman"/>
@@ -23120,8 +20850,8 @@
         </w:rPr>
         <w:t>Диаграмма Использования</w:t>
       </w:r>
-      <w:bookmarkEnd w:id="47"/>
       <w:bookmarkEnd w:id="48"/>
+      <w:bookmarkEnd w:id="49"/>
     </w:p>
     <w:p>
       <w:pPr>
@@ -23327,25 +21057,7 @@
           <w:sz w:val="28"/>
           <w:szCs w:val="28"/>
         </w:rPr>
-        <w:t>Личный кабинет: содержит основную информацию о пользователе (</w:t>
-      </w:r>
-      <w:proofErr w:type="spellStart"/>
-      <w:r>
-        <w:rPr>
-          <w:rFonts w:ascii="Times New Roman" w:hAnsi="Times New Roman" w:cs="Times New Roman"/>
-          <w:sz w:val="28"/>
-          <w:szCs w:val="28"/>
-        </w:rPr>
-        <w:t>никнейм</w:t>
-      </w:r>
-      <w:proofErr w:type="spellEnd"/>
-      <w:r>
-        <w:rPr>
-          <w:rFonts w:ascii="Times New Roman" w:hAnsi="Times New Roman" w:cs="Times New Roman"/>
-          <w:sz w:val="28"/>
-          <w:szCs w:val="28"/>
-        </w:rPr>
-        <w:t xml:space="preserve"> и статистику)</w:t>
+        <w:t>Личный кабинет: содержит основную информацию о пользователе (никнейм и статистику)</w:t>
       </w:r>
     </w:p>
     <w:p>
@@ -23808,25 +21520,7 @@
           <w:sz w:val="28"/>
           <w:szCs w:val="28"/>
         </w:rPr>
-        <w:t xml:space="preserve">Чтобы начать проходить тестирование необходимо выбрать Режим тестирования и </w:t>
-      </w:r>
-      <w:proofErr w:type="gramStart"/>
-      <w:r>
-        <w:rPr>
-          <w:rFonts w:ascii="Times New Roman" w:hAnsi="Times New Roman" w:cs="Times New Roman"/>
-          <w:sz w:val="28"/>
-          <w:szCs w:val="28"/>
-        </w:rPr>
-        <w:t>Загрузить</w:t>
-      </w:r>
-      <w:proofErr w:type="gramEnd"/>
-      <w:r>
-        <w:rPr>
-          <w:rFonts w:ascii="Times New Roman" w:hAnsi="Times New Roman" w:cs="Times New Roman"/>
-          <w:sz w:val="28"/>
-          <w:szCs w:val="28"/>
-        </w:rPr>
-        <w:t xml:space="preserve"> билеты</w:t>
+        <w:t>Чтобы начать проходить тестирование необходимо выбрать Режим тестирования и Загрузить билеты</w:t>
       </w:r>
     </w:p>
     <w:p>
@@ -24000,13 +21694,13 @@
           <w:numId w:val="10"/>
         </w:numPr>
       </w:pPr>
-      <w:bookmarkStart w:id="49" w:name="_Toc229829461"/>
-      <w:bookmarkStart w:id="50" w:name="_Toc229835786"/>
+      <w:bookmarkStart w:id="50" w:name="_Toc229829461"/>
+      <w:bookmarkStart w:id="51" w:name="_Toc229835786"/>
       <w:r>
         <w:t>Диаграмма классов</w:t>
       </w:r>
-      <w:bookmarkEnd w:id="49"/>
       <w:bookmarkEnd w:id="50"/>
+      <w:bookmarkEnd w:id="51"/>
     </w:p>
     <w:p>
       <w:pPr>
@@ -24045,13 +21739,13 @@
         </w:numPr>
         <w:ind w:left="1418"/>
       </w:pPr>
-      <w:bookmarkStart w:id="51" w:name="_Toc229829462"/>
-      <w:bookmarkStart w:id="52" w:name="_Toc229835787"/>
+      <w:bookmarkStart w:id="52" w:name="_Toc229829462"/>
+      <w:bookmarkStart w:id="53" w:name="_Toc229835787"/>
       <w:r>
         <w:t>Гость и ограниченный доступ</w:t>
       </w:r>
-      <w:bookmarkEnd w:id="51"/>
       <w:bookmarkEnd w:id="52"/>
+      <w:bookmarkEnd w:id="53"/>
     </w:p>
     <w:p>
       <w:pPr>
@@ -24099,13 +21793,13 @@
         </w:numPr>
         <w:ind w:left="1418"/>
       </w:pPr>
-      <w:bookmarkStart w:id="53" w:name="_Toc229829463"/>
-      <w:bookmarkStart w:id="54" w:name="_Toc229835788"/>
+      <w:bookmarkStart w:id="54" w:name="_Toc229829463"/>
+      <w:bookmarkStart w:id="55" w:name="_Toc229835788"/>
       <w:r>
         <w:t>Зарегистрированный пользователь: полный цикл тестирования</w:t>
       </w:r>
-      <w:bookmarkEnd w:id="53"/>
       <w:bookmarkEnd w:id="54"/>
+      <w:bookmarkEnd w:id="55"/>
     </w:p>
     <w:p>
       <w:pPr>
@@ -24504,13 +22198,13 @@
         </w:numPr>
         <w:ind w:left="1418"/>
       </w:pPr>
-      <w:bookmarkStart w:id="55" w:name="_Toc229829464"/>
-      <w:bookmarkStart w:id="56" w:name="_Toc229835789"/>
+      <w:bookmarkStart w:id="56" w:name="_Toc229829464"/>
+      <w:bookmarkStart w:id="57" w:name="_Toc229835789"/>
       <w:r>
         <w:t>Администратор: управление контентом</w:t>
       </w:r>
-      <w:bookmarkEnd w:id="55"/>
       <w:bookmarkEnd w:id="56"/>
+      <w:bookmarkEnd w:id="57"/>
     </w:p>
     <w:p>
       <w:pPr>
@@ -24745,13 +22439,13 @@
           <w:numId w:val="10"/>
         </w:numPr>
       </w:pPr>
-      <w:bookmarkStart w:id="57" w:name="_Toc229829465"/>
-      <w:bookmarkStart w:id="58" w:name="_Toc229835790"/>
+      <w:bookmarkStart w:id="58" w:name="_Toc229829465"/>
+      <w:bookmarkStart w:id="59" w:name="_Toc229835790"/>
       <w:r>
         <w:t>Связи между процессами</w:t>
       </w:r>
-      <w:bookmarkEnd w:id="57"/>
       <w:bookmarkEnd w:id="58"/>
+      <w:bookmarkEnd w:id="59"/>
     </w:p>
     <w:p>
       <w:pPr>
@@ -24990,13 +22684,13 @@
           <w:numId w:val="10"/>
         </w:numPr>
       </w:pPr>
-      <w:bookmarkStart w:id="59" w:name="_Toc229829466"/>
-      <w:bookmarkStart w:id="60" w:name="_Toc229835791"/>
+      <w:bookmarkStart w:id="60" w:name="_Toc229829466"/>
+      <w:bookmarkStart w:id="61" w:name="_Toc229835791"/>
       <w:r>
         <w:t>Диаграмма компонентов</w:t>
       </w:r>
-      <w:bookmarkEnd w:id="59"/>
       <w:bookmarkEnd w:id="60"/>
+      <w:bookmarkEnd w:id="61"/>
     </w:p>
     <w:p>
       <w:pPr>
@@ -25258,13 +22952,13 @@
           <w:numId w:val="10"/>
         </w:numPr>
       </w:pPr>
-      <w:bookmarkStart w:id="61" w:name="_Toc229829467"/>
-      <w:bookmarkStart w:id="62" w:name="_Toc229835792"/>
+      <w:bookmarkStart w:id="62" w:name="_Toc229829467"/>
+      <w:bookmarkStart w:id="63" w:name="_Toc229835792"/>
       <w:r>
         <w:t>Диаграмма развертывания</w:t>
       </w:r>
-      <w:bookmarkEnd w:id="61"/>
       <w:bookmarkEnd w:id="62"/>
+      <w:bookmarkEnd w:id="63"/>
     </w:p>
     <w:p>
       <w:pPr>
@@ -25303,13 +22997,13 @@
         </w:numPr>
         <w:ind w:left="1418"/>
       </w:pPr>
-      <w:bookmarkStart w:id="63" w:name="_Toc229829468"/>
-      <w:bookmarkStart w:id="64" w:name="_Toc229835793"/>
+      <w:bookmarkStart w:id="64" w:name="_Toc229829468"/>
+      <w:bookmarkStart w:id="65" w:name="_Toc229835793"/>
       <w:r>
         <w:t>Узлы и устройства</w:t>
       </w:r>
-      <w:bookmarkEnd w:id="63"/>
       <w:bookmarkEnd w:id="64"/>
+      <w:bookmarkEnd w:id="65"/>
     </w:p>
     <w:p>
       <w:pPr>
@@ -25412,33 +23106,15 @@
           <w:sz w:val="28"/>
           <w:szCs w:val="28"/>
         </w:rPr>
-        <w:t xml:space="preserve">Оба клиента подключаются к серверной части через </w:t>
-      </w:r>
-      <w:proofErr w:type="spellStart"/>
+        <w:t>Оба клиента подключаются к серверной части через интернет-соед</w:t>
+      </w:r>
       <w:r>
         <w:rPr>
           <w:rFonts w:ascii="Times New Roman" w:hAnsi="Times New Roman" w:cs="Times New Roman"/>
           <w:sz w:val="28"/>
           <w:szCs w:val="28"/>
         </w:rPr>
-        <w:t>интернет-соед</w:t>
-      </w:r>
-      <w:r>
-        <w:rPr>
-          <w:rFonts w:ascii="Times New Roman" w:hAnsi="Times New Roman" w:cs="Times New Roman"/>
-          <w:sz w:val="28"/>
-          <w:szCs w:val="28"/>
-        </w:rPr>
-        <w:t>инение</w:t>
-      </w:r>
-      <w:proofErr w:type="spellEnd"/>
-      <w:r>
-        <w:rPr>
-          <w:rFonts w:ascii="Times New Roman" w:hAnsi="Times New Roman" w:cs="Times New Roman"/>
-          <w:sz w:val="28"/>
-          <w:szCs w:val="28"/>
-        </w:rPr>
-        <w:t xml:space="preserve"> (защищённое соединение).</w:t>
+        <w:t>инение (защищённое соединение).</w:t>
       </w:r>
     </w:p>
     <w:p>
@@ -25518,16 +23194,16 @@
           <w:szCs w:val="24"/>
         </w:rPr>
       </w:pPr>
-      <w:bookmarkStart w:id="65" w:name="_Toc229829469"/>
-      <w:bookmarkStart w:id="66" w:name="_Toc229835794"/>
+      <w:bookmarkStart w:id="66" w:name="_Toc229829469"/>
+      <w:bookmarkStart w:id="67" w:name="_Toc229835794"/>
       <w:r>
         <w:rPr>
           <w:rStyle w:val="30"/>
         </w:rPr>
         <w:t>Сервисы, размещённые на серверном узле</w:t>
       </w:r>
-      <w:bookmarkEnd w:id="65"/>
       <w:bookmarkEnd w:id="66"/>
+      <w:bookmarkEnd w:id="67"/>
     </w:p>
     <w:p>
       <w:pPr>
@@ -25825,13 +23501,13 @@
           <w:numId w:val="10"/>
         </w:numPr>
       </w:pPr>
-      <w:bookmarkStart w:id="67" w:name="_Toc229829470"/>
-      <w:bookmarkStart w:id="68" w:name="_Toc229835795"/>
+      <w:bookmarkStart w:id="68" w:name="_Toc229829470"/>
+      <w:bookmarkStart w:id="69" w:name="_Toc229835795"/>
       <w:r>
         <w:t>Базы данных</w:t>
       </w:r>
-      <w:bookmarkEnd w:id="67"/>
       <w:bookmarkEnd w:id="68"/>
+      <w:bookmarkEnd w:id="69"/>
     </w:p>
     <w:p>
       <w:pPr>
@@ -26193,8 +23869,8 @@
           <w:lang w:eastAsia="ru-RU"/>
         </w:rPr>
       </w:pPr>
-      <w:bookmarkStart w:id="69" w:name="_Toc229829471"/>
-      <w:bookmarkStart w:id="70" w:name="_Toc229835796"/>
+      <w:bookmarkStart w:id="70" w:name="_Toc229829471"/>
+      <w:bookmarkStart w:id="71" w:name="_Toc229835796"/>
       <w:r>
         <w:rPr>
           <w:rFonts w:eastAsia="Times New Roman"/>
@@ -26212,8 +23888,8 @@
         </w:rPr>
         <w:t>.</w:t>
       </w:r>
-      <w:bookmarkEnd w:id="69"/>
       <w:bookmarkEnd w:id="70"/>
+      <w:bookmarkEnd w:id="71"/>
     </w:p>
     <w:p>
       <w:pPr>
@@ -26258,27 +23934,7 @@
           <w:szCs w:val="28"/>
           <w:lang w:eastAsia="ru-RU"/>
         </w:rPr>
-        <w:t>Для успешной разработки и наглядного представления базы данных (</w:t>
-      </w:r>
-      <w:proofErr w:type="spellStart"/>
-      <w:r>
-        <w:rPr>
-          <w:rFonts w:ascii="Times New Roman" w:eastAsia="Times New Roman" w:hAnsi="Times New Roman" w:cs="Times New Roman"/>
-          <w:sz w:val="28"/>
-          <w:szCs w:val="28"/>
-          <w:lang w:eastAsia="ru-RU"/>
-        </w:rPr>
-        <w:t>бд</w:t>
-      </w:r>
-      <w:proofErr w:type="spellEnd"/>
-      <w:r>
-        <w:rPr>
-          <w:rFonts w:ascii="Times New Roman" w:eastAsia="Times New Roman" w:hAnsi="Times New Roman" w:cs="Times New Roman"/>
-          <w:sz w:val="28"/>
-          <w:szCs w:val="28"/>
-          <w:lang w:eastAsia="ru-RU"/>
-        </w:rPr>
-        <w:t xml:space="preserve">) была создана </w:t>
+        <w:t xml:space="preserve">Для успешной разработки и наглядного представления базы данных (бд) была создана </w:t>
       </w:r>
       <w:r>
         <w:rPr>
@@ -26404,27 +24060,7 @@
           <w:szCs w:val="28"/>
           <w:lang w:eastAsia="ru-RU"/>
         </w:rPr>
-        <w:t xml:space="preserve">диаграмма </w:t>
-      </w:r>
-      <w:proofErr w:type="spellStart"/>
-      <w:r>
-        <w:rPr>
-          <w:rFonts w:ascii="Times New Roman" w:eastAsia="Times New Roman" w:hAnsi="Times New Roman" w:cs="Times New Roman"/>
-          <w:sz w:val="28"/>
-          <w:szCs w:val="28"/>
-          <w:lang w:eastAsia="ru-RU"/>
-        </w:rPr>
-        <w:t>бд</w:t>
-      </w:r>
-      <w:proofErr w:type="spellEnd"/>
-      <w:r>
-        <w:rPr>
-          <w:rFonts w:ascii="Times New Roman" w:eastAsia="Times New Roman" w:hAnsi="Times New Roman" w:cs="Times New Roman"/>
-          <w:sz w:val="28"/>
-          <w:szCs w:val="28"/>
-          <w:lang w:eastAsia="ru-RU"/>
-        </w:rPr>
-        <w:t>.</w:t>
+        <w:t>диаграмма бд.</w:t>
       </w:r>
     </w:p>
     <w:p>
@@ -27004,8 +24640,8 @@
           <w:lang w:eastAsia="ru-RU"/>
         </w:rPr>
       </w:pPr>
-      <w:bookmarkStart w:id="71" w:name="_Toc229829472"/>
-      <w:bookmarkStart w:id="72" w:name="_Toc229835797"/>
+      <w:bookmarkStart w:id="72" w:name="_Toc229829472"/>
+      <w:bookmarkStart w:id="73" w:name="_Toc229835797"/>
       <w:r>
         <w:rPr>
           <w:rFonts w:eastAsia="Times New Roman"/>
@@ -27015,8 +24651,8 @@
         <w:lastRenderedPageBreak/>
         <w:t>Тестирование</w:t>
       </w:r>
-      <w:bookmarkEnd w:id="71"/>
       <w:bookmarkEnd w:id="72"/>
+      <w:bookmarkEnd w:id="73"/>
     </w:p>
     <w:p>
       <w:pPr>
@@ -27131,8 +24767,8 @@
           <w:lang w:eastAsia="ru-RU"/>
         </w:rPr>
       </w:pPr>
-      <w:bookmarkStart w:id="73" w:name="_Toc229829473"/>
-      <w:bookmarkStart w:id="74" w:name="_Toc229835798"/>
+      <w:bookmarkStart w:id="74" w:name="_Toc229829473"/>
+      <w:bookmarkStart w:id="75" w:name="_Toc229835798"/>
       <w:r>
         <w:rPr>
           <w:rFonts w:eastAsia="Times New Roman"/>
@@ -27142,8 +24778,8 @@
         <w:lastRenderedPageBreak/>
         <w:t>Описание организации реализации проекта</w:t>
       </w:r>
-      <w:bookmarkEnd w:id="73"/>
       <w:bookmarkEnd w:id="74"/>
+      <w:bookmarkEnd w:id="75"/>
     </w:p>
     <w:p>
       <w:pPr>
@@ -27450,18 +25086,7 @@
           <w:szCs w:val="28"/>
           <w:lang w:eastAsia="ru-RU"/>
         </w:rPr>
-        <w:t>На первых этапах разработки продукта (а именно разработка общей документации и проектирование модулей) все из</w:t>
-      </w:r>
-      <w:bookmarkStart w:id="75" w:name="_GoBack"/>
-      <w:bookmarkEnd w:id="75"/>
-      <w:r>
-        <w:rPr>
-          <w:rFonts w:ascii="Times New Roman" w:eastAsia="Times New Roman" w:hAnsi="Times New Roman" w:cs="Times New Roman"/>
-          <w:sz w:val="28"/>
-          <w:szCs w:val="28"/>
-          <w:lang w:eastAsia="ru-RU"/>
-        </w:rPr>
-        <w:t>менения фиксировались в основной ветке. При переходе на этап реализации продукта, в соответствии с разработанной документацией, все изменения фиксировались соответственно на ветке разработки.</w:t>
+        <w:t>На первых этапах разработки продукта (а именно разработка общей документации и проектирование модулей) все изменения фиксировались в основной ветке. При переходе на этап реализации продукта, в соответствии с разработанной документацией, все изменения фиксировались соответственно на ветке разработки.</w:t>
       </w:r>
     </w:p>
     <w:p>
@@ -27549,25 +25174,14 @@
           <w:lang w:eastAsia="ru-RU"/>
         </w:rPr>
       </w:pPr>
-      <w:proofErr w:type="spellStart"/>
-      <w:r>
-        <w:rPr>
-          <w:rFonts w:ascii="Times New Roman" w:eastAsia="Times New Roman" w:hAnsi="Times New Roman" w:cs="Times New Roman"/>
-          <w:sz w:val="28"/>
-          <w:szCs w:val="28"/>
-          <w:lang w:eastAsia="ru-RU"/>
-        </w:rPr>
-        <w:t>Канбан</w:t>
-      </w:r>
-      <w:proofErr w:type="spellEnd"/>
-      <w:r>
-        <w:rPr>
-          <w:rFonts w:ascii="Times New Roman" w:eastAsia="Times New Roman" w:hAnsi="Times New Roman" w:cs="Times New Roman"/>
-          <w:sz w:val="28"/>
-          <w:szCs w:val="28"/>
-          <w:lang w:eastAsia="ru-RU"/>
-        </w:rPr>
-        <w:t xml:space="preserve"> доска (</w:t>
+      <w:r>
+        <w:rPr>
+          <w:rFonts w:ascii="Times New Roman" w:eastAsia="Times New Roman" w:hAnsi="Times New Roman" w:cs="Times New Roman"/>
+          <w:sz w:val="28"/>
+          <w:szCs w:val="28"/>
+          <w:lang w:eastAsia="ru-RU"/>
+        </w:rPr>
+        <w:t>Канбан доска (</w:t>
       </w:r>
       <w:r>
         <w:rPr>
@@ -27608,27 +25222,7 @@
           <w:szCs w:val="28"/>
           <w:lang w:eastAsia="ru-RU"/>
         </w:rPr>
-        <w:t xml:space="preserve">Так же для более удобного процесса разработки продукта была организована </w:t>
-      </w:r>
-      <w:proofErr w:type="spellStart"/>
-      <w:r>
-        <w:rPr>
-          <w:rFonts w:ascii="Times New Roman" w:eastAsia="Times New Roman" w:hAnsi="Times New Roman" w:cs="Times New Roman"/>
-          <w:sz w:val="28"/>
-          <w:szCs w:val="28"/>
-          <w:lang w:eastAsia="ru-RU"/>
-        </w:rPr>
-        <w:t>Канбан</w:t>
-      </w:r>
-      <w:proofErr w:type="spellEnd"/>
-      <w:r>
-        <w:rPr>
-          <w:rFonts w:ascii="Times New Roman" w:eastAsia="Times New Roman" w:hAnsi="Times New Roman" w:cs="Times New Roman"/>
-          <w:sz w:val="28"/>
-          <w:szCs w:val="28"/>
-          <w:lang w:eastAsia="ru-RU"/>
-        </w:rPr>
-        <w:t xml:space="preserve"> доска на основе сервиса </w:t>
+        <w:t xml:space="preserve">Так же для более удобного процесса разработки продукта была организована Канбан доска на основе сервиса </w:t>
       </w:r>
       <w:r>
         <w:rPr>
@@ -27662,7 +25256,6 @@
           <w:lang w:eastAsia="ru-RU"/>
         </w:rPr>
       </w:pPr>
-      <w:proofErr w:type="spellStart"/>
       <w:r>
         <w:rPr>
           <w:rFonts w:ascii="Times New Roman" w:eastAsia="Times New Roman" w:hAnsi="Times New Roman" w:cs="Times New Roman"/>
@@ -27671,17 +25264,7 @@
           <w:lang w:eastAsia="ru-RU"/>
         </w:rPr>
         <w:lastRenderedPageBreak/>
-        <w:t>Канбан</w:t>
-      </w:r>
-      <w:proofErr w:type="spellEnd"/>
-      <w:r>
-        <w:rPr>
-          <w:rFonts w:ascii="Times New Roman" w:eastAsia="Times New Roman" w:hAnsi="Times New Roman" w:cs="Times New Roman"/>
-          <w:sz w:val="28"/>
-          <w:szCs w:val="28"/>
-          <w:lang w:eastAsia="ru-RU"/>
-        </w:rPr>
-        <w:t xml:space="preserve">-доска </w:t>
+        <w:t xml:space="preserve">Канбан-доска </w:t>
       </w:r>
       <w:r>
         <w:rPr>
@@ -27699,27 +25282,7 @@
           <w:szCs w:val="28"/>
           <w:lang w:eastAsia="ru-RU"/>
         </w:rPr>
-        <w:t xml:space="preserve"> термин, который означает визуальное представление рабочего процесса в системе </w:t>
-      </w:r>
-      <w:proofErr w:type="spellStart"/>
-      <w:r>
-        <w:rPr>
-          <w:rFonts w:ascii="Times New Roman" w:eastAsia="Times New Roman" w:hAnsi="Times New Roman" w:cs="Times New Roman"/>
-          <w:sz w:val="28"/>
-          <w:szCs w:val="28"/>
-          <w:lang w:eastAsia="ru-RU"/>
-        </w:rPr>
-        <w:t>Kanban</w:t>
-      </w:r>
-      <w:proofErr w:type="spellEnd"/>
-      <w:r>
-        <w:rPr>
-          <w:rFonts w:ascii="Times New Roman" w:eastAsia="Times New Roman" w:hAnsi="Times New Roman" w:cs="Times New Roman"/>
-          <w:sz w:val="28"/>
-          <w:szCs w:val="28"/>
-          <w:lang w:eastAsia="ru-RU"/>
-        </w:rPr>
-        <w:t>. Это инструмент визуального управления задачами, который помогает организовать рабочий процесс и контролировать выполнение задач на каждом этапе</w:t>
+        <w:t xml:space="preserve"> термин, который означает визуальное представление рабочего процесса в системе Kanban. Это инструмент визуального управления задачами, который помогает организовать рабочий процесс и контролировать выполнение задач на каждом этапе</w:t>
       </w:r>
       <w:r>
         <w:rPr>
@@ -27751,27 +25314,7 @@
           <w:szCs w:val="28"/>
           <w:lang w:eastAsia="ru-RU"/>
         </w:rPr>
-        <w:t xml:space="preserve">Задачи на </w:t>
-      </w:r>
-      <w:proofErr w:type="spellStart"/>
-      <w:r>
-        <w:rPr>
-          <w:rFonts w:ascii="Times New Roman" w:eastAsia="Times New Roman" w:hAnsi="Times New Roman" w:cs="Times New Roman"/>
-          <w:sz w:val="28"/>
-          <w:szCs w:val="28"/>
-          <w:lang w:eastAsia="ru-RU"/>
-        </w:rPr>
-        <w:t>канбан</w:t>
-      </w:r>
-      <w:proofErr w:type="spellEnd"/>
-      <w:r>
-        <w:rPr>
-          <w:rFonts w:ascii="Times New Roman" w:eastAsia="Times New Roman" w:hAnsi="Times New Roman" w:cs="Times New Roman"/>
-          <w:sz w:val="28"/>
-          <w:szCs w:val="28"/>
-          <w:lang w:eastAsia="ru-RU"/>
-        </w:rPr>
-        <w:t xml:space="preserve"> доске были составлены в соответствии с целями проекта и его задачами. Так же для каждой задачи присвоены тематические тэги, которые помогают визуально отделять задачи по темам.</w:t>
+        <w:t>Задачи на канбан доске были составлены в соответствии с целями проекта и его задачами. Так же для каждой задачи присвоены тематические тэги, которые помогают визуально отделять задачи по темам.</w:t>
       </w:r>
     </w:p>
     <w:p>
@@ -28001,25 +25544,14 @@
           <w:lang w:eastAsia="ru-RU"/>
         </w:rPr>
       </w:pPr>
-      <w:proofErr w:type="gramStart"/>
-      <w:r>
-        <w:rPr>
-          <w:rFonts w:ascii="Times New Roman" w:eastAsia="Times New Roman" w:hAnsi="Times New Roman" w:cs="Times New Roman"/>
-          <w:sz w:val="28"/>
-          <w:szCs w:val="28"/>
-          <w:lang w:eastAsia="ru-RU"/>
-        </w:rPr>
-        <w:t>Рисунок  -</w:t>
-      </w:r>
-      <w:proofErr w:type="gramEnd"/>
-      <w:r>
-        <w:rPr>
-          <w:rFonts w:ascii="Times New Roman" w:eastAsia="Times New Roman" w:hAnsi="Times New Roman" w:cs="Times New Roman"/>
-          <w:sz w:val="28"/>
-          <w:szCs w:val="28"/>
-          <w:lang w:eastAsia="ru-RU"/>
-        </w:rPr>
-        <w:t xml:space="preserve"> История изменений задачи «Создание общей информации».</w:t>
+      <w:r>
+        <w:rPr>
+          <w:rFonts w:ascii="Times New Roman" w:eastAsia="Times New Roman" w:hAnsi="Times New Roman" w:cs="Times New Roman"/>
+          <w:sz w:val="28"/>
+          <w:szCs w:val="28"/>
+          <w:lang w:eastAsia="ru-RU"/>
+        </w:rPr>
+        <w:t>Рисунок  - История изменений задачи «Создание общей информации».</w:t>
       </w:r>
     </w:p>
     <w:p>
@@ -28354,7 +25886,6 @@
         <w:docPartUnique/>
       </w:docPartObj>
     </w:sdtPr>
-    <w:sdtEndPr/>
     <w:sdtContent>
       <w:p>
         <w:pPr>
@@ -28374,7 +25905,7 @@
           <w:rPr>
             <w:noProof/>
           </w:rPr>
-          <w:t>49</w:t>
+          <w:t>7</w:t>
         </w:r>
         <w:r>
           <w:fldChar w:fldCharType="end"/>
@@ -32342,7 +29873,7 @@
 </file>
 
 <file path=customXml/itemProps1.xml><?xml version="1.0" encoding="utf-8"?>
-<ds:datastoreItem xmlns:ds="http://schemas.openxmlformats.org/officeDocument/2006/customXml" ds:itemID="{26335507-772A-44E5-B9A7-A0682C7367C8}">
+<ds:datastoreItem xmlns:ds="http://schemas.openxmlformats.org/officeDocument/2006/customXml" ds:itemID="{FDE37FFF-1976-4C48-BC3D-E8DC8C21DAC8}">
   <ds:schemaRefs>
     <ds:schemaRef ds:uri="http://schemas.openxmlformats.org/officeDocument/2006/bibliography"/>
   </ds:schemaRefs>
